--- a/mavik-sklad/files/Соціальна.docx
+++ b/mavik-sklad/files/Соціальна.docx
@@ -3346,6 +3346,1185 @@
         <w:t>Вода ще не вбралася до кінця.</w:t>
       </w:r>
       <w:proofErr w:type="gramEnd"/>
+    </w:p>
+    <w:p/>
+    <w:p/>
+    <w:p>
+      <w:pPr>
+        <w:pStyle w:val="31"/>
+      </w:pPr>
+      <w:r>
+        <w:rPr>
+          <w:rFonts w:ascii="Arial" w:eastAsia="Arial" w:hAnsi="Arial"/>
+          <w:lang w:val="uk-UA"/>
+        </w:rPr>
+        <w:lastRenderedPageBreak/>
+        <w:t>ГЛАВА 3</w:t>
+      </w:r>
+    </w:p>
+    <w:p>
+      <w:r>
+        <w:rPr>
+          <w:lang w:val="uk-UA"/>
+        </w:rPr>
+        <w:t>Їй відповіли через три дні.</w:t>
+      </w:r>
+    </w:p>
+    <w:p>
+      <w:r>
+        <w:rPr>
+          <w:lang w:val="uk-UA"/>
+        </w:rPr>
+        <w:t>Лист був короткий: резюме отримали, готові запросити на співбесіду, запропонували два варіанти часу.</w:t>
+      </w:r>
+    </w:p>
+    <w:p>
+      <w:r>
+        <w:rPr>
+          <w:lang w:val="uk-UA"/>
+        </w:rPr>
+        <w:t>Вона перечитала його кілька разів.</w:t>
+      </w:r>
+    </w:p>
+    <w:p>
+      <w:r>
+        <w:rPr>
+          <w:lang w:val="uk-UA"/>
+        </w:rPr>
+        <w:t>Потім відкрила те саме резюме, яке відправила, і тільки тепер помітила, що в ньому досі стояло «у шлюбі».</w:t>
+      </w:r>
+    </w:p>
+    <w:p>
+      <w:r>
+        <w:rPr>
+          <w:lang w:val="uk-UA"/>
+        </w:rPr>
+        <w:t>Закрила файл.</w:t>
+      </w:r>
+    </w:p>
+    <w:p>
+      <w:r>
+        <w:rPr>
+          <w:lang w:val="uk-UA"/>
+        </w:rPr>
+        <w:t>На співбесіду прийшла раніше.</w:t>
+      </w:r>
+    </w:p>
+    <w:p>
+      <w:r>
+        <w:rPr>
+          <w:lang w:val="uk-UA"/>
+        </w:rPr>
+        <w:t>У приймальні сиділа дівчина з ноутбуком і навушником в одному вусі. Попросила зачекати, запропонувала воду. На стіні висіли фотографії дітей. Не ті самі, що на сайті, але дуже схожі: усмішки, коробки, кульки, футболки з логотипом фонду.</w:t>
+      </w:r>
+    </w:p>
+    <w:p>
+      <w:r>
+        <w:rPr>
+          <w:lang w:val="uk-UA"/>
+        </w:rPr>
+        <w:t>Вона дивилася на них недовго.</w:t>
+      </w:r>
+    </w:p>
+    <w:p>
+      <w:r>
+        <w:rPr>
+          <w:lang w:val="uk-UA"/>
+        </w:rPr>
+        <w:t>— Проходьте, будь ласка.</w:t>
+      </w:r>
+    </w:p>
+    <w:p>
+      <w:r>
+        <w:rPr>
+          <w:lang w:val="uk-UA"/>
+        </w:rPr>
+        <w:t>Співбесіда виявилася простішою, ніж вона чекала.</w:t>
+      </w:r>
+    </w:p>
+    <w:p>
+      <w:r>
+        <w:rPr>
+          <w:lang w:val="uk-UA"/>
+        </w:rPr>
+        <w:t>Її питали про попередню роботу, документи, таблиці, чи вміє говорити з людьми, які нервують, чи готова іноді затримуватися, якщо приїде велика партія допомоги або треба терміново закрити списки.</w:t>
+      </w:r>
+    </w:p>
+    <w:p>
+      <w:r>
+        <w:rPr>
+          <w:lang w:val="uk-UA"/>
+        </w:rPr>
+        <w:t>— Готова.</w:t>
+      </w:r>
+    </w:p>
+    <w:p>
+      <w:r>
+        <w:rPr>
+          <w:lang w:val="uk-UA"/>
+        </w:rPr>
+        <w:t>— У нас буває хаос.</w:t>
+      </w:r>
+    </w:p>
+    <w:p>
+      <w:r>
+        <w:rPr>
+          <w:lang w:val="uk-UA"/>
+        </w:rPr>
+        <w:t>— Нічого.</w:t>
+      </w:r>
+    </w:p>
+    <w:p>
+      <w:r>
+        <w:rPr>
+          <w:lang w:val="uk-UA"/>
+        </w:rPr>
+        <w:t>— І люди бувають різні.</w:t>
+      </w:r>
+    </w:p>
+    <w:p>
+      <w:r>
+        <w:rPr>
+          <w:lang w:val="uk-UA"/>
+        </w:rPr>
+        <w:t>— Я знаю.</w:t>
+      </w:r>
+    </w:p>
+    <w:p>
+      <w:r>
+        <w:rPr>
+          <w:lang w:val="uk-UA"/>
+        </w:rPr>
+        <w:t>Жінка навпроти перегорнула ще одну сторінку резюме.</w:t>
+      </w:r>
+    </w:p>
+    <w:p>
+      <w:r>
+        <w:rPr>
+          <w:lang w:val="uk-UA"/>
+        </w:rPr>
+        <w:t>— Чому саме благодійність?</w:t>
+      </w:r>
+    </w:p>
+    <w:p>
+      <w:r>
+        <w:rPr>
+          <w:lang w:val="uk-UA"/>
+        </w:rPr>
+        <w:t>Оце питання вона готувала.</w:t>
+      </w:r>
+    </w:p>
+    <w:p>
+      <w:r>
+        <w:rPr>
+          <w:lang w:val="uk-UA"/>
+        </w:rPr>
+        <w:t>Навіть кілька відповідей придумала дорогою.</w:t>
+      </w:r>
+    </w:p>
+    <w:p>
+      <w:r>
+        <w:rPr>
+          <w:lang w:val="uk-UA"/>
+        </w:rPr>
+        <w:t>Жодної не сказала.</w:t>
+      </w:r>
+    </w:p>
+    <w:p>
+      <w:r>
+        <w:rPr>
+          <w:lang w:val="uk-UA"/>
+        </w:rPr>
+        <w:t>— Я хочу працювати там, де від моєї роботи комусь стане легше.</w:t>
+      </w:r>
+    </w:p>
+    <w:p>
+      <w:r>
+        <w:rPr>
+          <w:lang w:val="uk-UA"/>
+        </w:rPr>
+        <w:t>Жінка кивнула. Не розчулилася. Просто поставила галочку в якомусь полі.</w:t>
+      </w:r>
+    </w:p>
+    <w:p>
+      <w:r>
+        <w:rPr>
+          <w:lang w:val="uk-UA"/>
+        </w:rPr>
+        <w:t>Їй це сподобалося.</w:t>
+      </w:r>
+    </w:p>
+    <w:p>
+      <w:r>
+        <w:rPr>
+          <w:lang w:val="uk-UA"/>
+        </w:rPr>
+        <w:t>Через тиждень вона вийшла на роботу.</w:t>
+      </w:r>
+    </w:p>
+    <w:p>
+      <w:r>
+        <w:rPr>
+          <w:lang w:val="uk-UA"/>
+        </w:rPr>
+        <w:t>Перші дні минули в паролях, таблицях, папках і поясненнях, хто кому що надсилає. Виявилося, що допомога, перш ніж стати допомогою, дуже довго була документом.</w:t>
+      </w:r>
+    </w:p>
+    <w:p>
+      <w:r>
+        <w:rPr>
+          <w:lang w:val="uk-UA"/>
+        </w:rPr>
+        <w:t>Заявка.</w:t>
+      </w:r>
+    </w:p>
+    <w:p>
+      <w:r>
+        <w:rPr>
+          <w:lang w:val="uk-UA"/>
+        </w:rPr>
+        <w:lastRenderedPageBreak/>
+        <w:t>Підтвердження.</w:t>
+      </w:r>
+    </w:p>
+    <w:p>
+      <w:r>
+        <w:rPr>
+          <w:lang w:val="uk-UA"/>
+        </w:rPr>
+        <w:t>Список.</w:t>
+      </w:r>
+    </w:p>
+    <w:p>
+      <w:r>
+        <w:rPr>
+          <w:lang w:val="uk-UA"/>
+        </w:rPr>
+        <w:t>Накладна.</w:t>
+      </w:r>
+    </w:p>
+    <w:p>
+      <w:r>
+        <w:rPr>
+          <w:lang w:val="uk-UA"/>
+        </w:rPr>
+        <w:t>Акт.</w:t>
+      </w:r>
+    </w:p>
+    <w:p>
+      <w:r>
+        <w:rPr>
+          <w:lang w:val="uk-UA"/>
+        </w:rPr>
+        <w:t>Фото, якщо воно було потрібне для звіту.</w:t>
+      </w:r>
+    </w:p>
+    <w:p>
+      <w:r>
+        <w:rPr>
+          <w:lang w:val="uk-UA"/>
+        </w:rPr>
+        <w:t>Спочатку вона весь час перепитувала.</w:t>
+      </w:r>
+    </w:p>
+    <w:p>
+      <w:r>
+        <w:rPr>
+          <w:lang w:val="uk-UA"/>
+        </w:rPr>
+        <w:t>— Цю сім’ю сюди чи в іншу таблицю?</w:t>
+      </w:r>
+    </w:p>
+    <w:p>
+      <w:r>
+        <w:rPr>
+          <w:lang w:val="uk-UA"/>
+        </w:rPr>
+        <w:t>— В іншу. Тут тільки ті, хто підтвердив отримання.</w:t>
+      </w:r>
+    </w:p>
+    <w:p>
+      <w:r>
+        <w:rPr>
+          <w:lang w:val="uk-UA"/>
+        </w:rPr>
+        <w:t>— А якщо отримали, але ще не прислали підтвердження?</w:t>
+      </w:r>
+    </w:p>
+    <w:p>
+      <w:r>
+        <w:rPr>
+          <w:lang w:val="uk-UA"/>
+        </w:rPr>
+        <w:t>— Тоді поки сюди не ставимо.</w:t>
+      </w:r>
+    </w:p>
+    <w:p>
+      <w:r>
+        <w:rPr>
+          <w:lang w:val="uk-UA"/>
+        </w:rPr>
+        <w:t>— Але ж отримали.</w:t>
+      </w:r>
+    </w:p>
+    <w:p>
+      <w:r>
+        <w:rPr>
+          <w:lang w:val="uk-UA"/>
+        </w:rPr>
+        <w:t>— От коли буде документ, тоді для нас отримали.</w:t>
+      </w:r>
+    </w:p>
+    <w:p>
+      <w:r>
+        <w:rPr>
+          <w:lang w:val="uk-UA"/>
+        </w:rPr>
+        <w:t>Вона записала це собі в блокнот.</w:t>
+      </w:r>
+    </w:p>
+    <w:p>
+      <w:r>
+        <w:rPr>
+          <w:lang w:val="uk-UA"/>
+        </w:rPr>
+        <w:t>Не тому, що погодилася. Щоб не перепитувати вдруге.</w:t>
+      </w:r>
+    </w:p>
+    <w:p>
+      <w:r>
+        <w:rPr>
+          <w:lang w:val="uk-UA"/>
+        </w:rPr>
+        <w:t>Роботи було багато.</w:t>
+      </w:r>
+    </w:p>
+    <w:p>
+      <w:r>
+        <w:rPr>
+          <w:lang w:val="uk-UA"/>
+        </w:rPr>
+        <w:t>Телефон майже не мовчав. Хтось уточнював адресу. Хтось не міг приїхати забрати пакунок. Хтось просив перенести доставку. Хтось присилав фотографію документа так, що половини тексту не було видно, і доводилося телефонувати ще раз.</w:t>
+      </w:r>
+    </w:p>
+    <w:p>
+      <w:r>
+        <w:rPr>
+          <w:lang w:val="uk-UA"/>
+        </w:rPr>
+        <w:t>Їй подобалося, що день не залишав часу думати.</w:t>
+      </w:r>
+    </w:p>
+    <w:p>
+      <w:r>
+        <w:rPr>
+          <w:lang w:val="uk-UA"/>
+        </w:rPr>
+        <w:t>Удома час був густий.</w:t>
+      </w:r>
+    </w:p>
+    <w:p>
+      <w:r>
+        <w:rPr>
+          <w:lang w:val="uk-UA"/>
+        </w:rPr>
+        <w:t>На роботі його весь час не вистачало.</w:t>
+      </w:r>
+    </w:p>
+    <w:p>
+      <w:r>
+        <w:rPr>
+          <w:lang w:val="uk-UA"/>
+        </w:rPr>
+        <w:t>Першого місяця вона кілька разів лишалася довше. Не тому, що просили. Просто хотіла закінчити список, щоб зранку не починати з учорашнього.</w:t>
+      </w:r>
+    </w:p>
+    <w:p>
+      <w:r>
+        <w:rPr>
+          <w:lang w:val="uk-UA"/>
+        </w:rPr>
+        <w:t>Колеги спочатку казали:</w:t>
+      </w:r>
+    </w:p>
+    <w:p>
+      <w:r>
+        <w:rPr>
+          <w:lang w:val="uk-UA"/>
+        </w:rPr>
+        <w:t>— Іди додому. Тут робота нікуди не втече.</w:t>
+      </w:r>
+    </w:p>
+    <w:p>
+      <w:r>
+        <w:rPr>
+          <w:lang w:val="uk-UA"/>
+        </w:rPr>
+        <w:t>Потім перестали.</w:t>
+      </w:r>
+    </w:p>
+    <w:p>
+      <w:r>
+        <w:rPr>
+          <w:lang w:val="uk-UA"/>
+        </w:rPr>
+        <w:t>Вона швидко навчилася розрізняти, де можна почекати, а де ні. Запам’ятовувала сім’ї не за прізвищами, а за історіями з дзвінків. Оця жінка завжди вибачається, навіть коли фонд сам щось переплутав. Оцей чоловік говорить коротко й одразу диктує номер накладної. Тут краще писати повідомлення, бо вдень людина не бере слухавку.</w:t>
+      </w:r>
+    </w:p>
+    <w:p>
+      <w:r>
+        <w:rPr>
+          <w:lang w:val="uk-UA"/>
+        </w:rPr>
+        <w:t>Іноді телефонували просто подякувати.</w:t>
+      </w:r>
+    </w:p>
+    <w:p>
+      <w:r>
+        <w:rPr>
+          <w:lang w:val="uk-UA"/>
+        </w:rPr>
+        <w:t>Перший раз вона розгубилася.</w:t>
+      </w:r>
+    </w:p>
+    <w:p>
+      <w:r>
+        <w:rPr>
+          <w:lang w:val="uk-UA"/>
+        </w:rPr>
+        <w:t>— Та нема за що.</w:t>
+      </w:r>
+    </w:p>
+    <w:p>
+      <w:r>
+        <w:rPr>
+          <w:lang w:val="uk-UA"/>
+        </w:rPr>
+        <w:t>— Є, — сказала жінка. — Ви ж нам помогли.</w:t>
+      </w:r>
+    </w:p>
+    <w:p>
+      <w:r>
+        <w:rPr>
+          <w:lang w:val="uk-UA"/>
+        </w:rPr>
+        <w:t>Після розмови вона ще кілька секунд тримала слухавку біля вуха.</w:t>
+      </w:r>
+    </w:p>
+    <w:p>
+      <w:r>
+        <w:rPr>
+          <w:lang w:val="uk-UA"/>
+        </w:rPr>
+        <w:t>Того дня вперше повернулася додому не зовсім порожня.</w:t>
+      </w:r>
+    </w:p>
+    <w:p>
+      <w:r>
+        <w:rPr>
+          <w:lang w:val="uk-UA"/>
+        </w:rPr>
+        <w:lastRenderedPageBreak/>
+        <w:t>У фонді був невеликий склад. Не окремий великий ангар, як вона собі колись уявляла, а кілька приміщень із коробками, стелажами й підписами маркером. Частина речей довго не затримувалася. Приїхало, порахували, розклали, сформували набори, відправили.</w:t>
+      </w:r>
+    </w:p>
+    <w:p>
+      <w:r>
+        <w:rPr>
+          <w:lang w:val="uk-UA"/>
+        </w:rPr>
+        <w:t>Коли приходила нова партія, офіс оживав.</w:t>
+      </w:r>
+    </w:p>
+    <w:p>
+      <w:r>
+        <w:rPr>
+          <w:lang w:val="uk-UA"/>
+        </w:rPr>
+        <w:t>Люди з інших кабінетів теж спускалися допомагати. Хтось рахував. Хтось клеїв наліпки. Хтось носив коробки. Після кількох годин усі ставали однаково втомлені й однаково брудні від картону.</w:t>
+      </w:r>
+    </w:p>
+    <w:p>
+      <w:r>
+        <w:rPr>
+          <w:lang w:val="uk-UA"/>
+        </w:rPr>
+        <w:t>Одного такого дня на столі в кухні з’явилися маленькі пачки соку й печиво.</w:t>
+      </w:r>
+    </w:p>
+    <w:p>
+      <w:r>
+        <w:rPr>
+          <w:lang w:val="uk-UA"/>
+        </w:rPr>
+        <w:t>Вона зайшла налити кави й побачила, як один із колег розрізає ножем упаковку.</w:t>
+      </w:r>
+    </w:p>
+    <w:p>
+      <w:r>
+        <w:rPr>
+          <w:lang w:val="uk-UA"/>
+        </w:rPr>
+        <w:t>— Це звідти? — запитала вона.</w:t>
+      </w:r>
+    </w:p>
+    <w:p>
+      <w:r>
+        <w:rPr>
+          <w:lang w:val="uk-UA"/>
+        </w:rPr>
+        <w:t>— Ага.</w:t>
+      </w:r>
+    </w:p>
+    <w:p>
+      <w:r>
+        <w:rPr>
+          <w:lang w:val="uk-UA"/>
+        </w:rPr>
+        <w:t>Він витяг кілька пачок соку й поставив на стіл.</w:t>
+      </w:r>
+    </w:p>
+    <w:p>
+      <w:r>
+        <w:rPr>
+          <w:lang w:val="uk-UA"/>
+        </w:rPr>
+        <w:t>— А це ж у набори.</w:t>
+      </w:r>
+    </w:p>
+    <w:p>
+      <w:r>
+        <w:rPr>
+          <w:lang w:val="uk-UA"/>
+        </w:rPr>
+        <w:t>— Та там їх море. Сідай, бери печиво.</w:t>
+      </w:r>
+    </w:p>
+    <w:p>
+      <w:r>
+        <w:rPr>
+          <w:lang w:val="uk-UA"/>
+        </w:rPr>
+        <w:t>— Я не хочу.</w:t>
+      </w:r>
+    </w:p>
+    <w:p>
+      <w:r>
+        <w:rPr>
+          <w:lang w:val="uk-UA"/>
+        </w:rPr>
+        <w:t>— То сік.</w:t>
+      </w:r>
+    </w:p>
+    <w:p>
+      <w:r>
+        <w:rPr>
+          <w:lang w:val="uk-UA"/>
+        </w:rPr>
+        <w:t>— Я каву.</w:t>
+      </w:r>
+    </w:p>
+    <w:p>
+      <w:r>
+        <w:rPr>
+          <w:lang w:val="uk-UA"/>
+        </w:rPr>
+        <w:t>Він знизав плечима.</w:t>
+      </w:r>
+    </w:p>
+    <w:p>
+      <w:r>
+        <w:rPr>
+          <w:lang w:val="uk-UA"/>
+        </w:rPr>
+        <w:t>За кілька хвилин прийшли інші. Хтось узяв печиво, хтось сік. Один пакет відкрили неакуратно, і кілька пачок висипалися на стіл.</w:t>
+      </w:r>
+    </w:p>
+    <w:p>
+      <w:r>
+        <w:rPr>
+          <w:lang w:val="uk-UA"/>
+        </w:rPr>
+        <w:t>Ніхто не ховався.</w:t>
+      </w:r>
+    </w:p>
+    <w:p>
+      <w:r>
+        <w:rPr>
+          <w:lang w:val="uk-UA"/>
+        </w:rPr>
+        <w:t>Навпаки. Сміялися, говорили про втому, хтось сказав, що донори могли б хоч раз прислати щось несолодке.</w:t>
+      </w:r>
+    </w:p>
+    <w:p>
+      <w:r>
+        <w:rPr>
+          <w:lang w:val="uk-UA"/>
+        </w:rPr>
+        <w:t>Вона допила каву й повернулася до списків.</w:t>
+      </w:r>
+    </w:p>
+    <w:p>
+      <w:r>
+        <w:rPr>
+          <w:lang w:val="uk-UA"/>
+        </w:rPr>
+        <w:t>Через день про той сік уже не пам’ятала.</w:t>
+      </w:r>
+    </w:p>
+    <w:p>
+      <w:r>
+        <w:rPr>
+          <w:lang w:val="uk-UA"/>
+        </w:rPr>
+        <w:t>Потім на кухні з’явилися цукерки.</w:t>
+      </w:r>
+    </w:p>
+    <w:p>
+      <w:r>
+        <w:rPr>
+          <w:lang w:val="uk-UA"/>
+        </w:rPr>
+        <w:t>Цього разу вона навіть не запитала звідки.</w:t>
+      </w:r>
+    </w:p>
+    <w:p>
+      <w:r>
+        <w:rPr>
+          <w:lang w:val="uk-UA"/>
+        </w:rPr>
+        <w:t>За кілька тижнів побачила біля столу відкриту коробку зі шкільним приладдям. Ручки, олівці, кольоровий папір, зошити.</w:t>
+      </w:r>
+    </w:p>
+    <w:p>
+      <w:r>
+        <w:rPr>
+          <w:lang w:val="uk-UA"/>
+        </w:rPr>
+        <w:t>Колега перебирала їх і складала кілька зошитів у пакет.</w:t>
+      </w:r>
+    </w:p>
+    <w:p>
+      <w:r>
+        <w:rPr>
+          <w:lang w:val="uk-UA"/>
+        </w:rPr>
+        <w:t>— Це куди? — запитала вона машинально.</w:t>
+      </w:r>
+    </w:p>
+    <w:p>
+      <w:r>
+        <w:rPr>
+          <w:lang w:val="uk-UA"/>
+        </w:rPr>
+        <w:t>— Додому.</w:t>
+      </w:r>
+    </w:p>
+    <w:p>
+      <w:r>
+        <w:rPr>
+          <w:lang w:val="uk-UA"/>
+        </w:rPr>
+        <w:t>— А.</w:t>
+      </w:r>
+    </w:p>
+    <w:p>
+      <w:r>
+        <w:rPr>
+          <w:lang w:val="uk-UA"/>
+        </w:rPr>
+        <w:t>Вона вже хотіла йти далі, але зупинилася.</w:t>
+      </w:r>
+    </w:p>
+    <w:p>
+      <w:r>
+        <w:rPr>
+          <w:lang w:val="uk-UA"/>
+        </w:rPr>
+        <w:t>— В сенсі додому?</w:t>
+      </w:r>
+    </w:p>
+    <w:p>
+      <w:r>
+        <w:rPr>
+          <w:lang w:val="uk-UA"/>
+        </w:rPr>
+        <w:t>— Доньці. Вони нормальні, дивись.</w:t>
+      </w:r>
+    </w:p>
+    <w:p>
+      <w:r>
+        <w:rPr>
+          <w:lang w:val="uk-UA"/>
+        </w:rPr>
+        <w:lastRenderedPageBreak/>
+        <w:t>Колега показала зошит із твердою обкладинкою.</w:t>
+      </w:r>
+    </w:p>
+    <w:p>
+      <w:r>
+        <w:rPr>
+          <w:lang w:val="uk-UA"/>
+        </w:rPr>
+        <w:t>— У магазині такі зараз недешеві.</w:t>
+      </w:r>
+    </w:p>
+    <w:p>
+      <w:r>
+        <w:rPr>
+          <w:lang w:val="uk-UA"/>
+        </w:rPr>
+        <w:t>— А вони не для дітей?</w:t>
+      </w:r>
+    </w:p>
+    <w:p>
+      <w:r>
+        <w:rPr>
+          <w:lang w:val="uk-UA"/>
+        </w:rPr>
+        <w:t>— Для дітей.</w:t>
+      </w:r>
+    </w:p>
+    <w:p>
+      <w:r>
+        <w:rPr>
+          <w:lang w:val="uk-UA"/>
+        </w:rPr>
+        <w:t>— Ну то…</w:t>
+      </w:r>
+    </w:p>
+    <w:p>
+      <w:r>
+        <w:rPr>
+          <w:lang w:val="uk-UA"/>
+        </w:rPr>
+        <w:t>— Моя теж дитина.</w:t>
+      </w:r>
+    </w:p>
+    <w:p>
+      <w:r>
+        <w:rPr>
+          <w:lang w:val="uk-UA"/>
+        </w:rPr>
+        <w:t>Колега усміхнулася. Не нахабно. Так, ніби сказала щось очевидне.</w:t>
+      </w:r>
+    </w:p>
+    <w:p>
+      <w:r>
+        <w:rPr>
+          <w:lang w:val="uk-UA"/>
+        </w:rPr>
+        <w:t>— Та господи, я ж не коробку беру. Чотири зошити. Там їх сотні.</w:t>
+      </w:r>
+    </w:p>
+    <w:p>
+      <w:r>
+        <w:rPr>
+          <w:lang w:val="uk-UA"/>
+        </w:rPr>
+        <w:t>Вона нічого не сказала.</w:t>
+      </w:r>
+    </w:p>
+    <w:p>
+      <w:r>
+        <w:rPr>
+          <w:lang w:val="uk-UA"/>
+        </w:rPr>
+        <w:t>— Хочеш, візьми собі ручки. Або блокнот. Оцей гарний.</w:t>
+      </w:r>
+    </w:p>
+    <w:p>
+      <w:r>
+        <w:rPr>
+          <w:lang w:val="uk-UA"/>
+        </w:rPr>
+        <w:t>— Не треба.</w:t>
+      </w:r>
+    </w:p>
+    <w:p>
+      <w:r>
+        <w:rPr>
+          <w:lang w:val="uk-UA"/>
+        </w:rPr>
+        <w:t>— Чого?</w:t>
+      </w:r>
+    </w:p>
+    <w:p>
+      <w:r>
+        <w:rPr>
+          <w:lang w:val="uk-UA"/>
+        </w:rPr>
+        <w:t>— Мені є чим писати.</w:t>
+      </w:r>
+    </w:p>
+    <w:p>
+      <w:r>
+        <w:rPr>
+          <w:lang w:val="uk-UA"/>
+        </w:rPr>
+        <w:t>— Тоді додому. Завжди пригодиться.</w:t>
+      </w:r>
+    </w:p>
+    <w:p>
+      <w:r>
+        <w:rPr>
+          <w:lang w:val="uk-UA"/>
+        </w:rPr>
+        <w:t>— Ні.</w:t>
+      </w:r>
+    </w:p>
+    <w:p>
+      <w:r>
+        <w:rPr>
+          <w:lang w:val="uk-UA"/>
+        </w:rPr>
+        <w:t>Колега ще трохи покопалася в коробці.</w:t>
+      </w:r>
+    </w:p>
+    <w:p>
+      <w:r>
+        <w:rPr>
+          <w:lang w:val="uk-UA"/>
+        </w:rPr>
+        <w:t>— Ти якась правильна.</w:t>
+      </w:r>
+    </w:p>
+    <w:p>
+      <w:r>
+        <w:rPr>
+          <w:lang w:val="uk-UA"/>
+        </w:rPr>
+        <w:t>— Ні.</w:t>
+      </w:r>
+    </w:p>
+    <w:p>
+      <w:r>
+        <w:rPr>
+          <w:lang w:val="uk-UA"/>
+        </w:rPr>
+        <w:t>— Та бери. Серйозно. Ніхто не збідніє. Тим дітям і так стільки всього на халяву привозять, що вони половину не цінують.</w:t>
+      </w:r>
+    </w:p>
+    <w:p>
+      <w:r>
+        <w:rPr>
+          <w:lang w:val="uk-UA"/>
+        </w:rPr>
+        <w:t>Вона подивилася на пакет у її руці.</w:t>
+      </w:r>
+    </w:p>
+    <w:p>
+      <w:r>
+        <w:rPr>
+          <w:lang w:val="uk-UA"/>
+        </w:rPr>
+        <w:t>Чотири зошити.</w:t>
+      </w:r>
+    </w:p>
+    <w:p>
+      <w:r>
+        <w:rPr>
+          <w:lang w:val="uk-UA"/>
+        </w:rPr>
+        <w:t>Справді чотири.</w:t>
+      </w:r>
+    </w:p>
+    <w:p>
+      <w:r>
+        <w:rPr>
+          <w:lang w:val="uk-UA"/>
+        </w:rPr>
+        <w:t>Не телевізор. Не гроші. Не щось, через що варто комусь псувати день.</w:t>
+      </w:r>
+    </w:p>
+    <w:p>
+      <w:r>
+        <w:rPr>
+          <w:lang w:val="uk-UA"/>
+        </w:rPr>
+        <w:t>— Не хочу, — сказала вона.</w:t>
+      </w:r>
+    </w:p>
+    <w:p>
+      <w:r>
+        <w:rPr>
+          <w:lang w:val="uk-UA"/>
+        </w:rPr>
+        <w:t>— Як знаєш.</w:t>
+      </w:r>
+    </w:p>
+    <w:p>
+      <w:r>
+        <w:rPr>
+          <w:lang w:val="uk-UA"/>
+        </w:rPr>
+        <w:t>На тому й закінчилося.</w:t>
+      </w:r>
+    </w:p>
+    <w:p>
+      <w:r>
+        <w:rPr>
+          <w:lang w:val="uk-UA"/>
+        </w:rPr>
+        <w:t>Ніхто не образився. Ніхто не почав виправдовуватися. Колега понесла пакет до свого столу, а вона пішла забирати з принтера документи.</w:t>
+      </w:r>
+    </w:p>
+    <w:p>
+      <w:r>
+        <w:rPr>
+          <w:lang w:val="uk-UA"/>
+        </w:rPr>
+        <w:t>Увечері мала передати на склад уточнений список. Один із наборів не сходився по кількості.</w:t>
+      </w:r>
+    </w:p>
+    <w:p>
+      <w:r>
+        <w:rPr>
+          <w:lang w:val="uk-UA"/>
+        </w:rPr>
+        <w:t>— Має бути сто двадцять, — сказала вона.</w:t>
+      </w:r>
+    </w:p>
+    <w:p>
+      <w:r>
+        <w:rPr>
+          <w:lang w:val="uk-UA"/>
+        </w:rPr>
+        <w:t>Працівник складу ще раз подивився в таблицю.</w:t>
+      </w:r>
+    </w:p>
+    <w:p>
+      <w:r>
+        <w:rPr>
+          <w:lang w:val="uk-UA"/>
+        </w:rPr>
+        <w:t>— Значить, сто двадцять.</w:t>
+      </w:r>
+    </w:p>
+    <w:p>
+      <w:r>
+        <w:rPr>
+          <w:lang w:val="uk-UA"/>
+        </w:rPr>
+        <w:t>— А тут сто дев’ятнадцять.</w:t>
+      </w:r>
+    </w:p>
+    <w:p>
+      <w:r>
+        <w:rPr>
+          <w:lang w:val="uk-UA"/>
+        </w:rPr>
+        <w:t>— Десь не те вписали.</w:t>
+      </w:r>
+    </w:p>
+    <w:p>
+      <w:r>
+        <w:rPr>
+          <w:lang w:val="uk-UA"/>
+        </w:rPr>
+        <w:lastRenderedPageBreak/>
+        <w:t>Вони перерахували.</w:t>
+      </w:r>
+    </w:p>
+    <w:p>
+      <w:r>
+        <w:rPr>
+          <w:lang w:val="uk-UA"/>
+        </w:rPr>
+        <w:t>Сто дев’ятнадцять.</w:t>
+      </w:r>
+    </w:p>
+    <w:p>
+      <w:r>
+        <w:rPr>
+          <w:lang w:val="uk-UA"/>
+        </w:rPr>
+        <w:t>Він відкрив іншу коробку, дістав такий самий набір і поклав до решти.</w:t>
+      </w:r>
+    </w:p>
+    <w:p>
+      <w:r>
+        <w:rPr>
+          <w:lang w:val="uk-UA"/>
+        </w:rPr>
+        <w:t>— Все. Сто двадцять.</w:t>
+      </w:r>
+    </w:p>
+    <w:p>
+      <w:r>
+        <w:rPr>
+          <w:lang w:val="uk-UA"/>
+        </w:rPr>
+        <w:t>— А в тій коробці тепер не вистачатиме.</w:t>
+      </w:r>
+    </w:p>
+    <w:p>
+      <w:r>
+        <w:rPr>
+          <w:lang w:val="uk-UA"/>
+        </w:rPr>
+        <w:t>— Потім вирівняємо.</w:t>
+      </w:r>
+    </w:p>
+    <w:p>
+      <w:r>
+        <w:rPr>
+          <w:lang w:val="uk-UA"/>
+        </w:rPr>
+        <w:t>— Чим?</w:t>
+      </w:r>
+    </w:p>
+    <w:p>
+      <w:r>
+        <w:rPr>
+          <w:lang w:val="uk-UA"/>
+        </w:rPr>
+        <w:t>Він подивився на неї й усміхнувся.</w:t>
+      </w:r>
+    </w:p>
+    <w:p>
+      <w:r>
+        <w:rPr>
+          <w:lang w:val="uk-UA"/>
+        </w:rPr>
+        <w:t>— Ти реально все хочеш знати?</w:t>
+      </w:r>
+    </w:p>
+    <w:p>
+      <w:r>
+        <w:rPr>
+          <w:lang w:val="uk-UA"/>
+        </w:rPr>
+        <w:t>— Я список підписую.</w:t>
+      </w:r>
+    </w:p>
+    <w:p>
+      <w:r>
+        <w:rPr>
+          <w:lang w:val="uk-UA"/>
+        </w:rPr>
+        <w:t>— Тоді в тебе сто двадцять. Підписуй.</w:t>
+      </w:r>
+    </w:p>
+    <w:p>
+      <w:r>
+        <w:rPr>
+          <w:lang w:val="uk-UA"/>
+        </w:rPr>
+        <w:t>Вона підписала.</w:t>
+      </w:r>
+    </w:p>
+    <w:p>
+      <w:r>
+        <w:rPr>
+          <w:lang w:val="uk-UA"/>
+        </w:rPr>
+        <w:t>Не тому, що перестала рахувати.</w:t>
+      </w:r>
+    </w:p>
+    <w:p>
+      <w:r>
+        <w:rPr>
+          <w:lang w:val="uk-UA"/>
+        </w:rPr>
+        <w:t>Навпаки.</w:t>
+      </w:r>
+    </w:p>
+    <w:p>
+      <w:r>
+        <w:rPr>
+          <w:lang w:val="uk-UA"/>
+        </w:rPr>
+        <w:t>Відтоді рахувала уважніше.</w:t>
+      </w:r>
+    </w:p>
+    <w:p>
+      <w:r>
+        <w:rPr>
+          <w:lang w:val="uk-UA"/>
+        </w:rPr>
+        <w:t>Приблизно через два місяці вона вже знала, де лежать запасні скоби для степлера, кому писати, якщо зависає база, і в який час краще не телефонувати керівниці одного з напрямків.</w:t>
+      </w:r>
+    </w:p>
+    <w:p>
+      <w:r>
+        <w:rPr>
+          <w:lang w:val="uk-UA"/>
+        </w:rPr>
+        <w:t>На кухні все так само лежало печиво.</w:t>
+      </w:r>
+    </w:p>
+    <w:p>
+      <w:r>
+        <w:rPr>
+          <w:lang w:val="uk-UA"/>
+        </w:rPr>
+        <w:t>Іноді сік.</w:t>
+      </w:r>
+    </w:p>
+    <w:p>
+      <w:r>
+        <w:rPr>
+          <w:lang w:val="uk-UA"/>
+        </w:rPr>
+        <w:t>Цукерки зникали найшвидше.</w:t>
+      </w:r>
+    </w:p>
+    <w:p>
+      <w:r>
+        <w:rPr>
+          <w:lang w:val="uk-UA"/>
+        </w:rPr>
+        <w:t>Одного разу вона зайшла туди пізно ввечері. В офісі майже нікого не залишилося. На столі стояла розкрита коробка з шоколадними батончиками. Поруч хтось залишив ножиці.</w:t>
+      </w:r>
+    </w:p>
+    <w:p>
+      <w:r>
+        <w:rPr>
+          <w:lang w:val="uk-UA"/>
+        </w:rPr>
+        <w:t>Вона зробила собі чай.</w:t>
+      </w:r>
+    </w:p>
+    <w:p>
+      <w:r>
+        <w:rPr>
+          <w:lang w:val="uk-UA"/>
+        </w:rPr>
+        <w:t>Сіла.</w:t>
+      </w:r>
+    </w:p>
+    <w:p>
+      <w:r>
+        <w:rPr>
+          <w:lang w:val="uk-UA"/>
+        </w:rPr>
+        <w:t>Подивилася на коробку.</w:t>
+      </w:r>
+    </w:p>
+    <w:p>
+      <w:r>
+        <w:rPr>
+          <w:lang w:val="uk-UA"/>
+        </w:rPr>
+        <w:t>Потім узяла один батончик, покрутила в руці й поклала назад.</w:t>
+      </w:r>
+    </w:p>
+    <w:p>
+      <w:r>
+        <w:rPr>
+          <w:lang w:val="uk-UA"/>
+        </w:rPr>
+        <w:t>За хвилину встала, забрала чашку й повернулася до свого столу.</w:t>
+      </w:r>
+    </w:p>
+    <w:p>
+      <w:r>
+        <w:rPr>
+          <w:lang w:val="uk-UA"/>
+        </w:rPr>
+        <w:t>Батончик так і залишився лежати зверху.</w:t>
+      </w:r>
     </w:p>
     <w:p/>
     <w:sectPr>
@@ -27574,7 +28753,7 @@
 </file>
 
 <file path=customXml/itemProps1.xml><?xml version="1.0" encoding="utf-8"?>
-<ds:datastoreItem xmlns:ds="http://schemas.openxmlformats.org/officeDocument/2006/customXml" ds:itemID="{FD09FDE3-FE84-4227-80FD-67330866FBB4}">
+<ds:datastoreItem xmlns:ds="http://schemas.openxmlformats.org/officeDocument/2006/customXml" ds:itemID="{817C631D-0A27-4C63-BBFC-6A974A2A6551}">
   <ds:schemaRefs>
     <ds:schemaRef ds:uri="http://schemas.openxmlformats.org/officeDocument/2006/bibliography"/>
   </ds:schemaRefs>

--- a/mavik-sklad/files/Соціальна.docx
+++ b/mavik-sklad/files/Соціальна.docx
@@ -4524,6 +4524,1777 @@
           <w:lang w:val="uk-UA"/>
         </w:rPr>
         <w:t>Батончик так і залишився лежати зверху.</w:t>
+      </w:r>
+    </w:p>
+    <w:p/>
+    <w:p/>
+    <w:p>
+      <w:pPr>
+        <w:pStyle w:val="31"/>
+      </w:pPr>
+      <w:r>
+        <w:t>ГЛАВА 4</w:t>
+      </w:r>
+    </w:p>
+    <w:p>
+      <w:proofErr w:type="gramStart"/>
+      <w:r>
+        <w:t>На третій місяць вона перестала носити блокнот на кожну нараду.</w:t>
+      </w:r>
+      <w:proofErr w:type="gramEnd"/>
+    </w:p>
+    <w:p>
+      <w:proofErr w:type="gramStart"/>
+      <w:r>
+        <w:lastRenderedPageBreak/>
+        <w:t>Спочатку записувала все.</w:t>
+      </w:r>
+      <w:proofErr w:type="gramEnd"/>
+      <w:r>
+        <w:t xml:space="preserve"> </w:t>
+      </w:r>
+      <w:proofErr w:type="gramStart"/>
+      <w:r>
+        <w:t>Хто кому має надіслати таблицю.</w:t>
+      </w:r>
+      <w:proofErr w:type="gramEnd"/>
+      <w:r>
+        <w:t xml:space="preserve"> </w:t>
+      </w:r>
+      <w:proofErr w:type="gramStart"/>
+      <w:r>
+        <w:t>До якого числа закрити список.</w:t>
+      </w:r>
+      <w:proofErr w:type="gramEnd"/>
+      <w:r>
+        <w:t xml:space="preserve"> </w:t>
+      </w:r>
+      <w:proofErr w:type="gramStart"/>
+      <w:r>
+        <w:t>Де потрібен підпис.</w:t>
+      </w:r>
+      <w:proofErr w:type="gramEnd"/>
+      <w:r>
+        <w:t xml:space="preserve"> </w:t>
+      </w:r>
+      <w:proofErr w:type="gramStart"/>
+      <w:r>
+        <w:t>Кому передзвонити.</w:t>
+      </w:r>
+      <w:proofErr w:type="gramEnd"/>
+      <w:r>
+        <w:t xml:space="preserve"> </w:t>
+      </w:r>
+      <w:proofErr w:type="gramStart"/>
+      <w:r>
+        <w:t>Який файл назвати «фінал», а який «фінал_2», бо перший фінал виявився не фіналом.</w:t>
+      </w:r>
+      <w:proofErr w:type="gramEnd"/>
+    </w:p>
+    <w:p>
+      <w:proofErr w:type="gramStart"/>
+      <w:r>
+        <w:t>Потім частину речей почала пам’ятати.</w:t>
+      </w:r>
+      <w:proofErr w:type="gramEnd"/>
+    </w:p>
+    <w:p>
+      <w:r>
+        <w:t>Ще через місяць до неї стали підходити й питати:</w:t>
+      </w:r>
+    </w:p>
+    <w:p>
+      <w:r>
+        <w:t>— Слухай, а по тій області ми вже закрили?</w:t>
+      </w:r>
+    </w:p>
+    <w:p>
+      <w:r>
+        <w:t>— Закрили. Дві сім’ї без підтвердження, але вони отримали.</w:t>
+      </w:r>
+    </w:p>
+    <w:p>
+      <w:r>
+        <w:t>— А звіт?</w:t>
+      </w:r>
+    </w:p>
+    <w:p>
+      <w:r>
+        <w:t>— Чекаю фото.</w:t>
+      </w:r>
+    </w:p>
+    <w:p>
+      <w:r>
+        <w:t>— Добре.</w:t>
+      </w:r>
+    </w:p>
+    <w:p>
+      <w:proofErr w:type="gramStart"/>
+      <w:r>
+        <w:t>І люди йшли.</w:t>
+      </w:r>
+      <w:proofErr w:type="gramEnd"/>
+    </w:p>
+    <w:p>
+      <w:proofErr w:type="gramStart"/>
+      <w:r>
+        <w:t>Вона ловила себе на тому, що навіть не завжди відкриває таблицю.</w:t>
+      </w:r>
+      <w:proofErr w:type="gramEnd"/>
+      <w:r>
+        <w:t xml:space="preserve"> </w:t>
+      </w:r>
+      <w:proofErr w:type="gramStart"/>
+      <w:r>
+        <w:t>Знала.</w:t>
+      </w:r>
+      <w:proofErr w:type="gramEnd"/>
+    </w:p>
+    <w:p>
+      <w:proofErr w:type="gramStart"/>
+      <w:r>
+        <w:t>Робота виявилася не складною в тому сенсі, якого вона боялася.</w:t>
+      </w:r>
+      <w:proofErr w:type="gramEnd"/>
+      <w:r>
+        <w:t xml:space="preserve"> Складним було інше: одночасно тримати в голові десятки дрібних речей, кожна з яких сама по собі майже нічого не важила, але якщо випустити одну — десь зупиниться вся нитка.</w:t>
+      </w:r>
+    </w:p>
+    <w:p>
+      <w:proofErr w:type="gramStart"/>
+      <w:r>
+        <w:t>Не той номер телефону.</w:t>
+      </w:r>
+      <w:proofErr w:type="gramEnd"/>
+    </w:p>
+    <w:p>
+      <w:proofErr w:type="gramStart"/>
+      <w:r>
+        <w:t>Не та адреса.</w:t>
+      </w:r>
+      <w:proofErr w:type="gramEnd"/>
+    </w:p>
+    <w:p>
+      <w:proofErr w:type="gramStart"/>
+      <w:r>
+        <w:t>Підпис не там.</w:t>
+      </w:r>
+      <w:proofErr w:type="gramEnd"/>
+    </w:p>
+    <w:p>
+      <w:proofErr w:type="gramStart"/>
+      <w:r>
+        <w:t>Людина не відповіла.</w:t>
+      </w:r>
+      <w:proofErr w:type="gramEnd"/>
+    </w:p>
+    <w:p>
+      <w:proofErr w:type="gramStart"/>
+      <w:r>
+        <w:t>Фото розмите.</w:t>
+      </w:r>
+      <w:proofErr w:type="gramEnd"/>
+    </w:p>
+    <w:p>
+      <w:proofErr w:type="gramStart"/>
+      <w:r>
+        <w:t>У накладній інша кількість.</w:t>
+      </w:r>
+      <w:proofErr w:type="gramEnd"/>
+    </w:p>
+    <w:p>
+      <w:proofErr w:type="gramStart"/>
+      <w:r>
+        <w:t>Керівниця просила не героїзувати це.</w:t>
+      </w:r>
+      <w:proofErr w:type="gramEnd"/>
+    </w:p>
+    <w:p>
+      <w:r>
+        <w:t xml:space="preserve">— Тут не операційна. </w:t>
+      </w:r>
+      <w:proofErr w:type="gramStart"/>
+      <w:r>
+        <w:t>Якщо щось не встигли сьогодні, доробимо завтра.</w:t>
+      </w:r>
+      <w:proofErr w:type="gramEnd"/>
+    </w:p>
+    <w:p>
+      <w:proofErr w:type="gramStart"/>
+      <w:r>
+        <w:t>Вона кивала.</w:t>
+      </w:r>
+      <w:proofErr w:type="gramEnd"/>
+    </w:p>
+    <w:p>
+      <w:proofErr w:type="gramStart"/>
+      <w:r>
+        <w:t>А потім усе одно доробляла сьогодні.</w:t>
+      </w:r>
+      <w:proofErr w:type="gramEnd"/>
+    </w:p>
+    <w:p>
+      <w:proofErr w:type="gramStart"/>
+      <w:r>
+        <w:t>Їй так було легше.</w:t>
+      </w:r>
+      <w:proofErr w:type="gramEnd"/>
+    </w:p>
+    <w:p>
+      <w:proofErr w:type="gramStart"/>
+      <w:r>
+        <w:t>Поки в неї були незакриті рядки, вони сиділи в голові.</w:t>
+      </w:r>
+      <w:proofErr w:type="gramEnd"/>
+      <w:r>
+        <w:t xml:space="preserve"> </w:t>
+      </w:r>
+      <w:proofErr w:type="gramStart"/>
+      <w:r>
+        <w:t>Краще закрити й піти додому без них.</w:t>
+      </w:r>
+      <w:proofErr w:type="gramEnd"/>
+    </w:p>
+    <w:p>
+      <w:proofErr w:type="gramStart"/>
+      <w:r>
+        <w:t>На четвертому місяці їй уперше дали самій зібрати невеликий захід.</w:t>
+      </w:r>
+      <w:proofErr w:type="gramEnd"/>
+    </w:p>
+    <w:p>
+      <w:proofErr w:type="gramStart"/>
+      <w:r>
+        <w:t>Нічого особливого.</w:t>
+      </w:r>
+      <w:proofErr w:type="gramEnd"/>
+      <w:r>
+        <w:t xml:space="preserve"> </w:t>
+      </w:r>
+      <w:proofErr w:type="gramStart"/>
+      <w:r>
+        <w:t>Одноденна зустріч, кілька десятків учасників, орендована зала, кава, роздаткові матеріали, список присутніх, фотографії, акт після завершення.</w:t>
+      </w:r>
+      <w:proofErr w:type="gramEnd"/>
+    </w:p>
+    <w:p>
+      <w:r>
+        <w:t>— Ти вже все це робила, — сказала керівниця. — Просто раніше шматками.</w:t>
+      </w:r>
+    </w:p>
+    <w:p>
+      <w:r>
+        <w:t>— А якщо щось забуду?</w:t>
+      </w:r>
+    </w:p>
+    <w:p>
+      <w:r>
+        <w:t>— Забудеш. Потім наступного разу не забудеш.</w:t>
+      </w:r>
+    </w:p>
+    <w:p>
+      <w:proofErr w:type="gramStart"/>
+      <w:r>
+        <w:t>Вона не забула.</w:t>
+      </w:r>
+      <w:proofErr w:type="gramEnd"/>
+    </w:p>
+    <w:p>
+      <w:proofErr w:type="gramStart"/>
+      <w:r>
+        <w:t>Майже.</w:t>
+      </w:r>
+      <w:proofErr w:type="gramEnd"/>
+    </w:p>
+    <w:p>
+      <w:r>
+        <w:lastRenderedPageBreak/>
+        <w:t xml:space="preserve">За день до заходу з’ясувалося, що одна людина з команди була впевнена: воду замовляє інша. </w:t>
+      </w:r>
+      <w:proofErr w:type="gramStart"/>
+      <w:r>
+        <w:t>Інша була впевнена навпаки.</w:t>
+      </w:r>
+      <w:proofErr w:type="gramEnd"/>
+    </w:p>
+    <w:p>
+      <w:proofErr w:type="gramStart"/>
+      <w:r>
+        <w:t>Вона поїхала купувати воду сама.</w:t>
+      </w:r>
+      <w:proofErr w:type="gramEnd"/>
+    </w:p>
+    <w:p>
+      <w:proofErr w:type="gramStart"/>
+      <w:r>
+        <w:t>Повернулася з багажником пляшок і зла на всіх.</w:t>
+      </w:r>
+      <w:proofErr w:type="gramEnd"/>
+    </w:p>
+    <w:p>
+      <w:proofErr w:type="gramStart"/>
+      <w:r>
+        <w:t>Наступного ранку все почалося вчасно.</w:t>
+      </w:r>
+      <w:proofErr w:type="gramEnd"/>
+    </w:p>
+    <w:p>
+      <w:proofErr w:type="gramStart"/>
+      <w:r>
+        <w:t>До обіду вона вже не злилася.</w:t>
+      </w:r>
+      <w:proofErr w:type="gramEnd"/>
+    </w:p>
+    <w:p>
+      <w:proofErr w:type="gramStart"/>
+      <w:r>
+        <w:t>У списку було двадцять учасників.</w:t>
+      </w:r>
+      <w:proofErr w:type="gramEnd"/>
+    </w:p>
+    <w:p>
+      <w:proofErr w:type="gramStart"/>
+      <w:r>
+        <w:t>Матеріали підготували на двадцять п’ять.</w:t>
+      </w:r>
+      <w:proofErr w:type="gramEnd"/>
+      <w:r>
+        <w:t xml:space="preserve"> </w:t>
+      </w:r>
+      <w:proofErr w:type="gramStart"/>
+      <w:r>
+        <w:t>Так робили завжди.</w:t>
+      </w:r>
+      <w:proofErr w:type="gramEnd"/>
+      <w:r>
+        <w:t xml:space="preserve"> </w:t>
+      </w:r>
+      <w:proofErr w:type="gramStart"/>
+      <w:r>
+        <w:t>Хтось може привести ще одну людину.</w:t>
+      </w:r>
+      <w:proofErr w:type="gramEnd"/>
+      <w:r>
+        <w:t xml:space="preserve"> </w:t>
+      </w:r>
+      <w:proofErr w:type="gramStart"/>
+      <w:r>
+        <w:t>Хтось з’явиться без попередження.</w:t>
+      </w:r>
+      <w:proofErr w:type="gramEnd"/>
+      <w:r>
+        <w:t xml:space="preserve"> </w:t>
+      </w:r>
+      <w:proofErr w:type="gramStart"/>
+      <w:r>
+        <w:t>Краще нехай залишиться, ніж комусь не вистачить.</w:t>
+      </w:r>
+      <w:proofErr w:type="gramEnd"/>
+    </w:p>
+    <w:p>
+      <w:proofErr w:type="gramStart"/>
+      <w:r>
+        <w:t>Прийшло п’ятнадцять.</w:t>
+      </w:r>
+      <w:proofErr w:type="gramEnd"/>
+    </w:p>
+    <w:p>
+      <w:proofErr w:type="gramStart"/>
+      <w:r>
+        <w:t>Вона поклала перед кожним блокнот і ручку.</w:t>
+      </w:r>
+      <w:proofErr w:type="gramEnd"/>
+      <w:r>
+        <w:t xml:space="preserve"> </w:t>
+      </w:r>
+      <w:proofErr w:type="gramStart"/>
+      <w:r>
+        <w:t>Ще десять комплектів залишилися в коробці під столом.</w:t>
+      </w:r>
+      <w:proofErr w:type="gramEnd"/>
+    </w:p>
+    <w:p>
+      <w:proofErr w:type="gramStart"/>
+      <w:r>
+        <w:t>Після заходу коробку занесли назад у машину.</w:t>
+      </w:r>
+      <w:proofErr w:type="gramEnd"/>
+    </w:p>
+    <w:p>
+      <w:r>
+        <w:t xml:space="preserve">— Це на склад? — </w:t>
+      </w:r>
+      <w:proofErr w:type="gramStart"/>
+      <w:r>
+        <w:t>запитала</w:t>
+      </w:r>
+      <w:proofErr w:type="gramEnd"/>
+      <w:r>
+        <w:t xml:space="preserve"> вона.</w:t>
+      </w:r>
+    </w:p>
+    <w:p>
+      <w:r>
+        <w:t>— А куди ще.</w:t>
+      </w:r>
+    </w:p>
+    <w:p>
+      <w:proofErr w:type="gramStart"/>
+      <w:r>
+        <w:t>На складі працівник навіть не став їх перераховувати.</w:t>
+      </w:r>
+      <w:proofErr w:type="gramEnd"/>
+    </w:p>
+    <w:p>
+      <w:r>
+        <w:t>— Де поставити?</w:t>
+      </w:r>
+    </w:p>
+    <w:p>
+      <w:r>
+        <w:t>— Там, біля канцтоварів.</w:t>
+      </w:r>
+    </w:p>
+    <w:p>
+      <w:proofErr w:type="gramStart"/>
+      <w:r>
+        <w:t>Біля канцтоварів уже стояли дві відкриті коробки.</w:t>
+      </w:r>
+      <w:proofErr w:type="gramEnd"/>
+    </w:p>
+    <w:p>
+      <w:r>
+        <w:t>— Тут теж блокноти?</w:t>
+      </w:r>
+    </w:p>
+    <w:p>
+      <w:r>
+        <w:t>— Ага.</w:t>
+      </w:r>
+    </w:p>
+    <w:p>
+      <w:proofErr w:type="gramStart"/>
+      <w:r>
+        <w:t>Вона відкрила одну.</w:t>
+      </w:r>
+      <w:proofErr w:type="gramEnd"/>
+    </w:p>
+    <w:p>
+      <w:proofErr w:type="gramStart"/>
+      <w:r>
+        <w:t>Такі самі.</w:t>
+      </w:r>
+      <w:proofErr w:type="gramEnd"/>
+    </w:p>
+    <w:p>
+      <w:r>
+        <w:t>— Скільки їх тут?</w:t>
+      </w:r>
+    </w:p>
+    <w:p>
+      <w:proofErr w:type="gramStart"/>
+      <w:r>
+        <w:t>Працівник складу подивився всередину.</w:t>
+      </w:r>
+      <w:proofErr w:type="gramEnd"/>
+    </w:p>
+    <w:p>
+      <w:r>
+        <w:t>— Та багато.</w:t>
+      </w:r>
+    </w:p>
+    <w:p>
+      <w:r>
+        <w:t xml:space="preserve">— Я бачу. </w:t>
+      </w:r>
+      <w:proofErr w:type="gramStart"/>
+      <w:r>
+        <w:t>Скільки?</w:t>
+      </w:r>
+      <w:proofErr w:type="gramEnd"/>
+    </w:p>
+    <w:p>
+      <w:r>
+        <w:t>— Не знаю.</w:t>
+      </w:r>
+    </w:p>
+    <w:p>
+      <w:proofErr w:type="gramStart"/>
+      <w:r>
+        <w:t>Він сказав це без жодного виклику.</w:t>
+      </w:r>
+      <w:proofErr w:type="gramEnd"/>
+      <w:r>
+        <w:t xml:space="preserve"> </w:t>
+      </w:r>
+      <w:proofErr w:type="gramStart"/>
+      <w:r>
+        <w:t>Просто не знав.</w:t>
+      </w:r>
+      <w:proofErr w:type="gramEnd"/>
+    </w:p>
+    <w:p>
+      <w:r>
+        <w:t>— А облік?</w:t>
+      </w:r>
+    </w:p>
+    <w:p>
+      <w:r>
+        <w:t>— Прихід є.</w:t>
+      </w:r>
+    </w:p>
+    <w:p>
+      <w:r>
+        <w:t>— А залишок?</w:t>
+      </w:r>
+    </w:p>
+    <w:p>
+      <w:r>
+        <w:t>— Якщо треба буде, порахуємо.</w:t>
+      </w:r>
+    </w:p>
+    <w:p>
+      <w:proofErr w:type="gramStart"/>
+      <w:r>
+        <w:t>Вона ще секунду дивилася на коробку.</w:t>
+      </w:r>
+      <w:proofErr w:type="gramEnd"/>
+    </w:p>
+    <w:p>
+      <w:r>
+        <w:t>— Наступного разу навіщо замовляти нові?</w:t>
+      </w:r>
+    </w:p>
+    <w:p>
+      <w:r>
+        <w:lastRenderedPageBreak/>
+        <w:t>— А це не ми вирішуємо.</w:t>
+      </w:r>
+    </w:p>
+    <w:p>
+      <w:r>
+        <w:t>— Але ж вони є.</w:t>
+      </w:r>
+    </w:p>
+    <w:p>
+      <w:r>
+        <w:t>— Є.</w:t>
+      </w:r>
+    </w:p>
+    <w:p>
+      <w:proofErr w:type="gramStart"/>
+      <w:r>
+        <w:t>Він дістав один блокнот.</w:t>
+      </w:r>
+      <w:proofErr w:type="gramEnd"/>
+    </w:p>
+    <w:p>
+      <w:r>
+        <w:t>— Хочеш?</w:t>
+      </w:r>
+    </w:p>
+    <w:p>
+      <w:r>
+        <w:t>— Ні.</w:t>
+      </w:r>
+    </w:p>
+    <w:p>
+      <w:r>
+        <w:t xml:space="preserve">— Я теж уже не хочу. </w:t>
+      </w:r>
+      <w:proofErr w:type="gramStart"/>
+      <w:r>
+        <w:t>У мене вдома штук п’ятнадцять.</w:t>
+      </w:r>
+      <w:proofErr w:type="gramEnd"/>
+    </w:p>
+    <w:p>
+      <w:proofErr w:type="gramStart"/>
+      <w:r>
+        <w:t>Він кинув його назад.</w:t>
+      </w:r>
+      <w:proofErr w:type="gramEnd"/>
+    </w:p>
+    <w:p>
+      <w:proofErr w:type="gramStart"/>
+      <w:r>
+        <w:t>Це прозвучало смішно.</w:t>
+      </w:r>
+      <w:proofErr w:type="gramEnd"/>
+    </w:p>
+    <w:p>
+      <w:proofErr w:type="gramStart"/>
+      <w:r>
+        <w:t>Вона засміялася.</w:t>
+      </w:r>
+      <w:proofErr w:type="gramEnd"/>
+    </w:p>
+    <w:p>
+      <w:proofErr w:type="gramStart"/>
+      <w:r>
+        <w:t>Потім ще раз подивилася на коробки й пішла.</w:t>
+      </w:r>
+      <w:proofErr w:type="gramEnd"/>
+    </w:p>
+    <w:p>
+      <w:proofErr w:type="gramStart"/>
+      <w:r>
+        <w:t>У комерційній фірмі таке навряд чи лежало б роками просто тому, що вже куплене.</w:t>
+      </w:r>
+      <w:proofErr w:type="gramEnd"/>
+      <w:r>
+        <w:t xml:space="preserve"> </w:t>
+      </w:r>
+      <w:proofErr w:type="gramStart"/>
+      <w:r>
+        <w:t>Там десять зайвих блокнотів були б десятьма зайвими блокнотами.</w:t>
+      </w:r>
+      <w:proofErr w:type="gramEnd"/>
+      <w:r>
+        <w:t xml:space="preserve"> </w:t>
+      </w:r>
+      <w:proofErr w:type="gramStart"/>
+      <w:r>
+        <w:t>Хтось би знав їхню кількість.</w:t>
+      </w:r>
+      <w:proofErr w:type="gramEnd"/>
+      <w:r>
+        <w:t xml:space="preserve"> </w:t>
+      </w:r>
+      <w:proofErr w:type="gramStart"/>
+      <w:r>
+        <w:t>Не через мораль.</w:t>
+      </w:r>
+      <w:proofErr w:type="gramEnd"/>
+      <w:r>
+        <w:t xml:space="preserve"> </w:t>
+      </w:r>
+      <w:proofErr w:type="gramStart"/>
+      <w:r>
+        <w:t>Через гроші.</w:t>
+      </w:r>
+      <w:proofErr w:type="gramEnd"/>
+    </w:p>
+    <w:p>
+      <w:proofErr w:type="gramStart"/>
+      <w:r>
+        <w:t>Тут гроші закінчували свою біографію в момент, коли за них щось купували.</w:t>
+      </w:r>
+      <w:proofErr w:type="gramEnd"/>
+    </w:p>
+    <w:p>
+      <w:proofErr w:type="gramStart"/>
+      <w:r>
+        <w:t>Далі починалися речі.</w:t>
+      </w:r>
+      <w:proofErr w:type="gramEnd"/>
+    </w:p>
+    <w:p>
+      <w:proofErr w:type="gramStart"/>
+      <w:r>
+        <w:t>А речі вже були ніби безкоштовні.</w:t>
+      </w:r>
+      <w:proofErr w:type="gramEnd"/>
+    </w:p>
+    <w:p>
+      <w:proofErr w:type="gramStart"/>
+      <w:r>
+        <w:t>Вона подумала про це дорогою нагору й забула.</w:t>
+      </w:r>
+      <w:proofErr w:type="gramEnd"/>
+    </w:p>
+    <w:p>
+      <w:proofErr w:type="gramStart"/>
+      <w:r>
+        <w:t>Через тиждень у неї було інше.</w:t>
+      </w:r>
+      <w:proofErr w:type="gramEnd"/>
+    </w:p>
+    <w:p>
+      <w:proofErr w:type="gramStart"/>
+      <w:r>
+        <w:t>Одна сім’я не могла підтвердити отримання допомоги, бо змінила номер телефону.</w:t>
+      </w:r>
+      <w:proofErr w:type="gramEnd"/>
+      <w:r>
+        <w:t xml:space="preserve"> </w:t>
+      </w:r>
+      <w:proofErr w:type="gramStart"/>
+      <w:r>
+        <w:t>Інша переїхала.</w:t>
+      </w:r>
+      <w:proofErr w:type="gramEnd"/>
+      <w:r>
+        <w:t xml:space="preserve"> </w:t>
+      </w:r>
+      <w:proofErr w:type="gramStart"/>
+      <w:r>
+        <w:t>У третьої в документах не збігалося написання прізвища.</w:t>
+      </w:r>
+      <w:proofErr w:type="gramEnd"/>
+      <w:r>
+        <w:t xml:space="preserve"> </w:t>
+      </w:r>
+      <w:proofErr w:type="gramStart"/>
+      <w:r>
+        <w:t>Пів дня пішло на те, що у звіті потім зайняло кілька рядків.</w:t>
+      </w:r>
+      <w:proofErr w:type="gramEnd"/>
+    </w:p>
+    <w:p>
+      <w:proofErr w:type="gramStart"/>
+      <w:r>
+        <w:t>Їй подобалося знаходити такі вузли й розв’язувати їх.</w:t>
+      </w:r>
+      <w:proofErr w:type="gramEnd"/>
+    </w:p>
+    <w:p>
+      <w:proofErr w:type="gramStart"/>
+      <w:r>
+        <w:t>Не красиво.</w:t>
+      </w:r>
+      <w:proofErr w:type="gramEnd"/>
+    </w:p>
+    <w:p>
+      <w:proofErr w:type="gramStart"/>
+      <w:r>
+        <w:t>Просто щоб працювало.</w:t>
+      </w:r>
+      <w:proofErr w:type="gramEnd"/>
+    </w:p>
+    <w:p>
+      <w:proofErr w:type="gramStart"/>
+      <w:r>
+        <w:t>Коли одна з колег пішла у відпустку, її попросили на два тижні підхопити частину її роботи.</w:t>
+      </w:r>
+      <w:proofErr w:type="gramEnd"/>
+    </w:p>
+    <w:p>
+      <w:r>
+        <w:t>— Тільки не бери на себе все, — попередили.</w:t>
+      </w:r>
+    </w:p>
+    <w:p>
+      <w:proofErr w:type="gramStart"/>
+      <w:r>
+        <w:t>Вона взяла.</w:t>
+      </w:r>
+      <w:proofErr w:type="gramEnd"/>
+    </w:p>
+    <w:p>
+      <w:proofErr w:type="gramStart"/>
+      <w:r>
+        <w:t>Перші три дні було важко.</w:t>
+      </w:r>
+      <w:proofErr w:type="gramEnd"/>
+      <w:r>
+        <w:t xml:space="preserve"> </w:t>
+      </w:r>
+      <w:proofErr w:type="gramStart"/>
+      <w:r>
+        <w:t>На четвертий уже ні.</w:t>
+      </w:r>
+      <w:proofErr w:type="gramEnd"/>
+    </w:p>
+    <w:p>
+      <w:proofErr w:type="gramStart"/>
+      <w:r>
+        <w:t>Потім колега повернулася, а частина людей продовжила писати їй.</w:t>
+      </w:r>
+      <w:proofErr w:type="gramEnd"/>
+    </w:p>
+    <w:p>
+      <w:proofErr w:type="gramStart"/>
+      <w:r>
+        <w:t>Вона пересилала повідомлення.</w:t>
+      </w:r>
+      <w:proofErr w:type="gramEnd"/>
+    </w:p>
+    <w:p>
+      <w:proofErr w:type="gramStart"/>
+      <w:r>
+        <w:t>Через місяць перестала.</w:t>
+      </w:r>
+      <w:proofErr w:type="gramEnd"/>
+    </w:p>
+    <w:p>
+      <w:proofErr w:type="gramStart"/>
+      <w:r>
+        <w:t>Відповідала сама.</w:t>
+      </w:r>
+      <w:proofErr w:type="gramEnd"/>
+    </w:p>
+    <w:p>
+      <w:proofErr w:type="gramStart"/>
+      <w:r>
+        <w:t>На п’ятому місяці їй дали доступ до папок, у які раніше вона лише скидала готові файли.</w:t>
+      </w:r>
+      <w:proofErr w:type="gramEnd"/>
+    </w:p>
+    <w:p>
+      <w:proofErr w:type="gramStart"/>
+      <w:r>
+        <w:lastRenderedPageBreak/>
+        <w:t>Там лежали бюджети проєктів, календарі, шаблони договорів, звіти за попередні періоди.</w:t>
+      </w:r>
+      <w:proofErr w:type="gramEnd"/>
+      <w:r>
+        <w:t xml:space="preserve"> </w:t>
+      </w:r>
+      <w:proofErr w:type="gramStart"/>
+      <w:r>
+        <w:t>Не секретні документи.</w:t>
+      </w:r>
+      <w:proofErr w:type="gramEnd"/>
+      <w:r>
+        <w:t xml:space="preserve"> </w:t>
+      </w:r>
+      <w:proofErr w:type="gramStart"/>
+      <w:r>
+        <w:t>Просто раніше їй вони були не потрібні.</w:t>
+      </w:r>
+      <w:proofErr w:type="gramEnd"/>
+    </w:p>
+    <w:p>
+      <w:proofErr w:type="gramStart"/>
+      <w:r>
+        <w:t>Тепер потрібні.</w:t>
+      </w:r>
+      <w:proofErr w:type="gramEnd"/>
+    </w:p>
+    <w:p>
+      <w:proofErr w:type="gramStart"/>
+      <w:r>
+        <w:t>Вона вперше побачила, як збирається проєкт ще до того, як з’являються коробки, люди й фотографії.</w:t>
+      </w:r>
+      <w:proofErr w:type="gramEnd"/>
+    </w:p>
+    <w:p>
+      <w:proofErr w:type="gramStart"/>
+      <w:r>
+        <w:t>Спочатку був текст.</w:t>
+      </w:r>
+      <w:proofErr w:type="gramEnd"/>
+    </w:p>
+    <w:p>
+      <w:proofErr w:type="gramStart"/>
+      <w:r>
+        <w:t>Мета.</w:t>
+      </w:r>
+      <w:proofErr w:type="gramEnd"/>
+    </w:p>
+    <w:p>
+      <w:proofErr w:type="gramStart"/>
+      <w:r>
+        <w:t>Завдання.</w:t>
+      </w:r>
+      <w:proofErr w:type="gramEnd"/>
+    </w:p>
+    <w:p>
+      <w:proofErr w:type="gramStart"/>
+      <w:r>
+        <w:t>Цільова група.</w:t>
+      </w:r>
+      <w:proofErr w:type="gramEnd"/>
+    </w:p>
+    <w:p>
+      <w:proofErr w:type="gramStart"/>
+      <w:r>
+        <w:t>Очікуваний результат.</w:t>
+      </w:r>
+      <w:proofErr w:type="gramEnd"/>
+    </w:p>
+    <w:p>
+      <w:proofErr w:type="gramStart"/>
+      <w:r>
+        <w:t>Потім цифри.</w:t>
+      </w:r>
+      <w:proofErr w:type="gramEnd"/>
+    </w:p>
+    <w:p>
+      <w:proofErr w:type="gramStart"/>
+      <w:r>
+        <w:t>Скільки учасників.</w:t>
+      </w:r>
+      <w:proofErr w:type="gramEnd"/>
+    </w:p>
+    <w:p>
+      <w:proofErr w:type="gramStart"/>
+      <w:r>
+        <w:t>Скільки заходів.</w:t>
+      </w:r>
+      <w:proofErr w:type="gramEnd"/>
+    </w:p>
+    <w:p>
+      <w:proofErr w:type="gramStart"/>
+      <w:r>
+        <w:t>Скільки наборів.</w:t>
+      </w:r>
+      <w:proofErr w:type="gramEnd"/>
+    </w:p>
+    <w:p>
+      <w:proofErr w:type="gramStart"/>
+      <w:r>
+        <w:t>Скільки поїздок.</w:t>
+      </w:r>
+      <w:proofErr w:type="gramEnd"/>
+    </w:p>
+    <w:p>
+      <w:proofErr w:type="gramStart"/>
+      <w:r>
+        <w:t>Скільки людей мають бути охоплені.</w:t>
+      </w:r>
+      <w:proofErr w:type="gramEnd"/>
+    </w:p>
+    <w:p>
+      <w:proofErr w:type="gramStart"/>
+      <w:r>
+        <w:t>Вона не побачила в цьому нічого дивного.</w:t>
+      </w:r>
+      <w:proofErr w:type="gramEnd"/>
+      <w:r>
+        <w:t xml:space="preserve"> </w:t>
+      </w:r>
+      <w:proofErr w:type="gramStart"/>
+      <w:r>
+        <w:t>Треба ж якось планувати.</w:t>
+      </w:r>
+      <w:proofErr w:type="gramEnd"/>
+    </w:p>
+    <w:p>
+      <w:proofErr w:type="gramStart"/>
+      <w:r>
+        <w:t>Навпаки. Їй навіть стало зрозуміліше, чому іноді колеги так нервували через одну відсутню фотографію чи підпис.</w:t>
+      </w:r>
+      <w:proofErr w:type="gramEnd"/>
+    </w:p>
+    <w:p>
+      <w:proofErr w:type="gramStart"/>
+      <w:r>
+        <w:t>Бо наприкінці все мало повернутися до того першого тексту й довести, що він відбувся.</w:t>
+      </w:r>
+      <w:proofErr w:type="gramEnd"/>
+    </w:p>
+    <w:p>
+      <w:r>
+        <w:t>Одного разу вона запитала:</w:t>
+      </w:r>
+    </w:p>
+    <w:p>
+      <w:r>
+        <w:t>— А якщо планували двадцять людей, а прийшло п’ятнадцять?</w:t>
+      </w:r>
+    </w:p>
+    <w:p>
+      <w:r>
+        <w:t>— Пишемо фактичну кількість.</w:t>
+      </w:r>
+    </w:p>
+    <w:p>
+      <w:r>
+        <w:t>— І все?</w:t>
+      </w:r>
+    </w:p>
+    <w:p>
+      <w:r>
+        <w:t>— А що ще?</w:t>
+      </w:r>
+    </w:p>
+    <w:p>
+      <w:r>
+        <w:t>— Нічого.</w:t>
+      </w:r>
+    </w:p>
+    <w:p>
+      <w:r>
+        <w:t xml:space="preserve">— Якщо це критично для показника, добираємо на наступному заході. </w:t>
+      </w:r>
+      <w:proofErr w:type="gramStart"/>
+      <w:r>
+        <w:t>Якщо ні — пояснюємо.</w:t>
+      </w:r>
+      <w:proofErr w:type="gramEnd"/>
+    </w:p>
+    <w:p>
+      <w:proofErr w:type="gramStart"/>
+      <w:r>
+        <w:t>Теж нормально.</w:t>
+      </w:r>
+      <w:proofErr w:type="gramEnd"/>
+    </w:p>
+    <w:p>
+      <w:proofErr w:type="gramStart"/>
+      <w:r>
+        <w:t>Вона відкрила таблицю з минулого місяця й виправила число.</w:t>
+      </w:r>
+      <w:proofErr w:type="gramEnd"/>
+    </w:p>
+    <w:p>
+      <w:proofErr w:type="gramStart"/>
+      <w:r>
+        <w:t>Шостий місяць вона майже не помітила.</w:t>
+      </w:r>
+      <w:proofErr w:type="gramEnd"/>
+    </w:p>
+    <w:p>
+      <w:proofErr w:type="gramStart"/>
+      <w:r>
+        <w:t>Було багато роботи.</w:t>
+      </w:r>
+      <w:proofErr w:type="gramEnd"/>
+    </w:p>
+    <w:p>
+      <w:proofErr w:type="gramStart"/>
+      <w:r>
+        <w:t>Кілька разів доводилося починати день раніше.</w:t>
+      </w:r>
+      <w:proofErr w:type="gramEnd"/>
+      <w:r>
+        <w:t xml:space="preserve"> </w:t>
+      </w:r>
+      <w:proofErr w:type="gramStart"/>
+      <w:r>
+        <w:t>Один раз вона поїхала на захід замість колеги, яка захворіла.</w:t>
+      </w:r>
+      <w:proofErr w:type="gramEnd"/>
+      <w:r>
+        <w:t xml:space="preserve"> </w:t>
+      </w:r>
+      <w:proofErr w:type="gramStart"/>
+      <w:r>
+        <w:t>Повернулася ввечері й ще годину сиділа в офісі, бо вранці треба було віддати фінальний список.</w:t>
+      </w:r>
+      <w:proofErr w:type="gramEnd"/>
+    </w:p>
+    <w:p>
+      <w:r>
+        <w:lastRenderedPageBreak/>
+        <w:t xml:space="preserve">— Ти ж знаєш, що за це медаль не дадуть? — </w:t>
+      </w:r>
+      <w:proofErr w:type="gramStart"/>
+      <w:r>
+        <w:t>сказав</w:t>
+      </w:r>
+      <w:proofErr w:type="gramEnd"/>
+      <w:r>
+        <w:t xml:space="preserve"> хтось із сусіднього столу.</w:t>
+      </w:r>
+    </w:p>
+    <w:p>
+      <w:r>
+        <w:t>— Знаю.</w:t>
+      </w:r>
+    </w:p>
+    <w:p>
+      <w:r>
+        <w:t>— Тоді йди додому.</w:t>
+      </w:r>
+    </w:p>
+    <w:p>
+      <w:r>
+        <w:t>— Ще десять хвилин.</w:t>
+      </w:r>
+    </w:p>
+    <w:p>
+      <w:r>
+        <w:t>— Ти це годину тому казала.</w:t>
+      </w:r>
+    </w:p>
+    <w:p>
+      <w:proofErr w:type="gramStart"/>
+      <w:r>
+        <w:t>Вона подивилася на годинник.</w:t>
+      </w:r>
+      <w:proofErr w:type="gramEnd"/>
+    </w:p>
+    <w:p>
+      <w:proofErr w:type="gramStart"/>
+      <w:r>
+        <w:t>Справді.</w:t>
+      </w:r>
+      <w:proofErr w:type="gramEnd"/>
+    </w:p>
+    <w:p>
+      <w:proofErr w:type="gramStart"/>
+      <w:r>
+        <w:t>Закрила ноутбук.</w:t>
+      </w:r>
+      <w:proofErr w:type="gramEnd"/>
+    </w:p>
+    <w:p>
+      <w:proofErr w:type="gramStart"/>
+      <w:r>
+        <w:t>У коридорі вже вимкнули частину світла.</w:t>
+      </w:r>
+      <w:proofErr w:type="gramEnd"/>
+    </w:p>
+    <w:p>
+      <w:proofErr w:type="gramStart"/>
+      <w:r>
+        <w:t>Раніше вона не любила порожні офіси.</w:t>
+      </w:r>
+      <w:proofErr w:type="gramEnd"/>
+      <w:r>
+        <w:t xml:space="preserve"> </w:t>
+      </w:r>
+      <w:proofErr w:type="gramStart"/>
+      <w:r>
+        <w:t>Тепер любила.</w:t>
+      </w:r>
+      <w:proofErr w:type="gramEnd"/>
+      <w:r>
+        <w:t xml:space="preserve"> </w:t>
+      </w:r>
+      <w:proofErr w:type="gramStart"/>
+      <w:r>
+        <w:t>Там ніхто не питав, як вона.</w:t>
+      </w:r>
+      <w:proofErr w:type="gramEnd"/>
+    </w:p>
+    <w:p>
+      <w:proofErr w:type="gramStart"/>
+      <w:r>
+        <w:t>На сьомому місяці керівниця покликала її до себе.</w:t>
+      </w:r>
+      <w:proofErr w:type="gramEnd"/>
+    </w:p>
+    <w:p>
+      <w:r>
+        <w:t>— Ти хочеш тут лишатися?</w:t>
+      </w:r>
+    </w:p>
+    <w:p>
+      <w:proofErr w:type="gramStart"/>
+      <w:r>
+        <w:t>Питання здивувало.</w:t>
+      </w:r>
+      <w:proofErr w:type="gramEnd"/>
+    </w:p>
+    <w:p>
+      <w:r>
+        <w:t>— А я кудись іду?</w:t>
+      </w:r>
+    </w:p>
+    <w:p>
+      <w:r>
+        <w:t xml:space="preserve">— Ні. Я питаю нормально. </w:t>
+      </w:r>
+      <w:proofErr w:type="gramStart"/>
+      <w:r>
+        <w:t>Ти бачиш себе тут далі?</w:t>
+      </w:r>
+      <w:proofErr w:type="gramEnd"/>
+    </w:p>
+    <w:p>
+      <w:proofErr w:type="gramStart"/>
+      <w:r>
+        <w:t>Вона подумала.</w:t>
+      </w:r>
+      <w:proofErr w:type="gramEnd"/>
+    </w:p>
+    <w:p>
+      <w:proofErr w:type="gramStart"/>
+      <w:r>
+        <w:t>За ці місяці ніхто не вимагав від неї розповідати про доньку.</w:t>
+      </w:r>
+      <w:proofErr w:type="gramEnd"/>
+      <w:r>
+        <w:t xml:space="preserve"> </w:t>
+      </w:r>
+      <w:proofErr w:type="gramStart"/>
+      <w:r>
+        <w:t>Дехто знав.</w:t>
+      </w:r>
+      <w:proofErr w:type="gramEnd"/>
+      <w:r>
+        <w:t xml:space="preserve"> </w:t>
+      </w:r>
+      <w:proofErr w:type="gramStart"/>
+      <w:r>
+        <w:t>Дехто, мабуть, ні.</w:t>
+      </w:r>
+      <w:proofErr w:type="gramEnd"/>
+      <w:r>
+        <w:t xml:space="preserve"> </w:t>
+      </w:r>
+      <w:proofErr w:type="gramStart"/>
+      <w:r>
+        <w:t>Їй це підходило.</w:t>
+      </w:r>
+      <w:proofErr w:type="gramEnd"/>
+    </w:p>
+    <w:p>
+      <w:r>
+        <w:t>— Так.</w:t>
+      </w:r>
+    </w:p>
+    <w:p>
+      <w:r>
+        <w:t>— Добре. Тоді будемо давати тобі більше.</w:t>
+      </w:r>
+    </w:p>
+    <w:p>
+      <w:r>
+        <w:t>— Я й так…</w:t>
+      </w:r>
+    </w:p>
+    <w:p>
+      <w:r>
+        <w:t>— Ні. Більше не означає більше таблиць.</w:t>
+      </w:r>
+    </w:p>
+    <w:p>
+      <w:proofErr w:type="gramStart"/>
+      <w:r>
+        <w:t>Керівниця повернула до неї екран.</w:t>
+      </w:r>
+      <w:proofErr w:type="gramEnd"/>
+    </w:p>
+    <w:p>
+      <w:r>
+        <w:t xml:space="preserve">— Оце наступний цикл. </w:t>
+      </w:r>
+      <w:proofErr w:type="gramStart"/>
+      <w:r>
+        <w:t>Подивися.</w:t>
+      </w:r>
+      <w:proofErr w:type="gramEnd"/>
+    </w:p>
+    <w:p>
+      <w:proofErr w:type="gramStart"/>
+      <w:r>
+        <w:t>Вона переглянула.</w:t>
+      </w:r>
+      <w:proofErr w:type="gramEnd"/>
+    </w:p>
+    <w:p>
+      <w:r>
+        <w:t>— І?</w:t>
+      </w:r>
+    </w:p>
+    <w:p>
+      <w:r>
+        <w:t xml:space="preserve">— Спробуєш вести сама. </w:t>
+      </w:r>
+      <w:proofErr w:type="gramStart"/>
+      <w:r>
+        <w:t>Я буду поруч.</w:t>
+      </w:r>
+      <w:proofErr w:type="gramEnd"/>
+    </w:p>
+    <w:p>
+      <w:r>
+        <w:t>— Повністю?</w:t>
+      </w:r>
+    </w:p>
+    <w:p>
+      <w:r>
+        <w:t>— Майже.</w:t>
+      </w:r>
+    </w:p>
+    <w:p>
+      <w:proofErr w:type="gramStart"/>
+      <w:r>
+        <w:t>Вона ще раз подивилася на файл.</w:t>
+      </w:r>
+      <w:proofErr w:type="gramEnd"/>
+    </w:p>
+    <w:p>
+      <w:proofErr w:type="gramStart"/>
+      <w:r>
+        <w:t>Там були суми, більші за ті, з якими вона працювала досі.</w:t>
+      </w:r>
+      <w:proofErr w:type="gramEnd"/>
+    </w:p>
+    <w:p>
+      <w:proofErr w:type="gramStart"/>
+      <w:r>
+        <w:t>Не страшні.</w:t>
+      </w:r>
+      <w:proofErr w:type="gramEnd"/>
+    </w:p>
+    <w:p>
+      <w:proofErr w:type="gramStart"/>
+      <w:r>
+        <w:t>Просто більші.</w:t>
+      </w:r>
+      <w:proofErr w:type="gramEnd"/>
+    </w:p>
+    <w:p>
+      <w:r>
+        <w:t>— Добре.</w:t>
+      </w:r>
+    </w:p>
+    <w:p>
+      <w:r>
+        <w:t xml:space="preserve">— І ще. </w:t>
+      </w:r>
+      <w:proofErr w:type="gramStart"/>
+      <w:r>
+        <w:t>Не треба все робити руками.</w:t>
+      </w:r>
+      <w:proofErr w:type="gramEnd"/>
+      <w:r>
+        <w:t xml:space="preserve"> </w:t>
+      </w:r>
+      <w:proofErr w:type="gramStart"/>
+      <w:r>
+        <w:t>Якщо тобі дали двох людей, користуйся ними.</w:t>
+      </w:r>
+      <w:proofErr w:type="gramEnd"/>
+    </w:p>
+    <w:p>
+      <w:r>
+        <w:t>— Я не вмію давати роботу людям.</w:t>
+      </w:r>
+    </w:p>
+    <w:p>
+      <w:r>
+        <w:lastRenderedPageBreak/>
+        <w:t>— Навчишся.</w:t>
+      </w:r>
+    </w:p>
+    <w:p>
+      <w:proofErr w:type="gramStart"/>
+      <w:r>
+        <w:t>Так у неї з’явилися двоє, яким тепер вона сама пояснювала, куди що вносити.</w:t>
+      </w:r>
+      <w:proofErr w:type="gramEnd"/>
+    </w:p>
+    <w:p>
+      <w:proofErr w:type="gramStart"/>
+      <w:r>
+        <w:t>Перший тиждень перевіряла за ними все.</w:t>
+      </w:r>
+      <w:proofErr w:type="gramEnd"/>
+    </w:p>
+    <w:p>
+      <w:proofErr w:type="gramStart"/>
+      <w:r>
+        <w:t>Другий — майже все.</w:t>
+      </w:r>
+      <w:proofErr w:type="gramEnd"/>
+    </w:p>
+    <w:p>
+      <w:proofErr w:type="gramStart"/>
+      <w:r>
+        <w:t>Третій — тільки те, де вони самі ставили питання.</w:t>
+      </w:r>
+      <w:proofErr w:type="gramEnd"/>
+    </w:p>
+    <w:p>
+      <w:proofErr w:type="gramStart"/>
+      <w:r>
+        <w:t>Якось одна з нових дівчат підійшла зі списком.</w:t>
+      </w:r>
+      <w:proofErr w:type="gramEnd"/>
+    </w:p>
+    <w:p>
+      <w:r>
+        <w:t>— Тут не сходиться.</w:t>
+      </w:r>
+    </w:p>
+    <w:p>
+      <w:proofErr w:type="gramStart"/>
+      <w:r>
+        <w:t>Вона взяла аркуш.</w:t>
+      </w:r>
+      <w:proofErr w:type="gramEnd"/>
+    </w:p>
+    <w:p>
+      <w:r>
+        <w:t>— Має бути шістдесят комплектів, а є п’ятдесят вісім.</w:t>
+      </w:r>
+    </w:p>
+    <w:p>
+      <w:r>
+        <w:t>— На складі дивилися?</w:t>
+      </w:r>
+    </w:p>
+    <w:p>
+      <w:r>
+        <w:t>— Кажуть, нема.</w:t>
+      </w:r>
+    </w:p>
+    <w:p>
+      <w:r>
+        <w:t>Вона вже хотіла сказати: «Тоді шукаємо».</w:t>
+      </w:r>
+    </w:p>
+    <w:p>
+      <w:proofErr w:type="gramStart"/>
+      <w:r>
+        <w:t>Зупинилася.</w:t>
+      </w:r>
+      <w:proofErr w:type="gramEnd"/>
+    </w:p>
+    <w:p>
+      <w:r>
+        <w:t>— Що за комплекти?</w:t>
+      </w:r>
+    </w:p>
+    <w:p>
+      <w:r>
+        <w:t>— Канцелярія.</w:t>
+      </w:r>
+    </w:p>
+    <w:p>
+      <w:r>
+        <w:t xml:space="preserve">— Подивися у залишках після весняних заходів. </w:t>
+      </w:r>
+      <w:proofErr w:type="gramStart"/>
+      <w:r>
+        <w:t>Там мають бути.</w:t>
+      </w:r>
+      <w:proofErr w:type="gramEnd"/>
+    </w:p>
+    <w:p>
+      <w:proofErr w:type="gramStart"/>
+      <w:r>
+        <w:t>Дівчина пішла.</w:t>
+      </w:r>
+      <w:proofErr w:type="gramEnd"/>
+    </w:p>
+    <w:p>
+      <w:proofErr w:type="gramStart"/>
+      <w:r>
+        <w:t>Через десять хвилин повернулася.</w:t>
+      </w:r>
+      <w:proofErr w:type="gramEnd"/>
+    </w:p>
+    <w:p>
+      <w:r>
+        <w:t>— Є. Навіть більше.</w:t>
+      </w:r>
+    </w:p>
+    <w:p>
+      <w:r>
+        <w:t>— Добре.</w:t>
+      </w:r>
+    </w:p>
+    <w:p>
+      <w:r>
+        <w:t>— А звідки ти знала?</w:t>
+      </w:r>
+    </w:p>
+    <w:p>
+      <w:r>
+        <w:t>— Бо воно там завжди є.</w:t>
+      </w:r>
+    </w:p>
+    <w:p>
+      <w:proofErr w:type="gramStart"/>
+      <w:r>
+        <w:t>Сказала й тільки потім усміхнулася.</w:t>
+      </w:r>
+      <w:proofErr w:type="gramEnd"/>
+    </w:p>
+    <w:p>
+      <w:proofErr w:type="gramStart"/>
+      <w:r>
+        <w:t>У восьмий місяць її перестали представляти на зустрічах як «нашу нову асистентку».</w:t>
+      </w:r>
+      <w:proofErr w:type="gramEnd"/>
+    </w:p>
+    <w:p>
+      <w:proofErr w:type="gramStart"/>
+      <w:r>
+        <w:t>Спочатку взагалі ніяк не представляли.</w:t>
+      </w:r>
+      <w:proofErr w:type="gramEnd"/>
+    </w:p>
+    <w:p>
+      <w:r>
+        <w:t>Потім керівниця одного разу сказала:</w:t>
+      </w:r>
+    </w:p>
+    <w:p>
+      <w:r>
+        <w:t>— Це вона веде цей блок, усі питання до неї.</w:t>
+      </w:r>
+    </w:p>
+    <w:p>
+      <w:proofErr w:type="gramStart"/>
+      <w:r>
+        <w:t>Вона почула й не відреагувала.</w:t>
+      </w:r>
+      <w:proofErr w:type="gramEnd"/>
+    </w:p>
+    <w:p>
+      <w:proofErr w:type="gramStart"/>
+      <w:r>
+        <w:t>А ввечері згадала.</w:t>
+      </w:r>
+      <w:proofErr w:type="gramEnd"/>
+    </w:p>
+    <w:p>
+      <w:proofErr w:type="gramStart"/>
+      <w:r>
+        <w:t>Не посаду.</w:t>
+      </w:r>
+      <w:proofErr w:type="gramEnd"/>
+    </w:p>
+    <w:p>
+      <w:proofErr w:type="gramStart"/>
+      <w:r>
+        <w:t>Фразу.</w:t>
+      </w:r>
+      <w:proofErr w:type="gramEnd"/>
+    </w:p>
+    <w:p>
+      <w:proofErr w:type="gramStart"/>
+      <w:r>
+        <w:t>«Усі питання до неї».</w:t>
+      </w:r>
+      <w:proofErr w:type="gramEnd"/>
+    </w:p>
+    <w:p>
+      <w:proofErr w:type="gramStart"/>
+      <w:r>
+        <w:t>Дивно, але саме вона виявилася важливішою.</w:t>
+      </w:r>
+      <w:proofErr w:type="gramEnd"/>
+    </w:p>
+    <w:p>
+      <w:proofErr w:type="gramStart"/>
+      <w:r>
+        <w:t>Через дев’ять місяців їй запропонували перейти на посаду координаторки програми.</w:t>
+      </w:r>
+      <w:proofErr w:type="gramEnd"/>
+    </w:p>
+    <w:p>
+      <w:proofErr w:type="gramStart"/>
+      <w:r>
+        <w:t>Без урочистостей.</w:t>
+      </w:r>
+      <w:proofErr w:type="gramEnd"/>
+    </w:p>
+    <w:p>
+      <w:proofErr w:type="gramStart"/>
+      <w:r>
+        <w:t>Керівниця поклала перед нею нову посадову інструкцію.</w:t>
+      </w:r>
+      <w:proofErr w:type="gramEnd"/>
+    </w:p>
+    <w:p>
+      <w:r>
+        <w:lastRenderedPageBreak/>
+        <w:t xml:space="preserve">— Зарплата трохи вища. </w:t>
+      </w:r>
+      <w:proofErr w:type="gramStart"/>
+      <w:r>
+        <w:t>Відповідальності сильно більше.</w:t>
+      </w:r>
+      <w:proofErr w:type="gramEnd"/>
+    </w:p>
+    <w:p>
+      <w:r>
+        <w:t>— Чесна реклама.</w:t>
+      </w:r>
+    </w:p>
+    <w:p>
+      <w:r>
+        <w:t>— Я стараюсь.</w:t>
+      </w:r>
+    </w:p>
+    <w:p>
+      <w:proofErr w:type="gramStart"/>
+      <w:r>
+        <w:t>Вона прочитала першу сторінку.</w:t>
+      </w:r>
+      <w:proofErr w:type="gramEnd"/>
+    </w:p>
+    <w:p>
+      <w:r>
+        <w:t>— А якщо я відмовлюся?</w:t>
+      </w:r>
+    </w:p>
+    <w:p>
+      <w:r>
+        <w:t>— Тоді ще місяць будеш робити те саме за старі гроші й сама прийдеш сваритися.</w:t>
+      </w:r>
+    </w:p>
+    <w:p>
+      <w:proofErr w:type="gramStart"/>
+      <w:r>
+        <w:t>Вона засміялася.</w:t>
+      </w:r>
+      <w:proofErr w:type="gramEnd"/>
+    </w:p>
+    <w:p>
+      <w:r>
+        <w:t>— Добре.</w:t>
+      </w:r>
+    </w:p>
+    <w:p>
+      <w:r>
+        <w:t>— Це «добре, беру»?</w:t>
+      </w:r>
+    </w:p>
+    <w:p>
+      <w:r>
+        <w:t>— Так.</w:t>
+      </w:r>
+    </w:p>
+    <w:p>
+      <w:r>
+        <w:t>— Тоді вітаю.</w:t>
+      </w:r>
+    </w:p>
+    <w:p>
+      <w:proofErr w:type="gramStart"/>
+      <w:r>
+        <w:t>Рук не тиснули.</w:t>
+      </w:r>
+      <w:proofErr w:type="gramEnd"/>
+    </w:p>
+    <w:p>
+      <w:proofErr w:type="gramStart"/>
+      <w:r>
+        <w:t>За десять хвилин вони вже сперечалися про строки наступного проєкту.</w:t>
+      </w:r>
+      <w:proofErr w:type="gramEnd"/>
+    </w:p>
+    <w:p>
+      <w:proofErr w:type="gramStart"/>
+      <w:r>
+        <w:t>Увечері вона залишилася сама ще на пів години.</w:t>
+      </w:r>
+      <w:proofErr w:type="gramEnd"/>
+    </w:p>
+    <w:p>
+      <w:proofErr w:type="gramStart"/>
+      <w:r>
+        <w:t>На столі лежав новий блокнот.</w:t>
+      </w:r>
+      <w:proofErr w:type="gramEnd"/>
+      <w:r>
+        <w:t xml:space="preserve"> </w:t>
+      </w:r>
+      <w:proofErr w:type="gramStart"/>
+      <w:r>
+        <w:t>Хтось приніс зі складу разом із папками.</w:t>
+      </w:r>
+      <w:proofErr w:type="gramEnd"/>
+    </w:p>
+    <w:p>
+      <w:proofErr w:type="gramStart"/>
+      <w:r>
+        <w:t>На обкладинці був логотип старого заходу.</w:t>
+      </w:r>
+      <w:proofErr w:type="gramEnd"/>
+    </w:p>
+    <w:p>
+      <w:proofErr w:type="gramStart"/>
+      <w:r>
+        <w:t>Вона відкрила першу сторінку.</w:t>
+      </w:r>
+      <w:proofErr w:type="gramEnd"/>
+    </w:p>
+    <w:p>
+      <w:proofErr w:type="gramStart"/>
+      <w:r>
+        <w:t>Чисто.</w:t>
+      </w:r>
+      <w:proofErr w:type="gramEnd"/>
+    </w:p>
+    <w:p>
+      <w:proofErr w:type="gramStart"/>
+      <w:r>
+        <w:t>Поклала біля клавіатури.</w:t>
+      </w:r>
+      <w:proofErr w:type="gramEnd"/>
+    </w:p>
+    <w:p>
+      <w:proofErr w:type="gramStart"/>
+      <w:r>
+        <w:t>Потім згадала коробки внизу.</w:t>
+      </w:r>
+      <w:proofErr w:type="gramEnd"/>
+    </w:p>
+    <w:p>
+      <w:proofErr w:type="gramStart"/>
+      <w:r>
+        <w:t>Устала, спустилася на склад і повернула блокнот назад.</w:t>
+      </w:r>
+      <w:proofErr w:type="gramEnd"/>
+    </w:p>
+    <w:p>
+      <w:proofErr w:type="gramStart"/>
+      <w:r>
+        <w:t>Працівник складу подивився на неї.</w:t>
+      </w:r>
+      <w:proofErr w:type="gramEnd"/>
+    </w:p>
+    <w:p>
+      <w:r>
+        <w:t>— Ти серйозно?</w:t>
+      </w:r>
+    </w:p>
+    <w:p>
+      <w:r>
+        <w:t>— У мене є.</w:t>
+      </w:r>
+    </w:p>
+    <w:p>
+      <w:r>
+        <w:t>— Та хай лежав би.</w:t>
+      </w:r>
+    </w:p>
+    <w:p>
+      <w:r>
+        <w:t>— Хай тут лежить.</w:t>
+      </w:r>
+    </w:p>
+    <w:p>
+      <w:proofErr w:type="gramStart"/>
+      <w:r>
+        <w:t>Він поставив блокнот на коробку.</w:t>
+      </w:r>
+      <w:proofErr w:type="gramEnd"/>
+    </w:p>
+    <w:p>
+      <w:r>
+        <w:t>— Тут теж уже є.</w:t>
+      </w:r>
+    </w:p>
+    <w:p>
+      <w:r>
+        <w:t>— Я бачу.</w:t>
+      </w:r>
+    </w:p>
+    <w:p>
+      <w:r>
+        <w:t>— Треба буде — візьмеш.</w:t>
+      </w:r>
+    </w:p>
+    <w:p>
+      <w:r>
+        <w:t>— Добре.</w:t>
+      </w:r>
+    </w:p>
+    <w:p>
+      <w:proofErr w:type="gramStart"/>
+      <w:r>
+        <w:t>Вона пішла нагору.</w:t>
+      </w:r>
+      <w:proofErr w:type="gramEnd"/>
+    </w:p>
+    <w:p>
+      <w:proofErr w:type="gramStart"/>
+      <w:r>
+        <w:t>Наступного дня у неї була нарада о дев’ятій, два дзвінки, один бюджет на перевірку і список, який знову не сходився.</w:t>
+      </w:r>
+      <w:proofErr w:type="gramEnd"/>
+    </w:p>
+    <w:p>
+      <w:proofErr w:type="gramStart"/>
+      <w:r>
+        <w:t>Про блокнот вона більше не думала.</w:t>
+      </w:r>
+      <w:proofErr w:type="gramEnd"/>
+      <w:r>
+        <w:br/>
       </w:r>
     </w:p>
     <w:p/>
@@ -28753,7 +30524,7 @@
 </file>
 
 <file path=customXml/itemProps1.xml><?xml version="1.0" encoding="utf-8"?>
-<ds:datastoreItem xmlns:ds="http://schemas.openxmlformats.org/officeDocument/2006/customXml" ds:itemID="{817C631D-0A27-4C63-BBFC-6A974A2A6551}">
+<ds:datastoreItem xmlns:ds="http://schemas.openxmlformats.org/officeDocument/2006/customXml" ds:itemID="{AA9FC50F-FC03-4C54-B5A7-B9CBDF934E0D}">
   <ds:schemaRefs>
     <ds:schemaRef ds:uri="http://schemas.openxmlformats.org/officeDocument/2006/bibliography"/>
   </ds:schemaRefs>

--- a/mavik-sklad/files/Соціальна.docx
+++ b/mavik-sklad/files/Соціальна.docx
@@ -6297,6 +6297,1543 @@
         <w:br/>
       </w:r>
     </w:p>
+    <w:p>
+      <w:pPr>
+        <w:pStyle w:val="31"/>
+      </w:pPr>
+      <w:r>
+        <w:lastRenderedPageBreak/>
+        <w:t>ГЛАВА 5</w:t>
+      </w:r>
+    </w:p>
+    <w:p>
+      <w:proofErr w:type="gramStart"/>
+      <w:r>
+        <w:t>Нову посаду вона відчула не по зарплаті.</w:t>
+      </w:r>
+      <w:proofErr w:type="gramEnd"/>
+    </w:p>
+    <w:p>
+      <w:proofErr w:type="gramStart"/>
+      <w:r>
+        <w:t>По телефону.</w:t>
+      </w:r>
+      <w:proofErr w:type="gramEnd"/>
+    </w:p>
+    <w:p>
+      <w:r>
+        <w:t xml:space="preserve">Раніше їй дзвонили переважно люди, з якими вже щось було погоджено: уточнити адресу, час, список, кількість. </w:t>
+      </w:r>
+      <w:proofErr w:type="gramStart"/>
+      <w:r>
+        <w:t>Тепер телефонували ще до того, як щось сталося.</w:t>
+      </w:r>
+      <w:proofErr w:type="gramEnd"/>
+    </w:p>
+    <w:p>
+      <w:r>
+        <w:t xml:space="preserve">— У нас троє дітей завтра заїжджають у центр. </w:t>
+      </w:r>
+      <w:proofErr w:type="gramStart"/>
+      <w:r>
+        <w:t>Можете глянути, що у вас є з одягу?</w:t>
+      </w:r>
+      <w:proofErr w:type="gramEnd"/>
+    </w:p>
+    <w:p>
+      <w:r>
+        <w:t>— На який вік?</w:t>
+      </w:r>
+    </w:p>
+    <w:p>
+      <w:r>
+        <w:t xml:space="preserve">— Двоє молодших школярів і дівчина-підліток. </w:t>
+      </w:r>
+      <w:proofErr w:type="gramStart"/>
+      <w:r>
+        <w:t>Точні розміри скину.</w:t>
+      </w:r>
+      <w:proofErr w:type="gramEnd"/>
+    </w:p>
+    <w:p>
+      <w:r>
+        <w:t>— Скиньте одразу й взуття.</w:t>
+      </w:r>
+    </w:p>
+    <w:p>
+      <w:r>
+        <w:t>— Добре.</w:t>
+      </w:r>
+    </w:p>
+    <w:p>
+      <w:r>
+        <w:t>Інший дзвінок:</w:t>
+      </w:r>
+    </w:p>
+    <w:p>
+      <w:r>
+        <w:t xml:space="preserve">— На суботу в громаді буде захід до Дня захисту дітей. </w:t>
+      </w:r>
+      <w:proofErr w:type="gramStart"/>
+      <w:r>
+        <w:t>Ви заходите партнерами?</w:t>
+      </w:r>
+      <w:proofErr w:type="gramEnd"/>
+    </w:p>
+    <w:p>
+      <w:r>
+        <w:t>— Що від нас потрібно?</w:t>
+      </w:r>
+    </w:p>
+    <w:p>
+      <w:r>
+        <w:t>— Нам треба ще зона для малечі, вода і, якщо зможете, набори.</w:t>
+      </w:r>
+    </w:p>
+    <w:p>
+      <w:r>
+        <w:t>— Скільки дітей?</w:t>
+      </w:r>
+    </w:p>
+    <w:p>
+      <w:r>
+        <w:t>— Реєстрація поки сто сорок сім.</w:t>
+      </w:r>
+    </w:p>
+    <w:p>
+      <w:r>
+        <w:t xml:space="preserve">— Не кажіть мені «десь сто п’ятдесят». </w:t>
+      </w:r>
+      <w:proofErr w:type="gramStart"/>
+      <w:r>
+        <w:t>Скиньте список.</w:t>
+      </w:r>
+      <w:proofErr w:type="gramEnd"/>
+    </w:p>
+    <w:p>
+      <w:proofErr w:type="gramStart"/>
+      <w:r>
+        <w:t>Жінка на тому кінці засміялася.</w:t>
+      </w:r>
+      <w:proofErr w:type="gramEnd"/>
+    </w:p>
+    <w:p>
+      <w:r>
+        <w:t>— Уже навчилася.</w:t>
+      </w:r>
+    </w:p>
+    <w:p>
+      <w:r>
+        <w:t>— Уже.</w:t>
+      </w:r>
+    </w:p>
+    <w:p>
+      <w:proofErr w:type="gramStart"/>
+      <w:r>
+        <w:t>Вона теж усміхнулася й відкрила календар.</w:t>
+      </w:r>
+      <w:proofErr w:type="gramEnd"/>
+    </w:p>
+    <w:p>
+      <w:proofErr w:type="gramStart"/>
+      <w:r>
+        <w:t>Коли її переводили в координаторки, вона думала, що тепер матиме більше паперів.</w:t>
+      </w:r>
+      <w:proofErr w:type="gramEnd"/>
+      <w:r>
+        <w:t xml:space="preserve"> </w:t>
+      </w:r>
+      <w:proofErr w:type="gramStart"/>
+      <w:r>
+        <w:t>Паперів справді стало більше.</w:t>
+      </w:r>
+      <w:proofErr w:type="gramEnd"/>
+      <w:r>
+        <w:t xml:space="preserve"> </w:t>
+      </w:r>
+      <w:proofErr w:type="gramStart"/>
+      <w:r>
+        <w:t>Але разом із ними з’явилася карта, якої раніше вона не бачила.</w:t>
+      </w:r>
+      <w:proofErr w:type="gramEnd"/>
+    </w:p>
+    <w:p>
+      <w:proofErr w:type="gramStart"/>
+      <w:r>
+        <w:t>Не географічна.</w:t>
+      </w:r>
+      <w:proofErr w:type="gramEnd"/>
+    </w:p>
+    <w:p>
+      <w:proofErr w:type="gramStart"/>
+      <w:r>
+        <w:t>Хто за що відповідає.</w:t>
+      </w:r>
+      <w:proofErr w:type="gramEnd"/>
+    </w:p>
+    <w:p>
+      <w:proofErr w:type="gramStart"/>
+      <w:r>
+        <w:t>Служба у справах дітей.</w:t>
+      </w:r>
+      <w:proofErr w:type="gramEnd"/>
+      <w:r>
+        <w:t xml:space="preserve"> </w:t>
+      </w:r>
+      <w:proofErr w:type="gramStart"/>
+      <w:r>
+        <w:t>Центр соціальних служб.</w:t>
+      </w:r>
+      <w:proofErr w:type="gramEnd"/>
+      <w:r>
+        <w:t xml:space="preserve"> </w:t>
+      </w:r>
+      <w:proofErr w:type="gramStart"/>
+      <w:r>
+        <w:t>Громада. Обласний рівень.</w:t>
+      </w:r>
+      <w:proofErr w:type="gramEnd"/>
+      <w:r>
+        <w:t xml:space="preserve"> </w:t>
+      </w:r>
+      <w:proofErr w:type="gramStart"/>
+      <w:r>
+        <w:t>Заклад. Прийомна сім’я.</w:t>
+      </w:r>
+      <w:proofErr w:type="gramEnd"/>
+      <w:r>
+        <w:t xml:space="preserve"> </w:t>
+      </w:r>
+      <w:proofErr w:type="gramStart"/>
+      <w:r>
+        <w:t>ДБСТ.</w:t>
+      </w:r>
+      <w:proofErr w:type="gramEnd"/>
+      <w:r>
+        <w:t xml:space="preserve"> </w:t>
+      </w:r>
+      <w:proofErr w:type="gramStart"/>
+      <w:r>
+        <w:t>Патронат. Опіка. Усиновлення.</w:t>
+      </w:r>
+      <w:proofErr w:type="gramEnd"/>
+    </w:p>
+    <w:p>
+      <w:proofErr w:type="gramStart"/>
+      <w:r>
+        <w:t>На початку все це звучало майже однаково.</w:t>
+      </w:r>
+      <w:proofErr w:type="gramEnd"/>
+      <w:r>
+        <w:t xml:space="preserve"> </w:t>
+      </w:r>
+      <w:proofErr w:type="gramStart"/>
+      <w:r>
+        <w:t>Дитина без батьків — значить, треба знайти дорослого, який про неї подбає.</w:t>
+      </w:r>
+      <w:proofErr w:type="gramEnd"/>
+    </w:p>
+    <w:p>
+      <w:r>
+        <w:t xml:space="preserve">Тепер вона вже знала, що між «без батьків» і «без батьківського піклування» може бути цілий лабіринт документів, рішень і людей. </w:t>
+      </w:r>
+      <w:proofErr w:type="gramStart"/>
+      <w:r>
+        <w:t>Що патронат — не те саме, що прийомна сім’я.</w:t>
+      </w:r>
+      <w:proofErr w:type="gramEnd"/>
+      <w:r>
+        <w:t xml:space="preserve"> </w:t>
+      </w:r>
+      <w:proofErr w:type="gramStart"/>
+      <w:r>
+        <w:t>Що ДБСТ не виникає тому, що добра родина одного дня вирішила забрати багато дітей.</w:t>
+      </w:r>
+      <w:proofErr w:type="gramEnd"/>
+      <w:r>
+        <w:t xml:space="preserve"> </w:t>
+      </w:r>
+      <w:proofErr w:type="gramStart"/>
+      <w:r>
+        <w:t>Що дитину не можна просто віддати тим, хто здається хорошим.</w:t>
+      </w:r>
+      <w:proofErr w:type="gramEnd"/>
+    </w:p>
+    <w:p>
+      <w:proofErr w:type="gramStart"/>
+      <w:r>
+        <w:t>Раніше її дратувало, скільки всього стоїть між дитиною й сім’єю.</w:t>
+      </w:r>
+      <w:proofErr w:type="gramEnd"/>
+    </w:p>
+    <w:p>
+      <w:proofErr w:type="gramStart"/>
+      <w:r>
+        <w:lastRenderedPageBreak/>
+        <w:t>Тепер частину цього вона почала розуміти.</w:t>
+      </w:r>
+      <w:proofErr w:type="gramEnd"/>
+    </w:p>
+    <w:p>
+      <w:proofErr w:type="gramStart"/>
+      <w:r>
+        <w:t>Іноді повільність була не байдужістю.</w:t>
+      </w:r>
+      <w:proofErr w:type="gramEnd"/>
+      <w:r>
+        <w:t xml:space="preserve"> </w:t>
+      </w:r>
+      <w:proofErr w:type="gramStart"/>
+      <w:r>
+        <w:t>Іноді хтось справді перевіряв те, що треба було перевірити.</w:t>
+      </w:r>
+      <w:proofErr w:type="gramEnd"/>
+    </w:p>
+    <w:p>
+      <w:proofErr w:type="gramStart"/>
+      <w:r>
+        <w:t>Їхній відділ усі в офісі коротко називали «сирітським», хоча в документах назва була довшою й акуратнішою.</w:t>
+      </w:r>
+      <w:proofErr w:type="gramEnd"/>
+      <w:r>
+        <w:t xml:space="preserve"> </w:t>
+      </w:r>
+      <w:proofErr w:type="gramStart"/>
+      <w:r>
+        <w:t>Вони працювали з притулками, центрами, дитячими будинками, сім’ями, патронатними вихователями, прийомними батьками, батьками-вихователями.</w:t>
+      </w:r>
+      <w:proofErr w:type="gramEnd"/>
+      <w:r>
+        <w:t xml:space="preserve"> </w:t>
+      </w:r>
+      <w:proofErr w:type="gramStart"/>
+      <w:r>
+        <w:t>Окремо були кандидати, які ще тільки проходили шлях до того, щоб узяти дитину в сім’ю.</w:t>
+      </w:r>
+      <w:proofErr w:type="gramEnd"/>
+    </w:p>
+    <w:p>
+      <w:proofErr w:type="gramStart"/>
+      <w:r>
+        <w:t>Коли треба було, відділ підключався й до великих загальних дитячих заходів.</w:t>
+      </w:r>
+      <w:proofErr w:type="gramEnd"/>
+      <w:r>
+        <w:t xml:space="preserve"> </w:t>
+      </w:r>
+      <w:proofErr w:type="gramStart"/>
+      <w:r>
+        <w:t>Там межі напрямів зникали.</w:t>
+      </w:r>
+      <w:proofErr w:type="gramEnd"/>
+      <w:r>
+        <w:t xml:space="preserve"> </w:t>
+      </w:r>
+      <w:proofErr w:type="gramStart"/>
+      <w:r>
+        <w:t>Якщо на площі п’ятсот дітей, ніхто не ставить окремий намет для тих, у кого є статус, і для тих, у кого його немає.</w:t>
+      </w:r>
+      <w:proofErr w:type="gramEnd"/>
+    </w:p>
+    <w:p>
+      <w:proofErr w:type="gramStart"/>
+      <w:r>
+        <w:t>Добре, що не ставить.</w:t>
+      </w:r>
+      <w:proofErr w:type="gramEnd"/>
+    </w:p>
+    <w:p>
+      <w:proofErr w:type="gramStart"/>
+      <w:r>
+        <w:t>У фонду було достатньо імен на партнерській сторінці, щоб вона перший час плуталася, хто з ким працює напряму, хто фінансує, а хто є виконавцем.</w:t>
+      </w:r>
+      <w:proofErr w:type="gramEnd"/>
+      <w:r>
+        <w:t xml:space="preserve"> </w:t>
+      </w:r>
+      <w:proofErr w:type="gramStart"/>
+      <w:r>
+        <w:t>Великі європейські й американські фонди.</w:t>
+      </w:r>
+      <w:proofErr w:type="gramEnd"/>
+      <w:r>
+        <w:t xml:space="preserve"> </w:t>
+      </w:r>
+      <w:proofErr w:type="gramStart"/>
+      <w:r>
+        <w:t>Міжнародні організації.</w:t>
+      </w:r>
+      <w:proofErr w:type="gramEnd"/>
+      <w:r>
+        <w:t xml:space="preserve"> </w:t>
+      </w:r>
+      <w:proofErr w:type="gramStart"/>
+      <w:r>
+        <w:t>Програми ЮНІСЕФ та інших структур ООН.</w:t>
+      </w:r>
+      <w:proofErr w:type="gramEnd"/>
+      <w:r>
+        <w:t xml:space="preserve"> </w:t>
+      </w:r>
+      <w:proofErr w:type="gramStart"/>
+      <w:r>
+        <w:t>Спільні проєкти з громадами й соціальними службами.</w:t>
+      </w:r>
+      <w:proofErr w:type="gramEnd"/>
+    </w:p>
+    <w:p>
+      <w:proofErr w:type="gramStart"/>
+      <w:r>
+        <w:t>На логотипи вона перестала дивитися десь за тиждень.</w:t>
+      </w:r>
+      <w:proofErr w:type="gramEnd"/>
+    </w:p>
+    <w:p>
+      <w:proofErr w:type="gramStart"/>
+      <w:r>
+        <w:t>Їй було важливіше знати, кому писати, якщо в бюджеті не сходиться рядок.</w:t>
+      </w:r>
+      <w:proofErr w:type="gramEnd"/>
+    </w:p>
+    <w:p>
+      <w:proofErr w:type="gramStart"/>
+      <w:r>
+        <w:t>Одного ранку керівниця покликала її до себе й посунула по столу папку.</w:t>
+      </w:r>
+      <w:proofErr w:type="gramEnd"/>
+    </w:p>
+    <w:p>
+      <w:r>
+        <w:t>— Це наступна група.</w:t>
+      </w:r>
+    </w:p>
+    <w:p>
+      <w:r>
+        <w:t>— Яка?</w:t>
+      </w:r>
+    </w:p>
+    <w:p>
+      <w:r>
+        <w:t>— Кандидати.</w:t>
+      </w:r>
+    </w:p>
+    <w:p>
+      <w:proofErr w:type="gramStart"/>
+      <w:r>
+        <w:t>Вона відкрила.</w:t>
+      </w:r>
+      <w:proofErr w:type="gramEnd"/>
+    </w:p>
+    <w:p>
+      <w:proofErr w:type="gramStart"/>
+      <w:r>
+        <w:t>Список прізвищ.</w:t>
+      </w:r>
+      <w:proofErr w:type="gramEnd"/>
+      <w:r>
+        <w:t xml:space="preserve"> </w:t>
+      </w:r>
+      <w:proofErr w:type="gramStart"/>
+      <w:r>
+        <w:t>Контакти. Кілька колонок із позначками.</w:t>
+      </w:r>
+      <w:proofErr w:type="gramEnd"/>
+      <w:r>
+        <w:t xml:space="preserve"> </w:t>
+      </w:r>
+      <w:proofErr w:type="gramStart"/>
+      <w:r>
+        <w:t>Унизу — календар навчання.</w:t>
+      </w:r>
+      <w:proofErr w:type="gramEnd"/>
+    </w:p>
+    <w:p>
+      <w:r>
+        <w:t>— Це ті, хто хоче стати прийомними батьками?</w:t>
+      </w:r>
+    </w:p>
+    <w:p>
+      <w:r>
+        <w:t xml:space="preserve">— Не тільки. </w:t>
+      </w:r>
+      <w:proofErr w:type="gramStart"/>
+      <w:r>
+        <w:t>Тут є різні кандидати.</w:t>
+      </w:r>
+      <w:proofErr w:type="gramEnd"/>
+      <w:r>
+        <w:t xml:space="preserve"> </w:t>
+      </w:r>
+      <w:proofErr w:type="gramStart"/>
+      <w:r>
+        <w:t>Ти організовуєш навчання з нашого боку.</w:t>
+      </w:r>
+      <w:proofErr w:type="gramEnd"/>
+    </w:p>
+    <w:p>
+      <w:r>
+        <w:t>— Я?</w:t>
+      </w:r>
+    </w:p>
+    <w:p>
+      <w:r>
+        <w:t>— Ти координаторка чи де?</w:t>
+      </w:r>
+    </w:p>
+    <w:p>
+      <w:r>
+        <w:t>— Я думала, я програму веду.</w:t>
+      </w:r>
+    </w:p>
+    <w:p>
+      <w:r>
+        <w:t>— Оце і є програма.</w:t>
+      </w:r>
+    </w:p>
+    <w:p>
+      <w:proofErr w:type="gramStart"/>
+      <w:r>
+        <w:t>Керівниця відкрила на комп’ютері ще один файл.</w:t>
+      </w:r>
+      <w:proofErr w:type="gramEnd"/>
+    </w:p>
+    <w:p>
+      <w:r>
+        <w:t xml:space="preserve">— Тренери затверджені. </w:t>
+      </w:r>
+      <w:proofErr w:type="gramStart"/>
+      <w:r>
+        <w:t>Навчальні матеріали є. Соцслужба дає людей і документи.</w:t>
+      </w:r>
+      <w:proofErr w:type="gramEnd"/>
+      <w:r>
+        <w:t xml:space="preserve"> </w:t>
+      </w:r>
+      <w:proofErr w:type="gramStart"/>
+      <w:r>
+        <w:t>Від нас — організація, майданчик, логістика, матеріали, комунікація, все щоб воно не розсипалося.</w:t>
+      </w:r>
+      <w:proofErr w:type="gramEnd"/>
+    </w:p>
+    <w:p>
+      <w:r>
+        <w:t>— А сертифікати?</w:t>
+      </w:r>
+    </w:p>
+    <w:p>
+      <w:r>
+        <w:t xml:space="preserve">— Теж через нас у пакеті, але не вигадуй нічого сама. </w:t>
+      </w:r>
+      <w:proofErr w:type="gramStart"/>
+      <w:r>
+        <w:t>Є форма, є процедура.</w:t>
+      </w:r>
+      <w:proofErr w:type="gramEnd"/>
+    </w:p>
+    <w:p>
+      <w:r>
+        <w:t>— Я й не збиралась.</w:t>
+      </w:r>
+    </w:p>
+    <w:p>
+      <w:r>
+        <w:lastRenderedPageBreak/>
+        <w:t>— Ти ще не знаєш, скільки людей люблять покращувати форму, яка й без них працює.</w:t>
+      </w:r>
+    </w:p>
+    <w:p>
+      <w:proofErr w:type="gramStart"/>
+      <w:r>
+        <w:t>Вона забрала папку.</w:t>
+      </w:r>
+      <w:proofErr w:type="gramEnd"/>
+    </w:p>
+    <w:p>
+      <w:proofErr w:type="gramStart"/>
+      <w:r>
+        <w:t>Перший день навчання почався з того, що двоє людей запізнилися, одна жінка прийшла не в ту будівлю, а в принтері за десять хвилин до старту закінчився тонер.</w:t>
+      </w:r>
+      <w:proofErr w:type="gramEnd"/>
+    </w:p>
+    <w:p>
+      <w:proofErr w:type="gramStart"/>
+      <w:r>
+        <w:t>Тобто нормально.</w:t>
+      </w:r>
+      <w:proofErr w:type="gramEnd"/>
+    </w:p>
+    <w:p>
+      <w:proofErr w:type="gramStart"/>
+      <w:r>
+        <w:t>Вона вже не нервувала через таке.</w:t>
+      </w:r>
+      <w:proofErr w:type="gramEnd"/>
+    </w:p>
+    <w:p>
+      <w:proofErr w:type="gramStart"/>
+      <w:r>
+        <w:t>Знайшла запасний картридж, пояснила телефоном, куди йти жінці, переставила реєстраційний стіл ближче до входу й попросила тренера почати без двох запізнілих.</w:t>
+      </w:r>
+      <w:proofErr w:type="gramEnd"/>
+    </w:p>
+    <w:p>
+      <w:r>
+        <w:t>— Їм потім треба буде дозакрити пропущене, — сказав він.</w:t>
+      </w:r>
+    </w:p>
+    <w:p>
+      <w:r>
+        <w:t>— Я запишу.</w:t>
+      </w:r>
+    </w:p>
+    <w:p>
+      <w:r>
+        <w:t>— Запиши одразу, бо потім забудемо.</w:t>
+      </w:r>
+    </w:p>
+    <w:p>
+      <w:proofErr w:type="gramStart"/>
+      <w:r>
+        <w:t>Вона записала.</w:t>
+      </w:r>
+      <w:proofErr w:type="gramEnd"/>
+    </w:p>
+    <w:p>
+      <w:proofErr w:type="gramStart"/>
+      <w:r>
+        <w:t>Потім сіла збоку.</w:t>
+      </w:r>
+      <w:proofErr w:type="gramEnd"/>
+    </w:p>
+    <w:p>
+      <w:proofErr w:type="gramStart"/>
+      <w:r>
+        <w:t>Не слухати спеціально.</w:t>
+      </w:r>
+      <w:proofErr w:type="gramEnd"/>
+      <w:r>
+        <w:t xml:space="preserve"> </w:t>
+      </w:r>
+      <w:proofErr w:type="gramStart"/>
+      <w:r>
+        <w:t>Просто лишалася в залі, бо до обіду мала бути на місці.</w:t>
+      </w:r>
+      <w:proofErr w:type="gramEnd"/>
+    </w:p>
+    <w:p>
+      <w:proofErr w:type="gramStart"/>
+      <w:r>
+        <w:t>Тренер говорив про те, що дитина, яка приходить у нову сім’ю, не починає життя з чистого аркуша.</w:t>
+      </w:r>
+      <w:proofErr w:type="gramEnd"/>
+      <w:r>
+        <w:t xml:space="preserve"> </w:t>
+      </w:r>
+      <w:proofErr w:type="gramStart"/>
+      <w:r>
+        <w:t>Що вона приносить із собою попередній досвід.</w:t>
+      </w:r>
+      <w:proofErr w:type="gramEnd"/>
+      <w:r>
+        <w:t xml:space="preserve"> </w:t>
+      </w:r>
+      <w:proofErr w:type="gramStart"/>
+      <w:r>
+        <w:t>Що дорослому інколи доведеться витримати поведінку, яка не схожа на вдячність.</w:t>
+      </w:r>
+      <w:proofErr w:type="gramEnd"/>
+    </w:p>
+    <w:p>
+      <w:proofErr w:type="gramStart"/>
+      <w:r>
+        <w:t>Один чоловік у першому ряду підняв руку.</w:t>
+      </w:r>
+      <w:proofErr w:type="gramEnd"/>
+    </w:p>
+    <w:p>
+      <w:r>
+        <w:t xml:space="preserve">— А якщо свої діти вдома? </w:t>
+      </w:r>
+      <w:proofErr w:type="gramStart"/>
+      <w:r>
+        <w:t>Їх же теж не можна покласти на полицю, поки нова дитина адаптується.</w:t>
+      </w:r>
+      <w:proofErr w:type="gramEnd"/>
+    </w:p>
+    <w:p>
+      <w:r>
+        <w:t>— Саме тому ми про це говоримо до влаштування, а не після, — відповів тренер. — Ви берете відповідальність не тільки за дитину, яка прийде, а й за сім’ю, яка вже є.</w:t>
+      </w:r>
+    </w:p>
+    <w:p>
+      <w:proofErr w:type="gramStart"/>
+      <w:r>
+        <w:t>Чоловік кивнув.</w:t>
+      </w:r>
+      <w:proofErr w:type="gramEnd"/>
+    </w:p>
+    <w:p>
+      <w:proofErr w:type="gramStart"/>
+      <w:r>
+        <w:t>Вона дивилася ще хвилин десять.</w:t>
+      </w:r>
+      <w:proofErr w:type="gramEnd"/>
+    </w:p>
+    <w:p>
+      <w:proofErr w:type="gramStart"/>
+      <w:r>
+        <w:t>Нормальна розмова.</w:t>
+      </w:r>
+      <w:proofErr w:type="gramEnd"/>
+    </w:p>
+    <w:p>
+      <w:proofErr w:type="gramStart"/>
+      <w:r>
+        <w:t>Не театральна.</w:t>
+      </w:r>
+      <w:proofErr w:type="gramEnd"/>
+      <w:r>
+        <w:t xml:space="preserve"> </w:t>
+      </w:r>
+      <w:proofErr w:type="gramStart"/>
+      <w:r>
+        <w:t>Люди питали речі, яких справді боялися.</w:t>
+      </w:r>
+      <w:proofErr w:type="gramEnd"/>
+      <w:r>
+        <w:t xml:space="preserve"> </w:t>
+      </w:r>
+      <w:proofErr w:type="gramStart"/>
+      <w:r>
+        <w:t>Хтось про біологічних батьків.</w:t>
+      </w:r>
+      <w:proofErr w:type="gramEnd"/>
+      <w:r>
+        <w:t xml:space="preserve"> </w:t>
+      </w:r>
+      <w:proofErr w:type="gramStart"/>
+      <w:r>
+        <w:t>Хтось про школу.</w:t>
+      </w:r>
+      <w:proofErr w:type="gramEnd"/>
+      <w:r>
+        <w:t xml:space="preserve"> </w:t>
+      </w:r>
+      <w:proofErr w:type="gramStart"/>
+      <w:r>
+        <w:t>Хтось про дітей, які крадуть їжу або ховають її в кімнаті.</w:t>
+      </w:r>
+      <w:proofErr w:type="gramEnd"/>
+      <w:r>
+        <w:t xml:space="preserve"> </w:t>
+      </w:r>
+      <w:proofErr w:type="gramStart"/>
+      <w:r>
+        <w:t>Тренер не робив вигляду, що має чарівну відповідь на все.</w:t>
+      </w:r>
+      <w:proofErr w:type="gramEnd"/>
+    </w:p>
+    <w:p>
+      <w:proofErr w:type="gramStart"/>
+      <w:r>
+        <w:t>У перерві кілька учасників стояли біля кави й знайомилися між собою.</w:t>
+      </w:r>
+      <w:proofErr w:type="gramEnd"/>
+    </w:p>
+    <w:p>
+      <w:r>
+        <w:t>— Ви вже маєте дітей?</w:t>
+      </w:r>
+    </w:p>
+    <w:p>
+      <w:r>
+        <w:t>— Двоє своїх.</w:t>
+      </w:r>
+    </w:p>
+    <w:p>
+      <w:r>
+        <w:t xml:space="preserve">— А ми ні. </w:t>
+      </w:r>
+      <w:proofErr w:type="gramStart"/>
+      <w:r>
+        <w:t>Тому й страшно.</w:t>
+      </w:r>
+      <w:proofErr w:type="gramEnd"/>
+    </w:p>
+    <w:p>
+      <w:r>
+        <w:t>— Нам теж страшно.</w:t>
+      </w:r>
+    </w:p>
+    <w:p>
+      <w:proofErr w:type="gramStart"/>
+      <w:r>
+        <w:t>Вона пройшла повз із пачкою чистих анкет.</w:t>
+      </w:r>
+      <w:proofErr w:type="gramEnd"/>
+    </w:p>
+    <w:p>
+      <w:proofErr w:type="gramStart"/>
+      <w:r>
+        <w:t>У якийсь момент одна жінка зупинила її.</w:t>
+      </w:r>
+      <w:proofErr w:type="gramEnd"/>
+    </w:p>
+    <w:p>
+      <w:r>
+        <w:t>— А ви психолог?</w:t>
+      </w:r>
+    </w:p>
+    <w:p>
+      <w:r>
+        <w:lastRenderedPageBreak/>
+        <w:t>— Ні.</w:t>
+      </w:r>
+    </w:p>
+    <w:p>
+      <w:r>
+        <w:t>— Соцпрацівник?</w:t>
+      </w:r>
+    </w:p>
+    <w:p>
+      <w:r>
+        <w:t>— Теж ні.</w:t>
+      </w:r>
+    </w:p>
+    <w:p>
+      <w:r>
+        <w:t>— А хто ви?</w:t>
+      </w:r>
+    </w:p>
+    <w:p>
+      <w:proofErr w:type="gramStart"/>
+      <w:r>
+        <w:t>Вона задумалася на секунду.</w:t>
+      </w:r>
+      <w:proofErr w:type="gramEnd"/>
+    </w:p>
+    <w:p>
+      <w:r>
+        <w:t>— Я роблю так, щоб усе це відбулося.</w:t>
+      </w:r>
+    </w:p>
+    <w:p>
+      <w:proofErr w:type="gramStart"/>
+      <w:r>
+        <w:t>Жінка засміялася.</w:t>
+      </w:r>
+      <w:proofErr w:type="gramEnd"/>
+    </w:p>
+    <w:p>
+      <w:r>
+        <w:t>— Тоді ви тут головна.</w:t>
+      </w:r>
+    </w:p>
+    <w:p>
+      <w:r>
+        <w:t>— Не кажіть тренерам.</w:t>
+      </w:r>
+    </w:p>
+    <w:p>
+      <w:proofErr w:type="gramStart"/>
+      <w:r>
+        <w:t>Після обіду вона вже працювала з ноутбука в коридорі.</w:t>
+      </w:r>
+      <w:proofErr w:type="gramEnd"/>
+      <w:r>
+        <w:t xml:space="preserve"> </w:t>
+      </w:r>
+      <w:proofErr w:type="gramStart"/>
+      <w:r>
+        <w:t>Поки в залі говорили про наступний блок, вона відповідала громаді щодо суботнього заходу, погоджувала доставку наборів у два центри й шукала транспорт для сім’ї, яка не могла приїхати на наступний день навчання.</w:t>
+      </w:r>
+      <w:proofErr w:type="gramEnd"/>
+    </w:p>
+    <w:p>
+      <w:proofErr w:type="gramStart"/>
+      <w:r>
+        <w:t>До вечора в неї було відчуття, ніби вона прожила два робочі дні одночасно.</w:t>
+      </w:r>
+      <w:proofErr w:type="gramEnd"/>
+    </w:p>
+    <w:p>
+      <w:proofErr w:type="gramStart"/>
+      <w:r>
+        <w:t>Але все зійшлося.</w:t>
+      </w:r>
+      <w:proofErr w:type="gramEnd"/>
+    </w:p>
+    <w:p>
+      <w:proofErr w:type="gramStart"/>
+      <w:r>
+        <w:t>Так минув тиждень.</w:t>
+      </w:r>
+      <w:proofErr w:type="gramEnd"/>
+    </w:p>
+    <w:p>
+      <w:proofErr w:type="gramStart"/>
+      <w:r>
+        <w:t>Потім ще один.</w:t>
+      </w:r>
+      <w:proofErr w:type="gramEnd"/>
+    </w:p>
+    <w:p>
+      <w:proofErr w:type="gramStart"/>
+      <w:r>
+        <w:t>Її ім’я почало з’являтися в копії листів, яких раніше вона взагалі не бачила.</w:t>
+      </w:r>
+      <w:proofErr w:type="gramEnd"/>
+    </w:p>
+    <w:p>
+      <w:proofErr w:type="gramStart"/>
+      <w:r>
+        <w:t>«Просимо погодити».</w:t>
+      </w:r>
+      <w:proofErr w:type="gramEnd"/>
+    </w:p>
+    <w:p>
+      <w:proofErr w:type="gramStart"/>
+      <w:r>
+        <w:t>«Просимо надати кандидатури».</w:t>
+      </w:r>
+      <w:proofErr w:type="gramEnd"/>
+    </w:p>
+    <w:p>
+      <w:proofErr w:type="gramStart"/>
+      <w:r>
+        <w:t>«Підтвердіть можливість участі».</w:t>
+      </w:r>
+      <w:proofErr w:type="gramEnd"/>
+    </w:p>
+    <w:p>
+      <w:r>
+        <w:t>«З боку партнера відповідальна…»</w:t>
+      </w:r>
+    </w:p>
+    <w:p>
+      <w:proofErr w:type="gramStart"/>
+      <w:r>
+        <w:t>Далі її прізвище.</w:t>
+      </w:r>
+      <w:proofErr w:type="gramEnd"/>
+    </w:p>
+    <w:p>
+      <w:proofErr w:type="gramStart"/>
+      <w:r>
+        <w:t>Спочатку вона перечитувала такі листи уважніше за інші.</w:t>
+      </w:r>
+      <w:proofErr w:type="gramEnd"/>
+    </w:p>
+    <w:p>
+      <w:proofErr w:type="gramStart"/>
+      <w:r>
+        <w:t>Потім звикла.</w:t>
+      </w:r>
+      <w:proofErr w:type="gramEnd"/>
+    </w:p>
+    <w:p>
+      <w:proofErr w:type="gramStart"/>
+      <w:r>
+        <w:t>Одного разу подзвонила жінка із соціальної служби, з якою вони вже кілька разів працювали.</w:t>
+      </w:r>
+      <w:proofErr w:type="gramEnd"/>
+    </w:p>
+    <w:p>
+      <w:r>
+        <w:t xml:space="preserve">— У нас новий ДБСТ запускається. </w:t>
+      </w:r>
+      <w:proofErr w:type="gramStart"/>
+      <w:r>
+        <w:t>Треба допомогти на старті.</w:t>
+      </w:r>
+      <w:proofErr w:type="gramEnd"/>
+    </w:p>
+    <w:p>
+      <w:r>
+        <w:t>— Що саме?</w:t>
+      </w:r>
+    </w:p>
+    <w:p>
+      <w:r>
+        <w:t>— Я тобі скину список, подивишся, що можете закрити.</w:t>
+      </w:r>
+    </w:p>
+    <w:p>
+      <w:r>
+        <w:t>— Скидайте.</w:t>
+      </w:r>
+    </w:p>
+    <w:p>
+      <w:r>
+        <w:t xml:space="preserve">— І ще там є двоє дітей, які зараз у закладі. </w:t>
+      </w:r>
+      <w:proofErr w:type="gramStart"/>
+      <w:r>
+        <w:t>Якщо все піде нормально, за кілька тижнів уже будуть у сім’ї.</w:t>
+      </w:r>
+      <w:proofErr w:type="gramEnd"/>
+    </w:p>
+    <w:p>
+      <w:proofErr w:type="gramStart"/>
+      <w:r>
+        <w:t>Вона машинально потягнулася по ручку.</w:t>
+      </w:r>
+      <w:proofErr w:type="gramEnd"/>
+    </w:p>
+    <w:p>
+      <w:r>
+        <w:t>— Вік?</w:t>
+      </w:r>
+    </w:p>
+    <w:p>
+      <w:proofErr w:type="gramStart"/>
+      <w:r>
+        <w:t>Жінка сказала.</w:t>
+      </w:r>
+      <w:proofErr w:type="gramEnd"/>
+    </w:p>
+    <w:p>
+      <w:proofErr w:type="gramStart"/>
+      <w:r>
+        <w:lastRenderedPageBreak/>
+        <w:t>Вона записала.</w:t>
+      </w:r>
+      <w:proofErr w:type="gramEnd"/>
+    </w:p>
+    <w:p>
+      <w:r>
+        <w:t>— Добре. Подивимося.</w:t>
+      </w:r>
+    </w:p>
+    <w:p>
+      <w:proofErr w:type="gramStart"/>
+      <w:r>
+        <w:t>Після дзвінка ще якийсь час сиділа з ручкою в руці.</w:t>
+      </w:r>
+      <w:proofErr w:type="gramEnd"/>
+    </w:p>
+    <w:p>
+      <w:proofErr w:type="gramStart"/>
+      <w:r>
+        <w:t>Двоє дітей були в закладі.</w:t>
+      </w:r>
+      <w:proofErr w:type="gramEnd"/>
+    </w:p>
+    <w:p>
+      <w:proofErr w:type="gramStart"/>
+      <w:r>
+        <w:t>За кілька тижнів мали бути вдома.</w:t>
+      </w:r>
+      <w:proofErr w:type="gramEnd"/>
+    </w:p>
+    <w:p>
+      <w:proofErr w:type="gramStart"/>
+      <w:r>
+        <w:t>Не «отримати допомогу».</w:t>
+      </w:r>
+      <w:proofErr w:type="gramEnd"/>
+    </w:p>
+    <w:p>
+      <w:proofErr w:type="gramStart"/>
+      <w:r>
+        <w:t>Не «бути охопленими програмою».</w:t>
+      </w:r>
+      <w:proofErr w:type="gramEnd"/>
+    </w:p>
+    <w:p>
+      <w:proofErr w:type="gramStart"/>
+      <w:r>
+        <w:t>Додому.</w:t>
+      </w:r>
+      <w:proofErr w:type="gramEnd"/>
+    </w:p>
+    <w:p>
+      <w:proofErr w:type="gramStart"/>
+      <w:r>
+        <w:t>Їй сподобалося це слово.</w:t>
+      </w:r>
+      <w:proofErr w:type="gramEnd"/>
+    </w:p>
+    <w:p>
+      <w:proofErr w:type="gramStart"/>
+      <w:r>
+        <w:t>Вона відкрила складські залишки, знайшла частину потрібного, решту поставила в запит на закупівлю.</w:t>
+      </w:r>
+      <w:proofErr w:type="gramEnd"/>
+    </w:p>
+    <w:p>
+      <w:proofErr w:type="gramStart"/>
+      <w:r>
+        <w:t>Через два дні до фонду приїхала делегація від одного з міжнародних партнерів.</w:t>
+      </w:r>
+      <w:proofErr w:type="gramEnd"/>
+      <w:r>
+        <w:t xml:space="preserve"> </w:t>
+      </w:r>
+      <w:proofErr w:type="gramStart"/>
+      <w:r>
+        <w:t>Офіс раптом став трохи чистішим, ніж зазвичай.</w:t>
+      </w:r>
+      <w:proofErr w:type="gramEnd"/>
+      <w:r>
+        <w:t xml:space="preserve"> </w:t>
+      </w:r>
+      <w:proofErr w:type="gramStart"/>
+      <w:r>
+        <w:t>У переговорній переставили стільці.</w:t>
+      </w:r>
+      <w:proofErr w:type="gramEnd"/>
+      <w:r>
+        <w:t xml:space="preserve"> </w:t>
+      </w:r>
+      <w:proofErr w:type="gramStart"/>
+      <w:r>
+        <w:t>Хтось приніс прапорці.</w:t>
+      </w:r>
+      <w:proofErr w:type="gramEnd"/>
+      <w:r>
+        <w:t xml:space="preserve"> </w:t>
+      </w:r>
+      <w:proofErr w:type="gramStart"/>
+      <w:r>
+        <w:t>На екрані відкрили презентацію.</w:t>
+      </w:r>
+      <w:proofErr w:type="gramEnd"/>
+    </w:p>
+    <w:p>
+      <w:proofErr w:type="gramStart"/>
+      <w:r>
+        <w:t>Її покликали на частину зустрічі.</w:t>
+      </w:r>
+      <w:proofErr w:type="gramEnd"/>
+    </w:p>
+    <w:p>
+      <w:r>
+        <w:t>— Розкажи коротко, як у нас іде сімейний напрямок.</w:t>
+      </w:r>
+    </w:p>
+    <w:p>
+      <w:r>
+        <w:t>— Я?</w:t>
+      </w:r>
+    </w:p>
+    <w:p>
+      <w:r>
+        <w:t>— Ти його ведеш.</w:t>
+      </w:r>
+    </w:p>
+    <w:p>
+      <w:proofErr w:type="gramStart"/>
+      <w:r>
+        <w:t>Вона сіла за стіл із людьми, яких раніше бачила тільки в підписах під листами.</w:t>
+      </w:r>
+      <w:proofErr w:type="gramEnd"/>
+    </w:p>
+    <w:p>
+      <w:proofErr w:type="gramStart"/>
+      <w:r>
+        <w:t>Говорила спочатку обережно.</w:t>
+      </w:r>
+      <w:proofErr w:type="gramEnd"/>
+      <w:r>
+        <w:t xml:space="preserve"> </w:t>
+      </w:r>
+      <w:proofErr w:type="gramStart"/>
+      <w:r>
+        <w:t>Потім забула боятися.</w:t>
+      </w:r>
+      <w:proofErr w:type="gramEnd"/>
+    </w:p>
+    <w:p>
+      <w:proofErr w:type="gramStart"/>
+      <w:r>
+        <w:t>Не про місію фонду.</w:t>
+      </w:r>
+      <w:proofErr w:type="gramEnd"/>
+      <w:r>
+        <w:t xml:space="preserve"> </w:t>
+      </w:r>
+      <w:proofErr w:type="gramStart"/>
+      <w:r>
+        <w:t>Про роботу.</w:t>
+      </w:r>
+      <w:proofErr w:type="gramEnd"/>
+    </w:p>
+    <w:p>
+      <w:proofErr w:type="gramStart"/>
+      <w:r>
+        <w:t>Скільки груп зараз у навчанні.</w:t>
+      </w:r>
+      <w:proofErr w:type="gramEnd"/>
+      <w:r>
+        <w:t xml:space="preserve"> </w:t>
+      </w:r>
+      <w:proofErr w:type="gramStart"/>
+      <w:r>
+        <w:t>Де є затримка.</w:t>
+      </w:r>
+      <w:proofErr w:type="gramEnd"/>
+      <w:r>
+        <w:t xml:space="preserve"> </w:t>
+      </w:r>
+      <w:proofErr w:type="gramStart"/>
+      <w:r>
+        <w:t>В яких громадах потрібна додаткова координація.</w:t>
+      </w:r>
+      <w:proofErr w:type="gramEnd"/>
+      <w:r>
+        <w:t xml:space="preserve"> </w:t>
+      </w:r>
+      <w:proofErr w:type="gramStart"/>
+      <w:r>
+        <w:t>Де вже сформували сім’ю.</w:t>
+      </w:r>
+      <w:proofErr w:type="gramEnd"/>
+      <w:r>
+        <w:t xml:space="preserve"> </w:t>
+      </w:r>
+      <w:proofErr w:type="gramStart"/>
+      <w:r>
+        <w:t>Де ще чекають документи.</w:t>
+      </w:r>
+      <w:proofErr w:type="gramEnd"/>
+      <w:r>
+        <w:t xml:space="preserve"> </w:t>
+      </w:r>
+      <w:proofErr w:type="gramStart"/>
+      <w:r>
+        <w:t>Які речі найчастіше просять на старті.</w:t>
+      </w:r>
+      <w:proofErr w:type="gramEnd"/>
+    </w:p>
+    <w:p>
+      <w:proofErr w:type="gramStart"/>
+      <w:r>
+        <w:t>Її кілька разів перепитали.</w:t>
+      </w:r>
+      <w:proofErr w:type="gramEnd"/>
+    </w:p>
+    <w:p>
+      <w:proofErr w:type="gramStart"/>
+      <w:r>
+        <w:t>Вона відповіла.</w:t>
+      </w:r>
+      <w:proofErr w:type="gramEnd"/>
+    </w:p>
+    <w:p>
+      <w:proofErr w:type="gramStart"/>
+      <w:r>
+        <w:t>Після зустрічі керівниця наздогнала її в коридорі.</w:t>
+      </w:r>
+      <w:proofErr w:type="gramEnd"/>
+    </w:p>
+    <w:p>
+      <w:r>
+        <w:t>— Нормально.</w:t>
+      </w:r>
+    </w:p>
+    <w:p>
+      <w:r>
+        <w:t>— Це похвала?</w:t>
+      </w:r>
+    </w:p>
+    <w:p>
+      <w:r>
+        <w:t>— Максимальна.</w:t>
+      </w:r>
+    </w:p>
+    <w:p>
+      <w:r>
+        <w:t>— Я зрозуміла.</w:t>
+      </w:r>
+    </w:p>
+    <w:p>
+      <w:r>
+        <w:t xml:space="preserve">— І перестань казати «я не спеціаліст». </w:t>
+      </w:r>
+      <w:proofErr w:type="gramStart"/>
+      <w:r>
+        <w:t>Ти вже спеціаліст у своїй частині.</w:t>
+      </w:r>
+      <w:proofErr w:type="gramEnd"/>
+    </w:p>
+    <w:p>
+      <w:proofErr w:type="gramStart"/>
+      <w:r>
+        <w:t>Вона хотіла заперечити.</w:t>
+      </w:r>
+      <w:proofErr w:type="gramEnd"/>
+    </w:p>
+    <w:p>
+      <w:proofErr w:type="gramStart"/>
+      <w:r>
+        <w:t>Не стала.</w:t>
+      </w:r>
+      <w:proofErr w:type="gramEnd"/>
+    </w:p>
+    <w:p>
+      <w:proofErr w:type="gramStart"/>
+      <w:r>
+        <w:t>Бо це теж було правдою.</w:t>
+      </w:r>
+      <w:proofErr w:type="gramEnd"/>
+    </w:p>
+    <w:p>
+      <w:proofErr w:type="gramStart"/>
+      <w:r>
+        <w:lastRenderedPageBreak/>
+        <w:t>Вона не стала психологом.</w:t>
+      </w:r>
+      <w:proofErr w:type="gramEnd"/>
+      <w:r>
+        <w:t xml:space="preserve"> </w:t>
+      </w:r>
+      <w:proofErr w:type="gramStart"/>
+      <w:r>
+        <w:t>Не стала соціальним працівником.</w:t>
+      </w:r>
+      <w:proofErr w:type="gramEnd"/>
+      <w:r>
+        <w:t xml:space="preserve"> </w:t>
+      </w:r>
+      <w:proofErr w:type="gramStart"/>
+      <w:r>
+        <w:t>Не знала всього про усиновлення, патронат чи роботу з травмою.</w:t>
+      </w:r>
+      <w:proofErr w:type="gramEnd"/>
+    </w:p>
+    <w:p>
+      <w:proofErr w:type="gramStart"/>
+      <w:r>
+        <w:t>Зате знала, як провести людину через їхню частину системи так, щоб вона не загубилася між листом, списком, навчанням, довідкою, логістикою й наступним кроком.</w:t>
+      </w:r>
+      <w:proofErr w:type="gramEnd"/>
+    </w:p>
+    <w:p>
+      <w:proofErr w:type="gramStart"/>
+      <w:r>
+        <w:t>І це виявилося окремою професією.</w:t>
+      </w:r>
+      <w:proofErr w:type="gramEnd"/>
+    </w:p>
+    <w:p>
+      <w:proofErr w:type="gramStart"/>
+      <w:r>
+        <w:t>Робота йшла своїм ходом.</w:t>
+      </w:r>
+      <w:proofErr w:type="gramEnd"/>
+      <w:r>
+        <w:t xml:space="preserve"> </w:t>
+      </w:r>
+      <w:proofErr w:type="gramStart"/>
+      <w:r>
+        <w:t>Дитячі свята, нові групи кандидатів, терміновий транспорт, квартальні цифри для партнерів.</w:t>
+      </w:r>
+      <w:proofErr w:type="gramEnd"/>
+      <w:r>
+        <w:t xml:space="preserve"> </w:t>
+      </w:r>
+      <w:proofErr w:type="gramStart"/>
+      <w:r>
+        <w:t>На складі після заходів знову залишалися коробки.</w:t>
+      </w:r>
+      <w:proofErr w:type="gramEnd"/>
+    </w:p>
+    <w:p>
+      <w:proofErr w:type="gramStart"/>
+      <w:r>
+        <w:t>Вона вже не намагалася бачити в кожній окрему проблему.</w:t>
+      </w:r>
+      <w:proofErr w:type="gramEnd"/>
+      <w:r>
+        <w:t xml:space="preserve"> </w:t>
+      </w:r>
+      <w:proofErr w:type="gramStart"/>
+      <w:r>
+        <w:t>Якщо залишок можна було використати — використовувала.</w:t>
+      </w:r>
+      <w:proofErr w:type="gramEnd"/>
+      <w:r>
+        <w:t xml:space="preserve"> </w:t>
+      </w:r>
+      <w:proofErr w:type="gramStart"/>
+      <w:r>
+        <w:t>Якщо ні — ішла далі.</w:t>
+      </w:r>
+      <w:proofErr w:type="gramEnd"/>
+    </w:p>
+    <w:p>
+      <w:proofErr w:type="gramStart"/>
+      <w:r>
+        <w:t>Одного вечора, коли більшість уже розійшлася, до її столу підійшла нова асистентка.</w:t>
+      </w:r>
+      <w:proofErr w:type="gramEnd"/>
+    </w:p>
+    <w:p>
+      <w:r>
+        <w:t>— Можна?</w:t>
+      </w:r>
+    </w:p>
+    <w:p>
+      <w:r>
+        <w:t>— Кажи.</w:t>
+      </w:r>
+    </w:p>
+    <w:p>
+      <w:r>
+        <w:t xml:space="preserve">— По наступному навчанню. </w:t>
+      </w:r>
+      <w:proofErr w:type="gramStart"/>
+      <w:r>
+        <w:t>Соцслужба дала двадцять дві людини, тренери кажуть, що оптимально двадцять.</w:t>
+      </w:r>
+      <w:proofErr w:type="gramEnd"/>
+      <w:r>
+        <w:t xml:space="preserve"> </w:t>
+      </w:r>
+      <w:proofErr w:type="gramStart"/>
+      <w:r>
+        <w:t>Що робити?</w:t>
+      </w:r>
+      <w:proofErr w:type="gramEnd"/>
+    </w:p>
+    <w:p>
+      <w:proofErr w:type="gramStart"/>
+      <w:r>
+        <w:t>Вона повернула до себе список.</w:t>
+      </w:r>
+      <w:proofErr w:type="gramEnd"/>
+    </w:p>
+    <w:p>
+      <w:proofErr w:type="gramStart"/>
+      <w:r>
+        <w:t>Ще рік тому вона б пішла з цим до керівниці.</w:t>
+      </w:r>
+      <w:proofErr w:type="gramEnd"/>
+    </w:p>
+    <w:p>
+      <w:proofErr w:type="gramStart"/>
+      <w:r>
+        <w:t>Тепер переглянула прізвища.</w:t>
+      </w:r>
+      <w:proofErr w:type="gramEnd"/>
+    </w:p>
+    <w:p>
+      <w:r>
+        <w:t xml:space="preserve">— Нікого не викидаємо. </w:t>
+      </w:r>
+      <w:proofErr w:type="gramStart"/>
+      <w:r>
+        <w:t>Подзвони тренерам.</w:t>
+      </w:r>
+      <w:proofErr w:type="gramEnd"/>
+      <w:r>
+        <w:t xml:space="preserve"> </w:t>
+      </w:r>
+      <w:proofErr w:type="gramStart"/>
+      <w:r>
+        <w:t>Якщо реально не тягнуть двадцять двох, ділимо групу або переносимо двох на наступний потік.</w:t>
+      </w:r>
+      <w:proofErr w:type="gramEnd"/>
+      <w:r>
+        <w:t xml:space="preserve"> </w:t>
+      </w:r>
+      <w:proofErr w:type="gramStart"/>
+      <w:r>
+        <w:t>Але спершу нехай пояснять чому.</w:t>
+      </w:r>
+      <w:proofErr w:type="gramEnd"/>
+    </w:p>
+    <w:p>
+      <w:r>
+        <w:t>— Добре.</w:t>
+      </w:r>
+    </w:p>
+    <w:p>
+      <w:proofErr w:type="gramStart"/>
+      <w:r>
+        <w:t>Асистентка вже пішла, але повернулася.</w:t>
+      </w:r>
+      <w:proofErr w:type="gramEnd"/>
+    </w:p>
+    <w:p>
+      <w:r>
+        <w:t>— А сертифікати замовляти на двадцять двох?</w:t>
+      </w:r>
+    </w:p>
+    <w:p>
+      <w:r>
+        <w:t xml:space="preserve">— Ні. Спочатку закрий фактичну групу. </w:t>
+      </w:r>
+      <w:proofErr w:type="gramStart"/>
+      <w:r>
+        <w:t>Потім замовляй.</w:t>
+      </w:r>
+      <w:proofErr w:type="gramEnd"/>
+    </w:p>
+    <w:p>
+      <w:r>
+        <w:t>— Щоб не лишились?</w:t>
+      </w:r>
+    </w:p>
+    <w:p>
+      <w:proofErr w:type="gramStart"/>
+      <w:r>
+        <w:t>Вона подивилася на неї.</w:t>
+      </w:r>
+      <w:proofErr w:type="gramEnd"/>
+    </w:p>
+    <w:p>
+      <w:r>
+        <w:t>— І щоб не лишились.</w:t>
+      </w:r>
+    </w:p>
+    <w:p>
+      <w:proofErr w:type="gramStart"/>
+      <w:r>
+        <w:t>Дівчина кивнула й пішла.</w:t>
+      </w:r>
+      <w:proofErr w:type="gramEnd"/>
+    </w:p>
+    <w:p>
+      <w:proofErr w:type="gramStart"/>
+      <w:r>
+        <w:t>Вона ще кілька секунд дивилася на порожній прохід між столами.</w:t>
+      </w:r>
+      <w:proofErr w:type="gramEnd"/>
+    </w:p>
+    <w:p>
+      <w:proofErr w:type="gramStart"/>
+      <w:r>
+        <w:t>Потім повернулася до листа від громади.</w:t>
+      </w:r>
+      <w:proofErr w:type="gramEnd"/>
+    </w:p>
+    <w:p>
+      <w:proofErr w:type="gramStart"/>
+      <w:r>
+        <w:t>Там питали, чи фонд зможе долучитися до наступного дитячого заходу.</w:t>
+      </w:r>
+      <w:proofErr w:type="gramEnd"/>
+    </w:p>
+    <w:p>
+      <w:proofErr w:type="gramStart"/>
+      <w:r>
+        <w:t>Вона відкрила календар.</w:t>
+      </w:r>
+      <w:proofErr w:type="gramEnd"/>
+    </w:p>
+    <w:p>
+      <w:proofErr w:type="gramStart"/>
+      <w:r>
+        <w:t>Місце було.</w:t>
+      </w:r>
+      <w:proofErr w:type="gramEnd"/>
+      <w:r>
+        <w:br/>
+      </w:r>
+    </w:p>
+    <w:p/>
     <w:p/>
     <w:sectPr>
       <w:pgSz w:w="12240" w:h="15840"/>
@@ -30524,7 +32061,7 @@
 </file>
 
 <file path=customXml/itemProps1.xml><?xml version="1.0" encoding="utf-8"?>
-<ds:datastoreItem xmlns:ds="http://schemas.openxmlformats.org/officeDocument/2006/customXml" ds:itemID="{AA9FC50F-FC03-4C54-B5A7-B9CBDF934E0D}">
+<ds:datastoreItem xmlns:ds="http://schemas.openxmlformats.org/officeDocument/2006/customXml" ds:itemID="{11507316-9A37-4FBB-A15F-B84CEEBE7D36}">
   <ds:schemaRefs>
     <ds:schemaRef ds:uri="http://schemas.openxmlformats.org/officeDocument/2006/bibliography"/>
   </ds:schemaRefs>

--- a/mavik-sklad/files/Соціальна.docx
+++ b/mavik-sklad/files/Соціальна.docx
@@ -35,10 +35,7 @@
     </w:p>
     <w:p>
       <w:r>
-        <w:t>На тумбочці біля ліжка стояла пластикова склянка з водою. Донька попросила пити хвилин десять тому, зробила два маленькі ковтки й відвернулася. Тепер спала. Або не спала. Останні дні різницю між цими двома станами мати визнача</w:t>
-      </w:r>
-      <w:r>
-        <w:t>ла тільки за очима.</w:t>
+        <w:t>На тумбочці біля ліжка стояла пластикова склянка з водою. Донька попросила пити хвилин десять тому, зробила два маленькі ковтки й відвернулася. Тепер спала. Або не спала. Останні дні різницю між цими двома станами мати визначала тільки за очима.</w:t>
       </w:r>
     </w:p>
     <w:p>
@@ -68,10 +65,7 @@
     </w:p>
     <w:p>
       <w:r>
-        <w:t xml:space="preserve">— Я ще двом написала, — сказала волонтерка. Голос у неї був хрипкий. Вона </w:t>
-      </w:r>
-      <w:r>
-        <w:t>теж не спала. — Один поки мовчить. Другий сказав, що зранку передасть керівнику.</w:t>
+        <w:t>— Я ще двом написала, — сказала волонтерка. Голос у неї був хрипкий. Вона теж не спала. — Один поки мовчить. Другий сказав, що зранку передасть керівнику.</w:t>
       </w:r>
     </w:p>
     <w:p>
@@ -111,10 +105,7 @@
     </w:p>
     <w:p>
       <w:r>
-        <w:t>Вона притиснула телефон до вуха так, ніби</w:t>
-      </w:r>
-      <w:r>
-        <w:t xml:space="preserve"> від цього можна було почути ще якусь відповідь, не вимовлену вголос.</w:t>
+        <w:t>Вона притиснула телефон до вуха так, ніби від цього можна було почути ще якусь відповідь, не вимовлену вголос.</w:t>
       </w:r>
     </w:p>
     <w:p>
@@ -149,10 +140,7 @@
     </w:p>
     <w:p>
       <w:r>
-        <w:t>— У них бюджет затверджений. Вони зараз не беруть позапланові ме</w:t>
-      </w:r>
-      <w:r>
-        <w:t>дичні випадки.</w:t>
+        <w:t>— У них бюджет затверджений. Вони зараз не беруть позапланові медичні випадки.</w:t>
       </w:r>
     </w:p>
     <w:p>
@@ -178,10 +166,7 @@
     </w:p>
     <w:p>
       <w:r>
-        <w:t xml:space="preserve">— А що значить «не </w:t>
-      </w:r>
-      <w:r>
-        <w:t>беруть»?</w:t>
+        <w:t>— А що значить «не беруть»?</w:t>
       </w:r>
     </w:p>
     <w:p>
@@ -211,10 +196,7 @@
     </w:p>
     <w:p>
       <w:r>
-        <w:t>Волонтерка говорила тихо. Без тієї бадьорості, якою люди зазвичай розмовляють із родичами хворих дітей. Ніхто вже не казав «ми</w:t>
-      </w:r>
-      <w:r>
-        <w:t xml:space="preserve"> обов’язково зберемо». Від учора всі говорили коротше.</w:t>
+        <w:t>Волонтерка говорила тихо. Без тієї бадьорості, якою люди зазвичай розмовляють із родичами хворих дітей. Ніхто вже не казав «ми обов’язково зберемо». Від учора всі говорили коротше.</w:t>
       </w:r>
     </w:p>
     <w:p>
@@ -244,10 +226,7 @@
     </w:p>
     <w:p>
       <w:r>
-        <w:t>— Дзвоню</w:t>
-      </w:r>
-      <w:r>
-        <w:t>.</w:t>
+        <w:t>— Дзвоню.</w:t>
       </w:r>
     </w:p>
     <w:p>
@@ -317,10 +296,7 @@
     </w:p>
     <w:p>
       <w:r>
-        <w:t xml:space="preserve">Колись вона б </w:t>
-      </w:r>
-      <w:r>
-        <w:t>засміялася. Тепер тільки сіла на край ліжка й поправила ковдру, яка й так лежала рівно.</w:t>
+        <w:t>Колись вона б засміялася. Тепер тільки сіла на край ліжка й поправила ковдру, яка й так лежала рівно.</w:t>
       </w:r>
     </w:p>
     <w:p>
@@ -366,10 +342,7 @@
     </w:p>
     <w:p>
       <w:r>
-        <w:t xml:space="preserve">— </w:t>
-      </w:r>
-      <w:r>
-        <w:t>Вони прийдуть.</w:t>
+        <w:t>— Вони прийдуть.</w:t>
       </w:r>
     </w:p>
     <w:p>
@@ -434,10 +407,7 @@
     </w:p>
     <w:p>
       <w:r>
-        <w:t>Мати взяла її за руку. Шкіра була су</w:t>
-      </w:r>
-      <w:r>
-        <w:t>ха й гаряча. На пальці — маленький пластир від учорашнього проколу. Вона дивилася на нього довше, ніж треба, бо на пластир дивитися було легше, ніж на обличчя.</w:t>
+        <w:t>Мати взяла її за руку. Шкіра була суха й гаряча. На пальці — маленький пластир від учорашнього проколу. Вона дивилася на нього довше, ніж треба, бо на пластир дивитися було легше, ніж на обличчя.</w:t>
       </w:r>
     </w:p>
     <w:p>
@@ -447,10 +417,7 @@
     </w:p>
     <w:p>
       <w:r>
-        <w:t>— Лікар зараз піді</w:t>
-      </w:r>
-      <w:r>
-        <w:t>йде.</w:t>
+        <w:t>— Лікар зараз підійде.</w:t>
       </w:r>
     </w:p>
     <w:p>
@@ -505,10 +472,7 @@
     </w:p>
     <w:p>
       <w:r>
-        <w:t>Цифра спочатку навіть не налякала. Вона просто не вмістилася в голову. Мільйон — це було з новин. Мільйон вигравали. Мільйон крали. Мільйон коштували квартир</w:t>
-      </w:r>
-      <w:r>
-        <w:t xml:space="preserve">и, машини, </w:t>
+        <w:t xml:space="preserve">Цифра спочатку навіть не налякала. Вона просто не вмістилася в голову. Мільйон — це було з новин. Мільйон вигравали. Мільйон крали. Мільйон коштували квартири, машини, </w:t>
       </w:r>
       <w:r>
         <w:lastRenderedPageBreak/>
@@ -532,10 +496,7 @@
     </w:p>
     <w:p>
       <w:r>
-        <w:t xml:space="preserve">Номер телефону розлетівся по чужих </w:t>
-      </w:r>
-      <w:r>
-        <w:t>сторінках. Її донька з’явилася на фотографіях людей, яких вони ніколи не бачили. Під фотографією писали «не проходьте повз», «кожна гривня важлива», «разом ми сила».</w:t>
+        <w:t>Номер телефону розлетівся по чужих сторінках. Її донька з’явилася на фотографіях людей, яких вони ніколи не бачили. Під фотографією писали «не проходьте повз», «кожна гривня важлива», «разом ми сила».</w:t>
       </w:r>
     </w:p>
     <w:p>
@@ -550,10 +511,7 @@
     </w:p>
     <w:p>
       <w:r>
-        <w:t xml:space="preserve">Лікар зайшов без халата. </w:t>
-      </w:r>
-      <w:r>
-        <w:t>У темно-синій формі. Вона чомусь одразу звернула на це увагу.</w:t>
+        <w:t>Лікар зайшов без халата. У темно-синій формі. Вона чомусь одразу звернула на це увагу.</w:t>
       </w:r>
     </w:p>
     <w:p>
@@ -598,10 +556,7 @@
     </w:p>
     <w:p>
       <w:r>
-        <w:t>— Не</w:t>
-      </w:r>
-      <w:r>
-        <w:t>правда.</w:t>
+        <w:t>— Неправда.</w:t>
       </w:r>
     </w:p>
     <w:p>
@@ -641,10 +596,7 @@
     </w:p>
     <w:p>
       <w:r>
-        <w:t xml:space="preserve">— Стан </w:t>
-      </w:r>
-      <w:r>
-        <w:t>погіршився.</w:t>
+        <w:t>— Стан погіршився.</w:t>
       </w:r>
     </w:p>
     <w:p>
@@ -685,10 +637,7 @@
     </w:p>
     <w:p>
       <w:r>
-        <w:t>— Я</w:t>
-      </w:r>
-      <w:r>
-        <w:t xml:space="preserve"> не можу сказати точно.</w:t>
+        <w:t>— Я не можу сказати точно.</w:t>
       </w:r>
     </w:p>
     <w:p>
@@ -748,10 +697,7 @@
     </w:p>
     <w:p>
       <w:r>
-        <w:t>Лікар опуст</w:t>
-      </w:r>
-      <w:r>
-        <w:t>ив очі.</w:t>
+        <w:t>Лікар опустив очі.</w:t>
       </w:r>
     </w:p>
     <w:p>
@@ -816,10 +762,7 @@
     </w:p>
     <w:p>
       <w:r>
-        <w:t xml:space="preserve">Вона мало не </w:t>
-      </w:r>
-      <w:r>
-        <w:t>засміялася.</w:t>
+        <w:t>Вона мало не засміялася.</w:t>
       </w:r>
     </w:p>
     <w:p>
@@ -875,10 +818,7 @@
     </w:p>
     <w:p>
       <w:r>
-        <w:t>Два — від знайомих</w:t>
-      </w:r>
-      <w:r>
-        <w:t>.</w:t>
+        <w:t>Два — від знайомих.</w:t>
       </w:r>
     </w:p>
     <w:p>
@@ -913,10 +853,7 @@
     </w:p>
     <w:p>
       <w:r>
-        <w:t>Призначе</w:t>
-      </w:r>
-      <w:r>
-        <w:t>ння платежу: «Для дівчинки».</w:t>
+        <w:t>Призначення платежу: «Для дівчинки».</w:t>
       </w:r>
     </w:p>
     <w:p>
@@ -931,10 +868,7 @@
     </w:p>
     <w:p>
       <w:r>
-        <w:t>А десь існували люди, які ро</w:t>
-      </w:r>
-      <w:r>
-        <w:t>зпоряджалися мільйонами.</w:t>
+        <w:t>А десь існували люди, які розпоряджалися мільйонами.</w:t>
       </w:r>
     </w:p>
     <w:p>
@@ -974,10 +908,7 @@
     </w:p>
     <w:p>
       <w:r>
-        <w:t xml:space="preserve">— </w:t>
-      </w:r>
-      <w:r>
-        <w:t>Вони фонд чи магазин?</w:t>
+        <w:t>— Вони фонд чи магазин?</w:t>
       </w:r>
     </w:p>
     <w:p>
@@ -1022,10 +953,7 @@
     </w:p>
     <w:p>
       <w:r>
-        <w:t>«У мене помирає дитина. Нам не вистачає грошей. Я не прошу в</w:t>
-      </w:r>
-      <w:r>
-        <w:t>ас обіцяти. Просто скажіть, з ким можна говорити».</w:t>
+        <w:t>«У мене помирає дитина. Нам не вистачає грошей. Я не прошу вас обіцяти. Просто скажіть, з ким можна говорити».</w:t>
       </w:r>
     </w:p>
     <w:p>
@@ -1071,10 +999,7 @@
     </w:p>
     <w:p>
       <w:r>
-        <w:t>—</w:t>
-      </w:r>
-      <w:r>
-        <w:t xml:space="preserve"> Пам’ятаєш море?</w:t>
+        <w:t>— Пам’ятаєш море?</w:t>
       </w:r>
     </w:p>
     <w:p>
@@ -1139,10 +1064,7 @@
     </w:p>
     <w:p>
       <w:r>
-        <w:t xml:space="preserve">— І щоб без </w:t>
-      </w:r>
-      <w:r>
-        <w:t>медуз.</w:t>
+        <w:t>— І щоб без медуз.</w:t>
       </w:r>
     </w:p>
     <w:p>
@@ -1187,10 +1109,7 @@
     </w:p>
     <w:p>
       <w:r>
-        <w:t>Вона</w:t>
-      </w:r>
-      <w:r>
-        <w:t xml:space="preserve"> відійшла на два кроки й одразу повернулася.</w:t>
+        <w:t>Вона відійшла на два кроки й одразу повернулася.</w:t>
       </w:r>
     </w:p>
     <w:p>
@@ -1210,10 +1129,7 @@
     </w:p>
     <w:p>
       <w:r>
-        <w:t>На великому пальці був трохи стертий рожевий</w:t>
-      </w:r>
-      <w:r>
-        <w:t xml:space="preserve"> лак.</w:t>
+        <w:t>На великому пальці був трохи стертий рожевий лак.</w:t>
       </w:r>
     </w:p>
     <w:p>
@@ -1229,10 +1145,7 @@
     </w:p>
     <w:p>
       <w:r>
-        <w:t>Мати сказала, що вивести</w:t>
-      </w:r>
-      <w:r>
-        <w:t xml:space="preserve"> його неможливо.</w:t>
+        <w:t>Мати сказала, що вивести його неможливо.</w:t>
       </w:r>
     </w:p>
     <w:p>
@@ -1267,10 +1180,7 @@
     </w:p>
     <w:p>
       <w:r>
-        <w:t xml:space="preserve">Вона зрозуміла це раніше, ніж </w:t>
-      </w:r>
-      <w:r>
-        <w:t>хтось до неї підійшов.</w:t>
+        <w:t>Вона зрозуміла це раніше, ніж хтось до неї підійшов.</w:t>
       </w:r>
     </w:p>
     <w:p>
@@ -1370,10 +1280,7 @@
     </w:p>
     <w:p>
       <w:r>
-        <w:t>Так говорять зранку, коли ди</w:t>
-      </w:r>
-      <w:r>
-        <w:t>тина не хоче в школу.</w:t>
+        <w:t>Так говорять зранку, коли дитина не хоче в школу.</w:t>
       </w:r>
     </w:p>
     <w:p>
@@ -1434,10 +1341,7 @@
     </w:p>
     <w:p>
       <w:r>
-        <w:t xml:space="preserve">Вона </w:t>
-      </w:r>
-      <w:r>
-        <w:t>сиділа довго. Скільки — не знала.</w:t>
+        <w:t>Вона сиділа довго. Скільки — не знала.</w:t>
       </w:r>
     </w:p>
     <w:p>
@@ -1467,10 +1371,7 @@
     </w:p>
     <w:p>
       <w:r>
-        <w:t>Призначення платежу</w:t>
-      </w:r>
-      <w:r>
-        <w:t>:</w:t>
+        <w:t>Призначення платежу:</w:t>
       </w:r>
     </w:p>
     <w:p>
@@ -9246,6 +9147,4580 @@
         <w:t>Через кілька секунд відкрила знову.</w:t>
       </w:r>
     </w:p>
+    <w:p/>
+    <w:p>
+      <w:pPr>
+        <w:pStyle w:val="31"/>
+      </w:pPr>
+      <w:r>
+        <w:t>ГЛАВА 11</w:t>
+      </w:r>
+    </w:p>
+    <w:p>
+      <w:r>
+        <w:t>До обіду вона так і не вибрала третій проєкт для партнера.</w:t>
+      </w:r>
+    </w:p>
+    <w:p>
+      <w:r>
+        <w:lastRenderedPageBreak/>
+        <w:t>Асистентка ще раз зазирнула в кабінет і поставила на край столу пластиковий контейнер.</w:t>
+      </w:r>
+    </w:p>
+    <w:p>
+      <w:r>
+        <w:t>— Ти сказала нічого не брати, але я все одно взяла. Там суп.</w:t>
+      </w:r>
+    </w:p>
+    <w:p>
+      <w:r>
+        <w:t>— Я не хочу.</w:t>
+      </w:r>
+    </w:p>
+    <w:p>
+      <w:r>
+        <w:t>— То не їж. Він може просто постояти.</w:t>
+      </w:r>
+    </w:p>
+    <w:p>
+      <w:r>
+        <w:t>— Дякую.</w:t>
+      </w:r>
+    </w:p>
+    <w:p>
+      <w:r>
+        <w:t>— Тільки не до завтра. Я серйозно.</w:t>
+      </w:r>
+    </w:p>
+    <w:p>
+      <w:r>
+        <w:t>Вона кивнула й повернулася до екрана. Папка з десятьма мільйонами лишалася відкритою, але дивитися в неї більше не було що. Усе вже було там: договори, рахунки, акти, фотографії, листи, анкети, фінальний звіт. Якщо партнер попросить приклад добре закритого проєкту, цей цілком підійде.</w:t>
+      </w:r>
+    </w:p>
+    <w:p>
+      <w:r>
+        <w:t>Вона його не вибрала. Не знала чому. Можливо, просто не хотіла ще раз пояснювати комусь іззовні, чому п’ятиденний виїзд на тридцять сімей коштував десять мільйонів і чому при цьому документи не викликали жодного питання.</w:t>
+      </w:r>
+    </w:p>
+    <w:p>
+      <w:r>
+        <w:t>Відкрила сусідню папку.</w:t>
+      </w:r>
+    </w:p>
+    <w:p>
+      <w:r>
+        <w:t>Там було шість пральних машин, кілька ліжок, два холодильники й меблі для новостворених сімей. Ніяких готелів. Ніяких тренерів. Доставка, накладні, фотографії після встановлення. На одній світлині чоловік у шкарпетках стояв посеред кімнати й тримав дверцята пральної машини, ніби не знав, чи треба їх зачинити перед фото.</w:t>
+      </w:r>
+    </w:p>
+    <w:p>
+      <w:r>
+        <w:t>Вона збільшила зображення. На задньому плані хтось із дітей показував фотографу язика. Це був хороший проєкт. Вона поставила біля папки позначку.</w:t>
+      </w:r>
+    </w:p>
+    <w:p>
+      <w:r>
+        <w:t>Наступний виявився ще простішим: кілька місяців оплати роботи психологів у громадах. Витрати невеликі, людей багато, звіт сухий. У додатках — графіки консультацій і кілька анонімізованих коротких історій. В одній підліток після кількох місяців роботи повернувся до школи. В іншій сім’я попросила змінити фахівця, бо «не зійшлися». Фонд змінив.</w:t>
+      </w:r>
+    </w:p>
+    <w:p>
+      <w:r>
+        <w:t>Вона теж поставила позначку.</w:t>
+      </w:r>
+    </w:p>
+    <w:p>
+      <w:r>
+        <w:t>Через годину перед нею вже лежало шість різних проєктів, і вони псували просту картину, яка вчора майже склалася сама.</w:t>
+      </w:r>
+    </w:p>
+    <w:p>
+      <w:r>
+        <w:t>Десь гроші йшли майже прямо від рахунку до речі, яку можна було поставити в кімнату й сфотографувати. Десь половина роботи складалася з людей, які говорили з іншими людьми. Десь були поїздки, готелі, оренда залів. Один проєкт мав такий малий адміністративний бюджет, що вона кілька разів перевірила формулу. Інший — значно більший, бо донор вимагав окремого фінансового контролю, зовнішнього аудиту й оцінювання результатів.</w:t>
+      </w:r>
+    </w:p>
+    <w:p>
+      <w:r>
+        <w:lastRenderedPageBreak/>
+        <w:t>У папці з аудитом вона відкрила рахунок, глянула на суму й подумала, що за ці гроші можна було купити ще кілька холодильників.</w:t>
+      </w:r>
+    </w:p>
+    <w:p>
+      <w:r>
+        <w:t>Потім відкрила висновок аудитора.</w:t>
+      </w:r>
+    </w:p>
+    <w:p>
+      <w:r>
+        <w:t>Сімдесят з лишком сторінок.</w:t>
+      </w:r>
+    </w:p>
+    <w:p>
+      <w:r>
+        <w:t>Закрила.</w:t>
+      </w:r>
+    </w:p>
+    <w:p>
+      <w:r>
+        <w:t>Думка про холодильники нікуди не поділася, але сперечатися з сімдесятьма сторінками їй не хотілося.</w:t>
+      </w:r>
+    </w:p>
+    <w:p>
+      <w:r>
+        <w:t>Ближче до вечора зайшла колишня керівниця. Тепер вона приходила рідше й зазвичай без кави — носила пляшку води, яку так само забувала допивати.</w:t>
+      </w:r>
+    </w:p>
+    <w:p>
+      <w:r>
+        <w:t>— Вибрала?</w:t>
+      </w:r>
+    </w:p>
+    <w:p>
+      <w:r>
+        <w:t>— Два.</w:t>
+      </w:r>
+    </w:p>
+    <w:p>
+      <w:r>
+        <w:t>— Треба три.</w:t>
+      </w:r>
+    </w:p>
+    <w:p>
+      <w:r>
+        <w:t>— Я вмію рахувати.</w:t>
+      </w:r>
+    </w:p>
+    <w:p>
+      <w:r>
+        <w:t>— Уже добре.</w:t>
+      </w:r>
+    </w:p>
+    <w:p>
+      <w:r>
+        <w:t>Вона сіла навпроти й подивилася на список відкритих папок.</w:t>
+      </w:r>
+    </w:p>
+    <w:p>
+      <w:r>
+        <w:t>— Ти що, весь архів вирішила перечитати?</w:t>
+      </w:r>
+    </w:p>
+    <w:p>
+      <w:r>
+        <w:t>— Ні. Поки тільки половину людства.</w:t>
+      </w:r>
+    </w:p>
+    <w:p>
+      <w:r>
+        <w:t>— І як воно?</w:t>
+      </w:r>
+    </w:p>
+    <w:p>
+      <w:r>
+        <w:t>— По-різному.</w:t>
+      </w:r>
+    </w:p>
+    <w:p>
+      <w:r>
+        <w:t>— Це поганий висновок для звіту.</w:t>
+      </w:r>
+    </w:p>
+    <w:p>
+      <w:r>
+        <w:t>— Я не для звіту.</w:t>
+      </w:r>
+    </w:p>
+    <w:p>
+      <w:r>
+        <w:t>Керівниця покрутила кришку пляшки.</w:t>
+      </w:r>
+    </w:p>
+    <w:p>
+      <w:r>
+        <w:t>— Що шукаєш?</w:t>
+      </w:r>
+    </w:p>
+    <w:p>
+      <w:r>
+        <w:t>Вона хотіла сказати: нічого. Не сказала.</w:t>
+      </w:r>
+    </w:p>
+    <w:p>
+      <w:r>
+        <w:t>— Той старий виїзд. На тридцять сімей.</w:t>
+      </w:r>
+    </w:p>
+    <w:p>
+      <w:r>
+        <w:t>— А що з ним?</w:t>
+      </w:r>
+    </w:p>
+    <w:p>
+      <w:r>
+        <w:t>— Десять мільйонів.</w:t>
+      </w:r>
+    </w:p>
+    <w:p>
+      <w:r>
+        <w:t>Керівниця секунду дивилася, потім кивнула.</w:t>
+      </w:r>
+    </w:p>
+    <w:p>
+      <w:r>
+        <w:t>— Пам’ятаю.</w:t>
+      </w:r>
+    </w:p>
+    <w:p>
+      <w:r>
+        <w:t>— Ти тоді вже тут була?</w:t>
+      </w:r>
+    </w:p>
+    <w:p>
+      <w:r>
+        <w:t>— Була. Не в цьому напрямі.</w:t>
+      </w:r>
+    </w:p>
+    <w:p>
+      <w:r>
+        <w:t>— Це багато?</w:t>
+      </w:r>
+    </w:p>
+    <w:p>
+      <w:r>
+        <w:t>— Для чого?</w:t>
+      </w:r>
+    </w:p>
+    <w:p>
+      <w:r>
+        <w:t>Вона ледь усміхнулася.</w:t>
+      </w:r>
+    </w:p>
+    <w:p>
+      <w:r>
+        <w:t>— Ненавиджу, коли ти так відповідаєш.</w:t>
+      </w:r>
+    </w:p>
+    <w:p>
+      <w:r>
+        <w:lastRenderedPageBreak/>
+        <w:t>— Бо питання таке. Для п’яти днів — багато. Для великої групи з дітьми, проживанням, програмою, транспортом і всім іншим — дивишся кошторис. Ти ж дивилася.</w:t>
+      </w:r>
+    </w:p>
+    <w:p>
+      <w:r>
+        <w:t>— Дивилася.</w:t>
+      </w:r>
+    </w:p>
+    <w:p>
+      <w:r>
+        <w:t>— Знайшла щось?</w:t>
+      </w:r>
+    </w:p>
+    <w:p>
+      <w:r>
+        <w:t>— Ні.</w:t>
+      </w:r>
+    </w:p>
+    <w:p>
+      <w:r>
+        <w:t>— Ну.</w:t>
+      </w:r>
+    </w:p>
+    <w:p>
+      <w:r>
+        <w:t>Це «ну» її трохи роздратувало.</w:t>
+      </w:r>
+    </w:p>
+    <w:p>
+      <w:r>
+        <w:t>— А якщо все нормально по рядках, це автоматично означає, що нормально взагалі?</w:t>
+      </w:r>
+    </w:p>
+    <w:p>
+      <w:r>
+        <w:t>Керівниця не відповіла одразу. Відкрутила кришку, зробила ковток.</w:t>
+      </w:r>
+    </w:p>
+    <w:p>
+      <w:r>
+        <w:t>— Ні.</w:t>
+      </w:r>
+    </w:p>
+    <w:p>
+      <w:r>
+        <w:t>Вона чекала далі.</w:t>
+      </w:r>
+    </w:p>
+    <w:p>
+      <w:r>
+        <w:t>— І?</w:t>
+      </w:r>
+    </w:p>
+    <w:p>
+      <w:r>
+        <w:t>— А що «і»? Я ж не екзамен складаю.</w:t>
+      </w:r>
+    </w:p>
+    <w:p>
+      <w:r>
+        <w:t>— Ти ніколи про це не думала?</w:t>
+      </w:r>
+    </w:p>
+    <w:p>
+      <w:r>
+        <w:t>— Про що саме? Чи можна було витратити гроші краще? Постійно. Про кожен бюджет можна так думати. Навіть коли купуєш дітям зимове взуття, можна знайти когось, кому в цей момент потрібні ліки.</w:t>
+      </w:r>
+    </w:p>
+    <w:p>
+      <w:r>
+        <w:t>— І що з цим робити?</w:t>
+      </w:r>
+    </w:p>
+    <w:p>
+      <w:r>
+        <w:t>— Працювати.</w:t>
+      </w:r>
+    </w:p>
+    <w:p>
+      <w:r>
+        <w:t>Вона сказала це без урочистості, підвелася й забрала пляшку.</w:t>
+      </w:r>
+    </w:p>
+    <w:p>
+      <w:r>
+        <w:t>— Третій проєкт візьми той із психологами. Він нормальний і партнери його любили.</w:t>
+      </w:r>
+    </w:p>
+    <w:p>
+      <w:r>
+        <w:t>— Я вже позначила.</w:t>
+      </w:r>
+    </w:p>
+    <w:p>
+      <w:r>
+        <w:t>— Бачиш. А кажеш, що не вмієш.</w:t>
+      </w:r>
+    </w:p>
+    <w:p>
+      <w:r>
+        <w:t>— Я такого не казала.</w:t>
+      </w:r>
+    </w:p>
+    <w:p>
+      <w:r>
+        <w:t>— Значить, я вже сама з тобою сперечаюся.</w:t>
+      </w:r>
+    </w:p>
+    <w:p>
+      <w:r>
+        <w:t>У дверях керівниця зупинилася.</w:t>
+      </w:r>
+    </w:p>
+    <w:p>
+      <w:r>
+        <w:t>— Суп з’їж.</w:t>
+      </w:r>
+    </w:p>
+    <w:p>
+      <w:r>
+        <w:t>— Звідки ти знаєш про суп?</w:t>
+      </w:r>
+    </w:p>
+    <w:p>
+      <w:r>
+        <w:t>— У нас офіс. Тут усе знають.</w:t>
+      </w:r>
+    </w:p>
+    <w:p>
+      <w:r>
+        <w:t>Пішла.</w:t>
+      </w:r>
+    </w:p>
+    <w:p>
+      <w:r>
+        <w:t>Суп давно охолов. Вона все одно з’їла половину прямо з контейнера, не підігріваючи. Паралельно доробила лист партнеру й прикріпила три проєкти: матеріальну підтримку сімей, психологічний напрям і ще одну невелику програму для кандидатів. Десятимільйонний виїзд лишився в архіві.</w:t>
+      </w:r>
+    </w:p>
+    <w:p>
+      <w:r>
+        <w:t>На цьому можна було закінчити. Наступного ранку вона відкрила його знову — цього разу листування.</w:t>
+      </w:r>
+    </w:p>
+    <w:p>
+      <w:r>
+        <w:lastRenderedPageBreak/>
+        <w:t>У старих проєктах пошта зберігалася дивно. Частина листів лежала окремими файлами, частина — сканами, деякі ланцюжки хтось колись експортував цілком. Назви теж були різні: «листування», «кореспонденція», «донор», «важливе», «важливе_2». В одній папці вона знайшла фотографію кота. Чорного, дуже сердитого. Файл називався «остаточний бюджет».</w:t>
+      </w:r>
+    </w:p>
+    <w:p>
+      <w:r>
+        <w:t>Вона засміялася так голосно, що асистентка за стіною спитала:</w:t>
+      </w:r>
+    </w:p>
+    <w:p>
+      <w:r>
+        <w:t>— Що там?</w:t>
+      </w:r>
+    </w:p>
+    <w:p>
+      <w:r>
+        <w:t>— Нічого. Архів.</w:t>
+      </w:r>
+    </w:p>
+    <w:p>
+      <w:r>
+        <w:t>— Я теж хочу такий архів.</w:t>
+      </w:r>
+    </w:p>
+    <w:p>
+      <w:r>
+        <w:t>— Ні.</w:t>
+      </w:r>
+    </w:p>
+    <w:p>
+      <w:r>
+        <w:t>Кота вона не видалила. Шукати спочатку було незрозуміло що. Вона ввела назву програми, потім прізвище старої координаторки, потім рік. Випали сотні документів: бронювання номерів, уточнення меню, списки дітей, погодження тренерів, питання про трансфер. Десь загубилася одна валіза. Десь хтось вимагав дитяче ліжечко, хоча в заявці дитині було одинадцять років. Через три листи з’ясувалося, що помилилися роком народження.</w:t>
+      </w:r>
+    </w:p>
+    <w:p>
+      <w:r>
+        <w:t>Вона читала уривками й поступово перестала бачити в старій команді людей, які «витратили десять мільйонів». Вони так само сварилися через автобус, шукали загублений рахунок, міняли учасника за день до виїзду й просили готель не класти горіхи в десерт для однієї дитини.</w:t>
+      </w:r>
+    </w:p>
+    <w:p>
+      <w:r>
+        <w:t>Звичайна робота.</w:t>
+      </w:r>
+    </w:p>
+    <w:p>
+      <w:r>
+        <w:t>У пошуку лишався рік. Вона прибрала назву програми й написала «медична».</w:t>
+      </w:r>
+    </w:p>
+    <w:p>
+      <w:r>
+        <w:t>Результатів було мало. Фонд у той період майже не працював із лікуванням. Один файл стосувався аптечок для закладів, ще два — навчання з домедичної допомоги. Потім — кілька листів із темами, які починалися однаково: «Запит щодо можливості підтримки».</w:t>
+      </w:r>
+    </w:p>
+    <w:p>
+      <w:r>
+        <w:t>Вона відкрила перший. Звернення від невеликої громадської організації. Просили допомогти з оплатою лікування дитини. Додані виписки, рахунок, контакти матері. Внизу старого ланцюжка — відповідь фонду.</w:t>
+      </w:r>
+    </w:p>
+    <w:p>
+      <w:r>
+        <w:t>Коротка: «Дякуємо за звернення. На жаль, фінансування медичної допомоги в межах чинних програм не передбачено». Далі — контакти двох організацій, які на той момент працювали з такими випадками. Вона прочитала ще раз. Нормальна відповідь. Таку саму вона могла б написати сьогодні.</w:t>
+      </w:r>
+    </w:p>
+    <w:p>
+      <w:r>
+        <w:t>Другий лист був від волонтерської групи. Інша дитина. Інше захворювання, назву якого вона не запам’ятала навіть після двох прочитань. Сума менша. Відповідь майже та сама, тільки додано: «Бюджет поточного періоду затверджено та не містить відповідного напряму витрат».</w:t>
+      </w:r>
+    </w:p>
+    <w:p>
+      <w:r>
+        <w:lastRenderedPageBreak/>
+        <w:t>Третій запит надійшов від лікарні. Вона відкрила вкладення, але там виявився погано відсканований лист на дві сторінки. Половина печатки зникла за краєм. У тексті просили розглянути можливість підтримки кількох термінових випадків. Без списку — список був окремим додатком, якого в цій папці не було.</w:t>
+      </w:r>
+    </w:p>
+    <w:p>
+      <w:r>
+        <w:t>Відповідь фонду лежала поруч: «Фінансування в межах чинних програм не передбачено». Нижче стояла дата. Вона подивилася на неї довше, ніж на текст.</w:t>
+      </w:r>
+    </w:p>
+    <w:p>
+      <w:r>
+        <w:t>Потім повернулася до папки виїзного навчання й відкрила перший договір із комплексом.</w:t>
+      </w:r>
+    </w:p>
+    <w:p>
+      <w:r>
+        <w:t>Дата була майже поруч. Це нічого не означало. Програма затверджувалася раніше. Гроші мали призначення. Один лист не мав стосунку до іншого. Вона це знала без пояснень.</w:t>
+      </w:r>
+    </w:p>
+    <w:p>
+      <w:r>
+        <w:t>Все одно відкрила календар на тому році. У старому архіві не було нормального календаря, тільки таблиця активностей на квартал. Вона знайшла потрібний місяць і почала звіряти числа.</w:t>
+      </w:r>
+    </w:p>
+    <w:p>
+      <w:r>
+        <w:t>Асистентка постукала у двері.</w:t>
+      </w:r>
+    </w:p>
+    <w:p>
+      <w:r>
+        <w:t>— У нас о другій дзвінок із громадою. Не забудь.</w:t>
+      </w:r>
+    </w:p>
+    <w:p>
+      <w:r>
+        <w:t>— Не забуду.</w:t>
+      </w:r>
+    </w:p>
+    <w:p>
+      <w:r>
+        <w:t>— Ти вчора теж так сказала.</w:t>
+      </w:r>
+    </w:p>
+    <w:p>
+      <w:r>
+        <w:t>— І не забула.</w:t>
+      </w:r>
+    </w:p>
+    <w:p>
+      <w:r>
+        <w:t>— Ти прийшла на сім хвилин пізніше.</w:t>
+      </w:r>
+    </w:p>
+    <w:p>
+      <w:r>
+        <w:t>— Це інше.</w:t>
+      </w:r>
+    </w:p>
+    <w:p>
+      <w:r>
+        <w:t>— Звичайно.</w:t>
+      </w:r>
+    </w:p>
+    <w:p>
+      <w:r>
+        <w:t>Двері зачинилися.</w:t>
+      </w:r>
+    </w:p>
+    <w:p>
+      <w:r>
+        <w:t>Вона глянула на годинник. До дзвінка було двадцять три хвилини. Повернулася до таблиці й перенесла в окрему колонку дві дати. Потім ще одну.</w:t>
+      </w:r>
+    </w:p>
+    <w:p/>
+    <w:p>
+      <w:pPr>
+        <w:pStyle w:val="31"/>
+      </w:pPr>
+      <w:r>
+        <w:t>ГЛАВА 12</w:t>
+      </w:r>
+    </w:p>
+    <w:p>
+      <w:r>
+        <w:t>До дзвінка з громадою вона встигла знайти додаток.</w:t>
+      </w:r>
+    </w:p>
+    <w:p>
+      <w:r>
+        <w:t>Він лежав не там, де мав би. У папці з листуванням не було, у медичних запитах теж. Знайшовся в загальному архіві під назвою «додаток_остаточний_правильний». Хтось колись дуже хотів, щоб його не переплутали.</w:t>
+      </w:r>
+    </w:p>
+    <w:p>
+      <w:r>
+        <w:t>Таблиця була на одну сторінку.</w:t>
+      </w:r>
+    </w:p>
+    <w:p>
+      <w:r>
+        <w:t>Десять рядків.</w:t>
+      </w:r>
+    </w:p>
+    <w:p>
+      <w:r>
+        <w:t>У кожному — вік дитини, короткий опис стану, назва втручання без зайвих подробиць, орієнтовна вартість і строк, у який лікарня просила дати відповідь. Унизу — загальна сума.</w:t>
+      </w:r>
+    </w:p>
+    <w:p>
+      <w:r>
+        <w:t>10 000 000 грн.</w:t>
+      </w:r>
+    </w:p>
+    <w:p>
+      <w:r>
+        <w:lastRenderedPageBreak/>
+        <w:t>Вона спершу подумала, що побачила знайому цифру тому, що шукала її. Перерахувала нулі.</w:t>
+      </w:r>
+    </w:p>
+    <w:p>
+      <w:r>
+        <w:t>Потім ще раз.</w:t>
+      </w:r>
+    </w:p>
+    <w:p>
+      <w:r>
+        <w:t>Десять дітей. По-різному. Десь сума була меншою за мільйон, десь більшою. Разом виходило рівно десять.</w:t>
+      </w:r>
+    </w:p>
+    <w:p>
+      <w:r>
+        <w:t>До дзвінка лишалося одинадцять хвилин.</w:t>
+      </w:r>
+    </w:p>
+    <w:p>
+      <w:r>
+        <w:t>Вона відкрила старе листування за тією датою.</w:t>
+      </w:r>
+    </w:p>
+    <w:p>
+      <w:r>
+        <w:t>Перший лист був від координаторки фонду до керівництва. Короткий, без драматичних слів. Лікарня звернулася із терміновим запитом. Просили розглянути можливість повного або часткового фінансування. Координаторка окремо написала, що випадки мають обмежений час для рішення.</w:t>
+      </w:r>
+    </w:p>
+    <w:p>
+      <w:r>
+        <w:t>Нижче — відповідь фінансистки.</w:t>
+      </w:r>
+    </w:p>
+    <w:p>
+      <w:r>
+        <w:t>«У медичному напрямі вільного залишку немає».</w:t>
+      </w:r>
+    </w:p>
+    <w:p>
+      <w:r>
+        <w:t>Ще нижче хтось із керівництва запитав:</w:t>
+      </w:r>
+    </w:p>
+    <w:p>
+      <w:r>
+        <w:t>«Чи можемо переглянути бюджет сімейної програми?»</w:t>
+      </w:r>
+    </w:p>
+    <w:p>
+      <w:r>
+        <w:t>Вона перестала рухати мишкою.</w:t>
+      </w:r>
+    </w:p>
+    <w:p>
+      <w:r>
+        <w:t>Ось цього в попередній папці не було.</w:t>
+      </w:r>
+    </w:p>
+    <w:p>
+      <w:r>
+        <w:t>Наступний лист прийшов через двадцять сім хвилин.</w:t>
+      </w:r>
+    </w:p>
+    <w:p>
+      <w:r>
+        <w:t>«Технічно — так. Потрібне погодження донора й зміни до бюджету. Питання в тому, що виїзд уже в активній підготовці».</w:t>
+      </w:r>
+    </w:p>
+    <w:p>
+      <w:r>
+        <w:t>Далі був список.</w:t>
+      </w:r>
+    </w:p>
+    <w:p>
+      <w:r>
+        <w:t>Не таблиця. Просто людина писала те, що знала.</w:t>
+      </w:r>
+    </w:p>
+    <w:p>
+      <w:r>
+        <w:t>Поліграфія надрукована.</w:t>
+      </w:r>
+    </w:p>
+    <w:p>
+      <w:r>
+        <w:t>Готель підтверджений, аванс сплачено.</w:t>
+      </w:r>
+    </w:p>
+    <w:p>
+      <w:r>
+        <w:t>Транспорт частково законтрактований.</w:t>
+      </w:r>
+    </w:p>
+    <w:p>
+      <w:r>
+        <w:t>Тренери погодили дати.</w:t>
+      </w:r>
+    </w:p>
+    <w:p>
+      <w:r>
+        <w:t>Учасникам надіслані підтвердження.</w:t>
+      </w:r>
+    </w:p>
+    <w:p>
+      <w:r>
+        <w:t>Дитяча програма сформована.</w:t>
+      </w:r>
+    </w:p>
+    <w:p>
+      <w:r>
+        <w:t>Частина матеріалів закуплена.</w:t>
+      </w:r>
+    </w:p>
+    <w:p>
+      <w:r>
+        <w:t>Вона дочитала й машинально відкрила папку виїзду. Усе це там було. Договори, платежі, листи, макети, списки. Тепер вони стояли в іншому порядку.</w:t>
+      </w:r>
+    </w:p>
+    <w:p>
+      <w:r>
+        <w:t>Не як доказ того, що проєкт відбувся.</w:t>
+      </w:r>
+    </w:p>
+    <w:p>
+      <w:r>
+        <w:t>Як речі, які треба було б зупинити.</w:t>
+      </w:r>
+    </w:p>
+    <w:p>
+      <w:r>
+        <w:t>Телефон засвітився повідомленням від асистентки.</w:t>
+      </w:r>
+    </w:p>
+    <w:p>
+      <w:r>
+        <w:t>«2 хв».</w:t>
+      </w:r>
+    </w:p>
+    <w:p>
+      <w:r>
+        <w:t>Вона закрила архів і підключилася до дзвінка.</w:t>
+      </w:r>
+    </w:p>
+    <w:p>
+      <w:r>
+        <w:lastRenderedPageBreak/>
+        <w:t>У громаді сперечалися про приміщення для наступного навчання. Їм пропонували актову залу школи, але тренери просили столи, які можна рухати. У школі столи були прикручені до підлоги.</w:t>
+      </w:r>
+    </w:p>
+    <w:p>
+      <w:r>
+        <w:t>— Не прикручені, — сказала жінка з громади. — Вони просто важкі.</w:t>
+      </w:r>
+    </w:p>
+    <w:p>
+      <w:r>
+        <w:t>— У минулому році ми їх четверо тягали, — втрутився чоловік, якого вона не знала. — Там ніжки металеві. Я потім два дні спину мазав.</w:t>
+      </w:r>
+    </w:p>
+    <w:p>
+      <w:r>
+        <w:t>Хтось засміявся.</w:t>
+      </w:r>
+    </w:p>
+    <w:p>
+      <w:r>
+        <w:t>Вона попросила скинути фотографії зали. За п’ять хвилин домовилися подивитися ще одне приміщення в бібліотеці.</w:t>
+      </w:r>
+    </w:p>
+    <w:p>
+      <w:r>
+        <w:t>Потім обговорювали дітей, які будуть на окремій програмі, обід, воду й автобус із сусіднього села. У когось гавкав собака. Двічі пропадав звук. Один чоловік весь дзвінок сидів із вимкненою камерою, а наприкінці раптом увімкнув і виявилося, що він у машині.</w:t>
+      </w:r>
+    </w:p>
+    <w:p>
+      <w:r>
+        <w:t>Нарада закінчилася на сім хвилин раніше.</w:t>
+      </w:r>
+    </w:p>
+    <w:p>
+      <w:r>
+        <w:t>— Бачиш, — сказала асистентка, заглянувши в кабінет. — Можемо, коли хочемо.</w:t>
+      </w:r>
+    </w:p>
+    <w:p>
+      <w:r>
+        <w:t>— Не звикай.</w:t>
+      </w:r>
+    </w:p>
+    <w:p>
+      <w:r>
+        <w:t>— Уже пізно.</w:t>
+      </w:r>
+    </w:p>
+    <w:p>
+      <w:r>
+        <w:t>Вона дочекалася, поки двері зачиняться, і повернулася до старого листування.</w:t>
+      </w:r>
+    </w:p>
+    <w:p>
+      <w:r>
+        <w:t>Після списку підготовлених речей ішло питання від тієї самої координаторки:</w:t>
+      </w:r>
+    </w:p>
+    <w:p>
+      <w:r>
+        <w:t>«Які втрати при скасуванні?»</w:t>
+      </w:r>
+    </w:p>
+    <w:p>
+      <w:r>
+        <w:t>Фінансистка відповіла не одразу.</w:t>
+      </w:r>
+    </w:p>
+    <w:p>
+      <w:r>
+        <w:t>Готель міг повернути частину авансу, але не всю. По транспорту треба було дивитися договори. Поліграфія вже оплачена й виготовлена. З тренерами формально можна було скасувати, але двоє приїжджали з інших міст, один відмовився заради цих дат від іншої роботи. Учасникам уже підтвердили проживання.</w:t>
+      </w:r>
+    </w:p>
+    <w:p>
+      <w:r>
+        <w:t>Наприкінці:</w:t>
+      </w:r>
+    </w:p>
+    <w:p>
+      <w:r>
+        <w:t>«Якщо донор погодить, бюджет перенести можемо. Але це фактично скасування заходу й перезапуск частини проєкту».</w:t>
+      </w:r>
+    </w:p>
+    <w:p>
+      <w:r>
+        <w:t>Слова були спокійні.</w:t>
+      </w:r>
+    </w:p>
+    <w:p>
+      <w:r>
+        <w:t>Вона добре знала, що за ними стоїть.</w:t>
+      </w:r>
+    </w:p>
+    <w:p>
+      <w:r>
+        <w:t>Подзвонити в готель. Витягти договори. З’ясувати штрафи. Перерахувати бюджет. Написати донору. Чекати погодження. Пояснити тренерам. Комусь вибачитися. Комусь повернути квитки. Знайти, що робити з надрукованими матеріалами, де стояли дати й назва програми. Повідомити сім’ям, які вже спланували поїздку. Змінити календар. Змінити звітний період. Потім ще кілька місяців відповідати на питання, чому активність, яка була в затвердженому плані, не відбулася.</w:t>
+      </w:r>
+    </w:p>
+    <w:p>
+      <w:r>
+        <w:t>Не катастрофа.</w:t>
+      </w:r>
+    </w:p>
+    <w:p>
+      <w:r>
+        <w:lastRenderedPageBreak/>
+        <w:t>Просто багато роботи.</w:t>
+      </w:r>
+    </w:p>
+    <w:p>
+      <w:r>
+        <w:t>Вона відчула, що їй не подобається ця думка саме через слово «просто».</w:t>
+      </w:r>
+    </w:p>
+    <w:p>
+      <w:r>
+        <w:t>Наступний лист був від керівниці програми. Інше прізвище. Людина, якої вона не знала.</w:t>
+      </w:r>
+    </w:p>
+    <w:p>
+      <w:r>
+        <w:t>«Колеги, перш ніж запускати зміни, прошу оцінити, чи маємо підтвердження, що лікарня зможе провести всі втручання в заявлені строки у разі фінансування. Також прошу врахувати, що на виїзд підтверджено 30 сімей, частина з дітьми. Для багатьох це перша очна активність за тривалий час».</w:t>
+      </w:r>
+    </w:p>
+    <w:p>
+      <w:r>
+        <w:t>Через годину лікарня відповіла: так, за наявності оплати вони готові працювати за заявленим графіком. Для частини дітей час критичний. Для двох можливе коротке перенесення.</w:t>
+      </w:r>
+    </w:p>
+    <w:p>
+      <w:r>
+        <w:t>У листуванні знову виникла пауза.</w:t>
+      </w:r>
+    </w:p>
+    <w:p>
+      <w:r>
+        <w:t>Майже чотири години.</w:t>
+      </w:r>
+    </w:p>
+    <w:p>
+      <w:r>
+        <w:t>Вона подивилася на час відправлення, ніби в цих чотирьох годинах могла бути відповідь.</w:t>
+      </w:r>
+    </w:p>
+    <w:p>
+      <w:r>
+        <w:t>Потім з’явився лист від когось із керівництва фонду.</w:t>
+      </w:r>
+    </w:p>
+    <w:p>
+      <w:r>
+        <w:t>Не наказ. Не рішення. Швидше підсумок розмови, яка, очевидно, відбулася не поштою.</w:t>
+      </w:r>
+    </w:p>
+    <w:p>
+      <w:r>
+        <w:t>«Пропоную не зупиняти затверджений захід. Ми вже маємо значні організаційні й фінансові зобов’язання, а швидке перепогодження бюджету не гарантоване. По медичних випадках прошу терміново перевірити можливість залучення інших партнерів і приватних пожертв».</w:t>
+      </w:r>
+    </w:p>
+    <w:p>
+      <w:r>
+        <w:t>Вона прочитала двічі.</w:t>
+      </w:r>
+    </w:p>
+    <w:p>
+      <w:r>
+        <w:t>Потім відкрила наступний лист.</w:t>
+      </w:r>
+    </w:p>
+    <w:p>
+      <w:r>
+        <w:t>Координаторка медичного запиту не сперечалася.</w:t>
+      </w:r>
+    </w:p>
+    <w:p>
+      <w:r>
+        <w:t>«Добре. Пішла по партнерах».</w:t>
+      </w:r>
+    </w:p>
+    <w:p>
+      <w:r>
+        <w:t>Ще через двадцять хвилин вона надіслала список із восьми організацій, куди вже звернулися або збиралися звернутися.</w:t>
+      </w:r>
+    </w:p>
+    <w:p>
+      <w:r>
+        <w:t>Тобто вони не відмовилися допомагати.</w:t>
+      </w:r>
+    </w:p>
+    <w:p>
+      <w:r>
+        <w:t>Вони шукали інші гроші.</w:t>
+      </w:r>
+    </w:p>
+    <w:p>
+      <w:r>
+        <w:t>Вона сиділа нерухомо й читала далі.</w:t>
+      </w:r>
+    </w:p>
+    <w:p>
+      <w:r>
+        <w:t>Одна організація відповіла, що бюджет вичерпаний. Інша могла взяти один випадок, але просила додаткові документи. Третя не фінансувала цей тип лікування. Четверта запропонувала публічний збір. Ще двоє не відповіли в той день.</w:t>
+      </w:r>
+    </w:p>
+    <w:p>
+      <w:r>
+        <w:t>Увечері координаторка написала лікарні, що фонд не може профінансувати весь запит, але продовжує шукати варіанти.</w:t>
+      </w:r>
+    </w:p>
+    <w:p>
+      <w:r>
+        <w:t>Нормальна робота.</w:t>
+      </w:r>
+    </w:p>
+    <w:p>
+      <w:r>
+        <w:lastRenderedPageBreak/>
+        <w:t>Навіть хороша.</w:t>
+      </w:r>
+    </w:p>
+    <w:p>
+      <w:r>
+        <w:t>Вона знала, скільки людей у таких ситуаціях просто пересилають стандартну відмову й закривають лист. Тут хтось дзвонив, писав, пересилав документи, шукав.</w:t>
+      </w:r>
+    </w:p>
+    <w:p>
+      <w:r>
+        <w:t>Від цього легше не стало.</w:t>
+      </w:r>
+    </w:p>
+    <w:p>
+      <w:r>
+        <w:t>На наступний день у папці з’явився ще один внутрішній лист.</w:t>
+      </w:r>
+    </w:p>
+    <w:p>
+      <w:r>
+        <w:t>«По заходу все підтверджено. Готель просить остаточну кількість до 15:00».</w:t>
+      </w:r>
+    </w:p>
+    <w:p>
+      <w:r>
+        <w:t>І далі, через кілька годин:</w:t>
+      </w:r>
+    </w:p>
+    <w:p>
+      <w:r>
+        <w:t>«Підтверджуємо 30 сімей».</w:t>
+      </w:r>
+    </w:p>
+    <w:p>
+      <w:r>
+        <w:t>Вона відкрила таблицю з медичними випадками.</w:t>
+      </w:r>
+    </w:p>
+    <w:p>
+      <w:r>
+        <w:t>Десять рядків.</w:t>
+      </w:r>
+    </w:p>
+    <w:p>
+      <w:r>
+        <w:t>Повернулася до листа про готель.</w:t>
+      </w:r>
+    </w:p>
+    <w:p>
+      <w:r>
+        <w:t>Тридцять сімей.</w:t>
+      </w:r>
+    </w:p>
+    <w:p>
+      <w:r>
+        <w:t>Цифри стояли поруч лише тому, що вона сама відкрила два вікна на одному екрані. Люди, які писали ті листи, могли взагалі не бачити обидва документи одночасно.</w:t>
+      </w:r>
+    </w:p>
+    <w:p>
+      <w:r>
+        <w:t>Вона згорнула одне вікно.</w:t>
+      </w:r>
+    </w:p>
+    <w:p>
+      <w:r>
+        <w:t>Потім розгорнула назад.</w:t>
+      </w:r>
+    </w:p>
+    <w:p>
+      <w:r>
+        <w:t>У двері постукали.</w:t>
+      </w:r>
+    </w:p>
+    <w:p>
+      <w:r>
+        <w:t>— Можна?</w:t>
+      </w:r>
+    </w:p>
+    <w:p>
+      <w:r>
+        <w:t>Асистентка зайшла з папкою.</w:t>
+      </w:r>
+    </w:p>
+    <w:p>
+      <w:r>
+        <w:t>— Тут підпис треба. І ще по автобусу ціна змінилася, бо вони рахували без другого заїзду.</w:t>
+      </w:r>
+    </w:p>
+    <w:p>
+      <w:r>
+        <w:t>Вона взяла папери.</w:t>
+      </w:r>
+    </w:p>
+    <w:p>
+      <w:r>
+        <w:t>— На скільки?</w:t>
+      </w:r>
+    </w:p>
+    <w:p>
+      <w:r>
+        <w:t>Асистентка назвала суму.</w:t>
+      </w:r>
+    </w:p>
+    <w:p>
+      <w:r>
+        <w:t>— Нормально. Але нехай пришлють нову калькуляцію, не просто повідомленням.</w:t>
+      </w:r>
+    </w:p>
+    <w:p>
+      <w:r>
+        <w:t>— Уже попросила.</w:t>
+      </w:r>
+    </w:p>
+    <w:p>
+      <w:r>
+        <w:t>— Добре.</w:t>
+      </w:r>
+    </w:p>
+    <w:p>
+      <w:r>
+        <w:t>Асистентка не пішла.</w:t>
+      </w:r>
+    </w:p>
+    <w:p>
+      <w:r>
+        <w:t>— Ти сьогодні якась…</w:t>
+      </w:r>
+    </w:p>
+    <w:p>
+      <w:r>
+        <w:t>Вона чекала.</w:t>
+      </w:r>
+    </w:p>
+    <w:p>
+      <w:r>
+        <w:t>— Яка?</w:t>
+      </w:r>
+    </w:p>
+    <w:p>
+      <w:r>
+        <w:t>— Не знаю. Зависла.</w:t>
+      </w:r>
+    </w:p>
+    <w:p>
+      <w:r>
+        <w:t>— Архів читаю.</w:t>
+      </w:r>
+    </w:p>
+    <w:p>
+      <w:r>
+        <w:t>— А. Тоді все ясно. Я після старих договорів теж зависаю.</w:t>
+      </w:r>
+    </w:p>
+    <w:p>
+      <w:r>
+        <w:t>Вона усміхнулася.</w:t>
+      </w:r>
+    </w:p>
+    <w:p>
+      <w:r>
+        <w:t>— Іди працюй.</w:t>
+      </w:r>
+    </w:p>
+    <w:p>
+      <w:r>
+        <w:lastRenderedPageBreak/>
+        <w:t>— Уже.</w:t>
+      </w:r>
+    </w:p>
+    <w:p>
+      <w:r>
+        <w:t>Коли двері зачинилися, вона підписала папку не дивлячись. Потім одразу відкрила, перевірила суму й підписала ще раз там, де справді треба було.</w:t>
+      </w:r>
+    </w:p>
+    <w:p>
+      <w:r>
+        <w:t>У старому листуванні лишався ще один файл із назвою «рішення».</w:t>
+      </w:r>
+    </w:p>
+    <w:p>
+      <w:r>
+        <w:t>Вона не хотіла відкривати його одразу. Це було смішно. Слово нічого не означало. У таких папках «рішенням» міг називатися навіть список учасників.</w:t>
+      </w:r>
+    </w:p>
+    <w:p>
+      <w:r>
+        <w:t>Відкрила.</w:t>
+      </w:r>
+    </w:p>
+    <w:p>
+      <w:r>
+        <w:t>Це був короткий протокол внутрішньої наради.</w:t>
+      </w:r>
+    </w:p>
+    <w:p>
+      <w:r>
+        <w:t>Без прізвищ дітей.</w:t>
+      </w:r>
+    </w:p>
+    <w:p>
+      <w:r>
+        <w:t>Без розмови про смерть.</w:t>
+      </w:r>
+    </w:p>
+    <w:p>
+      <w:r>
+        <w:t>Три питання порядку денного.</w:t>
+      </w:r>
+    </w:p>
+    <w:p>
+      <w:r>
+        <w:t>Перше — медичний запит лікарні.</w:t>
+      </w:r>
+    </w:p>
+    <w:p>
+      <w:r>
+        <w:t>Друге — виїзна програма для сімей.</w:t>
+      </w:r>
+    </w:p>
+    <w:p>
+      <w:r>
+        <w:t>Третє — затримка постачання меблів у дві громади.</w:t>
+      </w:r>
+    </w:p>
+    <w:p>
+      <w:r>
+        <w:t>По першому пункту було записано, що запит визнано терміновим, можливість внутрішнього перерозподілу обговорено, але з огляду на стадію підготовки чинних активностей вирішено не ініціювати перегляд затвердженого бюджету. Відповідальній особі доручено продовжити пошук зовнішнього фінансування.</w:t>
+      </w:r>
+    </w:p>
+    <w:p>
+      <w:r>
+        <w:t>По другому — підтвердити проведення заходу за планом.</w:t>
+      </w:r>
+    </w:p>
+    <w:p>
+      <w:r>
+        <w:t>По третьому — дочекатися відповіді постачальника до п’ятниці.</w:t>
+      </w:r>
+    </w:p>
+    <w:p>
+      <w:r>
+        <w:t>Все.</w:t>
+      </w:r>
+    </w:p>
+    <w:p>
+      <w:r>
+        <w:t>Вона не відчула злості.</w:t>
+      </w:r>
+    </w:p>
+    <w:p>
+      <w:r>
+        <w:t>Це її здивувало більше, ніж сам документ.</w:t>
+      </w:r>
+    </w:p>
+    <w:p>
+      <w:r>
+        <w:t>Вона читала й розуміла, як вони до цього прийшли.</w:t>
+      </w:r>
+    </w:p>
+    <w:p>
+      <w:r>
+        <w:t>Якби сьогодні їй принесли вже підготовлену програму, де заброньований готель, підписані договори, зібрані сім’ї, надруковані матеріали, а поруч — терміновий запит, на який можна спробувати знайти інші гроші, вона не була певна, що в перші десять хвилин сказала б щось інше.</w:t>
+      </w:r>
+    </w:p>
+    <w:p>
+      <w:r>
+        <w:t>Можливо, саме так і сказала б:</w:t>
+      </w:r>
+    </w:p>
+    <w:p>
+      <w:r>
+        <w:t>спершу перевірмо партнерів.</w:t>
+      </w:r>
+    </w:p>
+    <w:p>
+      <w:r>
+        <w:t>Не треба все ламати.</w:t>
+      </w:r>
+    </w:p>
+    <w:p>
+      <w:r>
+        <w:t>Знайдемо інше джерело.</w:t>
+      </w:r>
+    </w:p>
+    <w:p>
+      <w:r>
+        <w:t>У неї задзвонив телефон.</w:t>
+      </w:r>
+    </w:p>
+    <w:p>
+      <w:r>
+        <w:t>Працівниця служби питала про одну родину, якій обіцяли доставку ліжка до кінця тижня. Водій не брав слухавку.</w:t>
+      </w:r>
+    </w:p>
+    <w:p>
+      <w:r>
+        <w:lastRenderedPageBreak/>
+        <w:t>Вона знайшла номер логіста, подзвонила, дочекалася відповіді. Машина буде завтра після обіду.</w:t>
+      </w:r>
+    </w:p>
+    <w:p>
+      <w:r>
+        <w:t>— Точно? — перепитала працівниця служби.</w:t>
+      </w:r>
+    </w:p>
+    <w:p>
+      <w:r>
+        <w:t>— Якщо не зламається по дорозі.</w:t>
+      </w:r>
+    </w:p>
+    <w:p>
+      <w:r>
+        <w:t>— Не кажи так.</w:t>
+      </w:r>
+    </w:p>
+    <w:p>
+      <w:r>
+        <w:t>— Добре. Буде завтра.</w:t>
+      </w:r>
+    </w:p>
+    <w:p>
+      <w:r>
+        <w:t>— Оце інша розмова.</w:t>
+      </w:r>
+    </w:p>
+    <w:p>
+      <w:r>
+        <w:t>Вона завершила дзвінок і записала собі нагадування перевірити доставку.</w:t>
+      </w:r>
+    </w:p>
+    <w:p>
+      <w:r>
+        <w:t>Потім повернулася до протоколу.</w:t>
+      </w:r>
+    </w:p>
+    <w:p>
+      <w:r>
+        <w:t>Внизу стояла дата.</w:t>
+      </w:r>
+    </w:p>
+    <w:p>
+      <w:r>
+        <w:t>Вона звірила її з таблицею лікарні.</w:t>
+      </w:r>
+    </w:p>
+    <w:p>
+      <w:r>
+        <w:t>Потім із листом про остаточну кількість у готелі.</w:t>
+      </w:r>
+    </w:p>
+    <w:p>
+      <w:r>
+        <w:t>Нічого нового не побачила.</w:t>
+      </w:r>
+    </w:p>
+    <w:p>
+      <w:r>
+        <w:t>Усе вже було зрозуміло.</w:t>
+      </w:r>
+    </w:p>
+    <w:p>
+      <w:r>
+        <w:t>За стіною хтось сперечався, чи замовляти на наступний захід чай у пакетиках чи великий заварник. Асистентка голосно сказала, що великий заварник ніхто потім не миє.</w:t>
+      </w:r>
+    </w:p>
+    <w:p>
+      <w:r>
+        <w:t>Вона закрила протокол.</w:t>
+      </w:r>
+    </w:p>
+    <w:p>
+      <w:r>
+        <w:t>Не архів.</w:t>
+      </w:r>
+    </w:p>
+    <w:p>
+      <w:r>
+        <w:t>Тільки протокол.</w:t>
+      </w:r>
+    </w:p>
+    <w:p>
+      <w:r>
+        <w:t>За хвилину відкрила пошту й відповіла громаді щодо бібліотеки.</w:t>
+      </w:r>
+    </w:p>
+    <w:p/>
+    <w:p>
+      <w:pPr>
+        <w:pStyle w:val="31"/>
+      </w:pPr>
+      <w:r>
+        <w:t>ГЛАВА 13</w:t>
+      </w:r>
+    </w:p>
+    <w:p>
+      <w:r>
+        <w:t>Наступного ранку вона не відкрила архів одразу.</w:t>
+      </w:r>
+    </w:p>
+    <w:p>
+      <w:r>
+        <w:t>У пошті чекали дві відповіді щодо бібліотеки, одна громада змінила кількість учасників, а тренер написав, що в нього на третій день накладається інший захід і чи не можна поміняти місцями два блоки. Вона відповіла йому, що можна, якщо другий тренер погодиться. Другий тренер не відповідав.</w:t>
+      </w:r>
+    </w:p>
+    <w:p>
+      <w:r>
+        <w:t>Потім асистентка принесла рахунок за автобус.</w:t>
+      </w:r>
+    </w:p>
+    <w:p>
+      <w:r>
+        <w:t>— Тут уже з другим заїздом.</w:t>
+      </w:r>
+    </w:p>
+    <w:p>
+      <w:r>
+        <w:t>— Бачу.</w:t>
+      </w:r>
+    </w:p>
+    <w:p>
+      <w:r>
+        <w:t>— Я перевірила кілометраж.</w:t>
+      </w:r>
+    </w:p>
+    <w:p>
+      <w:r>
+        <w:t>— І?</w:t>
+      </w:r>
+    </w:p>
+    <w:p>
+      <w:r>
+        <w:t>— Нормально.</w:t>
+      </w:r>
+    </w:p>
+    <w:p>
+      <w:r>
+        <w:t>— Тоді кидай на оплату.</w:t>
+      </w:r>
+    </w:p>
+    <w:p>
+      <w:r>
+        <w:t>Асистентка затрималася біля дверей.</w:t>
+      </w:r>
+    </w:p>
+    <w:p>
+      <w:r>
+        <w:lastRenderedPageBreak/>
+        <w:t>— А в бібліотеці столи рухаються.</w:t>
+      </w:r>
+    </w:p>
+    <w:p>
+      <w:r>
+        <w:t>— Нарешті хороші новини.</w:t>
+      </w:r>
+    </w:p>
+    <w:p>
+      <w:r>
+        <w:t>— Але там немає штор.</w:t>
+      </w:r>
+    </w:p>
+    <w:p>
+      <w:r>
+        <w:t>Вона підняла голову.</w:t>
+      </w:r>
+    </w:p>
+    <w:p>
+      <w:r>
+        <w:t>— Навіщо нам штори?</w:t>
+      </w:r>
+    </w:p>
+    <w:p>
+      <w:r>
+        <w:t>— Не знаю. Вони самі написали, що немає.</w:t>
+      </w:r>
+    </w:p>
+    <w:p>
+      <w:r>
+        <w:t>— Добре. Переживемо.</w:t>
+      </w:r>
+    </w:p>
+    <w:p>
+      <w:r>
+        <w:t>Коли двері зачинилися, вона ще хвилин десять доробляла те, що було на екрані. Потім відкрила стару папку лікарні.</w:t>
+      </w:r>
+    </w:p>
+    <w:p>
+      <w:r>
+        <w:t>Учора вона бачила таблицю на десять рядків. Вік, короткий опис стану, сума, строки. Імена туди не виносили. Для рішення вони, мабуть, і не були потрібні.</w:t>
+      </w:r>
+    </w:p>
+    <w:p>
+      <w:r>
+        <w:t>Медичні додатки знайшлися окремо.</w:t>
+      </w:r>
+    </w:p>
+    <w:p>
+      <w:r>
+        <w:t>Десять папок, пронумерованих від 01 до 10.</w:t>
+      </w:r>
+    </w:p>
+    <w:p>
+      <w:r>
+        <w:t>Вона відкрила першу.</w:t>
+      </w:r>
+    </w:p>
+    <w:p>
+      <w:r>
+        <w:t>Виписка, висновок, рахунок, супровідний лист. Десь скан, десь фотографії сторінок із телефона. Старі файли відкривалися повільно, один PDF узагалі попросив відновити пошкоджені дані. Вона натиснула «так» і чекала, поки програма щось виправляла.</w:t>
+      </w:r>
+    </w:p>
+    <w:p>
+      <w:r>
+        <w:t>Перша дитина була не її.</w:t>
+      </w:r>
+    </w:p>
+    <w:p>
+      <w:r>
+        <w:t>Друга теж.</w:t>
+      </w:r>
+    </w:p>
+    <w:p>
+      <w:r>
+        <w:t>На третій папці задзвонив телефон. Працівниця служби не могла знайти лист, який їй відправили вчора. Вона переслала ще раз, почекала, поки та відкриє.</w:t>
+      </w:r>
+    </w:p>
+    <w:p>
+      <w:r>
+        <w:t>— Є?</w:t>
+      </w:r>
+    </w:p>
+    <w:p>
+      <w:r>
+        <w:t>— Нема.</w:t>
+      </w:r>
+    </w:p>
+    <w:p>
+      <w:r>
+        <w:t>— Я щойно відправила.</w:t>
+      </w:r>
+    </w:p>
+    <w:p>
+      <w:r>
+        <w:t>— А, все, бачу. Воно в «Промоакції» пішло. Чого воно вирішило, що ти промоакція?</w:t>
+      </w:r>
+    </w:p>
+    <w:p>
+      <w:r>
+        <w:t>— Бо я дуже приваблива.</w:t>
+      </w:r>
+    </w:p>
+    <w:p>
+      <w:r>
+        <w:t>— Та я знаю, але пошта звідки?</w:t>
+      </w:r>
+    </w:p>
+    <w:p>
+      <w:r>
+        <w:t>Вона засміялася.</w:t>
+      </w:r>
+    </w:p>
+    <w:p>
+      <w:r>
+        <w:t>— Дивись вкладення.</w:t>
+      </w:r>
+    </w:p>
+    <w:p>
+      <w:r>
+        <w:t>— Дивлюсь. Дякую.</w:t>
+      </w:r>
+    </w:p>
+    <w:p>
+      <w:r>
+        <w:t>Повернулася до архіву.</w:t>
+      </w:r>
+    </w:p>
+    <w:p>
+      <w:r>
+        <w:t>У четвертій папці було дванадцять сторінок. Вона перегорнула перші дві, третя відкрилася боком. На четвертій внизу один рядок був частково накритий краєм іншого аркуша.</w:t>
+      </w:r>
+    </w:p>
+    <w:p>
+      <w:r>
+        <w:t>Вона перестала гортати.</w:t>
+      </w:r>
+    </w:p>
+    <w:p>
+      <w:r>
+        <w:t>Не через зміст. Саме через той край.</w:t>
+      </w:r>
+    </w:p>
+    <w:p>
+      <w:r>
+        <w:lastRenderedPageBreak/>
+        <w:t>Колись волонтерка просила її перезняти цю сторінку. Вона пам’ятала розмову не цілком, тільки власне роздратування: документи вже фотографували кілька разів, лікарня просила одне, потім інше, щось треба було перекласти, щось дослати. Вона тоді подивилася на фотографію і сказала, що всі цифри видно.</w:t>
+      </w:r>
+    </w:p>
+    <w:p>
+      <w:r>
+        <w:t>Волонтерка погодилася відправити так.</w:t>
+      </w:r>
+    </w:p>
+    <w:p>
+      <w:r>
+        <w:t>Вона збільшила сторінку.</w:t>
+      </w:r>
+    </w:p>
+    <w:p>
+      <w:r>
+        <w:t>У шапці стояло ім’я доньки.</w:t>
+      </w:r>
+    </w:p>
+    <w:p>
+      <w:r>
+        <w:t>Нижче — дата народження.</w:t>
+      </w:r>
+    </w:p>
+    <w:p>
+      <w:r>
+        <w:t>Вона прочитала обидва рядки, потім опустила погляд на середину сторінки, хоча там уже не було нічого, чого вона не знала.</w:t>
+      </w:r>
+    </w:p>
+    <w:p>
+      <w:r>
+        <w:t>Коліно вдарилося об тумбу, коли вона відсунула стілець. Тумба трохи поїхала. Вона поставила її назад ногою.</w:t>
+      </w:r>
+    </w:p>
+    <w:p>
+      <w:r>
+        <w:t>На екрані сторінка лишалася збільшеною.</w:t>
+      </w:r>
+    </w:p>
+    <w:p>
+      <w:r>
+        <w:t>Вона відкрила старий чат із волонтеркою.</w:t>
+      </w:r>
+    </w:p>
+    <w:p>
+      <w:r>
+        <w:t>Шукати довго не довелося. Дати вона вже знала.</w:t>
+      </w:r>
+    </w:p>
+    <w:p>
+      <w:r>
+        <w:t>«Вони просять виписку».</w:t>
+      </w:r>
+    </w:p>
+    <w:p>
+      <w:r>
+        <w:t>Через кілька повідомлень — фотографії.</w:t>
+      </w:r>
+    </w:p>
+    <w:p>
+      <w:r>
+        <w:t>Одна.</w:t>
+      </w:r>
+    </w:p>
+    <w:p>
+      <w:r>
+        <w:t>Друга.</w:t>
+      </w:r>
+    </w:p>
+    <w:p>
+      <w:r>
+        <w:t>Третя.</w:t>
+      </w:r>
+    </w:p>
+    <w:p>
+      <w:r>
+        <w:t>Ось ця.</w:t>
+      </w:r>
+    </w:p>
+    <w:p>
+      <w:r>
+        <w:t>Той самий аркуш. Той самий край унизу.</w:t>
+      </w:r>
+    </w:p>
+    <w:p>
+      <w:r>
+        <w:t>Під ним її повідомлення:</w:t>
+      </w:r>
+    </w:p>
+    <w:p>
+      <w:r>
+        <w:t>«Там усе видно».</w:t>
+      </w:r>
+    </w:p>
+    <w:p>
+      <w:r>
+        <w:t>Волонтерка відповіла:</w:t>
+      </w:r>
+    </w:p>
+    <w:p>
+      <w:r>
+        <w:t>«Добре, відправляю».</w:t>
+      </w:r>
+    </w:p>
+    <w:p>
+      <w:r>
+        <w:t>Наступного дня:</w:t>
+      </w:r>
+    </w:p>
+    <w:p>
+      <w:r>
+        <w:t>«Передала документи».</w:t>
+      </w:r>
+    </w:p>
+    <w:p>
+      <w:r>
+        <w:t>Вона поклала телефон на стіл і повернулася до архівної пошти. Вхідний лист від лікарні був того самого дня.</w:t>
+      </w:r>
+    </w:p>
+    <w:p>
+      <w:r>
+        <w:t>Відкрила таблицю.</w:t>
+      </w:r>
+    </w:p>
+    <w:p>
+      <w:r>
+        <w:t>Четвертий рядок.</w:t>
+      </w:r>
+    </w:p>
+    <w:p>
+      <w:r>
+        <w:t>Сума: 1 000 000 грн.</w:t>
+      </w:r>
+    </w:p>
+    <w:p>
+      <w:r>
+        <w:t>Вона знала цю цифру. Три тижні дивилася, скільки ще бракує до неї: сто гривень приходили, двісті, п’ятсот, і решта зменшувалася так повільно, що іноді здавалося — не зменшується взагалі. Тут мільйон стояв готовий одним рядком.</w:t>
+      </w:r>
+    </w:p>
+    <w:p>
+      <w:r>
+        <w:lastRenderedPageBreak/>
+        <w:t>Один мільйон.</w:t>
+      </w:r>
+    </w:p>
+    <w:p>
+      <w:r>
+        <w:t>У таблиці поруч були інші суми. Менші, більші. Разом десять.</w:t>
+      </w:r>
+    </w:p>
+    <w:p>
+      <w:r>
+        <w:t>Вона повернулася до чату.</w:t>
+      </w:r>
+    </w:p>
+    <w:p>
+      <w:r>
+        <w:t>Далі йшло те, що вона вже читала багато разів після смерті.</w:t>
+      </w:r>
+    </w:p>
+    <w:p>
+      <w:r>
+        <w:t>«Чекаємо».</w:t>
+      </w:r>
+    </w:p>
+    <w:p>
+      <w:r>
+        <w:t>«Ще нема відповіді».</w:t>
+      </w:r>
+    </w:p>
+    <w:p>
+      <w:r>
+        <w:t>«Я нагадала».</w:t>
+      </w:r>
+    </w:p>
+    <w:p>
+      <w:r>
+        <w:t>Потім:</w:t>
+      </w:r>
+    </w:p>
+    <w:p>
+      <w:r>
+        <w:t>«У них бюджет затверджений. Позапланові медичні випадки зараз не беруть».</w:t>
+      </w:r>
+    </w:p>
+    <w:p>
+      <w:r>
+        <w:t>Вона довго дивилася не на цю фразу, а на час під нею.</w:t>
+      </w:r>
+    </w:p>
+    <w:p>
+      <w:r>
+        <w:t>Усередині фонду в ті самі дні питали, чи можна переглянути бюджет. Можна було. Потім рахували, що вже оплачено, кому вже повідомили, що доведеться скасовувати, і вирішили шукати інші гроші.</w:t>
+      </w:r>
+    </w:p>
+    <w:p>
+      <w:r>
+        <w:t>Волонтерка написала рівно те, що отримала назовні.</w:t>
+      </w:r>
+    </w:p>
+    <w:p>
+      <w:r>
+        <w:t>У чат не потрапили готель, поліграфія, транспорт, тридцять сімей і лист «Добре. Пішла по партнерах».</w:t>
+      </w:r>
+    </w:p>
+    <w:p>
+      <w:r>
+        <w:t>Їх там і не мало бути.</w:t>
+      </w:r>
+    </w:p>
+    <w:p>
+      <w:r>
+        <w:t>На кухні хтось голосно впустив ложку. Потім ще одну.</w:t>
+      </w:r>
+    </w:p>
+    <w:p>
+      <w:r>
+        <w:t>— Та що ж таке, — почувся голос.</w:t>
+      </w:r>
+    </w:p>
+    <w:p>
+      <w:r>
+        <w:t>Вона встала.</w:t>
+      </w:r>
+    </w:p>
+    <w:p>
+      <w:r>
+        <w:t>Не знала, навіщо. Просто пройшла до кухні.</w:t>
+      </w:r>
+    </w:p>
+    <w:p>
+      <w:r>
+        <w:t>На підлозі біля шафки сиділа бухгалтерка й збирала столові прибори.</w:t>
+      </w:r>
+    </w:p>
+    <w:p>
+      <w:r>
+        <w:t>— Не допомагай, — сказала вона. — Я зараз сама. Я відкрила не ту шухляду, і воно все поїхало.</w:t>
+      </w:r>
+    </w:p>
+    <w:p>
+      <w:r>
+        <w:t>— У вас ложки в шухляді без стопора?</w:t>
+      </w:r>
+    </w:p>
+    <w:p>
+      <w:r>
+        <w:t>— У нас бюджет на стопори не передбачений.</w:t>
+      </w:r>
+    </w:p>
+    <w:p>
+      <w:r>
+        <w:t>— Це серйозне порушення.</w:t>
+      </w:r>
+    </w:p>
+    <w:p>
+      <w:r>
+        <w:t>— Я давно кажу.</w:t>
+      </w:r>
+    </w:p>
+    <w:p>
+      <w:r>
+        <w:t>Вона налила собі води.</w:t>
+      </w:r>
+    </w:p>
+    <w:p>
+      <w:r>
+        <w:t>— Ти їсти будеш? Ми замовляємо.</w:t>
+      </w:r>
+    </w:p>
+    <w:p>
+      <w:r>
+        <w:t>Вона подивилася на годинник.</w:t>
+      </w:r>
+    </w:p>
+    <w:p>
+      <w:r>
+        <w:t>— Що берете?</w:t>
+      </w:r>
+    </w:p>
+    <w:p>
+      <w:r>
+        <w:t>— Я не знаю. Вони там уже двадцять хвилин вирішують. Мені все одно, аби без кінзи.</w:t>
+      </w:r>
+    </w:p>
+    <w:p>
+      <w:r>
+        <w:t>— Тоді й мені щось без кінзи.</w:t>
+      </w:r>
+    </w:p>
+    <w:p>
+      <w:r>
+        <w:t>— Запишу як окремий проєктний результат.</w:t>
+      </w:r>
+    </w:p>
+    <w:p>
+      <w:r>
+        <w:t>— Тільки вимірюваний.</w:t>
+      </w:r>
+    </w:p>
+    <w:p>
+      <w:r>
+        <w:lastRenderedPageBreak/>
+        <w:t>Бухгалтерка махнула на неї ложкою.</w:t>
+      </w:r>
+    </w:p>
+    <w:p>
+      <w:r>
+        <w:t>Вона повернулася в кабінет.</w:t>
+      </w:r>
+    </w:p>
+    <w:p>
+      <w:r>
+        <w:t>Сторінка з ім’ям доньки все ще була відкрита.</w:t>
+      </w:r>
+    </w:p>
+    <w:p>
+      <w:r>
+        <w:t>Вода в склянці тремтіла, поки вона ставила її на стіл. Вона почекала, поки перестане.</w:t>
+      </w:r>
+    </w:p>
+    <w:p>
+      <w:r>
+        <w:t>Потім зменшила документ до звичайного масштабу.</w:t>
+      </w:r>
+    </w:p>
+    <w:p>
+      <w:r>
+        <w:t>Тепер це знову була виписка на дванадцять сторінок.</w:t>
+      </w:r>
+    </w:p>
+    <w:p>
+      <w:r>
+        <w:t>Вона переглянула решту файлів у папці. Рахунок. Супровідний лист. Коротка форма, яку заповнила лікарня. В одному полі було написано, що родина вже веде публічний збір. В іншому — що потрібне рішення в найкоротший строк.</w:t>
+      </w:r>
+    </w:p>
+    <w:p>
+      <w:r>
+        <w:t>У внутрішніх примітках навпроти випадку стояло:</w:t>
+      </w:r>
+    </w:p>
+    <w:p>
+      <w:r>
+        <w:t>«Передано партнерам».</w:t>
+      </w:r>
+    </w:p>
+    <w:p>
+      <w:r>
+        <w:t>Ще нижче:</w:t>
+      </w:r>
+    </w:p>
+    <w:p>
+      <w:r>
+        <w:t>«Очікуємо».</w:t>
+      </w:r>
+    </w:p>
+    <w:p>
+      <w:r>
+        <w:t>І більше нічого.</w:t>
+      </w:r>
+    </w:p>
+    <w:p>
+      <w:r>
+        <w:t>Ні відмітки про оплату.</w:t>
+      </w:r>
+    </w:p>
+    <w:p>
+      <w:r>
+        <w:t>Ні про відмову.</w:t>
+      </w:r>
+    </w:p>
+    <w:p>
+      <w:r>
+        <w:t>Ні про те, чим усе закінчилося.</w:t>
+      </w:r>
+    </w:p>
+    <w:p>
+      <w:r>
+        <w:t>Вона це знала.</w:t>
+      </w:r>
+    </w:p>
+    <w:p>
+      <w:r>
+        <w:t>Архів — ні.</w:t>
+      </w:r>
+    </w:p>
+    <w:p>
+      <w:r>
+        <w:t>Відкрила пошук і ввела номер випадку. Система знайшла кілька листів. У двох координаторка просила партнерів повернутися з відповіддю швидше. Один партнер просив додатковий документ. Потім ланцюжок обривався.</w:t>
+      </w:r>
+    </w:p>
+    <w:p>
+      <w:r>
+        <w:t>Вона перевірила дату останнього листа.</w:t>
+      </w:r>
+    </w:p>
+    <w:p>
+      <w:r>
+        <w:t>Донька тоді ще була жива.</w:t>
+      </w:r>
+    </w:p>
+    <w:p>
+      <w:r>
+        <w:t>Телефон лежав поруч. Вона не торкалася його кілька хвилин, потім усе-таки відкрила чат.</w:t>
+      </w:r>
+    </w:p>
+    <w:p>
+      <w:r>
+        <w:t>Після повідомлення про відмову були інші фонди, інші люди, прохання поширити збір, посилання, документи. Вона не стала читати все.</w:t>
+      </w:r>
+    </w:p>
+    <w:p>
+      <w:r>
+        <w:t>Закрила чат на повідомленні:</w:t>
+      </w:r>
+    </w:p>
+    <w:p>
+      <w:r>
+        <w:t>«Спробуємо ще цих».</w:t>
+      </w:r>
+    </w:p>
+    <w:p>
+      <w:r>
+        <w:t>Повернулася до папки 04.</w:t>
+      </w:r>
+    </w:p>
+    <w:p>
+      <w:r>
+        <w:t>Потім подивилася на решту.</w:t>
+      </w:r>
+    </w:p>
+    <w:p>
+      <w:r>
+        <w:t>05.</w:t>
+      </w:r>
+    </w:p>
+    <w:p>
+      <w:r>
+        <w:t>06.</w:t>
+      </w:r>
+    </w:p>
+    <w:p>
+      <w:r>
+        <w:t>07.</w:t>
+      </w:r>
+    </w:p>
+    <w:p>
+      <w:r>
+        <w:t>І ще три після них.</w:t>
+      </w:r>
+    </w:p>
+    <w:p>
+      <w:r>
+        <w:lastRenderedPageBreak/>
+        <w:t>Вона раптом зрозуміла, що не знає, що сталося з жодною з цих дітей. У таблиці всі десять існували тільки в той момент, коли фонд мав прийняти рішення. Далі програма пішла своїм шляхом, лікарня — своїм, кожна сім’я — своїм.</w:t>
+      </w:r>
+    </w:p>
+    <w:p>
+      <w:r>
+        <w:t>Вона зробила копію таблиці, щоб не чіпати архівний файл, і додала праворуч колонку.</w:t>
+      </w:r>
+    </w:p>
+    <w:p>
+      <w:r>
+        <w:t>Спершу написала «результат».</w:t>
+      </w:r>
+    </w:p>
+    <w:p>
+      <w:r>
+        <w:t>Стерла.</w:t>
+      </w:r>
+    </w:p>
+    <w:p>
+      <w:r>
+        <w:t>Написала «подальший статус».</w:t>
+      </w:r>
+    </w:p>
+    <w:p>
+      <w:r>
+        <w:t>Залишила.</w:t>
+      </w:r>
+    </w:p>
+    <w:p>
+      <w:r>
+        <w:t>У четвертому рядку нічого не ставила.</w:t>
+      </w:r>
+    </w:p>
+    <w:p>
+      <w:r>
+        <w:t>Замовлення на обід принесли раніше, ніж обіцяли. Асистентка зайшла з паперовим пакетом.</w:t>
+      </w:r>
+    </w:p>
+    <w:p>
+      <w:r>
+        <w:t>— Тобі сирники. Кінзи нема, я перевірила.</w:t>
+      </w:r>
+    </w:p>
+    <w:p>
+      <w:r>
+        <w:t>— Дякую.</w:t>
+      </w:r>
+    </w:p>
+    <w:p>
+      <w:r>
+        <w:t>— Ти серйозно змусила їх перевіряти кінзу в сирниках?</w:t>
+      </w:r>
+    </w:p>
+    <w:p>
+      <w:r>
+        <w:t>— Це не я.</w:t>
+      </w:r>
+    </w:p>
+    <w:p>
+      <w:r>
+        <w:t>— Бухгалтерка сказала, що принципово.</w:t>
+      </w:r>
+    </w:p>
+    <w:p>
+      <w:r>
+        <w:t>Вона поставила пакет на край столу.</w:t>
+      </w:r>
+    </w:p>
+    <w:p>
+      <w:r>
+        <w:t>— Хай стоять.</w:t>
+      </w:r>
+    </w:p>
+    <w:p>
+      <w:r>
+        <w:t>— Вони холодні будуть.</w:t>
+      </w:r>
+    </w:p>
+    <w:p>
+      <w:r>
+        <w:t>— Знаю.</w:t>
+      </w:r>
+    </w:p>
+    <w:p>
+      <w:r>
+        <w:t>Асистентка пішла.</w:t>
+      </w:r>
+    </w:p>
+    <w:p>
+      <w:r>
+        <w:t>Вона відкрила папку 01 ще раз. Тепер не читала медичні подробиці. Шукала номер випадку, листування, останню дату, будь-яку згадку після неї.</w:t>
+      </w:r>
+    </w:p>
+    <w:p>
+      <w:r>
+        <w:t>О 13:55 телефон нагадав про нараду о другій.</w:t>
+      </w:r>
+    </w:p>
+    <w:p>
+      <w:r>
+        <w:t>Вона поставила нагадування ще на п’ять хвилин і продовжила пошук.</w:t>
+      </w:r>
+    </w:p>
+    <w:p/>
+    <w:p>
+      <w:pPr>
+        <w:pStyle w:val="31"/>
+      </w:pPr>
+      <w:r>
+        <w:t>ГЛАВА 14</w:t>
+      </w:r>
+    </w:p>
+    <w:p>
+      <w:r>
+        <w:t>На нараді вона двічі ловила себе на тому, що не чує останніх слів.</w:t>
+      </w:r>
+    </w:p>
+    <w:p>
+      <w:r>
+        <w:t>Не всю розмову — тільки кінець фрази. Людина говорила про графік виїздів у дві громади, вона записувала дату, кількість сімей, хто дає транспорт, а потім раптом розуміла, що не знає, про що були останні секунд п’ять.</w:t>
+      </w:r>
+    </w:p>
+    <w:p>
+      <w:r>
+        <w:t>— Тоді двадцять сьомого? — перепитала вона.</w:t>
+      </w:r>
+    </w:p>
+    <w:p>
+      <w:r>
+        <w:t>— Я ж кажу, двадцять сьомого вони не можуть, — відповіла працівниця служби. — У них там щось у сільраді. Я не знаю що. Вони самі не знають, здається.</w:t>
+      </w:r>
+    </w:p>
+    <w:p>
+      <w:r>
+        <w:t>— Двадцять восьмого.</w:t>
+      </w:r>
+    </w:p>
+    <w:p>
+      <w:r>
+        <w:lastRenderedPageBreak/>
+        <w:t>— О. Двадцять восьмого можуть.</w:t>
+      </w:r>
+    </w:p>
+    <w:p>
+      <w:r>
+        <w:t>Вона виправила дату.</w:t>
+      </w:r>
+    </w:p>
+    <w:p>
+      <w:r>
+        <w:t>На столі біля ноутбука стояв пакет із сирниками. Асистентка мала рацію: вони охололи. Один вона з’їла під час наради, другого не хотілося. Кришечка від сметани прилипла до паперу, і коли вона потягнула її, пакет перекинувся.</w:t>
+      </w:r>
+    </w:p>
+    <w:p>
+      <w:r>
+        <w:t>Після наради вона витерла стіл серветкою, викинула пакет і повернулася до таблиці, де вчора додала колонку «подальший статус».</w:t>
+      </w:r>
+    </w:p>
+    <w:p>
+      <w:r>
+        <w:t>Четвертий рядок лишався порожній.</w:t>
+      </w:r>
+    </w:p>
+    <w:p>
+      <w:r>
+        <w:t>Вона знала, що туди написати.</w:t>
+      </w:r>
+    </w:p>
+    <w:p>
+      <w:r>
+        <w:t>Не написала.</w:t>
+      </w:r>
+    </w:p>
+    <w:p>
+      <w:r>
+        <w:t>Почала з першого.</w:t>
+      </w:r>
+    </w:p>
+    <w:p>
+      <w:r>
+        <w:t>За номером випадку в архіві знайшлися ще три листи, але жодного пізнішого за той тиждень. Один партнер просив довідку, яку лікарня дослала. Далі — тиша.</w:t>
+      </w:r>
+    </w:p>
+    <w:p>
+      <w:r>
+        <w:t>По другому випадку було більше. Публічний збір, кілька пересилань, лист від невеликого фонду про готовність оплатити частину суми. У фінальному повідомленні координаторка написала: «Решту сім’я збирає самостійно».</w:t>
+      </w:r>
+    </w:p>
+    <w:p>
+      <w:r>
+        <w:t>Третій закінчувався фразою «передано на розгляд».</w:t>
+      </w:r>
+    </w:p>
+    <w:p>
+      <w:r>
+        <w:t>П’ятий — «не наш профіль».</w:t>
+      </w:r>
+    </w:p>
+    <w:p>
+      <w:r>
+        <w:t>Шостий узагалі загубився між двома ланцюжками з однаковою темою листа. В одному обговорювали дитину. В іншому — ремонт санвузла в центрі підтримки. Хтось колись відповів не в ту гілку, і тепер пошук показував їх разом.</w:t>
+      </w:r>
+    </w:p>
+    <w:p>
+      <w:r>
+        <w:t>Вона хвилин п’ять розбиралася, звідки взялися плитка, змішувачі й кошторис на демонтаж.</w:t>
+      </w:r>
+    </w:p>
+    <w:p>
+      <w:r>
+        <w:t>Потім засміялася сама до себе й закрила зайве.</w:t>
+      </w:r>
+    </w:p>
+    <w:p>
+      <w:r>
+        <w:t>— Ти там живеш? — спитала асистентка з коридору.</w:t>
+      </w:r>
+    </w:p>
+    <w:p>
+      <w:r>
+        <w:t>— Де?</w:t>
+      </w:r>
+    </w:p>
+    <w:p>
+      <w:r>
+        <w:t>— В архіві.</w:t>
+      </w:r>
+    </w:p>
+    <w:p>
+      <w:r>
+        <w:t>— Уже прописалась.</w:t>
+      </w:r>
+    </w:p>
+    <w:p>
+      <w:r>
+        <w:t>— Якщо знайдеш старі чашки, одна моя. З зеленою ручкою.</w:t>
+      </w:r>
+    </w:p>
+    <w:p>
+      <w:r>
+        <w:t>— Шукатиму.</w:t>
+      </w:r>
+    </w:p>
+    <w:p>
+      <w:r>
+        <w:t>Асистентка пішла далі.</w:t>
+      </w:r>
+    </w:p>
+    <w:p>
+      <w:r>
+        <w:t>Вона ввела в пошуку не номер випадку, а назву лікарні.</w:t>
+      </w:r>
+    </w:p>
+    <w:p>
+      <w:r>
+        <w:t>Результатів було кілька сотень. Закупівлі для іншого проєкту, запрошення на круглий стіл, листи про обладнання, подяки, новорічні привітання, запит на коментар для якоїсь публікації. Вона звузила період.</w:t>
+      </w:r>
+    </w:p>
+    <w:p>
+      <w:r>
+        <w:t>Стало сорок сім.</w:t>
+      </w:r>
+    </w:p>
+    <w:p>
+      <w:r>
+        <w:lastRenderedPageBreak/>
+        <w:t>Переглядала згори вниз, поки не побачила тему, яку не пам’ятала з папки:</w:t>
+      </w:r>
+    </w:p>
+    <w:p>
+      <w:r>
+        <w:t>«Щодо пацієнтів зі списку».</w:t>
+      </w:r>
+    </w:p>
+    <w:p>
+      <w:r>
+        <w:t>Лист був надісланий майже через два місяці після першого запиту.</w:t>
+      </w:r>
+    </w:p>
+    <w:p>
+      <w:r>
+        <w:t>Відправником стояла адреса волонтерської організації. Не та сама, з якої писала лікарня. У копії — координаторка фонду, двоє людей із лікарні й ще кілька адрес.</w:t>
+      </w:r>
+    </w:p>
+    <w:p>
+      <w:r>
+        <w:t>Вона відкрила.</w:t>
+      </w:r>
+    </w:p>
+    <w:p>
+      <w:r>
+        <w:t>«Добрий день. Надсилаємо актуальну інформацію по дітях, документи яких передавали раніше. Дякуємо всім, хто включався в пошук фінансування».</w:t>
+      </w:r>
+    </w:p>
+    <w:p>
+      <w:r>
+        <w:t>Нижче був список.</w:t>
+      </w:r>
+    </w:p>
+    <w:p>
+      <w:r>
+        <w:t>Вона не стала читати одразу. Спершу прокрутила до підпису.</w:t>
+      </w:r>
+    </w:p>
+    <w:p>
+      <w:r>
+        <w:t>Ім’я волонтерки.</w:t>
+      </w:r>
+    </w:p>
+    <w:p>
+      <w:r>
+        <w:t>Телефон.</w:t>
+      </w:r>
+    </w:p>
+    <w:p>
+      <w:r>
+        <w:t>Той самий номер був у неї в контактах досі.</w:t>
+      </w:r>
+    </w:p>
+    <w:p>
+      <w:r>
+        <w:t>Вона відкрила телефон і перевірила, хоча не було сенсу. Контакт зберігався просто як «Волонтерка». Вона так і не змінила назву.</w:t>
+      </w:r>
+    </w:p>
+    <w:p>
+      <w:r>
+        <w:t>Повернулася до листа.</w:t>
+      </w:r>
+    </w:p>
+    <w:p>
+      <w:r>
+        <w:t>У першому рядку після номера стояла коротка примітка про те, що частину коштів вдалося знайти, але дитина померла до завершення збору.</w:t>
+      </w:r>
+    </w:p>
+    <w:p>
+      <w:r>
+        <w:t>У другому — лікування оплатили через іншу організацію. Далі: «померла через кілька тижнів».</w:t>
+      </w:r>
+    </w:p>
+    <w:p>
+      <w:r>
+        <w:t>Вона прочитала це двічі.</w:t>
+      </w:r>
+    </w:p>
+    <w:p>
+      <w:r>
+        <w:t>Потім перейшла до третьої дитини — збір закрили частково. Померла.</w:t>
+      </w:r>
+    </w:p>
+    <w:p>
+      <w:r>
+        <w:t>Четвертий номер вона знала ще до того, як опустила очі на рядок.</w:t>
+      </w:r>
+    </w:p>
+    <w:p>
+      <w:r>
+        <w:t>Поруч не було її імені. У цьому списку залишили тільки номери випадків.</w:t>
+      </w:r>
+    </w:p>
+    <w:p>
+      <w:r>
+        <w:t>«Збір не закрито. Дитина померла».</w:t>
+      </w:r>
+    </w:p>
+    <w:p>
+      <w:r>
+        <w:t>Вона провела пальцем по краю тачпада, але сторінка не рухалася. Палець лежав збоку.</w:t>
+      </w:r>
+    </w:p>
+    <w:p>
+      <w:r>
+        <w:t>П’ятий.</w:t>
+      </w:r>
+    </w:p>
+    <w:p>
+      <w:r>
+        <w:t>Шостий.</w:t>
+      </w:r>
+    </w:p>
+    <w:p>
+      <w:r>
+        <w:t>Сьомий.</w:t>
+      </w:r>
+    </w:p>
+    <w:p>
+      <w:r>
+        <w:t>У восьмому було написано, що сім’я відмовилася від подальшого публічного збору після різкого погіршення стану. Наступне речення складалося з трьох слів.</w:t>
+      </w:r>
+    </w:p>
+    <w:p>
+      <w:r>
+        <w:t>Дев’ятий.</w:t>
+      </w:r>
+    </w:p>
+    <w:p>
+      <w:r>
+        <w:t>Десятий.</w:t>
+      </w:r>
+    </w:p>
+    <w:p>
+      <w:r>
+        <w:t>Вона повернулася на початок списку й порахувала ще раз. З першого разу вона все зрозуміла, але тепер перевіряла, чи не пропустила бодай один рядок, де стояло щось інше.</w:t>
+      </w:r>
+    </w:p>
+    <w:p>
+      <w:r>
+        <w:lastRenderedPageBreak/>
+        <w:t>Не пропустила.</w:t>
+      </w:r>
+    </w:p>
+    <w:p>
+      <w:r>
+        <w:t>Усі десять померли.</w:t>
+      </w:r>
+    </w:p>
+    <w:p>
+      <w:r>
+        <w:t>Внизу волонтерка написала: «Просимо врахувати ці випадки при плануванні можливого медичного напряму надалі».</w:t>
+      </w:r>
+    </w:p>
+    <w:p>
+      <w:r>
+        <w:t>Їй відповіли того самого дня.</w:t>
+      </w:r>
+    </w:p>
+    <w:p>
+      <w:r>
+        <w:t>«Дякуємо за інформацію. Нам дуже шкода. Передамо керівництву».</w:t>
+      </w:r>
+    </w:p>
+    <w:p>
+      <w:r>
+        <w:t>Ще нижче стояла стандартна підписна лінійка фонду з логотипом, посадою й телефонами.</w:t>
+      </w:r>
+    </w:p>
+    <w:p>
+      <w:r>
+        <w:t>Вона подивилася на дату.</w:t>
+      </w:r>
+    </w:p>
+    <w:p>
+      <w:r>
+        <w:t>На той момент виїзний захід уже завершився.</w:t>
+      </w:r>
+    </w:p>
+    <w:p>
+      <w:r>
+        <w:t>В іншій вкладці лежав його фінальний звіт.</w:t>
+      </w:r>
+    </w:p>
+    <w:p>
+      <w:r>
+        <w:t>Вона не відкрила його.</w:t>
+      </w:r>
+    </w:p>
+    <w:p>
+      <w:r>
+        <w:t>Спершу набрала номер волонтерки.</w:t>
+      </w:r>
+    </w:p>
+    <w:p>
+      <w:r>
+        <w:t>Гудки йшли довго. Вона вже збиралася скасувати виклик, коли на тому боці відповіли.</w:t>
+      </w:r>
+    </w:p>
+    <w:p>
+      <w:r>
+        <w:t>— Алло?</w:t>
+      </w:r>
+    </w:p>
+    <w:p>
+      <w:r>
+        <w:t>На фоні щось пищало. Потім жіночий голос комусь сказав: «Ні, без пакета».</w:t>
+      </w:r>
+    </w:p>
+    <w:p>
+      <w:r>
+        <w:t>— Добрий день. Це…</w:t>
+      </w:r>
+    </w:p>
+    <w:p>
+      <w:r>
+        <w:t>Вона назвала себе.</w:t>
+      </w:r>
+    </w:p>
+    <w:p>
+      <w:r>
+        <w:t>Мовчання тривало секунду чи дві.</w:t>
+      </w:r>
+    </w:p>
+    <w:p>
+      <w:r>
+        <w:t>— Господи. Так. Я пам’ятаю.</w:t>
+      </w:r>
+    </w:p>
+    <w:p>
+      <w:r>
+        <w:t>Вона дивилася в список.</w:t>
+      </w:r>
+    </w:p>
+    <w:p>
+      <w:r>
+        <w:t>— Вам зручно говорити?</w:t>
+      </w:r>
+    </w:p>
+    <w:p>
+      <w:r>
+        <w:t>— Я в магазині, але говоріть. Секунду. — Голос віддалився. — Та ні, чек не треба. Дякую. Все, я вийшла. Що сталося?</w:t>
+      </w:r>
+    </w:p>
+    <w:p>
+      <w:r>
+        <w:t>— Я знайшла старе листування по тому запиту з лікарні. Де було десять дітей.</w:t>
+      </w:r>
+    </w:p>
+    <w:p>
+      <w:r>
+        <w:t>Волонтерка не відповіла одразу.</w:t>
+      </w:r>
+    </w:p>
+    <w:p>
+      <w:r>
+        <w:t>— Якому саме? У нас їх… А, зачекайте. Ваш був пакетом. Так?</w:t>
+      </w:r>
+    </w:p>
+    <w:p>
+      <w:r>
+        <w:t>— Так.</w:t>
+      </w:r>
+    </w:p>
+    <w:p>
+      <w:r>
+        <w:t>— Де десять одразу.</w:t>
+      </w:r>
+    </w:p>
+    <w:p>
+      <w:r>
+        <w:t>— Так.</w:t>
+      </w:r>
+    </w:p>
+    <w:p>
+      <w:r>
+        <w:t>На вулиці біля неї, здається, проїхала машина. Вона притиснула телефон ближче до вуха.</w:t>
+      </w:r>
+    </w:p>
+    <w:p>
+      <w:r>
+        <w:t>— Я бачу ваш лист, — сказала вона. — Через два місяці. З результатами.</w:t>
+      </w:r>
+    </w:p>
+    <w:p>
+      <w:r>
+        <w:t>— Ага.</w:t>
+      </w:r>
+    </w:p>
+    <w:p>
+      <w:r>
+        <w:t>Це «ага» прозвучало так буденно, що вона на мить розгубилася.</w:t>
+      </w:r>
+    </w:p>
+    <w:p>
+      <w:r>
+        <w:t>— Там усі десять.</w:t>
+      </w:r>
+    </w:p>
+    <w:p>
+      <w:r>
+        <w:lastRenderedPageBreak/>
+        <w:t>— Так.</w:t>
+      </w:r>
+    </w:p>
+    <w:p>
+      <w:r>
+        <w:t>— Ви пам’ятаєте їх?</w:t>
+      </w:r>
+    </w:p>
+    <w:p>
+      <w:r>
+        <w:t>— Не всіх уже. По ваших я пам’ятаю. Ще хлопчика одного пам’ятаю, мама сама дзвонила щодня. І дівчинку, там гроші, здається, знайшли. Чекайте, не хочу брехати. Дуже багато часу пройшло.</w:t>
+      </w:r>
+    </w:p>
+    <w:p>
+      <w:r>
+        <w:t>— Я тут бачу. По другому оплатили через іншу організацію.</w:t>
+      </w:r>
+    </w:p>
+    <w:p>
+      <w:r>
+        <w:t>— Може бути. Я вже не скажу. У мене тоді таблиці були, все в таблицях. Я зараз половину тих файлів навіть не відкрию, мабуть.</w:t>
+      </w:r>
+    </w:p>
+    <w:p>
+      <w:r>
+        <w:t>Вона сперлася ліктем на стіл.</w:t>
+      </w:r>
+    </w:p>
+    <w:p>
+      <w:r>
+        <w:t>— Ви тоді знали, що фонд міг перенаправити гроші з іншого проєкту?</w:t>
+      </w:r>
+    </w:p>
+    <w:p>
+      <w:r>
+        <w:t>— Ні.</w:t>
+      </w:r>
+    </w:p>
+    <w:p>
+      <w:r>
+        <w:t>Без паузи.</w:t>
+      </w:r>
+    </w:p>
+    <w:p>
+      <w:r>
+        <w:t>— Вам сказали те саме, що й мені?</w:t>
+      </w:r>
+    </w:p>
+    <w:p>
+      <w:r>
+        <w:t>— Що бюджет затверджений і медицину зараз не беруть. Так. А що?</w:t>
+      </w:r>
+    </w:p>
+    <w:p>
+      <w:r>
+        <w:t>Вона подивилася на фінальний звіт у сусідній вкладці.</w:t>
+      </w:r>
+    </w:p>
+    <w:p>
+      <w:r>
+        <w:t>— Я тепер у цьому фонді працюю.</w:t>
+      </w:r>
+    </w:p>
+    <w:p>
+      <w:r>
+        <w:t>На тому боці стало тихо.</w:t>
+      </w:r>
+    </w:p>
+    <w:p>
+      <w:r>
+        <w:t>— Серйозно?</w:t>
+      </w:r>
+    </w:p>
+    <w:p>
+      <w:r>
+        <w:t>— Так.</w:t>
+      </w:r>
+    </w:p>
+    <w:p>
+      <w:r>
+        <w:t>— Давно?</w:t>
+      </w:r>
+    </w:p>
+    <w:p>
+      <w:r>
+        <w:t>Вона сказала.</w:t>
+      </w:r>
+    </w:p>
+    <w:p>
+      <w:r>
+        <w:t>— Нічого собі.</w:t>
+      </w:r>
+    </w:p>
+    <w:p>
+      <w:r>
+        <w:t>Потім волонтерка запитала:</w:t>
+      </w:r>
+    </w:p>
+    <w:p>
+      <w:r>
+        <w:t>— І що ви там робите?</w:t>
+      </w:r>
+    </w:p>
+    <w:p>
+      <w:r>
+        <w:t>— Керую напрямом.</w:t>
+      </w:r>
+    </w:p>
+    <w:p>
+      <w:r>
+        <w:t>— Ого.</w:t>
+      </w:r>
+    </w:p>
+    <w:p>
+      <w:r>
+        <w:t>Вона чекала продовження. Його не було.</w:t>
+      </w:r>
+    </w:p>
+    <w:p>
+      <w:r>
+        <w:t>— Я знайшла внутрішні документи, — сказала вона. — Вони обговорювали перерозподіл. Технічно це можна було зробити.</w:t>
+      </w:r>
+    </w:p>
+    <w:p>
+      <w:r>
+        <w:t>— Ну.</w:t>
+      </w:r>
+    </w:p>
+    <w:p>
+      <w:r>
+        <w:t>— Але вже був підготовлений інший проєкт. Готель, тренери, поліграфія, транспорт. Вони вирішили не скасовувати й шукати нам інші гроші.</w:t>
+      </w:r>
+    </w:p>
+    <w:p>
+      <w:r>
+        <w:t>Волонтерка мовчала довше цього разу.</w:t>
+      </w:r>
+    </w:p>
+    <w:p>
+      <w:r>
+        <w:t>— Зрозуміло.</w:t>
+      </w:r>
+    </w:p>
+    <w:p>
+      <w:r>
+        <w:t>— Вам зрозуміло?</w:t>
+      </w:r>
+    </w:p>
+    <w:p>
+      <w:r>
+        <w:t>— Ні. Я просто не знаю, що вам сказати.</w:t>
+      </w:r>
+    </w:p>
+    <w:p>
+      <w:r>
+        <w:lastRenderedPageBreak/>
+        <w:t>Десь поряд із нею загавкав собака.</w:t>
+      </w:r>
+    </w:p>
+    <w:p>
+      <w:r>
+        <w:t>— Ми тоді теж шукали, — продовжила волонтерка. — Не сиділи ж. По вашій малій ви самі знаєте. По інших так само. Хтось давав частину, хтось документи просив по третьому колу. В одного фонду менеджерка у відпустку пішла, і все зависло на тиждень. Такі речі були постійно.</w:t>
+      </w:r>
+    </w:p>
+    <w:p>
+      <w:r>
+        <w:t>— Ви їм потім написали, що всі померли.</w:t>
+      </w:r>
+    </w:p>
+    <w:p>
+      <w:r>
+        <w:t>— Якщо лист є, значить, написала.</w:t>
+      </w:r>
+    </w:p>
+    <w:p>
+      <w:r>
+        <w:t>— Є.</w:t>
+      </w:r>
+    </w:p>
+    <w:p>
+      <w:r>
+        <w:t>— Я тоді всім писала. Мені здавалося, якщо вони знатимуть, то наступного разу щось поміняють.</w:t>
+      </w:r>
+    </w:p>
+    <w:p>
+      <w:r>
+        <w:t>Вона почула, як волонтерка зітхнула.</w:t>
+      </w:r>
+    </w:p>
+    <w:p>
+      <w:r>
+        <w:t>— Може, й поміняли щось. Я не стежила.</w:t>
+      </w:r>
+    </w:p>
+    <w:p>
+      <w:r>
+        <w:t>Вона машинально відкрила календар фонду за наступний рік. Там було повно подій, яких тоді ще не існувало.</w:t>
+      </w:r>
+    </w:p>
+    <w:p>
+      <w:r>
+        <w:t>— Ви зараз ще волонтерите? — спитала вона.</w:t>
+      </w:r>
+    </w:p>
+    <w:p>
+      <w:r>
+        <w:t>— Менше. Я тепер у логістиці працюю. Нормальній, з коробками, — засміялася волонтерка. — Хоча теж ненормальній. Сьогодні пів дня шукаємо дві палети, які стоять у нас під носом.</w:t>
+      </w:r>
+    </w:p>
+    <w:p>
+      <w:r>
+        <w:t>Вона теж усміхнулася.</w:t>
+      </w:r>
+    </w:p>
+    <w:p>
+      <w:r>
+        <w:t>— Ясно.</w:t>
+      </w:r>
+    </w:p>
+    <w:p>
+      <w:r>
+        <w:t>— А ви що хочете зробити?</w:t>
+      </w:r>
+    </w:p>
+    <w:p>
+      <w:r>
+        <w:t>Питання було просте.</w:t>
+      </w:r>
+    </w:p>
+    <w:p>
+      <w:r>
+        <w:t>Вона не мала відповіді.</w:t>
+      </w:r>
+    </w:p>
+    <w:p>
+      <w:r>
+        <w:t>— Поки хочу зрозуміти.</w:t>
+      </w:r>
+    </w:p>
+    <w:p>
+      <w:r>
+        <w:t>— Тоді удачі.</w:t>
+      </w:r>
+    </w:p>
+    <w:p>
+      <w:r>
+        <w:t>— Дякую.</w:t>
+      </w:r>
+    </w:p>
+    <w:p>
+      <w:r>
+        <w:t>— І… я рада, що ви якось… ну…</w:t>
+      </w:r>
+    </w:p>
+    <w:p>
+      <w:r>
+        <w:t>Волонтерка замовкла.</w:t>
+      </w:r>
+    </w:p>
+    <w:p>
+      <w:r>
+        <w:t>— Працюю, — підказала вона.</w:t>
+      </w:r>
+    </w:p>
+    <w:p>
+      <w:r>
+        <w:t>— От. Працюєте.</w:t>
+      </w:r>
+    </w:p>
+    <w:p>
+      <w:r>
+        <w:t>Вони попрощалися.</w:t>
+      </w:r>
+    </w:p>
+    <w:p>
+      <w:r>
+        <w:t>Після дзвінка вона кілька хвилин сиділа з телефоном у руці. Потім відкрила копію таблиці й почала заповнювати «подальший статус».</w:t>
+      </w:r>
+    </w:p>
+    <w:p>
+      <w:r>
+        <w:t>Не дослівно з листа. Коротко.</w:t>
+      </w:r>
+    </w:p>
+    <w:p>
+      <w:r>
+        <w:t>По першому — «померла».</w:t>
+      </w:r>
+    </w:p>
+    <w:p>
+      <w:r>
+        <w:lastRenderedPageBreak/>
+        <w:t>По другому вона спершу написала те саме, потім додала: «фінансування знайдено в іншій організації; померла пізніше».</w:t>
+      </w:r>
+    </w:p>
+    <w:p>
+      <w:r>
+        <w:t>Третій.</w:t>
+      </w:r>
+    </w:p>
+    <w:p>
+      <w:r>
+        <w:t>Четвертий.</w:t>
+      </w:r>
+    </w:p>
+    <w:p>
+      <w:r>
+        <w:t>На четвертому рядку курсор мигав довше.</w:t>
+      </w:r>
+    </w:p>
+    <w:p>
+      <w:r>
+        <w:t>Вона написала так само, як у джерелі.</w:t>
+      </w:r>
+    </w:p>
+    <w:p>
+      <w:r>
+        <w:t>«Збір не закрито. Дитина померла».</w:t>
+      </w:r>
+    </w:p>
+    <w:p>
+      <w:r>
+        <w:t>Без імені.</w:t>
+      </w:r>
+    </w:p>
+    <w:p>
+      <w:r>
+        <w:t>Коли закінчила десятий, зберегла файл на робочий стіл. Не в архів.</w:t>
+      </w:r>
+    </w:p>
+    <w:p>
+      <w:r>
+        <w:t>Назвала його «медичний_запит_аналіз».</w:t>
+      </w:r>
+    </w:p>
+    <w:p>
+      <w:r>
+        <w:t>Назва не сподобалася.</w:t>
+      </w:r>
+    </w:p>
+    <w:p>
+      <w:r>
+        <w:t>Перейменувала на «медичний_запит_10».</w:t>
+      </w:r>
+    </w:p>
+    <w:p>
+      <w:r>
+        <w:t>Теж не сподобалася, але лишила.</w:t>
+      </w:r>
+    </w:p>
+    <w:p>
+      <w:r>
+        <w:t>Тоді відкрила фінальний звіт виїзного проєкту.</w:t>
+      </w:r>
+    </w:p>
+    <w:p>
+      <w:r>
+        <w:t>Перші сторінки були знайомі. Назва програми. Період реалізації. Партнер. Бюджет. Географія. Цільова група.</w:t>
+      </w:r>
+    </w:p>
+    <w:p>
+      <w:r>
+        <w:t>Далі — опис проведеного заходу.</w:t>
+      </w:r>
+    </w:p>
+    <w:p>
+      <w:r>
+        <w:t>П’ять днів.</w:t>
+      </w:r>
+    </w:p>
+    <w:p>
+      <w:r>
+        <w:t>Тридцять сімей.</w:t>
+      </w:r>
+    </w:p>
+    <w:p>
+      <w:r>
+        <w:t>Тренінгові блоки проведені відповідно до програми. Дитяча частина забезпечена. Проживання й харчування організовані. Учасники отримали матеріали. В анкетах переважала позитивна оцінка.</w:t>
+      </w:r>
+    </w:p>
+    <w:p>
+      <w:r>
+        <w:t>До звіту додали фотографії.</w:t>
+      </w:r>
+    </w:p>
+    <w:p>
+      <w:r>
+        <w:t>На одній люди сиділи півколом у залі. На іншій діти щось малювали за окремими столами. На третій була спільна фотографія біля входу в готель. Частина дітей дивилася не в камеру. Один чоловік тримав на руках маленьку дівчинку, яка тягнула його за вухо.</w:t>
+      </w:r>
+    </w:p>
+    <w:p>
+      <w:r>
+        <w:t>Вона збільшила фото, потім зменшила.</w:t>
+      </w:r>
+    </w:p>
+    <w:p>
+      <w:r>
+        <w:t>Не шукала там нічого.</w:t>
+      </w:r>
+    </w:p>
+    <w:p>
+      <w:r>
+        <w:t>У розділі про результати було написано, що заплановані активності виконано. Кількість учасників відповідала затвердженим показникам. Відхилення в бюджеті не перевищували допустимих меж. Невикористаного залишку не було.</w:t>
+      </w:r>
+    </w:p>
+    <w:p>
+      <w:r>
+        <w:t>Далі — кілька цитат із анкет.</w:t>
+      </w:r>
+    </w:p>
+    <w:p>
+      <w:r>
+        <w:t>«Було корисно поговорити з іншими батьками».</w:t>
+      </w:r>
+    </w:p>
+    <w:p>
+      <w:r>
+        <w:t>«Дякуємо за організацію».</w:t>
+      </w:r>
+    </w:p>
+    <w:p>
+      <w:r>
+        <w:t>«Хотілося б більше практичних занять».</w:t>
+      </w:r>
+    </w:p>
+    <w:p>
+      <w:r>
+        <w:t>Одна людина написала, що їжа могла бути простішою, а кава кращою.</w:t>
+      </w:r>
+    </w:p>
+    <w:p>
+      <w:r>
+        <w:lastRenderedPageBreak/>
+        <w:t>Вона затрималася на цій фразі.</w:t>
+      </w:r>
+    </w:p>
+    <w:p>
+      <w:r>
+        <w:t>Хтось тоді п’ять днів прожив у готелі, слухав тренерів, сварився з кавою, повернувся додому до дітей і, можливо, справді щось забрав із собою з тих розмов. Не метафору. Якусь конкретну пораду, номер іншого батька, спосіб пережити наступний зрив, можливість уперше за рік виспатися до дев’ятої.</w:t>
+      </w:r>
+    </w:p>
+    <w:p>
+      <w:r>
+        <w:t>Вона затрималася на цій думці, а потім перегорнула сторінку.</w:t>
+      </w:r>
+    </w:p>
+    <w:p>
+      <w:r>
+        <w:t>Фінансова частина сходилася до копійки.</w:t>
+      </w:r>
+    </w:p>
+    <w:p>
+      <w:r>
+        <w:t>10 000 000,00 грн.</w:t>
+      </w:r>
+    </w:p>
+    <w:p>
+      <w:r>
+        <w:t>Використано за призначенням.</w:t>
+      </w:r>
+    </w:p>
+    <w:p>
+      <w:r>
+        <w:t>Під звітом стояли погодження фонду й партнера.</w:t>
+      </w:r>
+    </w:p>
+    <w:p>
+      <w:r>
+        <w:t>Через кілька сторінок — лист подяки за успішну реалізацію проєкту.</w:t>
+      </w:r>
+    </w:p>
+    <w:p>
+      <w:r>
+        <w:t>Вона прочитала його весь.</w:t>
+      </w:r>
+    </w:p>
+    <w:p>
+      <w:r>
+        <w:t>Не знайшла жодного неправдивого речення.</w:t>
+      </w:r>
+    </w:p>
+    <w:p>
+      <w:r>
+        <w:t>Телефон завібрував.</w:t>
+      </w:r>
+    </w:p>
+    <w:p>
+      <w:r>
+        <w:t>Асистентка надіслала фотографію з бібліотеки. На ній стояли звичайні столи, які справді можна було пересувати. У кутку висіли важкі бордові штори.</w:t>
+      </w:r>
+    </w:p>
+    <w:p>
+      <w:r>
+        <w:t>Під фото:</w:t>
+      </w:r>
+    </w:p>
+    <w:p>
+      <w:r>
+        <w:t>«Вони знайшли штори».</w:t>
+      </w:r>
+    </w:p>
+    <w:p>
+      <w:r>
+        <w:t>Вона відповіла:</w:t>
+      </w:r>
+    </w:p>
+    <w:p>
+      <w:r>
+        <w:t>«Тепер можна проводити».</w:t>
+      </w:r>
+    </w:p>
+    <w:p>
+      <w:r>
+        <w:t>Асистентка поставила смайлик.</w:t>
+      </w:r>
+    </w:p>
+    <w:p>
+      <w:r>
+        <w:t>Вона закрила месенджер і знову подивилася на два файли.</w:t>
+      </w:r>
+    </w:p>
+    <w:p>
+      <w:r>
+        <w:t>У першому було десять рядків, які закінчувалися однаково.</w:t>
+      </w:r>
+    </w:p>
+    <w:p>
+      <w:r>
+        <w:t>У другому — проєкт, який закінчився успішно.</w:t>
+      </w:r>
+    </w:p>
+    <w:p>
+      <w:r>
+        <w:t>Вона не стала ставити їх поруч на екрані. Відкрила календар і перевірила, чи другий тренер відповів щодо зміни блоків.</w:t>
+      </w:r>
+    </w:p>
+    <w:p>
+      <w:r>
+        <w:t>Відповів.</w:t>
+      </w:r>
+    </w:p>
+    <w:p>
+      <w:r>
+        <w:t>«Можу, але тільки якщо в третій день закінчимо до 16:30».</w:t>
+      </w:r>
+    </w:p>
+    <w:p>
+      <w:r>
+        <w:t>Вона переслала повідомлення першому тренеру й написала:</w:t>
+      </w:r>
+    </w:p>
+    <w:p>
+      <w:r>
+        <w:t>«Тоді міняємо. Оновіть програму до завтра».</w:t>
+      </w:r>
+      <w:r>
+        <w:br/>
+      </w:r>
+    </w:p>
+    <w:p>
+      <w:pPr>
+        <w:pStyle w:val="31"/>
+      </w:pPr>
+      <w:r>
+        <w:t>ГЛАВА 15</w:t>
+      </w:r>
+    </w:p>
+    <w:p>
+      <w:r>
+        <w:t>Наступного ранку вона знову відкрила фінальний звіт, але цього разу не читала його.</w:t>
+      </w:r>
+    </w:p>
+    <w:p>
+      <w:r>
+        <w:t>У додатках був список учасників.</w:t>
+      </w:r>
+    </w:p>
+    <w:p>
+      <w:r>
+        <w:lastRenderedPageBreak/>
+        <w:t>Тридцять сімей, телефони, громади, кількість дітей, кілька приміток про харчування й поселення. Поруч лежали анкети після заходу, але до них вона вже поверталася. «Корисно». «Дуже корисно». «Хотілося б більше практики». «Дякуємо за організацію». Один раз — про каву.</w:t>
+      </w:r>
+    </w:p>
+    <w:p>
+      <w:r>
+        <w:t>Вона відкрила чистий файл і написала зверху: «Після заходу».</w:t>
+      </w:r>
+    </w:p>
+    <w:p>
+      <w:r>
+        <w:t>Подивилася на назву.</w:t>
+      </w:r>
+    </w:p>
+    <w:p>
+      <w:r>
+        <w:t>Стерла.</w:t>
+      </w:r>
+    </w:p>
+    <w:p>
+      <w:r>
+        <w:t>На сусідньому столі асистентка сперечалася телефоном із кимось про два дитячі крісла для автобуса.</w:t>
+      </w:r>
+    </w:p>
+    <w:p>
+      <w:r>
+        <w:t>— Ні, не два місця. Два крісла. Так, окремо. Ні, діти теж займають місце. Я розумію, що вони маленькі.</w:t>
+      </w:r>
+    </w:p>
+    <w:p>
+      <w:r>
+        <w:t>Вона підвела голову.</w:t>
+      </w:r>
+    </w:p>
+    <w:p>
+      <w:r>
+        <w:t>— Ти зараз серйозно це пояснюєш перевізнику?</w:t>
+      </w:r>
+    </w:p>
+    <w:p>
+      <w:r>
+        <w:t>Асистентка прикрила мікрофон долонею.</w:t>
+      </w:r>
+    </w:p>
+    <w:p>
+      <w:r>
+        <w:t>— Уже третій раз.</w:t>
+      </w:r>
+    </w:p>
+    <w:p>
+      <w:r>
+        <w:t>Потім знову в телефон:</w:t>
+      </w:r>
+    </w:p>
+    <w:p>
+      <w:r>
+        <w:t>— Так. Два крісла і два місця. Саме так.</w:t>
+      </w:r>
+    </w:p>
+    <w:p>
+      <w:r>
+        <w:t>Вона повернулася до списку.</w:t>
+      </w:r>
+    </w:p>
+    <w:p>
+      <w:r>
+        <w:t>Перший номер набрала й одразу скасувала виклик.</w:t>
+      </w:r>
+    </w:p>
+    <w:p>
+      <w:r>
+        <w:t>Не знала, що скаже.</w:t>
+      </w:r>
+    </w:p>
+    <w:p>
+      <w:r>
+        <w:t>«Добрий день, ми хочемо дізнатися, чи вартували п’ять днів вашого життя десяти мільйонів гривень» звучало погано навіть подумки.</w:t>
+      </w:r>
+    </w:p>
+    <w:p>
+      <w:r>
+        <w:t>Вона пішла до колишньої керівниці.</w:t>
+      </w:r>
+    </w:p>
+    <w:p>
+      <w:r>
+        <w:t>Та сиділа в переговорній сама, з ноутбуком і яблуком, яке вже було розрізане навпіл, але не з’їдене.</w:t>
+      </w:r>
+    </w:p>
+    <w:p>
+      <w:r>
+        <w:t>— Ти зайнята?</w:t>
+      </w:r>
+    </w:p>
+    <w:p>
+      <w:r>
+        <w:t>— Так.</w:t>
+      </w:r>
+    </w:p>
+    <w:p>
+      <w:r>
+        <w:t>Вона лишилася стояти у дверях.</w:t>
+      </w:r>
+    </w:p>
+    <w:p>
+      <w:r>
+        <w:t>— Але кажи.</w:t>
+      </w:r>
+    </w:p>
+    <w:p>
+      <w:r>
+        <w:t>— Я хочу подзвонити учасникам того старого виїзду.</w:t>
+      </w:r>
+    </w:p>
+    <w:p>
+      <w:r>
+        <w:t>Керівниця перестала друкувати.</w:t>
+      </w:r>
+    </w:p>
+    <w:p>
+      <w:r>
+        <w:t>— Навіщо?</w:t>
+      </w:r>
+    </w:p>
+    <w:p>
+      <w:r>
+        <w:t>— Хочу зрозуміти, що їм реально дало навчання. Не по анкетах одразу після.</w:t>
+      </w:r>
+    </w:p>
+    <w:p>
+      <w:r>
+        <w:t>— Для партнерів?</w:t>
+      </w:r>
+    </w:p>
+    <w:p>
+      <w:r>
+        <w:t>— Для себе.</w:t>
+      </w:r>
+    </w:p>
+    <w:p>
+      <w:r>
+        <w:t>Керівниця подивилася на неї довше, ніж було треба.</w:t>
+      </w:r>
+    </w:p>
+    <w:p>
+      <w:r>
+        <w:lastRenderedPageBreak/>
+        <w:t>— Тоді не кажи людям, що це оцінювання.</w:t>
+      </w:r>
+    </w:p>
+    <w:p>
+      <w:r>
+        <w:t>— Я й не збиралася.</w:t>
+      </w:r>
+    </w:p>
+    <w:p>
+      <w:r>
+        <w:t>— І не питай «чи було вам корисно». На таке всі відповідають «так», бо думають, що ти зараз забереш наступну поїздку.</w:t>
+      </w:r>
+    </w:p>
+    <w:p>
+      <w:r>
+        <w:t>— А що питати?</w:t>
+      </w:r>
+    </w:p>
+    <w:p>
+      <w:r>
+        <w:t>— Не знаю. Ти ж керівниця напряму.</w:t>
+      </w:r>
+    </w:p>
+    <w:p>
+      <w:r>
+        <w:t>— Дякую.</w:t>
+      </w:r>
+    </w:p>
+    <w:p>
+      <w:r>
+        <w:t>— Будь ласка.</w:t>
+      </w:r>
+    </w:p>
+    <w:p>
+      <w:r>
+        <w:t>Вона вже повернулася до дверей, коли керівниця додала:</w:t>
+      </w:r>
+    </w:p>
+    <w:p>
+      <w:r>
+        <w:t>— І не доводь собі нічого наперед.</w:t>
+      </w:r>
+    </w:p>
+    <w:p>
+      <w:r>
+        <w:t>Вона озирнулася.</w:t>
+      </w:r>
+    </w:p>
+    <w:p>
+      <w:r>
+        <w:t>— Я не доводжу.</w:t>
+      </w:r>
+    </w:p>
+    <w:p>
+      <w:r>
+        <w:t>— Добре.</w:t>
+      </w:r>
+    </w:p>
+    <w:p>
+      <w:r>
+        <w:t>Керівниця взяла яблуко й відкусила.</w:t>
+      </w:r>
+    </w:p>
+    <w:p>
+      <w:r>
+        <w:t>— Тоді не доводиш.</w:t>
+      </w:r>
+    </w:p>
+    <w:p>
+      <w:r>
+        <w:t>Першою відповіла жінка з невеликої громади, яку вона пам’ятала по фотографії. На груповому знімку та стояла збоку, у світлій куртці, й дивилася не на фотографа, а на дитину перед собою.</w:t>
+      </w:r>
+    </w:p>
+    <w:p>
+      <w:r>
+        <w:t>— Так, пам’ятаю, — сказала жінка. — Це де біля лісу було?</w:t>
+      </w:r>
+    </w:p>
+    <w:p>
+      <w:r>
+        <w:t>Вона назвала місце.</w:t>
+      </w:r>
+    </w:p>
+    <w:p>
+      <w:r>
+        <w:t>— Ага. Там.</w:t>
+      </w:r>
+    </w:p>
+    <w:p>
+      <w:r>
+        <w:t>— Я переглядаю старі програми. Можна кілька питань?</w:t>
+      </w:r>
+    </w:p>
+    <w:p>
+      <w:r>
+        <w:t>— Та можна. Я тільки картоплю чищу, якщо шумітиму.</w:t>
+      </w:r>
+    </w:p>
+    <w:p>
+      <w:r>
+        <w:t>За хвилину стало чути воду.</w:t>
+      </w:r>
+    </w:p>
+    <w:p>
+      <w:r>
+        <w:t>— Що вам із того навчання лишилося? — спитала вона.</w:t>
+      </w:r>
+    </w:p>
+    <w:p>
+      <w:r>
+        <w:t>— У якому сенсі?</w:t>
+      </w:r>
+    </w:p>
+    <w:p>
+      <w:r>
+        <w:t>— Ну… що ви пам’ятаєте зараз.</w:t>
+      </w:r>
+    </w:p>
+    <w:p>
+      <w:r>
+        <w:t>Жінка засміялася.</w:t>
+      </w:r>
+    </w:p>
+    <w:p>
+      <w:r>
+        <w:t>— Зараз? А ви програму хочете чи чесно?</w:t>
+      </w:r>
+    </w:p>
+    <w:p>
+      <w:r>
+        <w:t>— Чесно.</w:t>
+      </w:r>
+    </w:p>
+    <w:p>
+      <w:r>
+        <w:t>— Програму майже не пам’ятаю. Психологиню одну пам’ятаю. Вона нормальна була. І ще ми там з дівчатами познайомились. У нас чат досі є.</w:t>
+      </w:r>
+    </w:p>
+    <w:p>
+      <w:r>
+        <w:t>— Досі?</w:t>
+      </w:r>
+    </w:p>
+    <w:p>
+      <w:r>
+        <w:t>— Та. Уже не так, як спочатку, але є. Хтось документи питає, хтось лікаря, хтось просто жаліється. Бо своїм знайомим іноді почнеш щось пояснювати — і вже шкодуєш, що почала.</w:t>
+      </w:r>
+    </w:p>
+    <w:p>
+      <w:r>
+        <w:lastRenderedPageBreak/>
+        <w:t>На фоні щось упало.</w:t>
+      </w:r>
+    </w:p>
+    <w:p>
+      <w:r>
+        <w:t>— Ой. Секунду.</w:t>
+      </w:r>
+    </w:p>
+    <w:p>
+      <w:r>
+        <w:t>Жінка відклала телефон, комусь сказала: «Не бери руками, гаряче», потім повернулася.</w:t>
+      </w:r>
+    </w:p>
+    <w:p>
+      <w:r>
+        <w:t>— Вибачте.</w:t>
+      </w:r>
+    </w:p>
+    <w:p>
+      <w:r>
+        <w:t>— Все добре. А з самого навчання щось використовували потім?</w:t>
+      </w:r>
+    </w:p>
+    <w:p>
+      <w:r>
+        <w:t>— Може. Я вам зараз не скажу: оце було в понеділок о десятій, і я це використовую. Там про підлітків було нормально. Але ми більше між собою говорили.</w:t>
+      </w:r>
+    </w:p>
+    <w:p>
+      <w:r>
+        <w:t>— Якби ще раз запросили, поїхали б?</w:t>
+      </w:r>
+    </w:p>
+    <w:p>
+      <w:r>
+        <w:t>— Якби дітей було з ким лишити — так. Хоча тоді вони з нами їздили. То теж добре було. П’ять днів не готувала.</w:t>
+      </w:r>
+    </w:p>
+    <w:p>
+      <w:r>
+        <w:t>Вона засміялася.</w:t>
+      </w:r>
+    </w:p>
+    <w:p>
+      <w:r>
+        <w:t>— Це важливо?</w:t>
+      </w:r>
+    </w:p>
+    <w:p>
+      <w:r>
+        <w:t>— Ви питаєте серйозно?</w:t>
+      </w:r>
+    </w:p>
+    <w:p>
+      <w:r>
+        <w:t>— Серйозно.</w:t>
+      </w:r>
+    </w:p>
+    <w:p>
+      <w:r>
+        <w:t>— Дуже.</w:t>
+      </w:r>
+    </w:p>
+    <w:p>
+      <w:r>
+        <w:t>Вони попрощалися.</w:t>
+      </w:r>
+    </w:p>
+    <w:p>
+      <w:r>
+        <w:t>У нотатках вона написала: «чат досі є», «підлітки», «не готувала 5 днів».</w:t>
+      </w:r>
+    </w:p>
+    <w:p>
+      <w:r>
+        <w:t>Останню фразу хотіла стерти, але залишила.</w:t>
+      </w:r>
+    </w:p>
+    <w:p>
+      <w:r>
+        <w:t>Другий номер не відповів.</w:t>
+      </w:r>
+    </w:p>
+    <w:p>
+      <w:r>
+        <w:t>На третьому чоловік підняв слухавку після першого гудка.</w:t>
+      </w:r>
+    </w:p>
+    <w:p>
+      <w:r>
+        <w:t>— Алло.</w:t>
+      </w:r>
+    </w:p>
+    <w:p>
+      <w:r>
+        <w:t>Вона представилася, назвала фонд і захід.</w:t>
+      </w:r>
+    </w:p>
+    <w:p>
+      <w:r>
+        <w:t>— Та пам’ятаю.</w:t>
+      </w:r>
+    </w:p>
+    <w:p>
+      <w:r>
+        <w:t>— Можна спитати, що вам із нього було корисно?</w:t>
+      </w:r>
+    </w:p>
+    <w:p>
+      <w:r>
+        <w:t>— Ой.</w:t>
+      </w:r>
+    </w:p>
+    <w:p>
+      <w:r>
+        <w:t>Він замовк.</w:t>
+      </w:r>
+    </w:p>
+    <w:p>
+      <w:r>
+        <w:t>— Я зараз на роботі, тут хлопці слухають.</w:t>
+      </w:r>
+    </w:p>
+    <w:p>
+      <w:r>
+        <w:t>На фоні хтось сказав:</w:t>
+      </w:r>
+    </w:p>
+    <w:p>
+      <w:r>
+        <w:t>— Кажи, що все було супер.</w:t>
+      </w:r>
+    </w:p>
+    <w:p>
+      <w:r>
+        <w:t>— Та пішов ти.</w:t>
+      </w:r>
+    </w:p>
+    <w:p>
+      <w:r>
+        <w:t>Вона почула сміх.</w:t>
+      </w:r>
+    </w:p>
+    <w:p>
+      <w:r>
+        <w:t>— Я можу передзвонити.</w:t>
+      </w:r>
+    </w:p>
+    <w:p>
+      <w:r>
+        <w:t>— Не треба. Що корисно… Чесно? Виспався.</w:t>
+      </w:r>
+    </w:p>
+    <w:p>
+      <w:r>
+        <w:t>Знову сміх десь поряд.</w:t>
+      </w:r>
+    </w:p>
+    <w:p>
+      <w:r>
+        <w:t>— Запиши: підвищив кваліфікацію сну.</w:t>
+      </w:r>
+    </w:p>
+    <w:p>
+      <w:r>
+        <w:lastRenderedPageBreak/>
+        <w:t>— Я не для звіту питаю.</w:t>
+      </w:r>
+    </w:p>
+    <w:p>
+      <w:r>
+        <w:t>— А. Тоді тим більше. Виспався. Дружина з іншими мамами щось там обговорювала, вона більше скаже. Я на тренінгах сидів, усе як положено. Там чоловік один був, психолог чи хто, нормально говорив. Але я не повторю вам, про що.</w:t>
+      </w:r>
+    </w:p>
+    <w:p>
+      <w:r>
+        <w:t>— А загалом ви вважаєте, що варто було їхати?</w:t>
+      </w:r>
+    </w:p>
+    <w:p>
+      <w:r>
+        <w:t>— Та варто. Чого ні? Діти набігались, ми людей побачили. Нас тоді ніхто особливо нікуди не кликав.</w:t>
+      </w:r>
+    </w:p>
+    <w:p>
+      <w:r>
+        <w:t>— Добре. Дякую.</w:t>
+      </w:r>
+    </w:p>
+    <w:p>
+      <w:r>
+        <w:t>— Це все?</w:t>
+      </w:r>
+    </w:p>
+    <w:p>
+      <w:r>
+        <w:t>— Все.</w:t>
+      </w:r>
+    </w:p>
+    <w:p>
+      <w:r>
+        <w:t>— А я думав, зараз перевірка якась.</w:t>
+      </w:r>
+    </w:p>
+    <w:p>
+      <w:r>
+        <w:t>— Ні.</w:t>
+      </w:r>
+    </w:p>
+    <w:p>
+      <w:r>
+        <w:t>— Тоді взагалі чудово.</w:t>
+      </w:r>
+    </w:p>
+    <w:p>
+      <w:r>
+        <w:t>Вона поклала слухавку.</w:t>
+      </w:r>
+    </w:p>
+    <w:p>
+      <w:r>
+        <w:t>Поруч із його прізвищем записала тільки: «виспався; люди; діти».</w:t>
+      </w:r>
+    </w:p>
+    <w:p>
+      <w:r>
+        <w:t>Потім подумала й дописала: «не пам’ятає змісту».</w:t>
+      </w:r>
+    </w:p>
+    <w:p>
+      <w:r>
+        <w:t>Наступна жінка пам’ятала зміст дуже добре.</w:t>
+      </w:r>
+    </w:p>
+    <w:p>
+      <w:r>
+        <w:t>Вона назвала два тренінгові блоки, прізвище психологині й навіть вправу, яка її тоді роздратувала.</w:t>
+      </w:r>
+    </w:p>
+    <w:p>
+      <w:r>
+        <w:t>— Нас попросили написати три наші сильні сторони як батьків. Я сказала, що якщо я приїхала з чотирма дітьми й усі живі, то вже чотири сильні сторони.</w:t>
+      </w:r>
+    </w:p>
+    <w:p>
+      <w:r>
+        <w:t>— І що вам відповіли?</w:t>
+      </w:r>
+    </w:p>
+    <w:p>
+      <w:r>
+        <w:t>— Що це захисний гумор.</w:t>
+      </w:r>
+    </w:p>
+    <w:p>
+      <w:r>
+        <w:t>— А ви?</w:t>
+      </w:r>
+    </w:p>
+    <w:p>
+      <w:r>
+        <w:t>— Що хай буде захисний, аби працював.</w:t>
+      </w:r>
+    </w:p>
+    <w:p>
+      <w:r>
+        <w:t>Вона засміялася, а жінка продовжила вже серйозніше:</w:t>
+      </w:r>
+    </w:p>
+    <w:p>
+      <w:r>
+        <w:t>— Але одна розмова мені реально допомогла. Не тренінг навіть. Там мама була, у неї старший хлопець приблизно як мій. Ми з нею після вечері дві години сиділи. Я до того думала, що тільки в нас удома таке.</w:t>
+      </w:r>
+    </w:p>
+    <w:p>
+      <w:r>
+        <w:t>— Ви потім спілкувалися?</w:t>
+      </w:r>
+    </w:p>
+    <w:p>
+      <w:r>
+        <w:t>— Десь пів року. Потім рідше. На день народження вітаємо.</w:t>
+      </w:r>
+    </w:p>
+    <w:p>
+      <w:r>
+        <w:t>— Тобто поїздка вам щось дала.</w:t>
+      </w:r>
+    </w:p>
+    <w:p>
+      <w:r>
+        <w:t>— Ну дала.</w:t>
+      </w:r>
+    </w:p>
+    <w:p>
+      <w:r>
+        <w:t>Пауза.</w:t>
+      </w:r>
+    </w:p>
+    <w:p>
+      <w:r>
+        <w:t>— А чого ви питаєте?</w:t>
+      </w:r>
+    </w:p>
+    <w:p>
+      <w:r>
+        <w:t>— Переглядаю старі програми.</w:t>
+      </w:r>
+    </w:p>
+    <w:p>
+      <w:r>
+        <w:lastRenderedPageBreak/>
+        <w:t>— Щось не так?</w:t>
+      </w:r>
+    </w:p>
+    <w:p>
+      <w:r>
+        <w:t>— Ні. Просто хочу зрозуміти, що лишається після них.</w:t>
+      </w:r>
+    </w:p>
+    <w:p>
+      <w:r>
+        <w:t>— А-а.</w:t>
+      </w:r>
+    </w:p>
+    <w:p>
+      <w:r>
+        <w:t>Жінка помовчала.</w:t>
+      </w:r>
+    </w:p>
+    <w:p>
+      <w:r>
+        <w:t>— Тоді не по анкетах дивіться. Ми в анкетах завжди хороші.</w:t>
+      </w:r>
+    </w:p>
+    <w:p>
+      <w:r>
+        <w:t>— Чому?</w:t>
+      </w:r>
+    </w:p>
+    <w:p>
+      <w:r>
+        <w:t>— Бо нас нормально годували.</w:t>
+      </w:r>
+    </w:p>
+    <w:p>
+      <w:r>
+        <w:t>Сказала це без сміху, а потім сама засміялася.</w:t>
+      </w:r>
+    </w:p>
+    <w:p>
+      <w:r>
+        <w:t>Четвертий номер був недоступний.</w:t>
+      </w:r>
+    </w:p>
+    <w:p>
+      <w:r>
+        <w:t>П’ятий відповів не одразу. Жінка говорила тихо, бо вкладала дитину спати, хоча була середина дня.</w:t>
+      </w:r>
+    </w:p>
+    <w:p>
+      <w:r>
+        <w:t>— Малий після школи відключився, — пояснила вона. — Кажіть.</w:t>
+      </w:r>
+    </w:p>
+    <w:p>
+      <w:r>
+        <w:t>Цей захід вона пам’ятала гірше.</w:t>
+      </w:r>
+    </w:p>
+    <w:p>
+      <w:r>
+        <w:t>— Це той, де басейн був?</w:t>
+      </w:r>
+    </w:p>
+    <w:p>
+      <w:r>
+        <w:t>— У програмі басейну немає.</w:t>
+      </w:r>
+    </w:p>
+    <w:p>
+      <w:r>
+        <w:t>— Значить, той.</w:t>
+      </w:r>
+    </w:p>
+    <w:p>
+      <w:r>
+        <w:t>Вона переглянула старий кошторис. Басейну там справді не було.</w:t>
+      </w:r>
+    </w:p>
+    <w:p>
+      <w:r>
+        <w:t>— А навчання?</w:t>
+      </w:r>
+    </w:p>
+    <w:p>
+      <w:r>
+        <w:t>— Було. Багато.</w:t>
+      </w:r>
+    </w:p>
+    <w:p>
+      <w:r>
+        <w:t>— Що з нього пам’ятаєте?</w:t>
+      </w:r>
+    </w:p>
+    <w:p>
+      <w:r>
+        <w:t>— Що я вже це чула.</w:t>
+      </w:r>
+    </w:p>
+    <w:p>
+      <w:r>
+        <w:t>— Все?</w:t>
+      </w:r>
+    </w:p>
+    <w:p>
+      <w:r>
+        <w:t>— Не все. Але багато. Я тоді вже років… — жінка зупинилася. — Ну, давно була прийомною мамою. А тренерка нам пояснювала, що дитина після інституції може ховати їжу. Ми це знали не з презентації.</w:t>
+      </w:r>
+    </w:p>
+    <w:p>
+      <w:r>
+        <w:t>— Вас це дратувало?</w:t>
+      </w:r>
+    </w:p>
+    <w:p>
+      <w:r>
+        <w:t>— Тоді — так. Зараз уже не знаю. Новеньким, може, й треба.</w:t>
+      </w:r>
+    </w:p>
+    <w:p>
+      <w:r>
+        <w:t>— А сама поїздка?</w:t>
+      </w:r>
+    </w:p>
+    <w:p>
+      <w:r>
+        <w:t>— Хороша.</w:t>
+      </w:r>
+    </w:p>
+    <w:p>
+      <w:r>
+        <w:t>Вона сказала це одразу.</w:t>
+      </w:r>
+    </w:p>
+    <w:p>
+      <w:r>
+        <w:t>— Чим?</w:t>
+      </w:r>
+    </w:p>
+    <w:p>
+      <w:r>
+        <w:t>— Ви до чогось ведете?</w:t>
+      </w:r>
+    </w:p>
+    <w:p>
+      <w:r>
+        <w:t>— Ні.</w:t>
+      </w:r>
+    </w:p>
+    <w:p>
+      <w:r>
+        <w:t>— Бо питаєте якось дивно.</w:t>
+      </w:r>
+    </w:p>
+    <w:p>
+      <w:r>
+        <w:t>Вона відкинулася на спинку стільця.</w:t>
+      </w:r>
+    </w:p>
+    <w:p>
+      <w:r>
+        <w:t>— Можливо.</w:t>
+      </w:r>
+    </w:p>
+    <w:p>
+      <w:r>
+        <w:lastRenderedPageBreak/>
+        <w:t>Жінка помовчала.</w:t>
+      </w:r>
+    </w:p>
+    <w:p>
+      <w:r>
+        <w:t>— Нам було добре. Просто добре. Ніхто не смикав. Їжа готова. Діти зайняті. Увечері можна сісти. Я не знаю, як вам ще пояснити.</w:t>
+      </w:r>
+    </w:p>
+    <w:p>
+      <w:r>
+        <w:t>— Не треба.</w:t>
+      </w:r>
+    </w:p>
+    <w:p>
+      <w:r>
+        <w:t>— А що, ми не мали права туди поїхати?</w:t>
+      </w:r>
+    </w:p>
+    <w:p>
+      <w:r>
+        <w:t>Питання прозвучало без агресії. Швидше обережно.</w:t>
+      </w:r>
+    </w:p>
+    <w:p>
+      <w:r>
+        <w:t>Вона не відповіла одразу.</w:t>
+      </w:r>
+    </w:p>
+    <w:p>
+      <w:r>
+        <w:t>— Мали.</w:t>
+      </w:r>
+    </w:p>
+    <w:p>
+      <w:r>
+        <w:t>— То що?</w:t>
+      </w:r>
+    </w:p>
+    <w:p>
+      <w:r>
+        <w:t>— Нічого. Я справді переглядаю програму.</w:t>
+      </w:r>
+    </w:p>
+    <w:p>
+      <w:r>
+        <w:t>— А, ну дивіться.</w:t>
+      </w:r>
+    </w:p>
+    <w:p>
+      <w:r>
+        <w:t>У слухавці стало чути дитячий голос.</w:t>
+      </w:r>
+    </w:p>
+    <w:p>
+      <w:r>
+        <w:t>— Мам.</w:t>
+      </w:r>
+    </w:p>
+    <w:p>
+      <w:r>
+        <w:t>— Я тут.</w:t>
+      </w:r>
+    </w:p>
+    <w:p>
+      <w:r>
+        <w:t>— Мам.</w:t>
+      </w:r>
+    </w:p>
+    <w:p>
+      <w:r>
+        <w:t>— Я йду. Вибачте, мені треба.</w:t>
+      </w:r>
+    </w:p>
+    <w:p>
+      <w:r>
+        <w:t>— Так, звичайно. Дякую.</w:t>
+      </w:r>
+    </w:p>
+    <w:p>
+      <w:r>
+        <w:t>Жінка вже майже поклала слухавку, потім повернулася:</w:t>
+      </w:r>
+    </w:p>
+    <w:p>
+      <w:r>
+        <w:t>— Якщо знову буде щось таке, ви дзвоніть. Ми б поїхали.</w:t>
+      </w:r>
+    </w:p>
+    <w:p>
+      <w:r>
+        <w:t>Виклик закінчився.</w:t>
+      </w:r>
+    </w:p>
+    <w:p>
+      <w:r>
+        <w:t>Вона не записувала кілька хвилин.</w:t>
+      </w:r>
+    </w:p>
+    <w:p>
+      <w:r>
+        <w:t>Потім біля прізвища написала: «багато повтору; відпочила; поїхала б ще».</w:t>
+      </w:r>
+    </w:p>
+    <w:p>
+      <w:r>
+        <w:t>Слово «відпочила» виглядало так, ніби вона щойно викрила щось.</w:t>
+      </w:r>
+    </w:p>
+    <w:p>
+      <w:r>
+        <w:t>Вона стерла його.</w:t>
+      </w:r>
+    </w:p>
+    <w:p>
+      <w:r>
+        <w:t>Написала: «було добре».</w:t>
+      </w:r>
+    </w:p>
+    <w:p>
+      <w:r>
+        <w:t>Стало ще гірше.</w:t>
+      </w:r>
+    </w:p>
+    <w:p>
+      <w:r>
+        <w:t>Стерла й це.</w:t>
+      </w:r>
+    </w:p>
+    <w:p>
+      <w:r>
+        <w:t>До обіду вона поговорила ще з трьома людьми.</w:t>
+      </w:r>
+    </w:p>
+    <w:p>
+      <w:r>
+        <w:t>Один чоловік сказав, що йому не сподобався готель, бо в номері погано закривалося вікно й уночі гуділо щось на даху. Про навчання згадав тільки після підказки.</w:t>
+      </w:r>
+    </w:p>
+    <w:p>
+      <w:r>
+        <w:t>Інша жінка сказала, що після тієї поїздки вони з чоловіком уперше всерйоз поговорили про те, щоб узяти ще одну дитину, але не взяли. Через пів року зрозуміли, що не витягнуть.</w:t>
+      </w:r>
+    </w:p>
+    <w:p>
+      <w:r>
+        <w:t>— І добре, що не взяли, — сказала вона. — Я раніше думала, що якщо відмовляюся, то я погана. Там одна мама сказала: «Ти ж не шафу купуєш». Не тренер. Просто мама.</w:t>
+      </w:r>
+    </w:p>
+    <w:p>
+      <w:r>
+        <w:t>Ще одна учасниця була незадоволена майже всім.</w:t>
+      </w:r>
+    </w:p>
+    <w:p>
+      <w:r>
+        <w:lastRenderedPageBreak/>
+        <w:t>Дитяча програма, за її словами, була «для малечі», старшим дітям нудно. Один обід принесли холодним. У кімнаті не прибирали два дні. Тренер говорив занадто багато.</w:t>
+      </w:r>
+    </w:p>
+    <w:p>
+      <w:r>
+        <w:t>— Я це й в анкеті писала, — сказала вона.</w:t>
+      </w:r>
+    </w:p>
+    <w:p>
+      <w:r>
+        <w:t>Вона знайшла її анкету.</w:t>
+      </w:r>
+    </w:p>
+    <w:p>
+      <w:r>
+        <w:t>Там стояло «добре» майже навпроти всіх пунктів.</w:t>
+      </w:r>
+    </w:p>
+    <w:p>
+      <w:r>
+        <w:t>— Тут у вас переважно позитивні оцінки.</w:t>
+      </w:r>
+    </w:p>
+    <w:p>
+      <w:r>
+        <w:t>— Бо я не хотіла скандал робити.</w:t>
+      </w:r>
+    </w:p>
+    <w:p>
+      <w:r>
+        <w:t>— Це ж анонімно.</w:t>
+      </w:r>
+    </w:p>
+    <w:p>
+      <w:r>
+        <w:t>— Ага. Там вік, громада, скільки дітей і хто ти. Дуже анонімно.</w:t>
+      </w:r>
+    </w:p>
+    <w:p>
+      <w:r>
+        <w:t>— Справедливо.</w:t>
+      </w:r>
+    </w:p>
+    <w:p>
+      <w:r>
+        <w:t>— Але ми все одно нормально з’їздили. Я ж не кажу, що погано.</w:t>
+      </w:r>
+    </w:p>
+    <w:p>
+      <w:r>
+        <w:t>Після розмови вона закрила анкети.</w:t>
+      </w:r>
+    </w:p>
+    <w:p>
+      <w:r>
+        <w:t>Асистентка принесла їй каву й поставила чашку на стіл.</w:t>
+      </w:r>
+    </w:p>
+    <w:p>
+      <w:r>
+        <w:t>— Я не просила.</w:t>
+      </w:r>
+    </w:p>
+    <w:p>
+      <w:r>
+        <w:t>— Я собі робила.</w:t>
+      </w:r>
+    </w:p>
+    <w:p>
+      <w:r>
+        <w:t>— Дякую.</w:t>
+      </w:r>
+    </w:p>
+    <w:p>
+      <w:r>
+        <w:t>— Ти вже годину людям дзвониш. Це що?</w:t>
+      </w:r>
+    </w:p>
+    <w:p>
+      <w:r>
+        <w:t>— Старий проєкт.</w:t>
+      </w:r>
+    </w:p>
+    <w:p>
+      <w:r>
+        <w:t>— Вони скаржаться?</w:t>
+      </w:r>
+    </w:p>
+    <w:p>
+      <w:r>
+        <w:t>— По-різному.</w:t>
+      </w:r>
+    </w:p>
+    <w:p>
+      <w:r>
+        <w:t>— Значить, живі люди.</w:t>
+      </w:r>
+    </w:p>
+    <w:p>
+      <w:r>
+        <w:t>Асистентка пішла.</w:t>
+      </w:r>
+    </w:p>
+    <w:p>
+      <w:r>
+        <w:t>Вона зробила ковток. Кава була занадто гаряча.</w:t>
+      </w:r>
+    </w:p>
+    <w:p>
+      <w:r>
+        <w:t>На екрані лишалося сім коротких нотаток.</w:t>
+      </w:r>
+    </w:p>
+    <w:p>
+      <w:r>
+        <w:t>У жодній не було нічого на десять мільйонів.</w:t>
+      </w:r>
+    </w:p>
+    <w:p>
+      <w:r>
+        <w:t>Вона відразу розсердилася на цю думку. Не було одиниці виміру, в якій можна чесно було записати: ця розмова з іншою мамою коштувала стільки, цей сон — стільки, п’ять днів без готування — стільки, година з психологом — стільки.</w:t>
+      </w:r>
+    </w:p>
+    <w:p>
+      <w:r>
+        <w:t>Але це не означало, що все коштувало нуль.</w:t>
+      </w:r>
+    </w:p>
+    <w:p>
+      <w:r>
+        <w:t>Вона відкрила фінальний звіт ще раз.</w:t>
+      </w:r>
+    </w:p>
+    <w:p>
+      <w:r>
+        <w:t>Там уже була відповідь, яку проєкт давав сам собі: активності виконані, учасники охоплені, оцінки позитивні, бюджет використано за призначенням.</w:t>
+      </w:r>
+    </w:p>
+    <w:p>
+      <w:r>
+        <w:t>Тепер вона могла додати до цього кілька речей, яких у звіті не було.</w:t>
+      </w:r>
+    </w:p>
+    <w:p>
+      <w:r>
+        <w:t>Чат, який досі жив.</w:t>
+      </w:r>
+    </w:p>
+    <w:p>
+      <w:r>
+        <w:t>Розмова двох матерів після вечері.</w:t>
+      </w:r>
+    </w:p>
+    <w:p>
+      <w:r>
+        <w:t>Чоловік, який виспався.</w:t>
+      </w:r>
+    </w:p>
+    <w:p>
+      <w:r>
+        <w:lastRenderedPageBreak/>
+        <w:t>Жінка, яка зрозуміла, що може не брати ще одну дитину.</w:t>
+      </w:r>
+    </w:p>
+    <w:p>
+      <w:r>
+        <w:t>І погане вікно в готелі.</w:t>
+      </w:r>
+    </w:p>
+    <w:p>
+      <w:r>
+        <w:t>Вона усміхнулася останньому й відразу перестала.</w:t>
+      </w:r>
+    </w:p>
+    <w:p>
+      <w:r>
+        <w:t>У папці на робочому столі лежав інший файл.</w:t>
+      </w:r>
+    </w:p>
+    <w:p>
+      <w:r>
+        <w:t>Десять рядків.</w:t>
+      </w:r>
+    </w:p>
+    <w:p>
+      <w:r>
+        <w:t>Вона його не відкрила.</w:t>
+      </w:r>
+    </w:p>
+    <w:p>
+      <w:r>
+        <w:t>Після обіду передзвонив другий номер, який зранку не відповів.</w:t>
+      </w:r>
+    </w:p>
+    <w:p>
+      <w:r>
+        <w:t>— Ви мені дзвонили.</w:t>
+      </w:r>
+    </w:p>
+    <w:p>
+      <w:r>
+        <w:t>Вона знову пояснила, хто вона і про який захід.</w:t>
+      </w:r>
+    </w:p>
+    <w:p>
+      <w:r>
+        <w:t>— А. Так, пам’ятаю. А що сталося?</w:t>
+      </w:r>
+    </w:p>
+    <w:p>
+      <w:r>
+        <w:t>— Нічого. Переглядаємо старі програми.</w:t>
+      </w:r>
+    </w:p>
+    <w:p>
+      <w:r>
+        <w:t>— Гроші перевіряєте?</w:t>
+      </w:r>
+    </w:p>
+    <w:p>
+      <w:r>
+        <w:t>— Ні.</w:t>
+      </w:r>
+    </w:p>
+    <w:p>
+      <w:r>
+        <w:t>— Бо я одразу скажу: нам ніхто нічого не давав грошима.</w:t>
+      </w:r>
+    </w:p>
+    <w:p>
+      <w:r>
+        <w:t>— Я не про це.</w:t>
+      </w:r>
+    </w:p>
+    <w:p>
+      <w:r>
+        <w:t>— А то зараз таке питають, ніби ми щось винні.</w:t>
+      </w:r>
+    </w:p>
+    <w:p>
+      <w:r>
+        <w:t>— Ви нічого не винні.</w:t>
+      </w:r>
+    </w:p>
+    <w:p>
+      <w:r>
+        <w:t>Чоловік замовк.</w:t>
+      </w:r>
+    </w:p>
+    <w:p>
+      <w:r>
+        <w:t>— Ну добре.</w:t>
+      </w:r>
+    </w:p>
+    <w:p>
+      <w:r>
+        <w:t>Вона поставила ті самі кілька запитань. Він відповідав коротко. Навчання було нормальне. Діти задоволені. Дружина більше пам’ятає. Поїхав би ще, якщо без проблем на роботі.</w:t>
+      </w:r>
+    </w:p>
+    <w:p>
+      <w:r>
+        <w:t>Потім сам спитав:</w:t>
+      </w:r>
+    </w:p>
+    <w:p>
+      <w:r>
+        <w:t>— А скільки воно коштувало?</w:t>
+      </w:r>
+    </w:p>
+    <w:p>
+      <w:r>
+        <w:t>Вона подивилася на цифру у звіті.</w:t>
+      </w:r>
+    </w:p>
+    <w:p>
+      <w:r>
+        <w:t>— Чому питаєте?</w:t>
+      </w:r>
+    </w:p>
+    <w:p>
+      <w:r>
+        <w:t>— Та ви так розпитуєте. Думаю, може, дорого.</w:t>
+      </w:r>
+    </w:p>
+    <w:p>
+      <w:r>
+        <w:t>Вона могла не відповідати. Сума не була секретною.</w:t>
+      </w:r>
+    </w:p>
+    <w:p>
+      <w:r>
+        <w:t>— Десять мільйонів.</w:t>
+      </w:r>
+    </w:p>
+    <w:p>
+      <w:r>
+        <w:t>У слухавці стало тихо.</w:t>
+      </w:r>
+    </w:p>
+    <w:p>
+      <w:r>
+        <w:t>— За п’ять днів?</w:t>
+      </w:r>
+    </w:p>
+    <w:p>
+      <w:r>
+        <w:t>— За весь проєкт. Тридцять сімей, діти, проживання, харчування, транспорт, програма, тренери, матеріали.</w:t>
+      </w:r>
+    </w:p>
+    <w:p>
+      <w:r>
+        <w:t>— А.</w:t>
+      </w:r>
+    </w:p>
+    <w:p>
+      <w:r>
+        <w:t>Ще пауза.</w:t>
+      </w:r>
+    </w:p>
+    <w:p>
+      <w:r>
+        <w:t>— Ну я в тому не розбираюся.</w:t>
+      </w:r>
+    </w:p>
+    <w:p>
+      <w:r>
+        <w:lastRenderedPageBreak/>
+        <w:t>— Я теж тому й питаю.</w:t>
+      </w:r>
+    </w:p>
+    <w:p>
+      <w:r>
+        <w:t>— А чого мене?</w:t>
+      </w:r>
+    </w:p>
+    <w:p>
+      <w:r>
+        <w:t>— Ви там були.</w:t>
+      </w:r>
+    </w:p>
+    <w:p>
+      <w:r>
+        <w:t>— Був.</w:t>
+      </w:r>
+    </w:p>
+    <w:p>
+      <w:r>
+        <w:t>— Воно було вам потрібне?</w:t>
+      </w:r>
+    </w:p>
+    <w:p>
+      <w:r>
+        <w:t>Вона почула, як він видихнув.</w:t>
+      </w:r>
+    </w:p>
+    <w:p>
+      <w:r>
+        <w:t>— Слухайте… потрібне. Але якби сказали, що не буде, я б не помер.</w:t>
+      </w:r>
+    </w:p>
+    <w:p>
+      <w:r>
+        <w:t>Вона нічого не сказала.</w:t>
+      </w:r>
+    </w:p>
+    <w:p>
+      <w:r>
+        <w:t>— Тільки ви не пишіть, що я сказав, що не треба було, — швидко додав він. — Я такого не кажу. Нормально було.</w:t>
+      </w:r>
+    </w:p>
+    <w:p>
+      <w:r>
+        <w:t>— Не напишу.</w:t>
+      </w:r>
+    </w:p>
+    <w:p>
+      <w:r>
+        <w:t>— Бо потім ще скажуть, що люди невдячні.</w:t>
+      </w:r>
+    </w:p>
+    <w:p>
+      <w:r>
+        <w:t>— Ніхто не скаже.</w:t>
+      </w:r>
+    </w:p>
+    <w:p>
+      <w:r>
+        <w:t>— Ну й добре.</w:t>
+      </w:r>
+    </w:p>
+    <w:p>
+      <w:r>
+        <w:t>Вони попрощалися.</w:t>
+      </w:r>
+    </w:p>
+    <w:p>
+      <w:r>
+        <w:t>Вона сиділа, тримаючи телефон у руці, і дивилася не на архів, а на поточний бюджет, який був відкритий у сусідній вкладці.</w:t>
+      </w:r>
+    </w:p>
+    <w:p>
+      <w:r>
+        <w:t>У ньому теж були проживання, транспорт, харчування, робота тренерів, дитяча програма, поліграфія.</w:t>
+      </w:r>
+    </w:p>
+    <w:p>
+      <w:r>
+        <w:t>Менша сума.</w:t>
+      </w:r>
+    </w:p>
+    <w:p>
+      <w:r>
+        <w:t>Інший проєкт.</w:t>
+      </w:r>
+    </w:p>
+    <w:p>
+      <w:r>
+        <w:t>Звичайна робота.</w:t>
+      </w:r>
+    </w:p>
+    <w:p>
+      <w:r>
+        <w:t>Вона відкрила свій файл із нотатками й переглянула все, що написала за день. Спробувала скласти одну фразу про результат старого виїзду.</w:t>
+      </w:r>
+    </w:p>
+    <w:p>
+      <w:r>
+        <w:t>«Захід був корисним для учасників».</w:t>
+      </w:r>
+    </w:p>
+    <w:p>
+      <w:r>
+        <w:t>Прочитала.</w:t>
+      </w:r>
+    </w:p>
+    <w:p>
+      <w:r>
+        <w:t>Не стерла.</w:t>
+      </w:r>
+    </w:p>
+    <w:p>
+      <w:r>
+        <w:t>Нижче написала:</w:t>
+      </w:r>
+    </w:p>
+    <w:p>
+      <w:r>
+        <w:t>«Не для всіх однаково».</w:t>
+      </w:r>
+    </w:p>
+    <w:p>
+      <w:r>
+        <w:t>Потім поставила крапку.</w:t>
+      </w:r>
+    </w:p>
+    <w:p>
+      <w:r>
+        <w:t>Асистентка написала в месенджер:</w:t>
+      </w:r>
+    </w:p>
+    <w:p>
+      <w:r>
+        <w:t>«Бібліотека просить до 17:00 підтвердити дату, бо в них у п’ятницю якийсь шаховий турнір».</w:t>
+      </w:r>
+    </w:p>
+    <w:p>
+      <w:r>
+        <w:t>Вона подивилася на календар.</w:t>
+      </w:r>
+    </w:p>
+    <w:p>
+      <w:r>
+        <w:t>П’ятниця не підходила.</w:t>
+      </w:r>
+    </w:p>
+    <w:p>
+      <w:r>
+        <w:t>Відповіла:</w:t>
+      </w:r>
+    </w:p>
+    <w:p>
+      <w:r>
+        <w:lastRenderedPageBreak/>
+        <w:t>«Підтверджуй четвер».</w:t>
+      </w:r>
+    </w:p>
+    <w:p>
+      <w:r>
+        <w:t>Потім закрила файл із нотатками й відкрила програму наступного навчання. Другий тренер справді переставив два блоки, але загубив перерву на обід.</w:t>
+      </w:r>
+    </w:p>
+    <w:p>
+      <w:r>
+        <w:t>Вона вставила її назад.</w:t>
+      </w:r>
+      <w:r>
+        <w:br/>
+      </w:r>
+    </w:p>
+    <w:p/>
     <w:p/>
     <w:p>
       <w:pPr>
@@ -33491,7 +37966,7 @@
 </file>
 
 <file path=customXml/itemProps1.xml><?xml version="1.0" encoding="utf-8"?>
-<ds:datastoreItem xmlns:ds="http://schemas.openxmlformats.org/officeDocument/2006/customXml" ds:itemID="{2C6D83DB-A352-411B-8E67-D9D6A766152A}">
+<ds:datastoreItem xmlns:ds="http://schemas.openxmlformats.org/officeDocument/2006/customXml" ds:itemID="{97BDF88B-37F5-4079-845B-3CD2A257F6B3}">
   <ds:schemaRefs>
     <ds:schemaRef ds:uri="http://schemas.openxmlformats.org/officeDocument/2006/bibliography"/>
   </ds:schemaRefs>

--- a/mavik-sklad/files/Соціальна.docx
+++ b/mavik-sklad/files/Соціальна.docx
@@ -2435,12 +2435,12 @@
       </w:r>
     </w:p>
     <w:p/>
-    <w:p/>
     <w:p>
       <w:pPr>
         <w:pStyle w:val="31"/>
       </w:pPr>
       <w:r>
+        <w:lastRenderedPageBreak/>
         <w:t>ГЛАВА 3</w:t>
       </w:r>
     </w:p>
@@ -2466,7 +2466,7 @@
     </w:p>
     <w:p>
       <w:r>
-        <w:t>За день до співбесіди відкрила те саме резюме, яке відправила, і тільки тепер помітила, що в ньому досі стояло «у шлюбі».</w:t>
+        <w:t>За день до співбесіди відкрила те саме резюме, яке відправила, і тільки тепер помітила, що в ньому досі стояло «у шлюбі». Колись сама так написала.</w:t>
       </w:r>
     </w:p>
     <w:p>
@@ -2576,7 +2576,7 @@
     </w:p>
     <w:p>
       <w:r>
-        <w:t>Від похорону минув майже місяць.</w:t>
+        <w:t>Від похорону минуло три тижні.</w:t>
       </w:r>
     </w:p>
     <w:p>
@@ -2958,11 +2958,6 @@
       </w:r>
     </w:p>
     <w:p>
-      <w:pPr>
-        <w:rPr>
-          <w:lang w:val="uk-UA"/>
-        </w:rPr>
-      </w:pPr>
       <w:r>
         <w:t>Але вже було правдою.</w:t>
       </w:r>
@@ -4934,17 +4929,173 @@
     </w:p>
     <w:p>
       <w:r>
-        <w:t>— Ми в двісті четвертому, а діти де?</w:t>
-      </w:r>
-    </w:p>
-    <w:p>
-      <w:r>
-        <w:t>— Дитяча група після сніданку.</w:t>
-      </w:r>
-    </w:p>
-    <w:p>
-      <w:r>
-        <w:t>— А старшого теж туди?</w:t>
+        <w:t>Хтось уже обіймався так, ніби давно не бачилися.</w:t>
+      </w:r>
+    </w:p>
+    <w:p>
+      <w:r>
+        <w:t>— Ти приїхала!</w:t>
+      </w:r>
+    </w:p>
+    <w:p>
+      <w:r>
+        <w:t>— А куди я дінусь?</w:t>
+      </w:r>
+    </w:p>
+    <w:p>
+      <w:r>
+        <w:t>— Минулого разу не була.</w:t>
+      </w:r>
+    </w:p>
+    <w:p>
+      <w:r>
+        <w:t>— Минулого разу в мене двоє з температурою лежали.</w:t>
+      </w:r>
+    </w:p>
+    <w:p>
+      <w:r>
+        <w:t>— А зараз?</w:t>
+      </w:r>
+    </w:p>
+    <w:p>
+      <w:r>
+        <w:t>— Зараз тільки один кашляє.</w:t>
+      </w:r>
+    </w:p>
+    <w:p>
+      <w:r>
+        <w:t>Вони говорили про це буденно.</w:t>
+      </w:r>
+    </w:p>
+    <w:p>
+      <w:r>
+        <w:t>Вона роздала папки й пішла перевіряти залу.</w:t>
+      </w:r>
+    </w:p>
+    <w:p>
+      <w:r>
+        <w:t>Навчання було по три години до обіду і три після.</w:t>
+      </w:r>
+    </w:p>
+    <w:p>
+      <w:r>
+        <w:t>Перший блок вів психолог, якого вона вже бачила на інших програмах. Говорив добре. Без казок про те, що любов усе виправить. Без «просто обійміть дитину».</w:t>
+      </w:r>
+    </w:p>
+    <w:p>
+      <w:r>
+        <w:t>Вона сіла ззаду з ноутбуком.</w:t>
+      </w:r>
+    </w:p>
+    <w:p>
+      <w:r>
+        <w:t>Треба було відповісти на кілька листів, але перші двадцять хвилин слухала.</w:t>
+      </w:r>
+    </w:p>
+    <w:p>
+      <w:r>
+        <w:t>Психолог говорив про харчову поведінку дітей, які пережили нехтування.</w:t>
+      </w:r>
+    </w:p>
+    <w:p>
+      <w:r>
+        <w:t>— Не поспішайте забирати сховану їжу. Для дитини це може бути способом переконатися, що їжа нікуди не зникне.</w:t>
+      </w:r>
+    </w:p>
+    <w:p>
+      <w:r>
+        <w:t>Жінка в другому ряду підняла руку.</w:t>
+      </w:r>
+    </w:p>
+    <w:p>
+      <w:r>
+        <w:t>— А якщо вона ковбасу під матрац ховає?</w:t>
+      </w:r>
+    </w:p>
+    <w:p>
+      <w:r>
+        <w:t>У залі засміялися.</w:t>
+      </w:r>
+    </w:p>
+    <w:p>
+      <w:r>
+        <w:t>Психолог теж.</w:t>
+      </w:r>
+    </w:p>
+    <w:p>
+      <w:r>
+        <w:t>— Тоді все-таки забирайте ковбасу.</w:t>
+      </w:r>
+    </w:p>
+    <w:p>
+      <w:r>
+        <w:t>— От і я кажу.</w:t>
+      </w:r>
+    </w:p>
+    <w:p>
+      <w:r>
+        <w:t>— Але не саму потребу ховати. Можна зробити коробку з продуктами, які не псуються, і домовитися, що вона завжди буде доступна.</w:t>
+      </w:r>
+    </w:p>
+    <w:p>
+      <w:r>
+        <w:t>Жінка кивнула.</w:t>
+      </w:r>
+    </w:p>
+    <w:p>
+      <w:r>
+        <w:lastRenderedPageBreak/>
+        <w:t>— Це ми робили.</w:t>
+      </w:r>
+    </w:p>
+    <w:p>
+      <w:r>
+        <w:t>— Допомогло?</w:t>
+      </w:r>
+    </w:p>
+    <w:p>
+      <w:r>
+        <w:t>— З третьою дитиною — так.</w:t>
+      </w:r>
+    </w:p>
+    <w:p>
+      <w:r>
+        <w:t>Психолог на секунду замовк.</w:t>
+      </w:r>
+    </w:p>
+    <w:p>
+      <w:r>
+        <w:t>— А з першими двома?</w:t>
+      </w:r>
+    </w:p>
+    <w:p>
+      <w:r>
+        <w:t>— З першими двома я ще була дуже розумна.</w:t>
+      </w:r>
+    </w:p>
+    <w:p>
+      <w:r>
+        <w:t>Зал знову засміявся.</w:t>
+      </w:r>
+    </w:p>
+    <w:p>
+      <w:r>
+        <w:t>Вона теж.</w:t>
+      </w:r>
+    </w:p>
+    <w:p>
+      <w:r>
+        <w:t>Розмова пішла далі.</w:t>
+      </w:r>
+    </w:p>
+    <w:p>
+      <w:r>
+        <w:t>Нічого дурного в навчанні не було.</w:t>
+      </w:r>
+    </w:p>
+    <w:p>
+      <w:r>
+        <w:t>Але на перерві та сама жінка опинилася за столом із трьома іншими матерями. Одна тихо розповідала про хлопця, який останні два місяці відмовлявся спати у своїй кімнаті.</w:t>
       </w:r>
     </w:p>
     <w:p>
@@ -4954,680 +5105,474 @@
     </w:p>
     <w:p>
       <w:r>
-        <w:t>— Чотирнадцять.</w:t>
-      </w:r>
-    </w:p>
-    <w:p>
-      <w:r>
-        <w:t>— Ні, для підлітків окремо.</w:t>
-      </w:r>
-    </w:p>
-    <w:p>
-      <w:r>
-        <w:t>— Слава Богу.</w:t>
-      </w:r>
-    </w:p>
-    <w:p>
-      <w:r>
-        <w:t>— Чому?</w:t>
-      </w:r>
-    </w:p>
-    <w:p>
-      <w:r>
-        <w:t>— Бо він би мене з’їв.</w:t>
-      </w:r>
-    </w:p>
-    <w:p>
-      <w:r>
-        <w:t>Поруч хтось сміявся.</w:t>
-      </w:r>
-    </w:p>
-    <w:p>
-      <w:r>
-        <w:t>Хтось уже обіймався так, ніби люди не бачилися кілька років.</w:t>
-      </w:r>
-    </w:p>
-    <w:p>
-      <w:r>
-        <w:t>— Ти приїхала!</w:t>
-      </w:r>
-    </w:p>
-    <w:p>
-      <w:r>
-        <w:t>— А куди я дінусь?</w:t>
-      </w:r>
-    </w:p>
-    <w:p>
-      <w:r>
-        <w:t>— Минулого разу не була.</w:t>
-      </w:r>
-    </w:p>
-    <w:p>
-      <w:r>
-        <w:t>— Минулого разу в мене двоє з температурою лежали.</w:t>
-      </w:r>
-    </w:p>
-    <w:p>
-      <w:r>
-        <w:t>— А зараз?</w:t>
-      </w:r>
-    </w:p>
-    <w:p>
-      <w:r>
-        <w:t>— Зараз тільки один кашляє.</w:t>
-      </w:r>
-    </w:p>
-    <w:p>
-      <w:r>
-        <w:t>Вони говорили про це буденно.</w:t>
-      </w:r>
-    </w:p>
-    <w:p>
-      <w:r>
-        <w:t>Вона роздала папки й пішла перевіряти залу.</w:t>
-      </w:r>
-    </w:p>
-    <w:p>
-      <w:r>
-        <w:t>Навчання було по три години до обіду і три після.</w:t>
-      </w:r>
-    </w:p>
-    <w:p>
-      <w:r>
-        <w:t>Перший блок вів психолог, якого вона вже бачила на інших програмах. Говорив добре. Без казок про те, що любов усе виправить. Без «просто обійміть дитину».</w:t>
-      </w:r>
-    </w:p>
-    <w:p>
-      <w:r>
-        <w:t>Вона сіла ззаду з ноутбуком.</w:t>
-      </w:r>
-    </w:p>
-    <w:p>
-      <w:r>
-        <w:t>Треба було відповісти на кілька листів, але перші двадцять хвилин слухала.</w:t>
-      </w:r>
-    </w:p>
-    <w:p>
-      <w:r>
-        <w:t>Психолог говорив про харчову поведінку дітей, які пережили нехтування.</w:t>
+        <w:t>— Дванадцять.</w:t>
+      </w:r>
+    </w:p>
+    <w:p>
+      <w:r>
+        <w:t>— Давно у вас?</w:t>
+      </w:r>
+    </w:p>
+    <w:p>
+      <w:r>
+        <w:t>— Пів року.</w:t>
+      </w:r>
+    </w:p>
+    <w:p>
+      <w:r>
+        <w:t>— До цього де спав?</w:t>
+      </w:r>
+    </w:p>
+    <w:p>
+      <w:r>
+        <w:t>— У закладі.</w:t>
+      </w:r>
+    </w:p>
+    <w:p>
+      <w:r>
+        <w:t>— Сам?</w:t>
+      </w:r>
+    </w:p>
+    <w:p>
+      <w:r>
+        <w:t>— Та ні.</w:t>
+      </w:r>
+    </w:p>
+    <w:p>
+      <w:r>
+        <w:t>— Ну то чого ти хочеш? Йому тиша страшна.</w:t>
+      </w:r>
+    </w:p>
+    <w:p>
+      <w:r>
+        <w:t>Жінка сказала це, розмішуючи цукор.</w:t>
+      </w:r>
+    </w:p>
+    <w:p>
+      <w:r>
+        <w:t>— І що робити?</w:t>
+      </w:r>
+    </w:p>
+    <w:p>
+      <w:r>
+        <w:t>— Нічого героїчного. Постав поки розкладачку ближче до вас. Не в спальню. В коридор хоча б. Потім посунете.</w:t>
+      </w:r>
+    </w:p>
+    <w:p>
+      <w:r>
+        <w:t>— А психолог каже, що треба межі.</w:t>
+      </w:r>
+    </w:p>
+    <w:p>
+      <w:r>
+        <w:t>— Межі треба. Але спати теж треба.</w:t>
+      </w:r>
+    </w:p>
+    <w:p>
+      <w:r>
+        <w:t>Інша мати кивнула.</w:t>
+      </w:r>
+    </w:p>
+    <w:p>
+      <w:r>
+        <w:t>— Ми так само робили.</w:t>
+      </w:r>
+    </w:p>
+    <w:p>
+      <w:r>
+        <w:t>Через кілька хвилин вони вже сперечалися про школу.</w:t>
+      </w:r>
+    </w:p>
+    <w:p>
+      <w:r>
+        <w:t>Вона стояла поруч із чашкою й слухала.</w:t>
+      </w:r>
+    </w:p>
+    <w:p>
+      <w:r>
+        <w:t>Потім підійшла тренерка:</w:t>
+      </w:r>
+    </w:p>
+    <w:p>
+      <w:r>
+        <w:t>— У нас маркери закінчуються.</w:t>
+      </w:r>
+    </w:p>
+    <w:p>
+      <w:r>
+        <w:t>— У коробці біля проєктора.</w:t>
+      </w:r>
+    </w:p>
+    <w:p>
+      <w:r>
+        <w:t>— Нема.</w:t>
+      </w:r>
+    </w:p>
+    <w:p>
+      <w:r>
+        <w:t>Вона пішла шукати маркери.</w:t>
       </w:r>
     </w:p>
     <w:p>
       <w:r>
         <w:lastRenderedPageBreak/>
-        <w:t>— Не поспішайте забирати сховану їжу. Для дитини це може бути способом переконатися, що їжа нікуди не зникне.</w:t>
-      </w:r>
-    </w:p>
-    <w:p>
-      <w:r>
-        <w:t>Жінка в другому ряду підняла руку.</w:t>
-      </w:r>
-    </w:p>
-    <w:p>
-      <w:r>
-        <w:t>— А якщо вона ковбасу під матрац ховає?</w:t>
-      </w:r>
-    </w:p>
-    <w:p>
-      <w:r>
-        <w:t>У залі засміялися.</w:t>
-      </w:r>
-    </w:p>
-    <w:p>
-      <w:r>
-        <w:t>Психолог теж.</w:t>
-      </w:r>
-    </w:p>
-    <w:p>
-      <w:r>
-        <w:t>— Тоді все-таки забирайте ковбасу.</w:t>
-      </w:r>
-    </w:p>
-    <w:p>
-      <w:r>
-        <w:t>— От і я кажу.</w:t>
-      </w:r>
-    </w:p>
-    <w:p>
-      <w:r>
-        <w:t>— Але не саму потребу ховати. Можна зробити коробку з продуктами, які не псуються, і домовитися, що вона завжди буде доступна.</w:t>
-      </w:r>
-    </w:p>
-    <w:p>
-      <w:r>
-        <w:t>Жінка кивнула.</w:t>
-      </w:r>
-    </w:p>
-    <w:p>
-      <w:r>
-        <w:t>— Це ми робили.</w:t>
-      </w:r>
-    </w:p>
-    <w:p>
-      <w:r>
-        <w:t>— Допомогло?</w:t>
-      </w:r>
-    </w:p>
-    <w:p>
-      <w:r>
-        <w:t>— З третьою дитиною — так.</w:t>
-      </w:r>
-    </w:p>
-    <w:p>
-      <w:r>
-        <w:t>Психолог на секунду замовк.</w:t>
-      </w:r>
-    </w:p>
-    <w:p>
-      <w:r>
-        <w:t>— А з першими двома?</w:t>
-      </w:r>
-    </w:p>
-    <w:p>
-      <w:r>
-        <w:t>— З першими двома я ще була дуже розумна.</w:t>
-      </w:r>
-    </w:p>
-    <w:p>
-      <w:r>
-        <w:t>Зал знову засміявся.</w:t>
-      </w:r>
-    </w:p>
-    <w:p>
-      <w:r>
-        <w:t>Вона теж.</w:t>
-      </w:r>
-    </w:p>
-    <w:p>
-      <w:r>
-        <w:t>Розмова пішла далі.</w:t>
-      </w:r>
-    </w:p>
-    <w:p>
-      <w:r>
-        <w:t>Нічого дурного в навчанні не було.</w:t>
-      </w:r>
-    </w:p>
-    <w:p>
-      <w:r>
-        <w:t>Але на перерві та сама жінка опинилася за столом із трьома іншими матерями. Одна тихо розповідала про хлопця, який останні два місяці відмовлявся спати у своїй кімнаті.</w:t>
-      </w:r>
-    </w:p>
-    <w:p>
-      <w:r>
-        <w:t>— Скільки йому?</w:t>
-      </w:r>
-    </w:p>
-    <w:p>
-      <w:r>
-        <w:t>— Дванадцять.</w:t>
-      </w:r>
-    </w:p>
-    <w:p>
-      <w:r>
-        <w:t>— Давно у вас?</w:t>
-      </w:r>
-    </w:p>
-    <w:p>
-      <w:r>
-        <w:t>— Пів року.</w:t>
-      </w:r>
-    </w:p>
-    <w:p>
-      <w:r>
-        <w:t>— До цього де спав?</w:t>
-      </w:r>
-    </w:p>
-    <w:p>
-      <w:r>
-        <w:t>— У закладі.</w:t>
-      </w:r>
-    </w:p>
-    <w:p>
-      <w:r>
-        <w:t>— Сам?</w:t>
-      </w:r>
-    </w:p>
-    <w:p>
-      <w:r>
-        <w:t>— Та ні.</w:t>
-      </w:r>
-    </w:p>
-    <w:p>
-      <w:r>
-        <w:t>— Ну то чого ти хочеш? Йому тиша страшна.</w:t>
-      </w:r>
-    </w:p>
-    <w:p>
-      <w:r>
-        <w:t>Жінка сказала це, розмішуючи цукор.</w:t>
-      </w:r>
-    </w:p>
-    <w:p>
-      <w:r>
-        <w:t>— І що робити?</w:t>
-      </w:r>
-    </w:p>
-    <w:p>
-      <w:r>
-        <w:t>— Нічого героїчного. Постав поки розкладачку ближче до вас. Не в спальню. В коридор хоча б. Потім посунете.</w:t>
+        <w:t>До обіду питання забулося.</w:t>
+      </w:r>
+    </w:p>
+    <w:p>
+      <w:r>
+        <w:t>Після занять батьки не розходилися по номерах.</w:t>
+      </w:r>
+    </w:p>
+    <w:p>
+      <w:r>
+        <w:t>Хтось пішов із дітьми в басейн.</w:t>
+      </w:r>
+    </w:p>
+    <w:p>
+      <w:r>
+        <w:t>Хтось сів у холі.</w:t>
+      </w:r>
+    </w:p>
+    <w:p>
+      <w:r>
+        <w:t>Кілька жінок домовлялися про масаж.</w:t>
+      </w:r>
+    </w:p>
+    <w:p>
+      <w:r>
+        <w:t>Один чоловік стояв біля кавового автомата й сказав іншому:</w:t>
+      </w:r>
+    </w:p>
+    <w:p>
+      <w:r>
+        <w:t>— Я дружині сказав: якщо ще й телефон сюди притягнеш, викину.</w:t>
+      </w:r>
+    </w:p>
+    <w:p>
+      <w:r>
+        <w:t>— Робочий?</w:t>
+      </w:r>
+    </w:p>
+    <w:p>
+      <w:r>
+        <w:t>— Ні. Наш. Домашній.</w:t>
+      </w:r>
+    </w:p>
+    <w:p>
+      <w:r>
+        <w:t>— А діти?</w:t>
+      </w:r>
+    </w:p>
+    <w:p>
+      <w:r>
+        <w:t>— Діти тут.</w:t>
+      </w:r>
+    </w:p>
+    <w:p>
+      <w:r>
+        <w:t>— Тоді правильно.</w:t>
+      </w:r>
+    </w:p>
+    <w:p>
+      <w:r>
+        <w:t>Ввечері вона побачила ту жінку, яка говорила про ковбасу. Та сиділа в кріслі біля вікна сама.</w:t>
+      </w:r>
+    </w:p>
+    <w:p>
+      <w:r>
+        <w:t>Без телефона.</w:t>
+      </w:r>
+    </w:p>
+    <w:p>
+      <w:r>
+        <w:t>Просто сиділа.</w:t>
+      </w:r>
+    </w:p>
+    <w:p>
+      <w:r>
+        <w:t>— Усе добре? — запитала вона.</w:t>
+      </w:r>
+    </w:p>
+    <w:p>
+      <w:r>
+        <w:t>— Прекрасно.</w:t>
+      </w:r>
+    </w:p>
+    <w:p>
+      <w:r>
+        <w:t>— Я думала, може…</w:t>
+      </w:r>
+    </w:p>
+    <w:p>
+      <w:r>
+        <w:t>— Ні-ні. Я просто мовчу.</w:t>
+      </w:r>
+    </w:p>
+    <w:p>
+      <w:r>
+        <w:t>Вона усміхнулася.</w:t>
+      </w:r>
+    </w:p>
+    <w:p>
+      <w:r>
+        <w:t>— Можна?</w:t>
+      </w:r>
+    </w:p>
+    <w:p>
+      <w:r>
+        <w:t>— Звичайно.</w:t>
+      </w:r>
+    </w:p>
+    <w:p>
+      <w:r>
+        <w:t>— Бо вдома якщо я мовчу більше трьох хвилин, хтось уже думає, що я померла.</w:t>
+      </w:r>
+    </w:p>
+    <w:p>
+      <w:r>
+        <w:t>Вона пішла далі.</w:t>
+      </w:r>
+    </w:p>
+    <w:p>
+      <w:r>
+        <w:t>На другий день було те саме.</w:t>
+      </w:r>
+    </w:p>
+    <w:p>
+      <w:r>
+        <w:t>Заняття.</w:t>
+      </w:r>
+    </w:p>
+    <w:p>
+      <w:r>
+        <w:t>Питання.</w:t>
+      </w:r>
+    </w:p>
+    <w:p>
+      <w:r>
+        <w:t>Перерви.</w:t>
+      </w:r>
+    </w:p>
+    <w:p>
+      <w:r>
+        <w:t>Діти.</w:t>
+      </w:r>
+    </w:p>
+    <w:p>
+      <w:r>
+        <w:t>Увечері — басейн, хол, розмови.</w:t>
+      </w:r>
+    </w:p>
+    <w:p>
+      <w:r>
+        <w:t>На третій один із батьків не прийшов на ранковий блок.</w:t>
+      </w:r>
+    </w:p>
+    <w:p>
+      <w:r>
+        <w:t>Вона знайшла його за сніданком.</w:t>
+      </w:r>
+    </w:p>
+    <w:p>
+      <w:r>
+        <w:t>— Ви до нас?</w:t>
+      </w:r>
+    </w:p>
+    <w:p>
+      <w:r>
+        <w:t>— Я зараз.</w:t>
+      </w:r>
+    </w:p>
+    <w:p>
+      <w:r>
+        <w:t>— Усе гаразд?</w:t>
       </w:r>
     </w:p>
     <w:p>
       <w:r>
         <w:lastRenderedPageBreak/>
-        <w:t>— А психолог каже, що треба межі.</w:t>
-      </w:r>
-    </w:p>
-    <w:p>
-      <w:r>
-        <w:t>— Межі треба. Але спати теж треба.</w:t>
-      </w:r>
-    </w:p>
-    <w:p>
-      <w:r>
-        <w:t>Інша мати кивнула.</w:t>
-      </w:r>
-    </w:p>
-    <w:p>
-      <w:r>
-        <w:t>— Ми так само робили.</w:t>
-      </w:r>
-    </w:p>
-    <w:p>
-      <w:r>
-        <w:t>Через кілька хвилин вони вже сперечалися про школу.</w:t>
-      </w:r>
-    </w:p>
-    <w:p>
-      <w:r>
-        <w:t>Вона стояла поруч із чашкою й слухала.</w:t>
-      </w:r>
-    </w:p>
-    <w:p>
-      <w:r>
-        <w:t>Потім підійшла тренерка:</w:t>
-      </w:r>
-    </w:p>
-    <w:p>
-      <w:r>
-        <w:t>— У нас маркери закінчуються.</w:t>
-      </w:r>
-    </w:p>
-    <w:p>
-      <w:r>
-        <w:t>— У коробці біля проєктора.</w:t>
-      </w:r>
-    </w:p>
-    <w:p>
-      <w:r>
-        <w:t>— Нема.</w:t>
-      </w:r>
-    </w:p>
-    <w:p>
-      <w:r>
-        <w:t>Вона пішла шукати маркери.</w:t>
-      </w:r>
-    </w:p>
-    <w:p>
-      <w:r>
-        <w:t>До обіду питання забулося.</w:t>
-      </w:r>
-    </w:p>
-    <w:p>
-      <w:r>
-        <w:t>Після занять батьки не розходилися по номерах.</w:t>
-      </w:r>
-    </w:p>
-    <w:p>
-      <w:r>
-        <w:t>Хтось пішов із дітьми в басейн.</w:t>
-      </w:r>
-    </w:p>
-    <w:p>
-      <w:r>
-        <w:t>Хтось сів у холі.</w:t>
-      </w:r>
-    </w:p>
-    <w:p>
-      <w:r>
-        <w:t>Кілька жінок домовлялися про масаж.</w:t>
-      </w:r>
-    </w:p>
-    <w:p>
-      <w:r>
-        <w:t>Один чоловік стояв біля кавового автомата й сказав іншому:</w:t>
-      </w:r>
-    </w:p>
-    <w:p>
-      <w:r>
-        <w:t>— Я дружині сказав: якщо ще й телефон сюди притягнеш, викину.</w:t>
-      </w:r>
-    </w:p>
-    <w:p>
-      <w:r>
-        <w:t>— Робочий?</w:t>
-      </w:r>
-    </w:p>
-    <w:p>
-      <w:r>
-        <w:t>— Ні. Наш. Домашній.</w:t>
-      </w:r>
-    </w:p>
-    <w:p>
-      <w:r>
-        <w:t>— А діти?</w:t>
-      </w:r>
-    </w:p>
-    <w:p>
-      <w:r>
-        <w:t>— Діти тут.</w:t>
-      </w:r>
-    </w:p>
-    <w:p>
-      <w:r>
-        <w:t>— Тоді правильно.</w:t>
-      </w:r>
-    </w:p>
-    <w:p>
-      <w:r>
-        <w:t>Ввечері вона побачила ту жінку, яка говорила про ковбасу. Та сиділа в кріслі біля вікна сама.</w:t>
-      </w:r>
-    </w:p>
-    <w:p>
-      <w:r>
-        <w:t>Без телефона.</w:t>
-      </w:r>
-    </w:p>
-    <w:p>
-      <w:r>
-        <w:t>Просто сиділа.</w:t>
-      </w:r>
-    </w:p>
-    <w:p>
-      <w:r>
-        <w:t>— Усе добре? — запитала вона.</w:t>
-      </w:r>
-    </w:p>
-    <w:p>
-      <w:r>
-        <w:t>— Прекрасно.</w:t>
-      </w:r>
-    </w:p>
-    <w:p>
-      <w:r>
-        <w:t>— Я думала, може…</w:t>
-      </w:r>
-    </w:p>
-    <w:p>
-      <w:r>
-        <w:t>— Ні-ні. Я просто мовчу.</w:t>
-      </w:r>
-    </w:p>
-    <w:p>
-      <w:r>
-        <w:t>Вона усміхнулася.</w:t>
-      </w:r>
-    </w:p>
-    <w:p>
-      <w:r>
-        <w:t>— Можна?</w:t>
-      </w:r>
-    </w:p>
-    <w:p>
-      <w:r>
-        <w:t>— Звичайно.</w:t>
-      </w:r>
-    </w:p>
-    <w:p>
-      <w:r>
-        <w:t>— Бо вдома якщо я мовчу більше трьох хвилин, хтось уже думає, що я померла.</w:t>
-      </w:r>
-    </w:p>
-    <w:p>
-      <w:r>
-        <w:t>Вона пішла далі.</w:t>
+        <w:t>Він подивився на годинник.</w:t>
+      </w:r>
+    </w:p>
+    <w:p>
+      <w:r>
+        <w:t>— Я вперше за пів року проспав до дев’ятої. Можете мене покарати.</w:t>
+      </w:r>
+    </w:p>
+    <w:p>
+      <w:r>
+        <w:t>— Я відмічу, що запізнилися.</w:t>
+      </w:r>
+    </w:p>
+    <w:p>
+      <w:r>
+        <w:t>— Жорстоко.</w:t>
+      </w:r>
+    </w:p>
+    <w:p>
+      <w:r>
+        <w:t>Він допив каву й прийшов.</w:t>
+      </w:r>
+    </w:p>
+    <w:p>
+      <w:r>
+        <w:t>Ніхто не тікав із навчання.</w:t>
+      </w:r>
+    </w:p>
+    <w:p>
+      <w:r>
+        <w:t>Не було відчуття, що людей силоміць посадили в зал заради сертифіката.</w:t>
+      </w:r>
+    </w:p>
+    <w:p>
+      <w:r>
+        <w:t>Вони слухали.</w:t>
+      </w:r>
+    </w:p>
+    <w:p>
+      <w:r>
+        <w:t>Іноді сперечалися.</w:t>
+      </w:r>
+    </w:p>
+    <w:p>
+      <w:r>
+        <w:t>Іноді знали більше за того, хто стояв перед ними.</w:t>
+      </w:r>
+    </w:p>
+    <w:p>
+      <w:r>
+        <w:t>Іноді менше.</w:t>
+      </w:r>
+    </w:p>
+    <w:p>
+      <w:r>
+        <w:t>На четвертий день одна тренерка сказала:</w:t>
+      </w:r>
+    </w:p>
+    <w:p>
+      <w:r>
+        <w:t>— Давайте уявимо типову ситуацію…</w:t>
+      </w:r>
+    </w:p>
+    <w:p>
+      <w:r>
+        <w:t>Із заднього ряду хтось озвався:</w:t>
+      </w:r>
+    </w:p>
+    <w:p>
+      <w:r>
+        <w:t>— Типових дітей не буває.</w:t>
+      </w:r>
+    </w:p>
+    <w:p>
+      <w:r>
+        <w:t>Тренерка зупинилася.</w:t>
+      </w:r>
+    </w:p>
+    <w:p>
+      <w:r>
+        <w:t>— Справедливо. Тоді не типову. Просто ситуацію.</w:t>
+      </w:r>
+    </w:p>
+    <w:p>
+      <w:r>
+        <w:t>І продовжила.</w:t>
+      </w:r>
+    </w:p>
+    <w:p>
+      <w:r>
+        <w:t>Вона поставила біля цього блоку маленьку позначку в програмі.</w:t>
+      </w:r>
+    </w:p>
+    <w:p>
+      <w:r>
+        <w:t>Не знала навіщо.</w:t>
+      </w:r>
+    </w:p>
+    <w:p>
+      <w:r>
+        <w:t>Останнього дня роздали анкети зворотного зв’язку.</w:t>
+      </w:r>
+    </w:p>
+    <w:p>
+      <w:r>
+        <w:t>Оцінити організацію.</w:t>
+      </w:r>
+    </w:p>
+    <w:p>
+      <w:r>
+        <w:t>Проживання.</w:t>
+      </w:r>
+    </w:p>
+    <w:p>
+      <w:r>
+        <w:t>Харчування.</w:t>
+      </w:r>
+    </w:p>
+    <w:p>
+      <w:r>
+        <w:t>Роботу тренерів.</w:t>
+      </w:r>
+    </w:p>
+    <w:p>
+      <w:r>
+        <w:t>Корисність тем.</w:t>
+      </w:r>
+    </w:p>
+    <w:p>
+      <w:r>
+        <w:t>Що хотіли б змінити.</w:t>
+      </w:r>
+    </w:p>
+    <w:p>
+      <w:r>
+        <w:t>Люди ставили четвірки й п’ятірки.</w:t>
+      </w:r>
+    </w:p>
+    <w:p>
+      <w:r>
+        <w:t>Хтось написав, що потрібно більше практики.</w:t>
+      </w:r>
+    </w:p>
+    <w:p>
+      <w:r>
+        <w:t>Хтось — що менше презентацій.</w:t>
+      </w:r>
+    </w:p>
+    <w:p>
+      <w:r>
+        <w:t>Хтось — що хоче окремий блок для підлітків.</w:t>
+      </w:r>
+    </w:p>
+    <w:p>
+      <w:r>
+        <w:t>Одна жінка внизу дописала від руки:</w:t>
+      </w:r>
+    </w:p>
+    <w:p>
+      <w:r>
+        <w:t>«Дякую, що ми п’ять днів були серед людей, яким нічого не треба пояснювати».</w:t>
+      </w:r>
+    </w:p>
+    <w:p>
+      <w:r>
+        <w:t>Вона перечитала.</w:t>
+      </w:r>
+    </w:p>
+    <w:p>
+      <w:r>
+        <w:t>Увечері, вже в офісі, зібрала цифри.</w:t>
+      </w:r>
+    </w:p>
+    <w:p>
+      <w:r>
+        <w:t>Скільки учасників.</w:t>
       </w:r>
     </w:p>
     <w:p>
       <w:r>
         <w:lastRenderedPageBreak/>
-        <w:t>На другий день було те саме.</w:t>
-      </w:r>
-    </w:p>
-    <w:p>
-      <w:r>
-        <w:t>Заняття.</w:t>
-      </w:r>
-    </w:p>
-    <w:p>
-      <w:r>
-        <w:t>Питання.</w:t>
-      </w:r>
-    </w:p>
-    <w:p>
-      <w:r>
-        <w:t>Перерви.</w:t>
-      </w:r>
-    </w:p>
-    <w:p>
-      <w:r>
-        <w:t>Діти.</w:t>
-      </w:r>
-    </w:p>
-    <w:p>
-      <w:r>
-        <w:t>Увечері — басейн, хол, розмови.</w:t>
-      </w:r>
-    </w:p>
-    <w:p>
-      <w:r>
-        <w:t>На третій один із батьків не прийшов на ранковий блок.</w:t>
-      </w:r>
-    </w:p>
-    <w:p>
-      <w:r>
-        <w:t>Вона знайшла його за сніданком.</w:t>
-      </w:r>
-    </w:p>
-    <w:p>
-      <w:r>
-        <w:t>— Ви до нас?</w:t>
-      </w:r>
-    </w:p>
-    <w:p>
-      <w:r>
-        <w:t>— Я зараз.</w:t>
-      </w:r>
-    </w:p>
-    <w:p>
-      <w:r>
-        <w:t>— Усе гаразд?</w:t>
-      </w:r>
-    </w:p>
-    <w:p>
-      <w:r>
-        <w:t>Він подивився на годинник.</w:t>
-      </w:r>
-    </w:p>
-    <w:p>
-      <w:r>
-        <w:t>— Я вперше за пів року проспав до дев’ятої. Можете мене покарати.</w:t>
-      </w:r>
-    </w:p>
-    <w:p>
-      <w:r>
-        <w:t>— Я відмічу, що запізнилися.</w:t>
-      </w:r>
-    </w:p>
-    <w:p>
-      <w:r>
-        <w:t>— Жорстоко.</w:t>
-      </w:r>
-    </w:p>
-    <w:p>
-      <w:r>
-        <w:t>Він допив каву й прийшов.</w:t>
-      </w:r>
-    </w:p>
-    <w:p>
-      <w:r>
-        <w:t>Ніхто не тікав із навчання.</w:t>
-      </w:r>
-    </w:p>
-    <w:p>
-      <w:r>
-        <w:t>Не було відчуття, що людей силоміць посадили в зал заради сертифіката.</w:t>
-      </w:r>
-    </w:p>
-    <w:p>
-      <w:r>
-        <w:t>Вони слухали.</w:t>
-      </w:r>
-    </w:p>
-    <w:p>
-      <w:r>
-        <w:t>Іноді сперечалися.</w:t>
-      </w:r>
-    </w:p>
-    <w:p>
-      <w:r>
-        <w:t>Іноді знали більше за того, хто стояв перед ними.</w:t>
-      </w:r>
-    </w:p>
-    <w:p>
-      <w:r>
-        <w:t>Іноді менше.</w:t>
-      </w:r>
-    </w:p>
-    <w:p>
-      <w:r>
-        <w:t>На четвертий день одна тренерка сказала:</w:t>
-      </w:r>
-    </w:p>
-    <w:p>
-      <w:r>
-        <w:t>— Давайте уявимо типову ситуацію…</w:t>
-      </w:r>
-    </w:p>
-    <w:p>
-      <w:r>
-        <w:t>Із заднього ряду хтось озвався:</w:t>
-      </w:r>
-    </w:p>
-    <w:p>
-      <w:r>
-        <w:t>— Типових дітей не буває.</w:t>
-      </w:r>
-    </w:p>
-    <w:p>
-      <w:r>
-        <w:t>Тренерка зупинилася.</w:t>
-      </w:r>
-    </w:p>
-    <w:p>
-      <w:r>
-        <w:t>— Справедливо. Тоді не типову. Просто ситуацію.</w:t>
-      </w:r>
-    </w:p>
-    <w:p>
-      <w:r>
-        <w:t>І продовжила.</w:t>
-      </w:r>
-    </w:p>
-    <w:p>
-      <w:r>
-        <w:t>Вона поставила біля цього блоку маленьку позначку в програмі.</w:t>
-      </w:r>
-    </w:p>
-    <w:p>
-      <w:r>
-        <w:t>Не знала навіщо.</w:t>
-      </w:r>
-    </w:p>
-    <w:p>
-      <w:r>
-        <w:t>Останнього дня роздали анкети зворотного зв’язку.</w:t>
-      </w:r>
-    </w:p>
-    <w:p>
-      <w:r>
-        <w:t>Оцінити організацію.</w:t>
-      </w:r>
-    </w:p>
-    <w:p>
-      <w:r>
-        <w:t>Проживання.</w:t>
-      </w:r>
-    </w:p>
-    <w:p>
-      <w:r>
-        <w:t>Харчування.</w:t>
-      </w:r>
-    </w:p>
-    <w:p>
-      <w:r>
-        <w:t>Роботу тренерів.</w:t>
-      </w:r>
-    </w:p>
-    <w:p>
-      <w:r>
-        <w:lastRenderedPageBreak/>
-        <w:t>Корисність тем.</w:t>
-      </w:r>
-    </w:p>
-    <w:p>
-      <w:r>
-        <w:t>Що хотіли б змінити.</w:t>
-      </w:r>
-    </w:p>
-    <w:p>
-      <w:r>
-        <w:t>Люди ставили четвірки й п’ятірки.</w:t>
-      </w:r>
-    </w:p>
-    <w:p>
-      <w:r>
-        <w:t>Хтось написав, що потрібно більше практики.</w:t>
-      </w:r>
-    </w:p>
-    <w:p>
-      <w:r>
-        <w:t>Хтось — що менше презентацій.</w:t>
-      </w:r>
-    </w:p>
-    <w:p>
-      <w:r>
-        <w:t>Хтось — що хоче окремий блок для підлітків.</w:t>
-      </w:r>
-    </w:p>
-    <w:p>
-      <w:r>
-        <w:t>Одна жінка внизу дописала від руки:</w:t>
-      </w:r>
-    </w:p>
-    <w:p>
-      <w:r>
-        <w:t>«Дякую, що ми п’ять днів були серед людей, яким нічого не треба пояснювати».</w:t>
-      </w:r>
-    </w:p>
-    <w:p>
-      <w:r>
-        <w:t>Вона перечитала.</w:t>
-      </w:r>
-    </w:p>
-    <w:p>
-      <w:r>
-        <w:t>Увечері, вже в офісі, зібрала цифри.</w:t>
-      </w:r>
-    </w:p>
-    <w:p>
-      <w:r>
-        <w:t>Скільки учасників.</w:t>
-      </w:r>
-    </w:p>
-    <w:p>
-      <w:r>
         <w:t>Скільки годин.</w:t>
       </w:r>
     </w:p>
@@ -5732,52 +5677,52 @@
     </w:p>
     <w:p>
       <w:r>
+        <w:t>Консультантка відкрила презентацію.</w:t>
+      </w:r>
+    </w:p>
+    <w:p>
+      <w:r>
+        <w:t>— Почнемо не з того, що ми хочемо робити. Почнемо з того, що людям потрібно.</w:t>
+      </w:r>
+    </w:p>
+    <w:p>
+      <w:r>
+        <w:t>Їй це сподобалося.</w:t>
+      </w:r>
+    </w:p>
+    <w:p>
+      <w:r>
+        <w:t>На столі лежала пачка роздрукованих анкет. Їх збирали кілька місяців у різних громадах. Частину вона сама розсилала.</w:t>
+      </w:r>
+    </w:p>
+    <w:p>
+      <w:r>
+        <w:t>— Там усе дуже різне, — сказала представниця соціальної служби. — Хтось просить психолога. Хтось табір дітям. Хтось машину відремонтувати.</w:t>
+      </w:r>
+    </w:p>
+    <w:p>
+      <w:r>
+        <w:t>— Машину? — перепитала фінансистка.</w:t>
+      </w:r>
+    </w:p>
+    <w:p>
+      <w:r>
+        <w:t>— А як вони сімох дітей возитимуть? Автобусом?</w:t>
+      </w:r>
+    </w:p>
+    <w:p>
+      <w:r>
+        <w:t>— Я не про те. Просто донор ремонт автомобіля не профінансує.</w:t>
+      </w:r>
+    </w:p>
+    <w:p>
+      <w:r>
+        <w:t>— От бачите.</w:t>
+      </w:r>
+    </w:p>
+    <w:p>
+      <w:r>
         <w:lastRenderedPageBreak/>
-        <w:t>Консультантка відкрила презентацію.</w:t>
-      </w:r>
-    </w:p>
-    <w:p>
-      <w:r>
-        <w:t>— Почнемо не з того, що ми хочемо робити. Почнемо з того, що людям потрібно.</w:t>
-      </w:r>
-    </w:p>
-    <w:p>
-      <w:r>
-        <w:t>Їй це сподобалося.</w:t>
-      </w:r>
-    </w:p>
-    <w:p>
-      <w:r>
-        <w:t>На столі лежала пачка роздрукованих анкет. Їх збирали кілька місяців у різних громадах. Частину вона сама розсилала.</w:t>
-      </w:r>
-    </w:p>
-    <w:p>
-      <w:r>
-        <w:t>— Там усе дуже різне, — сказала представниця соціальної служби. — Хтось просить психолога. Хтось табір дітям. Хтось машину відремонтувати.</w:t>
-      </w:r>
-    </w:p>
-    <w:p>
-      <w:r>
-        <w:t>— Машину? — перепитала фінансистка.</w:t>
-      </w:r>
-    </w:p>
-    <w:p>
-      <w:r>
-        <w:t>— А як вони сімох дітей возитимуть? Автобусом?</w:t>
-      </w:r>
-    </w:p>
-    <w:p>
-      <w:r>
-        <w:t>— Я не про те. Просто донор ремонт автомобіля не профінансує.</w:t>
-      </w:r>
-    </w:p>
-    <w:p>
-      <w:r>
-        <w:t>— От бачите.</w:t>
-      </w:r>
-    </w:p>
-    <w:p>
-      <w:r>
         <w:t>Консультантка не сперечалася.</w:t>
       </w:r>
     </w:p>
@@ -5903,57 +5848,57 @@
     </w:p>
     <w:p>
       <w:r>
+        <w:t>Жінку біля вікна.</w:t>
+      </w:r>
+    </w:p>
+    <w:p>
+      <w:r>
+        <w:t>Чоловіка, який проспав до дев’ятої.</w:t>
+      </w:r>
+    </w:p>
+    <w:p>
+      <w:r>
+        <w:t>— Оце працює, — сказала вона.</w:t>
+      </w:r>
+    </w:p>
+    <w:p>
+      <w:r>
+        <w:t>Усі подивилися.</w:t>
+      </w:r>
+    </w:p>
+    <w:p>
+      <w:r>
+        <w:t>— Що саме?</w:t>
+      </w:r>
+    </w:p>
+    <w:p>
+      <w:r>
+        <w:t>— Спілкування між ними. На виїзді половину практичних питань вони вирішували в перервах.</w:t>
+      </w:r>
+    </w:p>
+    <w:p>
+      <w:r>
+        <w:t>Консультантка записала.</w:t>
+      </w:r>
+    </w:p>
+    <w:p>
+      <w:r>
+        <w:t>— Peer support.</w:t>
+      </w:r>
+    </w:p>
+    <w:p>
+      <w:r>
+        <w:t>— Якщо хочете.</w:t>
+      </w:r>
+    </w:p>
+    <w:p>
+      <w:r>
+        <w:t>— Це не для краси. Донор розуміє цей термін.</w:t>
+      </w:r>
+    </w:p>
+    <w:p>
+      <w:r>
         <w:lastRenderedPageBreak/>
-        <w:t>Жінку біля вікна.</w:t>
-      </w:r>
-    </w:p>
-    <w:p>
-      <w:r>
-        <w:t>Чоловіка, який проспав до дев’ятої.</w:t>
-      </w:r>
-    </w:p>
-    <w:p>
-      <w:r>
-        <w:t>— Оце працює, — сказала вона.</w:t>
-      </w:r>
-    </w:p>
-    <w:p>
-      <w:r>
-        <w:t>Усі подивилися.</w:t>
-      </w:r>
-    </w:p>
-    <w:p>
-      <w:r>
-        <w:t>— Що саме?</w:t>
-      </w:r>
-    </w:p>
-    <w:p>
-      <w:r>
-        <w:t>— Спілкування між ними. На виїзді половину практичних питань вони вирішували в перервах.</w:t>
-      </w:r>
-    </w:p>
-    <w:p>
-      <w:r>
-        <w:t>Консультантка записала.</w:t>
-      </w:r>
-    </w:p>
-    <w:p>
-      <w:r>
-        <w:t>— Peer support.</w:t>
-      </w:r>
-    </w:p>
-    <w:p>
-      <w:r>
-        <w:t>— Якщо хочете.</w:t>
-      </w:r>
-    </w:p>
-    <w:p>
-      <w:r>
-        <w:t>— Це не для краси. Донор розуміє цей термін.</w:t>
-      </w:r>
-    </w:p>
-    <w:p>
-      <w:r>
         <w:t>— Я не заперечую.</w:t>
       </w:r>
     </w:p>
@@ -6074,57 +6019,57 @@
     </w:p>
     <w:p>
       <w:r>
+        <w:t>— Бо це не той вид допомоги, який донор готовий оплачувати. Ми можемо фінансувати організовану активність із програмною метою.</w:t>
+      </w:r>
+    </w:p>
+    <w:p>
+      <w:r>
+        <w:t>— Тобто якщо вони п’ять днів відпочивають між навчальними блоками — можна.</w:t>
+      </w:r>
+    </w:p>
+    <w:p>
+      <w:r>
+        <w:t>У кімнаті стало тихіше.</w:t>
+      </w:r>
+    </w:p>
+    <w:p>
+      <w:r>
+        <w:t>Фінансистка подивилася на неї.</w:t>
+      </w:r>
+    </w:p>
+    <w:p>
+      <w:r>
+        <w:t>— Якщо спростити до дурного — так.</w:t>
+      </w:r>
+    </w:p>
+    <w:p>
+      <w:r>
+        <w:t>Керівниця всміхнулася.</w:t>
+      </w:r>
+    </w:p>
+    <w:p>
+      <w:r>
+        <w:t>— Не спрощуй до дурного.</w:t>
+      </w:r>
+    </w:p>
+    <w:p>
+      <w:r>
+        <w:t>— Я питаю.</w:t>
+      </w:r>
+    </w:p>
+    <w:p>
+      <w:r>
+        <w:t>— Я знаю.</w:t>
+      </w:r>
+    </w:p>
+    <w:p>
+      <w:r>
+        <w:t>Консультантка перегорнула слайд.</w:t>
+      </w:r>
+    </w:p>
+    <w:p>
+      <w:r>
         <w:lastRenderedPageBreak/>
-        <w:t>— Бо це не той вид допомоги, який донор готовий оплачувати. Ми можемо фінансувати організовану активність із програмною метою.</w:t>
-      </w:r>
-    </w:p>
-    <w:p>
-      <w:r>
-        <w:t>— Тобто якщо вони п’ять днів відпочивають між навчальними блоками — можна.</w:t>
-      </w:r>
-    </w:p>
-    <w:p>
-      <w:r>
-        <w:t>У кімнаті стало тихіше.</w:t>
-      </w:r>
-    </w:p>
-    <w:p>
-      <w:r>
-        <w:t>Фінансистка подивилася на неї.</w:t>
-      </w:r>
-    </w:p>
-    <w:p>
-      <w:r>
-        <w:t>— Якщо спростити до дурного — так.</w:t>
-      </w:r>
-    </w:p>
-    <w:p>
-      <w:r>
-        <w:t>Керівниця всміхнулася.</w:t>
-      </w:r>
-    </w:p>
-    <w:p>
-      <w:r>
-        <w:t>— Не спрощуй до дурного.</w:t>
-      </w:r>
-    </w:p>
-    <w:p>
-      <w:r>
-        <w:t>— Я питаю.</w:t>
-      </w:r>
-    </w:p>
-    <w:p>
-      <w:r>
-        <w:t>— Я знаю.</w:t>
-      </w:r>
-    </w:p>
-    <w:p>
-      <w:r>
-        <w:t>Консультантка перегорнула слайд.</w:t>
-      </w:r>
-    </w:p>
-    <w:p>
-      <w:r>
         <w:t>— Тут немає обману. Якщо ми робимо п’ятиденну програму підтримки, в якій є навчання, групова робота, консультації, дитячий компонент і простір для відновлення, це нормальна програмна діяльність.</w:t>
       </w:r>
     </w:p>
@@ -6240,57 +6185,57 @@
     </w:p>
     <w:p>
       <w:r>
+        <w:t>— Моніторинг.</w:t>
+      </w:r>
+    </w:p>
+    <w:p>
+      <w:r>
+        <w:t>Вона вже не губилася в цих словах.</w:t>
+      </w:r>
+    </w:p>
+    <w:p>
+      <w:r>
+        <w:t>Навпаки.</w:t>
+      </w:r>
+    </w:p>
+    <w:p>
+      <w:r>
+        <w:t>Коли програмістка запропонувала закласти по новому комплекту матеріалів на кожен виїзд, вона сказала:</w:t>
+      </w:r>
+    </w:p>
+    <w:p>
+      <w:r>
+        <w:t>— Не треба. У нас зі старих заходів повний склад блокнотів і папок.</w:t>
+      </w:r>
+    </w:p>
+    <w:p>
+      <w:r>
+        <w:t>— Вони з логотипами іншої програми.</w:t>
+      </w:r>
+    </w:p>
+    <w:p>
+      <w:r>
+        <w:t>— Папір від цього не псується.</w:t>
+      </w:r>
+    </w:p>
+    <w:p>
+      <w:r>
+        <w:t>— Донор може захотіти свою айдентику.</w:t>
+      </w:r>
+    </w:p>
+    <w:p>
+      <w:r>
+        <w:t>— Тоді вкладемо лист із логотипом, а блокноти використаємо старі.</w:t>
+      </w:r>
+    </w:p>
+    <w:p>
+      <w:r>
+        <w:t>Фінансистка кивнула.</w:t>
+      </w:r>
+    </w:p>
+    <w:p>
+      <w:r>
         <w:lastRenderedPageBreak/>
-        <w:t>— Моніторинг.</w:t>
-      </w:r>
-    </w:p>
-    <w:p>
-      <w:r>
-        <w:t>Вона вже не губилася в цих словах.</w:t>
-      </w:r>
-    </w:p>
-    <w:p>
-      <w:r>
-        <w:t>Навпаки.</w:t>
-      </w:r>
-    </w:p>
-    <w:p>
-      <w:r>
-        <w:t>Коли програмістка запропонувала закласти по новому комплекту матеріалів на кожен виїзд, вона сказала:</w:t>
-      </w:r>
-    </w:p>
-    <w:p>
-      <w:r>
-        <w:t>— Не треба. У нас зі старих заходів повний склад блокнотів і папок.</w:t>
-      </w:r>
-    </w:p>
-    <w:p>
-      <w:r>
-        <w:t>— Вони з логотипами іншої програми.</w:t>
-      </w:r>
-    </w:p>
-    <w:p>
-      <w:r>
-        <w:t>— Папір від цього не псується.</w:t>
-      </w:r>
-    </w:p>
-    <w:p>
-      <w:r>
-        <w:t>— Донор може захотіти свою айдентику.</w:t>
-      </w:r>
-    </w:p>
-    <w:p>
-      <w:r>
-        <w:t>— Тоді вкладемо лист із логотипом, а блокноти використаємо старі.</w:t>
-      </w:r>
-    </w:p>
-    <w:p>
-      <w:r>
-        <w:t>Фінансистка кивнула.</w:t>
-      </w:r>
-    </w:p>
-    <w:p>
-      <w:r>
         <w:t>— Запиши як економію.</w:t>
       </w:r>
     </w:p>
@@ -6411,52 +6356,52 @@
     </w:p>
     <w:p>
       <w:r>
+        <w:t>— Коли прийде аудит — дуже.</w:t>
+      </w:r>
+    </w:p>
+    <w:p>
+      <w:r>
+        <w:t>Всі засміялися.</w:t>
+      </w:r>
+    </w:p>
+    <w:p>
+      <w:r>
+        <w:t>І на цьому сперечатися перестали.</w:t>
+      </w:r>
+    </w:p>
+    <w:p>
+      <w:r>
+        <w:t>Через три тижні заявку відправили.</w:t>
+      </w:r>
+    </w:p>
+    <w:p>
+      <w:r>
+        <w:t>Вона не була авторкою всього документа. Написала кілька блоків, перевірила цифри, дала приклади з роботи, прибрала зі списку закупівель те, що вже лежало на складі.</w:t>
+      </w:r>
+    </w:p>
+    <w:p>
+      <w:r>
+        <w:t>Потім чекали.</w:t>
+      </w:r>
+    </w:p>
+    <w:p>
+      <w:r>
+        <w:t>Вона майже забула про заявку, коли в робочому чаті з’явилося повідомлення від керівниці:</w:t>
+      </w:r>
+    </w:p>
+    <w:p>
+      <w:r>
+        <w:t>«Є».</w:t>
+      </w:r>
+    </w:p>
+    <w:p>
+      <w:r>
+        <w:t>Нижче — пересланий лист.</w:t>
+      </w:r>
+    </w:p>
+    <w:p>
+      <w:r>
         <w:lastRenderedPageBreak/>
-        <w:t>— Коли прийде аудит — дуже.</w:t>
-      </w:r>
-    </w:p>
-    <w:p>
-      <w:r>
-        <w:t>Всі засміялися.</w:t>
-      </w:r>
-    </w:p>
-    <w:p>
-      <w:r>
-        <w:t>І на цьому сперечатися перестали.</w:t>
-      </w:r>
-    </w:p>
-    <w:p>
-      <w:r>
-        <w:t>Через три тижні заявку відправили.</w:t>
-      </w:r>
-    </w:p>
-    <w:p>
-      <w:r>
-        <w:t>Вона не була авторкою всього документа. Написала кілька блоків, перевірила цифри, дала приклади з роботи, прибрала зі списку закупівель те, що вже лежало на складі.</w:t>
-      </w:r>
-    </w:p>
-    <w:p>
-      <w:r>
-        <w:t>Потім чекали.</w:t>
-      </w:r>
-    </w:p>
-    <w:p>
-      <w:r>
-        <w:t>Вона майже забула про заявку, коли в робочому чаті з’явилося повідомлення від керівниці:</w:t>
-      </w:r>
-    </w:p>
-    <w:p>
-      <w:r>
-        <w:t>«Є».</w:t>
-      </w:r>
-    </w:p>
-    <w:p>
-      <w:r>
-        <w:t>Нижче — пересланий лист.</w:t>
-      </w:r>
-    </w:p>
-    <w:p>
-      <w:r>
         <w:t>Проєкт схвалено.</w:t>
       </w:r>
     </w:p>
@@ -6566,67 +6511,67 @@
     </w:p>
     <w:p>
       <w:r>
+        <w:t>Дівчина подивилася на екран.</w:t>
+      </w:r>
+    </w:p>
+    <w:p>
+      <w:r>
+        <w:t>— Матеріальна підтримка.</w:t>
+      </w:r>
+    </w:p>
+    <w:p>
+      <w:r>
+        <w:t>— Вони в нашій цільовій групі?</w:t>
+      </w:r>
+    </w:p>
+    <w:p>
+      <w:r>
+        <w:t>— Так.</w:t>
+      </w:r>
+    </w:p>
+    <w:p>
+      <w:r>
+        <w:t>— Є оцінка потреби від служби?</w:t>
+      </w:r>
+    </w:p>
+    <w:p>
+      <w:r>
+        <w:t>— Ще ні.</w:t>
+      </w:r>
+    </w:p>
+    <w:p>
+      <w:r>
+        <w:t>— Тоді спочатку оцінка.</w:t>
+      </w:r>
+    </w:p>
+    <w:p>
+      <w:r>
+        <w:t>— Але холодильник зламався зараз.</w:t>
+      </w:r>
+    </w:p>
+    <w:p>
+      <w:r>
+        <w:t>— Я розумію.</w:t>
+      </w:r>
+    </w:p>
+    <w:p>
+      <w:r>
+        <w:t>— У них шестеро дітей.</w:t>
+      </w:r>
+    </w:p>
+    <w:p>
+      <w:r>
+        <w:t>Вона підняла очі.</w:t>
+      </w:r>
+    </w:p>
+    <w:p>
+      <w:r>
         <w:lastRenderedPageBreak/>
-        <w:t>Дівчина подивилася на екран.</w:t>
-      </w:r>
-    </w:p>
-    <w:p>
-      <w:r>
-        <w:t>— Матеріальна підтримка.</w:t>
-      </w:r>
-    </w:p>
-    <w:p>
-      <w:r>
-        <w:t>— Вони в нашій цільовій групі?</w:t>
-      </w:r>
-    </w:p>
-    <w:p>
-      <w:r>
-        <w:t>— Так.</w:t>
-      </w:r>
-    </w:p>
-    <w:p>
-      <w:r>
-        <w:t>— Є оцінка потреби від служби?</w:t>
-      </w:r>
-    </w:p>
-    <w:p>
-      <w:r>
-        <w:t>— Ще ні.</w:t>
-      </w:r>
-    </w:p>
-    <w:p>
-      <w:r>
-        <w:t>— Тоді спочатку оцінка.</w:t>
-      </w:r>
-    </w:p>
-    <w:p>
-      <w:r>
-        <w:t>— Але холодильник зламався зараз.</w:t>
-      </w:r>
-    </w:p>
-    <w:p>
-      <w:r>
         <w:t>— Я розумію.</w:t>
       </w:r>
     </w:p>
     <w:p>
       <w:r>
-        <w:t>— У них шестеро дітей.</w:t>
-      </w:r>
-    </w:p>
-    <w:p>
-      <w:r>
-        <w:t>Вона підняла очі.</w:t>
-      </w:r>
-    </w:p>
-    <w:p>
-      <w:r>
-        <w:t>— Я розумію.</w:t>
-      </w:r>
-    </w:p>
-    <w:p>
-      <w:r>
         <w:t>Дівчина не пішла.</w:t>
       </w:r>
     </w:p>
@@ -6737,57 +6682,57 @@
     </w:p>
     <w:p>
       <w:r>
+        <w:t>За кілька тижнів подзвонила працівниця соціальної служби.</w:t>
+      </w:r>
+    </w:p>
+    <w:p>
+      <w:r>
+        <w:t>— Маю до тебе дурне питання.</w:t>
+      </w:r>
+    </w:p>
+    <w:p>
+      <w:r>
+        <w:t>— Кажи.</w:t>
+      </w:r>
+    </w:p>
+    <w:p>
+      <w:r>
+        <w:t>— У нас в одній сім’ї машина стала. Без неї вони нікуди. Село, дітей багато, школа в іншому кінці громади. Можна хоч частину ремонту закрити?</w:t>
+      </w:r>
+    </w:p>
+    <w:p>
+      <w:r>
+        <w:t>Вона вже знала відповідь.</w:t>
+      </w:r>
+    </w:p>
+    <w:p>
+      <w:r>
+        <w:t>Все одно відкрила бюджет.</w:t>
+      </w:r>
+    </w:p>
+    <w:p>
+      <w:r>
+        <w:t>Матеріальна підтримка домогосподарств.</w:t>
+      </w:r>
+    </w:p>
+    <w:p>
+      <w:r>
+        <w:t>Послуги для дітей.</w:t>
+      </w:r>
+    </w:p>
+    <w:p>
+      <w:r>
+        <w:t>Транспорт учасників програмних заходів.</w:t>
+      </w:r>
+    </w:p>
+    <w:p>
+      <w:r>
+        <w:t>Нічого.</w:t>
+      </w:r>
+    </w:p>
+    <w:p>
+      <w:r>
         <w:lastRenderedPageBreak/>
-        <w:t>За кілька тижнів подзвонила працівниця соціальної служби.</w:t>
-      </w:r>
-    </w:p>
-    <w:p>
-      <w:r>
-        <w:t>— Маю до тебе дурне питання.</w:t>
-      </w:r>
-    </w:p>
-    <w:p>
-      <w:r>
-        <w:t>— Кажи.</w:t>
-      </w:r>
-    </w:p>
-    <w:p>
-      <w:r>
-        <w:t>— У нас в одній сім’ї машина стала. Без неї вони нікуди. Село, дітей багато, школа в іншому кінці громади. Можна хоч частину ремонту закрити?</w:t>
-      </w:r>
-    </w:p>
-    <w:p>
-      <w:r>
-        <w:t>Вона вже знала відповідь.</w:t>
-      </w:r>
-    </w:p>
-    <w:p>
-      <w:r>
-        <w:t>Все одно відкрила бюджет.</w:t>
-      </w:r>
-    </w:p>
-    <w:p>
-      <w:r>
-        <w:t>Матеріальна підтримка домогосподарств.</w:t>
-      </w:r>
-    </w:p>
-    <w:p>
-      <w:r>
-        <w:t>Послуги для дітей.</w:t>
-      </w:r>
-    </w:p>
-    <w:p>
-      <w:r>
-        <w:t>Транспорт учасників програмних заходів.</w:t>
-      </w:r>
-    </w:p>
-    <w:p>
-      <w:r>
-        <w:t>Нічого.</w:t>
-      </w:r>
-    </w:p>
-    <w:p>
-      <w:r>
         <w:t>— Ні.</w:t>
       </w:r>
     </w:p>
@@ -6908,57 +6853,57 @@
     </w:p>
     <w:p>
       <w:r>
+        <w:t>Просто не ті.</w:t>
+      </w:r>
+    </w:p>
+    <w:p>
+      <w:r>
+        <w:t>Через місяць у неї стався перший випадок, коли інших грошей не знайшлося.</w:t>
+      </w:r>
+    </w:p>
+    <w:p>
+      <w:r>
+        <w:t>Зателефонувала жінка, яку вона не знала.</w:t>
+      </w:r>
+    </w:p>
+    <w:p>
+      <w:r>
+        <w:t>Говорила швидко.</w:t>
+      </w:r>
+    </w:p>
+    <w:p>
+      <w:r>
+        <w:t>У прийомній сім’ї був підліток, якому потрібна була довга робота з фахівцем. Не одна консультація. Місяці. Можливо, довше.</w:t>
+      </w:r>
+    </w:p>
+    <w:p>
+      <w:r>
+        <w:t>— Нам дали ваш номер у службі. Кажуть, у вас є психологічний напрямок.</w:t>
+      </w:r>
+    </w:p>
+    <w:p>
+      <w:r>
+        <w:t>— Є, але для учасників конкретної програми.</w:t>
+      </w:r>
+    </w:p>
+    <w:p>
+      <w:r>
+        <w:t>— Ми прийомна сім’я.</w:t>
+      </w:r>
+    </w:p>
+    <w:p>
+      <w:r>
+        <w:t>— Я розумію. З якої ви громади?</w:t>
+      </w:r>
+    </w:p>
+    <w:p>
+      <w:r>
+        <w:t>Жінка сказала.</w:t>
+      </w:r>
+    </w:p>
+    <w:p>
+      <w:r>
         <w:lastRenderedPageBreak/>
-        <w:t>Просто не ті.</w:t>
-      </w:r>
-    </w:p>
-    <w:p>
-      <w:r>
-        <w:t>Через місяць у неї стався перший випадок, коли інших грошей не знайшлося.</w:t>
-      </w:r>
-    </w:p>
-    <w:p>
-      <w:r>
-        <w:t>Зателефонувала жінка, яку вона не знала.</w:t>
-      </w:r>
-    </w:p>
-    <w:p>
-      <w:r>
-        <w:t>Говорила швидко.</w:t>
-      </w:r>
-    </w:p>
-    <w:p>
-      <w:r>
-        <w:t>У прийомній сім’ї був підліток, якому потрібна була довга робота з фахівцем. Не одна консультація. Місяці. Можливо, довше.</w:t>
-      </w:r>
-    </w:p>
-    <w:p>
-      <w:r>
-        <w:t>— Нам дали ваш номер у службі. Кажуть, у вас є психологічний напрямок.</w:t>
-      </w:r>
-    </w:p>
-    <w:p>
-      <w:r>
-        <w:t>— Є, але для учасників конкретної програми.</w:t>
-      </w:r>
-    </w:p>
-    <w:p>
-      <w:r>
-        <w:t>— Ми прийомна сім’я.</w:t>
-      </w:r>
-    </w:p>
-    <w:p>
-      <w:r>
-        <w:t>— Я розумію. З якої ви громади?</w:t>
-      </w:r>
-    </w:p>
-    <w:p>
-      <w:r>
-        <w:t>Жінка сказала.</w:t>
-      </w:r>
-    </w:p>
-    <w:p>
-      <w:r>
         <w:t>Ця громада не входила в проєкт.</w:t>
       </w:r>
     </w:p>
@@ -7084,57 +7029,57 @@
     </w:p>
     <w:p>
       <w:r>
+        <w:t>Тепер вона знала, що іноді за ними стояв договір, територія, цільова група, бюджетний рядок і людина, яка не мала права пересунути цифру з однієї клітинки в іншу.</w:t>
+      </w:r>
+    </w:p>
+    <w:p>
+      <w:r>
+        <w:t>Від цього вони не ставали кращими словами.</w:t>
+      </w:r>
+    </w:p>
+    <w:p>
+      <w:r>
+        <w:t>Просто перестали бути незрозумілими.</w:t>
+      </w:r>
+    </w:p>
+    <w:p>
+      <w:r>
+        <w:t>Керівниця зайшла до неї без стуку.</w:t>
+      </w:r>
+    </w:p>
+    <w:p>
+      <w:r>
+        <w:t>У руках — та сама недопита кава.</w:t>
+      </w:r>
+    </w:p>
+    <w:p>
+      <w:r>
+        <w:t>— Ти чого сидиш?</w:t>
+      </w:r>
+    </w:p>
+    <w:p>
+      <w:r>
+        <w:t>— Працюю.</w:t>
+      </w:r>
+    </w:p>
+    <w:p>
+      <w:r>
+        <w:t>— Ні. Ти сидиш.</w:t>
+      </w:r>
+    </w:p>
+    <w:p>
+      <w:r>
+        <w:t>Вона повернула до неї екран.</w:t>
+      </w:r>
+    </w:p>
+    <w:p>
+      <w:r>
+        <w:t>— Громада не наша.</w:t>
+      </w:r>
+    </w:p>
+    <w:p>
+      <w:r>
         <w:lastRenderedPageBreak/>
-        <w:t>Тепер вона знала, що іноді за ними стояв договір, територія, цільова група, бюджетний рядок і людина, яка не мала права пересунути цифру з однієї клітинки в іншу.</w:t>
-      </w:r>
-    </w:p>
-    <w:p>
-      <w:r>
-        <w:t>Від цього вони не ставали кращими словами.</w:t>
-      </w:r>
-    </w:p>
-    <w:p>
-      <w:r>
-        <w:t>Просто перестали бути незрозумілими.</w:t>
-      </w:r>
-    </w:p>
-    <w:p>
-      <w:r>
-        <w:t>Керівниця зайшла до неї без стуку.</w:t>
-      </w:r>
-    </w:p>
-    <w:p>
-      <w:r>
-        <w:t>У руках — та сама недопита кава.</w:t>
-      </w:r>
-    </w:p>
-    <w:p>
-      <w:r>
-        <w:t>— Ти чого сидиш?</w:t>
-      </w:r>
-    </w:p>
-    <w:p>
-      <w:r>
-        <w:t>— Працюю.</w:t>
-      </w:r>
-    </w:p>
-    <w:p>
-      <w:r>
-        <w:t>— Ні. Ти сидиш.</w:t>
-      </w:r>
-    </w:p>
-    <w:p>
-      <w:r>
-        <w:t>Вона повернула до неї екран.</w:t>
-      </w:r>
-    </w:p>
-    <w:p>
-      <w:r>
-        <w:t>— Громада не наша.</w:t>
-      </w:r>
-    </w:p>
-    <w:p>
-      <w:r>
         <w:t>Керівниця прочитала коротко.</w:t>
       </w:r>
     </w:p>
@@ -7255,62 +7200,62 @@
     </w:p>
     <w:p>
       <w:r>
+        <w:t>— Я знаю.</w:t>
+      </w:r>
+    </w:p>
+    <w:p>
+      <w:r>
+        <w:t>— І я її не люблю.</w:t>
+      </w:r>
+    </w:p>
+    <w:p>
+      <w:r>
+        <w:t>Пішла.</w:t>
+      </w:r>
+    </w:p>
+    <w:p>
+      <w:r>
+        <w:t>Увечері вона відкрила старий чат із волонтеркою.</w:t>
+      </w:r>
+    </w:p>
+    <w:p>
+      <w:r>
+        <w:t>Не весь.</w:t>
+      </w:r>
+    </w:p>
+    <w:p>
+      <w:r>
+        <w:t>Просто прокрутила кілька повідомлень.</w:t>
+      </w:r>
+    </w:p>
+    <w:p>
+      <w:r>
+        <w:t>«Бюджет вичерпаний».</w:t>
+      </w:r>
+    </w:p>
+    <w:p>
+      <w:r>
+        <w:t>«На цей квартал уже закрито».</w:t>
+      </w:r>
+    </w:p>
+    <w:p>
+      <w:r>
+        <w:t>«Відмовили».</w:t>
+      </w:r>
+    </w:p>
+    <w:p>
+      <w:r>
+        <w:t>Вона не читала далі.</w:t>
+      </w:r>
+    </w:p>
+    <w:p>
+      <w:r>
+        <w:t>Закрила.</w:t>
+      </w:r>
+    </w:p>
+    <w:p>
+      <w:r>
         <w:lastRenderedPageBreak/>
-        <w:t>— Я знаю.</w:t>
-      </w:r>
-    </w:p>
-    <w:p>
-      <w:r>
-        <w:t>— І я її не люблю.</w:t>
-      </w:r>
-    </w:p>
-    <w:p>
-      <w:r>
-        <w:t>Пішла.</w:t>
-      </w:r>
-    </w:p>
-    <w:p>
-      <w:r>
-        <w:t>Увечері вона відкрила старий чат із волонтеркою.</w:t>
-      </w:r>
-    </w:p>
-    <w:p>
-      <w:r>
-        <w:t>Не весь.</w:t>
-      </w:r>
-    </w:p>
-    <w:p>
-      <w:r>
-        <w:t>Просто прокрутила кілька повідомлень.</w:t>
-      </w:r>
-    </w:p>
-    <w:p>
-      <w:r>
-        <w:t>«Бюджет вичерпаний».</w:t>
-      </w:r>
-    </w:p>
-    <w:p>
-      <w:r>
-        <w:t>«На цей квартал уже закрито».</w:t>
-      </w:r>
-    </w:p>
-    <w:p>
-      <w:r>
-        <w:t>«Відмовили».</w:t>
-      </w:r>
-    </w:p>
-    <w:p>
-      <w:r>
-        <w:t>Вона не читала далі.</w:t>
-      </w:r>
-    </w:p>
-    <w:p>
-      <w:r>
-        <w:t>Закрила.</w:t>
-      </w:r>
-    </w:p>
-    <w:p>
-      <w:r>
         <w:t>Наступного ранку на нараді нова асистентка запропонувала оплатити з програмного бюджету ще одну річ, якої в ньому не було.</w:t>
       </w:r>
     </w:p>
@@ -7425,62 +7370,62 @@
     </w:p>
     <w:p>
       <w:r>
+        <w:t>Потім відкрила сам звіт.</w:t>
+      </w:r>
+    </w:p>
+    <w:p>
+      <w:r>
+        <w:t>Сто з лишком сторінок.</w:t>
+      </w:r>
+    </w:p>
+    <w:p>
+      <w:r>
+        <w:t>Графіки.</w:t>
+      </w:r>
+    </w:p>
+    <w:p>
+      <w:r>
+        <w:t>Таблиці.</w:t>
+      </w:r>
+    </w:p>
+    <w:p>
+      <w:r>
+        <w:t>Відсотки.</w:t>
+      </w:r>
+    </w:p>
+    <w:p>
+      <w:r>
+        <w:t>«Дефіцит компетентностей».</w:t>
+      </w:r>
+    </w:p>
+    <w:p>
+      <w:r>
+        <w:t>«Потреба у системному психосоціальному супроводі».</w:t>
+      </w:r>
+    </w:p>
+    <w:p>
+      <w:r>
+        <w:t>«Недостатність горизонтальних механізмів взаємопідтримки».</w:t>
+      </w:r>
+    </w:p>
+    <w:p>
+      <w:r>
+        <w:t>«Ризик емоційного вигорання».</w:t>
+      </w:r>
+    </w:p>
+    <w:p>
+      <w:r>
+        <w:t>Все це було знайоме.</w:t>
+      </w:r>
+    </w:p>
+    <w:p>
+      <w:r>
+        <w:t>Не тому, що вона читала подібні звіти.</w:t>
+      </w:r>
+    </w:p>
+    <w:p>
+      <w:r>
         <w:lastRenderedPageBreak/>
-        <w:t>Потім відкрила сам звіт.</w:t>
-      </w:r>
-    </w:p>
-    <w:p>
-      <w:r>
-        <w:t>Сто з лишком сторінок.</w:t>
-      </w:r>
-    </w:p>
-    <w:p>
-      <w:r>
-        <w:t>Графіки.</w:t>
-      </w:r>
-    </w:p>
-    <w:p>
-      <w:r>
-        <w:t>Таблиці.</w:t>
-      </w:r>
-    </w:p>
-    <w:p>
-      <w:r>
-        <w:t>Відсотки.</w:t>
-      </w:r>
-    </w:p>
-    <w:p>
-      <w:r>
-        <w:t>«Дефіцит компетентностей».</w:t>
-      </w:r>
-    </w:p>
-    <w:p>
-      <w:r>
-        <w:t>«Потреба у системному психосоціальному супроводі».</w:t>
-      </w:r>
-    </w:p>
-    <w:p>
-      <w:r>
-        <w:t>«Недостатність горизонтальних механізмів взаємопідтримки».</w:t>
-      </w:r>
-    </w:p>
-    <w:p>
-      <w:r>
-        <w:t>«Ризик емоційного вигорання».</w:t>
-      </w:r>
-    </w:p>
-    <w:p>
-      <w:r>
-        <w:t>Все це було знайоме.</w:t>
-      </w:r>
-    </w:p>
-    <w:p>
-      <w:r>
-        <w:t>Не тому, що вона читала подібні звіти.</w:t>
-      </w:r>
-    </w:p>
-    <w:p>
-      <w:r>
         <w:t>Тому що бачила людей.</w:t>
       </w:r>
     </w:p>
@@ -7606,62 +7551,62 @@
     </w:p>
     <w:p>
       <w:r>
+        <w:t>«Няня хоч раз на місяць».</w:t>
+      </w:r>
+    </w:p>
+    <w:p>
+      <w:r>
+        <w:t>«Літній відпочинок дітям».</w:t>
+      </w:r>
+    </w:p>
+    <w:p>
+      <w:r>
+        <w:t>«Нормальний психіатр ближче, ніж сто кілометрів».</w:t>
+      </w:r>
+    </w:p>
+    <w:p>
+      <w:r>
+        <w:t>«Можливість поговорити з іншими батьками».</w:t>
+      </w:r>
+    </w:p>
+    <w:p>
+      <w:r>
+        <w:t>«Нічого. Просто не заважайте».</w:t>
+      </w:r>
+    </w:p>
+    <w:p>
+      <w:r>
+        <w:t>«Ремонт машини».</w:t>
+      </w:r>
+    </w:p>
+    <w:p>
+      <w:r>
+        <w:t>«Логопед».</w:t>
+      </w:r>
+    </w:p>
+    <w:p>
+      <w:r>
+        <w:t>«Два дні тиші».</w:t>
+      </w:r>
+    </w:p>
+    <w:p>
+      <w:r>
+        <w:t>«Навчання по сексуалізованій поведінці».</w:t>
+      </w:r>
+    </w:p>
+    <w:p>
+      <w:r>
+        <w:t>«Людина, якій можна подзвонити ввечері, а не тільки з дев’ятої до шостої».</w:t>
+      </w:r>
+    </w:p>
+    <w:p>
+      <w:r>
+        <w:t>Вона прокручувала.</w:t>
+      </w:r>
+    </w:p>
+    <w:p>
+      <w:r>
         <w:lastRenderedPageBreak/>
-        <w:t>«Няня хоч раз на місяць».</w:t>
-      </w:r>
-    </w:p>
-    <w:p>
-      <w:r>
-        <w:t>«Літній відпочинок дітям».</w:t>
-      </w:r>
-    </w:p>
-    <w:p>
-      <w:r>
-        <w:t>«Нормальний психіатр ближче, ніж сто кілометрів».</w:t>
-      </w:r>
-    </w:p>
-    <w:p>
-      <w:r>
-        <w:t>«Можливість поговорити з іншими батьками».</w:t>
-      </w:r>
-    </w:p>
-    <w:p>
-      <w:r>
-        <w:t>«Нічого. Просто не заважайте».</w:t>
-      </w:r>
-    </w:p>
-    <w:p>
-      <w:r>
-        <w:t>«Ремонт машини».</w:t>
-      </w:r>
-    </w:p>
-    <w:p>
-      <w:r>
-        <w:t>«Логопед».</w:t>
-      </w:r>
-    </w:p>
-    <w:p>
-      <w:r>
-        <w:t>«Два дні тиші».</w:t>
-      </w:r>
-    </w:p>
-    <w:p>
-      <w:r>
-        <w:t>«Навчання по сексуалізованій поведінці».</w:t>
-      </w:r>
-    </w:p>
-    <w:p>
-      <w:r>
-        <w:t>«Людина, якій можна подзвонити ввечері, а не тільки з дев’ятої до шостої».</w:t>
-      </w:r>
-    </w:p>
-    <w:p>
-      <w:r>
-        <w:t>Вона прокручувала.</w:t>
-      </w:r>
-    </w:p>
-    <w:p>
-      <w:r>
         <w:t>Деякі відповіді повторювалися.</w:t>
       </w:r>
     </w:p>
@@ -7772,62 +7717,62 @@
     </w:p>
     <w:p>
       <w:r>
+        <w:t>— Якщо дізнаєтесь, скажіть.</w:t>
+      </w:r>
+    </w:p>
+    <w:p>
+      <w:r>
+        <w:t>На основі звіту почали готувати наступні програми.</w:t>
+      </w:r>
+    </w:p>
+    <w:p>
+      <w:r>
+        <w:t>Тепер вона сиділа на цих зустрічах не як людина «з поля».</w:t>
+      </w:r>
+    </w:p>
+    <w:p>
+      <w:r>
+        <w:t>Від неї чекали рішень.</w:t>
+      </w:r>
+    </w:p>
+    <w:p>
+      <w:r>
+        <w:t>— Скільки груп реально витягнемо?</w:t>
+      </w:r>
+    </w:p>
+    <w:p>
+      <w:r>
+        <w:t>— Якщо не робити все одночасно — шість.</w:t>
+      </w:r>
+    </w:p>
+    <w:p>
+      <w:r>
+        <w:t>— Вісім?</w:t>
+      </w:r>
+    </w:p>
+    <w:p>
+      <w:r>
+        <w:t>— Тоді або скорочуємо супровід, або люди працюватимуть ночами.</w:t>
+      </w:r>
+    </w:p>
+    <w:p>
+      <w:r>
+        <w:t>— Сім?</w:t>
+      </w:r>
+    </w:p>
+    <w:p>
+      <w:r>
+        <w:t>— Сім.</w:t>
+      </w:r>
+    </w:p>
+    <w:p>
+      <w:r>
+        <w:t>— Де?</w:t>
+      </w:r>
+    </w:p>
+    <w:p>
+      <w:r>
         <w:lastRenderedPageBreak/>
-        <w:t>— Якщо дізнаєтесь, скажіть.</w:t>
-      </w:r>
-    </w:p>
-    <w:p>
-      <w:r>
-        <w:t>На основі звіту почали готувати наступні програми.</w:t>
-      </w:r>
-    </w:p>
-    <w:p>
-      <w:r>
-        <w:t>Тепер вона сиділа на цих зустрічах не як людина «з поля».</w:t>
-      </w:r>
-    </w:p>
-    <w:p>
-      <w:r>
-        <w:t>Від неї чекали рішень.</w:t>
-      </w:r>
-    </w:p>
-    <w:p>
-      <w:r>
-        <w:t>— Скільки груп реально витягнемо?</w:t>
-      </w:r>
-    </w:p>
-    <w:p>
-      <w:r>
-        <w:t>— Якщо не робити все одночасно — шість.</w:t>
-      </w:r>
-    </w:p>
-    <w:p>
-      <w:r>
-        <w:t>— Вісім?</w:t>
-      </w:r>
-    </w:p>
-    <w:p>
-      <w:r>
-        <w:t>— Тоді або скорочуємо супровід, або люди працюватимуть ночами.</w:t>
-      </w:r>
-    </w:p>
-    <w:p>
-      <w:r>
-        <w:t>— Сім?</w:t>
-      </w:r>
-    </w:p>
-    <w:p>
-      <w:r>
-        <w:t>— Сім.</w:t>
-      </w:r>
-    </w:p>
-    <w:p>
-      <w:r>
-        <w:t>— Де?</w:t>
-      </w:r>
-    </w:p>
-    <w:p>
-      <w:r>
         <w:t>Вона назвала громади.</w:t>
       </w:r>
     </w:p>
@@ -7948,62 +7893,62 @@
     </w:p>
     <w:p>
       <w:r>
+        <w:t>Іноді знаходила.</w:t>
+      </w:r>
+    </w:p>
+    <w:p>
+      <w:r>
+        <w:t>Іноді ні.</w:t>
+      </w:r>
+    </w:p>
+    <w:p>
+      <w:r>
+        <w:t>Керівниця почала залишати їй зустрічі, на які сама не встигала.</w:t>
+      </w:r>
+    </w:p>
+    <w:p>
+      <w:r>
+        <w:t>— Сходиш замість мене.</w:t>
+      </w:r>
+    </w:p>
+    <w:p>
+      <w:r>
+        <w:t>— А якщо спитають те, чого я не знаю?</w:t>
+      </w:r>
+    </w:p>
+    <w:p>
+      <w:r>
+        <w:t>— Скажеш, що не знаєш.</w:t>
+      </w:r>
+    </w:p>
+    <w:p>
+      <w:r>
+        <w:t>— Дуже професійно.</w:t>
+      </w:r>
+    </w:p>
+    <w:p>
+      <w:r>
+        <w:t>— Найпрофесійніша відповідь із можливих.</w:t>
+      </w:r>
+    </w:p>
+    <w:p>
+      <w:r>
+        <w:t>Одного дня вона прийшла в кабінет керівниці й побачила дві чашки.</w:t>
+      </w:r>
+    </w:p>
+    <w:p>
+      <w:r>
+        <w:t>Одна з кавою.</w:t>
+      </w:r>
+    </w:p>
+    <w:p>
+      <w:r>
+        <w:t>Друга порожня.</w:t>
+      </w:r>
+    </w:p>
+    <w:p>
+      <w:r>
         <w:lastRenderedPageBreak/>
-        <w:t>Іноді знаходила.</w:t>
-      </w:r>
-    </w:p>
-    <w:p>
-      <w:r>
-        <w:t>Іноді ні.</w:t>
-      </w:r>
-    </w:p>
-    <w:p>
-      <w:r>
-        <w:t>Керівниця почала залишати їй зустрічі, на які сама не встигала.</w:t>
-      </w:r>
-    </w:p>
-    <w:p>
-      <w:r>
-        <w:t>— Сходиш замість мене.</w:t>
-      </w:r>
-    </w:p>
-    <w:p>
-      <w:r>
-        <w:t>— А якщо спитають те, чого я не знаю?</w:t>
-      </w:r>
-    </w:p>
-    <w:p>
-      <w:r>
-        <w:t>— Скажеш, що не знаєш.</w:t>
-      </w:r>
-    </w:p>
-    <w:p>
-      <w:r>
-        <w:t>— Дуже професійно.</w:t>
-      </w:r>
-    </w:p>
-    <w:p>
-      <w:r>
-        <w:t>— Найпрофесійніша відповідь із можливих.</w:t>
-      </w:r>
-    </w:p>
-    <w:p>
-      <w:r>
-        <w:t>Одного дня вона прийшла в кабінет керівниці й побачила дві чашки.</w:t>
-      </w:r>
-    </w:p>
-    <w:p>
-      <w:r>
-        <w:t>Одна з кавою.</w:t>
-      </w:r>
-    </w:p>
-    <w:p>
-      <w:r>
-        <w:t>Друга порожня.</w:t>
-      </w:r>
-    </w:p>
-    <w:p>
-      <w:r>
         <w:t>— Сідай.</w:t>
       </w:r>
     </w:p>
@@ -8124,62 +8069,62 @@
     </w:p>
     <w:p>
       <w:r>
+        <w:t>Поруч лежав телефон.</w:t>
+      </w:r>
+    </w:p>
+    <w:p>
+      <w:r>
+        <w:t>На холодильнику все ще була фотографія.</w:t>
+      </w:r>
+    </w:p>
+    <w:p>
+      <w:r>
+        <w:t>Вона давно перестала її перевертати.</w:t>
+      </w:r>
+    </w:p>
+    <w:p>
+      <w:r>
+        <w:t>Сіла.</w:t>
+      </w:r>
+    </w:p>
+    <w:p>
+      <w:r>
+        <w:t>Прочитала посадову інструкцію.</w:t>
+      </w:r>
+    </w:p>
+    <w:p>
+      <w:r>
+        <w:t>Люди.</w:t>
+      </w:r>
+    </w:p>
+    <w:p>
+      <w:r>
+        <w:t>Бюджети.</w:t>
+      </w:r>
+    </w:p>
+    <w:p>
+      <w:r>
+        <w:t>Партнери.</w:t>
+      </w:r>
+    </w:p>
+    <w:p>
+      <w:r>
+        <w:t>Звіти.</w:t>
+      </w:r>
+    </w:p>
+    <w:p>
+      <w:r>
+        <w:t>Погодження.</w:t>
+      </w:r>
+    </w:p>
+    <w:p>
+      <w:r>
+        <w:t>Відповідальність за напрям.</w:t>
+      </w:r>
+    </w:p>
+    <w:p>
+      <w:r>
         <w:lastRenderedPageBreak/>
-        <w:t>Поруч лежав телефон.</w:t>
-      </w:r>
-    </w:p>
-    <w:p>
-      <w:r>
-        <w:t>На холодильнику все ще була фотографія.</w:t>
-      </w:r>
-    </w:p>
-    <w:p>
-      <w:r>
-        <w:t>Вона давно перестала її перевертати.</w:t>
-      </w:r>
-    </w:p>
-    <w:p>
-      <w:r>
-        <w:t>Сіла.</w:t>
-      </w:r>
-    </w:p>
-    <w:p>
-      <w:r>
-        <w:t>Прочитала посадову інструкцію.</w:t>
-      </w:r>
-    </w:p>
-    <w:p>
-      <w:r>
-        <w:t>Люди.</w:t>
-      </w:r>
-    </w:p>
-    <w:p>
-      <w:r>
-        <w:t>Бюджети.</w:t>
-      </w:r>
-    </w:p>
-    <w:p>
-      <w:r>
-        <w:t>Партнери.</w:t>
-      </w:r>
-    </w:p>
-    <w:p>
-      <w:r>
-        <w:t>Звіти.</w:t>
-      </w:r>
-    </w:p>
-    <w:p>
-      <w:r>
-        <w:t>Погодження.</w:t>
-      </w:r>
-    </w:p>
-    <w:p>
-      <w:r>
-        <w:t>Відповідальність за напрям.</w:t>
-      </w:r>
-    </w:p>
-    <w:p>
-      <w:r>
         <w:t>Унизу — доступ до архіву програм і повної фінансової документації в межах напряму.</w:t>
       </w:r>
     </w:p>
@@ -8289,62 +8234,62 @@
     </w:p>
     <w:p>
       <w:r>
+        <w:t>— Це дипломатично.</w:t>
+      </w:r>
+    </w:p>
+    <w:p>
+      <w:r>
+        <w:t>— Я вчуся.</w:t>
+      </w:r>
+    </w:p>
+    <w:p>
+      <w:r>
+        <w:t>Вона відкрила архів.</w:t>
+      </w:r>
+    </w:p>
+    <w:p>
+      <w:r>
+        <w:t>Папки були розкладені по роках.</w:t>
+      </w:r>
+    </w:p>
+    <w:p>
+      <w:r>
+        <w:t>Усередині — донори.</w:t>
+      </w:r>
+    </w:p>
+    <w:p>
+      <w:r>
+        <w:t>Програми.</w:t>
+      </w:r>
+    </w:p>
+    <w:p>
+      <w:r>
+        <w:t>Договори.</w:t>
+      </w:r>
+    </w:p>
+    <w:p>
+      <w:r>
+        <w:t>Закупівлі.</w:t>
+      </w:r>
+    </w:p>
+    <w:p>
+      <w:r>
+        <w:t>Звіти.</w:t>
+      </w:r>
+    </w:p>
+    <w:p>
+      <w:r>
+        <w:t>Фотографії.</w:t>
+      </w:r>
+    </w:p>
+    <w:p>
+      <w:r>
+        <w:t>Скановані акти.</w:t>
+      </w:r>
+    </w:p>
+    <w:p>
+      <w:r>
         <w:lastRenderedPageBreak/>
-        <w:t>— Це дипломатично.</w:t>
-      </w:r>
-    </w:p>
-    <w:p>
-      <w:r>
-        <w:t>— Я вчуся.</w:t>
-      </w:r>
-    </w:p>
-    <w:p>
-      <w:r>
-        <w:t>Вона відкрила архів.</w:t>
-      </w:r>
-    </w:p>
-    <w:p>
-      <w:r>
-        <w:t>Папки були розкладені по роках.</w:t>
-      </w:r>
-    </w:p>
-    <w:p>
-      <w:r>
-        <w:t>Усередині — донори.</w:t>
-      </w:r>
-    </w:p>
-    <w:p>
-      <w:r>
-        <w:t>Програми.</w:t>
-      </w:r>
-    </w:p>
-    <w:p>
-      <w:r>
-        <w:t>Договори.</w:t>
-      </w:r>
-    </w:p>
-    <w:p>
-      <w:r>
-        <w:t>Закупівлі.</w:t>
-      </w:r>
-    </w:p>
-    <w:p>
-      <w:r>
-        <w:t>Звіти.</w:t>
-      </w:r>
-    </w:p>
-    <w:p>
-      <w:r>
-        <w:t>Фотографії.</w:t>
-      </w:r>
-    </w:p>
-    <w:p>
-      <w:r>
-        <w:t>Скановані акти.</w:t>
-      </w:r>
-    </w:p>
-    <w:p>
-      <w:r>
         <w:t>Вона вибрала перший проєкт, який пам’ятала сама.</w:t>
       </w:r>
     </w:p>
@@ -8460,8 +8405,208 @@
     </w:p>
     <w:p>
       <w:r>
+        <w:t>Навчання після обіду.</w:t>
+      </w:r>
+    </w:p>
+    <w:p>
+      <w:r>
+        <w:t>Психологи.</w:t>
+      </w:r>
+    </w:p>
+    <w:p>
+      <w:r>
+        <w:t>Тренери.</w:t>
+      </w:r>
+    </w:p>
+    <w:p>
+      <w:r>
+        <w:t>Окрема програма для дітей.</w:t>
+      </w:r>
+    </w:p>
+    <w:p>
+      <w:r>
+        <w:t>Вона перегорнула програму.</w:t>
+      </w:r>
+    </w:p>
+    <w:p>
+      <w:r>
+        <w:t>Три години.</w:t>
+      </w:r>
+    </w:p>
+    <w:p>
+      <w:r>
+        <w:t>Обід.</w:t>
+      </w:r>
+    </w:p>
+    <w:p>
+      <w:r>
+        <w:t>Ще три.</w:t>
+      </w:r>
+    </w:p>
+    <w:p>
+      <w:r>
+        <w:t>Майже те саме, що вона сама організовувала кілька місяців тому.</w:t>
+      </w:r>
+    </w:p>
+    <w:p>
+      <w:r>
+        <w:t>Тільки масштаб більший.</w:t>
+      </w:r>
+    </w:p>
+    <w:p>
+      <w:r>
+        <w:t>Відкрила фотографії.</w:t>
+      </w:r>
+    </w:p>
+    <w:p>
+      <w:r>
         <w:lastRenderedPageBreak/>
-        <w:t>Навчання після обіду.</w:t>
+        <w:t>Хороший комплекс.</w:t>
+      </w:r>
+    </w:p>
+    <w:p>
+      <w:r>
+        <w:t>На першому фото люди сиділи в конференц-залі.</w:t>
+      </w:r>
+    </w:p>
+    <w:p>
+      <w:r>
+        <w:t>На другому — робота в групах.</w:t>
+      </w:r>
+    </w:p>
+    <w:p>
+      <w:r>
+        <w:t>На третьому — діти щось малювали.</w:t>
+      </w:r>
+    </w:p>
+    <w:p>
+      <w:r>
+        <w:t>На четвертому всі стояли надворі з банером.</w:t>
+      </w:r>
+    </w:p>
+    <w:p>
+      <w:r>
+        <w:t>Далі були не звітні фото.</w:t>
+      </w:r>
+    </w:p>
+    <w:p>
+      <w:r>
+        <w:t>Хтось, мабуть, скинув у загальну папку все підряд.</w:t>
+      </w:r>
+    </w:p>
+    <w:p>
+      <w:r>
+        <w:t>Басейн.</w:t>
+      </w:r>
+    </w:p>
+    <w:p>
+      <w:r>
+        <w:t>Діти у воді.</w:t>
+      </w:r>
+    </w:p>
+    <w:p>
+      <w:r>
+        <w:t>Чоловіки біля столу на терасі.</w:t>
+      </w:r>
+    </w:p>
+    <w:p>
+      <w:r>
+        <w:t>Жінки в халатах у коридорі спа-зони.</w:t>
+      </w:r>
+    </w:p>
+    <w:p>
+      <w:r>
+        <w:t>Нічого особливого.</w:t>
+      </w:r>
+    </w:p>
+    <w:p>
+      <w:r>
+        <w:t>Якби вона була там, мала б приблизно такі самі фотографії.</w:t>
+      </w:r>
+    </w:p>
+    <w:p>
+      <w:r>
+        <w:t>Закрила.</w:t>
+      </w:r>
+    </w:p>
+    <w:p>
+      <w:r>
+        <w:t>Відкрила бюджет.</w:t>
+      </w:r>
+    </w:p>
+    <w:p>
+      <w:r>
+        <w:t>Сума змусила повернутися до верхнього рядка.</w:t>
+      </w:r>
+    </w:p>
+    <w:p>
+      <w:r>
+        <w:t>Перевірила, чи це весь проєкт, а не кілька років.</w:t>
+      </w:r>
+    </w:p>
+    <w:p>
+      <w:r>
+        <w:t>П’ять днів.</w:t>
+      </w:r>
+    </w:p>
+    <w:p>
+      <w:r>
+        <w:t>Один захід.</w:t>
+      </w:r>
+    </w:p>
+    <w:p>
+      <w:r>
+        <w:t>Тридцять сімей.</w:t>
+      </w:r>
+    </w:p>
+    <w:p>
+      <w:r>
+        <w:t>Десять мільйонів гривень.</w:t>
+      </w:r>
+    </w:p>
+    <w:p>
+      <w:r>
+        <w:t>Вона відсунулася від екрана.</w:t>
+      </w:r>
+    </w:p>
+    <w:p>
+      <w:r>
+        <w:t>Потім присунулася назад.</w:t>
+      </w:r>
+    </w:p>
+    <w:p>
+      <w:r>
+        <w:t>Почала дивитися рядки.</w:t>
+      </w:r>
+    </w:p>
+    <w:p>
+      <w:r>
+        <w:t>Проживання.</w:t>
+      </w:r>
+    </w:p>
+    <w:p>
+      <w:r>
+        <w:t>Харчування.</w:t>
+      </w:r>
+    </w:p>
+    <w:p>
+      <w:r>
+        <w:t>Оренда залів.</w:t>
+      </w:r>
+    </w:p>
+    <w:p>
+      <w:r>
+        <w:t>Транспорт.</w:t>
+      </w:r>
+    </w:p>
+    <w:p>
+      <w:r>
+        <w:t>Дитяча програма.</w:t>
+      </w:r>
+    </w:p>
+    <w:p>
+      <w:r>
+        <w:t>Робота тренерів.</w:t>
       </w:r>
     </w:p>
     <w:p>
@@ -8471,183 +8616,103 @@
     </w:p>
     <w:p>
       <w:r>
-        <w:t>Тренери.</w:t>
-      </w:r>
-    </w:p>
-    <w:p>
-      <w:r>
-        <w:t>Окрема програма для дітей.</w:t>
-      </w:r>
-    </w:p>
-    <w:p>
-      <w:r>
-        <w:t>Вона перегорнула програму.</w:t>
-      </w:r>
-    </w:p>
-    <w:p>
-      <w:r>
-        <w:t>Три години.</w:t>
-      </w:r>
-    </w:p>
-    <w:p>
-      <w:r>
-        <w:t>Обід.</w:t>
-      </w:r>
-    </w:p>
-    <w:p>
-      <w:r>
-        <w:t>Ще три.</w:t>
-      </w:r>
-    </w:p>
-    <w:p>
-      <w:r>
-        <w:t>Майже те саме, що вона сама організовувала кілька місяців тому.</w:t>
-      </w:r>
-    </w:p>
-    <w:p>
-      <w:r>
-        <w:t>Тільки масштаб більший.</w:t>
-      </w:r>
-    </w:p>
-    <w:p>
-      <w:r>
-        <w:t>Відкрила фотографії.</w:t>
-      </w:r>
-    </w:p>
-    <w:p>
-      <w:r>
-        <w:t>Хороший комплекс.</w:t>
-      </w:r>
-    </w:p>
-    <w:p>
-      <w:r>
-        <w:t>На першому фото люди сиділи в конференц-залі.</w:t>
-      </w:r>
-    </w:p>
-    <w:p>
-      <w:r>
-        <w:t>На другому — робота в групах.</w:t>
-      </w:r>
-    </w:p>
-    <w:p>
-      <w:r>
-        <w:t>На третьому — діти щось малювали.</w:t>
-      </w:r>
-    </w:p>
-    <w:p>
-      <w:r>
-        <w:t>На четвертому всі стояли надворі з банером.</w:t>
-      </w:r>
-    </w:p>
-    <w:p>
-      <w:r>
-        <w:t>Далі були не звітні фото.</w:t>
-      </w:r>
-    </w:p>
-    <w:p>
-      <w:r>
-        <w:t>Хтось, мабуть, скинув у загальну папку все підряд.</w:t>
-      </w:r>
-    </w:p>
-    <w:p>
-      <w:r>
-        <w:t>Басейн.</w:t>
-      </w:r>
-    </w:p>
-    <w:p>
-      <w:r>
-        <w:t>Діти у воді.</w:t>
-      </w:r>
-    </w:p>
-    <w:p>
-      <w:r>
-        <w:t>Чоловіки біля столу на терасі.</w:t>
-      </w:r>
-    </w:p>
-    <w:p>
-      <w:r>
-        <w:t>Жінки в халатах у коридорі спа-зони.</w:t>
-      </w:r>
-    </w:p>
-    <w:p>
-      <w:r>
-        <w:t>Нічого особливого.</w:t>
-      </w:r>
-    </w:p>
-    <w:p>
-      <w:r>
-        <w:t>Якби вона була там, мала б приблизно такі самі фотографії.</w:t>
-      </w:r>
-    </w:p>
-    <w:p>
-      <w:r>
-        <w:t>Закрила.</w:t>
-      </w:r>
-    </w:p>
-    <w:p>
-      <w:r>
-        <w:t>Відкрила бюджет.</w:t>
-      </w:r>
-    </w:p>
-    <w:p>
-      <w:r>
-        <w:t>Сума змусила повернутися до верхнього рядка.</w:t>
-      </w:r>
-    </w:p>
-    <w:p>
-      <w:r>
-        <w:t>Перевірила, чи це весь проєкт, а не кілька років.</w:t>
-      </w:r>
-    </w:p>
-    <w:p>
-      <w:r>
-        <w:t>П’ять днів.</w:t>
-      </w:r>
-    </w:p>
-    <w:p>
-      <w:r>
-        <w:t>Один захід.</w:t>
-      </w:r>
-    </w:p>
-    <w:p>
-      <w:r>
-        <w:t>Тридцять сімей.</w:t>
-      </w:r>
-    </w:p>
-    <w:p>
-      <w:r>
-        <w:t>Десять мільйонів гривень.</w:t>
-      </w:r>
-    </w:p>
-    <w:p>
-      <w:r>
-        <w:t>Вона відсунулася від екрана.</w:t>
-      </w:r>
-    </w:p>
-    <w:p>
-      <w:r>
-        <w:t>Потім присунулася назад.</w:t>
-      </w:r>
-    </w:p>
-    <w:p>
-      <w:r>
-        <w:t>Почала дивитися рядки.</w:t>
-      </w:r>
-    </w:p>
-    <w:p>
-      <w:r>
-        <w:t>Проживання.</w:t>
+        <w:t>Матеріали.</w:t>
+      </w:r>
+    </w:p>
+    <w:p>
+      <w:r>
+        <w:t>Організаційні витрати.</w:t>
+      </w:r>
+    </w:p>
+    <w:p>
+      <w:r>
+        <w:t>Комунікація.</w:t>
+      </w:r>
+    </w:p>
+    <w:p>
+      <w:r>
+        <w:t>Координація.</w:t>
+      </w:r>
+    </w:p>
+    <w:p>
+      <w:r>
+        <w:t>Цифри були великими.</w:t>
       </w:r>
     </w:p>
     <w:p>
       <w:r>
         <w:lastRenderedPageBreak/>
-        <w:t>Харчування.</w:t>
-      </w:r>
-    </w:p>
-    <w:p>
-      <w:r>
-        <w:t>Оренда залів.</w:t>
+        <w:t>Але жодна окремо не виглядала так, щоб на неї можна було ткнути пальцем і сказати: ось.</w:t>
+      </w:r>
+    </w:p>
+    <w:p>
+      <w:r>
+        <w:t>Вона відкрила папку закупівель.</w:t>
+      </w:r>
+    </w:p>
+    <w:p>
+      <w:r>
+        <w:t>Запити цінових пропозицій.</w:t>
+      </w:r>
+    </w:p>
+    <w:p>
+      <w:r>
+        <w:t>Три варіанти.</w:t>
+      </w:r>
+    </w:p>
+    <w:p>
+      <w:r>
+        <w:t>Обраний комплекс не був найдешевшим.</w:t>
+      </w:r>
+    </w:p>
+    <w:p>
+      <w:r>
+        <w:t>У поясненні стояло: потрібна кількість сімейних номерів, конференц-зал, приміщення для дитячої програми, харчування на місці, безпечна територія.</w:t>
+      </w:r>
+    </w:p>
+    <w:p>
+      <w:r>
+        <w:t>Другий варіант був дешевший, але не мав достатньо номерів.</w:t>
+      </w:r>
+    </w:p>
+    <w:p>
+      <w:r>
+        <w:t>Третій — дорожчий.</w:t>
+      </w:r>
+    </w:p>
+    <w:p>
+      <w:r>
+        <w:t>Нормально.</w:t>
+      </w:r>
+    </w:p>
+    <w:p>
+      <w:r>
+        <w:t>Вона відкрила договір із тренерами.</w:t>
+      </w:r>
+    </w:p>
+    <w:p>
+      <w:r>
+        <w:t>Кваліфікації.</w:t>
+      </w:r>
+    </w:p>
+    <w:p>
+      <w:r>
+        <w:t>Досвід.</w:t>
+      </w:r>
+    </w:p>
+    <w:p>
+      <w:r>
+        <w:t>Сертифікати.</w:t>
+      </w:r>
+    </w:p>
+    <w:p>
+      <w:r>
+        <w:t>Програма.</w:t>
+      </w:r>
+    </w:p>
+    <w:p>
+      <w:r>
+        <w:t>Нормально.</w:t>
       </w:r>
     </w:p>
     <w:p>
@@ -8657,82 +8722,17 @@
     </w:p>
     <w:p>
       <w:r>
-        <w:t>Дитяча програма.</w:t>
-      </w:r>
-    </w:p>
-    <w:p>
-      <w:r>
-        <w:t>Робота тренерів.</w:t>
-      </w:r>
-    </w:p>
-    <w:p>
-      <w:r>
-        <w:t>Психологи.</w:t>
-      </w:r>
-    </w:p>
-    <w:p>
-      <w:r>
-        <w:t>Матеріали.</w:t>
-      </w:r>
-    </w:p>
-    <w:p>
-      <w:r>
-        <w:t>Організаційні витрати.</w:t>
-      </w:r>
-    </w:p>
-    <w:p>
-      <w:r>
-        <w:t>Комунікація.</w:t>
-      </w:r>
-    </w:p>
-    <w:p>
-      <w:r>
-        <w:t>Координація.</w:t>
-      </w:r>
-    </w:p>
-    <w:p>
-      <w:r>
-        <w:t>Цифри були великими.</w:t>
-      </w:r>
-    </w:p>
-    <w:p>
-      <w:r>
-        <w:t>Але жодна окремо не виглядала так, щоб на неї можна було ткнути пальцем і сказати: ось.</w:t>
-      </w:r>
-    </w:p>
-    <w:p>
-      <w:r>
-        <w:t>Вона відкрила папку закупівель.</w:t>
-      </w:r>
-    </w:p>
-    <w:p>
-      <w:r>
-        <w:t>Запити цінових пропозицій.</w:t>
-      </w:r>
-    </w:p>
-    <w:p>
-      <w:r>
-        <w:t>Три варіанти.</w:t>
-      </w:r>
-    </w:p>
-    <w:p>
-      <w:r>
-        <w:t>Обраний комплекс не був найдешевшим.</w:t>
-      </w:r>
-    </w:p>
-    <w:p>
-      <w:r>
-        <w:t>У поясненні стояло: потрібна кількість сімейних номерів, конференц-зал, приміщення для дитячої програми, харчування на місці, безпечна територія.</w:t>
-      </w:r>
-    </w:p>
-    <w:p>
-      <w:r>
-        <w:t>Другий варіант був дешевший, але не мав достатньо номерів.</w:t>
-      </w:r>
-    </w:p>
-    <w:p>
-      <w:r>
-        <w:t>Третій — дорожчий.</w:t>
+        <w:t>Маршрути.</w:t>
+      </w:r>
+    </w:p>
+    <w:p>
+      <w:r>
+        <w:t>Рахунки.</w:t>
+      </w:r>
+    </w:p>
+    <w:p>
+      <w:r>
+        <w:t>Акти.</w:t>
       </w:r>
     </w:p>
     <w:p>
@@ -8742,61 +8742,6 @@
     </w:p>
     <w:p>
       <w:r>
-        <w:t>Вона відкрила договір із тренерами.</w:t>
-      </w:r>
-    </w:p>
-    <w:p>
-      <w:r>
-        <w:t>Кваліфікації.</w:t>
-      </w:r>
-    </w:p>
-    <w:p>
-      <w:r>
-        <w:t>Досвід.</w:t>
-      </w:r>
-    </w:p>
-    <w:p>
-      <w:r>
-        <w:t>Сертифікати.</w:t>
-      </w:r>
-    </w:p>
-    <w:p>
-      <w:r>
-        <w:t>Програма.</w:t>
-      </w:r>
-    </w:p>
-    <w:p>
-      <w:r>
-        <w:t>Нормально.</w:t>
-      </w:r>
-    </w:p>
-    <w:p>
-      <w:r>
-        <w:t>Транспорт.</w:t>
-      </w:r>
-    </w:p>
-    <w:p>
-      <w:r>
-        <w:t>Маршрути.</w:t>
-      </w:r>
-    </w:p>
-    <w:p>
-      <w:r>
-        <w:t>Рахунки.</w:t>
-      </w:r>
-    </w:p>
-    <w:p>
-      <w:r>
-        <w:t>Акти.</w:t>
-      </w:r>
-    </w:p>
-    <w:p>
-      <w:r>
-        <w:t>Нормально.</w:t>
-      </w:r>
-    </w:p>
-    <w:p>
-      <w:r>
         <w:t>Відкрила фінальний звіт.</w:t>
       </w:r>
     </w:p>
@@ -8812,62 +8757,62 @@
     </w:p>
     <w:p>
       <w:r>
+        <w:t>«Забезпечено дитячу програму».</w:t>
+      </w:r>
+    </w:p>
+    <w:p>
+      <w:r>
+        <w:t>«Учасники відзначили високий рівень задоволеності».</w:t>
+      </w:r>
+    </w:p>
+    <w:p>
+      <w:r>
+        <w:t>«Досягнуто запланованих результатів».</w:t>
+      </w:r>
+    </w:p>
+    <w:p>
+      <w:r>
+        <w:t>Вона перегорнула додатки.</w:t>
+      </w:r>
+    </w:p>
+    <w:p>
+      <w:r>
+        <w:t>Анкети.</w:t>
+      </w:r>
+    </w:p>
+    <w:p>
+      <w:r>
+        <w:t>Ті самі четвірки й п’ятірки.</w:t>
+      </w:r>
+    </w:p>
+    <w:p>
+      <w:r>
+        <w:t>«Було корисно».</w:t>
+      </w:r>
+    </w:p>
+    <w:p>
+      <w:r>
+        <w:t>«Дякуємо за організацію».</w:t>
+      </w:r>
+    </w:p>
+    <w:p>
+      <w:r>
+        <w:t>«Більше практики».</w:t>
+      </w:r>
+    </w:p>
+    <w:p>
+      <w:r>
+        <w:t>«Хочемо ще».</w:t>
+      </w:r>
+    </w:p>
+    <w:p>
+      <w:r>
+        <w:t>Одна відповідь:</w:t>
+      </w:r>
+    </w:p>
+    <w:p>
+      <w:r>
         <w:lastRenderedPageBreak/>
-        <w:t>«Забезпечено дитячу програму».</w:t>
-      </w:r>
-    </w:p>
-    <w:p>
-      <w:r>
-        <w:t>«Учасники відзначили високий рівень задоволеності».</w:t>
-      </w:r>
-    </w:p>
-    <w:p>
-      <w:r>
-        <w:t>«Досягнуто запланованих результатів».</w:t>
-      </w:r>
-    </w:p>
-    <w:p>
-      <w:r>
-        <w:t>Вона перегорнула додатки.</w:t>
-      </w:r>
-    </w:p>
-    <w:p>
-      <w:r>
-        <w:t>Анкети.</w:t>
-      </w:r>
-    </w:p>
-    <w:p>
-      <w:r>
-        <w:t>Ті самі четвірки й п’ятірки.</w:t>
-      </w:r>
-    </w:p>
-    <w:p>
-      <w:r>
-        <w:t>«Було корисно».</w:t>
-      </w:r>
-    </w:p>
-    <w:p>
-      <w:r>
-        <w:t>«Дякуємо за організацію».</w:t>
-      </w:r>
-    </w:p>
-    <w:p>
-      <w:r>
-        <w:t>«Більше практики».</w:t>
-      </w:r>
-    </w:p>
-    <w:p>
-      <w:r>
-        <w:t>«Хочемо ще».</w:t>
-      </w:r>
-    </w:p>
-    <w:p>
-      <w:r>
-        <w:t>Одна відповідь:</w:t>
-      </w:r>
-    </w:p>
-    <w:p>
-      <w:r>
         <w:t>«Найкраще — що діти були зайняті і ми могли спокійно сидіти на навчанні».</w:t>
       </w:r>
     </w:p>
@@ -8993,57 +8938,57 @@
     </w:p>
     <w:p>
       <w:r>
+        <w:t>Вона відкрила лист від донора.</w:t>
+      </w:r>
+    </w:p>
+    <w:p>
+      <w:r>
+        <w:t>«Дякуємо за успішну реалізацію програми».</w:t>
+      </w:r>
+    </w:p>
+    <w:p>
+      <w:r>
+        <w:t>Унизу — старе листування.</w:t>
+      </w:r>
+    </w:p>
+    <w:p>
+      <w:r>
+        <w:t>Керівниця проєкту просила дозволити невелике перенесення між бюджетними рядками.</w:t>
+      </w:r>
+    </w:p>
+    <w:p>
+      <w:r>
+        <w:t>Донор погодив.</w:t>
+      </w:r>
+    </w:p>
+    <w:p>
+      <w:r>
+        <w:t>Ще один лист — уточнення кількості учасників.</w:t>
+      </w:r>
+    </w:p>
+    <w:p>
+      <w:r>
+        <w:t>Ще один — фінальне підтвердження закриття.</w:t>
+      </w:r>
+    </w:p>
+    <w:p>
+      <w:r>
+        <w:t>Жодного конфлікту.</w:t>
+      </w:r>
+    </w:p>
+    <w:p>
+      <w:r>
+        <w:t>Жодної претензії.</w:t>
+      </w:r>
+    </w:p>
+    <w:p>
+      <w:r>
+        <w:t>Жодного «поясніть, куди поділися гроші».</w:t>
+      </w:r>
+    </w:p>
+    <w:p>
+      <w:r>
         <w:lastRenderedPageBreak/>
-        <w:t>Вона відкрила лист від донора.</w:t>
-      </w:r>
-    </w:p>
-    <w:p>
-      <w:r>
-        <w:t>«Дякуємо за успішну реалізацію програми».</w:t>
-      </w:r>
-    </w:p>
-    <w:p>
-      <w:r>
-        <w:t>Унизу — старе листування.</w:t>
-      </w:r>
-    </w:p>
-    <w:p>
-      <w:r>
-        <w:t>Керівниця проєкту просила дозволити невелике перенесення між бюджетними рядками.</w:t>
-      </w:r>
-    </w:p>
-    <w:p>
-      <w:r>
-        <w:t>Донор погодив.</w:t>
-      </w:r>
-    </w:p>
-    <w:p>
-      <w:r>
-        <w:t>Ще один лист — уточнення кількості учасників.</w:t>
-      </w:r>
-    </w:p>
-    <w:p>
-      <w:r>
-        <w:t>Ще один — фінальне підтвердження закриття.</w:t>
-      </w:r>
-    </w:p>
-    <w:p>
-      <w:r>
-        <w:t>Жодного конфлікту.</w:t>
-      </w:r>
-    </w:p>
-    <w:p>
-      <w:r>
-        <w:t>Жодної претензії.</w:t>
-      </w:r>
-    </w:p>
-    <w:p>
-      <w:r>
-        <w:t>Жодного «поясніть, куди поділися гроші».</w:t>
-      </w:r>
-    </w:p>
-    <w:p>
-      <w:r>
         <w:t>Бо гроші нікуди не поділися.</w:t>
       </w:r>
     </w:p>
@@ -9158,47 +9103,47 @@
     </w:p>
     <w:p>
       <w:r>
-        <w:t>До обіду вона так і не вибрала третій проєкт для партнера.</w:t>
+        <w:t>Наступного дня до обіду вона так і не вибрала третій проєкт для партнера.</w:t>
+      </w:r>
+    </w:p>
+    <w:p>
+      <w:r>
+        <w:t>Асистентка ще раз зазирнула в кабінет і поставила на край столу пластиковий контейнер.</w:t>
+      </w:r>
+    </w:p>
+    <w:p>
+      <w:r>
+        <w:t>— Ти сказала нічого не брати, але я все одно взяла. Там суп.</w:t>
+      </w:r>
+    </w:p>
+    <w:p>
+      <w:r>
+        <w:t>— Я не хочу.</w:t>
+      </w:r>
+    </w:p>
+    <w:p>
+      <w:r>
+        <w:t>— То не їж. Він може просто постояти.</w:t>
+      </w:r>
+    </w:p>
+    <w:p>
+      <w:r>
+        <w:t>— Дякую.</w:t>
+      </w:r>
+    </w:p>
+    <w:p>
+      <w:r>
+        <w:t>— Тільки не до завтра. Я серйозно.</w:t>
+      </w:r>
+    </w:p>
+    <w:p>
+      <w:r>
+        <w:t>Вона кивнула й повернулася до екрана. Папка з десятьма мільйонами лишалася відкритою, але дивитися в неї більше не було що. Усе вже було там: договори, рахунки, акти, фотографії, листи, анкети, фінальний звіт. Якщо партнер попросить приклад добре закритого проєкту, цей цілком підійде.</w:t>
       </w:r>
     </w:p>
     <w:p>
       <w:r>
         <w:lastRenderedPageBreak/>
-        <w:t>Асистентка ще раз зазирнула в кабінет і поставила на край столу пластиковий контейнер.</w:t>
-      </w:r>
-    </w:p>
-    <w:p>
-      <w:r>
-        <w:t>— Ти сказала нічого не брати, але я все одно взяла. Там суп.</w:t>
-      </w:r>
-    </w:p>
-    <w:p>
-      <w:r>
-        <w:t>— Я не хочу.</w:t>
-      </w:r>
-    </w:p>
-    <w:p>
-      <w:r>
-        <w:t>— То не їж. Він може просто постояти.</w:t>
-      </w:r>
-    </w:p>
-    <w:p>
-      <w:r>
-        <w:t>— Дякую.</w:t>
-      </w:r>
-    </w:p>
-    <w:p>
-      <w:r>
-        <w:t>— Тільки не до завтра. Я серйозно.</w:t>
-      </w:r>
-    </w:p>
-    <w:p>
-      <w:r>
-        <w:t>Вона кивнула й повернулася до екрана. Папка з десятьма мільйонами лишалася відкритою, але дивитися в неї більше не було що. Усе вже було там: договори, рахунки, акти, фотографії, листи, анкети, фінальний звіт. Якщо партнер попросить приклад добре закритого проєкту, цей цілком підійде.</w:t>
-      </w:r>
-    </w:p>
-    <w:p>
-      <w:r>
         <w:t>Вона його не вибрала. Не знала чому. Можливо, просто не хотіла ще раз пояснювати комусь іззовні, чому п’ятиденний виїзд на тридцять сімей коштував десять мільйонів і чому при цьому документи не викликали жодного питання.</w:t>
       </w:r>
     </w:p>
@@ -9239,52 +9184,52 @@
     </w:p>
     <w:p>
       <w:r>
+        <w:t>У папці з аудитом вона відкрила рахунок, глянула на суму й подумала, що за ці гроші можна було купити ще кілька холодильників.</w:t>
+      </w:r>
+    </w:p>
+    <w:p>
+      <w:r>
+        <w:t>Потім відкрила висновок аудитора.</w:t>
+      </w:r>
+    </w:p>
+    <w:p>
+      <w:r>
+        <w:t>Сімдесят з лишком сторінок.</w:t>
+      </w:r>
+    </w:p>
+    <w:p>
+      <w:r>
+        <w:t>Закрила.</w:t>
+      </w:r>
+    </w:p>
+    <w:p>
+      <w:r>
+        <w:t>Думка про холодильники нікуди не поділася, але сперечатися з сімдесятьма сторінками їй не хотілося.</w:t>
+      </w:r>
+    </w:p>
+    <w:p>
+      <w:r>
+        <w:t>Ближче до вечора зайшла колишня керівниця. Тепер вона приходила рідше й зазвичай без кави — носила пляшку води, яку так само забувала допивати.</w:t>
+      </w:r>
+    </w:p>
+    <w:p>
+      <w:r>
+        <w:t>— Вибрала?</w:t>
+      </w:r>
+    </w:p>
+    <w:p>
+      <w:r>
+        <w:t>— Два.</w:t>
+      </w:r>
+    </w:p>
+    <w:p>
+      <w:r>
+        <w:t>— Треба три.</w:t>
+      </w:r>
+    </w:p>
+    <w:p>
+      <w:r>
         <w:lastRenderedPageBreak/>
-        <w:t>У папці з аудитом вона відкрила рахунок, глянула на суму й подумала, що за ці гроші можна було купити ще кілька холодильників.</w:t>
-      </w:r>
-    </w:p>
-    <w:p>
-      <w:r>
-        <w:t>Потім відкрила висновок аудитора.</w:t>
-      </w:r>
-    </w:p>
-    <w:p>
-      <w:r>
-        <w:t>Сімдесят з лишком сторінок.</w:t>
-      </w:r>
-    </w:p>
-    <w:p>
-      <w:r>
-        <w:t>Закрила.</w:t>
-      </w:r>
-    </w:p>
-    <w:p>
-      <w:r>
-        <w:t>Думка про холодильники нікуди не поділася, але сперечатися з сімдесятьма сторінками їй не хотілося.</w:t>
-      </w:r>
-    </w:p>
-    <w:p>
-      <w:r>
-        <w:t>Ближче до вечора зайшла колишня керівниця. Тепер вона приходила рідше й зазвичай без кави — носила пляшку води, яку так само забувала допивати.</w:t>
-      </w:r>
-    </w:p>
-    <w:p>
-      <w:r>
-        <w:t>— Вибрала?</w:t>
-      </w:r>
-    </w:p>
-    <w:p>
-      <w:r>
-        <w:t>— Два.</w:t>
-      </w:r>
-    </w:p>
-    <w:p>
-      <w:r>
-        <w:t>— Треба три.</w:t>
-      </w:r>
-    </w:p>
-    <w:p>
-      <w:r>
         <w:t>— Я вмію рахувати.</w:t>
       </w:r>
     </w:p>
@@ -9345,7 +9290,7 @@
     </w:p>
     <w:p>
       <w:r>
-        <w:t>— Той старий виїзд. На тридцять сімей.</w:t>
+        <w:t>— Той торішній виїзд. На тридцять сімей.</w:t>
       </w:r>
     </w:p>
     <w:p>
@@ -9400,18 +9345,173 @@
     </w:p>
     <w:p>
       <w:r>
+        <w:t>— Бо питання таке. Для п’яти днів — багато. Для великої групи з дітьми, проживанням, програмою, транспортом і всім іншим — дивишся кошторис. Ти ж дивилася.</w:t>
+      </w:r>
+    </w:p>
+    <w:p>
+      <w:r>
+        <w:t>— Дивилася.</w:t>
+      </w:r>
+    </w:p>
+    <w:p>
+      <w:r>
+        <w:t>— Знайшла щось?</w:t>
+      </w:r>
+    </w:p>
+    <w:p>
+      <w:r>
+        <w:t>— Ні.</w:t>
+      </w:r>
+    </w:p>
+    <w:p>
+      <w:r>
+        <w:t>— Ну.</w:t>
+      </w:r>
+    </w:p>
+    <w:p>
+      <w:r>
+        <w:t>Це «ну» її трохи роздратувало.</w:t>
+      </w:r>
+    </w:p>
+    <w:p>
+      <w:r>
+        <w:t>— А якщо все нормально по рядках, це автоматично означає, що нормально взагалі?</w:t>
+      </w:r>
+    </w:p>
+    <w:p>
+      <w:r>
+        <w:t>Керівниця не відповіла одразу. Відкрутила кришку, зробила ковток.</w:t>
+      </w:r>
+    </w:p>
+    <w:p>
+      <w:r>
+        <w:t>— Ні.</w:t>
+      </w:r>
+    </w:p>
+    <w:p>
+      <w:r>
+        <w:t>Вона чекала далі.</w:t>
+      </w:r>
+    </w:p>
+    <w:p>
+      <w:r>
+        <w:t>— І?</w:t>
+      </w:r>
+    </w:p>
+    <w:p>
+      <w:r>
+        <w:t>— А що «і»? Я ж не екзамен складаю.</w:t>
+      </w:r>
+    </w:p>
+    <w:p>
+      <w:r>
         <w:lastRenderedPageBreak/>
-        <w:t>— Бо питання таке. Для п’яти днів — багато. Для великої групи з дітьми, проживанням, програмою, транспортом і всім іншим — дивишся кошторис. Ти ж дивилася.</w:t>
-      </w:r>
-    </w:p>
-    <w:p>
-      <w:r>
-        <w:t>— Дивилася.</w:t>
-      </w:r>
-    </w:p>
-    <w:p>
-      <w:r>
-        <w:t>— Знайшла щось?</w:t>
+        <w:t>— Ти ніколи про це не думала?</w:t>
+      </w:r>
+    </w:p>
+    <w:p>
+      <w:r>
+        <w:t>— Про що саме? Чи можна було витратити гроші краще? Постійно. Про кожен бюджет можна так думати. Навіть коли купуєш дітям зимове взуття, можна знайти когось, кому в цей момент потрібні ліки.</w:t>
+      </w:r>
+    </w:p>
+    <w:p>
+      <w:r>
+        <w:t>— І що з цим робити?</w:t>
+      </w:r>
+    </w:p>
+    <w:p>
+      <w:r>
+        <w:t>— Працювати.</w:t>
+      </w:r>
+    </w:p>
+    <w:p>
+      <w:r>
+        <w:t>Вона сказала це без урочистості, підвелася й забрала пляшку.</w:t>
+      </w:r>
+    </w:p>
+    <w:p>
+      <w:r>
+        <w:t>— Третій проєкт візьми той із психологами. Він нормальний і партнери його любили.</w:t>
+      </w:r>
+    </w:p>
+    <w:p>
+      <w:r>
+        <w:t>— Я вже позначила.</w:t>
+      </w:r>
+    </w:p>
+    <w:p>
+      <w:r>
+        <w:t>— Бачиш. А кажеш, що не вмієш.</w:t>
+      </w:r>
+    </w:p>
+    <w:p>
+      <w:r>
+        <w:t>— Я такого не казала.</w:t>
+      </w:r>
+    </w:p>
+    <w:p>
+      <w:r>
+        <w:t>— Значить, я вже сама з тобою сперечаюся.</w:t>
+      </w:r>
+    </w:p>
+    <w:p>
+      <w:r>
+        <w:t>У дверях керівниця зупинилася.</w:t>
+      </w:r>
+    </w:p>
+    <w:p>
+      <w:r>
+        <w:t>— Суп з’їж.</w:t>
+      </w:r>
+    </w:p>
+    <w:p>
+      <w:r>
+        <w:t>— Звідки ти знаєш про суп?</w:t>
+      </w:r>
+    </w:p>
+    <w:p>
+      <w:r>
+        <w:t>— У нас офіс. Тут усе знають.</w:t>
+      </w:r>
+    </w:p>
+    <w:p>
+      <w:r>
+        <w:t>Пішла.</w:t>
+      </w:r>
+    </w:p>
+    <w:p>
+      <w:r>
+        <w:t>Суп давно охолов. Вона все одно з’їла половину прямо з контейнера, не підігріваючи. Паралельно доробила лист партнеру й прикріпила три проєкти: матеріальну підтримку сімей, психологічний напрям і ще одну невелику програму для кандидатів. Десятимільйонний виїзд лишився в архіві.</w:t>
+      </w:r>
+    </w:p>
+    <w:p>
+      <w:r>
+        <w:t>На цьому можна було закінчити. Наступного ранку вона відкрила його знову — цього разу листування.</w:t>
+      </w:r>
+    </w:p>
+    <w:p>
+      <w:r>
+        <w:t>У старих проєктах пошта зберігалася дивно. Частина листів лежала окремими файлами, частина — сканами, деякі ланцюжки хтось колись експортував цілком. Назви теж були різні: «листування», «кореспонденція», «донор», «важливе», «важливе_2». В одній папці вона знайшла фотографію кота. Чорного, дуже сердитого. Файл називався «остаточний бюджет».</w:t>
+      </w:r>
+    </w:p>
+    <w:p>
+      <w:r>
+        <w:t>Вона засміялася так голосно, що асистентка за стіною спитала:</w:t>
+      </w:r>
+    </w:p>
+    <w:p>
+      <w:r>
+        <w:t>— Що там?</w:t>
+      </w:r>
+    </w:p>
+    <w:p>
+      <w:r>
+        <w:t>— Нічого. Архів.</w:t>
+      </w:r>
+    </w:p>
+    <w:p>
+      <w:r>
+        <w:t>— Я теж хочу такий архів.</w:t>
       </w:r>
     </w:p>
     <w:p>
@@ -9421,163 +9521,11 @@
     </w:p>
     <w:p>
       <w:r>
-        <w:t>— Ну.</w:t>
-      </w:r>
-    </w:p>
-    <w:p>
-      <w:r>
-        <w:t>Це «ну» її трохи роздратувало.</w:t>
-      </w:r>
-    </w:p>
-    <w:p>
-      <w:r>
-        <w:t>— А якщо все нормально по рядках, це автоматично означає, що нормально взагалі?</w:t>
-      </w:r>
-    </w:p>
-    <w:p>
-      <w:r>
-        <w:t>Керівниця не відповіла одразу. Відкрутила кришку, зробила ковток.</w:t>
-      </w:r>
-    </w:p>
-    <w:p>
-      <w:r>
-        <w:t>— Ні.</w:t>
-      </w:r>
-    </w:p>
-    <w:p>
-      <w:r>
-        <w:t>Вона чекала далі.</w:t>
-      </w:r>
-    </w:p>
-    <w:p>
-      <w:r>
-        <w:t>— І?</w:t>
-      </w:r>
-    </w:p>
-    <w:p>
-      <w:r>
-        <w:t>— А що «і»? Я ж не екзамен складаю.</w:t>
-      </w:r>
-    </w:p>
-    <w:p>
-      <w:r>
-        <w:t>— Ти ніколи про це не думала?</w:t>
-      </w:r>
-    </w:p>
-    <w:p>
-      <w:r>
-        <w:t>— Про що саме? Чи можна було витратити гроші краще? Постійно. Про кожен бюджет можна так думати. Навіть коли купуєш дітям зимове взуття, можна знайти когось, кому в цей момент потрібні ліки.</w:t>
-      </w:r>
-    </w:p>
-    <w:p>
-      <w:r>
-        <w:t>— І що з цим робити?</w:t>
-      </w:r>
-    </w:p>
-    <w:p>
-      <w:r>
-        <w:t>— Працювати.</w:t>
-      </w:r>
-    </w:p>
-    <w:p>
-      <w:r>
-        <w:t>Вона сказала це без урочистості, підвелася й забрала пляшку.</w:t>
-      </w:r>
-    </w:p>
-    <w:p>
-      <w:r>
-        <w:t>— Третій проєкт візьми той із психологами. Він нормальний і партнери його любили.</w:t>
-      </w:r>
-    </w:p>
-    <w:p>
-      <w:r>
-        <w:t>— Я вже позначила.</w:t>
-      </w:r>
-    </w:p>
-    <w:p>
-      <w:r>
-        <w:t>— Бачиш. А кажеш, що не вмієш.</w:t>
-      </w:r>
-    </w:p>
-    <w:p>
-      <w:r>
-        <w:t>— Я такого не казала.</w:t>
-      </w:r>
-    </w:p>
-    <w:p>
-      <w:r>
-        <w:t>— Значить, я вже сама з тобою сперечаюся.</w:t>
-      </w:r>
-    </w:p>
-    <w:p>
-      <w:r>
-        <w:t>У дверях керівниця зупинилася.</w:t>
-      </w:r>
-    </w:p>
-    <w:p>
-      <w:r>
-        <w:t>— Суп з’їж.</w:t>
-      </w:r>
-    </w:p>
-    <w:p>
-      <w:r>
-        <w:t>— Звідки ти знаєш про суп?</w:t>
-      </w:r>
-    </w:p>
-    <w:p>
-      <w:r>
-        <w:t>— У нас офіс. Тут усе знають.</w:t>
-      </w:r>
-    </w:p>
-    <w:p>
-      <w:r>
-        <w:t>Пішла.</w:t>
-      </w:r>
-    </w:p>
-    <w:p>
-      <w:r>
-        <w:t>Суп давно охолов. Вона все одно з’їла половину прямо з контейнера, не підігріваючи. Паралельно доробила лист партнеру й прикріпила три проєкти: матеріальну підтримку сімей, психологічний напрям і ще одну невелику програму для кандидатів. Десятимільйонний виїзд лишився в архіві.</w:t>
-      </w:r>
-    </w:p>
-    <w:p>
-      <w:r>
-        <w:t>На цьому можна було закінчити. Наступного ранку вона відкрила його знову — цього разу листування.</w:t>
-      </w:r>
-    </w:p>
-    <w:p>
+        <w:t xml:space="preserve">Кота вона не видалила. Шукати спочатку було незрозуміло що. Вона ввела назву програми, потім прізвище старої координаторки, потім рік. Випали сотні документів: бронювання номерів, уточнення меню, списки дітей, погодження тренерів, питання про </w:t>
+      </w:r>
       <w:r>
         <w:lastRenderedPageBreak/>
-        <w:t>У старих проєктах пошта зберігалася дивно. Частина листів лежала окремими файлами, частина — сканами, деякі ланцюжки хтось колись експортував цілком. Назви теж були різні: «листування», «кореспонденція», «донор», «важливе», «важливе_2». В одній папці вона знайшла фотографію кота. Чорного, дуже сердитого. Файл називався «остаточний бюджет».</w:t>
-      </w:r>
-    </w:p>
-    <w:p>
-      <w:r>
-        <w:t>Вона засміялася так голосно, що асистентка за стіною спитала:</w:t>
-      </w:r>
-    </w:p>
-    <w:p>
-      <w:r>
-        <w:t>— Що там?</w:t>
-      </w:r>
-    </w:p>
-    <w:p>
-      <w:r>
-        <w:t>— Нічого. Архів.</w:t>
-      </w:r>
-    </w:p>
-    <w:p>
-      <w:r>
-        <w:t>— Я теж хочу такий архів.</w:t>
-      </w:r>
-    </w:p>
-    <w:p>
-      <w:r>
-        <w:t>— Ні.</w:t>
-      </w:r>
-    </w:p>
-    <w:p>
-      <w:r>
-        <w:t>Кота вона не видалила. Шукати спочатку було незрозуміло що. Вона ввела назву програми, потім прізвище старої координаторки, потім рік. Випали сотні документів: бронювання номерів, уточнення меню, списки дітей, погодження тренерів, питання про трансфер. Десь загубилася одна валіза. Десь хтось вимагав дитяче ліжечко, хоча в заявці дитині було одинадцять років. Через три листи з’ясувалося, що помилилися роком народження.</w:t>
+        <w:t>трансфер. Десь загубилася одна валіза. Десь хтось вимагав дитяче ліжечко, хоча в заявці дитині було одинадцять років. Через три листи з’ясувалося, що помилилися роком народження.</w:t>
       </w:r>
     </w:p>
     <w:p>
@@ -9617,32 +9565,32 @@
     </w:p>
     <w:p>
       <w:r>
+        <w:t>Третій запит надійшов від лікарні. Вона відкрила вкладення, але там виявився погано відсканований лист на дві сторінки. Половина печатки зникла за краєм. У тексті просили розглянути можливість підтримки кількох термінових випадків. Без списку — список був окремим додатком, якого в цій папці не було.</w:t>
+      </w:r>
+    </w:p>
+    <w:p>
+      <w:r>
+        <w:t>Відповідь фонду лежала поруч: «Фінансування в межах чинних програм не передбачено». Нижче стояла дата. Вона подивилася на неї довше, ніж на текст.</w:t>
+      </w:r>
+    </w:p>
+    <w:p>
+      <w:r>
+        <w:t>Потім повернулася до папки виїзного навчання й відкрила перший договір із комплексом.</w:t>
+      </w:r>
+    </w:p>
+    <w:p>
+      <w:r>
+        <w:t>Дата була майже поруч. Це нічого не означало. Програма затверджувалася раніше. Гроші мали призначення. Один лист не мав стосунку до іншого. Вона це знала без пояснень.</w:t>
+      </w:r>
+    </w:p>
+    <w:p>
+      <w:r>
+        <w:t>Все одно відкрила календар на тому році. У старому архіві не було нормального календаря, тільки таблиця активностей на квартал. Вона знайшла потрібний місяць і почала звіряти числа.</w:t>
+      </w:r>
+    </w:p>
+    <w:p>
+      <w:r>
         <w:lastRenderedPageBreak/>
-        <w:t>Третій запит надійшов від лікарні. Вона відкрила вкладення, але там виявився погано відсканований лист на дві сторінки. Половина печатки зникла за краєм. У тексті просили розглянути можливість підтримки кількох термінових випадків. Без списку — список був окремим додатком, якого в цій папці не було.</w:t>
-      </w:r>
-    </w:p>
-    <w:p>
-      <w:r>
-        <w:t>Відповідь фонду лежала поруч: «Фінансування в межах чинних програм не передбачено». Нижче стояла дата. Вона подивилася на неї довше, ніж на текст.</w:t>
-      </w:r>
-    </w:p>
-    <w:p>
-      <w:r>
-        <w:t>Потім повернулася до папки виїзного навчання й відкрила перший договір із комплексом.</w:t>
-      </w:r>
-    </w:p>
-    <w:p>
-      <w:r>
-        <w:t>Дата була майже поруч. Це нічого не означало. Програма затверджувалася раніше. Гроші мали призначення. Один лист не мав стосунку до іншого. Вона це знала без пояснень.</w:t>
-      </w:r>
-    </w:p>
-    <w:p>
-      <w:r>
-        <w:t>Все одно відкрила календар на тому році. У старому архіві не було нормального календаря, тільки таблиця активностей на квартал. Вона знайшла потрібний місяць і почала звіряти числа.</w:t>
-      </w:r>
-    </w:p>
-    <w:p>
-      <w:r>
         <w:t>Асистентка постукала у двері.</w:t>
       </w:r>
     </w:p>
@@ -9732,47 +9680,47 @@
     </w:p>
     <w:p>
       <w:r>
+        <w:t>Вона спершу подумала, що побачила знайому цифру тому, що шукала її. Перерахувала нулі.</w:t>
+      </w:r>
+    </w:p>
+    <w:p>
+      <w:r>
+        <w:t>Потім ще раз.</w:t>
+      </w:r>
+    </w:p>
+    <w:p>
+      <w:r>
+        <w:t>Десять дітей. По-різному. Десь сума була меншою за мільйон, десь більшою. Разом виходило рівно десять.</w:t>
+      </w:r>
+    </w:p>
+    <w:p>
+      <w:r>
+        <w:t>До дзвінка лишалося одинадцять хвилин.</w:t>
+      </w:r>
+    </w:p>
+    <w:p>
+      <w:r>
+        <w:t>Вона відкрила старе листування за тією датою.</w:t>
+      </w:r>
+    </w:p>
+    <w:p>
+      <w:r>
+        <w:t>Перший лист був від координаторки фонду до керівництва. Короткий, без драматичних слів. Лікарня звернулася із терміновим запитом. Просили розглянути можливість повного або часткового фінансування. Координаторка окремо написала, що випадки мають обмежений час для рішення.</w:t>
+      </w:r>
+    </w:p>
+    <w:p>
+      <w:r>
+        <w:t>Нижче — відповідь фінансистки.</w:t>
+      </w:r>
+    </w:p>
+    <w:p>
+      <w:r>
+        <w:t>«У медичному напрямі вільного залишку немає».</w:t>
+      </w:r>
+    </w:p>
+    <w:p>
+      <w:r>
         <w:lastRenderedPageBreak/>
-        <w:t>Вона спершу подумала, що побачила знайому цифру тому, що шукала її. Перерахувала нулі.</w:t>
-      </w:r>
-    </w:p>
-    <w:p>
-      <w:r>
-        <w:t>Потім ще раз.</w:t>
-      </w:r>
-    </w:p>
-    <w:p>
-      <w:r>
-        <w:t>Десять дітей. По-різному. Десь сума була меншою за мільйон, десь більшою. Разом виходило рівно десять.</w:t>
-      </w:r>
-    </w:p>
-    <w:p>
-      <w:r>
-        <w:t>До дзвінка лишалося одинадцять хвилин.</w:t>
-      </w:r>
-    </w:p>
-    <w:p>
-      <w:r>
-        <w:t>Вона відкрила старе листування за тією датою.</w:t>
-      </w:r>
-    </w:p>
-    <w:p>
-      <w:r>
-        <w:t>Перший лист був від координаторки фонду до керівництва. Короткий, без драматичних слів. Лікарня звернулася із терміновим запитом. Просили розглянути можливість повного або часткового фінансування. Координаторка окремо написала, що випадки мають обмежений час для рішення.</w:t>
-      </w:r>
-    </w:p>
-    <w:p>
-      <w:r>
-        <w:t>Нижче — відповідь фінансистки.</w:t>
-      </w:r>
-    </w:p>
-    <w:p>
-      <w:r>
-        <w:t>«У медичному напрямі вільного залишку немає».</w:t>
-      </w:r>
-    </w:p>
-    <w:p>
-      <w:r>
         <w:t>Ще нижче хтось із керівництва запитав:</w:t>
       </w:r>
     </w:p>
@@ -9878,47 +9826,47 @@
     </w:p>
     <w:p>
       <w:r>
+        <w:t>У громаді сперечалися про приміщення для наступного навчання. Їм пропонували актову залу школи, але тренери просили столи, які можна рухати. У школі столи були прикручені до підлоги.</w:t>
+      </w:r>
+    </w:p>
+    <w:p>
+      <w:r>
+        <w:t>— Не прикручені, — сказала жінка з громади. — Вони просто важкі.</w:t>
+      </w:r>
+    </w:p>
+    <w:p>
+      <w:r>
+        <w:t>— У минулому році ми їх четверо тягали, — втрутився чоловік, якого вона не знала. — Там ніжки металеві. Я потім два дні спину мазав.</w:t>
+      </w:r>
+    </w:p>
+    <w:p>
+      <w:r>
+        <w:t>Хтось засміявся.</w:t>
+      </w:r>
+    </w:p>
+    <w:p>
+      <w:r>
+        <w:t>Вона попросила скинути фотографії зали. За п’ять хвилин домовилися подивитися ще одне приміщення в бібліотеці.</w:t>
+      </w:r>
+    </w:p>
+    <w:p>
+      <w:r>
+        <w:t>Потім ще кілька хвилин говорили про дітей, обід і автобус із сусіднього села. У когось гавкав собака. Двічі пропадав звук.</w:t>
+      </w:r>
+    </w:p>
+    <w:p>
+      <w:r>
+        <w:t>Нарада закінчилася на сім хвилин раніше.</w:t>
+      </w:r>
+    </w:p>
+    <w:p>
+      <w:r>
+        <w:t>— Бачиш, — сказала асистентка, заглянувши в кабінет. — Можемо, коли хочемо.</w:t>
+      </w:r>
+    </w:p>
+    <w:p>
+      <w:r>
         <w:lastRenderedPageBreak/>
-        <w:t>У громаді сперечалися про приміщення для наступного навчання. Їм пропонували актову залу школи, але тренери просили столи, які можна рухати. У школі столи були прикручені до підлоги.</w:t>
-      </w:r>
-    </w:p>
-    <w:p>
-      <w:r>
-        <w:t>— Не прикручені, — сказала жінка з громади. — Вони просто важкі.</w:t>
-      </w:r>
-    </w:p>
-    <w:p>
-      <w:r>
-        <w:t>— У минулому році ми їх четверо тягали, — втрутився чоловік, якого вона не знала. — Там ніжки металеві. Я потім два дні спину мазав.</w:t>
-      </w:r>
-    </w:p>
-    <w:p>
-      <w:r>
-        <w:t>Хтось засміявся.</w:t>
-      </w:r>
-    </w:p>
-    <w:p>
-      <w:r>
-        <w:t>Вона попросила скинути фотографії зали. За п’ять хвилин домовилися подивитися ще одне приміщення в бібліотеці.</w:t>
-      </w:r>
-    </w:p>
-    <w:p>
-      <w:r>
-        <w:t>Потім обговорювали дітей, які будуть на окремій програмі, обід, воду й автобус із сусіднього села. У когось гавкав собака. Двічі пропадав звук. Один чоловік весь дзвінок сидів із вимкненою камерою, а наприкінці раптом увімкнув і виявилося, що він у машині.</w:t>
-      </w:r>
-    </w:p>
-    <w:p>
-      <w:r>
-        <w:t>Нарада закінчилася на сім хвилин раніше.</w:t>
-      </w:r>
-    </w:p>
-    <w:p>
-      <w:r>
-        <w:t>— Бачиш, — сказала асистентка, заглянувши в кабінет. — Можемо, коли хочемо.</w:t>
-      </w:r>
-    </w:p>
-    <w:p>
-      <w:r>
         <w:t>— Не звикай.</w:t>
       </w:r>
     </w:p>
@@ -9984,42 +9932,42 @@
     </w:p>
     <w:p>
       <w:r>
+        <w:t>Просто багато роботи.</w:t>
+      </w:r>
+    </w:p>
+    <w:p>
+      <w:r>
+        <w:t>Вона відчула, що їй не подобається ця думка саме через слово «просто».</w:t>
+      </w:r>
+    </w:p>
+    <w:p>
+      <w:r>
+        <w:t>Наступний лист був від керівниці програми. Інше прізвище. Людина, якої вона не знала.</w:t>
+      </w:r>
+    </w:p>
+    <w:p>
+      <w:r>
+        <w:t>«Колеги, перш ніж запускати зміни, прошу оцінити, чи маємо підтвердження, що лікарня зможе провести всі втручання в заявлені строки у разі фінансування. Також прошу врахувати, що на виїзд підтверджено 30 сімей, частина з дітьми. Для багатьох це перша очна активність за тривалий час».</w:t>
+      </w:r>
+    </w:p>
+    <w:p>
+      <w:r>
+        <w:t>Через годину лікарня відповіла: так, за наявності оплати вони готові працювати за заявленим графіком. Для частини дітей час критичний. Для двох можливе коротке перенесення.</w:t>
+      </w:r>
+    </w:p>
+    <w:p>
+      <w:r>
+        <w:t>У листуванні знову виникла пауза.</w:t>
+      </w:r>
+    </w:p>
+    <w:p>
+      <w:r>
+        <w:t>Майже чотири години.</w:t>
+      </w:r>
+    </w:p>
+    <w:p>
+      <w:r>
         <w:lastRenderedPageBreak/>
-        <w:t>Просто багато роботи.</w:t>
-      </w:r>
-    </w:p>
-    <w:p>
-      <w:r>
-        <w:t>Вона відчула, що їй не подобається ця думка саме через слово «просто».</w:t>
-      </w:r>
-    </w:p>
-    <w:p>
-      <w:r>
-        <w:t>Наступний лист був від керівниці програми. Інше прізвище. Людина, якої вона не знала.</w:t>
-      </w:r>
-    </w:p>
-    <w:p>
-      <w:r>
-        <w:t>«Колеги, перш ніж запускати зміни, прошу оцінити, чи маємо підтвердження, що лікарня зможе провести всі втручання в заявлені строки у разі фінансування. Також прошу врахувати, що на виїзд підтверджено 30 сімей, частина з дітьми. Для багатьох це перша очна активність за тривалий час».</w:t>
-      </w:r>
-    </w:p>
-    <w:p>
-      <w:r>
-        <w:t>Через годину лікарня відповіла: так, за наявності оплати вони готові працювати за заявленим графіком. Для частини дітей час критичний. Для двох можливе коротке перенесення.</w:t>
-      </w:r>
-    </w:p>
-    <w:p>
-      <w:r>
-        <w:t>У листуванні знову виникла пауза.</w:t>
-      </w:r>
-    </w:p>
-    <w:p>
-      <w:r>
-        <w:t>Майже чотири години.</w:t>
-      </w:r>
-    </w:p>
-    <w:p>
-      <w:r>
         <w:t>Вона подивилася на час відправлення, ніби в цих чотирьох годинах могла бути відповідь.</w:t>
       </w:r>
     </w:p>
@@ -10095,62 +10043,62 @@
     </w:p>
     <w:p>
       <w:r>
+        <w:t>Навіть хороша.</w:t>
+      </w:r>
+    </w:p>
+    <w:p>
+      <w:r>
+        <w:t>Вона знала, скільки людей у таких ситуаціях просто пересилають стандартну відмову й закривають лист. Тут хтось дзвонив, писав, пересилав документи, шукав.</w:t>
+      </w:r>
+    </w:p>
+    <w:p>
+      <w:r>
+        <w:t>Від цього легше не стало.</w:t>
+      </w:r>
+    </w:p>
+    <w:p>
+      <w:r>
+        <w:t>На наступний день у папці з’явився ще один внутрішній лист.</w:t>
+      </w:r>
+    </w:p>
+    <w:p>
+      <w:r>
+        <w:t>«По заходу все підтверджено. Готель просить остаточну кількість до 15:00».</w:t>
+      </w:r>
+    </w:p>
+    <w:p>
+      <w:r>
+        <w:t>І далі, через кілька годин:</w:t>
+      </w:r>
+    </w:p>
+    <w:p>
+      <w:r>
+        <w:t>«Підтверджуємо 30 сімей».</w:t>
+      </w:r>
+    </w:p>
+    <w:p>
+      <w:r>
+        <w:t>Вона відкрила таблицю з медичними випадками.</w:t>
+      </w:r>
+    </w:p>
+    <w:p>
+      <w:r>
+        <w:t>Десять рядків.</w:t>
+      </w:r>
+    </w:p>
+    <w:p>
+      <w:r>
+        <w:t>Повернулася до листа про готель.</w:t>
+      </w:r>
+    </w:p>
+    <w:p>
+      <w:r>
+        <w:t>Тридцять сімей.</w:t>
+      </w:r>
+    </w:p>
+    <w:p>
+      <w:r>
         <w:lastRenderedPageBreak/>
-        <w:t>Навіть хороша.</w:t>
-      </w:r>
-    </w:p>
-    <w:p>
-      <w:r>
-        <w:t>Вона знала, скільки людей у таких ситуаціях просто пересилають стандартну відмову й закривають лист. Тут хтось дзвонив, писав, пересилав документи, шукав.</w:t>
-      </w:r>
-    </w:p>
-    <w:p>
-      <w:r>
-        <w:t>Від цього легше не стало.</w:t>
-      </w:r>
-    </w:p>
-    <w:p>
-      <w:r>
-        <w:t>На наступний день у папці з’явився ще один внутрішній лист.</w:t>
-      </w:r>
-    </w:p>
-    <w:p>
-      <w:r>
-        <w:t>«По заходу все підтверджено. Готель просить остаточну кількість до 15:00».</w:t>
-      </w:r>
-    </w:p>
-    <w:p>
-      <w:r>
-        <w:t>І далі, через кілька годин:</w:t>
-      </w:r>
-    </w:p>
-    <w:p>
-      <w:r>
-        <w:t>«Підтверджуємо 30 сімей».</w:t>
-      </w:r>
-    </w:p>
-    <w:p>
-      <w:r>
-        <w:t>Вона відкрила таблицю з медичними випадками.</w:t>
-      </w:r>
-    </w:p>
-    <w:p>
-      <w:r>
-        <w:t>Десять рядків.</w:t>
-      </w:r>
-    </w:p>
-    <w:p>
-      <w:r>
-        <w:t>Повернулася до листа про готель.</w:t>
-      </w:r>
-    </w:p>
-    <w:p>
-      <w:r>
-        <w:t>Тридцять сімей.</w:t>
-      </w:r>
-    </w:p>
-    <w:p>
-      <w:r>
         <w:t>Цифри стояли поруч лише тому, що вона сама відкрила два вікна на одному екрані. Люди, які писали ті листи, могли взагалі не бачити обидва документи одночасно.</w:t>
       </w:r>
     </w:p>
@@ -10261,57 +10209,57 @@
     </w:p>
     <w:p>
       <w:r>
+        <w:t>— Уже.</w:t>
+      </w:r>
+    </w:p>
+    <w:p>
+      <w:r>
+        <w:t>Коли двері зачинилися, вона підписала папку не дивлячись. Потім одразу відкрила, перевірила суму й підписала ще раз там, де справді треба було.</w:t>
+      </w:r>
+    </w:p>
+    <w:p>
+      <w:r>
+        <w:t>У старому листуванні лишався ще один файл із назвою «рішення».</w:t>
+      </w:r>
+    </w:p>
+    <w:p>
+      <w:r>
+        <w:t>Вона не хотіла відкривати його одразу. Це було смішно. Слово нічого не означало. У таких папках «рішенням» міг називатися навіть список учасників.</w:t>
+      </w:r>
+    </w:p>
+    <w:p>
+      <w:r>
+        <w:t>Відкрила.</w:t>
+      </w:r>
+    </w:p>
+    <w:p>
+      <w:r>
+        <w:t>Це був короткий протокол внутрішньої наради.</w:t>
+      </w:r>
+    </w:p>
+    <w:p>
+      <w:r>
+        <w:t>Без прізвищ дітей.</w:t>
+      </w:r>
+    </w:p>
+    <w:p>
+      <w:r>
+        <w:t>Без розмови про смерть.</w:t>
+      </w:r>
+    </w:p>
+    <w:p>
+      <w:r>
+        <w:t>Три питання порядку денного.</w:t>
+      </w:r>
+    </w:p>
+    <w:p>
+      <w:r>
+        <w:t>Перше — медичний запит лікарні.</w:t>
+      </w:r>
+    </w:p>
+    <w:p>
+      <w:r>
         <w:lastRenderedPageBreak/>
-        <w:t>— Уже.</w:t>
-      </w:r>
-    </w:p>
-    <w:p>
-      <w:r>
-        <w:t>Коли двері зачинилися, вона підписала папку не дивлячись. Потім одразу відкрила, перевірила суму й підписала ще раз там, де справді треба було.</w:t>
-      </w:r>
-    </w:p>
-    <w:p>
-      <w:r>
-        <w:t>У старому листуванні лишався ще один файл із назвою «рішення».</w:t>
-      </w:r>
-    </w:p>
-    <w:p>
-      <w:r>
-        <w:t>Вона не хотіла відкривати його одразу. Це було смішно. Слово нічого не означало. У таких папках «рішенням» міг називатися навіть список учасників.</w:t>
-      </w:r>
-    </w:p>
-    <w:p>
-      <w:r>
-        <w:t>Відкрила.</w:t>
-      </w:r>
-    </w:p>
-    <w:p>
-      <w:r>
-        <w:t>Це був короткий протокол внутрішньої наради.</w:t>
-      </w:r>
-    </w:p>
-    <w:p>
-      <w:r>
-        <w:t>Без прізвищ дітей.</w:t>
-      </w:r>
-    </w:p>
-    <w:p>
-      <w:r>
-        <w:t>Без розмови про смерть.</w:t>
-      </w:r>
-    </w:p>
-    <w:p>
-      <w:r>
-        <w:t>Три питання порядку денного.</w:t>
-      </w:r>
-    </w:p>
-    <w:p>
-      <w:r>
-        <w:t>Перше — медичний запит лікарні.</w:t>
-      </w:r>
-    </w:p>
-    <w:p>
-      <w:r>
         <w:t>Друге — виїзна програма для сімей.</w:t>
       </w:r>
     </w:p>
@@ -10392,67 +10340,67 @@
     </w:p>
     <w:p>
       <w:r>
+        <w:t>Вона знайшла номер логіста, подзвонила, дочекалася відповіді. Машина буде завтра після обіду.</w:t>
+      </w:r>
+    </w:p>
+    <w:p>
+      <w:r>
+        <w:t>— Точно? — перепитала працівниця служби.</w:t>
+      </w:r>
+    </w:p>
+    <w:p>
+      <w:r>
+        <w:t>— Якщо не зламається по дорозі.</w:t>
+      </w:r>
+    </w:p>
+    <w:p>
+      <w:r>
+        <w:t>— Не кажи так.</w:t>
+      </w:r>
+    </w:p>
+    <w:p>
+      <w:r>
+        <w:t>— Добре. Буде завтра.</w:t>
+      </w:r>
+    </w:p>
+    <w:p>
+      <w:r>
+        <w:t>— Оце інша розмова.</w:t>
+      </w:r>
+    </w:p>
+    <w:p>
+      <w:r>
+        <w:t>Вона завершила дзвінок і записала собі нагадування перевірити доставку.</w:t>
+      </w:r>
+    </w:p>
+    <w:p>
+      <w:r>
+        <w:t>Потім повернулася до протоколу.</w:t>
+      </w:r>
+    </w:p>
+    <w:p>
+      <w:r>
+        <w:t>Внизу стояла дата.</w:t>
+      </w:r>
+    </w:p>
+    <w:p>
+      <w:r>
+        <w:t>Вона звірила її з таблицею лікарні.</w:t>
+      </w:r>
+    </w:p>
+    <w:p>
+      <w:r>
+        <w:t>Потім із листом про остаточну кількість у готелі.</w:t>
+      </w:r>
+    </w:p>
+    <w:p>
+      <w:r>
+        <w:t>Нічого нового не побачила.</w:t>
+      </w:r>
+    </w:p>
+    <w:p>
+      <w:r>
         <w:lastRenderedPageBreak/>
-        <w:t>Вона знайшла номер логіста, подзвонила, дочекалася відповіді. Машина буде завтра після обіду.</w:t>
-      </w:r>
-    </w:p>
-    <w:p>
-      <w:r>
-        <w:t>— Точно? — перепитала працівниця служби.</w:t>
-      </w:r>
-    </w:p>
-    <w:p>
-      <w:r>
-        <w:t>— Якщо не зламається по дорозі.</w:t>
-      </w:r>
-    </w:p>
-    <w:p>
-      <w:r>
-        <w:t>— Не кажи так.</w:t>
-      </w:r>
-    </w:p>
-    <w:p>
-      <w:r>
-        <w:t>— Добре. Буде завтра.</w:t>
-      </w:r>
-    </w:p>
-    <w:p>
-      <w:r>
-        <w:t>— Оце інша розмова.</w:t>
-      </w:r>
-    </w:p>
-    <w:p>
-      <w:r>
-        <w:t>Вона завершила дзвінок і записала собі нагадування перевірити доставку.</w:t>
-      </w:r>
-    </w:p>
-    <w:p>
-      <w:r>
-        <w:t>Потім повернулася до протоколу.</w:t>
-      </w:r>
-    </w:p>
-    <w:p>
-      <w:r>
-        <w:t>Внизу стояла дата.</w:t>
-      </w:r>
-    </w:p>
-    <w:p>
-      <w:r>
-        <w:t>Вона звірила її з таблицею лікарні.</w:t>
-      </w:r>
-    </w:p>
-    <w:p>
-      <w:r>
-        <w:t>Потім із листом про остаточну кількість у готелі.</w:t>
-      </w:r>
-    </w:p>
-    <w:p>
-      <w:r>
-        <w:t>Нічого нового не побачила.</w:t>
-      </w:r>
-    </w:p>
-    <w:p>
-      <w:r>
         <w:t>Усе вже було зрозуміло.</w:t>
       </w:r>
     </w:p>
@@ -10542,62 +10490,62 @@
     </w:p>
     <w:p>
       <w:r>
+        <w:t>— А в бібліотеці столи рухаються.</w:t>
+      </w:r>
+    </w:p>
+    <w:p>
+      <w:r>
+        <w:t>— Нарешті хороші новини.</w:t>
+      </w:r>
+    </w:p>
+    <w:p>
+      <w:r>
+        <w:t>— Але там немає штор.</w:t>
+      </w:r>
+    </w:p>
+    <w:p>
+      <w:r>
+        <w:t>Вона підняла голову.</w:t>
+      </w:r>
+    </w:p>
+    <w:p>
+      <w:r>
+        <w:t>— Навіщо нам штори?</w:t>
+      </w:r>
+    </w:p>
+    <w:p>
+      <w:r>
+        <w:t>— Не знаю. Вони самі написали, що немає.</w:t>
+      </w:r>
+    </w:p>
+    <w:p>
+      <w:r>
+        <w:t>— Добре. Переживемо.</w:t>
+      </w:r>
+    </w:p>
+    <w:p>
+      <w:r>
+        <w:t>Коли двері зачинилися, вона ще хвилин десять доробляла те, що було на екрані. Потім відкрила стару папку лікарні.</w:t>
+      </w:r>
+    </w:p>
+    <w:p>
+      <w:r>
+        <w:t>Учора вона бачила таблицю на десять рядків. Вік, короткий опис стану, сума, строки. Імена туди не виносили. Для рішення вони, мабуть, і не були потрібні.</w:t>
+      </w:r>
+    </w:p>
+    <w:p>
+      <w:r>
+        <w:t>Медичні додатки знайшлися окремо.</w:t>
+      </w:r>
+    </w:p>
+    <w:p>
+      <w:r>
+        <w:t>Десять папок, пронумерованих від 01 до 10.</w:t>
+      </w:r>
+    </w:p>
+    <w:p>
+      <w:r>
         <w:lastRenderedPageBreak/>
-        <w:t>— А в бібліотеці столи рухаються.</w:t>
-      </w:r>
-    </w:p>
-    <w:p>
-      <w:r>
-        <w:t>— Нарешті хороші новини.</w:t>
-      </w:r>
-    </w:p>
-    <w:p>
-      <w:r>
-        <w:t>— Але там немає штор.</w:t>
-      </w:r>
-    </w:p>
-    <w:p>
-      <w:r>
-        <w:t>Вона підняла голову.</w:t>
-      </w:r>
-    </w:p>
-    <w:p>
-      <w:r>
-        <w:t>— Навіщо нам штори?</w:t>
-      </w:r>
-    </w:p>
-    <w:p>
-      <w:r>
-        <w:t>— Не знаю. Вони самі написали, що немає.</w:t>
-      </w:r>
-    </w:p>
-    <w:p>
-      <w:r>
-        <w:t>— Добре. Переживемо.</w:t>
-      </w:r>
-    </w:p>
-    <w:p>
-      <w:r>
-        <w:t>Коли двері зачинилися, вона ще хвилин десять доробляла те, що було на екрані. Потім відкрила стару папку лікарні.</w:t>
-      </w:r>
-    </w:p>
-    <w:p>
-      <w:r>
-        <w:t>Учора вона бачила таблицю на десять рядків. Вік, короткий опис стану, сума, строки. Імена туди не виносили. Для рішення вони, мабуть, і не були потрібні.</w:t>
-      </w:r>
-    </w:p>
-    <w:p>
-      <w:r>
-        <w:t>Медичні додатки знайшлися окремо.</w:t>
-      </w:r>
-    </w:p>
-    <w:p>
-      <w:r>
-        <w:t>Десять папок, пронумерованих від 01 до 10.</w:t>
-      </w:r>
-    </w:p>
-    <w:p>
-      <w:r>
         <w:t>Вона відкрила першу.</w:t>
       </w:r>
     </w:p>
@@ -10688,57 +10636,52 @@
     </w:p>
     <w:p>
       <w:r>
+        <w:t>Колись волонтерка просила її перезняти цю сторінку. Вона пам’ятала розмову не цілком, тільки власне роздратування: документи вже фотографували кілька разів, лікарня просила одне, потім інше, щось треба було перекласти, щось дослати. Вона тоді подивилася на фотографію і сказала, що всі цифри видно.</w:t>
+      </w:r>
+    </w:p>
+    <w:p>
+      <w:r>
+        <w:t>Волонтерка погодилася відправити так.</w:t>
+      </w:r>
+    </w:p>
+    <w:p>
+      <w:r>
+        <w:t>Вона збільшила сторінку.</w:t>
+      </w:r>
+    </w:p>
+    <w:p>
+      <w:r>
+        <w:t>У шапці стояло ім’я доньки.</w:t>
+      </w:r>
+    </w:p>
+    <w:p>
+      <w:r>
+        <w:t>Нижче — дата народження.</w:t>
+      </w:r>
+    </w:p>
+    <w:p>
+      <w:r>
+        <w:t>Вона прочитала обидва рядки, потім опустила погляд на середину сторінки, хоча там уже не було нічого, чого вона не знала.</w:t>
+      </w:r>
+    </w:p>
+    <w:p>
+      <w:r>
+        <w:t>На екрані сторінка лишалася збільшеною.</w:t>
+      </w:r>
+    </w:p>
+    <w:p>
+      <w:r>
+        <w:t>Вона відкрила старий чат із волонтеркою.</w:t>
+      </w:r>
+    </w:p>
+    <w:p>
+      <w:r>
+        <w:t>Шукати довго не довелося. Дати вона вже знала.</w:t>
+      </w:r>
+    </w:p>
+    <w:p>
+      <w:r>
         <w:lastRenderedPageBreak/>
-        <w:t>Колись волонтерка просила її перезняти цю сторінку. Вона пам’ятала розмову не цілком, тільки власне роздратування: документи вже фотографували кілька разів, лікарня просила одне, потім інше, щось треба було перекласти, щось дослати. Вона тоді подивилася на фотографію і сказала, що всі цифри видно.</w:t>
-      </w:r>
-    </w:p>
-    <w:p>
-      <w:r>
-        <w:t>Волонтерка погодилася відправити так.</w:t>
-      </w:r>
-    </w:p>
-    <w:p>
-      <w:r>
-        <w:t>Вона збільшила сторінку.</w:t>
-      </w:r>
-    </w:p>
-    <w:p>
-      <w:r>
-        <w:t>У шапці стояло ім’я доньки.</w:t>
-      </w:r>
-    </w:p>
-    <w:p>
-      <w:r>
-        <w:t>Нижче — дата народження.</w:t>
-      </w:r>
-    </w:p>
-    <w:p>
-      <w:r>
-        <w:t>Вона прочитала обидва рядки, потім опустила погляд на середину сторінки, хоча там уже не було нічого, чого вона не знала.</w:t>
-      </w:r>
-    </w:p>
-    <w:p>
-      <w:r>
-        <w:t>Коліно вдарилося об тумбу, коли вона відсунула стілець. Тумба трохи поїхала. Вона поставила її назад ногою.</w:t>
-      </w:r>
-    </w:p>
-    <w:p>
-      <w:r>
-        <w:t>На екрані сторінка лишалася збільшеною.</w:t>
-      </w:r>
-    </w:p>
-    <w:p>
-      <w:r>
-        <w:t>Вона відкрила старий чат із волонтеркою.</w:t>
-      </w:r>
-    </w:p>
-    <w:p>
-      <w:r>
-        <w:t>Шукати довго не довелося. Дати вона вже знала.</w:t>
-      </w:r>
-    </w:p>
-    <w:p>
-      <w:r>
         <w:t>«Вони просять виписку».</w:t>
       </w:r>
     </w:p>
@@ -10829,67 +10772,67 @@
     </w:p>
     <w:p>
       <w:r>
+        <w:t>Один мільйон.</w:t>
+      </w:r>
+    </w:p>
+    <w:p>
+      <w:r>
+        <w:t>У таблиці поруч були інші суми. Менші, більші. Разом десять.</w:t>
+      </w:r>
+    </w:p>
+    <w:p>
+      <w:r>
+        <w:t>Вона повернулася до чату.</w:t>
+      </w:r>
+    </w:p>
+    <w:p>
+      <w:r>
+        <w:t>Далі йшло те, що вона вже читала багато разів після смерті.</w:t>
+      </w:r>
+    </w:p>
+    <w:p>
+      <w:r>
+        <w:t>«Чекаємо».</w:t>
+      </w:r>
+    </w:p>
+    <w:p>
+      <w:r>
+        <w:t>«Ще нема відповіді».</w:t>
+      </w:r>
+    </w:p>
+    <w:p>
+      <w:r>
+        <w:t>«Я нагадала».</w:t>
+      </w:r>
+    </w:p>
+    <w:p>
+      <w:r>
+        <w:t>Потім:</w:t>
+      </w:r>
+    </w:p>
+    <w:p>
+      <w:r>
+        <w:t>«У них бюджет затверджений. Позапланові медичні випадки зараз не беруть».</w:t>
+      </w:r>
+    </w:p>
+    <w:p>
+      <w:r>
+        <w:t>Вона довго дивилася не на цю фразу, а на час під нею.</w:t>
+      </w:r>
+    </w:p>
+    <w:p>
+      <w:r>
+        <w:t>Усередині фонду в ті самі дні питали, чи можна переглянути бюджет. Можна було. Потім рахували, що вже оплачено, кому вже повідомили, що доведеться скасовувати, і вирішили шукати інші гроші.</w:t>
+      </w:r>
+    </w:p>
+    <w:p>
+      <w:r>
+        <w:t>Волонтерка написала рівно те, що отримала назовні.</w:t>
+      </w:r>
+    </w:p>
+    <w:p>
+      <w:r>
         <w:lastRenderedPageBreak/>
-        <w:t>Один мільйон.</w:t>
-      </w:r>
-    </w:p>
-    <w:p>
-      <w:r>
-        <w:t>У таблиці поруч були інші суми. Менші, більші. Разом десять.</w:t>
-      </w:r>
-    </w:p>
-    <w:p>
-      <w:r>
-        <w:t>Вона повернулася до чату.</w:t>
-      </w:r>
-    </w:p>
-    <w:p>
-      <w:r>
-        <w:t>Далі йшло те, що вона вже читала багато разів після смерті.</w:t>
-      </w:r>
-    </w:p>
-    <w:p>
-      <w:r>
-        <w:t>«Чекаємо».</w:t>
-      </w:r>
-    </w:p>
-    <w:p>
-      <w:r>
-        <w:t>«Ще нема відповіді».</w:t>
-      </w:r>
-    </w:p>
-    <w:p>
-      <w:r>
-        <w:t>«Я нагадала».</w:t>
-      </w:r>
-    </w:p>
-    <w:p>
-      <w:r>
-        <w:t>Потім:</w:t>
-      </w:r>
-    </w:p>
-    <w:p>
-      <w:r>
-        <w:t>«У них бюджет затверджений. Позапланові медичні випадки зараз не беруть».</w:t>
-      </w:r>
-    </w:p>
-    <w:p>
-      <w:r>
-        <w:t>Вона довго дивилася не на цю фразу, а на час під нею.</w:t>
-      </w:r>
-    </w:p>
-    <w:p>
-      <w:r>
-        <w:t>Усередині фонду в ті самі дні питали, чи можна переглянути бюджет. Можна було. Потім рахували, що вже оплачено, кому вже повідомили, що доведеться скасовувати, і вирішили шукати інші гроші.</w:t>
-      </w:r>
-    </w:p>
-    <w:p>
-      <w:r>
-        <w:t>Волонтерка написала рівно те, що отримала назовні.</w:t>
-      </w:r>
-    </w:p>
-    <w:p>
-      <w:r>
         <w:t>У чат не потрапили готель, поліграфія, транспорт, тридцять сімей і лист «Добре. Пішла по партнерах».</w:t>
       </w:r>
     </w:p>
@@ -10990,67 +10933,67 @@
     </w:p>
     <w:p>
       <w:r>
+        <w:t>Бухгалтерка махнула на неї ложкою.</w:t>
+      </w:r>
+    </w:p>
+    <w:p>
+      <w:r>
+        <w:t>Вона повернулася в кабінет.</w:t>
+      </w:r>
+    </w:p>
+    <w:p>
+      <w:r>
+        <w:t>Сторінка з ім’ям доньки все ще була відкрита.</w:t>
+      </w:r>
+    </w:p>
+    <w:p>
+      <w:r>
+        <w:t>Вода в склянці тремтіла, поки вона ставила її на стіл. Вона почекала, поки перестане.</w:t>
+      </w:r>
+    </w:p>
+    <w:p>
+      <w:r>
+        <w:t>Потім зменшила документ до звичайного масштабу.</w:t>
+      </w:r>
+    </w:p>
+    <w:p>
+      <w:r>
+        <w:t>Тепер це знову була виписка на дванадцять сторінок.</w:t>
+      </w:r>
+    </w:p>
+    <w:p>
+      <w:r>
+        <w:t>Вона переглянула решту файлів у папці. Рахунок. Супровідний лист. Коротка форма, яку заповнила лікарня. В одному полі було написано, що родина вже веде публічний збір. В іншому — що потрібне рішення в найкоротший строк.</w:t>
+      </w:r>
+    </w:p>
+    <w:p>
+      <w:r>
+        <w:t>У внутрішніх примітках навпроти випадку стояло:</w:t>
+      </w:r>
+    </w:p>
+    <w:p>
+      <w:r>
+        <w:t>«Передано партнерам».</w:t>
+      </w:r>
+    </w:p>
+    <w:p>
+      <w:r>
+        <w:t>Ще нижче:</w:t>
+      </w:r>
+    </w:p>
+    <w:p>
+      <w:r>
+        <w:t>«Очікуємо».</w:t>
+      </w:r>
+    </w:p>
+    <w:p>
+      <w:r>
+        <w:t>І більше нічого.</w:t>
+      </w:r>
+    </w:p>
+    <w:p>
+      <w:r>
         <w:lastRenderedPageBreak/>
-        <w:t>Бухгалтерка махнула на неї ложкою.</w:t>
-      </w:r>
-    </w:p>
-    <w:p>
-      <w:r>
-        <w:t>Вона повернулася в кабінет.</w:t>
-      </w:r>
-    </w:p>
-    <w:p>
-      <w:r>
-        <w:t>Сторінка з ім’ям доньки все ще була відкрита.</w:t>
-      </w:r>
-    </w:p>
-    <w:p>
-      <w:r>
-        <w:t>Вода в склянці тремтіла, поки вона ставила її на стіл. Вона почекала, поки перестане.</w:t>
-      </w:r>
-    </w:p>
-    <w:p>
-      <w:r>
-        <w:t>Потім зменшила документ до звичайного масштабу.</w:t>
-      </w:r>
-    </w:p>
-    <w:p>
-      <w:r>
-        <w:t>Тепер це знову була виписка на дванадцять сторінок.</w:t>
-      </w:r>
-    </w:p>
-    <w:p>
-      <w:r>
-        <w:t>Вона переглянула решту файлів у папці. Рахунок. Супровідний лист. Коротка форма, яку заповнила лікарня. В одному полі було написано, що родина вже веде публічний збір. В іншому — що потрібне рішення в найкоротший строк.</w:t>
-      </w:r>
-    </w:p>
-    <w:p>
-      <w:r>
-        <w:t>У внутрішніх примітках навпроти випадку стояло:</w:t>
-      </w:r>
-    </w:p>
-    <w:p>
-      <w:r>
-        <w:t>«Передано партнерам».</w:t>
-      </w:r>
-    </w:p>
-    <w:p>
-      <w:r>
-        <w:t>Ще нижче:</w:t>
-      </w:r>
-    </w:p>
-    <w:p>
-      <w:r>
-        <w:t>«Очікуємо».</w:t>
-      </w:r>
-    </w:p>
-    <w:p>
-      <w:r>
-        <w:t>І більше нічого.</w:t>
-      </w:r>
-    </w:p>
-    <w:p>
-      <w:r>
         <w:t>Ні відмітки про оплату.</w:t>
       </w:r>
     </w:p>
@@ -11141,62 +11084,62 @@
     </w:p>
     <w:p>
       <w:r>
+        <w:t>Вона раптом зрозуміла, що не знає, що сталося з жодною з цих дітей. У таблиці всі десять існували тільки в той момент, коли фонд мав прийняти рішення. Далі програма пішла своїм шляхом, лікарня — своїм, кожна сім’я — своїм.</w:t>
+      </w:r>
+    </w:p>
+    <w:p>
+      <w:r>
+        <w:t>Вона зробила копію таблиці, щоб не чіпати архівний файл, і додала праворуч колонку.</w:t>
+      </w:r>
+    </w:p>
+    <w:p>
+      <w:r>
+        <w:t>Спершу написала «результат».</w:t>
+      </w:r>
+    </w:p>
+    <w:p>
+      <w:r>
+        <w:t>Стерла.</w:t>
+      </w:r>
+    </w:p>
+    <w:p>
+      <w:r>
+        <w:t>Написала «подальший статус».</w:t>
+      </w:r>
+    </w:p>
+    <w:p>
+      <w:r>
+        <w:t>Залишила.</w:t>
+      </w:r>
+    </w:p>
+    <w:p>
+      <w:r>
+        <w:t>У четвертому рядку нічого не ставила.</w:t>
+      </w:r>
+    </w:p>
+    <w:p>
+      <w:r>
+        <w:t>Замовлення на обід принесли раніше, ніж обіцяли. Асистентка зайшла з паперовим пакетом.</w:t>
+      </w:r>
+    </w:p>
+    <w:p>
+      <w:r>
+        <w:t>— Тобі сирники. Кінзи нема, я перевірила.</w:t>
+      </w:r>
+    </w:p>
+    <w:p>
+      <w:r>
+        <w:t>— Дякую.</w:t>
+      </w:r>
+    </w:p>
+    <w:p>
+      <w:r>
+        <w:t>— Ти серйозно змусила їх перевіряти кінзу в сирниках?</w:t>
+      </w:r>
+    </w:p>
+    <w:p>
+      <w:r>
         <w:lastRenderedPageBreak/>
-        <w:t>Вона раптом зрозуміла, що не знає, що сталося з жодною з цих дітей. У таблиці всі десять існували тільки в той момент, коли фонд мав прийняти рішення. Далі програма пішла своїм шляхом, лікарня — своїм, кожна сім’я — своїм.</w:t>
-      </w:r>
-    </w:p>
-    <w:p>
-      <w:r>
-        <w:t>Вона зробила копію таблиці, щоб не чіпати архівний файл, і додала праворуч колонку.</w:t>
-      </w:r>
-    </w:p>
-    <w:p>
-      <w:r>
-        <w:t>Спершу написала «результат».</w:t>
-      </w:r>
-    </w:p>
-    <w:p>
-      <w:r>
-        <w:t>Стерла.</w:t>
-      </w:r>
-    </w:p>
-    <w:p>
-      <w:r>
-        <w:t>Написала «подальший статус».</w:t>
-      </w:r>
-    </w:p>
-    <w:p>
-      <w:r>
-        <w:t>Залишила.</w:t>
-      </w:r>
-    </w:p>
-    <w:p>
-      <w:r>
-        <w:t>У четвертому рядку нічого не ставила.</w:t>
-      </w:r>
-    </w:p>
-    <w:p>
-      <w:r>
-        <w:t>Замовлення на обід принесли раніше, ніж обіцяли. Асистентка зайшла з паперовим пакетом.</w:t>
-      </w:r>
-    </w:p>
-    <w:p>
-      <w:r>
-        <w:t>— Тобі сирники. Кінзи нема, я перевірила.</w:t>
-      </w:r>
-    </w:p>
-    <w:p>
-      <w:r>
-        <w:t>— Дякую.</w:t>
-      </w:r>
-    </w:p>
-    <w:p>
-      <w:r>
-        <w:t>— Ти серйозно змусила їх перевіряти кінзу в сирниках?</w:t>
-      </w:r>
-    </w:p>
-    <w:p>
-      <w:r>
         <w:t>— Це не я.</w:t>
       </w:r>
     </w:p>
@@ -11281,52 +11224,52 @@
     </w:p>
     <w:p>
       <w:r>
+        <w:t>— О. Двадцять восьмого можуть.</w:t>
+      </w:r>
+    </w:p>
+    <w:p>
+      <w:r>
+        <w:t>Вона виправила дату.</w:t>
+      </w:r>
+    </w:p>
+    <w:p>
+      <w:r>
+        <w:t>На столі біля ноутбука стояв пакет із сирниками. Асистентка мала рацію: вони охололи. Один вона з’їла під час наради, другого не хотілося. Кришечка від сметани прилипла до паперу, і коли вона потягнула її, пакет перекинувся.</w:t>
+      </w:r>
+    </w:p>
+    <w:p>
+      <w:r>
+        <w:t>Після наради вона витерла стіл серветкою, викинула пакет і повернулася до таблиці, де вчора додала колонку «подальший статус».</w:t>
+      </w:r>
+    </w:p>
+    <w:p>
+      <w:r>
+        <w:t>Четвертий рядок лишався порожній.</w:t>
+      </w:r>
+    </w:p>
+    <w:p>
+      <w:r>
+        <w:t>Вона знала, що туди написати.</w:t>
+      </w:r>
+    </w:p>
+    <w:p>
+      <w:r>
+        <w:t>Не написала.</w:t>
+      </w:r>
+    </w:p>
+    <w:p>
+      <w:r>
+        <w:t>Почала з першого.</w:t>
+      </w:r>
+    </w:p>
+    <w:p>
+      <w:r>
+        <w:t>За номером випадку в архіві знайшлися ще три листи, але жодного пізнішого за той тиждень. Один партнер просив довідку, яку лікарня дослала. Далі — тиша.</w:t>
+      </w:r>
+    </w:p>
+    <w:p>
+      <w:r>
         <w:lastRenderedPageBreak/>
-        <w:t>— О. Двадцять восьмого можуть.</w:t>
-      </w:r>
-    </w:p>
-    <w:p>
-      <w:r>
-        <w:t>Вона виправила дату.</w:t>
-      </w:r>
-    </w:p>
-    <w:p>
-      <w:r>
-        <w:t>На столі біля ноутбука стояв пакет із сирниками. Асистентка мала рацію: вони охололи. Один вона з’їла під час наради, другого не хотілося. Кришечка від сметани прилипла до паперу, і коли вона потягнула її, пакет перекинувся.</w:t>
-      </w:r>
-    </w:p>
-    <w:p>
-      <w:r>
-        <w:t>Після наради вона витерла стіл серветкою, викинула пакет і повернулася до таблиці, де вчора додала колонку «подальший статус».</w:t>
-      </w:r>
-    </w:p>
-    <w:p>
-      <w:r>
-        <w:t>Четвертий рядок лишався порожній.</w:t>
-      </w:r>
-    </w:p>
-    <w:p>
-      <w:r>
-        <w:t>Вона знала, що туди написати.</w:t>
-      </w:r>
-    </w:p>
-    <w:p>
-      <w:r>
-        <w:t>Не написала.</w:t>
-      </w:r>
-    </w:p>
-    <w:p>
-      <w:r>
-        <w:t>Почала з першого.</w:t>
-      </w:r>
-    </w:p>
-    <w:p>
-      <w:r>
-        <w:t>За номером випадку в архіві знайшлися ще три листи, але жодного пізнішого за той тиждень. Один партнер просив довідку, яку лікарня дослала. Далі — тиша.</w:t>
-      </w:r>
-    </w:p>
-    <w:p>
-      <w:r>
         <w:t>По другому випадку було більше. Публічний збір, кілька пересилань, лист від невеликого фонду про готовність оплатити частину суми. У фінальному повідомленні координаторка написала: «Решту сім’я збирає самостійно».</w:t>
       </w:r>
     </w:p>
@@ -11407,62 +11350,62 @@
     </w:p>
     <w:p>
       <w:r>
+        <w:t>Переглядала згори вниз, поки не побачила тему, яку не пам’ятала з папки:</w:t>
+      </w:r>
+    </w:p>
+    <w:p>
+      <w:r>
+        <w:t>«Щодо пацієнтів зі списку».</w:t>
+      </w:r>
+    </w:p>
+    <w:p>
+      <w:r>
+        <w:t>Лист був надісланий майже через два місяці після першого запиту.</w:t>
+      </w:r>
+    </w:p>
+    <w:p>
+      <w:r>
+        <w:t>Відправником стояла адреса волонтерської організації. Не та сама, з якої писала лікарня. У копії — координаторка фонду, двоє людей із лікарні й ще кілька адрес.</w:t>
+      </w:r>
+    </w:p>
+    <w:p>
+      <w:r>
+        <w:t>Вона відкрила.</w:t>
+      </w:r>
+    </w:p>
+    <w:p>
+      <w:r>
+        <w:t>«Добрий день. Надсилаємо актуальну інформацію по дітях, документи яких передавали раніше. Дякуємо всім, хто включався в пошук фінансування».</w:t>
+      </w:r>
+    </w:p>
+    <w:p>
+      <w:r>
+        <w:t>Нижче був список.</w:t>
+      </w:r>
+    </w:p>
+    <w:p>
+      <w:r>
+        <w:t>Вона не стала читати одразу. Спершу прокрутила до підпису.</w:t>
+      </w:r>
+    </w:p>
+    <w:p>
+      <w:r>
+        <w:t>Ім’я волонтерки.</w:t>
+      </w:r>
+    </w:p>
+    <w:p>
+      <w:r>
+        <w:t>Телефон.</w:t>
+      </w:r>
+    </w:p>
+    <w:p>
+      <w:r>
+        <w:t>Той самий номер був у неї в контактах досі.</w:t>
+      </w:r>
+    </w:p>
+    <w:p>
+      <w:r>
         <w:lastRenderedPageBreak/>
-        <w:t>Переглядала згори вниз, поки не побачила тему, яку не пам’ятала з папки:</w:t>
-      </w:r>
-    </w:p>
-    <w:p>
-      <w:r>
-        <w:t>«Щодо пацієнтів зі списку».</w:t>
-      </w:r>
-    </w:p>
-    <w:p>
-      <w:r>
-        <w:t>Лист був надісланий майже через два місяці після першого запиту.</w:t>
-      </w:r>
-    </w:p>
-    <w:p>
-      <w:r>
-        <w:t>Відправником стояла адреса волонтерської організації. Не та сама, з якої писала лікарня. У копії — координаторка фонду, двоє людей із лікарні й ще кілька адрес.</w:t>
-      </w:r>
-    </w:p>
-    <w:p>
-      <w:r>
-        <w:t>Вона відкрила.</w:t>
-      </w:r>
-    </w:p>
-    <w:p>
-      <w:r>
-        <w:t>«Добрий день. Надсилаємо актуальну інформацію по дітях, документи яких передавали раніше. Дякуємо всім, хто включався в пошук фінансування».</w:t>
-      </w:r>
-    </w:p>
-    <w:p>
-      <w:r>
-        <w:t>Нижче був список.</w:t>
-      </w:r>
-    </w:p>
-    <w:p>
-      <w:r>
-        <w:t>Вона не стала читати одразу. Спершу прокрутила до підпису.</w:t>
-      </w:r>
-    </w:p>
-    <w:p>
-      <w:r>
-        <w:t>Ім’я волонтерки.</w:t>
-      </w:r>
-    </w:p>
-    <w:p>
-      <w:r>
-        <w:t>Телефон.</w:t>
-      </w:r>
-    </w:p>
-    <w:p>
-      <w:r>
-        <w:t>Той самий номер був у неї в контактах досі.</w:t>
-      </w:r>
-    </w:p>
-    <w:p>
-      <w:r>
         <w:t>Вона відкрила телефон і перевірила, хоча не було сенсу. Контакт зберігався просто як «Волонтерка». Вона так і не змінила назву.</w:t>
       </w:r>
     </w:p>
@@ -11548,62 +11491,62 @@
     </w:p>
     <w:p>
       <w:r>
+        <w:t>Не пропустила.</w:t>
+      </w:r>
+    </w:p>
+    <w:p>
+      <w:r>
+        <w:t>Усі десять померли.</w:t>
+      </w:r>
+    </w:p>
+    <w:p>
+      <w:r>
+        <w:t>Внизу волонтерка написала: «Просимо врахувати ці випадки при плануванні можливого медичного напряму надалі».</w:t>
+      </w:r>
+    </w:p>
+    <w:p>
+      <w:r>
+        <w:t>Їй відповіли того самого дня.</w:t>
+      </w:r>
+    </w:p>
+    <w:p>
+      <w:r>
+        <w:t>«Дякуємо за інформацію. Нам дуже шкода. Передамо керівництву».</w:t>
+      </w:r>
+    </w:p>
+    <w:p>
+      <w:r>
+        <w:t>Ще нижче стояла стандартна підписна лінійка фонду з логотипом, посадою й телефонами.</w:t>
+      </w:r>
+    </w:p>
+    <w:p>
+      <w:r>
+        <w:t>Вона подивилася на дату.</w:t>
+      </w:r>
+    </w:p>
+    <w:p>
+      <w:r>
+        <w:t>На той момент виїзний захід уже завершився.</w:t>
+      </w:r>
+    </w:p>
+    <w:p>
+      <w:r>
+        <w:t>В іншій вкладці лежав його фінальний звіт.</w:t>
+      </w:r>
+    </w:p>
+    <w:p>
+      <w:r>
+        <w:t>Вона не відкрила його.</w:t>
+      </w:r>
+    </w:p>
+    <w:p>
+      <w:r>
+        <w:t>Спершу набрала номер волонтерки.</w:t>
+      </w:r>
+    </w:p>
+    <w:p>
+      <w:r>
         <w:lastRenderedPageBreak/>
-        <w:t>Не пропустила.</w:t>
-      </w:r>
-    </w:p>
-    <w:p>
-      <w:r>
-        <w:t>Усі десять померли.</w:t>
-      </w:r>
-    </w:p>
-    <w:p>
-      <w:r>
-        <w:t>Внизу волонтерка написала: «Просимо врахувати ці випадки при плануванні можливого медичного напряму надалі».</w:t>
-      </w:r>
-    </w:p>
-    <w:p>
-      <w:r>
-        <w:t>Їй відповіли того самого дня.</w:t>
-      </w:r>
-    </w:p>
-    <w:p>
-      <w:r>
-        <w:t>«Дякуємо за інформацію. Нам дуже шкода. Передамо керівництву».</w:t>
-      </w:r>
-    </w:p>
-    <w:p>
-      <w:r>
-        <w:t>Ще нижче стояла стандартна підписна лінійка фонду з логотипом, посадою й телефонами.</w:t>
-      </w:r>
-    </w:p>
-    <w:p>
-      <w:r>
-        <w:t>Вона подивилася на дату.</w:t>
-      </w:r>
-    </w:p>
-    <w:p>
-      <w:r>
-        <w:t>На той момент виїзний захід уже завершився.</w:t>
-      </w:r>
-    </w:p>
-    <w:p>
-      <w:r>
-        <w:t>В іншій вкладці лежав його фінальний звіт.</w:t>
-      </w:r>
-    </w:p>
-    <w:p>
-      <w:r>
-        <w:t>Вона не відкрила його.</w:t>
-      </w:r>
-    </w:p>
-    <w:p>
-      <w:r>
-        <w:t>Спершу набрала номер волонтерки.</w:t>
-      </w:r>
-    </w:p>
-    <w:p>
-      <w:r>
         <w:t>Гудки йшли довго. Вона вже збиралася скасувати виклик, коли на тому боці відповіли.</w:t>
       </w:r>
     </w:p>
@@ -11709,87 +11652,87 @@
     </w:p>
     <w:p>
       <w:r>
+        <w:t>— Так.</w:t>
+      </w:r>
+    </w:p>
+    <w:p>
+      <w:r>
+        <w:t>— Ви пам’ятаєте їх?</w:t>
+      </w:r>
+    </w:p>
+    <w:p>
+      <w:r>
+        <w:t>— Не всіх уже. По ваших я пам’ятаю. Ще хлопчика одного пам’ятаю, мама сама дзвонила щодня. І дівчинку, там гроші, здається, знайшли. Чекайте, не хочу брехати. Дуже багато часу пройшло.</w:t>
+      </w:r>
+    </w:p>
+    <w:p>
+      <w:r>
+        <w:t>— Я тут бачу. По другому оплатили через іншу організацію.</w:t>
+      </w:r>
+    </w:p>
+    <w:p>
+      <w:r>
+        <w:t>— Може бути. Я вже не скажу. У мене тоді таблиці були, все в таблицях. Я зараз половину тих файлів навіть не відкрию, мабуть.</w:t>
+      </w:r>
+    </w:p>
+    <w:p>
+      <w:r>
+        <w:t>Вона сперлася ліктем на стіл.</w:t>
+      </w:r>
+    </w:p>
+    <w:p>
+      <w:r>
+        <w:t>— Ви тоді знали, що фонд міг перенаправити гроші з іншого проєкту?</w:t>
+      </w:r>
+    </w:p>
+    <w:p>
+      <w:r>
+        <w:t>— Ні.</w:t>
+      </w:r>
+    </w:p>
+    <w:p>
+      <w:r>
+        <w:t>Без паузи.</w:t>
+      </w:r>
+    </w:p>
+    <w:p>
+      <w:r>
+        <w:t>— Вам сказали те саме, що й мені?</w:t>
+      </w:r>
+    </w:p>
+    <w:p>
+      <w:r>
         <w:lastRenderedPageBreak/>
+        <w:t>— Що бюджет затверджений і медицину зараз не беруть. Так. А що?</w:t>
+      </w:r>
+    </w:p>
+    <w:p>
+      <w:r>
+        <w:t>Вона подивилася на фінальний звіт у сусідній вкладці.</w:t>
+      </w:r>
+    </w:p>
+    <w:p>
+      <w:r>
+        <w:t>— Я тепер у цьому фонді працюю.</w:t>
+      </w:r>
+    </w:p>
+    <w:p>
+      <w:r>
+        <w:t>На тому боці стало тихо.</w:t>
+      </w:r>
+    </w:p>
+    <w:p>
+      <w:r>
+        <w:t>— Серйозно?</w:t>
+      </w:r>
+    </w:p>
+    <w:p>
+      <w:r>
         <w:t>— Так.</w:t>
       </w:r>
     </w:p>
     <w:p>
       <w:r>
-        <w:t>— Ви пам’ятаєте їх?</w:t>
-      </w:r>
-    </w:p>
-    <w:p>
-      <w:r>
-        <w:t>— Не всіх уже. По ваших я пам’ятаю. Ще хлопчика одного пам’ятаю, мама сама дзвонила щодня. І дівчинку, там гроші, здається, знайшли. Чекайте, не хочу брехати. Дуже багато часу пройшло.</w:t>
-      </w:r>
-    </w:p>
-    <w:p>
-      <w:r>
-        <w:t>— Я тут бачу. По другому оплатили через іншу організацію.</w:t>
-      </w:r>
-    </w:p>
-    <w:p>
-      <w:r>
-        <w:t>— Може бути. Я вже не скажу. У мене тоді таблиці були, все в таблицях. Я зараз половину тих файлів навіть не відкрию, мабуть.</w:t>
-      </w:r>
-    </w:p>
-    <w:p>
-      <w:r>
-        <w:t>Вона сперлася ліктем на стіл.</w:t>
-      </w:r>
-    </w:p>
-    <w:p>
-      <w:r>
-        <w:t>— Ви тоді знали, що фонд міг перенаправити гроші з іншого проєкту?</w:t>
-      </w:r>
-    </w:p>
-    <w:p>
-      <w:r>
-        <w:t>— Ні.</w:t>
-      </w:r>
-    </w:p>
-    <w:p>
-      <w:r>
-        <w:t>Без паузи.</w:t>
-      </w:r>
-    </w:p>
-    <w:p>
-      <w:r>
-        <w:t>— Вам сказали те саме, що й мені?</w:t>
-      </w:r>
-    </w:p>
-    <w:p>
-      <w:r>
-        <w:t>— Що бюджет затверджений і медицину зараз не беруть. Так. А що?</w:t>
-      </w:r>
-    </w:p>
-    <w:p>
-      <w:r>
-        <w:t>Вона подивилася на фінальний звіт у сусідній вкладці.</w:t>
-      </w:r>
-    </w:p>
-    <w:p>
-      <w:r>
-        <w:t>— Я тепер у цьому фонді працюю.</w:t>
-      </w:r>
-    </w:p>
-    <w:p>
-      <w:r>
-        <w:t>На тому боці стало тихо.</w:t>
-      </w:r>
-    </w:p>
-    <w:p>
-      <w:r>
-        <w:t>— Серйозно?</w:t>
-      </w:r>
-    </w:p>
-    <w:p>
-      <w:r>
-        <w:t>— Так.</w:t>
-      </w:r>
-    </w:p>
-    <w:p>
-      <w:r>
         <w:t>— Давно?</w:t>
       </w:r>
     </w:p>
@@ -11865,47 +11808,47 @@
     </w:p>
     <w:p>
       <w:r>
+        <w:t>Десь поряд із нею загавкав собака.</w:t>
+      </w:r>
+    </w:p>
+    <w:p>
+      <w:r>
+        <w:t>— Ми тоді теж шукали, — продовжила волонтерка. — Не сиділи ж. По вашій малій ви самі знаєте. По інших так само. Хтось давав частину, хтось документи просив по третьому колу. В одного фонду менеджерка у відпустку пішла, і все зависло на тиждень. Такі речі були постійно.</w:t>
+      </w:r>
+    </w:p>
+    <w:p>
+      <w:r>
+        <w:t>— Ви їм потім написали, що всі померли.</w:t>
+      </w:r>
+    </w:p>
+    <w:p>
+      <w:r>
+        <w:t>— Якщо лист є, значить, написала.</w:t>
+      </w:r>
+    </w:p>
+    <w:p>
+      <w:r>
+        <w:t>— Є.</w:t>
+      </w:r>
+    </w:p>
+    <w:p>
+      <w:r>
+        <w:t>— Я тоді всім писала. Мені здавалося, якщо вони знатимуть, то наступного разу щось поміняють.</w:t>
+      </w:r>
+    </w:p>
+    <w:p>
+      <w:r>
+        <w:t>Вона почула, як волонтерка зітхнула.</w:t>
+      </w:r>
+    </w:p>
+    <w:p>
+      <w:r>
+        <w:t>— Може, й поміняли щось. Я не стежила.</w:t>
+      </w:r>
+    </w:p>
+    <w:p>
+      <w:r>
         <w:lastRenderedPageBreak/>
-        <w:t>Десь поряд із нею загавкав собака.</w:t>
-      </w:r>
-    </w:p>
-    <w:p>
-      <w:r>
-        <w:t>— Ми тоді теж шукали, — продовжила волонтерка. — Не сиділи ж. По вашій малій ви самі знаєте. По інших так само. Хтось давав частину, хтось документи просив по третьому колу. В одного фонду менеджерка у відпустку пішла, і все зависло на тиждень. Такі речі були постійно.</w:t>
-      </w:r>
-    </w:p>
-    <w:p>
-      <w:r>
-        <w:t>— Ви їм потім написали, що всі померли.</w:t>
-      </w:r>
-    </w:p>
-    <w:p>
-      <w:r>
-        <w:t>— Якщо лист є, значить, написала.</w:t>
-      </w:r>
-    </w:p>
-    <w:p>
-      <w:r>
-        <w:t>— Є.</w:t>
-      </w:r>
-    </w:p>
-    <w:p>
-      <w:r>
-        <w:t>— Я тоді всім писала. Мені здавалося, якщо вони знатимуть, то наступного разу щось поміняють.</w:t>
-      </w:r>
-    </w:p>
-    <w:p>
-      <w:r>
-        <w:t>Вона почула, як волонтерка зітхнула.</w:t>
-      </w:r>
-    </w:p>
-    <w:p>
-      <w:r>
-        <w:t>— Може, й поміняли щось. Я не стежила.</w:t>
-      </w:r>
-    </w:p>
-    <w:p>
-      <w:r>
         <w:t>Вона машинально відкрила календар фонду за наступний рік. Там було повно подій, яких тоді ще не існувало.</w:t>
       </w:r>
     </w:p>
@@ -12001,67 +11944,67 @@
     </w:p>
     <w:p>
       <w:r>
+        <w:t>По другому вона спершу написала те саме, потім додала: «фінансування знайдено в іншій організації; померла пізніше».</w:t>
+      </w:r>
+    </w:p>
+    <w:p>
+      <w:r>
+        <w:t>Третій.</w:t>
+      </w:r>
+    </w:p>
+    <w:p>
+      <w:r>
+        <w:t>Четвертий.</w:t>
+      </w:r>
+    </w:p>
+    <w:p>
+      <w:r>
+        <w:t>На четвертому рядку курсор мигав довше.</w:t>
+      </w:r>
+    </w:p>
+    <w:p>
+      <w:r>
+        <w:t>Вона написала так само, як у джерелі.</w:t>
+      </w:r>
+    </w:p>
+    <w:p>
+      <w:r>
+        <w:t>«Збір не закрито. Дитина померла».</w:t>
+      </w:r>
+    </w:p>
+    <w:p>
+      <w:r>
+        <w:t>Без імені.</w:t>
+      </w:r>
+    </w:p>
+    <w:p>
+      <w:r>
+        <w:t>Коли закінчила десятий, зберегла файл на робочий стіл. Не в архів.</w:t>
+      </w:r>
+    </w:p>
+    <w:p>
+      <w:r>
+        <w:t>Назвала його «медичний_запит_аналіз».</w:t>
+      </w:r>
+    </w:p>
+    <w:p>
+      <w:r>
+        <w:t>Назва не сподобалася.</w:t>
+      </w:r>
+    </w:p>
+    <w:p>
+      <w:r>
+        <w:t>Перейменувала на «медичний_запит_10».</w:t>
+      </w:r>
+    </w:p>
+    <w:p>
+      <w:r>
+        <w:t>Теж не сподобалася, але лишила.</w:t>
+      </w:r>
+    </w:p>
+    <w:p>
+      <w:r>
         <w:lastRenderedPageBreak/>
-        <w:t>По другому вона спершу написала те саме, потім додала: «фінансування знайдено в іншій організації; померла пізніше».</w:t>
-      </w:r>
-    </w:p>
-    <w:p>
-      <w:r>
-        <w:t>Третій.</w:t>
-      </w:r>
-    </w:p>
-    <w:p>
-      <w:r>
-        <w:t>Четвертий.</w:t>
-      </w:r>
-    </w:p>
-    <w:p>
-      <w:r>
-        <w:t>На четвертому рядку курсор мигав довше.</w:t>
-      </w:r>
-    </w:p>
-    <w:p>
-      <w:r>
-        <w:t>Вона написала так само, як у джерелі.</w:t>
-      </w:r>
-    </w:p>
-    <w:p>
-      <w:r>
-        <w:t>«Збір не закрито. Дитина померла».</w:t>
-      </w:r>
-    </w:p>
-    <w:p>
-      <w:r>
-        <w:t>Без імені.</w:t>
-      </w:r>
-    </w:p>
-    <w:p>
-      <w:r>
-        <w:t>Коли закінчила десятий, зберегла файл на робочий стіл. Не в архів.</w:t>
-      </w:r>
-    </w:p>
-    <w:p>
-      <w:r>
-        <w:t>Назвала його «медичний_запит_аналіз».</w:t>
-      </w:r>
-    </w:p>
-    <w:p>
-      <w:r>
-        <w:t>Назва не сподобалася.</w:t>
-      </w:r>
-    </w:p>
-    <w:p>
-      <w:r>
-        <w:t>Перейменувала на «медичний_запит_10».</w:t>
-      </w:r>
-    </w:p>
-    <w:p>
-      <w:r>
-        <w:t>Теж не сподобалася, але лишила.</w:t>
-      </w:r>
-    </w:p>
-    <w:p>
-      <w:r>
         <w:t>Тоді відкрила фінальний звіт виїзного проєкту.</w:t>
       </w:r>
     </w:p>
@@ -12142,57 +12085,57 @@
     </w:p>
     <w:p>
       <w:r>
+        <w:t>Вона затрималася на цій фразі.</w:t>
+      </w:r>
+    </w:p>
+    <w:p>
+      <w:r>
+        <w:t>Хтось тоді п’ять днів прожив у готелі, слухав тренерів, сварився з кавою, повернувся додому до дітей і, можливо, справді щось забрав із собою з тих розмов. Не метафору. Якусь конкретну пораду, номер іншого батька, спосіб пережити наступний зрив, можливість уперше за рік виспатися до дев’ятої.</w:t>
+      </w:r>
+    </w:p>
+    <w:p>
+      <w:r>
+        <w:t>Вона затрималася на цій думці, а потім перегорнула сторінку.</w:t>
+      </w:r>
+    </w:p>
+    <w:p>
+      <w:r>
+        <w:t>Фінансова частина сходилася до копійки.</w:t>
+      </w:r>
+    </w:p>
+    <w:p>
+      <w:r>
+        <w:t>10 000 000,00 грн.</w:t>
+      </w:r>
+    </w:p>
+    <w:p>
+      <w:r>
+        <w:t>Використано за призначенням.</w:t>
+      </w:r>
+    </w:p>
+    <w:p>
+      <w:r>
+        <w:t>Під звітом стояли погодження фонду й партнера.</w:t>
+      </w:r>
+    </w:p>
+    <w:p>
+      <w:r>
+        <w:t>Через кілька сторінок — лист подяки за успішну реалізацію проєкту.</w:t>
+      </w:r>
+    </w:p>
+    <w:p>
+      <w:r>
+        <w:t>Вона прочитала його весь.</w:t>
+      </w:r>
+    </w:p>
+    <w:p>
+      <w:r>
+        <w:t>Не знайшла жодного неправдивого речення.</w:t>
+      </w:r>
+    </w:p>
+    <w:p>
+      <w:r>
         <w:lastRenderedPageBreak/>
-        <w:t>Вона затрималася на цій фразі.</w:t>
-      </w:r>
-    </w:p>
-    <w:p>
-      <w:r>
-        <w:t>Хтось тоді п’ять днів прожив у готелі, слухав тренерів, сварився з кавою, повернувся додому до дітей і, можливо, справді щось забрав із собою з тих розмов. Не метафору. Якусь конкретну пораду, номер іншого батька, спосіб пережити наступний зрив, можливість уперше за рік виспатися до дев’ятої.</w:t>
-      </w:r>
-    </w:p>
-    <w:p>
-      <w:r>
-        <w:t>Вона затрималася на цій думці, а потім перегорнула сторінку.</w:t>
-      </w:r>
-    </w:p>
-    <w:p>
-      <w:r>
-        <w:t>Фінансова частина сходилася до копійки.</w:t>
-      </w:r>
-    </w:p>
-    <w:p>
-      <w:r>
-        <w:t>10 000 000,00 грн.</w:t>
-      </w:r>
-    </w:p>
-    <w:p>
-      <w:r>
-        <w:t>Використано за призначенням.</w:t>
-      </w:r>
-    </w:p>
-    <w:p>
-      <w:r>
-        <w:t>Під звітом стояли погодження фонду й партнера.</w:t>
-      </w:r>
-    </w:p>
-    <w:p>
-      <w:r>
-        <w:t>Через кілька сторінок — лист подяки за успішну реалізацію проєкту.</w:t>
-      </w:r>
-    </w:p>
-    <w:p>
-      <w:r>
-        <w:t>Вона прочитала його весь.</w:t>
-      </w:r>
-    </w:p>
-    <w:p>
-      <w:r>
-        <w:t>Не знайшла жодного неправдивого речення.</w:t>
-      </w:r>
-    </w:p>
-    <w:p>
-      <w:r>
         <w:t>Телефон завібрував.</w:t>
       </w:r>
     </w:p>
@@ -12289,52 +12232,52 @@
     </w:p>
     <w:p>
       <w:r>
+        <w:t>Тридцять сімей, телефони, громади, кількість дітей, кілька приміток про харчування й поселення. Поруч лежали анкети після заходу, але до них вона вже поверталася. «Корисно». «Дуже корисно». «Хотілося б більше практики». «Дякуємо за організацію». Один раз — про каву.</w:t>
+      </w:r>
+    </w:p>
+    <w:p>
+      <w:r>
+        <w:t>Вона відкрила чистий файл і написала зверху: «Після заходу».</w:t>
+      </w:r>
+    </w:p>
+    <w:p>
+      <w:r>
+        <w:t>Подивилася на назву.</w:t>
+      </w:r>
+    </w:p>
+    <w:p>
+      <w:r>
+        <w:t>Стерла.</w:t>
+      </w:r>
+    </w:p>
+    <w:p>
+      <w:r>
+        <w:t>На сусідньому столі асистентка сперечалася телефоном із кимось про два дитячі крісла для автобуса.</w:t>
+      </w:r>
+    </w:p>
+    <w:p>
+      <w:r>
+        <w:t>— Ні, не два місця. Два крісла. Так, окремо. Ні, діти теж займають місце. Я розумію, що вони маленькі.</w:t>
+      </w:r>
+    </w:p>
+    <w:p>
+      <w:r>
+        <w:t>Вона підвела голову.</w:t>
+      </w:r>
+    </w:p>
+    <w:p>
+      <w:r>
+        <w:t>— Ти зараз серйозно це пояснюєш перевізнику?</w:t>
+      </w:r>
+    </w:p>
+    <w:p>
+      <w:r>
+        <w:t>Асистентка прикрила мікрофон долонею.</w:t>
+      </w:r>
+    </w:p>
+    <w:p>
+      <w:r>
         <w:lastRenderedPageBreak/>
-        <w:t>Тридцять сімей, телефони, громади, кількість дітей, кілька приміток про харчування й поселення. Поруч лежали анкети після заходу, але до них вона вже поверталася. «Корисно». «Дуже корисно». «Хотілося б більше практики». «Дякуємо за організацію». Один раз — про каву.</w:t>
-      </w:r>
-    </w:p>
-    <w:p>
-      <w:r>
-        <w:t>Вона відкрила чистий файл і написала зверху: «Після заходу».</w:t>
-      </w:r>
-    </w:p>
-    <w:p>
-      <w:r>
-        <w:t>Подивилася на назву.</w:t>
-      </w:r>
-    </w:p>
-    <w:p>
-      <w:r>
-        <w:t>Стерла.</w:t>
-      </w:r>
-    </w:p>
-    <w:p>
-      <w:r>
-        <w:t>На сусідньому столі асистентка сперечалася телефоном із кимось про два дитячі крісла для автобуса.</w:t>
-      </w:r>
-    </w:p>
-    <w:p>
-      <w:r>
-        <w:t>— Ні, не два місця. Два крісла. Так, окремо. Ні, діти теж займають місце. Я розумію, що вони маленькі.</w:t>
-      </w:r>
-    </w:p>
-    <w:p>
-      <w:r>
-        <w:t>Вона підвела голову.</w:t>
-      </w:r>
-    </w:p>
-    <w:p>
-      <w:r>
-        <w:t>— Ти зараз серйозно це пояснюєш перевізнику?</w:t>
-      </w:r>
-    </w:p>
-    <w:p>
-      <w:r>
-        <w:t>Асистентка прикрила мікрофон долонею.</w:t>
-      </w:r>
-    </w:p>
-    <w:p>
-      <w:r>
         <w:t>— Уже третій раз.</w:t>
       </w:r>
     </w:p>
@@ -12435,219 +12378,1179 @@
     </w:p>
     <w:p>
       <w:r>
+        <w:t>— Тоді не кажи людям, що це оцінювання.</w:t>
+      </w:r>
+    </w:p>
+    <w:p>
+      <w:r>
+        <w:t>— Я й не збиралася.</w:t>
+      </w:r>
+    </w:p>
+    <w:p>
+      <w:r>
+        <w:t>— І не питай «чи було вам корисно». На таке всі відповідають «так», бо думають, що ти зараз забереш наступну поїздку.</w:t>
+      </w:r>
+    </w:p>
+    <w:p>
+      <w:r>
+        <w:t>— А що питати?</w:t>
+      </w:r>
+    </w:p>
+    <w:p>
+      <w:r>
+        <w:t>— Не знаю. Ти ж керівниця напряму.</w:t>
+      </w:r>
+    </w:p>
+    <w:p>
+      <w:r>
+        <w:t>— Дякую.</w:t>
+      </w:r>
+    </w:p>
+    <w:p>
+      <w:r>
+        <w:t>— Будь ласка.</w:t>
+      </w:r>
+    </w:p>
+    <w:p>
+      <w:r>
+        <w:t>Вона вже повернулася до дверей, коли керівниця додала:</w:t>
+      </w:r>
+    </w:p>
+    <w:p>
+      <w:r>
+        <w:t>— І не доводь собі нічого наперед.</w:t>
+      </w:r>
+    </w:p>
+    <w:p>
+      <w:r>
+        <w:t>Вона озирнулася.</w:t>
+      </w:r>
+    </w:p>
+    <w:p>
+      <w:r>
+        <w:t>— Я не доводжу.</w:t>
+      </w:r>
+    </w:p>
+    <w:p>
+      <w:r>
+        <w:t>— Добре.</w:t>
+      </w:r>
+    </w:p>
+    <w:p>
+      <w:r>
+        <w:t>Керівниця взяла яблуко й відкусила.</w:t>
+      </w:r>
+    </w:p>
+    <w:p>
+      <w:r>
         <w:lastRenderedPageBreak/>
-        <w:t>— Тоді не кажи людям, що це оцінювання.</w:t>
-      </w:r>
-    </w:p>
-    <w:p>
-      <w:r>
-        <w:t>— Я й не збиралася.</w:t>
-      </w:r>
-    </w:p>
-    <w:p>
-      <w:r>
-        <w:t>— І не питай «чи було вам корисно». На таке всі відповідають «так», бо думають, що ти зараз забереш наступну поїздку.</w:t>
-      </w:r>
-    </w:p>
-    <w:p>
-      <w:r>
-        <w:t>— А що питати?</w:t>
-      </w:r>
-    </w:p>
-    <w:p>
-      <w:r>
-        <w:t>— Не знаю. Ти ж керівниця напряму.</w:t>
-      </w:r>
-    </w:p>
-    <w:p>
-      <w:r>
+        <w:t>— Тоді не доводиш.</w:t>
+      </w:r>
+    </w:p>
+    <w:p>
+      <w:r>
+        <w:t>Першою відповіла жінка з невеликої громади, яку вона пам’ятала по фотографії. На груповому знімку та стояла збоку, у світлій куртці, й дивилася не на фотографа, а на дитину перед собою.</w:t>
+      </w:r>
+    </w:p>
+    <w:p>
+      <w:r>
+        <w:t>— Так, пам’ятаю, — сказала жінка. — Це де біля лісу було?</w:t>
+      </w:r>
+    </w:p>
+    <w:p>
+      <w:r>
+        <w:t>Вона назвала місце.</w:t>
+      </w:r>
+    </w:p>
+    <w:p>
+      <w:r>
+        <w:t>— Ага. Там.</w:t>
+      </w:r>
+    </w:p>
+    <w:p>
+      <w:r>
+        <w:t>— Я переглядаю старі програми. Можна кілька питань?</w:t>
+      </w:r>
+    </w:p>
+    <w:p>
+      <w:r>
+        <w:t>— Та можна. Я тільки картоплю чищу, якщо шумітиму.</w:t>
+      </w:r>
+    </w:p>
+    <w:p>
+      <w:r>
+        <w:t>За хвилину стало чути воду.</w:t>
+      </w:r>
+    </w:p>
+    <w:p>
+      <w:r>
+        <w:t>— Що вам із того навчання лишилося? — спитала вона.</w:t>
+      </w:r>
+    </w:p>
+    <w:p>
+      <w:r>
+        <w:t>— У якому сенсі?</w:t>
+      </w:r>
+    </w:p>
+    <w:p>
+      <w:r>
+        <w:t>— Ну… що ви пам’ятаєте зараз.</w:t>
+      </w:r>
+    </w:p>
+    <w:p>
+      <w:r>
+        <w:t>Жінка засміялася.</w:t>
+      </w:r>
+    </w:p>
+    <w:p>
+      <w:r>
+        <w:t>— Зараз? А ви програму хочете чи чесно?</w:t>
+      </w:r>
+    </w:p>
+    <w:p>
+      <w:r>
+        <w:t>— Чесно.</w:t>
+      </w:r>
+    </w:p>
+    <w:p>
+      <w:r>
+        <w:t>— Програму майже не пам’ятаю. Психологиню одну пам’ятаю. Вона нормальна була. І ще ми там з дівчатами познайомились. У нас чат досі є.</w:t>
+      </w:r>
+    </w:p>
+    <w:p>
+      <w:r>
+        <w:t>— Досі?</w:t>
+      </w:r>
+    </w:p>
+    <w:p>
+      <w:r>
+        <w:t>— Та. Уже не так, як спочатку, але є. Хтось документи питає, хтось лікаря, хтось просто жаліється. Бо своїм знайомим іноді почнеш щось пояснювати — і вже шкодуєш, що почала.</w:t>
+      </w:r>
+    </w:p>
+    <w:p>
+      <w:r>
+        <w:t>На фоні щось упало.</w:t>
+      </w:r>
+    </w:p>
+    <w:p>
+      <w:r>
+        <w:t>— Ой. Секунду.</w:t>
+      </w:r>
+    </w:p>
+    <w:p>
+      <w:r>
+        <w:t>Жінка відклала телефон, комусь сказала: «Не бери руками, гаряче», потім повернулася.</w:t>
+      </w:r>
+    </w:p>
+    <w:p>
+      <w:r>
+        <w:t>— Вибачте.</w:t>
+      </w:r>
+    </w:p>
+    <w:p>
+      <w:r>
+        <w:t>— Все добре. А з самого навчання щось використовували потім?</w:t>
+      </w:r>
+    </w:p>
+    <w:p>
+      <w:r>
+        <w:t>— Може. Я вам зараз не скажу: оце було в понеділок о десятій, і я це використовую. Там про підлітків було нормально. Але ми більше між собою говорили.</w:t>
+      </w:r>
+    </w:p>
+    <w:p>
+      <w:r>
+        <w:t>— Якби ще раз запросили, поїхали б?</w:t>
+      </w:r>
+    </w:p>
+    <w:p>
+      <w:r>
+        <w:t>— Якби дітей було з ким лишити — так. Хоча тоді вони з нами їздили. То теж добре було. П’ять днів не готувала.</w:t>
+      </w:r>
+    </w:p>
+    <w:p>
+      <w:r>
+        <w:t>Вона засміялася.</w:t>
+      </w:r>
+    </w:p>
+    <w:p>
+      <w:r>
+        <w:t>— Це важливо?</w:t>
+      </w:r>
+    </w:p>
+    <w:p>
+      <w:r>
+        <w:t>— Ви питаєте серйозно?</w:t>
+      </w:r>
+    </w:p>
+    <w:p>
+      <w:r>
+        <w:lastRenderedPageBreak/>
+        <w:t>— Серйозно.</w:t>
+      </w:r>
+    </w:p>
+    <w:p>
+      <w:r>
+        <w:t>— Дуже.</w:t>
+      </w:r>
+    </w:p>
+    <w:p>
+      <w:r>
+        <w:t>Вони попрощалися.</w:t>
+      </w:r>
+    </w:p>
+    <w:p>
+      <w:r>
+        <w:t>У нотатках вона написала: «чат досі є», «підлітки», «не готувала 5 днів».</w:t>
+      </w:r>
+    </w:p>
+    <w:p>
+      <w:r>
+        <w:t>Останню фразу хотіла стерти, але залишила.</w:t>
+      </w:r>
+    </w:p>
+    <w:p>
+      <w:r>
+        <w:t>Другий номер не відповів.</w:t>
+      </w:r>
+    </w:p>
+    <w:p>
+      <w:r>
+        <w:t>На третьому чоловік підняв слухавку після першого гудка.</w:t>
+      </w:r>
+    </w:p>
+    <w:p>
+      <w:r>
+        <w:t>— Алло.</w:t>
+      </w:r>
+    </w:p>
+    <w:p>
+      <w:r>
+        <w:t>Вона представилася, назвала фонд і захід.</w:t>
+      </w:r>
+    </w:p>
+    <w:p>
+      <w:r>
+        <w:t>— Та пам’ятаю.</w:t>
+      </w:r>
+    </w:p>
+    <w:p>
+      <w:r>
+        <w:t>— Можна спитати, що вам із нього було корисно?</w:t>
+      </w:r>
+    </w:p>
+    <w:p>
+      <w:r>
+        <w:t>— Ой.</w:t>
+      </w:r>
+    </w:p>
+    <w:p>
+      <w:r>
+        <w:t>Він замовк.</w:t>
+      </w:r>
+    </w:p>
+    <w:p>
+      <w:r>
+        <w:t>— Я зараз на роботі, тут хлопці слухають.</w:t>
+      </w:r>
+    </w:p>
+    <w:p>
+      <w:r>
+        <w:t>На фоні хтось сказав:</w:t>
+      </w:r>
+    </w:p>
+    <w:p>
+      <w:r>
+        <w:t>— Кажи, що все було супер.</w:t>
+      </w:r>
+    </w:p>
+    <w:p>
+      <w:r>
+        <w:t>— Та пішов ти.</w:t>
+      </w:r>
+    </w:p>
+    <w:p>
+      <w:r>
+        <w:t>Вона почула сміх.</w:t>
+      </w:r>
+    </w:p>
+    <w:p>
+      <w:r>
+        <w:t>— Я можу передзвонити.</w:t>
+      </w:r>
+    </w:p>
+    <w:p>
+      <w:r>
+        <w:t>— Не треба. Що корисно… Чесно? Виспався.</w:t>
+      </w:r>
+    </w:p>
+    <w:p>
+      <w:r>
+        <w:t>Знову сміх десь поряд.</w:t>
+      </w:r>
+    </w:p>
+    <w:p>
+      <w:r>
+        <w:t>— Запиши: підвищив кваліфікацію сну.</w:t>
+      </w:r>
+    </w:p>
+    <w:p>
+      <w:r>
+        <w:t>— Я не для звіту питаю.</w:t>
+      </w:r>
+    </w:p>
+    <w:p>
+      <w:r>
+        <w:t>— А. Тоді тим більше. Виспався. Дружина з іншими мамами щось там обговорювала, вона більше скаже. Я на тренінгах сидів, усе як положено. Там чоловік один був, психолог чи хто, нормально говорив. Але я не повторю вам, про що.</w:t>
+      </w:r>
+    </w:p>
+    <w:p>
+      <w:r>
+        <w:t>— А загалом ви вважаєте, що варто було їхати?</w:t>
+      </w:r>
+    </w:p>
+    <w:p>
+      <w:r>
+        <w:t>— Та варто. Чого ні? Діти набігались, ми людей побачили. Нас тоді ніхто особливо нікуди не кликав.</w:t>
+      </w:r>
+    </w:p>
+    <w:p>
+      <w:r>
+        <w:t>— Добре. Дякую.</w:t>
+      </w:r>
+    </w:p>
+    <w:p>
+      <w:r>
+        <w:t>— Це все?</w:t>
+      </w:r>
+    </w:p>
+    <w:p>
+      <w:r>
+        <w:t>— Все.</w:t>
+      </w:r>
+    </w:p>
+    <w:p>
+      <w:r>
+        <w:t>— А я думав, зараз перевірка якась.</w:t>
+      </w:r>
+    </w:p>
+    <w:p>
+      <w:r>
+        <w:t>— Ні.</w:t>
+      </w:r>
+    </w:p>
+    <w:p>
+      <w:r>
+        <w:t>— Тоді взагалі чудово.</w:t>
+      </w:r>
+    </w:p>
+    <w:p>
+      <w:r>
+        <w:t>Вона поклала слухавку.</w:t>
+      </w:r>
+    </w:p>
+    <w:p>
+      <w:r>
+        <w:lastRenderedPageBreak/>
+        <w:t>Поруч із його прізвищем записала тільки: «виспався; люди; діти».</w:t>
+      </w:r>
+    </w:p>
+    <w:p>
+      <w:r>
+        <w:t>Потім подумала й дописала: «не пам’ятає змісту».</w:t>
+      </w:r>
+    </w:p>
+    <w:p>
+      <w:r>
+        <w:t>Наступна жінка пам’ятала зміст дуже добре.</w:t>
+      </w:r>
+    </w:p>
+    <w:p>
+      <w:r>
+        <w:t>Вона назвала два тренінгові блоки, прізвище психологині й навіть вправу, яка її тоді роздратувала.</w:t>
+      </w:r>
+    </w:p>
+    <w:p>
+      <w:r>
+        <w:t>— Нас попросили написати три наші сильні сторони як батьків. Я сказала, що якщо я приїхала з чотирма дітьми й усі живі, то вже чотири сильні сторони.</w:t>
+      </w:r>
+    </w:p>
+    <w:p>
+      <w:r>
+        <w:t>— І що вам відповіли?</w:t>
+      </w:r>
+    </w:p>
+    <w:p>
+      <w:r>
+        <w:t>— Що це захисний гумор.</w:t>
+      </w:r>
+    </w:p>
+    <w:p>
+      <w:r>
+        <w:t>— А ви?</w:t>
+      </w:r>
+    </w:p>
+    <w:p>
+      <w:r>
+        <w:t>— Що хай буде захисний, аби працював.</w:t>
+      </w:r>
+    </w:p>
+    <w:p>
+      <w:r>
+        <w:t>Вона засміялася, а жінка продовжила вже серйозніше:</w:t>
+      </w:r>
+    </w:p>
+    <w:p>
+      <w:r>
+        <w:t>— Але одна розмова мені реально допомогла. Не тренінг навіть. Там мама була, у неї старший хлопець приблизно як мій. Ми з нею після вечері дві години сиділи. Я до того думала, що тільки в нас удома таке.</w:t>
+      </w:r>
+    </w:p>
+    <w:p>
+      <w:r>
+        <w:t>— Ви потім спілкувалися?</w:t>
+      </w:r>
+    </w:p>
+    <w:p>
+      <w:r>
+        <w:t>— Десь пів року. Потім рідше. На день народження вітаємо.</w:t>
+      </w:r>
+    </w:p>
+    <w:p>
+      <w:r>
+        <w:t>— Тобто поїздка вам щось дала.</w:t>
+      </w:r>
+    </w:p>
+    <w:p>
+      <w:r>
+        <w:t>— Ну дала.</w:t>
+      </w:r>
+    </w:p>
+    <w:p>
+      <w:r>
+        <w:t>Пауза.</w:t>
+      </w:r>
+    </w:p>
+    <w:p>
+      <w:r>
+        <w:t>— А чого ви питаєте?</w:t>
+      </w:r>
+    </w:p>
+    <w:p>
+      <w:r>
+        <w:t>— Переглядаю старі програми.</w:t>
+      </w:r>
+    </w:p>
+    <w:p>
+      <w:r>
+        <w:t>— Щось не так?</w:t>
+      </w:r>
+    </w:p>
+    <w:p>
+      <w:r>
+        <w:t>— Ні. Просто хочу зрозуміти, що лишається після них.</w:t>
+      </w:r>
+    </w:p>
+    <w:p>
+      <w:r>
+        <w:t>— А-а.</w:t>
+      </w:r>
+    </w:p>
+    <w:p>
+      <w:r>
+        <w:t>Жінка помовчала.</w:t>
+      </w:r>
+    </w:p>
+    <w:p>
+      <w:r>
+        <w:t>— Тоді не по анкетах дивіться. Ми в анкетах завжди хороші.</w:t>
+      </w:r>
+    </w:p>
+    <w:p>
+      <w:r>
+        <w:t>— Чому?</w:t>
+      </w:r>
+    </w:p>
+    <w:p>
+      <w:r>
+        <w:t>— Бо нас нормально годували.</w:t>
+      </w:r>
+    </w:p>
+    <w:p>
+      <w:r>
+        <w:t>Сказала це без сміху, а потім сама засміялася.</w:t>
+      </w:r>
+    </w:p>
+    <w:p>
+      <w:r>
+        <w:t>Четвертий номер був недоступний.</w:t>
+      </w:r>
+    </w:p>
+    <w:p>
+      <w:r>
+        <w:t>П’ятий відповів не одразу. Жінка говорила тихо, бо вкладала дитину спати, хоча була середина дня.</w:t>
+      </w:r>
+    </w:p>
+    <w:p>
+      <w:r>
+        <w:t>— Малий після школи відключився, — пояснила вона. — Кажіть.</w:t>
+      </w:r>
+    </w:p>
+    <w:p>
+      <w:r>
+        <w:t>Цей захід вона пам’ятала гірше.</w:t>
+      </w:r>
+    </w:p>
+    <w:p>
+      <w:r>
+        <w:t>— Це той, де басейн був?</w:t>
+      </w:r>
+    </w:p>
+    <w:p>
+      <w:r>
+        <w:lastRenderedPageBreak/>
+        <w:t>— У програмі басейну немає.</w:t>
+      </w:r>
+    </w:p>
+    <w:p>
+      <w:r>
+        <w:t>— Значить, той.</w:t>
+      </w:r>
+    </w:p>
+    <w:p>
+      <w:r>
+        <w:t>Вона переглянула старий кошторис. Басейну там справді не було.</w:t>
+      </w:r>
+    </w:p>
+    <w:p>
+      <w:r>
+        <w:t>— А навчання?</w:t>
+      </w:r>
+    </w:p>
+    <w:p>
+      <w:r>
+        <w:t>— Було. Багато.</w:t>
+      </w:r>
+    </w:p>
+    <w:p>
+      <w:r>
+        <w:t>— Що з нього пам’ятаєте?</w:t>
+      </w:r>
+    </w:p>
+    <w:p>
+      <w:r>
+        <w:t>— Що я вже це чула.</w:t>
+      </w:r>
+    </w:p>
+    <w:p>
+      <w:r>
+        <w:t>— Все?</w:t>
+      </w:r>
+    </w:p>
+    <w:p>
+      <w:r>
+        <w:t>— Не все. Але багато. Я тоді вже років… — жінка зупинилася. — Ну, давно була прийомною мамою. А тренерка нам пояснювала, що дитина після інституції може ховати їжу. Ми це знали не з презентації.</w:t>
+      </w:r>
+    </w:p>
+    <w:p>
+      <w:r>
+        <w:t>— Вас це дратувало?</w:t>
+      </w:r>
+    </w:p>
+    <w:p>
+      <w:r>
+        <w:t>— Тоді — так. Зараз уже не знаю. Новеньким, може, й треба.</w:t>
+      </w:r>
+    </w:p>
+    <w:p>
+      <w:r>
+        <w:t>— А сама поїздка?</w:t>
+      </w:r>
+    </w:p>
+    <w:p>
+      <w:r>
+        <w:t>— Хороша.</w:t>
+      </w:r>
+    </w:p>
+    <w:p>
+      <w:r>
+        <w:t>Вона сказала це одразу.</w:t>
+      </w:r>
+    </w:p>
+    <w:p>
+      <w:r>
+        <w:t>— Чим?</w:t>
+      </w:r>
+    </w:p>
+    <w:p>
+      <w:r>
+        <w:t>— Ви до чогось ведете?</w:t>
+      </w:r>
+    </w:p>
+    <w:p>
+      <w:r>
+        <w:t>— Ні.</w:t>
+      </w:r>
+    </w:p>
+    <w:p>
+      <w:r>
+        <w:t>— Бо питаєте якось дивно.</w:t>
+      </w:r>
+    </w:p>
+    <w:p>
+      <w:r>
+        <w:t>Вона відкинулася на спинку стільця.</w:t>
+      </w:r>
+    </w:p>
+    <w:p>
+      <w:r>
+        <w:t>— Можливо.</w:t>
+      </w:r>
+    </w:p>
+    <w:p>
+      <w:r>
+        <w:t>Жінка помовчала.</w:t>
+      </w:r>
+    </w:p>
+    <w:p>
+      <w:r>
+        <w:t>— Нам було добре. Просто добре. Ніхто не смикав. Їжа готова. Діти зайняті. Увечері можна сісти. Я не знаю, як вам ще пояснити.</w:t>
+      </w:r>
+    </w:p>
+    <w:p>
+      <w:r>
+        <w:t>— Не треба.</w:t>
+      </w:r>
+    </w:p>
+    <w:p>
+      <w:r>
+        <w:t>— А що, ми не мали права туди поїхати?</w:t>
+      </w:r>
+    </w:p>
+    <w:p>
+      <w:r>
+        <w:t>Питання прозвучало без агресії. Швидше обережно.</w:t>
+      </w:r>
+    </w:p>
+    <w:p>
+      <w:r>
+        <w:t>Вона не відповіла одразу.</w:t>
+      </w:r>
+    </w:p>
+    <w:p>
+      <w:r>
+        <w:t>— Мали.</w:t>
+      </w:r>
+    </w:p>
+    <w:p>
+      <w:r>
+        <w:t>— То що?</w:t>
+      </w:r>
+    </w:p>
+    <w:p>
+      <w:r>
+        <w:t>— Нічого. Я справді переглядаю програму.</w:t>
+      </w:r>
+    </w:p>
+    <w:p>
+      <w:r>
+        <w:t>— А, ну дивіться.</w:t>
+      </w:r>
+    </w:p>
+    <w:p>
+      <w:r>
+        <w:t>У слухавці стало чути дитячий голос.</w:t>
+      </w:r>
+    </w:p>
+    <w:p>
+      <w:r>
+        <w:t>— Мам.</w:t>
+      </w:r>
+    </w:p>
+    <w:p>
+      <w:r>
+        <w:t>— Я тут.</w:t>
+      </w:r>
+    </w:p>
+    <w:p>
+      <w:r>
+        <w:lastRenderedPageBreak/>
+        <w:t>— Мам.</w:t>
+      </w:r>
+    </w:p>
+    <w:p>
+      <w:r>
+        <w:t>— Я йду. Вибачте, мені треба.</w:t>
+      </w:r>
+    </w:p>
+    <w:p>
+      <w:r>
+        <w:t>— Так, звичайно. Дякую.</w:t>
+      </w:r>
+    </w:p>
+    <w:p>
+      <w:r>
+        <w:t>Жінка вже майже поклала слухавку, потім повернулася:</w:t>
+      </w:r>
+    </w:p>
+    <w:p>
+      <w:r>
+        <w:t>— Якщо знову буде щось таке, ви дзвоніть. Ми б поїхали.</w:t>
+      </w:r>
+    </w:p>
+    <w:p>
+      <w:r>
+        <w:t>Виклик закінчився.</w:t>
+      </w:r>
+    </w:p>
+    <w:p>
+      <w:r>
+        <w:t>Вона не записувала кілька хвилин.</w:t>
+      </w:r>
+    </w:p>
+    <w:p>
+      <w:r>
+        <w:t>Потім біля прізвища написала: «багато повтору; відпочила; поїхала б ще».</w:t>
+      </w:r>
+    </w:p>
+    <w:p>
+      <w:r>
+        <w:t>Слово «відпочила» виглядало так, ніби вона щойно викрила щось.</w:t>
+      </w:r>
+    </w:p>
+    <w:p>
+      <w:r>
+        <w:t>Вона стерла його.</w:t>
+      </w:r>
+    </w:p>
+    <w:p>
+      <w:r>
+        <w:t>Написала: «було добре».</w:t>
+      </w:r>
+    </w:p>
+    <w:p>
+      <w:r>
+        <w:t>Стало ще гірше.</w:t>
+      </w:r>
+    </w:p>
+    <w:p>
+      <w:r>
+        <w:t>Стерла й це.</w:t>
+      </w:r>
+    </w:p>
+    <w:p>
+      <w:r>
+        <w:t>До обіду вона поговорила ще з трьома людьми.</w:t>
+      </w:r>
+    </w:p>
+    <w:p>
+      <w:r>
+        <w:t>Один чоловік сказав, що йому не сподобався готель, бо в номері погано закривалося вікно й уночі гуділо щось на даху. Про навчання згадав тільки після підказки.</w:t>
+      </w:r>
+    </w:p>
+    <w:p>
+      <w:r>
+        <w:t>Інша жінка сказала, що після тієї поїздки вони з чоловіком уперше всерйоз поговорили про те, щоб узяти ще одну дитину, але не взяли. Через пів року зрозуміли, що не витягнуть.</w:t>
+      </w:r>
+    </w:p>
+    <w:p>
+      <w:r>
+        <w:t>— І добре, що не взяли, — сказала вона. — Я раніше думала, що якщо відмовляюся, то я погана. Там одна мама сказала: «Ти ж не шафу купуєш». Не тренер. Просто мама.</w:t>
+      </w:r>
+    </w:p>
+    <w:p>
+      <w:r>
+        <w:t>Ще одна учасниця була незадоволена майже всім.</w:t>
+      </w:r>
+    </w:p>
+    <w:p>
+      <w:r>
+        <w:t>Дитяча програма, за її словами, була «для малечі», старшим дітям нудно. Один обід принесли холодним. У кімнаті не прибирали два дні. Тренер говорив занадто багато.</w:t>
+      </w:r>
+    </w:p>
+    <w:p>
+      <w:r>
+        <w:t>— Я це й в анкеті писала, — сказала вона.</w:t>
+      </w:r>
+    </w:p>
+    <w:p>
+      <w:r>
+        <w:t>Вона знайшла її анкету.</w:t>
+      </w:r>
+    </w:p>
+    <w:p>
+      <w:r>
+        <w:t>Там стояло «добре» майже навпроти всіх пунктів.</w:t>
+      </w:r>
+    </w:p>
+    <w:p>
+      <w:r>
+        <w:t>— Тут у вас переважно позитивні оцінки.</w:t>
+      </w:r>
+    </w:p>
+    <w:p>
+      <w:r>
+        <w:t>— Бо я не хотіла скандал робити.</w:t>
+      </w:r>
+    </w:p>
+    <w:p>
+      <w:r>
+        <w:t>— Це ж анонімно.</w:t>
+      </w:r>
+    </w:p>
+    <w:p>
+      <w:r>
+        <w:t>— Ага. Там вік, громада, скільки дітей і хто ти. Дуже анонімно.</w:t>
+      </w:r>
+    </w:p>
+    <w:p>
+      <w:r>
+        <w:t>— Справедливо.</w:t>
+      </w:r>
+    </w:p>
+    <w:p>
+      <w:r>
+        <w:t>— Але ми все одно нормально з’їздили. Я ж не кажу, що погано.</w:t>
+      </w:r>
+    </w:p>
+    <w:p>
+      <w:r>
+        <w:t>Після розмови вона закрила анкети.</w:t>
+      </w:r>
+    </w:p>
+    <w:p>
+      <w:r>
+        <w:t>Асистентка принесла їй каву й поставила чашку на стіл.</w:t>
+      </w:r>
+    </w:p>
+    <w:p>
+      <w:r>
+        <w:t>— Я не просила.</w:t>
+      </w:r>
+    </w:p>
+    <w:p>
+      <w:r>
+        <w:t>— Я собі робила.</w:t>
+      </w:r>
+    </w:p>
+    <w:p>
+      <w:r>
+        <w:lastRenderedPageBreak/>
         <w:t>— Дякую.</w:t>
       </w:r>
     </w:p>
     <w:p>
       <w:r>
-        <w:t>— Будь ласка.</w:t>
-      </w:r>
-    </w:p>
-    <w:p>
-      <w:r>
-        <w:t>Вона вже повернулася до дверей, коли керівниця додала:</w:t>
-      </w:r>
-    </w:p>
-    <w:p>
-      <w:r>
-        <w:t>— І не доводь собі нічого наперед.</w:t>
-      </w:r>
-    </w:p>
-    <w:p>
-      <w:r>
-        <w:t>Вона озирнулася.</w:t>
-      </w:r>
-    </w:p>
-    <w:p>
-      <w:r>
-        <w:t>— Я не доводжу.</w:t>
-      </w:r>
-    </w:p>
-    <w:p>
-      <w:r>
-        <w:t>— Добре.</w:t>
-      </w:r>
-    </w:p>
-    <w:p>
-      <w:r>
-        <w:t>Керівниця взяла яблуко й відкусила.</w:t>
-      </w:r>
-    </w:p>
-    <w:p>
-      <w:r>
-        <w:t>— Тоді не доводиш.</w:t>
-      </w:r>
-    </w:p>
-    <w:p>
-      <w:r>
-        <w:t>Першою відповіла жінка з невеликої громади, яку вона пам’ятала по фотографії. На груповому знімку та стояла збоку, у світлій куртці, й дивилася не на фотографа, а на дитину перед собою.</w:t>
-      </w:r>
-    </w:p>
-    <w:p>
-      <w:r>
-        <w:t>— Так, пам’ятаю, — сказала жінка. — Це де біля лісу було?</w:t>
-      </w:r>
-    </w:p>
-    <w:p>
-      <w:r>
-        <w:t>Вона назвала місце.</w:t>
-      </w:r>
-    </w:p>
-    <w:p>
-      <w:r>
-        <w:t>— Ага. Там.</w:t>
-      </w:r>
-    </w:p>
-    <w:p>
-      <w:r>
-        <w:t>— Я переглядаю старі програми. Можна кілька питань?</w:t>
-      </w:r>
-    </w:p>
-    <w:p>
-      <w:r>
-        <w:t>— Та можна. Я тільки картоплю чищу, якщо шумітиму.</w:t>
-      </w:r>
-    </w:p>
-    <w:p>
-      <w:r>
-        <w:t>За хвилину стало чути воду.</w:t>
-      </w:r>
-    </w:p>
-    <w:p>
-      <w:r>
-        <w:t>— Що вам із того навчання лишилося? — спитала вона.</w:t>
-      </w:r>
-    </w:p>
-    <w:p>
-      <w:r>
-        <w:t>— У якому сенсі?</w:t>
-      </w:r>
-    </w:p>
-    <w:p>
-      <w:r>
-        <w:t>— Ну… що ви пам’ятаєте зараз.</w:t>
-      </w:r>
-    </w:p>
-    <w:p>
-      <w:r>
-        <w:t>Жінка засміялася.</w:t>
-      </w:r>
-    </w:p>
-    <w:p>
-      <w:r>
-        <w:t>— Зараз? А ви програму хочете чи чесно?</w:t>
-      </w:r>
-    </w:p>
-    <w:p>
-      <w:r>
-        <w:t>— Чесно.</w:t>
-      </w:r>
-    </w:p>
-    <w:p>
-      <w:r>
-        <w:t>— Програму майже не пам’ятаю. Психологиню одну пам’ятаю. Вона нормальна була. І ще ми там з дівчатами познайомились. У нас чат досі є.</w:t>
-      </w:r>
-    </w:p>
-    <w:p>
-      <w:r>
-        <w:t>— Досі?</w:t>
-      </w:r>
-    </w:p>
-    <w:p>
-      <w:r>
-        <w:t>— Та. Уже не так, як спочатку, але є. Хтось документи питає, хтось лікаря, хтось просто жаліється. Бо своїм знайомим іноді почнеш щось пояснювати — і вже шкодуєш, що почала.</w:t>
+        <w:t>— Ти вже годину людям дзвониш. Це що?</w:t>
+      </w:r>
+    </w:p>
+    <w:p>
+      <w:r>
+        <w:t>— Старий проєкт.</w:t>
+      </w:r>
+    </w:p>
+    <w:p>
+      <w:r>
+        <w:t>— Вони скаржаться?</w:t>
+      </w:r>
+    </w:p>
+    <w:p>
+      <w:r>
+        <w:t>— По-різному.</w:t>
+      </w:r>
+    </w:p>
+    <w:p>
+      <w:r>
+        <w:t>— Значить, живі люди.</w:t>
+      </w:r>
+    </w:p>
+    <w:p>
+      <w:r>
+        <w:t>Асистентка пішла.</w:t>
+      </w:r>
+    </w:p>
+    <w:p>
+      <w:r>
+        <w:t>Вона зробила ковток. Кава була занадто гаряча.</w:t>
+      </w:r>
+    </w:p>
+    <w:p>
+      <w:r>
+        <w:t>На екрані лишалося сім коротких нотаток.</w:t>
+      </w:r>
+    </w:p>
+    <w:p>
+      <w:r>
+        <w:t>У жодній не було нічого на десять мільйонів.</w:t>
+      </w:r>
+    </w:p>
+    <w:p>
+      <w:r>
+        <w:t>Вона відразу розсердилася на цю думку. Не було одиниці виміру, в якій можна чесно було записати: ця розмова з іншою мамою коштувала стільки, цей сон — стільки, п’ять днів без готування — стільки, година з психологом — стільки.</w:t>
+      </w:r>
+    </w:p>
+    <w:p>
+      <w:r>
+        <w:t>Але це не означало, що все коштувало нуль.</w:t>
+      </w:r>
+    </w:p>
+    <w:p>
+      <w:r>
+        <w:t>Вона відкрила фінальний звіт ще раз.</w:t>
+      </w:r>
+    </w:p>
+    <w:p>
+      <w:r>
+        <w:t>Там уже була відповідь, яку проєкт давав сам собі: активності виконані, учасники охоплені, оцінки позитивні, бюджет використано за призначенням.</w:t>
+      </w:r>
+    </w:p>
+    <w:p>
+      <w:r>
+        <w:t>Тепер вона могла додати до цього кілька речей, яких у звіті не було.</w:t>
+      </w:r>
+    </w:p>
+    <w:p>
+      <w:r>
+        <w:t>Чат, який досі жив.</w:t>
+      </w:r>
+    </w:p>
+    <w:p>
+      <w:r>
+        <w:t>Розмова двох матерів після вечері.</w:t>
+      </w:r>
+    </w:p>
+    <w:p>
+      <w:r>
+        <w:t>Чоловік, який виспався.</w:t>
+      </w:r>
+    </w:p>
+    <w:p>
+      <w:r>
+        <w:t>Жінка, яка зрозуміла, що може не брати ще одну дитину.</w:t>
+      </w:r>
+    </w:p>
+    <w:p>
+      <w:r>
+        <w:t>І погане вікно в готелі.</w:t>
+      </w:r>
+    </w:p>
+    <w:p>
+      <w:r>
+        <w:t>Вона усміхнулася останньому й відразу перестала.</w:t>
+      </w:r>
+    </w:p>
+    <w:p>
+      <w:r>
+        <w:t>У папці на робочому столі лежав інший файл.</w:t>
+      </w:r>
+    </w:p>
+    <w:p>
+      <w:r>
+        <w:t>Десять рядків.</w:t>
+      </w:r>
+    </w:p>
+    <w:p>
+      <w:r>
+        <w:t>Вона його не відкрила.</w:t>
+      </w:r>
+    </w:p>
+    <w:p>
+      <w:r>
+        <w:t>Після обіду передзвонив другий номер, який зранку не відповів.</w:t>
+      </w:r>
+    </w:p>
+    <w:p>
+      <w:r>
+        <w:t>— Ви мені дзвонили.</w:t>
+      </w:r>
+    </w:p>
+    <w:p>
+      <w:r>
+        <w:t>Вона знову пояснила, хто вона і про який захід.</w:t>
+      </w:r>
+    </w:p>
+    <w:p>
+      <w:r>
+        <w:t>— А. Так, пам’ятаю. А що сталося?</w:t>
+      </w:r>
+    </w:p>
+    <w:p>
+      <w:r>
+        <w:t>— Нічого. Переглядаємо старі програми.</w:t>
+      </w:r>
+    </w:p>
+    <w:p>
+      <w:r>
+        <w:t>— Гроші перевіряєте?</w:t>
+      </w:r>
+    </w:p>
+    <w:p>
+      <w:r>
+        <w:t>— Ні.</w:t>
+      </w:r>
+    </w:p>
+    <w:p>
+      <w:r>
+        <w:t>— Бо я одразу скажу: нам ніхто нічого не давав грошима.</w:t>
+      </w:r>
+    </w:p>
+    <w:p>
+      <w:r>
+        <w:t>— Я не про це.</w:t>
       </w:r>
     </w:p>
     <w:p>
       <w:r>
         <w:lastRenderedPageBreak/>
-        <w:t>На фоні щось упало.</w:t>
-      </w:r>
-    </w:p>
-    <w:p>
-      <w:r>
-        <w:t>— Ой. Секунду.</w:t>
-      </w:r>
-    </w:p>
-    <w:p>
-      <w:r>
-        <w:t>Жінка відклала телефон, комусь сказала: «Не бери руками, гаряче», потім повернулася.</w:t>
-      </w:r>
-    </w:p>
-    <w:p>
-      <w:r>
-        <w:t>— Вибачте.</w:t>
-      </w:r>
-    </w:p>
-    <w:p>
-      <w:r>
-        <w:t>— Все добре. А з самого навчання щось використовували потім?</w:t>
-      </w:r>
-    </w:p>
-    <w:p>
-      <w:r>
-        <w:t>— Може. Я вам зараз не скажу: оце було в понеділок о десятій, і я це використовую. Там про підлітків було нормально. Але ми більше між собою говорили.</w:t>
-      </w:r>
-    </w:p>
-    <w:p>
-      <w:r>
-        <w:t>— Якби ще раз запросили, поїхали б?</w:t>
-      </w:r>
-    </w:p>
-    <w:p>
-      <w:r>
-        <w:t>— Якби дітей було з ким лишити — так. Хоча тоді вони з нами їздили. То теж добре було. П’ять днів не готувала.</w:t>
-      </w:r>
-    </w:p>
-    <w:p>
-      <w:r>
-        <w:t>Вона засміялася.</w:t>
-      </w:r>
-    </w:p>
-    <w:p>
-      <w:r>
-        <w:t>— Це важливо?</w:t>
-      </w:r>
-    </w:p>
-    <w:p>
-      <w:r>
-        <w:t>— Ви питаєте серйозно?</w:t>
-      </w:r>
-    </w:p>
-    <w:p>
-      <w:r>
-        <w:t>— Серйозно.</w:t>
-      </w:r>
-    </w:p>
-    <w:p>
-      <w:r>
-        <w:t>— Дуже.</w:t>
+        <w:t>— А то зараз таке питають, ніби ми щось винні.</w:t>
+      </w:r>
+    </w:p>
+    <w:p>
+      <w:r>
+        <w:t>— Ви нічого не винні.</w:t>
+      </w:r>
+    </w:p>
+    <w:p>
+      <w:r>
+        <w:t>Чоловік замовк.</w:t>
+      </w:r>
+    </w:p>
+    <w:p>
+      <w:r>
+        <w:t>— Ну добре.</w:t>
+      </w:r>
+    </w:p>
+    <w:p>
+      <w:r>
+        <w:t>Вона поставила ті самі кілька запитань. Він відповідав коротко. Навчання було нормальне. Діти задоволені. Дружина більше пам’ятає. Поїхав би ще, якщо без проблем на роботі.</w:t>
+      </w:r>
+    </w:p>
+    <w:p>
+      <w:r>
+        <w:t>Потім сам спитав:</w:t>
+      </w:r>
+    </w:p>
+    <w:p>
+      <w:r>
+        <w:t>— А скільки воно коштувало?</w:t>
+      </w:r>
+    </w:p>
+    <w:p>
+      <w:r>
+        <w:t>Вона подивилася на цифру у звіті.</w:t>
+      </w:r>
+    </w:p>
+    <w:p>
+      <w:r>
+        <w:t>— Чому питаєте?</w:t>
+      </w:r>
+    </w:p>
+    <w:p>
+      <w:r>
+        <w:t>— Та ви так розпитуєте. Думаю, може, дорого.</w:t>
+      </w:r>
+    </w:p>
+    <w:p>
+      <w:r>
+        <w:t>Вона могла не відповідати. Сума не була секретною.</w:t>
+      </w:r>
+    </w:p>
+    <w:p>
+      <w:r>
+        <w:t>— Десять мільйонів.</w:t>
+      </w:r>
+    </w:p>
+    <w:p>
+      <w:r>
+        <w:t>У слухавці стало тихо.</w:t>
+      </w:r>
+    </w:p>
+    <w:p>
+      <w:r>
+        <w:t>— За п’ять днів?</w:t>
+      </w:r>
+    </w:p>
+    <w:p>
+      <w:r>
+        <w:t>— За весь проєкт. Тридцять сімей, діти, проживання, харчування, транспорт, програма, тренери, матеріали.</w:t>
+      </w:r>
+    </w:p>
+    <w:p>
+      <w:r>
+        <w:t>— А.</w:t>
+      </w:r>
+    </w:p>
+    <w:p>
+      <w:r>
+        <w:t>Ще пауза.</w:t>
+      </w:r>
+    </w:p>
+    <w:p>
+      <w:r>
+        <w:t>— Ну я в тому не розбираюся.</w:t>
+      </w:r>
+    </w:p>
+    <w:p>
+      <w:r>
+        <w:t>— Я теж тому й питаю.</w:t>
+      </w:r>
+    </w:p>
+    <w:p>
+      <w:r>
+        <w:t>— А чого мене?</w:t>
+      </w:r>
+    </w:p>
+    <w:p>
+      <w:r>
+        <w:t>— Ви там були.</w:t>
+      </w:r>
+    </w:p>
+    <w:p>
+      <w:r>
+        <w:t>— Був.</w:t>
+      </w:r>
+    </w:p>
+    <w:p>
+      <w:r>
+        <w:t>— Воно було вам потрібне?</w:t>
+      </w:r>
+    </w:p>
+    <w:p>
+      <w:r>
+        <w:t>Вона почула, як він видихнув.</w:t>
+      </w:r>
+    </w:p>
+    <w:p>
+      <w:r>
+        <w:t>— Слухайте… потрібне. Але якби сказали, що не буде, я б не помер.</w:t>
+      </w:r>
+    </w:p>
+    <w:p>
+      <w:r>
+        <w:t>Вона нічого не сказала.</w:t>
+      </w:r>
+    </w:p>
+    <w:p>
+      <w:r>
+        <w:t>— Тільки ви не пишіть, що я сказав, що не треба було, — швидко додав він. — Я такого не кажу. Нормально було.</w:t>
+      </w:r>
+    </w:p>
+    <w:p>
+      <w:r>
+        <w:t>— Не напишу.</w:t>
+      </w:r>
+    </w:p>
+    <w:p>
+      <w:r>
+        <w:t>— Бо потім ще скажуть, що люди невдячні.</w:t>
+      </w:r>
+    </w:p>
+    <w:p>
+      <w:r>
+        <w:t>— Ніхто не скаже.</w:t>
+      </w:r>
+    </w:p>
+    <w:p>
+      <w:r>
+        <w:t>— Ну й добре.</w:t>
       </w:r>
     </w:p>
     <w:p>
@@ -12657,967 +13560,7 @@
     </w:p>
     <w:p>
       <w:r>
-        <w:t>У нотатках вона написала: «чат досі є», «підлітки», «не готувала 5 днів».</w:t>
-      </w:r>
-    </w:p>
-    <w:p>
-      <w:r>
-        <w:t>Останню фразу хотіла стерти, але залишила.</w:t>
-      </w:r>
-    </w:p>
-    <w:p>
-      <w:r>
-        <w:t>Другий номер не відповів.</w:t>
-      </w:r>
-    </w:p>
-    <w:p>
-      <w:r>
-        <w:t>На третьому чоловік підняв слухавку після першого гудка.</w:t>
-      </w:r>
-    </w:p>
-    <w:p>
-      <w:r>
-        <w:t>— Алло.</w:t>
-      </w:r>
-    </w:p>
-    <w:p>
-      <w:r>
-        <w:t>Вона представилася, назвала фонд і захід.</w:t>
-      </w:r>
-    </w:p>
-    <w:p>
-      <w:r>
-        <w:t>— Та пам’ятаю.</w:t>
-      </w:r>
-    </w:p>
-    <w:p>
-      <w:r>
-        <w:t>— Можна спитати, що вам із нього було корисно?</w:t>
-      </w:r>
-    </w:p>
-    <w:p>
-      <w:r>
-        <w:t>— Ой.</w:t>
-      </w:r>
-    </w:p>
-    <w:p>
-      <w:r>
-        <w:t>Він замовк.</w:t>
-      </w:r>
-    </w:p>
-    <w:p>
-      <w:r>
-        <w:t>— Я зараз на роботі, тут хлопці слухають.</w:t>
-      </w:r>
-    </w:p>
-    <w:p>
-      <w:r>
-        <w:t>На фоні хтось сказав:</w:t>
-      </w:r>
-    </w:p>
-    <w:p>
-      <w:r>
-        <w:t>— Кажи, що все було супер.</w:t>
-      </w:r>
-    </w:p>
-    <w:p>
-      <w:r>
-        <w:t>— Та пішов ти.</w:t>
-      </w:r>
-    </w:p>
-    <w:p>
-      <w:r>
-        <w:t>Вона почула сміх.</w:t>
-      </w:r>
-    </w:p>
-    <w:p>
-      <w:r>
-        <w:t>— Я можу передзвонити.</w:t>
-      </w:r>
-    </w:p>
-    <w:p>
-      <w:r>
-        <w:t>— Не треба. Що корисно… Чесно? Виспався.</w:t>
-      </w:r>
-    </w:p>
-    <w:p>
-      <w:r>
-        <w:t>Знову сміх десь поряд.</w:t>
-      </w:r>
-    </w:p>
-    <w:p>
-      <w:r>
-        <w:t>— Запиши: підвищив кваліфікацію сну.</w:t>
-      </w:r>
-    </w:p>
-    <w:p>
-      <w:r>
         <w:lastRenderedPageBreak/>
-        <w:t>— Я не для звіту питаю.</w:t>
-      </w:r>
-    </w:p>
-    <w:p>
-      <w:r>
-        <w:t>— А. Тоді тим більше. Виспався. Дружина з іншими мамами щось там обговорювала, вона більше скаже. Я на тренінгах сидів, усе як положено. Там чоловік один був, психолог чи хто, нормально говорив. Але я не повторю вам, про що.</w:t>
-      </w:r>
-    </w:p>
-    <w:p>
-      <w:r>
-        <w:t>— А загалом ви вважаєте, що варто було їхати?</w:t>
-      </w:r>
-    </w:p>
-    <w:p>
-      <w:r>
-        <w:t>— Та варто. Чого ні? Діти набігались, ми людей побачили. Нас тоді ніхто особливо нікуди не кликав.</w:t>
-      </w:r>
-    </w:p>
-    <w:p>
-      <w:r>
-        <w:t>— Добре. Дякую.</w:t>
-      </w:r>
-    </w:p>
-    <w:p>
-      <w:r>
-        <w:t>— Це все?</w:t>
-      </w:r>
-    </w:p>
-    <w:p>
-      <w:r>
-        <w:t>— Все.</w:t>
-      </w:r>
-    </w:p>
-    <w:p>
-      <w:r>
-        <w:t>— А я думав, зараз перевірка якась.</w:t>
-      </w:r>
-    </w:p>
-    <w:p>
-      <w:r>
-        <w:t>— Ні.</w:t>
-      </w:r>
-    </w:p>
-    <w:p>
-      <w:r>
-        <w:t>— Тоді взагалі чудово.</w:t>
-      </w:r>
-    </w:p>
-    <w:p>
-      <w:r>
-        <w:t>Вона поклала слухавку.</w:t>
-      </w:r>
-    </w:p>
-    <w:p>
-      <w:r>
-        <w:t>Поруч із його прізвищем записала тільки: «виспався; люди; діти».</w:t>
-      </w:r>
-    </w:p>
-    <w:p>
-      <w:r>
-        <w:t>Потім подумала й дописала: «не пам’ятає змісту».</w:t>
-      </w:r>
-    </w:p>
-    <w:p>
-      <w:r>
-        <w:t>Наступна жінка пам’ятала зміст дуже добре.</w:t>
-      </w:r>
-    </w:p>
-    <w:p>
-      <w:r>
-        <w:t>Вона назвала два тренінгові блоки, прізвище психологині й навіть вправу, яка її тоді роздратувала.</w:t>
-      </w:r>
-    </w:p>
-    <w:p>
-      <w:r>
-        <w:t>— Нас попросили написати три наші сильні сторони як батьків. Я сказала, що якщо я приїхала з чотирма дітьми й усі живі, то вже чотири сильні сторони.</w:t>
-      </w:r>
-    </w:p>
-    <w:p>
-      <w:r>
-        <w:t>— І що вам відповіли?</w:t>
-      </w:r>
-    </w:p>
-    <w:p>
-      <w:r>
-        <w:t>— Що це захисний гумор.</w:t>
-      </w:r>
-    </w:p>
-    <w:p>
-      <w:r>
-        <w:t>— А ви?</w:t>
-      </w:r>
-    </w:p>
-    <w:p>
-      <w:r>
-        <w:t>— Що хай буде захисний, аби працював.</w:t>
-      </w:r>
-    </w:p>
-    <w:p>
-      <w:r>
-        <w:t>Вона засміялася, а жінка продовжила вже серйозніше:</w:t>
-      </w:r>
-    </w:p>
-    <w:p>
-      <w:r>
-        <w:t>— Але одна розмова мені реально допомогла. Не тренінг навіть. Там мама була, у неї старший хлопець приблизно як мій. Ми з нею після вечері дві години сиділи. Я до того думала, що тільки в нас удома таке.</w:t>
-      </w:r>
-    </w:p>
-    <w:p>
-      <w:r>
-        <w:t>— Ви потім спілкувалися?</w:t>
-      </w:r>
-    </w:p>
-    <w:p>
-      <w:r>
-        <w:t>— Десь пів року. Потім рідше. На день народження вітаємо.</w:t>
-      </w:r>
-    </w:p>
-    <w:p>
-      <w:r>
-        <w:t>— Тобто поїздка вам щось дала.</w:t>
-      </w:r>
-    </w:p>
-    <w:p>
-      <w:r>
-        <w:t>— Ну дала.</w:t>
-      </w:r>
-    </w:p>
-    <w:p>
-      <w:r>
-        <w:t>Пауза.</w:t>
-      </w:r>
-    </w:p>
-    <w:p>
-      <w:r>
-        <w:t>— А чого ви питаєте?</w:t>
-      </w:r>
-    </w:p>
-    <w:p>
-      <w:r>
-        <w:t>— Переглядаю старі програми.</w:t>
-      </w:r>
-    </w:p>
-    <w:p>
-      <w:r>
-        <w:lastRenderedPageBreak/>
-        <w:t>— Щось не так?</w:t>
-      </w:r>
-    </w:p>
-    <w:p>
-      <w:r>
-        <w:t>— Ні. Просто хочу зрозуміти, що лишається після них.</w:t>
-      </w:r>
-    </w:p>
-    <w:p>
-      <w:r>
-        <w:t>— А-а.</w:t>
-      </w:r>
-    </w:p>
-    <w:p>
-      <w:r>
-        <w:t>Жінка помовчала.</w:t>
-      </w:r>
-    </w:p>
-    <w:p>
-      <w:r>
-        <w:t>— Тоді не по анкетах дивіться. Ми в анкетах завжди хороші.</w:t>
-      </w:r>
-    </w:p>
-    <w:p>
-      <w:r>
-        <w:t>— Чому?</w:t>
-      </w:r>
-    </w:p>
-    <w:p>
-      <w:r>
-        <w:t>— Бо нас нормально годували.</w:t>
-      </w:r>
-    </w:p>
-    <w:p>
-      <w:r>
-        <w:t>Сказала це без сміху, а потім сама засміялася.</w:t>
-      </w:r>
-    </w:p>
-    <w:p>
-      <w:r>
-        <w:t>Четвертий номер був недоступний.</w:t>
-      </w:r>
-    </w:p>
-    <w:p>
-      <w:r>
-        <w:t>П’ятий відповів не одразу. Жінка говорила тихо, бо вкладала дитину спати, хоча була середина дня.</w:t>
-      </w:r>
-    </w:p>
-    <w:p>
-      <w:r>
-        <w:t>— Малий після школи відключився, — пояснила вона. — Кажіть.</w:t>
-      </w:r>
-    </w:p>
-    <w:p>
-      <w:r>
-        <w:t>Цей захід вона пам’ятала гірше.</w:t>
-      </w:r>
-    </w:p>
-    <w:p>
-      <w:r>
-        <w:t>— Це той, де басейн був?</w:t>
-      </w:r>
-    </w:p>
-    <w:p>
-      <w:r>
-        <w:t>— У програмі басейну немає.</w:t>
-      </w:r>
-    </w:p>
-    <w:p>
-      <w:r>
-        <w:t>— Значить, той.</w:t>
-      </w:r>
-    </w:p>
-    <w:p>
-      <w:r>
-        <w:t>Вона переглянула старий кошторис. Басейну там справді не було.</w:t>
-      </w:r>
-    </w:p>
-    <w:p>
-      <w:r>
-        <w:t>— А навчання?</w:t>
-      </w:r>
-    </w:p>
-    <w:p>
-      <w:r>
-        <w:t>— Було. Багато.</w:t>
-      </w:r>
-    </w:p>
-    <w:p>
-      <w:r>
-        <w:t>— Що з нього пам’ятаєте?</w:t>
-      </w:r>
-    </w:p>
-    <w:p>
-      <w:r>
-        <w:t>— Що я вже це чула.</w:t>
-      </w:r>
-    </w:p>
-    <w:p>
-      <w:r>
-        <w:t>— Все?</w:t>
-      </w:r>
-    </w:p>
-    <w:p>
-      <w:r>
-        <w:t>— Не все. Але багато. Я тоді вже років… — жінка зупинилася. — Ну, давно була прийомною мамою. А тренерка нам пояснювала, що дитина після інституції може ховати їжу. Ми це знали не з презентації.</w:t>
-      </w:r>
-    </w:p>
-    <w:p>
-      <w:r>
-        <w:t>— Вас це дратувало?</w:t>
-      </w:r>
-    </w:p>
-    <w:p>
-      <w:r>
-        <w:t>— Тоді — так. Зараз уже не знаю. Новеньким, може, й треба.</w:t>
-      </w:r>
-    </w:p>
-    <w:p>
-      <w:r>
-        <w:t>— А сама поїздка?</w:t>
-      </w:r>
-    </w:p>
-    <w:p>
-      <w:r>
-        <w:t>— Хороша.</w:t>
-      </w:r>
-    </w:p>
-    <w:p>
-      <w:r>
-        <w:t>Вона сказала це одразу.</w:t>
-      </w:r>
-    </w:p>
-    <w:p>
-      <w:r>
-        <w:t>— Чим?</w:t>
-      </w:r>
-    </w:p>
-    <w:p>
-      <w:r>
-        <w:t>— Ви до чогось ведете?</w:t>
-      </w:r>
-    </w:p>
-    <w:p>
-      <w:r>
-        <w:t>— Ні.</w:t>
-      </w:r>
-    </w:p>
-    <w:p>
-      <w:r>
-        <w:t>— Бо питаєте якось дивно.</w:t>
-      </w:r>
-    </w:p>
-    <w:p>
-      <w:r>
-        <w:t>Вона відкинулася на спинку стільця.</w:t>
-      </w:r>
-    </w:p>
-    <w:p>
-      <w:r>
-        <w:t>— Можливо.</w:t>
-      </w:r>
-    </w:p>
-    <w:p>
-      <w:r>
-        <w:lastRenderedPageBreak/>
-        <w:t>Жінка помовчала.</w:t>
-      </w:r>
-    </w:p>
-    <w:p>
-      <w:r>
-        <w:t>— Нам було добре. Просто добре. Ніхто не смикав. Їжа готова. Діти зайняті. Увечері можна сісти. Я не знаю, як вам ще пояснити.</w:t>
-      </w:r>
-    </w:p>
-    <w:p>
-      <w:r>
-        <w:t>— Не треба.</w:t>
-      </w:r>
-    </w:p>
-    <w:p>
-      <w:r>
-        <w:t>— А що, ми не мали права туди поїхати?</w:t>
-      </w:r>
-    </w:p>
-    <w:p>
-      <w:r>
-        <w:t>Питання прозвучало без агресії. Швидше обережно.</w:t>
-      </w:r>
-    </w:p>
-    <w:p>
-      <w:r>
-        <w:t>Вона не відповіла одразу.</w:t>
-      </w:r>
-    </w:p>
-    <w:p>
-      <w:r>
-        <w:t>— Мали.</w:t>
-      </w:r>
-    </w:p>
-    <w:p>
-      <w:r>
-        <w:t>— То що?</w:t>
-      </w:r>
-    </w:p>
-    <w:p>
-      <w:r>
-        <w:t>— Нічого. Я справді переглядаю програму.</w:t>
-      </w:r>
-    </w:p>
-    <w:p>
-      <w:r>
-        <w:t>— А, ну дивіться.</w:t>
-      </w:r>
-    </w:p>
-    <w:p>
-      <w:r>
-        <w:t>У слухавці стало чути дитячий голос.</w:t>
-      </w:r>
-    </w:p>
-    <w:p>
-      <w:r>
-        <w:t>— Мам.</w:t>
-      </w:r>
-    </w:p>
-    <w:p>
-      <w:r>
-        <w:t>— Я тут.</w:t>
-      </w:r>
-    </w:p>
-    <w:p>
-      <w:r>
-        <w:t>— Мам.</w:t>
-      </w:r>
-    </w:p>
-    <w:p>
-      <w:r>
-        <w:t>— Я йду. Вибачте, мені треба.</w:t>
-      </w:r>
-    </w:p>
-    <w:p>
-      <w:r>
-        <w:t>— Так, звичайно. Дякую.</w:t>
-      </w:r>
-    </w:p>
-    <w:p>
-      <w:r>
-        <w:t>Жінка вже майже поклала слухавку, потім повернулася:</w:t>
-      </w:r>
-    </w:p>
-    <w:p>
-      <w:r>
-        <w:t>— Якщо знову буде щось таке, ви дзвоніть. Ми б поїхали.</w:t>
-      </w:r>
-    </w:p>
-    <w:p>
-      <w:r>
-        <w:t>Виклик закінчився.</w:t>
-      </w:r>
-    </w:p>
-    <w:p>
-      <w:r>
-        <w:t>Вона не записувала кілька хвилин.</w:t>
-      </w:r>
-    </w:p>
-    <w:p>
-      <w:r>
-        <w:t>Потім біля прізвища написала: «багато повтору; відпочила; поїхала б ще».</w:t>
-      </w:r>
-    </w:p>
-    <w:p>
-      <w:r>
-        <w:t>Слово «відпочила» виглядало так, ніби вона щойно викрила щось.</w:t>
-      </w:r>
-    </w:p>
-    <w:p>
-      <w:r>
-        <w:t>Вона стерла його.</w:t>
-      </w:r>
-    </w:p>
-    <w:p>
-      <w:r>
-        <w:t>Написала: «було добре».</w:t>
-      </w:r>
-    </w:p>
-    <w:p>
-      <w:r>
-        <w:t>Стало ще гірше.</w:t>
-      </w:r>
-    </w:p>
-    <w:p>
-      <w:r>
-        <w:t>Стерла й це.</w:t>
-      </w:r>
-    </w:p>
-    <w:p>
-      <w:r>
-        <w:t>До обіду вона поговорила ще з трьома людьми.</w:t>
-      </w:r>
-    </w:p>
-    <w:p>
-      <w:r>
-        <w:t>Один чоловік сказав, що йому не сподобався готель, бо в номері погано закривалося вікно й уночі гуділо щось на даху. Про навчання згадав тільки після підказки.</w:t>
-      </w:r>
-    </w:p>
-    <w:p>
-      <w:r>
-        <w:t>Інша жінка сказала, що після тієї поїздки вони з чоловіком уперше всерйоз поговорили про те, щоб узяти ще одну дитину, але не взяли. Через пів року зрозуміли, що не витягнуть.</w:t>
-      </w:r>
-    </w:p>
-    <w:p>
-      <w:r>
-        <w:t>— І добре, що не взяли, — сказала вона. — Я раніше думала, що якщо відмовляюся, то я погана. Там одна мама сказала: «Ти ж не шафу купуєш». Не тренер. Просто мама.</w:t>
-      </w:r>
-    </w:p>
-    <w:p>
-      <w:r>
-        <w:t>Ще одна учасниця була незадоволена майже всім.</w:t>
-      </w:r>
-    </w:p>
-    <w:p>
-      <w:r>
-        <w:lastRenderedPageBreak/>
-        <w:t>Дитяча програма, за її словами, була «для малечі», старшим дітям нудно. Один обід принесли холодним. У кімнаті не прибирали два дні. Тренер говорив занадто багато.</w:t>
-      </w:r>
-    </w:p>
-    <w:p>
-      <w:r>
-        <w:t>— Я це й в анкеті писала, — сказала вона.</w:t>
-      </w:r>
-    </w:p>
-    <w:p>
-      <w:r>
-        <w:t>Вона знайшла її анкету.</w:t>
-      </w:r>
-    </w:p>
-    <w:p>
-      <w:r>
-        <w:t>Там стояло «добре» майже навпроти всіх пунктів.</w:t>
-      </w:r>
-    </w:p>
-    <w:p>
-      <w:r>
-        <w:t>— Тут у вас переважно позитивні оцінки.</w:t>
-      </w:r>
-    </w:p>
-    <w:p>
-      <w:r>
-        <w:t>— Бо я не хотіла скандал робити.</w:t>
-      </w:r>
-    </w:p>
-    <w:p>
-      <w:r>
-        <w:t>— Це ж анонімно.</w:t>
-      </w:r>
-    </w:p>
-    <w:p>
-      <w:r>
-        <w:t>— Ага. Там вік, громада, скільки дітей і хто ти. Дуже анонімно.</w:t>
-      </w:r>
-    </w:p>
-    <w:p>
-      <w:r>
-        <w:t>— Справедливо.</w:t>
-      </w:r>
-    </w:p>
-    <w:p>
-      <w:r>
-        <w:t>— Але ми все одно нормально з’їздили. Я ж не кажу, що погано.</w:t>
-      </w:r>
-    </w:p>
-    <w:p>
-      <w:r>
-        <w:t>Після розмови вона закрила анкети.</w:t>
-      </w:r>
-    </w:p>
-    <w:p>
-      <w:r>
-        <w:t>Асистентка принесла їй каву й поставила чашку на стіл.</w:t>
-      </w:r>
-    </w:p>
-    <w:p>
-      <w:r>
-        <w:t>— Я не просила.</w:t>
-      </w:r>
-    </w:p>
-    <w:p>
-      <w:r>
-        <w:t>— Я собі робила.</w:t>
-      </w:r>
-    </w:p>
-    <w:p>
-      <w:r>
-        <w:t>— Дякую.</w:t>
-      </w:r>
-    </w:p>
-    <w:p>
-      <w:r>
-        <w:t>— Ти вже годину людям дзвониш. Це що?</w:t>
-      </w:r>
-    </w:p>
-    <w:p>
-      <w:r>
-        <w:t>— Старий проєкт.</w:t>
-      </w:r>
-    </w:p>
-    <w:p>
-      <w:r>
-        <w:t>— Вони скаржаться?</w:t>
-      </w:r>
-    </w:p>
-    <w:p>
-      <w:r>
-        <w:t>— По-різному.</w:t>
-      </w:r>
-    </w:p>
-    <w:p>
-      <w:r>
-        <w:t>— Значить, живі люди.</w:t>
-      </w:r>
-    </w:p>
-    <w:p>
-      <w:r>
-        <w:t>Асистентка пішла.</w:t>
-      </w:r>
-    </w:p>
-    <w:p>
-      <w:r>
-        <w:t>Вона зробила ковток. Кава була занадто гаряча.</w:t>
-      </w:r>
-    </w:p>
-    <w:p>
-      <w:r>
-        <w:t>На екрані лишалося сім коротких нотаток.</w:t>
-      </w:r>
-    </w:p>
-    <w:p>
-      <w:r>
-        <w:t>У жодній не було нічого на десять мільйонів.</w:t>
-      </w:r>
-    </w:p>
-    <w:p>
-      <w:r>
-        <w:t>Вона відразу розсердилася на цю думку. Не було одиниці виміру, в якій можна чесно було записати: ця розмова з іншою мамою коштувала стільки, цей сон — стільки, п’ять днів без готування — стільки, година з психологом — стільки.</w:t>
-      </w:r>
-    </w:p>
-    <w:p>
-      <w:r>
-        <w:t>Але це не означало, що все коштувало нуль.</w:t>
-      </w:r>
-    </w:p>
-    <w:p>
-      <w:r>
-        <w:t>Вона відкрила фінальний звіт ще раз.</w:t>
-      </w:r>
-    </w:p>
-    <w:p>
-      <w:r>
-        <w:t>Там уже була відповідь, яку проєкт давав сам собі: активності виконані, учасники охоплені, оцінки позитивні, бюджет використано за призначенням.</w:t>
-      </w:r>
-    </w:p>
-    <w:p>
-      <w:r>
-        <w:t>Тепер вона могла додати до цього кілька речей, яких у звіті не було.</w:t>
-      </w:r>
-    </w:p>
-    <w:p>
-      <w:r>
-        <w:t>Чат, який досі жив.</w:t>
-      </w:r>
-    </w:p>
-    <w:p>
-      <w:r>
-        <w:t>Розмова двох матерів після вечері.</w:t>
-      </w:r>
-    </w:p>
-    <w:p>
-      <w:r>
-        <w:t>Чоловік, який виспався.</w:t>
-      </w:r>
-    </w:p>
-    <w:p>
-      <w:r>
-        <w:lastRenderedPageBreak/>
-        <w:t>Жінка, яка зрозуміла, що може не брати ще одну дитину.</w:t>
-      </w:r>
-    </w:p>
-    <w:p>
-      <w:r>
-        <w:t>І погане вікно в готелі.</w:t>
-      </w:r>
-    </w:p>
-    <w:p>
-      <w:r>
-        <w:t>Вона усміхнулася останньому й відразу перестала.</w:t>
-      </w:r>
-    </w:p>
-    <w:p>
-      <w:r>
-        <w:t>У папці на робочому столі лежав інший файл.</w:t>
-      </w:r>
-    </w:p>
-    <w:p>
-      <w:r>
-        <w:t>Десять рядків.</w:t>
-      </w:r>
-    </w:p>
-    <w:p>
-      <w:r>
-        <w:t>Вона його не відкрила.</w:t>
-      </w:r>
-    </w:p>
-    <w:p>
-      <w:r>
-        <w:t>Після обіду передзвонив другий номер, який зранку не відповів.</w:t>
-      </w:r>
-    </w:p>
-    <w:p>
-      <w:r>
-        <w:t>— Ви мені дзвонили.</w:t>
-      </w:r>
-    </w:p>
-    <w:p>
-      <w:r>
-        <w:t>Вона знову пояснила, хто вона і про який захід.</w:t>
-      </w:r>
-    </w:p>
-    <w:p>
-      <w:r>
-        <w:t>— А. Так, пам’ятаю. А що сталося?</w:t>
-      </w:r>
-    </w:p>
-    <w:p>
-      <w:r>
-        <w:t>— Нічого. Переглядаємо старі програми.</w:t>
-      </w:r>
-    </w:p>
-    <w:p>
-      <w:r>
-        <w:t>— Гроші перевіряєте?</w:t>
-      </w:r>
-    </w:p>
-    <w:p>
-      <w:r>
-        <w:t>— Ні.</w:t>
-      </w:r>
-    </w:p>
-    <w:p>
-      <w:r>
-        <w:t>— Бо я одразу скажу: нам ніхто нічого не давав грошима.</w:t>
-      </w:r>
-    </w:p>
-    <w:p>
-      <w:r>
-        <w:t>— Я не про це.</w:t>
-      </w:r>
-    </w:p>
-    <w:p>
-      <w:r>
-        <w:t>— А то зараз таке питають, ніби ми щось винні.</w:t>
-      </w:r>
-    </w:p>
-    <w:p>
-      <w:r>
-        <w:t>— Ви нічого не винні.</w:t>
-      </w:r>
-    </w:p>
-    <w:p>
-      <w:r>
-        <w:t>Чоловік замовк.</w:t>
-      </w:r>
-    </w:p>
-    <w:p>
-      <w:r>
-        <w:t>— Ну добре.</w:t>
-      </w:r>
-    </w:p>
-    <w:p>
-      <w:r>
-        <w:t>Вона поставила ті самі кілька запитань. Він відповідав коротко. Навчання було нормальне. Діти задоволені. Дружина більше пам’ятає. Поїхав би ще, якщо без проблем на роботі.</w:t>
-      </w:r>
-    </w:p>
-    <w:p>
-      <w:r>
-        <w:t>Потім сам спитав:</w:t>
-      </w:r>
-    </w:p>
-    <w:p>
-      <w:r>
-        <w:t>— А скільки воно коштувало?</w:t>
-      </w:r>
-    </w:p>
-    <w:p>
-      <w:r>
-        <w:t>Вона подивилася на цифру у звіті.</w:t>
-      </w:r>
-    </w:p>
-    <w:p>
-      <w:r>
-        <w:t>— Чому питаєте?</w:t>
-      </w:r>
-    </w:p>
-    <w:p>
-      <w:r>
-        <w:t>— Та ви так розпитуєте. Думаю, може, дорого.</w:t>
-      </w:r>
-    </w:p>
-    <w:p>
-      <w:r>
-        <w:t>Вона могла не відповідати. Сума не була секретною.</w:t>
-      </w:r>
-    </w:p>
-    <w:p>
-      <w:r>
-        <w:t>— Десять мільйонів.</w:t>
-      </w:r>
-    </w:p>
-    <w:p>
-      <w:r>
-        <w:t>У слухавці стало тихо.</w:t>
-      </w:r>
-    </w:p>
-    <w:p>
-      <w:r>
-        <w:t>— За п’ять днів?</w:t>
-      </w:r>
-    </w:p>
-    <w:p>
-      <w:r>
-        <w:t>— За весь проєкт. Тридцять сімей, діти, проживання, харчування, транспорт, програма, тренери, матеріали.</w:t>
-      </w:r>
-    </w:p>
-    <w:p>
-      <w:r>
-        <w:t>— А.</w:t>
-      </w:r>
-    </w:p>
-    <w:p>
-      <w:r>
-        <w:t>Ще пауза.</w:t>
-      </w:r>
-    </w:p>
-    <w:p>
-      <w:r>
-        <w:t>— Ну я в тому не розбираюся.</w:t>
-      </w:r>
-    </w:p>
-    <w:p>
-      <w:r>
-        <w:lastRenderedPageBreak/>
-        <w:t>— Я теж тому й питаю.</w:t>
-      </w:r>
-    </w:p>
-    <w:p>
-      <w:r>
-        <w:t>— А чого мене?</w:t>
-      </w:r>
-    </w:p>
-    <w:p>
-      <w:r>
-        <w:t>— Ви там були.</w:t>
-      </w:r>
-    </w:p>
-    <w:p>
-      <w:r>
-        <w:t>— Був.</w:t>
-      </w:r>
-    </w:p>
-    <w:p>
-      <w:r>
-        <w:t>— Воно було вам потрібне?</w:t>
-      </w:r>
-    </w:p>
-    <w:p>
-      <w:r>
-        <w:t>Вона почула, як він видихнув.</w:t>
-      </w:r>
-    </w:p>
-    <w:p>
-      <w:r>
-        <w:t>— Слухайте… потрібне. Але якби сказали, що не буде, я б не помер.</w:t>
-      </w:r>
-    </w:p>
-    <w:p>
-      <w:r>
-        <w:t>Вона нічого не сказала.</w:t>
-      </w:r>
-    </w:p>
-    <w:p>
-      <w:r>
-        <w:t>— Тільки ви не пишіть, що я сказав, що не треба було, — швидко додав він. — Я такого не кажу. Нормально було.</w:t>
-      </w:r>
-    </w:p>
-    <w:p>
-      <w:r>
-        <w:t>— Не напишу.</w:t>
-      </w:r>
-    </w:p>
-    <w:p>
-      <w:r>
-        <w:t>— Бо потім ще скажуть, що люди невдячні.</w:t>
-      </w:r>
-    </w:p>
-    <w:p>
-      <w:r>
-        <w:t>— Ніхто не скаже.</w:t>
-      </w:r>
-    </w:p>
-    <w:p>
-      <w:r>
-        <w:t>— Ну й добре.</w:t>
-      </w:r>
-    </w:p>
-    <w:p>
-      <w:r>
-        <w:t>Вони попрощалися.</w:t>
-      </w:r>
-    </w:p>
-    <w:p>
-      <w:r>
         <w:t>Вона сиділа, тримаючи телефон у руці, і дивилася не на архів, а на поточний бюджет, який був відкритий у сусідній вкладці.</w:t>
       </w:r>
     </w:p>
@@ -13703,7 +13646,6 @@
     </w:p>
     <w:p>
       <w:r>
-        <w:lastRenderedPageBreak/>
         <w:t>«Підтверджуй четвер».</w:t>
       </w:r>
     </w:p>
@@ -37966,7 +37908,7 @@
 </file>
 
 <file path=customXml/itemProps1.xml><?xml version="1.0" encoding="utf-8"?>
-<ds:datastoreItem xmlns:ds="http://schemas.openxmlformats.org/officeDocument/2006/customXml" ds:itemID="{97BDF88B-37F5-4079-845B-3CD2A257F6B3}">
+<ds:datastoreItem xmlns:ds="http://schemas.openxmlformats.org/officeDocument/2006/customXml" ds:itemID="{9B16B940-77B9-414D-B879-0A2CC4D1EE7D}">
   <ds:schemaRefs>
     <ds:schemaRef ds:uri="http://schemas.openxmlformats.org/officeDocument/2006/bibliography"/>
   </ds:schemaRefs>

--- a/mavik-sklad/files/Соціальна.docx
+++ b/mavik-sklad/files/Соціальна.docx
@@ -13662,26 +13662,9729 @@
         <w:br/>
       </w:r>
     </w:p>
+    <w:p>
+      <w:pPr>
+        <w:pStyle w:val="31"/>
+      </w:pPr>
+      <w:r>
+        <w:t>ГЛАВА 16</w:t>
+      </w:r>
+    </w:p>
+    <w:p>
+      <w:r>
+        <w:t>Наступного ранку вона не дзвонила нікому з учасників.</w:t>
+      </w:r>
+    </w:p>
+    <w:p>
+      <w:r>
+        <w:t>Список лишився в окремому файлі. Сім розмов, короткі нотатки, кілька номерів, до яких вона ще не дійшла. Можна було продовжити, але вона вже не знала, що саме хоче почути від восьмого чи дев’ятого.</w:t>
+      </w:r>
+    </w:p>
+    <w:p>
+      <w:r>
+        <w:t>У поточній пошті було простіше.</w:t>
+      </w:r>
+    </w:p>
+    <w:p>
+      <w:r>
+        <w:t>Погодити меню.</w:t>
+      </w:r>
+    </w:p>
+    <w:p>
+      <w:r>
+        <w:t>Попросити нову калькуляцію автобуса.</w:t>
+      </w:r>
+    </w:p>
+    <w:p>
+      <w:r>
+        <w:t>Нагадати тренеру про змінені блоки.</w:t>
+      </w:r>
+    </w:p>
+    <w:p>
+      <w:r>
+        <w:lastRenderedPageBreak/>
+        <w:t>Відповісти бібліотеці, що штори не потрібні.</w:t>
+      </w:r>
+    </w:p>
+    <w:p>
+      <w:r>
+        <w:t>О десятій асистентка принесла на підпис список учасників і сказала:</w:t>
+      </w:r>
+    </w:p>
+    <w:p>
+      <w:r>
+        <w:t>— У нас плюс одна дитина.</w:t>
+      </w:r>
+    </w:p>
+    <w:p>
+      <w:r>
+        <w:t>— Звідки?</w:t>
+      </w:r>
+    </w:p>
+    <w:p>
+      <w:r>
+        <w:t>— Народилася.</w:t>
+      </w:r>
+    </w:p>
+    <w:p>
+      <w:r>
+        <w:t>Вона підняла голову.</w:t>
+      </w:r>
+    </w:p>
+    <w:p>
+      <w:r>
+        <w:t>— За вихідні?</w:t>
+      </w:r>
+    </w:p>
+    <w:p>
+      <w:r>
+        <w:t>— Ні. Просто мама забула вказати немовля в анкеті, бо «воно ж зі мною».</w:t>
+      </w:r>
+    </w:p>
+    <w:p>
+      <w:r>
+        <w:t>— Логічно.</w:t>
+      </w:r>
+    </w:p>
+    <w:p>
+      <w:r>
+        <w:t>— Я теж так подумала. Але готель чомусь хоче знати, скільки людей у номері.</w:t>
+      </w:r>
+    </w:p>
+    <w:p>
+      <w:r>
+        <w:t>Вони переробили поселення.</w:t>
+      </w:r>
+    </w:p>
+    <w:p>
+      <w:r>
+        <w:t>Після цього вона знову відкрила стару папку.</w:t>
+      </w:r>
+    </w:p>
+    <w:p>
+      <w:r>
+        <w:t>Не медичну.</w:t>
+      </w:r>
+    </w:p>
+    <w:p>
+      <w:r>
+        <w:t>Виїзд.</w:t>
+      </w:r>
+    </w:p>
+    <w:p>
+      <w:r>
+        <w:t>У фінальному звіті була фраза про «підвищення компетентностей учасників». Вона вже бачила її десятки разів і сама писала схожі. У додатках лежали анкети, програма, презентації тренерів, фотографії. Ще одна папка називалася «відео».</w:t>
+      </w:r>
+    </w:p>
+    <w:p>
+      <w:r>
+        <w:t>Вона її раніше не відкривала. Файлів було багато, деякі по дві години.</w:t>
+      </w:r>
+    </w:p>
+    <w:p>
+      <w:r>
+        <w:t>Поставила навушник у одне вухо й увімкнула перший.</w:t>
+      </w:r>
+    </w:p>
+    <w:p>
+      <w:r>
+        <w:t>Камера стояла збоку від залу. Спочатку хтось ходив перед об’єктивом, переносив стілець, потім з’явилася тренерка й попросила всіх сідати ближче, бо «ми ж тут не в театрі». Люди посунулися.</w:t>
+      </w:r>
+    </w:p>
+    <w:p>
+      <w:r>
+        <w:t>На екрані за її спиною був слайд про адаптацію дитини в сім’ї.</w:t>
+      </w:r>
+    </w:p>
+    <w:p>
+      <w:r>
+        <w:t>Тренерка говорила нормально. Не блискуче, але зрозуміло. У кількох місцях учасники кивали.</w:t>
+      </w:r>
+    </w:p>
+    <w:p>
+      <w:r>
+        <w:t>Вона перемотала.</w:t>
+      </w:r>
+    </w:p>
+    <w:p>
+      <w:r>
+        <w:t>Іще двадцять хвилин.</w:t>
+      </w:r>
+    </w:p>
+    <w:p>
+      <w:r>
+        <w:t>Іще.</w:t>
+      </w:r>
+    </w:p>
+    <w:p>
+      <w:r>
+        <w:t>На сорок сьомій хвилині тренерка змінила слайд, замовкла й підійшла ближче до екрана.</w:t>
+      </w:r>
+    </w:p>
+    <w:p>
+      <w:r>
+        <w:t>— Так… Це в нас що?</w:t>
+      </w:r>
+    </w:p>
+    <w:p>
+      <w:r>
+        <w:t>У залі хтось засміявся.</w:t>
+      </w:r>
+    </w:p>
+    <w:p>
+      <w:r>
+        <w:t>— Ми теж хочемо знати.</w:t>
+      </w:r>
+    </w:p>
+    <w:p>
+      <w:r>
+        <w:t>— Зараз, секунду. Нам презентацію оновили.</w:t>
+      </w:r>
+    </w:p>
+    <w:p>
+      <w:r>
+        <w:t>Вона прочитала заголовок уголос. Потім перший пункт.</w:t>
+      </w:r>
+    </w:p>
+    <w:p>
+      <w:r>
+        <w:t>— Ага. Тут про регресивну поведінку.</w:t>
+      </w:r>
+    </w:p>
+    <w:p>
+      <w:r>
+        <w:lastRenderedPageBreak/>
+        <w:t>З другого ряду жінка сказала:</w:t>
+      </w:r>
+    </w:p>
+    <w:p>
+      <w:r>
+        <w:t>— Це коли в чотирнадцять знову треба, щоб ти шкарпетки вдягав?</w:t>
+      </w:r>
+    </w:p>
+    <w:p>
+      <w:r>
+        <w:t>— У тому числі.</w:t>
+      </w:r>
+    </w:p>
+    <w:p>
+      <w:r>
+        <w:t>— Тоді ми знайомі.</w:t>
+      </w:r>
+    </w:p>
+    <w:p>
+      <w:r>
+        <w:t>Зал засміявся.</w:t>
+      </w:r>
+    </w:p>
+    <w:p>
+      <w:r>
+        <w:t>Тренерка теж.</w:t>
+      </w:r>
+    </w:p>
+    <w:p>
+      <w:r>
+        <w:t>Вона продовжила читати слайд.</w:t>
+      </w:r>
+    </w:p>
+    <w:p>
+      <w:r>
+        <w:t>Вона зупинила відео.</w:t>
+      </w:r>
+    </w:p>
+    <w:p>
+      <w:r>
+        <w:t>Повернула назад.</w:t>
+      </w:r>
+    </w:p>
+    <w:p>
+      <w:r>
+        <w:t>Подивилася ще раз.</w:t>
+      </w:r>
+    </w:p>
+    <w:p>
+      <w:r>
+        <w:t>Нічого особливого.</w:t>
+      </w:r>
+    </w:p>
+    <w:p>
+      <w:r>
+        <w:t>Можливо, матеріали справді оновили перед навчанням. Можливо, тренерка знала тему й просто вперше бачила цей конкретний слайд.</w:t>
+      </w:r>
+    </w:p>
+    <w:p>
+      <w:r>
+        <w:t>Вона відкрила презентацію окремо.</w:t>
+      </w:r>
+    </w:p>
+    <w:p>
+      <w:r>
+        <w:t>У властивостях файлу стояла дата створення за два дні до виїзду. Автором була не тренерка. Інше прізвище.</w:t>
+      </w:r>
+    </w:p>
+    <w:p>
+      <w:r>
+        <w:t>Вона відкрила наступне відео.</w:t>
+      </w:r>
+    </w:p>
+    <w:p>
+      <w:r>
+        <w:t>Інший тренер. Чоловік років сорока з невеликим. Говорив упевненіше, жартував, добре тримав зал. Тема — межі, правила, відповідальність дорослого.</w:t>
+      </w:r>
+    </w:p>
+    <w:p>
+      <w:r>
+        <w:t>Через пів години один із батьків підняв руку.</w:t>
+      </w:r>
+    </w:p>
+    <w:p>
+      <w:r>
+        <w:t>— Можна не зовсім по слайду?</w:t>
+      </w:r>
+    </w:p>
+    <w:p>
+      <w:r>
+        <w:t>— Звичайно.</w:t>
+      </w:r>
+    </w:p>
+    <w:p>
+      <w:r>
+        <w:t>— Ви кажете, що ми маємо не реагувати одразу, коли дитина провокує. Добре. А якщо він у цей момент молодшого стільцем б’є?</w:t>
+      </w:r>
+    </w:p>
+    <w:p>
+      <w:r>
+        <w:t>У залі стало тихіше.</w:t>
+      </w:r>
+    </w:p>
+    <w:p>
+      <w:r>
+        <w:t>Тренер відповів:</w:t>
+      </w:r>
+    </w:p>
+    <w:p>
+      <w:r>
+        <w:t>— У випадку фізичної небезпеки, звичайно, втручання має бути негайним.</w:t>
+      </w:r>
+    </w:p>
+    <w:p>
+      <w:r>
+        <w:t>— Ну от. А в презентації написано «витримайте паузу».</w:t>
+      </w:r>
+    </w:p>
+    <w:p>
+      <w:r>
+        <w:t>— Там ідеться про емоційну реакцію дорослого.</w:t>
+      </w:r>
+    </w:p>
+    <w:p>
+      <w:r>
+        <w:t>— Я розумію. Я просто про те, що воно на слайді все просте.</w:t>
+      </w:r>
+    </w:p>
+    <w:p>
+      <w:r>
+        <w:t>Хтось позаду сказав:</w:t>
+      </w:r>
+    </w:p>
+    <w:p>
+      <w:r>
+        <w:t>— Не починай.</w:t>
+      </w:r>
+    </w:p>
+    <w:p>
+      <w:r>
+        <w:t>— Та я не починаю.</w:t>
+      </w:r>
+    </w:p>
+    <w:p>
+      <w:r>
+        <w:t>Він обернувся, усміхнувся комусь у задньому ряду.</w:t>
+      </w:r>
+    </w:p>
+    <w:p>
+      <w:r>
+        <w:t>— Я чемно.</w:t>
+      </w:r>
+    </w:p>
+    <w:p>
+      <w:r>
+        <w:t>Тренер теж усміхнувся.</w:t>
+      </w:r>
+    </w:p>
+    <w:p>
+      <w:r>
+        <w:lastRenderedPageBreak/>
+        <w:t>— Говоріть.</w:t>
+      </w:r>
+    </w:p>
+    <w:p>
+      <w:r>
+        <w:t>Чоловік трохи пересунув стілець.</w:t>
+      </w:r>
+    </w:p>
+    <w:p>
+      <w:r>
+        <w:t>— Дивіться. Я не психолог. Я навіть книжки всі ті не читав, які ви нам даєте. Але я з цими дітьми живу. Не дві години на тренінгу і не три години ввечері після роботи. Я прокинувся — вони є. Я ліг — вони ще не сплять. Вночі теж можуть прийти. І так щодня.</w:t>
+      </w:r>
+    </w:p>
+    <w:p>
+      <w:r>
+        <w:t>Жінка біля нього тихо сказала:</w:t>
+      </w:r>
+    </w:p>
+    <w:p>
+      <w:r>
+        <w:t>— Двадцять чотири на сім.</w:t>
+      </w:r>
+    </w:p>
+    <w:p>
+      <w:r>
+        <w:t>— Ну так. Двадцять чотири на сім. І тут майже всі такі. Ми не те що професіонали з дипломом. Але якщо якась штука в дитини з’являється, ми мусимо відповідь знайти, бо до наступної презентації вона не почекає.</w:t>
+      </w:r>
+    </w:p>
+    <w:p>
+      <w:r>
+        <w:t>Тренер почав щось казати, але чоловік підняв долоню.</w:t>
+      </w:r>
+    </w:p>
+    <w:p>
+      <w:r>
+        <w:t>— Я не до вас конкретно. Правда. Ви нормально говорите.</w:t>
+      </w:r>
+    </w:p>
+    <w:p>
+      <w:r>
+        <w:t>— Уже легше.</w:t>
+      </w:r>
+    </w:p>
+    <w:p>
+      <w:r>
+        <w:t>У залі засміялися.</w:t>
+      </w:r>
+    </w:p>
+    <w:p>
+      <w:r>
+        <w:t>— Серйозно. Я вдячний. Нас привезли, поселили. Діти зайняті. Дружина вчора годину сама в басейні була, я вже не пам’ятаю, коли таке було. Я сьогодні до восьмої спав. Може, до восьмої десять.</w:t>
+      </w:r>
+    </w:p>
+    <w:p>
+      <w:r>
+        <w:t>— До дев’ятої треба прагнути, — сказав хтось.</w:t>
+      </w:r>
+    </w:p>
+    <w:p>
+      <w:r>
+        <w:t>— Не розбещуйте мене.</w:t>
+      </w:r>
+    </w:p>
+    <w:p>
+      <w:r>
+        <w:t>Ще сміх.</w:t>
+      </w:r>
+    </w:p>
+    <w:p>
+      <w:r>
+        <w:t>Він почекав.</w:t>
+      </w:r>
+    </w:p>
+    <w:p>
+      <w:r>
+        <w:t>— Я про інше. Якщо це називається відпочинок для прийомних сімей — я перший руками й ногами за. Дякую. Але якщо це підвищення нашої кваліфікації… ну, я не знаю.</w:t>
+      </w:r>
+    </w:p>
+    <w:p>
+      <w:r>
+        <w:t>Тренер перестав усміхатися, але не образився.</w:t>
+      </w:r>
+    </w:p>
+    <w:p>
+      <w:r>
+        <w:t>— А що саме вас не влаштовує в навчанні?</w:t>
+      </w:r>
+    </w:p>
+    <w:p>
+      <w:r>
+        <w:t>— Та не те щоб не влаштовує. Просто ви нам зараз про межі. Вчора було про прив’язаність. Позавчора ще щось. Ми це вже слухали. Не тут, то в іншому місці. І потім половину ми між собою після вечері вирішуємо швидше.</w:t>
+      </w:r>
+    </w:p>
+    <w:p>
+      <w:r>
+        <w:t>Жінка збоку сказала:</w:t>
+      </w:r>
+    </w:p>
+    <w:p>
+      <w:r>
+        <w:t>— Не половину.</w:t>
+      </w:r>
+    </w:p>
+    <w:p>
+      <w:r>
+        <w:t>— Добре. Третину.</w:t>
+      </w:r>
+    </w:p>
+    <w:p>
+      <w:r>
+        <w:t>— Теж багато.</w:t>
+      </w:r>
+    </w:p>
+    <w:p>
+      <w:r>
+        <w:t>— Ну бачите.</w:t>
+      </w:r>
+    </w:p>
+    <w:p>
+      <w:r>
+        <w:t>Хтось заговорив одночасно, камера не розібрала слів.</w:t>
+      </w:r>
+    </w:p>
+    <w:p>
+      <w:r>
+        <w:t>Тренер підняв руку.</w:t>
+      </w:r>
+    </w:p>
+    <w:p>
+      <w:r>
+        <w:t>— Давайте по одному.</w:t>
+      </w:r>
+    </w:p>
+    <w:p>
+      <w:r>
+        <w:lastRenderedPageBreak/>
+        <w:t>Той самий батько продовжив:</w:t>
+      </w:r>
+    </w:p>
+    <w:p>
+      <w:r>
+        <w:t>— У нас основне закривається. Я не кажу, що ми тут мільйонери. Але діти вдягнені, нагодовані, школа є, медицина є, виплати є. Соцслужба нас знає, ми її знаємо. А є сім’ї в складних життєвих обставинах, де мама сама не знає, чим завтра дітей годувати. Я не кажу, що заберіть у нас усе й віддайте їм. Просто, може, їм це потрібніше.</w:t>
+      </w:r>
+    </w:p>
+    <w:p>
+      <w:r>
+        <w:t>— А нам уже нічого не треба? — спитала жінка з іншого кінця залу.</w:t>
+      </w:r>
+    </w:p>
+    <w:p>
+      <w:r>
+        <w:t>Він повернувся до неї.</w:t>
+      </w:r>
+    </w:p>
+    <w:p>
+      <w:r>
+        <w:t>— Та треба.</w:t>
+      </w:r>
+    </w:p>
+    <w:p>
+      <w:r>
+        <w:t>— То чого ти за всіх вирішуєш?</w:t>
+      </w:r>
+    </w:p>
+    <w:p>
+      <w:r>
+        <w:t>— Я не за всіх. Я за себе кажу.</w:t>
+      </w:r>
+    </w:p>
+    <w:p>
+      <w:r>
+        <w:t>— Ти сказав «нам».</w:t>
+      </w:r>
+    </w:p>
+    <w:p>
+      <w:r>
+        <w:t>— Добре. Мені. Мені, може, не треба, щоб мене п’ятий раз учили прив’язаності.</w:t>
+      </w:r>
+    </w:p>
+    <w:p>
+      <w:r>
+        <w:t>— А комусь треба.</w:t>
+      </w:r>
+    </w:p>
+    <w:p>
+      <w:r>
+        <w:t>— Значить, нехай їде той, кому треба.</w:t>
+      </w:r>
+    </w:p>
+    <w:p>
+      <w:r>
+        <w:t>Тренер спробував повернути розмову до теми:</w:t>
+      </w:r>
+    </w:p>
+    <w:p>
+      <w:r>
+        <w:t>— Насправді рівень досвіду в групі різний, і це проблема будь-якої спільної програми…</w:t>
+      </w:r>
+    </w:p>
+    <w:p>
+      <w:r>
+        <w:t>— Оце я й кажу.</w:t>
+      </w:r>
+    </w:p>
+    <w:p>
+      <w:r>
+        <w:t>— Дайте договорити.</w:t>
+      </w:r>
+    </w:p>
+    <w:p>
+      <w:r>
+        <w:t>— Вибачте.</w:t>
+      </w:r>
+    </w:p>
+    <w:p>
+      <w:r>
+        <w:t>Він справді замовк.</w:t>
+      </w:r>
+    </w:p>
+    <w:p>
+      <w:r>
+        <w:t>Вона теж не перемотувала.</w:t>
+      </w:r>
+    </w:p>
+    <w:p>
+      <w:r>
+        <w:t>Тренер говорив ще кілька хвилин. Про різний досвід, про потребу мати спільну базу, про те, що навіть досвідчені батьки іноді не помічають власного виснаження. Це було розумно.</w:t>
+      </w:r>
+    </w:p>
+    <w:p>
+      <w:r>
+        <w:t>Потім жінка з заднього ряду сказала:</w:t>
+      </w:r>
+    </w:p>
+    <w:p>
+      <w:r>
+        <w:t>— А можна завтра без презентації? Просто питання повідповідаєте?</w:t>
+      </w:r>
+    </w:p>
+    <w:p>
+      <w:r>
+        <w:t>Хтось підтримав.</w:t>
+      </w:r>
+    </w:p>
+    <w:p>
+      <w:r>
+        <w:t>Тренер засміявся.</w:t>
+      </w:r>
+    </w:p>
+    <w:p>
+      <w:r>
+        <w:t>— Я не проти. Але в нас програма.</w:t>
+      </w:r>
+    </w:p>
+    <w:p>
+      <w:r>
+        <w:t>— Ну от.</w:t>
+      </w:r>
+    </w:p>
+    <w:p>
+      <w:r>
+        <w:t>Знову засміялися.</w:t>
+      </w:r>
+    </w:p>
+    <w:p>
+      <w:r>
+        <w:t>Вона поставила відео на паузу.</w:t>
+      </w:r>
+    </w:p>
+    <w:p>
+      <w:r>
+        <w:t>На столі вже лежав рахунок за автобус, який треба було віддати в бухгалтерію. Поряд — список на наступне навчання. Двадцять чотири дорослих. Дев’ятнадцять дітей.</w:t>
+      </w:r>
+    </w:p>
+    <w:p>
+      <w:r>
+        <w:t>Вона відкрила програму.</w:t>
+      </w:r>
+    </w:p>
+    <w:p>
+      <w:r>
+        <w:lastRenderedPageBreak/>
+        <w:t>«Підвищення батьківських компетентностей».</w:t>
+      </w:r>
+    </w:p>
+    <w:p>
+      <w:r>
+        <w:t>Перший блок — прив’язаність.</w:t>
+      </w:r>
+    </w:p>
+    <w:p>
+      <w:r>
+        <w:t>Другий — травма.</w:t>
+      </w:r>
+    </w:p>
+    <w:p>
+      <w:r>
+        <w:t>Третій — межі.</w:t>
+      </w:r>
+    </w:p>
+    <w:p>
+      <w:r>
+        <w:t>Четвертий — ресурси сім’ї.</w:t>
+      </w:r>
+    </w:p>
+    <w:p>
+      <w:r>
+        <w:t>П’ятий — профілактика вигорання.</w:t>
+      </w:r>
+    </w:p>
+    <w:p>
+      <w:r>
+        <w:t>Вона знала ці назви.</w:t>
+      </w:r>
+    </w:p>
+    <w:p>
+      <w:r>
+        <w:t>Відкрила програму того виїзду.</w:t>
+      </w:r>
+    </w:p>
+    <w:p>
+      <w:r>
+        <w:t>Майже ті самі.</w:t>
+      </w:r>
+    </w:p>
+    <w:p>
+      <w:r>
+        <w:t>Ще одну.</w:t>
+      </w:r>
+    </w:p>
+    <w:p>
+      <w:r>
+        <w:t>Інший порядок.</w:t>
+      </w:r>
+    </w:p>
+    <w:p>
+      <w:r>
+        <w:t>Деякі формулювання відрізнялися. Суть — ні.</w:t>
+      </w:r>
+    </w:p>
+    <w:p>
+      <w:r>
+        <w:t>Вона пошукала прізвище чоловіка з відео в списку учасників. Він був батьком-вихователем. Досвід — дев’ять років.</w:t>
+      </w:r>
+    </w:p>
+    <w:p>
+      <w:r>
+        <w:t>Жінка, яка сперечалася з ним, мала трохи менше двох.</w:t>
+      </w:r>
+    </w:p>
+    <w:p>
+      <w:r>
+        <w:t>Вона повернулася до відео.</w:t>
+      </w:r>
+    </w:p>
+    <w:p>
+      <w:r>
+        <w:t>Наступний фрагмент був після обіду. Інша тренерка на третьому слайді сказала:</w:t>
+      </w:r>
+    </w:p>
+    <w:p>
+      <w:r>
+        <w:t>— Ой, це не моя версія.</w:t>
+      </w:r>
+    </w:p>
+    <w:p>
+      <w:r>
+        <w:t>Вони з координаторкою кілька секунд шепотілися біля ноутбука.</w:t>
+      </w:r>
+    </w:p>
+    <w:p>
+      <w:r>
+        <w:t>— Пропустимо. Я краще своїми словами.</w:t>
+      </w:r>
+    </w:p>
+    <w:p>
+      <w:r>
+        <w:t>Через десять хвилин жінка з першого ряду її виправила:</w:t>
+      </w:r>
+    </w:p>
+    <w:p>
+      <w:r>
+        <w:t>— Ви кажете, служба має погодити це до влаштування. У нас погоджували після.</w:t>
+      </w:r>
+    </w:p>
+    <w:p>
+      <w:r>
+        <w:t>— Це порушення процедури.</w:t>
+      </w:r>
+    </w:p>
+    <w:p>
+      <w:r>
+        <w:t>— Може. Але я кажу, як було.</w:t>
+      </w:r>
+    </w:p>
+    <w:p>
+      <w:r>
+        <w:t>Ще один чоловік сказав:</w:t>
+      </w:r>
+    </w:p>
+    <w:p>
+      <w:r>
+        <w:t>— У нас теж після.</w:t>
+      </w:r>
+    </w:p>
+    <w:p>
+      <w:r>
+        <w:t>Тренерка подивилася на координаторку.</w:t>
+      </w:r>
+    </w:p>
+    <w:p>
+      <w:r>
+        <w:t>— Треба уточнити.</w:t>
+      </w:r>
+    </w:p>
+    <w:p>
+      <w:r>
+        <w:t>І пішла далі.</w:t>
+      </w:r>
+    </w:p>
+    <w:p>
+      <w:r>
+        <w:t>Вона зняла навушник.</w:t>
+      </w:r>
+    </w:p>
+    <w:p>
+      <w:r>
+        <w:t>У двері заглянула асистентка.</w:t>
+      </w:r>
+    </w:p>
+    <w:p>
+      <w:r>
+        <w:t>— Ти щось дивишся?</w:t>
+      </w:r>
+    </w:p>
+    <w:p>
+      <w:r>
+        <w:t>— Старі навчання.</w:t>
+      </w:r>
+    </w:p>
+    <w:p>
+      <w:r>
+        <w:t>— Господи. Добровільно?</w:t>
+      </w:r>
+    </w:p>
+    <w:p>
+      <w:r>
+        <w:t>— Поки так.</w:t>
+      </w:r>
+    </w:p>
+    <w:p>
+      <w:r>
+        <w:t>— Якщо почнеш проходити тести, скажи. Я викличу допомогу.</w:t>
+      </w:r>
+    </w:p>
+    <w:p>
+      <w:r>
+        <w:lastRenderedPageBreak/>
+        <w:t>— Іди.</w:t>
+      </w:r>
+    </w:p>
+    <w:p>
+      <w:r>
+        <w:t>— Уже.</w:t>
+      </w:r>
+    </w:p>
+    <w:p>
+      <w:r>
+        <w:t>Вона не одразу повернула навушник.</w:t>
+      </w:r>
+    </w:p>
+    <w:p>
+      <w:r>
+        <w:t>Відкрила кошторис того виїзду.</w:t>
+      </w:r>
+    </w:p>
+    <w:p>
+      <w:r>
+        <w:t>Тренери.</w:t>
+      </w:r>
+    </w:p>
+    <w:p>
+      <w:r>
+        <w:t>Проживання.</w:t>
+      </w:r>
+    </w:p>
+    <w:p>
+      <w:r>
+        <w:t>Харчування.</w:t>
+      </w:r>
+    </w:p>
+    <w:p>
+      <w:r>
+        <w:t>Оренда залу.</w:t>
+      </w:r>
+    </w:p>
+    <w:p>
+      <w:r>
+        <w:t>Дитяча програма.</w:t>
+      </w:r>
+    </w:p>
+    <w:p>
+      <w:r>
+        <w:t>Транспорт.</w:t>
+      </w:r>
+    </w:p>
+    <w:p>
+      <w:r>
+        <w:t>Поліграфія.</w:t>
+      </w:r>
+    </w:p>
+    <w:p>
+      <w:r>
+        <w:t>Матеріали.</w:t>
+      </w:r>
+    </w:p>
+    <w:p>
+      <w:r>
+        <w:t>Фотограф.</w:t>
+      </w:r>
+    </w:p>
+    <w:p>
+      <w:r>
+        <w:t>Організаційний супровід.</w:t>
+      </w:r>
+    </w:p>
+    <w:p>
+      <w:r>
+        <w:t>Усі рядки мали пояснення.</w:t>
+      </w:r>
+    </w:p>
+    <w:p>
+      <w:r>
+        <w:t>Вона відкрила чистий документ.</w:t>
+      </w:r>
+    </w:p>
+    <w:p>
+      <w:r>
+        <w:t>Написала:</w:t>
+      </w:r>
+    </w:p>
+    <w:p>
+      <w:r>
+        <w:t>«Потрібне».</w:t>
+      </w:r>
+    </w:p>
+    <w:p>
+      <w:r>
+        <w:t>Нижче:</w:t>
+      </w:r>
+    </w:p>
+    <w:p>
+      <w:r>
+        <w:t>«Необхідне».</w:t>
+      </w:r>
+    </w:p>
+    <w:p>
+      <w:r>
+        <w:t>Подивилася на два слова.</w:t>
+      </w:r>
+    </w:p>
+    <w:p>
+      <w:r>
+        <w:t>Додала третє:</w:t>
+      </w:r>
+    </w:p>
+    <w:p>
+      <w:r>
+        <w:t>«Не знаю».</w:t>
+      </w:r>
+    </w:p>
+    <w:p>
+      <w:r>
+        <w:t>Потім перенесла його вбік, бо воно заважало.</w:t>
+      </w:r>
+    </w:p>
+    <w:p>
+      <w:r>
+        <w:t>Першим записала харчування.</w:t>
+      </w:r>
+    </w:p>
+    <w:p>
+      <w:r>
+        <w:t>Зупинилася.</w:t>
+      </w:r>
+    </w:p>
+    <w:p>
+      <w:r>
+        <w:t>Для чого?</w:t>
+      </w:r>
+    </w:p>
+    <w:p>
+      <w:r>
+        <w:t>Для заходу — необхідне.</w:t>
+      </w:r>
+    </w:p>
+    <w:p>
+      <w:r>
+        <w:t>Для навчання — ні.</w:t>
+      </w:r>
+    </w:p>
+    <w:p>
+      <w:r>
+        <w:t>Стерла.</w:t>
+      </w:r>
+    </w:p>
+    <w:p>
+      <w:r>
+        <w:t>Записала «тренер».</w:t>
+      </w:r>
+    </w:p>
+    <w:p>
+      <w:r>
+        <w:t>Теж нічого.</w:t>
+      </w:r>
+    </w:p>
+    <w:p>
+      <w:r>
+        <w:t>Хороший тренер міг бути потрібним. Поганий — ні. Для батька-вихователя з дев’ятирічним досвідом один і той самий блок міг бути повтором. Для людини, яка мала два роки досвіду, — корисним.</w:t>
+      </w:r>
+    </w:p>
+    <w:p>
+      <w:r>
+        <w:t>Вона закрила документ.</w:t>
+      </w:r>
+    </w:p>
+    <w:p>
+      <w:r>
+        <w:lastRenderedPageBreak/>
+        <w:t>Через хвилину відкрила знову.</w:t>
+      </w:r>
+    </w:p>
+    <w:p>
+      <w:r>
+        <w:t>Написала не витрати.</w:t>
+      </w:r>
+    </w:p>
+    <w:p>
+      <w:r>
+        <w:t>Питання.</w:t>
+      </w:r>
+    </w:p>
+    <w:p>
+      <w:r>
+        <w:t>«Що мало змінитися після цього?»</w:t>
+      </w:r>
+    </w:p>
+    <w:p>
+      <w:r>
+        <w:t>Під ним:</w:t>
+      </w:r>
+    </w:p>
+    <w:p>
+      <w:r>
+        <w:t>«Що реально змінилося?»</w:t>
+      </w:r>
+    </w:p>
+    <w:p>
+      <w:r>
+        <w:t>Третій рядок набрала довше.</w:t>
+      </w:r>
+    </w:p>
+    <w:p>
+      <w:r>
+        <w:t>«Без чого цього результату не було б?»</w:t>
+      </w:r>
+    </w:p>
+    <w:p>
+      <w:r>
+        <w:t>Оце залишила.</w:t>
+      </w:r>
+    </w:p>
+    <w:p>
+      <w:r>
+        <w:t>Повернулася до відео.</w:t>
+      </w:r>
+    </w:p>
+    <w:p>
+      <w:r>
+        <w:t>На записі вже була перерва. Камеру не вимкнули. Люди ходили по залу, брали каву, хтось тягнув стілець до вікна. Звук був поганий, але окремі фрази чути.</w:t>
+      </w:r>
+    </w:p>
+    <w:p>
+      <w:r>
+        <w:t>Той самий батько стояв біля столу з печивом і говорив із тренером.</w:t>
+      </w:r>
+    </w:p>
+    <w:p>
+      <w:r>
+        <w:t>Без мікрофона вони звучали зовсім інакше.</w:t>
+      </w:r>
+    </w:p>
+    <w:p>
+      <w:r>
+        <w:t>— Я вам не хотів зірвати заняття.</w:t>
+      </w:r>
+    </w:p>
+    <w:p>
+      <w:r>
+        <w:t>— Ви не зірвали.</w:t>
+      </w:r>
+    </w:p>
+    <w:p>
+      <w:r>
+        <w:t>— Бо я буває завожуся.</w:t>
+      </w:r>
+    </w:p>
+    <w:p>
+      <w:r>
+        <w:t>— Я помітив.</w:t>
+      </w:r>
+    </w:p>
+    <w:p>
+      <w:r>
+        <w:t>— Та я нормально.</w:t>
+      </w:r>
+    </w:p>
+    <w:p>
+      <w:r>
+        <w:t>— Я теж.</w:t>
+      </w:r>
+    </w:p>
+    <w:p>
+      <w:r>
+        <w:t>Вони засміялися.</w:t>
+      </w:r>
+    </w:p>
+    <w:p>
+      <w:r>
+        <w:t>Батько взяв печиво.</w:t>
+      </w:r>
+    </w:p>
+    <w:p>
+      <w:r>
+        <w:t>— Ви не ображайтесь. Просто я коли чую «треба встановити межі», мені смішно. Я ті межі до сніданку три рази встановив.</w:t>
+      </w:r>
+    </w:p>
+    <w:p>
+      <w:r>
+        <w:t>— А після сніданку?</w:t>
+      </w:r>
+    </w:p>
+    <w:p>
+      <w:r>
+        <w:t>— Після сніданку нові.</w:t>
+      </w:r>
+    </w:p>
+    <w:p>
+      <w:r>
+        <w:t>Тренер щось відповів тихіше, камера не взяла.</w:t>
+      </w:r>
+    </w:p>
+    <w:p>
+      <w:r>
+        <w:t>Потім до них підійшла жінка, і розмова пішла про школу.</w:t>
+      </w:r>
+    </w:p>
+    <w:p>
+      <w:r>
+        <w:t>Вона перемотала далі.</w:t>
+      </w:r>
+    </w:p>
+    <w:p>
+      <w:r>
+        <w:t>На вечірньому фрагменті батьків у залі вже не було. Дитяча команда складала матеріали. Хтось рахував фломастери. Координаторка сказала:</w:t>
+      </w:r>
+    </w:p>
+    <w:p>
+      <w:r>
+        <w:t>— Завтра не забудьте фото з банером.</w:t>
+      </w:r>
+    </w:p>
+    <w:p>
+      <w:r>
+        <w:t>— Ми сьогодні робили.</w:t>
+      </w:r>
+    </w:p>
+    <w:p>
+      <w:r>
+        <w:t>— Сьогодні в усіх куртки на стільцях.</w:t>
+      </w:r>
+    </w:p>
+    <w:p>
+      <w:r>
+        <w:t>— І що?</w:t>
+      </w:r>
+    </w:p>
+    <w:p>
+      <w:r>
+        <w:t>— Партнер просив нормальне групове.</w:t>
+      </w:r>
+    </w:p>
+    <w:p>
+      <w:r>
+        <w:lastRenderedPageBreak/>
+        <w:t>— А-а.</w:t>
+      </w:r>
+    </w:p>
+    <w:p>
+      <w:r>
+        <w:t>Вона зупинила.</w:t>
+      </w:r>
+    </w:p>
+    <w:p>
+      <w:r>
+        <w:t>Не тому, що фотографія була поганою.</w:t>
+      </w:r>
+    </w:p>
+    <w:p>
+      <w:r>
+        <w:t>Просто згадала, скільки разів сама просила людей стати ближче, прибрати пляшки зі столу, тримати сертифікати так, щоб було видно логотип.</w:t>
+      </w:r>
+    </w:p>
+    <w:p>
+      <w:r>
+        <w:t>Нормальна робота.</w:t>
+      </w:r>
+    </w:p>
+    <w:p>
+      <w:r>
+        <w:t>Відкрила папку з фотографіями.</w:t>
+      </w:r>
+    </w:p>
+    <w:p>
+      <w:r>
+        <w:t>Учасники біля банера.</w:t>
+      </w:r>
+    </w:p>
+    <w:p>
+      <w:r>
+        <w:t>Учасники з тренером.</w:t>
+      </w:r>
+    </w:p>
+    <w:p>
+      <w:r>
+        <w:t>Діти за столами.</w:t>
+      </w:r>
+    </w:p>
+    <w:p>
+      <w:r>
+        <w:t>Загальне фото.</w:t>
+      </w:r>
+    </w:p>
+    <w:p>
+      <w:r>
+        <w:t>Ще одне загальне, майже таке саме.</w:t>
+      </w:r>
+    </w:p>
+    <w:p>
+      <w:r>
+        <w:t>У звіті ці фотографії стояли поряд із цифрами.</w:t>
+      </w:r>
+    </w:p>
+    <w:p>
+      <w:r>
+        <w:t>Тридцять сімей.</w:t>
+      </w:r>
+    </w:p>
+    <w:p>
+      <w:r>
+        <w:t>П’ять днів.</w:t>
+      </w:r>
+    </w:p>
+    <w:p>
+      <w:r>
+        <w:t>Шість навчальних годин на день.</w:t>
+      </w:r>
+    </w:p>
+    <w:p>
+      <w:r>
+        <w:t>Середня оцінка.</w:t>
+      </w:r>
+    </w:p>
+    <w:p>
+      <w:r>
+        <w:t>Підвищення компетентностей.</w:t>
+      </w:r>
+    </w:p>
+    <w:p>
+      <w:r>
+        <w:t>Вона відкрила анкети й знайшла прізвище батька з відео. Анкета була анонімна, але за віком, кількістю дітей і громадою вона майже не сумнівалася.</w:t>
+      </w:r>
+    </w:p>
+    <w:p>
+      <w:r>
+        <w:t>Навпроти «корисність навчальної програми» стояло п’ять.</w:t>
+      </w:r>
+    </w:p>
+    <w:p>
+      <w:r>
+        <w:t>Навпроти «робота тренерів» — чотири.</w:t>
+      </w:r>
+    </w:p>
+    <w:p>
+      <w:r>
+        <w:t>Унизу від руки:</w:t>
+      </w:r>
+    </w:p>
+    <w:p>
+      <w:r>
+        <w:t>«Дякую за відпочинок. Серйозно».</w:t>
+      </w:r>
+    </w:p>
+    <w:p>
+      <w:r>
+        <w:t>Вона засміялася.</w:t>
+      </w:r>
+    </w:p>
+    <w:p>
+      <w:r>
+        <w:t>Тихо.</w:t>
+      </w:r>
+    </w:p>
+    <w:p>
+      <w:r>
+        <w:t>Потім знайшла ще кілька анкет.</w:t>
+      </w:r>
+    </w:p>
+    <w:p>
+      <w:r>
+        <w:t>«Дуже корисно».</w:t>
+      </w:r>
+    </w:p>
+    <w:p>
+      <w:r>
+        <w:t>«Більше практики».</w:t>
+      </w:r>
+    </w:p>
+    <w:p>
+      <w:r>
+        <w:t>«Менше теорії».</w:t>
+      </w:r>
+    </w:p>
+    <w:p>
+      <w:r>
+        <w:t>«Хотілося б частіше».</w:t>
+      </w:r>
+    </w:p>
+    <w:p>
+      <w:r>
+        <w:t>«Дітям сподобалося».</w:t>
+      </w:r>
+    </w:p>
+    <w:p>
+      <w:r>
+        <w:t>Ніхто не написав: «це не потрібно».</w:t>
+      </w:r>
+    </w:p>
+    <w:p>
+      <w:r>
+        <w:t>Навіть той чоловік.</w:t>
+      </w:r>
+    </w:p>
+    <w:p>
+      <w:r>
+        <w:t>Вона відкрила своє вчорашнє «Захід був корисним для учасників».</w:t>
+      </w:r>
+    </w:p>
+    <w:p>
+      <w:r>
+        <w:t>Не змінила.</w:t>
+      </w:r>
+    </w:p>
+    <w:p>
+      <w:r>
+        <w:lastRenderedPageBreak/>
+        <w:t>Поряд створила нову папку.</w:t>
+      </w:r>
+    </w:p>
+    <w:p>
+      <w:r>
+        <w:t>Назвала її «Навчання».</w:t>
+      </w:r>
+    </w:p>
+    <w:p>
+      <w:r>
+        <w:t>Спершу зібрала туди тільки програми за останній рік.</w:t>
+      </w:r>
+    </w:p>
+    <w:p>
+      <w:r>
+        <w:t>Їх виявилося більше, ніж вона очікувала.</w:t>
+      </w:r>
+    </w:p>
+    <w:p>
+      <w:r>
+        <w:t>Кандидати.</w:t>
+      </w:r>
+    </w:p>
+    <w:p>
+      <w:r>
+        <w:t>Прийомні сім’ї.</w:t>
+      </w:r>
+    </w:p>
+    <w:p>
+      <w:r>
+        <w:t>ДБСТ.</w:t>
+      </w:r>
+    </w:p>
+    <w:p>
+      <w:r>
+        <w:t>Патронат.</w:t>
+      </w:r>
+    </w:p>
+    <w:p>
+      <w:r>
+        <w:t>Окремі модулі для служб.</w:t>
+      </w:r>
+    </w:p>
+    <w:p>
+      <w:r>
+        <w:t>Супервізійні зустрічі.</w:t>
+      </w:r>
+    </w:p>
+    <w:p>
+      <w:r>
+        <w:t>Обміни досвідом.</w:t>
+      </w:r>
+    </w:p>
+    <w:p>
+      <w:r>
+        <w:t>Профілактика вигорання.</w:t>
+      </w:r>
+    </w:p>
+    <w:p>
+      <w:r>
+        <w:t>Підвищення компетентностей.</w:t>
+      </w:r>
+    </w:p>
+    <w:p>
+      <w:r>
+        <w:t>Тренінг для тренерів.</w:t>
+      </w:r>
+    </w:p>
+    <w:p>
+      <w:r>
+        <w:t>Останнє вона відкрила.</w:t>
+      </w:r>
+    </w:p>
+    <w:p>
+      <w:r>
+        <w:t>Ті самі два прізвища, які щойно бачила на відео.</w:t>
+      </w:r>
+    </w:p>
+    <w:p>
+      <w:r>
+        <w:t>І ще три знайомі.</w:t>
+      </w:r>
+    </w:p>
+    <w:p>
+      <w:r>
+        <w:t>Вона повернулася до списку.</w:t>
+      </w:r>
+    </w:p>
+    <w:p>
+      <w:r>
+        <w:t>Потім відкрила попередній рік.</w:t>
+      </w:r>
+    </w:p>
+    <w:p>
+      <w:r>
+        <w:t>Прізвища повторювалися.</w:t>
+      </w:r>
+    </w:p>
+    <w:p>
+      <w:r>
+        <w:t>Не всі.</w:t>
+      </w:r>
+    </w:p>
+    <w:p>
+      <w:r>
+        <w:t>Достатньо.</w:t>
+      </w:r>
+    </w:p>
+    <w:p>
+      <w:r>
+        <w:t>Телефон задзвонив. Вона відповіла автоматично.</w:t>
+      </w:r>
+    </w:p>
+    <w:p>
+      <w:r>
+        <w:t>— Так.</w:t>
+      </w:r>
+    </w:p>
+    <w:p>
+      <w:r>
+        <w:t>— Добрий день, це по бібліотеці. Ми ще хотіли уточнити, вам екран потрібен чи у вас свій?</w:t>
+      </w:r>
+    </w:p>
+    <w:p>
+      <w:r>
+        <w:t>— Наш.</w:t>
+      </w:r>
+    </w:p>
+    <w:p>
+      <w:r>
+        <w:t>— Бо наш старий, він трохи зеленить.</w:t>
+      </w:r>
+    </w:p>
+    <w:p>
+      <w:r>
+        <w:t>— Наш привеземо.</w:t>
+      </w:r>
+    </w:p>
+    <w:p>
+      <w:r>
+        <w:t>— Добре. І ще там у четвер після вас шахи, то ви до п’ятої точно закінчите?</w:t>
+      </w:r>
+    </w:p>
+    <w:p>
+      <w:r>
+        <w:t>Вона глянула на програму.</w:t>
+      </w:r>
+    </w:p>
+    <w:p>
+      <w:r>
+        <w:t>— До п’ятої.</w:t>
+      </w:r>
+    </w:p>
+    <w:p>
+      <w:r>
+        <w:t>— Бо вони нервують.</w:t>
+      </w:r>
+    </w:p>
+    <w:p>
+      <w:r>
+        <w:t>— Шахісти?</w:t>
+      </w:r>
+    </w:p>
+    <w:p>
+      <w:r>
+        <w:t>— Дуже.</w:t>
+      </w:r>
+    </w:p>
+    <w:p>
+      <w:r>
+        <w:t>— Передайте, що ми не затримаємо.</w:t>
+      </w:r>
+    </w:p>
+    <w:p>
+      <w:r>
+        <w:lastRenderedPageBreak/>
+        <w:t>— Добре.</w:t>
+      </w:r>
+    </w:p>
+    <w:p>
+      <w:r>
+        <w:t>Вона завершила дзвінок.</w:t>
+      </w:r>
+    </w:p>
+    <w:p>
+      <w:r>
+        <w:t>У папці було вже сімнадцять програм.</w:t>
+      </w:r>
+    </w:p>
+    <w:p>
+      <w:r>
+        <w:t>Відкрила ще одну.</w:t>
+      </w:r>
+    </w:p>
+    <w:p>
+      <w:r>
+        <w:t>Тренер знайомий.</w:t>
+      </w:r>
+    </w:p>
+    <w:p>
+      <w:r>
+        <w:t>Ще одну.</w:t>
+      </w:r>
+    </w:p>
+    <w:p>
+      <w:r>
+        <w:t>Знову.</w:t>
+      </w:r>
+    </w:p>
+    <w:p>
+      <w:r>
+        <w:t>У кількох заходах змінювалася тема, але не люди.</w:t>
+      </w:r>
+    </w:p>
+    <w:p>
+      <w:r>
+        <w:t>Вона не записувала висновків.</w:t>
+      </w:r>
+    </w:p>
+    <w:p>
+      <w:r>
+        <w:t>Замість цього створила таблицю.</w:t>
+      </w:r>
+    </w:p>
+    <w:p>
+      <w:r>
+        <w:t>Дата.</w:t>
+      </w:r>
+    </w:p>
+    <w:p>
+      <w:r>
+        <w:t>Назва програми.</w:t>
+      </w:r>
+    </w:p>
+    <w:p>
+      <w:r>
+        <w:t>Тема.</w:t>
+      </w:r>
+    </w:p>
+    <w:p>
+      <w:r>
+        <w:t>Тренери.</w:t>
+      </w:r>
+    </w:p>
+    <w:p>
+      <w:r>
+        <w:t>Кількість учасників.</w:t>
+      </w:r>
+    </w:p>
+    <w:p>
+      <w:r>
+        <w:t>Вартість.</w:t>
+      </w:r>
+    </w:p>
+    <w:p>
+      <w:r>
+        <w:t>Постачальники.</w:t>
+      </w:r>
+    </w:p>
+    <w:p>
+      <w:r>
+        <w:t>Останню колонку додала після паузи.</w:t>
+      </w:r>
+    </w:p>
+    <w:p>
+      <w:r>
+        <w:t>«Результат».</w:t>
+      </w:r>
+    </w:p>
+    <w:p>
+      <w:r>
+        <w:t>Подивилася на неї й дописала в дужках:</w:t>
+      </w:r>
+    </w:p>
+    <w:p>
+      <w:r>
+        <w:t>«не показник».</w:t>
+      </w:r>
+    </w:p>
+    <w:p>
+      <w:r>
+        <w:t>Асистентка зайшла без стуку.</w:t>
+      </w:r>
+    </w:p>
+    <w:p>
+      <w:r>
+        <w:t>— Ти таблицю робиш?</w:t>
+      </w:r>
+    </w:p>
+    <w:p>
+      <w:r>
+        <w:t>— Так.</w:t>
+      </w:r>
+    </w:p>
+    <w:p>
+      <w:r>
+        <w:t>— Це серйозно.</w:t>
+      </w:r>
+    </w:p>
+    <w:p>
+      <w:r>
+        <w:t>— Чому?</w:t>
+      </w:r>
+    </w:p>
+    <w:p>
+      <w:r>
+        <w:t>— Ти коли нервуєш, робиш таблиці.</w:t>
+      </w:r>
+    </w:p>
+    <w:p>
+      <w:r>
+        <w:t>— Я не нервую.</w:t>
+      </w:r>
+    </w:p>
+    <w:p>
+      <w:r>
+        <w:t>— Значить, просто все дуже погано.</w:t>
+      </w:r>
+    </w:p>
+    <w:p>
+      <w:r>
+        <w:t>— Іди звідси.</w:t>
+      </w:r>
+    </w:p>
+    <w:p>
+      <w:r>
+        <w:t>— Уже.</w:t>
+      </w:r>
+    </w:p>
+    <w:p>
+      <w:r>
+        <w:t>Вона пішла.</w:t>
+      </w:r>
+    </w:p>
+    <w:p>
+      <w:r>
+        <w:t>Вона відкрила перший рядок і почала заповнювати.</w:t>
+      </w:r>
+    </w:p>
     <w:p/>
+    <w:p>
+      <w:pPr>
+        <w:pStyle w:val="31"/>
+      </w:pPr>
+      <w:r>
+        <w:lastRenderedPageBreak/>
+        <w:t>ГЛАВА 17</w:t>
+      </w:r>
+    </w:p>
+    <w:p>
+      <w:r>
+        <w:t>До обіду в таблиці було двадцять три рядки.</w:t>
+      </w:r>
+    </w:p>
+    <w:p>
+      <w:r>
+        <w:t>Вона взяла два роки фондівських програм — не тому, що два роки щось означали, просто далі папки вже були складені інакше й довелося б починати нову таблицю.</w:t>
+      </w:r>
+    </w:p>
+    <w:p>
+      <w:r>
+        <w:t>На восьмому рядку вона вперше помітила готель.</w:t>
+      </w:r>
+    </w:p>
+    <w:p>
+      <w:r>
+        <w:t>Не сам готель. Назву.</w:t>
+      </w:r>
+    </w:p>
+    <w:p>
+      <w:r>
+        <w:t>Вона вже стояла вище.</w:t>
+      </w:r>
+    </w:p>
+    <w:p>
+      <w:r>
+        <w:t>Прокрутила назад.</w:t>
+      </w:r>
+    </w:p>
+    <w:p>
+      <w:r>
+        <w:t>Потім ще вище.</w:t>
+      </w:r>
+    </w:p>
+    <w:p>
+      <w:r>
+        <w:t>Із дев’яти виїзних заходів п’ять проводили там. Ще два — в іншому комплексі, де вона сама була кілька місяців тому. Два решта — в різних місцях.</w:t>
+      </w:r>
+    </w:p>
+    <w:p>
+      <w:r>
+        <w:t>Вона додала колонку «локація».</w:t>
+      </w:r>
+    </w:p>
+    <w:p>
+      <w:r>
+        <w:t>Заповнила.</w:t>
+      </w:r>
+    </w:p>
+    <w:p>
+      <w:r>
+        <w:t>П’ять однакових назв тепер стояли одна під одною.</w:t>
+      </w:r>
+    </w:p>
+    <w:p>
+      <w:r>
+        <w:t>Нічого дивного.</w:t>
+      </w:r>
+    </w:p>
+    <w:p>
+      <w:r>
+        <w:t>Хороший комплекс. Велика група влазить. Є окрема дитяча кімната, зала, харчування, парковка для автобуса. Вона сама знала, скільки проблем може створити готель, який на словах готовий прийняти сорок людей із дітьми, а за день до заїзду раптом згадує, що додаткових ліжок у нього чотири.</w:t>
+      </w:r>
+    </w:p>
+    <w:p>
+      <w:r>
+        <w:t>Відкрила кошториси.</w:t>
+      </w:r>
+    </w:p>
+    <w:p>
+      <w:r>
+        <w:t>Закупівельні папки лежали окремо. Рік тому вона про цей архів навіть не знала. Тепер написала фінансистці, та відкрила старі закупівлі; кілька папок довелося попросити окремо.</w:t>
+      </w:r>
+    </w:p>
+    <w:p>
+      <w:r>
+        <w:t>Ціни відрізнялися.</w:t>
+      </w:r>
+    </w:p>
+    <w:p>
+      <w:r>
+        <w:t>Десь були дорожчі номери, десь дешевші. В одному проєкті діти йшли без окремої оплати за проживання. В іншому окремо рахували конференц-залу. Ще в одному комплекс дав знижку за п’ять ночей.</w:t>
+      </w:r>
+    </w:p>
+    <w:p>
+      <w:r>
+        <w:t>Вона не знайшла нічого такого, що можна було б обвести червоним.</w:t>
+      </w:r>
+    </w:p>
+    <w:p>
+      <w:r>
+        <w:t>Зате в листуванні постійно траплялося:</w:t>
+      </w:r>
+    </w:p>
+    <w:p>
+      <w:r>
+        <w:t>«Наш комплекс підтвердив».</w:t>
+      </w:r>
+    </w:p>
+    <w:p>
+      <w:r>
+        <w:t>«У наших є вікно на ці дати».</w:t>
+      </w:r>
+    </w:p>
+    <w:p>
+      <w:r>
+        <w:t>«Подзвони в наш готель».</w:t>
+      </w:r>
+    </w:p>
+    <w:p>
+      <w:r>
+        <w:t>Ніхто навіть не писав назву.</w:t>
+      </w:r>
+    </w:p>
+    <w:p>
+      <w:r>
+        <w:t>Усі знали, про який ідеться.</w:t>
+      </w:r>
+    </w:p>
+    <w:p>
+      <w:r>
+        <w:t>Вона відкрила пошук по старій пошті й ввела назву.</w:t>
+      </w:r>
+    </w:p>
+    <w:p>
+      <w:r>
+        <w:t>Листів було багато.</w:t>
+      </w:r>
+    </w:p>
+    <w:p>
+      <w:r>
+        <w:lastRenderedPageBreak/>
+        <w:t>Бронювання, меню, уточнення щодо номерів. В одному координаторка питала, чи можна привезти групу на день раніше. Менеджер готелю відповів:</w:t>
+      </w:r>
+    </w:p>
+    <w:p>
+      <w:r>
+        <w:t>«Для вас щось придумаємо :)»</w:t>
+      </w:r>
+    </w:p>
+    <w:p>
+      <w:r>
+        <w:t>В іншому:</w:t>
+      </w:r>
+    </w:p>
+    <w:p>
+      <w:r>
+        <w:t>«Як завжди, список можете дати пізніше, тільки не в день заїзду, благаю».</w:t>
+      </w:r>
+    </w:p>
+    <w:p>
+      <w:r>
+        <w:t>Ще через рік:</w:t>
+      </w:r>
+    </w:p>
+    <w:p>
+      <w:r>
+        <w:t>«Діти до трьох безкоштовно, я вам це не міняла».</w:t>
+      </w:r>
+    </w:p>
+    <w:p>
+      <w:r>
+        <w:t>Вона закрила пошук.</w:t>
+      </w:r>
+    </w:p>
+    <w:p>
+      <w:r>
+        <w:t>Нормальні робочі стосунки.</w:t>
+      </w:r>
+    </w:p>
+    <w:p>
+      <w:r>
+        <w:t>Навіть хороші.</w:t>
+      </w:r>
+    </w:p>
+    <w:p>
+      <w:r>
+        <w:t>Наступною повторилася друкарня.</w:t>
+      </w:r>
+    </w:p>
+    <w:p>
+      <w:r>
+        <w:t>Вона спочатку не помітила, бо назва юридичної особи в рахунках була довша за ту, яку всі в офісі використовували. Потім звірила код у договорі.</w:t>
+      </w:r>
+    </w:p>
+    <w:p>
+      <w:r>
+        <w:t>Та сама.</w:t>
+      </w:r>
+    </w:p>
+    <w:p>
+      <w:r>
+        <w:t>Програма для кандидатів.</w:t>
+      </w:r>
+    </w:p>
+    <w:p>
+      <w:r>
+        <w:t>Буклети для громад.</w:t>
+      </w:r>
+    </w:p>
+    <w:p>
+      <w:r>
+        <w:t>Сертифікати.</w:t>
+      </w:r>
+    </w:p>
+    <w:p>
+      <w:r>
+        <w:t>Плакати.</w:t>
+      </w:r>
+    </w:p>
+    <w:p>
+      <w:r>
+        <w:t>Банери.</w:t>
+      </w:r>
+    </w:p>
+    <w:p>
+      <w:r>
+        <w:t>Методички.</w:t>
+      </w:r>
+    </w:p>
+    <w:p>
+      <w:r>
+        <w:t>Папки.</w:t>
+      </w:r>
+    </w:p>
+    <w:p>
+      <w:r>
+        <w:t>Блокноти.</w:t>
+      </w:r>
+    </w:p>
+    <w:p>
+      <w:r>
+        <w:t>В одному проєкті — дитячі розмальовки.</w:t>
+      </w:r>
+    </w:p>
+    <w:p>
+      <w:r>
+        <w:t>Вона порахувала.</w:t>
+      </w:r>
+    </w:p>
+    <w:p>
+      <w:r>
+        <w:t>Тринадцять замовлень із сімнадцяти, де взагалі була поліграфія.</w:t>
+      </w:r>
+    </w:p>
+    <w:p>
+      <w:r>
+        <w:t>Пішла до фінансистки.</w:t>
+      </w:r>
+    </w:p>
+    <w:p>
+      <w:r>
+        <w:t>Та сиділа над якимись актами й їла виноград просто з пакета.</w:t>
+      </w:r>
+    </w:p>
+    <w:p>
+      <w:r>
+        <w:t>— Чого ми майже все друкуємо в одних?</w:t>
+      </w:r>
+    </w:p>
+    <w:p>
+      <w:r>
+        <w:t>Фінансистка не підняла голови.</w:t>
+      </w:r>
+    </w:p>
+    <w:p>
+      <w:r>
+        <w:t>— Бо вони друкують.</w:t>
+      </w:r>
+    </w:p>
+    <w:p>
+      <w:r>
+        <w:t>— Інші не друкують?</w:t>
+      </w:r>
+    </w:p>
+    <w:p>
+      <w:r>
+        <w:t>— Друкують.</w:t>
+      </w:r>
+    </w:p>
+    <w:p>
+      <w:r>
+        <w:t>— Тоді?</w:t>
+      </w:r>
+    </w:p>
+    <w:p>
+      <w:r>
+        <w:t>Фінансистка поставила галочку на аркуші, тільки після цього подивилася на неї.</w:t>
+      </w:r>
+    </w:p>
+    <w:p>
+      <w:r>
+        <w:t>— Ти хочеш коротку відповідь чи правдиву?</w:t>
+      </w:r>
+    </w:p>
+    <w:p>
+      <w:r>
+        <w:t>— Правдиву.</w:t>
+      </w:r>
+    </w:p>
+    <w:p>
+      <w:r>
+        <w:lastRenderedPageBreak/>
+        <w:t>— Вони знають наші макети. Не гублять логотипи. Не питають тричі, що таке крейдований папір. Можуть передрукувати сто сертифікатів увечері, якщо хтось зранку вирішив, що треба інше формулювання. Кур’єр нормальний. Рахунки роблять нормально. І якщо ми кажемо «оплата після заходу», вони не влаштовують драму.</w:t>
+      </w:r>
+    </w:p>
+    <w:p>
+      <w:r>
+        <w:t>— Ціни?</w:t>
+      </w:r>
+    </w:p>
+    <w:p>
+      <w:r>
+        <w:t>— Дивись закупівлі.</w:t>
+      </w:r>
+    </w:p>
+    <w:p>
+      <w:r>
+        <w:t>— Дивлюся.</w:t>
+      </w:r>
+    </w:p>
+    <w:p>
+      <w:r>
+        <w:t>— І?</w:t>
+      </w:r>
+    </w:p>
+    <w:p>
+      <w:r>
+        <w:t>— Нормальні.</w:t>
+      </w:r>
+    </w:p>
+    <w:p>
+      <w:r>
+        <w:t>— Ну то що ти хочеш від мене?</w:t>
+      </w:r>
+    </w:p>
+    <w:p>
+      <w:r>
+        <w:t>Вона взяла одну виноградину.</w:t>
+      </w:r>
+    </w:p>
+    <w:p>
+      <w:r>
+        <w:t>— Нічого.</w:t>
+      </w:r>
+    </w:p>
+    <w:p>
+      <w:r>
+        <w:t>— Тоді поклади виноград назад.</w:t>
+      </w:r>
+    </w:p>
+    <w:p>
+      <w:r>
+        <w:t>— Пізно.</w:t>
+      </w:r>
+    </w:p>
+    <w:p>
+      <w:r>
+        <w:t>Фінансистка зітхнула.</w:t>
+      </w:r>
+    </w:p>
+    <w:p>
+      <w:r>
+        <w:t>— От тому я людей не люблю.</w:t>
+      </w:r>
+    </w:p>
+    <w:p>
+      <w:r>
+        <w:t>Вона повернулася в кабінет.</w:t>
+      </w:r>
+    </w:p>
+    <w:p>
+      <w:r>
+        <w:t>У закупівельних папках було по-різному. Десь три пропозиції. Десь дві й пояснення, чому третю не отримали. Десь замовлення було настільки мале, що погоджували простіше. В одній закупівлі знайома друкарня справді дала найнижчу ціну. В іншій була другою, але перша не гарантувала потрібний строк.</w:t>
+      </w:r>
+    </w:p>
+    <w:p>
+      <w:r>
+        <w:t>Вона відкрила ще одну.</w:t>
+      </w:r>
+    </w:p>
+    <w:p>
+      <w:r>
+        <w:t>Тут виграла знайома друкарня з різницею в кілька сотень гривень.</w:t>
+      </w:r>
+    </w:p>
+    <w:p>
+      <w:r>
+        <w:t>Нічого.</w:t>
+      </w:r>
+    </w:p>
+    <w:p>
+      <w:r>
+        <w:t>Наступна — знову.</w:t>
+      </w:r>
+    </w:p>
+    <w:p>
+      <w:r>
+        <w:t>Знову нічого.</w:t>
+      </w:r>
+    </w:p>
+    <w:p>
+      <w:r>
+        <w:t>На екрані це все одно виглядало так, ніби інших друкарень у місті майже не існувало.</w:t>
+      </w:r>
+    </w:p>
+    <w:p>
+      <w:r>
+        <w:t>Асистентка зайшла й поставила на стіл два нові договори.</w:t>
+      </w:r>
+    </w:p>
+    <w:p>
+      <w:r>
+        <w:t>— Що ти тепер рахуєш?</w:t>
+      </w:r>
+    </w:p>
+    <w:p>
+      <w:r>
+        <w:t>— Друкарні.</w:t>
+      </w:r>
+    </w:p>
+    <w:p>
+      <w:r>
+        <w:t>— Чому?</w:t>
+      </w:r>
+    </w:p>
+    <w:p>
+      <w:r>
+        <w:t>— Не знаю.</w:t>
+      </w:r>
+    </w:p>
+    <w:p>
+      <w:r>
+        <w:t>— Добре.</w:t>
+      </w:r>
+    </w:p>
+    <w:p>
+      <w:r>
+        <w:t>Вона вже вийшла, потім повернула голову.</w:t>
+      </w:r>
+    </w:p>
+    <w:p>
+      <w:r>
+        <w:t>— Тільки нашу не чіпай.</w:t>
+      </w:r>
+    </w:p>
+    <w:p>
+      <w:r>
+        <w:t>— Нашу?</w:t>
+      </w:r>
+    </w:p>
+    <w:p>
+      <w:r>
+        <w:lastRenderedPageBreak/>
+        <w:t>— Ну цю. Я не хочу знову пояснювати новим, що логотип не можна розтягувати на пів сторінки.</w:t>
+      </w:r>
+    </w:p>
+    <w:p>
+      <w:r>
+        <w:t>Вона мовчки подивилася на неї.</w:t>
+      </w:r>
+    </w:p>
+    <w:p>
+      <w:r>
+        <w:t>— Що?</w:t>
+      </w:r>
+    </w:p>
+    <w:p>
+      <w:r>
+        <w:t>— Нічого.</w:t>
+      </w:r>
+    </w:p>
+    <w:p>
+      <w:r>
+        <w:t>— Я щось сказала?</w:t>
+      </w:r>
+    </w:p>
+    <w:p>
+      <w:r>
+        <w:t>— Ні.</w:t>
+      </w:r>
+    </w:p>
+    <w:p>
+      <w:r>
+        <w:t>— Добре.</w:t>
+      </w:r>
+    </w:p>
+    <w:p>
+      <w:r>
+        <w:t>Двері зачинилися.</w:t>
+      </w:r>
+    </w:p>
+    <w:p>
+      <w:r>
+        <w:t>Вона додала до таблиці ще одну колонку.</w:t>
+      </w:r>
+    </w:p>
+    <w:p>
+      <w:r>
+        <w:t>«Постійний / разовий».</w:t>
+      </w:r>
+    </w:p>
+    <w:p>
+      <w:r>
+        <w:t>Через кілька хвилин видалила.</w:t>
+      </w:r>
+    </w:p>
+    <w:p>
+      <w:r>
+        <w:t>Надто дурна колонка. Постійний постачальник сам по собі нічого не означав.</w:t>
+      </w:r>
+    </w:p>
+    <w:p>
+      <w:r>
+        <w:t>Замість неї зробила окремий аркуш.</w:t>
+      </w:r>
+    </w:p>
+    <w:p>
+      <w:r>
+        <w:t>Готелі.</w:t>
+      </w:r>
+    </w:p>
+    <w:p>
+      <w:r>
+        <w:t>Друкарні.</w:t>
+      </w:r>
+    </w:p>
+    <w:p>
+      <w:r>
+        <w:t>Перевізники.</w:t>
+      </w:r>
+    </w:p>
+    <w:p>
+      <w:r>
+        <w:t>Тренери.</w:t>
+      </w:r>
+    </w:p>
+    <w:p>
+      <w:r>
+        <w:t>Консультанти.</w:t>
+      </w:r>
+    </w:p>
+    <w:p>
+      <w:r>
+        <w:t>Фотографи.</w:t>
+      </w:r>
+    </w:p>
+    <w:p>
+      <w:r>
+        <w:t>Оцінювання.</w:t>
+      </w:r>
+    </w:p>
+    <w:p>
+      <w:r>
+        <w:t>Останнє слово вона спочатку написала як «оцінювачі», але воно їй не сподобалося.</w:t>
+      </w:r>
+    </w:p>
+    <w:p>
+      <w:r>
+        <w:t>З тренерами було цікавіше.</w:t>
+      </w:r>
+    </w:p>
+    <w:p>
+      <w:r>
+        <w:t>Два прізвища повторювалися так часто, що вона перестала їх вводити й почала копіювати.</w:t>
+      </w:r>
+    </w:p>
+    <w:p>
+      <w:r>
+        <w:t>Третє з’являлося рідше, зате в різних ролях.</w:t>
+      </w:r>
+    </w:p>
+    <w:p>
+      <w:r>
+        <w:t>В одному проєкті — тренер.</w:t>
+      </w:r>
+    </w:p>
+    <w:p>
+      <w:r>
+        <w:t>В іншому — експерт, який допомагав готувати програму.</w:t>
+      </w:r>
+    </w:p>
+    <w:p>
+      <w:r>
+        <w:t>У третьому — консультант із методичних матеріалів.</w:t>
+      </w:r>
+    </w:p>
+    <w:p>
+      <w:r>
+        <w:t>Вона відкрила його договори.</w:t>
+      </w:r>
+    </w:p>
+    <w:p>
+      <w:r>
+        <w:t>Суми різні.</w:t>
+      </w:r>
+    </w:p>
+    <w:p>
+      <w:r>
+        <w:t>Предмети договорів різні.</w:t>
+      </w:r>
+    </w:p>
+    <w:p>
+      <w:r>
+        <w:t>Робота виконана.</w:t>
+      </w:r>
+    </w:p>
+    <w:p>
+      <w:r>
+        <w:t>У папці лежали презентації, акти, методичка з його прізвищем на титульній сторінці. На фотографіях він справді стояв перед групою.</w:t>
+      </w:r>
+    </w:p>
+    <w:p>
+      <w:r>
+        <w:t>Вона знайшла його в одному зі старих відео.</w:t>
+      </w:r>
+    </w:p>
+    <w:p>
+      <w:r>
+        <w:lastRenderedPageBreak/>
+        <w:t>Говорив краще за більшість.</w:t>
+      </w:r>
+    </w:p>
+    <w:p>
+      <w:r>
+        <w:t>Не читав зі слайдів.</w:t>
+      </w:r>
+    </w:p>
+    <w:p>
+      <w:r>
+        <w:t>На запитання відповідав нормально.</w:t>
+      </w:r>
+    </w:p>
+    <w:p>
+      <w:r>
+        <w:t>Закрила.</w:t>
+      </w:r>
+    </w:p>
+    <w:p>
+      <w:r>
+        <w:t>Наступна тренерка була та сама, яка на відео сказала: «Ой, це не моя презентація».</w:t>
+      </w:r>
+    </w:p>
+    <w:p>
+      <w:r>
+        <w:t>У неї теж були сертифікати.</w:t>
+      </w:r>
+    </w:p>
+    <w:p>
+      <w:r>
+        <w:t>Багато.</w:t>
+      </w:r>
+    </w:p>
+    <w:p>
+      <w:r>
+        <w:t>Два навчання для тренерів.</w:t>
+      </w:r>
+    </w:p>
+    <w:p>
+      <w:r>
+        <w:t>Курс.</w:t>
+      </w:r>
+    </w:p>
+    <w:p>
+      <w:r>
+        <w:t>Супервізія.</w:t>
+      </w:r>
+    </w:p>
+    <w:p>
+      <w:r>
+        <w:t>Ще якийсь документ англійською.</w:t>
+      </w:r>
+    </w:p>
+    <w:p>
+      <w:r>
+        <w:t>Формально виглядало навіть краще, ніж у чоловіка, який говорив без слайдів.</w:t>
+      </w:r>
+    </w:p>
+    <w:p>
+      <w:r>
+        <w:t>Вона відкинулася на спинку стільця.</w:t>
+      </w:r>
+    </w:p>
+    <w:p>
+      <w:r>
+        <w:t>Потім відкрила своє «Потрібне / Необхідне».</w:t>
+      </w:r>
+    </w:p>
+    <w:p>
+      <w:r>
+        <w:t>Учора там лишилося тільки три питання.</w:t>
+      </w:r>
+    </w:p>
+    <w:p>
+      <w:r>
+        <w:t>«Що мало змінитися після цього?»</w:t>
+      </w:r>
+    </w:p>
+    <w:p>
+      <w:r>
+        <w:t>«Що реально змінилося?»</w:t>
+      </w:r>
+    </w:p>
+    <w:p>
+      <w:r>
+        <w:t>«Без чого цього результату не було б?»</w:t>
+      </w:r>
+    </w:p>
+    <w:p>
+      <w:r>
+        <w:t>Нижче написала:</w:t>
+      </w:r>
+    </w:p>
+    <w:p>
+      <w:r>
+        <w:t>«Тренер».</w:t>
+      </w:r>
+    </w:p>
+    <w:p>
+      <w:r>
+        <w:t>Поруч поставила:</w:t>
+      </w:r>
+    </w:p>
+    <w:p>
+      <w:r>
+        <w:t>«потрібний».</w:t>
+      </w:r>
+    </w:p>
+    <w:p>
+      <w:r>
+        <w:t>Подумала.</w:t>
+      </w:r>
+    </w:p>
+    <w:p>
+      <w:r>
+        <w:t>Дописала:</w:t>
+      </w:r>
+    </w:p>
+    <w:p>
+      <w:r>
+        <w:t>«який?»</w:t>
+      </w:r>
+    </w:p>
+    <w:p>
+      <w:r>
+        <w:t>Вийшло безглуздо.</w:t>
+      </w:r>
+    </w:p>
+    <w:p>
+      <w:r>
+        <w:t>Стерла все.</w:t>
+      </w:r>
+    </w:p>
+    <w:p>
+      <w:r>
+        <w:t>Замість цього написала вгорі:</w:t>
+      </w:r>
+    </w:p>
+    <w:p>
+      <w:r>
+        <w:t>«Необхідне кому?»</w:t>
+      </w:r>
+    </w:p>
+    <w:p>
+      <w:r>
+        <w:t>Це було гірше.</w:t>
+      </w:r>
+    </w:p>
+    <w:p>
+      <w:r>
+        <w:t>Закрила файл.</w:t>
+      </w:r>
+    </w:p>
+    <w:p>
+      <w:r>
+        <w:t>За десять хвилин відкрила знову.</w:t>
+      </w:r>
+    </w:p>
+    <w:p>
+      <w:r>
+        <w:t>Написала:</w:t>
+      </w:r>
+    </w:p>
+    <w:p>
+      <w:r>
+        <w:t>«Для дитини».</w:t>
+      </w:r>
+    </w:p>
+    <w:p>
+      <w:r>
+        <w:t>Другий рядок:</w:t>
+      </w:r>
+    </w:p>
+    <w:p>
+      <w:r>
+        <w:t>«Для сім’ї».</w:t>
+      </w:r>
+    </w:p>
+    <w:p>
+      <w:r>
+        <w:lastRenderedPageBreak/>
+        <w:t>Третій:</w:t>
+      </w:r>
+    </w:p>
+    <w:p>
+      <w:r>
+        <w:t>«Для проєкту».</w:t>
+      </w:r>
+    </w:p>
+    <w:p>
+      <w:r>
+        <w:t>Тепер стало простіше.</w:t>
+      </w:r>
+    </w:p>
+    <w:p>
+      <w:r>
+        <w:t>Поліграфія.</w:t>
+      </w:r>
+    </w:p>
+    <w:p>
+      <w:r>
+        <w:t>Для дитини — майже ніколи.</w:t>
+      </w:r>
+    </w:p>
+    <w:p>
+      <w:r>
+        <w:t>Для сім’ї — іноді. Методичка могла лишитися вдома. Телефон консультанта теж.</w:t>
+      </w:r>
+    </w:p>
+    <w:p>
+      <w:r>
+        <w:t>Для проєкту — постійно. Банер потрібен для фото. Сертифікат — для підтвердження участі. Папка — щоб матеріали не розсипалися. Блокнот — бо блокнот завжди був.</w:t>
+      </w:r>
+    </w:p>
+    <w:p>
+      <w:r>
+        <w:t>Вона зупинилася на останньому.</w:t>
+      </w:r>
+    </w:p>
+    <w:p>
+      <w:r>
+        <w:t>«Бо блокнот завжди був» не підходило ні в одну колонку.</w:t>
+      </w:r>
+    </w:p>
+    <w:p>
+      <w:r>
+        <w:t>Видалила.</w:t>
+      </w:r>
+    </w:p>
+    <w:p>
+      <w:r>
+        <w:t>Телефон задзвонив.</w:t>
+      </w:r>
+    </w:p>
+    <w:p>
+      <w:r>
+        <w:t>Начальниця однієї зі служб.</w:t>
+      </w:r>
+    </w:p>
+    <w:p>
+      <w:r>
+        <w:t>Вони давно говорили без офіційного тону.</w:t>
+      </w:r>
+    </w:p>
+    <w:p>
+      <w:r>
+        <w:t>— Привіт. У тебе хвилина є?</w:t>
+      </w:r>
+    </w:p>
+    <w:p>
+      <w:r>
+        <w:t>— Є.</w:t>
+      </w:r>
+    </w:p>
+    <w:p>
+      <w:r>
+        <w:t>— Слухай, ми по кандидатах. Я тобі вчора шість скинула, але там ще двоє думають. Можна їх докинути, якщо до вечора скажуть?</w:t>
+      </w:r>
+    </w:p>
+    <w:p>
+      <w:r>
+        <w:t>— Можна.</w:t>
+      </w:r>
+    </w:p>
+    <w:p>
+      <w:r>
+        <w:t>— Бо я їх уже місяць дотискаю.</w:t>
+      </w:r>
+    </w:p>
+    <w:p>
+      <w:r>
+        <w:t>— Якщо документи готові.</w:t>
+      </w:r>
+    </w:p>
+    <w:p>
+      <w:r>
+        <w:t>— Та майже.</w:t>
+      </w:r>
+    </w:p>
+    <w:p>
+      <w:r>
+        <w:t>— «Майже» не підходить.</w:t>
+      </w:r>
+    </w:p>
+    <w:p>
+      <w:r>
+        <w:t>— Я знаю. Не починай.</w:t>
+      </w:r>
+    </w:p>
+    <w:p>
+      <w:r>
+        <w:t>— Я не починаю.</w:t>
+      </w:r>
+    </w:p>
+    <w:p>
+      <w:r>
+        <w:t>— Ти завжди так кажеш.</w:t>
+      </w:r>
+    </w:p>
+    <w:p>
+      <w:r>
+        <w:t>Вона усміхнулася.</w:t>
+      </w:r>
+    </w:p>
+    <w:p>
+      <w:r>
+        <w:t>— Скидай, якщо буде повний пакет.</w:t>
+      </w:r>
+    </w:p>
+    <w:p>
+      <w:r>
+        <w:t>— Добре. І ще одне. У вас восени що планується для діючих сімей?</w:t>
+      </w:r>
+    </w:p>
+    <w:p>
+      <w:r>
+        <w:t>— Ще не знаю.</w:t>
+      </w:r>
+    </w:p>
+    <w:p>
+      <w:r>
+        <w:t>— Нам би щось треба.</w:t>
+      </w:r>
+    </w:p>
+    <w:p>
+      <w:r>
+        <w:t>— Що саме?</w:t>
+      </w:r>
+    </w:p>
+    <w:p>
+      <w:r>
+        <w:t>На тому кінці замовкли.</w:t>
+      </w:r>
+    </w:p>
+    <w:p>
+      <w:r>
+        <w:t>— Ну… щось. Бо люди питають.</w:t>
+      </w:r>
+    </w:p>
+    <w:p>
+      <w:r>
+        <w:t>— Навчання?</w:t>
+      </w:r>
+    </w:p>
+    <w:p>
+      <w:r>
+        <w:t>— Може. Або зустріч. Обмін досвідом. Ти краще знаєш, що ви там можете.</w:t>
+      </w:r>
+    </w:p>
+    <w:p>
+      <w:r>
+        <w:lastRenderedPageBreak/>
+        <w:t>Вона подивилася на таблицю.</w:t>
+      </w:r>
+    </w:p>
+    <w:p>
+      <w:r>
+        <w:t>— А що людям потрібно?</w:t>
+      </w:r>
+    </w:p>
+    <w:p>
+      <w:r>
+        <w:t>— Та все потрібно. Вони втомлені.</w:t>
+      </w:r>
+    </w:p>
+    <w:p>
+      <w:r>
+        <w:t>— Це я розумію.</w:t>
+      </w:r>
+    </w:p>
+    <w:p>
+      <w:r>
+        <w:t>— Давай ти щось придумай, а я групу зберу.</w:t>
+      </w:r>
+    </w:p>
+    <w:p>
+      <w:r>
+        <w:t>— Добре.</w:t>
+      </w:r>
+    </w:p>
+    <w:p>
+      <w:r>
+        <w:t>— Люблю вас.</w:t>
+      </w:r>
+    </w:p>
+    <w:p>
+      <w:r>
+        <w:t>— За що?</w:t>
+      </w:r>
+    </w:p>
+    <w:p>
+      <w:r>
+        <w:t>— За те, що з вами не треба писати п’ять листів.</w:t>
+      </w:r>
+    </w:p>
+    <w:p>
+      <w:r>
+        <w:t>— Потім усе одно напишеш.</w:t>
+      </w:r>
+    </w:p>
+    <w:p>
+      <w:r>
+        <w:t>— Потім.</w:t>
+      </w:r>
+    </w:p>
+    <w:p>
+      <w:r>
+        <w:t>Вони попрощалися.</w:t>
+      </w:r>
+    </w:p>
+    <w:p>
+      <w:r>
+        <w:t>Вона ще кілька секунд тримала телефон.</w:t>
+      </w:r>
+    </w:p>
+    <w:p>
+      <w:r>
+        <w:t>Так вони працювали постійно.</w:t>
+      </w:r>
+    </w:p>
+    <w:p>
+      <w:r>
+        <w:t>Служба знала людей.</w:t>
+      </w:r>
+    </w:p>
+    <w:p>
+      <w:r>
+        <w:t>Фонд мав програмні гроші або шукав їх.</w:t>
+      </w:r>
+    </w:p>
+    <w:p>
+      <w:r>
+        <w:t>Коли гроші з’являлися, служба давала учасників, лист підтримки, статистику, іноді приміщення. Фонд робив програму, привозив тренерів, оплачував усе, збирав документи. Потім служба отримувала навчених кандидатів або родини, фонд — виконані показники, донор — звіт.</w:t>
+      </w:r>
+    </w:p>
+    <w:p>
+      <w:r>
+        <w:t>Зручно.</w:t>
+      </w:r>
+    </w:p>
+    <w:p>
+      <w:r>
+        <w:t>Іноді дуже корисно.</w:t>
+      </w:r>
+    </w:p>
+    <w:p>
+      <w:r>
+        <w:t>Вона відкрила старі листи підтримки.</w:t>
+      </w:r>
+    </w:p>
+    <w:p>
+      <w:r>
+        <w:t>Формулювання теж повторювалися.</w:t>
+      </w:r>
+    </w:p>
+    <w:p>
+      <w:r>
+        <w:t>«Підтверджуємо актуальність проблематики».</w:t>
+      </w:r>
+    </w:p>
+    <w:p>
+      <w:r>
+        <w:t>«Потреба в підвищенні спроможності…»</w:t>
+      </w:r>
+    </w:p>
+    <w:p>
+      <w:r>
+        <w:t>«Просимо розглянути можливість підтримки…»</w:t>
+      </w:r>
+    </w:p>
+    <w:p>
+      <w:r>
+        <w:t>В одному листі начальниця служби, з якою вона щойно говорила, підтверджувала потребу в навчанні сорока батьків.</w:t>
+      </w:r>
+    </w:p>
+    <w:p>
+      <w:r>
+        <w:t>Через кілька місяців стояла на фотографії відкриття цього навчання.</w:t>
+      </w:r>
+    </w:p>
+    <w:p>
+      <w:r>
+        <w:t>Ще через місяць у їхньому власному звіті служби було написано, що сорок батьків пройшли підвищення компетентності у співпраці з партнерами.</w:t>
+      </w:r>
+    </w:p>
+    <w:p>
+      <w:r>
+        <w:t>Все правда.</w:t>
+      </w:r>
+    </w:p>
+    <w:p>
+      <w:r>
+        <w:t>Вона відкрила наступний проєкт.</w:t>
+      </w:r>
+    </w:p>
+    <w:p>
+      <w:r>
+        <w:t>Інша служба.</w:t>
+      </w:r>
+    </w:p>
+    <w:p>
+      <w:r>
+        <w:t>Те саме коло.</w:t>
+      </w:r>
+    </w:p>
+    <w:p>
+      <w:r>
+        <w:lastRenderedPageBreak/>
+        <w:t>На фото начальник управління, представниця фонду, тренерка, банер міжнародної організації.</w:t>
+      </w:r>
+    </w:p>
+    <w:p>
+      <w:r>
+        <w:t>На іншій фотографії через пів року — ті самі троє, тільки банер інший.</w:t>
+      </w:r>
+    </w:p>
+    <w:p>
+      <w:r>
+        <w:t>Вона збільшила.</w:t>
+      </w:r>
+    </w:p>
+    <w:p>
+      <w:r>
+        <w:t>Тренерка була та сама.</w:t>
+      </w:r>
+    </w:p>
+    <w:p>
+      <w:r>
+        <w:t>Начальник теж.</w:t>
+      </w:r>
+    </w:p>
+    <w:p>
+      <w:r>
+        <w:t>У листуванні вони зверталися одне до одного на ім’я.</w:t>
+      </w:r>
+    </w:p>
+    <w:p>
+      <w:r>
+        <w:t>«Олю, наші 25 є?»</w:t>
+      </w:r>
+    </w:p>
+    <w:p>
+      <w:r>
+        <w:t>«Є 22, ще трьох дотягнемо».</w:t>
+      </w:r>
+    </w:p>
+    <w:p>
+      <w:r>
+        <w:t>«Тільки цього разу без людей, які на другий день зникають :)»</w:t>
+      </w:r>
+    </w:p>
+    <w:p>
+      <w:r>
+        <w:t>«Я постараюсь, але нічого не обіцяю».</w:t>
+      </w:r>
+    </w:p>
+    <w:p>
+      <w:r>
+        <w:t>В іншому листі:</w:t>
+      </w:r>
+    </w:p>
+    <w:p>
+      <w:r>
+        <w:t>«Скинь мені формулювання, яке вам треба для заявки, я поставлю в лист».</w:t>
+      </w:r>
+    </w:p>
+    <w:p>
+      <w:r>
+        <w:t>Вона перечитала.</w:t>
+      </w:r>
+    </w:p>
+    <w:p>
+      <w:r>
+        <w:t>Оце вже їй не сподобалося.</w:t>
+      </w:r>
+    </w:p>
+    <w:p>
+      <w:r>
+        <w:t>Не тому, що лист був фальшивий. Потреба могла бути реальною. Начальник служби міг погодитися з формулюванням. Усі так економили час.</w:t>
+      </w:r>
+    </w:p>
+    <w:p>
+      <w:r>
+        <w:t>Вона сама просила партнерів:</w:t>
+      </w:r>
+    </w:p>
+    <w:p>
+      <w:r>
+        <w:t>«Напишіть, будь ласка, що потреба становить не менше двадцяти сімей, якщо це відповідає вашим даним».</w:t>
+      </w:r>
+    </w:p>
+    <w:p>
+      <w:r>
+        <w:t>Іноді люди відповідали:</w:t>
+      </w:r>
+    </w:p>
+    <w:p>
+      <w:r>
+        <w:t>«Так, відповідає».</w:t>
+      </w:r>
+    </w:p>
+    <w:p>
+      <w:r>
+        <w:t>Іноді:</w:t>
+      </w:r>
+    </w:p>
+    <w:p>
+      <w:r>
+        <w:t>«Давайте 25, так чесніше».</w:t>
+      </w:r>
+    </w:p>
+    <w:p>
+      <w:r>
+        <w:t>Ніхто не вигадував дітей.</w:t>
+      </w:r>
+    </w:p>
+    <w:p>
+      <w:r>
+        <w:t>Але тепер вона бачила, як потреба отримувала потрібну для заявки форму ще до того, як ставала рядком у заявці.</w:t>
+      </w:r>
+    </w:p>
+    <w:p>
+      <w:r>
+        <w:t>На кухні хтось відкрив мікрохвильовку.</w:t>
+      </w:r>
+    </w:p>
+    <w:p>
+      <w:r>
+        <w:t>— Чия гречка?</w:t>
+      </w:r>
+    </w:p>
+    <w:p>
+      <w:r>
+        <w:t>Ніхто не відповів.</w:t>
+      </w:r>
+    </w:p>
+    <w:p>
+      <w:r>
+        <w:t>— Я питаю востаннє.</w:t>
+      </w:r>
+    </w:p>
+    <w:p>
+      <w:r>
+        <w:t>Фінансистка крикнула з коридору:</w:t>
+      </w:r>
+    </w:p>
+    <w:p>
+      <w:r>
+        <w:t>— Їж, якщо не боїшся.</w:t>
+      </w:r>
+    </w:p>
+    <w:p>
+      <w:r>
+        <w:t>— Я не настільки голодний.</w:t>
+      </w:r>
+    </w:p>
+    <w:p>
+      <w:r>
+        <w:t>Двері зачинилися.</w:t>
+      </w:r>
+    </w:p>
+    <w:p>
+      <w:r>
+        <w:t>Вона повернулася до таблиці.</w:t>
+      </w:r>
+    </w:p>
+    <w:p>
+      <w:r>
+        <w:lastRenderedPageBreak/>
+        <w:t>Перевізник повторювався менше, але теж часто.</w:t>
+      </w:r>
+    </w:p>
+    <w:p>
+      <w:r>
+        <w:t>Причина знайшлася швидко.</w:t>
+      </w:r>
+    </w:p>
+    <w:p>
+      <w:r>
+        <w:t>У старій переписці:</w:t>
+      </w:r>
+    </w:p>
+    <w:p>
+      <w:r>
+        <w:t>«Інших не беріть, ці хоч знають, що дитячі крісла — це не побажання».</w:t>
+      </w:r>
+    </w:p>
+    <w:p>
+      <w:r>
+        <w:t>Ще:</w:t>
+      </w:r>
+    </w:p>
+    <w:p>
+      <w:r>
+        <w:t>«Вони можуть зробити другий заїзд без нового договору, тільки допка».</w:t>
+      </w:r>
+    </w:p>
+    <w:p>
+      <w:r>
+        <w:t>Ще:</w:t>
+      </w:r>
+    </w:p>
+    <w:p>
+      <w:r>
+        <w:t>«Минулого разу водій чекав дві години, не виставив простій».</w:t>
+      </w:r>
+    </w:p>
+    <w:p>
+      <w:r>
+        <w:t>Вона знала цього перевізника. Нормальні машини. Водії не курили в салоні. Один раз автобус зламався, заміну прислали за годину.</w:t>
+      </w:r>
+    </w:p>
+    <w:p>
+      <w:r>
+        <w:t>Ціна була середня.</w:t>
+      </w:r>
+    </w:p>
+    <w:p>
+      <w:r>
+        <w:t>Знову нічого.</w:t>
+      </w:r>
+    </w:p>
+    <w:p>
+      <w:r>
+        <w:t>Фотограф був майже смішний.</w:t>
+      </w:r>
+    </w:p>
+    <w:p>
+      <w:r>
+        <w:t>Одне й те саме прізвище в семи заходах.</w:t>
+      </w:r>
+    </w:p>
+    <w:p>
+      <w:r>
+        <w:t>Вона відкрила перший договір.</w:t>
+      </w:r>
+    </w:p>
+    <w:p>
+      <w:r>
+        <w:t>Потім другий.</w:t>
+      </w:r>
+    </w:p>
+    <w:p>
+      <w:r>
+        <w:t>Суми невеликі.</w:t>
+      </w:r>
+    </w:p>
+    <w:p>
+      <w:r>
+        <w:t>У восьмому заході був інший фотограф, і в листуванні хтось написав:</w:t>
+      </w:r>
+    </w:p>
+    <w:p>
+      <w:r>
+        <w:t>«Більше його не беремо. Половина дітей із закритими очима, банер обрізаний».</w:t>
+      </w:r>
+    </w:p>
+    <w:p>
+      <w:r>
+        <w:t>Після цього повернувся старий.</w:t>
+      </w:r>
+    </w:p>
+    <w:p>
+      <w:r>
+        <w:t>Вона засміялася.</w:t>
+      </w:r>
+    </w:p>
+    <w:p>
+      <w:r>
+        <w:t>Тут навіть підозрювати було нічого.</w:t>
+      </w:r>
+    </w:p>
+    <w:p>
+      <w:r>
+        <w:t>Людям подобався фотограф, який умів не обрізати банер.</w:t>
+      </w:r>
+    </w:p>
+    <w:p>
+      <w:r>
+        <w:t>Вона записала це собі в нотатки:</w:t>
+      </w:r>
+    </w:p>
+    <w:p>
+      <w:r>
+        <w:t>«Фотограф — не обрізає банер».</w:t>
+      </w:r>
+    </w:p>
+    <w:p>
+      <w:r>
+        <w:t>Прочитала.</w:t>
+      </w:r>
+    </w:p>
+    <w:p>
+      <w:r>
+        <w:t>Залишила.</w:t>
+      </w:r>
+    </w:p>
+    <w:p>
+      <w:r>
+        <w:t>Під вечір таблиця розповзлася на кілька аркушів.</w:t>
+      </w:r>
+    </w:p>
+    <w:p>
+      <w:r>
+        <w:t>Вона вже не пам’ятала, навіщо починала саме з тренінгів.</w:t>
+      </w:r>
+    </w:p>
+    <w:p>
+      <w:r>
+        <w:t>Зайшла в проєкти для громад.</w:t>
+      </w:r>
+    </w:p>
+    <w:p>
+      <w:r>
+        <w:t>Там були консультанти.</w:t>
+      </w:r>
+    </w:p>
+    <w:p>
+      <w:r>
+        <w:t>Оцінки потреб.</w:t>
+      </w:r>
+    </w:p>
+    <w:p>
+      <w:r>
+        <w:t>Стратегічні сесії.</w:t>
+      </w:r>
+    </w:p>
+    <w:p>
+      <w:r>
+        <w:t>Супровід.</w:t>
+      </w:r>
+    </w:p>
+    <w:p>
+      <w:r>
+        <w:t>Плани розвитку послуг.</w:t>
+      </w:r>
+    </w:p>
+    <w:p>
+      <w:r>
+        <w:t>Круглі столи.</w:t>
+      </w:r>
+    </w:p>
+    <w:p>
+      <w:r>
+        <w:lastRenderedPageBreak/>
+        <w:t>Знову друкарня.</w:t>
+      </w:r>
+    </w:p>
+    <w:p>
+      <w:r>
+        <w:t>Знову фотограф.</w:t>
+      </w:r>
+    </w:p>
+    <w:p>
+      <w:r>
+        <w:t>Ті самі два готелі, коли люди приїжджали з районів.</w:t>
+      </w:r>
+    </w:p>
+    <w:p>
+      <w:r>
+        <w:t>Імена тренерів змінилися, але кілька консультантів уже були знайомі.</w:t>
+      </w:r>
+    </w:p>
+    <w:p>
+      <w:r>
+        <w:t>Один експерт спочатку проводив оцінку потреб, потім допомагав розробляти план, а через пів року був модератором зустрічі, де обговорювали виконання цього плану.</w:t>
+      </w:r>
+    </w:p>
+    <w:p>
+      <w:r>
+        <w:t>Вона відкрила його звіт.</w:t>
+      </w:r>
+    </w:p>
+    <w:p>
+      <w:r>
+        <w:t>Добре написаний.</w:t>
+      </w:r>
+    </w:p>
+    <w:p>
+      <w:r>
+        <w:t>Без води.</w:t>
+      </w:r>
+    </w:p>
+    <w:p>
+      <w:r>
+        <w:t>У рекомендаціях було дванадцять пунктів.</w:t>
+      </w:r>
+    </w:p>
+    <w:p>
+      <w:r>
+        <w:t>Три з них через рік стали окремими активностями нового проєкту.</w:t>
+      </w:r>
+    </w:p>
+    <w:p>
+      <w:r>
+        <w:t>Вона довго дивилася на сторінку.</w:t>
+      </w:r>
+    </w:p>
+    <w:p>
+      <w:r>
+        <w:t>Потім відкрила заявку нового проєкту.</w:t>
+      </w:r>
+    </w:p>
+    <w:p>
+      <w:r>
+        <w:t>У розділі «обґрунтування потреби» цитували той самий звіт.</w:t>
+      </w:r>
+    </w:p>
+    <w:p>
+      <w:r>
+        <w:t>Це теж було нормально.</w:t>
+      </w:r>
+    </w:p>
+    <w:p>
+      <w:r>
+        <w:t>Для того й роблять оцінку, щоб її висновки використовувати.</w:t>
+      </w:r>
+    </w:p>
+    <w:p>
+      <w:r>
+        <w:t>Вона знайшла бюджет.</w:t>
+      </w:r>
+    </w:p>
+    <w:p>
+      <w:r>
+        <w:t>У новому проєкті той самий експерт уже стояв як консультант.</w:t>
+      </w:r>
+    </w:p>
+    <w:p>
+      <w:r>
+        <w:t>Не єдиний.</w:t>
+      </w:r>
+    </w:p>
+    <w:p>
+      <w:r>
+        <w:t>Але стояв.</w:t>
+      </w:r>
+    </w:p>
+    <w:p>
+      <w:r>
+        <w:t>Вона закрила файл.</w:t>
+      </w:r>
+    </w:p>
+    <w:p>
+      <w:r>
+        <w:t>На екрані залишилася її таблиця.</w:t>
+      </w:r>
+    </w:p>
+    <w:p>
+      <w:r>
+        <w:t>Готелі.</w:t>
+      </w:r>
+    </w:p>
+    <w:p>
+      <w:r>
+        <w:t>Тренери.</w:t>
+      </w:r>
+    </w:p>
+    <w:p>
+      <w:r>
+        <w:t>Поліграфія.</w:t>
+      </w:r>
+    </w:p>
+    <w:p>
+      <w:r>
+        <w:t>Перевізники.</w:t>
+      </w:r>
+    </w:p>
+    <w:p>
+      <w:r>
+        <w:t>Консультанти.</w:t>
+      </w:r>
+    </w:p>
+    <w:p>
+      <w:r>
+        <w:t>Служби.</w:t>
+      </w:r>
+    </w:p>
+    <w:p>
+      <w:r>
+        <w:t>Міжнародні партнери.</w:t>
+      </w:r>
+    </w:p>
+    <w:p>
+      <w:r>
+        <w:t>Усе з’єднувалося не лініями, а звичкою.</w:t>
+      </w:r>
+    </w:p>
+    <w:p>
+      <w:r>
+        <w:t>Люди знали одне одного.</w:t>
+      </w:r>
+    </w:p>
+    <w:p>
+      <w:r>
+        <w:t>Довіряли.</w:t>
+      </w:r>
+    </w:p>
+    <w:p>
+      <w:r>
+        <w:t>Телефонували напряму.</w:t>
+      </w:r>
+    </w:p>
+    <w:p>
+      <w:r>
+        <w:t>Не витрачали час на пояснення.</w:t>
+      </w:r>
+    </w:p>
+    <w:p>
+      <w:r>
+        <w:t>Поверталися до тих, хто вже не підводив.</w:t>
+      </w:r>
+    </w:p>
+    <w:p>
+      <w:r>
+        <w:t>Якби вона організовувала щось завтра, сама зробила б майже те саме.</w:t>
+      </w:r>
+    </w:p>
+    <w:p>
+      <w:r>
+        <w:lastRenderedPageBreak/>
+        <w:t>Подзвонила б у знайомий готель.</w:t>
+      </w:r>
+    </w:p>
+    <w:p>
+      <w:r>
+        <w:t>Попросила б знайому друкарню.</w:t>
+      </w:r>
+    </w:p>
+    <w:p>
+      <w:r>
+        <w:t>Взяла б тренера, після якого не доводилося вибачатися перед групою.</w:t>
+      </w:r>
+    </w:p>
+    <w:p>
+      <w:r>
+        <w:t>Написала б начальниці служби, а не загальну адресу.</w:t>
+      </w:r>
+    </w:p>
+    <w:p>
+      <w:r>
+        <w:t>Саме ця думка її й зупинила.</w:t>
+      </w:r>
+    </w:p>
+    <w:p>
+      <w:r>
+        <w:t>Вона відкрила файл із трьома рядками.</w:t>
+      </w:r>
+    </w:p>
+    <w:p>
+      <w:r>
+        <w:t>«Для дитини».</w:t>
+      </w:r>
+    </w:p>
+    <w:p>
+      <w:r>
+        <w:t>«Для сім’ї».</w:t>
+      </w:r>
+    </w:p>
+    <w:p>
+      <w:r>
+        <w:t>«Для проєкту».</w:t>
+      </w:r>
+    </w:p>
+    <w:p>
+      <w:r>
+        <w:t>Додала четвертий.</w:t>
+      </w:r>
+    </w:p>
+    <w:p>
+      <w:r>
+        <w:t>«Для системи».</w:t>
+      </w:r>
+    </w:p>
+    <w:p>
+      <w:r>
+        <w:t>Подивилася.</w:t>
+      </w:r>
+    </w:p>
+    <w:p>
+      <w:r>
+        <w:t>Стерла слово «системи».</w:t>
+      </w:r>
+    </w:p>
+    <w:p>
+      <w:r>
+        <w:t>Написала:</w:t>
+      </w:r>
+    </w:p>
+    <w:p>
+      <w:r>
+        <w:t>«Щоб усе це працювало».</w:t>
+      </w:r>
+    </w:p>
+    <w:p>
+      <w:r>
+        <w:t>Теж не сподобалося.</w:t>
+      </w:r>
+    </w:p>
+    <w:p>
+      <w:r>
+        <w:t>Стерла весь рядок.</w:t>
+      </w:r>
+    </w:p>
+    <w:p>
+      <w:r>
+        <w:t>О дев’ятнадцятій асистентка написала:</w:t>
+      </w:r>
+    </w:p>
+    <w:p>
+      <w:r>
+        <w:t>«Ти ще там?»</w:t>
+      </w:r>
+    </w:p>
+    <w:p>
+      <w:r>
+        <w:t>Вона відповіла:</w:t>
+      </w:r>
+    </w:p>
+    <w:p>
+      <w:r>
+        <w:t>«Так».</w:t>
+      </w:r>
+    </w:p>
+    <w:p>
+      <w:r>
+        <w:t>«Я забула зарядку. Не йди, я за 10 хв забіжу».</w:t>
+      </w:r>
+    </w:p>
+    <w:p>
+      <w:r>
+        <w:t>Вона поставила телефон поруч.</w:t>
+      </w:r>
+    </w:p>
+    <w:p>
+      <w:r>
+        <w:t>Відкрила ще одну закупівельну папку.</w:t>
+      </w:r>
+    </w:p>
+    <w:p>
+      <w:r>
+        <w:t>Три пропозиції на проживання.</w:t>
+      </w:r>
+    </w:p>
+    <w:p>
+      <w:r>
+        <w:t>Знайомий комплекс був не найдешевший.</w:t>
+      </w:r>
+    </w:p>
+    <w:p>
+      <w:r>
+        <w:t>Різниця з найдешевшим — невелика.</w:t>
+      </w:r>
+    </w:p>
+    <w:p>
+      <w:r>
+        <w:t>У примітці координаторка написала:</w:t>
+      </w:r>
+    </w:p>
+    <w:p>
+      <w:r>
+        <w:t>«Варіант 1 дешевший, але немає окремого приміщення для дитячої програми; харчування дітей рахують повністю; ранній заїзд не гарантують. Пропонуємо варіант 2».</w:t>
+      </w:r>
+    </w:p>
+    <w:p>
+      <w:r>
+        <w:t>Варіант 2 — їхній.</w:t>
+      </w:r>
+    </w:p>
+    <w:p>
+      <w:r>
+        <w:t>Вона перевірила арифметику.</w:t>
+      </w:r>
+    </w:p>
+    <w:p>
+      <w:r>
+        <w:t>Якщо додати окрему дитячу кімнату й харчування, різниця майже зникала.</w:t>
+      </w:r>
+    </w:p>
+    <w:p>
+      <w:r>
+        <w:t>Закрила.</w:t>
+      </w:r>
+    </w:p>
+    <w:p>
+      <w:r>
+        <w:t>Наступна закупівля.</w:t>
+      </w:r>
+    </w:p>
+    <w:p>
+      <w:r>
+        <w:t>Друкарня.</w:t>
+      </w:r>
+    </w:p>
+    <w:p>
+      <w:r>
+        <w:lastRenderedPageBreak/>
+        <w:t>Їхня — найдешевша.</w:t>
+      </w:r>
+    </w:p>
+    <w:p>
+      <w:r>
+        <w:t>Закрила.</w:t>
+      </w:r>
+    </w:p>
+    <w:p>
+      <w:r>
+        <w:t>Наступна.</w:t>
+      </w:r>
+    </w:p>
+    <w:p>
+      <w:r>
+        <w:t>Перевізник.</w:t>
+      </w:r>
+    </w:p>
+    <w:p>
+      <w:r>
+        <w:t>Середня ціна.</w:t>
+      </w:r>
+    </w:p>
+    <w:p>
+      <w:r>
+        <w:t>У коментарі: «можливість зміни маршруту за 24 години».</w:t>
+      </w:r>
+    </w:p>
+    <w:p>
+      <w:r>
+        <w:t>Закрила.</w:t>
+      </w:r>
+    </w:p>
+    <w:p>
+      <w:r>
+        <w:t>Асистентка забігла по зарядку в куртці.</w:t>
+      </w:r>
+    </w:p>
+    <w:p>
+      <w:r>
+        <w:t>— Ти ще це робиш?</w:t>
+      </w:r>
+    </w:p>
+    <w:p>
+      <w:r>
+        <w:t>— Так.</w:t>
+      </w:r>
+    </w:p>
+    <w:p>
+      <w:r>
+        <w:t>— Знайшла мафію?</w:t>
+      </w:r>
+    </w:p>
+    <w:p>
+      <w:r>
+        <w:t>Вона подивилася на екран.</w:t>
+      </w:r>
+    </w:p>
+    <w:p>
+      <w:r>
+        <w:t>— Поки фотографа.</w:t>
+      </w:r>
+    </w:p>
+    <w:p>
+      <w:r>
+        <w:t>— Я знала.</w:t>
+      </w:r>
+    </w:p>
+    <w:p>
+      <w:r>
+        <w:t>— Він не обрізає банери.</w:t>
+      </w:r>
+    </w:p>
+    <w:p>
+      <w:r>
+        <w:t>— Це серйозна конкурентна перевага.</w:t>
+      </w:r>
+    </w:p>
+    <w:p>
+      <w:r>
+        <w:t>Асистентка висмикнула зарядку з розетки.</w:t>
+      </w:r>
+    </w:p>
+    <w:p>
+      <w:r>
+        <w:t>— Все, я пішла.</w:t>
+      </w:r>
+    </w:p>
+    <w:p>
+      <w:r>
+        <w:t>— Іди.</w:t>
+      </w:r>
+    </w:p>
+    <w:p>
+      <w:r>
+        <w:t>— Ти теж.</w:t>
+      </w:r>
+    </w:p>
+    <w:p>
+      <w:r>
+        <w:t>— Зараз.</w:t>
+      </w:r>
+    </w:p>
+    <w:p>
+      <w:r>
+        <w:t>— Ти завжди так кажеш.</w:t>
+      </w:r>
+    </w:p>
+    <w:p>
+      <w:r>
+        <w:t>Двері зачинилися.</w:t>
+      </w:r>
+    </w:p>
+    <w:p>
+      <w:r>
+        <w:t>Вона відкрила таблицю ще раз.</w:t>
+      </w:r>
+    </w:p>
+    <w:p>
+      <w:r>
+        <w:t>У колонці «результат» було найменше тексту.</w:t>
+      </w:r>
+    </w:p>
+    <w:p>
+      <w:r>
+        <w:t>У колонках із постачальниками — найбільше повторів.</w:t>
+      </w:r>
+    </w:p>
+    <w:p>
+      <w:r>
+        <w:t>Вона не знала, чи це щось означає.</w:t>
+      </w:r>
+    </w:p>
+    <w:p>
+      <w:r>
+        <w:t>Створила новий файл.</w:t>
+      </w:r>
+    </w:p>
+    <w:p>
+      <w:r>
+        <w:t>Назвала його:</w:t>
+      </w:r>
+    </w:p>
+    <w:p>
+      <w:r>
+        <w:t>«Перевірити».</w:t>
+      </w:r>
+    </w:p>
+    <w:p>
+      <w:r>
+        <w:t>І вписала перший рядок:</w:t>
+      </w:r>
+    </w:p>
+    <w:p>
+      <w:r>
+        <w:t>«Чому завжди вони?»</w:t>
+      </w:r>
+    </w:p>
+    <w:p>
+      <w:r>
+        <w:t>Зберегла файл, взяла сумку й пішла.</w:t>
+      </w:r>
+    </w:p>
     <w:p/>
     <w:p>
       <w:pPr>
-        <w:spacing w:after="200" w:line="276" w:lineRule="auto"/>
-        <w:ind w:firstLine="0"/>
+        <w:pStyle w:val="31"/>
       </w:pPr>
-    </w:p>
+      <w:r>
+        <w:lastRenderedPageBreak/>
+        <w:t>ГЛАВА 18</w:t>
+      </w:r>
+    </w:p>
+    <w:p>
+      <w:r>
+        <w:t>Наступного дня вона почала не з таблиці.</w:t>
+      </w:r>
+    </w:p>
+    <w:p>
+      <w:r>
+        <w:t>Відкрила папку «Тренери».</w:t>
+      </w:r>
+    </w:p>
+    <w:p>
+      <w:r>
+        <w:t>Такої папки в загальному архіві не було. Вона сама її зробила вчора ввечері й перетягнула туди копії договорів, програм і кілька списків, у яких повторювалися ті самі прізвища.</w:t>
+      </w:r>
+    </w:p>
+    <w:p>
+      <w:r>
+        <w:t>Тепер хотіла зрозуміти, звідки вони взялися вперше.</w:t>
+      </w:r>
+    </w:p>
+    <w:p>
+      <w:r>
+        <w:t>Пошук за найчастішим прізвищем дав більше двохсот результатів.</w:t>
+      </w:r>
+    </w:p>
+    <w:p>
+      <w:r>
+        <w:t>Листи.</w:t>
+      </w:r>
+    </w:p>
+    <w:p>
+      <w:r>
+        <w:t>Договори.</w:t>
+      </w:r>
+    </w:p>
+    <w:p>
+      <w:r>
+        <w:t>Акти.</w:t>
+      </w:r>
+    </w:p>
+    <w:p>
+      <w:r>
+        <w:t>Презентації.</w:t>
+      </w:r>
+    </w:p>
+    <w:p>
+      <w:r>
+        <w:t>Фото.</w:t>
+      </w:r>
+    </w:p>
+    <w:p>
+      <w:r>
+        <w:t>Запрошення на тренінги для тренерів.</w:t>
+      </w:r>
+    </w:p>
+    <w:p>
+      <w:r>
+        <w:t>Участь у робочих групах.</w:t>
+      </w:r>
+    </w:p>
+    <w:p>
+      <w:r>
+        <w:t>Ще одна робоча група.</w:t>
+      </w:r>
+    </w:p>
+    <w:p>
+      <w:r>
+        <w:t>«Експертне обговорення».</w:t>
+      </w:r>
+    </w:p>
+    <w:p>
+      <w:r>
+        <w:t>«Супервізійна зустріч».</w:t>
+      </w:r>
+    </w:p>
+    <w:p>
+      <w:r>
+        <w:t>«Фіналізація методичних матеріалів».</w:t>
+      </w:r>
+    </w:p>
+    <w:p>
+      <w:r>
+        <w:t>Вона відкрила найстаріший лист.</w:t>
+      </w:r>
+    </w:p>
+    <w:p>
+      <w:r>
+        <w:t>Тренерка тоді ще не була тренеркою. Її прізвище стояло у списку учасників навчання для фахівців служб і громадських організацій.</w:t>
+      </w:r>
+    </w:p>
+    <w:p>
+      <w:r>
+        <w:t>Через три місяці — інший захід. Уже як співведуча.</w:t>
+      </w:r>
+    </w:p>
+    <w:p>
+      <w:r>
+        <w:t>Ще через пів року — основна тренерка.</w:t>
+      </w:r>
+    </w:p>
+    <w:p>
+      <w:r>
+        <w:t>Наступного року — тренінг для тренерів, де вона вже стояла в команді викладачів.</w:t>
+      </w:r>
+    </w:p>
+    <w:p>
+      <w:r>
+        <w:t>Потім її прізвище майже не зникало.</w:t>
+      </w:r>
+    </w:p>
+    <w:p>
+      <w:r>
+        <w:t>Вона порахувала роки.</w:t>
+      </w:r>
+    </w:p>
+    <w:p>
+      <w:r>
+        <w:t>Сім.</w:t>
+      </w:r>
+    </w:p>
+    <w:p>
+      <w:r>
+        <w:t>За сім років змінювалися назви програм, донори, координатори, навіть структура фонду. Тренерка лишалася.</w:t>
+      </w:r>
+    </w:p>
+    <w:p>
+      <w:r>
+        <w:t>Друге прізвище — шість років.</w:t>
+      </w:r>
+    </w:p>
+    <w:p>
+      <w:r>
+        <w:t>Третє — п’ять.</w:t>
+      </w:r>
+    </w:p>
+    <w:p>
+      <w:r>
+        <w:t>Четверте з’явилося недавно, але до цього людина кілька років працювала консультантом у партнерській організації.</w:t>
+      </w:r>
+    </w:p>
+    <w:p>
+      <w:r>
+        <w:t>Асистентка зайшла з телефоном у руці.</w:t>
+      </w:r>
+    </w:p>
+    <w:p>
+      <w:r>
+        <w:lastRenderedPageBreak/>
+        <w:t>— Можна дурне питання?</w:t>
+      </w:r>
+    </w:p>
+    <w:p>
+      <w:r>
+        <w:t>— Можна.</w:t>
+      </w:r>
+    </w:p>
+    <w:p>
+      <w:r>
+        <w:t>— Якщо в учасниці двоє дітей, один біологічний, один прийомний, у дитячу програму ми ставимо обох?</w:t>
+      </w:r>
+    </w:p>
+    <w:p>
+      <w:r>
+        <w:t>— Обох.</w:t>
+      </w:r>
+    </w:p>
+    <w:p>
+      <w:r>
+        <w:t>— Я теж так сказала. Вони питають, чи це не буде порушенням бюджету.</w:t>
+      </w:r>
+    </w:p>
+    <w:p>
+      <w:r>
+        <w:t>— Якщо дитяча програма для дітей учасників — ні.</w:t>
+      </w:r>
+    </w:p>
+    <w:p>
+      <w:r>
+        <w:t>— Добре. Я просто вже почала сумніватися в реальності.</w:t>
+      </w:r>
+    </w:p>
+    <w:p>
+      <w:r>
+        <w:t>— Не починай.</w:t>
+      </w:r>
+    </w:p>
+    <w:p>
+      <w:r>
+        <w:t>— Пізно.</w:t>
+      </w:r>
+    </w:p>
+    <w:p>
+      <w:r>
+        <w:t>Асистентка пішла.</w:t>
+      </w:r>
+    </w:p>
+    <w:p>
+      <w:r>
+        <w:t>Вона повернулася до найстарішої тренерки.</w:t>
+      </w:r>
+    </w:p>
+    <w:p>
+      <w:r>
+        <w:t>У папці був файл «біо_актуальне».</w:t>
+      </w:r>
+    </w:p>
+    <w:p>
+      <w:r>
+        <w:t>Відкрила.</w:t>
+      </w:r>
+    </w:p>
+    <w:p>
+      <w:r>
+        <w:t>Дві сторінки.</w:t>
+      </w:r>
+    </w:p>
+    <w:p>
+      <w:r>
+        <w:t>Освіта.</w:t>
+      </w:r>
+    </w:p>
+    <w:p>
+      <w:r>
+        <w:t>Сертифікати.</w:t>
+      </w:r>
+    </w:p>
+    <w:p>
+      <w:r>
+        <w:t>Проведено понад сто навчальних заходів.</w:t>
+      </w:r>
+    </w:p>
+    <w:p>
+      <w:r>
+        <w:t>Робота з кандидатами, прийомними сім’ями, ДБСТ, службами, громадами, фахівцями закладів.</w:t>
+      </w:r>
+    </w:p>
+    <w:p>
+      <w:r>
+        <w:t>Вона зупинилася на «понад сто».</w:t>
+      </w:r>
+    </w:p>
+    <w:p>
+      <w:r>
+        <w:t>Якщо людина провела понад сто тренінгів, досвід у неї точно був.</w:t>
+      </w:r>
+    </w:p>
+    <w:p>
+      <w:r>
+        <w:t>Питання було інше.</w:t>
+      </w:r>
+    </w:p>
+    <w:p>
+      <w:r>
+        <w:t>Коли востаннє вона сама жила хоча б тиждень у сім’ї, про яку розповідала?</w:t>
+      </w:r>
+    </w:p>
+    <w:p>
+      <w:r>
+        <w:t>У біографії цього не було.</w:t>
+      </w:r>
+    </w:p>
+    <w:p>
+      <w:r>
+        <w:t>Не мало й бути.</w:t>
+      </w:r>
+    </w:p>
+    <w:p>
+      <w:r>
+        <w:t>Вона закрила файл.</w:t>
+      </w:r>
+    </w:p>
+    <w:p>
+      <w:r>
+        <w:t>Пошукала старі оголошення про набір тренерів.</w:t>
+      </w:r>
+    </w:p>
+    <w:p>
+      <w:r>
+        <w:t>Знайшлося два.</w:t>
+      </w:r>
+    </w:p>
+    <w:p>
+      <w:r>
+        <w:t>Перше — п’ятирічної давності.</w:t>
+      </w:r>
+    </w:p>
+    <w:p>
+      <w:r>
+        <w:t>«Формування пулу тренерів для проведення навчальних заходів у межах програми підтримки сімейних форм виховання».</w:t>
+      </w:r>
+    </w:p>
+    <w:p>
+      <w:r>
+        <w:t>Вимоги займали майже сторінку.</w:t>
+      </w:r>
+    </w:p>
+    <w:p>
+      <w:r>
+        <w:t>Вища освіта.</w:t>
+      </w:r>
+    </w:p>
+    <w:p>
+      <w:r>
+        <w:t>Досвід у соціальній сфері.</w:t>
+      </w:r>
+    </w:p>
+    <w:p>
+      <w:r>
+        <w:t>Досвід проведення тренінгів.</w:t>
+      </w:r>
+    </w:p>
+    <w:p>
+      <w:r>
+        <w:lastRenderedPageBreak/>
+        <w:t>Досвід роботи з відповідною цільовою групою.</w:t>
+      </w:r>
+    </w:p>
+    <w:p>
+      <w:r>
+        <w:t>Знання методичних матеріалів програми.</w:t>
+      </w:r>
+    </w:p>
+    <w:p>
+      <w:r>
+        <w:t>Бажано — сертифікат тренера.</w:t>
+      </w:r>
+    </w:p>
+    <w:p>
+      <w:r>
+        <w:t>Бажано — досвід у проєктах міжнародної технічної допомоги.</w:t>
+      </w:r>
+    </w:p>
+    <w:p>
+      <w:r>
+        <w:t>Вона прочитала останнє ще раз.</w:t>
+      </w:r>
+    </w:p>
+    <w:p>
+      <w:r>
+        <w:t>Потім відкрила результати відбору.</w:t>
+      </w:r>
+    </w:p>
+    <w:p>
+      <w:r>
+        <w:t>Дванадцять кандидатів.</w:t>
+      </w:r>
+    </w:p>
+    <w:p>
+      <w:r>
+        <w:t>Чотирьох рекомендували.</w:t>
+      </w:r>
+    </w:p>
+    <w:p>
+      <w:r>
+        <w:t>Три прізвища вона вже знала.</w:t>
+      </w:r>
+    </w:p>
+    <w:p>
+      <w:r>
+        <w:t>Четверте теж десь бачила.</w:t>
+      </w:r>
+    </w:p>
+    <w:p>
+      <w:r>
+        <w:t>Відкрила таблицю оцінювання.</w:t>
+      </w:r>
+    </w:p>
+    <w:p>
+      <w:r>
+        <w:t>Навпроти кандидатів стояли бали.</w:t>
+      </w:r>
+    </w:p>
+    <w:p>
+      <w:r>
+        <w:t>«Досвід у темі».</w:t>
+      </w:r>
+    </w:p>
+    <w:p>
+      <w:r>
+        <w:t>«Тренерський досвід».</w:t>
+      </w:r>
+    </w:p>
+    <w:p>
+      <w:r>
+        <w:t>«Знання методики».</w:t>
+      </w:r>
+    </w:p>
+    <w:p>
+      <w:r>
+        <w:t>«Досвід у міжнародних програмах».</w:t>
+      </w:r>
+    </w:p>
+    <w:p>
+      <w:r>
+        <w:t>«Рекомендації».</w:t>
+      </w:r>
+    </w:p>
+    <w:p>
+      <w:r>
+        <w:t>Одна кандидатка набрала високий бал за роботу з сім’ями й низький за міжнародні програми.</w:t>
+      </w:r>
+    </w:p>
+    <w:p>
+      <w:r>
+        <w:t>У примітці:</w:t>
+      </w:r>
+    </w:p>
+    <w:p>
+      <w:r>
+        <w:t>«Сильна практична складова. Недостатній досвід проведення навчань у межах донорських проєктів».</w:t>
+      </w:r>
+    </w:p>
+    <w:p>
+      <w:r>
+        <w:t>Не пройшла.</w:t>
+      </w:r>
+    </w:p>
+    <w:p>
+      <w:r>
+        <w:t>Вона відкрила резюме.</w:t>
+      </w:r>
+    </w:p>
+    <w:p>
+      <w:r>
+        <w:t>Жінка працювала психологинею в центрі соціальних служб. До того — у кризовому центрі. Багато років консультувала сім’ї, де були вилучення дітей, повернення, насильство, залежності. Проводила групи для батьків, але не мала потрібного «тренерського портфеля».</w:t>
+      </w:r>
+    </w:p>
+    <w:p>
+      <w:r>
+        <w:t>Унизу було посилання на рекомендацію керівника служби.</w:t>
+      </w:r>
+    </w:p>
+    <w:p>
+      <w:r>
+        <w:t>Вона відкрила.</w:t>
+      </w:r>
+    </w:p>
+    <w:p>
+      <w:r>
+        <w:t>Добра рекомендація.</w:t>
+      </w:r>
+    </w:p>
+    <w:p>
+      <w:r>
+        <w:t>Закрила.</w:t>
+      </w:r>
+    </w:p>
+    <w:p>
+      <w:r>
+        <w:t>Наступна кандидатка мала менше практики, зате три сертифікати тренера й кілька проєктів міжнародних організацій.</w:t>
+      </w:r>
+    </w:p>
+    <w:p>
+      <w:r>
+        <w:t>Пройшла.</w:t>
+      </w:r>
+    </w:p>
+    <w:p>
+      <w:r>
+        <w:t>Її прізвище теж було в таблиці вчора.</w:t>
+      </w:r>
+    </w:p>
+    <w:p>
+      <w:r>
+        <w:t>Вона відкрила відео.</w:t>
+      </w:r>
+    </w:p>
+    <w:p>
+      <w:r>
+        <w:lastRenderedPageBreak/>
+        <w:t>Саме вона два дні тому сказала на записі:</w:t>
+      </w:r>
+    </w:p>
+    <w:p>
+      <w:r>
+        <w:t>«Ой, це не моя презентація».</w:t>
+      </w:r>
+    </w:p>
+    <w:p>
+      <w:r>
+        <w:t>Вона сиділа нерухомо кілька секунд.</w:t>
+      </w:r>
+    </w:p>
+    <w:p>
+      <w:r>
+        <w:t>Потім повернулася до таблиці відбору.</w:t>
+      </w:r>
+    </w:p>
+    <w:p>
+      <w:r>
+        <w:t>Можливо, за ці роки тренерка виросла.</w:t>
+      </w:r>
+    </w:p>
+    <w:p>
+      <w:r>
+        <w:t>Можливо, психологиня, яку не взяли, була б жахливою перед аудиторією.</w:t>
+      </w:r>
+    </w:p>
+    <w:p>
+      <w:r>
+        <w:t>Резюме цього не показувало.</w:t>
+      </w:r>
+    </w:p>
+    <w:p>
+      <w:r>
+        <w:t>Але одна отримала шанс накопичувати потрібний досвід далі.</w:t>
+      </w:r>
+    </w:p>
+    <w:p>
+      <w:r>
+        <w:t>Друга — ні.</w:t>
+      </w:r>
+    </w:p>
+    <w:p>
+      <w:r>
+        <w:t>Вона відкрила друге оголошення. Воно було новішим.</w:t>
+      </w:r>
+    </w:p>
+    <w:p>
+      <w:r>
+        <w:t>У вимогах уже прямо стояло:</w:t>
+      </w:r>
+    </w:p>
+    <w:p>
+      <w:r>
+        <w:t>«Не менше трьох років досвіду проведення навчань за програмами для сімейних форм виховання».</w:t>
+      </w:r>
+    </w:p>
+    <w:p>
+      <w:r>
+        <w:t>Вона засміялася.</w:t>
+      </w:r>
+    </w:p>
+    <w:p>
+      <w:r>
+        <w:t>Не весело.</w:t>
+      </w:r>
+    </w:p>
+    <w:p>
+      <w:r>
+        <w:t>Три роки досвіду треба було мати до того, як тебе допустять отримувати досвід.</w:t>
+      </w:r>
+    </w:p>
+    <w:p>
+      <w:r>
+        <w:t>Внизу була примітка:</w:t>
+      </w:r>
+    </w:p>
+    <w:p>
+      <w:r>
+        <w:t>«Перевага надається тренерам, які пройшли відповідний ToT».</w:t>
+      </w:r>
+    </w:p>
+    <w:p>
+      <w:r>
+        <w:t>Вона ввела назву ToT у пошук.</w:t>
+      </w:r>
+    </w:p>
+    <w:p>
+      <w:r>
+        <w:t>Проводив його фонд разом із партнером.</w:t>
+      </w:r>
+    </w:p>
+    <w:p>
+      <w:r>
+        <w:t>Список учасників — двадцять людей.</w:t>
+      </w:r>
+    </w:p>
+    <w:p>
+      <w:r>
+        <w:t>Дванадцять прізвищ вона вже бачила в договорах.</w:t>
+      </w:r>
+    </w:p>
+    <w:p>
+      <w:r>
+        <w:t>Вісім — ні.</w:t>
+      </w:r>
+    </w:p>
+    <w:p>
+      <w:r>
+        <w:t>Відкрила листування щодо набору.</w:t>
+      </w:r>
+    </w:p>
+    <w:p>
+      <w:r>
+        <w:t>Офіційного оголошення не було. Кандидатів просили рекомендувати партнерів у регіонах.</w:t>
+      </w:r>
+    </w:p>
+    <w:p>
+      <w:r>
+        <w:t>«Дайте людей, із якими вже працювали».</w:t>
+      </w:r>
+    </w:p>
+    <w:p>
+      <w:r>
+        <w:t>«Краще тих, кого знаєте особисто, бо часу на перевірку немає».</w:t>
+      </w:r>
+    </w:p>
+    <w:p>
+      <w:r>
+        <w:t>«Наші двоє точно будуть».</w:t>
+      </w:r>
+    </w:p>
+    <w:p>
+      <w:r>
+        <w:t>«Олену ставте, вона вже в темі».</w:t>
+      </w:r>
+    </w:p>
+    <w:p>
+      <w:r>
+        <w:t>Ще одне:</w:t>
+      </w:r>
+    </w:p>
+    <w:p>
+      <w:r>
+        <w:t>«Нових багато не берімо, бо потім групу важко вести».</w:t>
+      </w:r>
+    </w:p>
+    <w:p>
+      <w:r>
+        <w:t>Вона перечитала останнє.</w:t>
+      </w:r>
+    </w:p>
+    <w:p>
+      <w:r>
+        <w:t>Дуже нормальна фраза.</w:t>
+      </w:r>
+    </w:p>
+    <w:p>
+      <w:r>
+        <w:t>Дуже зручна.</w:t>
+      </w:r>
+    </w:p>
+    <w:p>
+      <w:r>
+        <w:t>Вона створила новий аркуш у таблиці.</w:t>
+      </w:r>
+    </w:p>
+    <w:p>
+      <w:r>
+        <w:lastRenderedPageBreak/>
+        <w:t>Назвала «Вхід».</w:t>
+      </w:r>
+    </w:p>
+    <w:p>
+      <w:r>
+        <w:t>Потім подумала й дописала:</w:t>
+      </w:r>
+    </w:p>
+    <w:p>
+      <w:r>
+        <w:t>«у коло».</w:t>
+      </w:r>
+    </w:p>
+    <w:p>
+      <w:r>
+        <w:t>Вийшло занадто красиво.</w:t>
+      </w:r>
+    </w:p>
+    <w:p>
+      <w:r>
+        <w:t>Стерла «у коло».</w:t>
+      </w:r>
+    </w:p>
+    <w:p>
+      <w:r>
+        <w:t>Залишила «Вхід».</w:t>
+      </w:r>
+    </w:p>
+    <w:p>
+      <w:r>
+        <w:t>Перший рядок — тренери.</w:t>
+      </w:r>
+    </w:p>
+    <w:p>
+      <w:r>
+        <w:t>Другий — консультанти.</w:t>
+      </w:r>
+    </w:p>
+    <w:p>
+      <w:r>
+        <w:t>Третій — постачальники.</w:t>
+      </w:r>
+    </w:p>
+    <w:p>
+      <w:r>
+        <w:t>Поки нічого більше.</w:t>
+      </w:r>
+    </w:p>
+    <w:p>
+      <w:r>
+        <w:t>До обіду вона знайшла ще одну історію.</w:t>
+      </w:r>
+    </w:p>
+    <w:p>
+      <w:r>
+        <w:t>Молодий чоловік, соціальний педагог із громади, подавався як тренер на модуль для кандидатів. У резюме — робота в службі, досвід супроводу сімей, кілька років практики.</w:t>
+      </w:r>
+    </w:p>
+    <w:p>
+      <w:r>
+        <w:t>У внутрішньому листуванні хтось написав:</w:t>
+      </w:r>
+    </w:p>
+    <w:p>
+      <w:r>
+        <w:t>«Він нормальний, але сирий. Якщо буде місце, можна посадити другим номером до когось із наших».</w:t>
+      </w:r>
+    </w:p>
+    <w:p>
+      <w:r>
+        <w:t>Місця не було.</w:t>
+      </w:r>
+    </w:p>
+    <w:p>
+      <w:r>
+        <w:t>Наступного року він знову подався.</w:t>
+      </w:r>
+    </w:p>
+    <w:p>
+      <w:r>
+        <w:t>Відповідь:</w:t>
+      </w:r>
+    </w:p>
+    <w:p>
+      <w:r>
+        <w:t>«Потрібно посилити тренерський досвід».</w:t>
+      </w:r>
+    </w:p>
+    <w:p>
+      <w:r>
+        <w:t>Третьої заявки не було.</w:t>
+      </w:r>
+    </w:p>
+    <w:p>
+      <w:r>
+        <w:t>Вона не знала, що з ним сталося.</w:t>
+      </w:r>
+    </w:p>
+    <w:p>
+      <w:r>
+        <w:t>Може, працював далі й не мав жодного бажання входити в це коло.</w:t>
+      </w:r>
+    </w:p>
+    <w:p>
+      <w:r>
+        <w:t>Може, поїхав.</w:t>
+      </w:r>
+    </w:p>
+    <w:p>
+      <w:r>
+        <w:t>Може, просто перестав подаватися.</w:t>
+      </w:r>
+    </w:p>
+    <w:p>
+      <w:r>
+        <w:t>Вона не стала шукати його в соцмережах.</w:t>
+      </w:r>
+    </w:p>
+    <w:p>
+      <w:r>
+        <w:t>Поки ні.</w:t>
+      </w:r>
+    </w:p>
+    <w:p>
+      <w:r>
+        <w:t>Після обіду зайшла фінансистка.</w:t>
+      </w:r>
+    </w:p>
+    <w:p>
+      <w:r>
+        <w:t>— У тебе є хвилина?</w:t>
+      </w:r>
+    </w:p>
+    <w:p>
+      <w:r>
+        <w:t>— Є.</w:t>
+      </w:r>
+    </w:p>
+    <w:p>
+      <w:r>
+        <w:t>— По нашому новому виїзду. Готель прислав остаточну ціну. Трошки більше, бо додали дитину й ще одну ніч тренеру.</w:t>
+      </w:r>
+    </w:p>
+    <w:p>
+      <w:r>
+        <w:t>Вона простягнула роздруківку.</w:t>
+      </w:r>
+    </w:p>
+    <w:p>
+      <w:r>
+        <w:t>Вона пробігла очима.</w:t>
+      </w:r>
+    </w:p>
+    <w:p>
+      <w:r>
+        <w:t>— Нормально.</w:t>
+      </w:r>
+    </w:p>
+    <w:p>
+      <w:r>
+        <w:t>— Я теж так думаю.</w:t>
+      </w:r>
+    </w:p>
+    <w:p>
+      <w:r>
+        <w:lastRenderedPageBreak/>
+        <w:t>Фінансистка не пішла.</w:t>
+      </w:r>
+    </w:p>
+    <w:p>
+      <w:r>
+        <w:t>— Ти щось копаєш?</w:t>
+      </w:r>
+    </w:p>
+    <w:p>
+      <w:r>
+        <w:t>— Чого ти питаєш?</w:t>
+      </w:r>
+    </w:p>
+    <w:p>
+      <w:r>
+        <w:t>— Бо ти вчора друкарні рахувала. Сьогодні тренерів. Я боюся, що завтра дійдеш до бухгалтерії.</w:t>
+      </w:r>
+    </w:p>
+    <w:p>
+      <w:r>
+        <w:t>— Дійду.</w:t>
+      </w:r>
+    </w:p>
+    <w:p>
+      <w:r>
+        <w:t>— Тоді я звільняюся сьогодні.</w:t>
+      </w:r>
+    </w:p>
+    <w:p>
+      <w:r>
+        <w:t>— Не встигнеш.</w:t>
+      </w:r>
+    </w:p>
+    <w:p>
+      <w:r>
+        <w:t>Фінансистка сіла навпроти.</w:t>
+      </w:r>
+    </w:p>
+    <w:p>
+      <w:r>
+        <w:t>— Серйозно.</w:t>
+      </w:r>
+    </w:p>
+    <w:p>
+      <w:r>
+        <w:t>Вона повернула до неї ноутбук.</w:t>
+      </w:r>
+    </w:p>
+    <w:p>
+      <w:r>
+        <w:t>— Дивись.</w:t>
+      </w:r>
+    </w:p>
+    <w:p>
+      <w:r>
+        <w:t>Показала список тренерів за кілька років.</w:t>
+      </w:r>
+    </w:p>
+    <w:p>
+      <w:r>
+        <w:t>Фінансистка подивилася.</w:t>
+      </w:r>
+    </w:p>
+    <w:p>
+      <w:r>
+        <w:t>— І?</w:t>
+      </w:r>
+    </w:p>
+    <w:p>
+      <w:r>
+        <w:t>— Ті самі люди.</w:t>
+      </w:r>
+    </w:p>
+    <w:p>
+      <w:r>
+        <w:t>— Ну.</w:t>
+      </w:r>
+    </w:p>
+    <w:p>
+      <w:r>
+        <w:t>— Роками.</w:t>
+      </w:r>
+    </w:p>
+    <w:p>
+      <w:r>
+        <w:t>— А ти хочеш щороку нових?</w:t>
+      </w:r>
+    </w:p>
+    <w:p>
+      <w:r>
+        <w:t>— Я хочу зрозуміти, чому нові сюди майже не потрапляють.</w:t>
+      </w:r>
+    </w:p>
+    <w:p>
+      <w:r>
+        <w:t>Фінансистка відкинулася на спинку стільця.</w:t>
+      </w:r>
+    </w:p>
+    <w:p>
+      <w:r>
+        <w:t>— Бо новий тренер — це лотерея.</w:t>
+      </w:r>
+    </w:p>
+    <w:p>
+      <w:r>
+        <w:t>— А старий?</w:t>
+      </w:r>
+    </w:p>
+    <w:p>
+      <w:r>
+        <w:t>— Відомо, як він працює.</w:t>
+      </w:r>
+    </w:p>
+    <w:p>
+      <w:r>
+        <w:t>— Навіть якщо погано?</w:t>
+      </w:r>
+    </w:p>
+    <w:p>
+      <w:r>
+        <w:t>— Якщо погано — не беруть.</w:t>
+      </w:r>
+    </w:p>
+    <w:p>
+      <w:r>
+        <w:t>— Беруть.</w:t>
+      </w:r>
+    </w:p>
+    <w:p>
+      <w:r>
+        <w:t>— Кого?</w:t>
+      </w:r>
+    </w:p>
+    <w:p>
+      <w:r>
+        <w:t>Вона назвала прізвище тренерки з відео.</w:t>
+      </w:r>
+    </w:p>
+    <w:p>
+      <w:r>
+        <w:t>Фінансистка подумала.</w:t>
+      </w:r>
+    </w:p>
+    <w:p>
+      <w:r>
+        <w:t>— Вона не погана.</w:t>
+      </w:r>
+    </w:p>
+    <w:p>
+      <w:r>
+        <w:t>— Вона презентацію вперше бачила на занятті.</w:t>
+      </w:r>
+    </w:p>
+    <w:p>
+      <w:r>
+        <w:t>— Буває.</w:t>
+      </w:r>
+    </w:p>
+    <w:p>
+      <w:r>
+        <w:t>— Це нормально?</w:t>
+      </w:r>
+    </w:p>
+    <w:p>
+      <w:r>
+        <w:t>— Ні. Але я не про це. Вона людей не ображає, групу тримає, документи здає вчасно, не влаштовує цирк через оплату через сорок п’ять днів. Для проєкту це теж важливо.</w:t>
+      </w:r>
+    </w:p>
+    <w:p>
+      <w:r>
+        <w:lastRenderedPageBreak/>
+        <w:t>Вона мовчала.</w:t>
+      </w:r>
+    </w:p>
+    <w:p>
+      <w:r>
+        <w:t>Фінансистка подивилася на таблицю ще раз.</w:t>
+      </w:r>
+    </w:p>
+    <w:p>
+      <w:r>
+        <w:t>— Ти зараз шукаєш найкращого тренера чи найкращого підрядника?</w:t>
+      </w:r>
+    </w:p>
+    <w:p>
+      <w:r>
+        <w:t>— А це не має бути одна людина?</w:t>
+      </w:r>
+    </w:p>
+    <w:p>
+      <w:r>
+        <w:t>— В ідеальному світі — може.</w:t>
+      </w:r>
+    </w:p>
+    <w:p>
+      <w:r>
+        <w:t>— А в нашому?</w:t>
+      </w:r>
+    </w:p>
+    <w:p>
+      <w:r>
+        <w:t>— У нашому в тебе через три тижні захід і донор не прийме акт, якщо в ньому дата не так стоїть.</w:t>
+      </w:r>
+    </w:p>
+    <w:p>
+      <w:r>
+        <w:t>Вона сказала це без злості.</w:t>
+      </w:r>
+    </w:p>
+    <w:p>
+      <w:r>
+        <w:t>Потім узяла виноградину з пакета, який принесла із собою.</w:t>
+      </w:r>
+    </w:p>
+    <w:p>
+      <w:r>
+        <w:t>— І ще. Тренери теж тримаються за ці програми. Це робота. Деякі з цього живуть.</w:t>
+      </w:r>
+    </w:p>
+    <w:p>
+      <w:r>
+        <w:t>— Я бачу.</w:t>
+      </w:r>
+    </w:p>
+    <w:p>
+      <w:r>
+        <w:t>— Ну то не дивуйся, що вони ходять на всі ToT і збирають сертифікати.</w:t>
+      </w:r>
+    </w:p>
+    <w:p>
+      <w:r>
+        <w:t>— Я не дивуюся.</w:t>
+      </w:r>
+    </w:p>
+    <w:p>
+      <w:r>
+        <w:t>Фінансистка пожувала.</w:t>
+      </w:r>
+    </w:p>
+    <w:p>
+      <w:r>
+        <w:t>— Ти просто дивишся так, ніби щось уже знайшла.</w:t>
+      </w:r>
+    </w:p>
+    <w:p>
+      <w:r>
+        <w:t>— Поки не знаю.</w:t>
+      </w:r>
+    </w:p>
+    <w:p>
+      <w:r>
+        <w:t>— От і добре.</w:t>
+      </w:r>
+    </w:p>
+    <w:p>
+      <w:r>
+        <w:t>Вона підвелася.</w:t>
+      </w:r>
+    </w:p>
+    <w:p>
+      <w:r>
+        <w:t>— Готель погоджуємо?</w:t>
+      </w:r>
+    </w:p>
+    <w:p>
+      <w:r>
+        <w:t>— Погоджуємо.</w:t>
+      </w:r>
+    </w:p>
+    <w:p>
+      <w:r>
+        <w:t>— Прекрасно. Мафія продовжує працювати.</w:t>
+      </w:r>
+    </w:p>
+    <w:p>
+      <w:r>
+        <w:t>— Я цього не казала.</w:t>
+      </w:r>
+    </w:p>
+    <w:p>
+      <w:r>
+        <w:t>— А я сказала.</w:t>
+      </w:r>
+    </w:p>
+    <w:p>
+      <w:r>
+        <w:t>Пішла.</w:t>
+      </w:r>
+    </w:p>
+    <w:p>
+      <w:r>
+        <w:t>Вона ще раз відкрила список тренерів.</w:t>
+      </w:r>
+    </w:p>
+    <w:p>
+      <w:r>
+        <w:t>Потім список чиновників у робочих групах.</w:t>
+      </w:r>
+    </w:p>
+    <w:p>
+      <w:r>
+        <w:t>Імена теж повторювалися.</w:t>
+      </w:r>
+    </w:p>
+    <w:p>
+      <w:r>
+        <w:t>Не так часто, як тренери, бо люди переходили між посадами, хтось звільнявся, хтось ішов у область, хтось повертався в громаду.</w:t>
+      </w:r>
+    </w:p>
+    <w:p>
+      <w:r>
+        <w:t>Але ядро було знайоме.</w:t>
+      </w:r>
+    </w:p>
+    <w:p>
+      <w:r>
+        <w:t>Начальники служб.</w:t>
+      </w:r>
+    </w:p>
+    <w:p>
+      <w:r>
+        <w:t>Заступники.</w:t>
+      </w:r>
+    </w:p>
+    <w:p>
+      <w:r>
+        <w:t>Методисти.</w:t>
+      </w:r>
+    </w:p>
+    <w:p>
+      <w:r>
+        <w:t>Керівники напрямів.</w:t>
+      </w:r>
+    </w:p>
+    <w:p>
+      <w:r>
+        <w:t>Фонд.</w:t>
+      </w:r>
+    </w:p>
+    <w:p>
+      <w:r>
+        <w:lastRenderedPageBreak/>
+        <w:t>Партнери.</w:t>
+      </w:r>
+    </w:p>
+    <w:p>
+      <w:r>
+        <w:t>Тренери.</w:t>
+      </w:r>
+    </w:p>
+    <w:p>
+      <w:r>
+        <w:t>На одному старому фото всі стояли біля банера.</w:t>
+      </w:r>
+    </w:p>
+    <w:p>
+      <w:r>
+        <w:t>На наступному — за довгим столом у ресторані вже без банера.</w:t>
+      </w:r>
+    </w:p>
+    <w:p>
+      <w:r>
+        <w:t>Хтось тримав келих.</w:t>
+      </w:r>
+    </w:p>
+    <w:p>
+      <w:r>
+        <w:t>Хтось показував пальцями зайчика за головою чоловіка попереду.</w:t>
+      </w:r>
+    </w:p>
+    <w:p>
+      <w:r>
+        <w:t>Тренерка, яку вона щойно перевіряла, сиділа поруч із начальницею обласної служби.</w:t>
+      </w:r>
+    </w:p>
+    <w:p>
+      <w:r>
+        <w:t>На іншому фото через рік вони знову були поруч.</w:t>
+      </w:r>
+    </w:p>
+    <w:p>
+      <w:r>
+        <w:t>Нічого.</w:t>
+      </w:r>
+    </w:p>
+    <w:p>
+      <w:r>
+        <w:t>Люди працювали разом.</w:t>
+      </w:r>
+    </w:p>
+    <w:p>
+      <w:r>
+        <w:t>Після заходу вечеряли разом.</w:t>
+      </w:r>
+    </w:p>
+    <w:p>
+      <w:r>
+        <w:t>Іноді дружили.</w:t>
+      </w:r>
+    </w:p>
+    <w:p>
+      <w:r>
+        <w:t>Вона відкрила листування з однією з робочих груп.</w:t>
+      </w:r>
+    </w:p>
+    <w:p>
+      <w:r>
+        <w:t>«Таню, ти будеш у четвер?»</w:t>
+      </w:r>
+    </w:p>
+    <w:p>
+      <w:r>
+        <w:t>«Буду, якщо ви цього разу не почнете о восьмій ранку :)»</w:t>
+      </w:r>
+    </w:p>
+    <w:p>
+      <w:r>
+        <w:t>«Не обіцяємо».</w:t>
+      </w:r>
+    </w:p>
+    <w:p>
+      <w:r>
+        <w:t>Далі офіційний порядок денний.</w:t>
+      </w:r>
+    </w:p>
+    <w:p>
+      <w:r>
+        <w:t>Ще один ланцюжок:</w:t>
+      </w:r>
+    </w:p>
+    <w:p>
+      <w:r>
+        <w:t>«Кого ставимо від тренерів?»</w:t>
+      </w:r>
+    </w:p>
+    <w:p>
+      <w:r>
+        <w:t>«Давайте Іру й Марину. Вони вже знають контекст».</w:t>
+      </w:r>
+    </w:p>
+    <w:p>
+      <w:r>
+        <w:t>«Ок».</w:t>
+      </w:r>
+    </w:p>
+    <w:p>
+      <w:r>
+        <w:t>Ніхто не питав, чи є ще хтось.</w:t>
+      </w:r>
+    </w:p>
+    <w:p>
+      <w:r>
+        <w:t>Через кілька місяців Іра й Марина отримали договори в новому проєкті.</w:t>
+      </w:r>
+    </w:p>
+    <w:p>
+      <w:r>
+        <w:t>Вона відкрила технічне завдання.</w:t>
+      </w:r>
+    </w:p>
+    <w:p>
+      <w:r>
+        <w:t>Серед вимог:</w:t>
+      </w:r>
+    </w:p>
+    <w:p>
+      <w:r>
+        <w:t>«Досвід роботи з цільовою групою не менше п’яти років».</w:t>
+      </w:r>
+    </w:p>
+    <w:p>
+      <w:r>
+        <w:t>«Участь у розробці або апробації профільних навчальних матеріалів».</w:t>
+      </w:r>
+    </w:p>
+    <w:p>
+      <w:r>
+        <w:t>«Досвід співпраці з органами державної влади та міжнародними організаціями».</w:t>
+      </w:r>
+    </w:p>
+    <w:p>
+      <w:r>
+        <w:t>Вона прочитала.</w:t>
+      </w:r>
+    </w:p>
+    <w:p>
+      <w:r>
+        <w:t>Під ці вимоги підходило не дуже багато людей.</w:t>
+      </w:r>
+    </w:p>
+    <w:p>
+      <w:r>
+        <w:t>Під Іру й Марину — точно.</w:t>
+      </w:r>
+    </w:p>
+    <w:p>
+      <w:r>
+        <w:t>Вона подивилася дату технічного завдання.</w:t>
+      </w:r>
+    </w:p>
+    <w:p>
+      <w:r>
+        <w:t>Лист «кого ставимо» був за три дні до затвердження документа.</w:t>
+      </w:r>
+    </w:p>
+    <w:p>
+      <w:r>
+        <w:t>Отут вона перестала дихати рівно.</w:t>
+      </w:r>
+    </w:p>
+    <w:p>
+      <w:r>
+        <w:t>Не через доказ.</w:t>
+      </w:r>
+    </w:p>
+    <w:p>
+      <w:r>
+        <w:t>Доказу не було.</w:t>
+      </w:r>
+    </w:p>
+    <w:p>
+      <w:r>
+        <w:lastRenderedPageBreak/>
+        <w:t>Можливо, вони спочатку знали, який рівень спеціаліста їм потрібен, і назвали двох людей, які підходили.</w:t>
+      </w:r>
+    </w:p>
+    <w:p>
+      <w:r>
+        <w:t>Можливо, технічне завдання писали під реальну потребу, а не під прізвища.</w:t>
+      </w:r>
+    </w:p>
+    <w:p>
+      <w:r>
+        <w:t>Але тепер порядок виглядав інакше.</w:t>
+      </w:r>
+    </w:p>
+    <w:p>
+      <w:r>
+        <w:t>Спочатку — «кого ставимо».</w:t>
+      </w:r>
+    </w:p>
+    <w:p>
+      <w:r>
+        <w:t>Потім — вимоги.</w:t>
+      </w:r>
+    </w:p>
+    <w:p>
+      <w:r>
+        <w:t>Вона зберегла обидва файли в свою папку «Перевірити».</w:t>
+      </w:r>
+    </w:p>
+    <w:p>
+      <w:r>
+        <w:t>Далі пішли консультанти.</w:t>
+      </w:r>
+    </w:p>
+    <w:p>
+      <w:r>
+        <w:t>Один із них уже був знайомий: оцінював потреби, потім допомагав писати план, потім працював у новому проєкті за рекомендаціями, які сам же сформулював.</w:t>
+      </w:r>
+    </w:p>
+    <w:p>
+      <w:r>
+        <w:t>Вона розклала його участь по датах.</w:t>
+      </w:r>
+    </w:p>
+    <w:p>
+      <w:r>
+        <w:t>Спершу — експерт оцінки.</w:t>
+      </w:r>
+    </w:p>
+    <w:p>
+      <w:r>
+        <w:t>Потім — автор частини звіту.</w:t>
+      </w:r>
+    </w:p>
+    <w:p>
+      <w:r>
+        <w:t>Потім — презентація звіту чиновникам.</w:t>
+      </w:r>
+    </w:p>
+    <w:p>
+      <w:r>
+        <w:t>Потім — технічна група з підготовки нової заявки.</w:t>
+      </w:r>
+    </w:p>
+    <w:p>
+      <w:r>
+        <w:t>Потім — консультант нового проєкту.</w:t>
+      </w:r>
+    </w:p>
+    <w:p>
+      <w:r>
+        <w:t>Потім — модератор стратегічної сесії.</w:t>
+      </w:r>
+    </w:p>
+    <w:p>
+      <w:r>
+        <w:t>Потім — зовнішній експерт проміжного перегляду.</w:t>
+      </w:r>
+    </w:p>
+    <w:p>
+      <w:r>
+        <w:t>Вона зупинилася.</w:t>
+      </w:r>
+    </w:p>
+    <w:p>
+      <w:r>
+        <w:t>Останнє вже було цікаво.</w:t>
+      </w:r>
+    </w:p>
+    <w:p>
+      <w:r>
+        <w:t>Людина частково оцінювала роботу, яку сама допомагала створити.</w:t>
+      </w:r>
+    </w:p>
+    <w:p>
+      <w:r>
+        <w:t>Відкрила договір.</w:t>
+      </w:r>
+    </w:p>
+    <w:p>
+      <w:r>
+        <w:t>У предметі було не «оцінка проєкту», а «експертний супровід проміжного аналізу».</w:t>
+      </w:r>
+    </w:p>
+    <w:p>
+      <w:r>
+        <w:t>Не те саме.</w:t>
+      </w:r>
+    </w:p>
+    <w:p>
+      <w:r>
+        <w:t>У звіті він не оцінював власні рекомендації напряму. Аналізував виконання плану громадами.</w:t>
+      </w:r>
+    </w:p>
+    <w:p>
+      <w:r>
+        <w:t>Знову все було трохи не там, де хотілося б.</w:t>
+      </w:r>
+    </w:p>
+    <w:p>
+      <w:r>
+        <w:t>Але його прізвище було всюди.</w:t>
+      </w:r>
+    </w:p>
+    <w:p>
+      <w:r>
+        <w:t>Вона відкрила старе листування.</w:t>
+      </w:r>
+    </w:p>
+    <w:p>
+      <w:r>
+        <w:t>«Він вільний?»</w:t>
+      </w:r>
+    </w:p>
+    <w:p>
+      <w:r>
+        <w:t>«Так, але тільки після 15-го».</w:t>
+      </w:r>
+    </w:p>
+    <w:p>
+      <w:r>
+        <w:t>«Тоді перенесімо сесію».</w:t>
+      </w:r>
+    </w:p>
+    <w:p>
+      <w:r>
+        <w:t>Не шукати іншого експерта.</w:t>
+      </w:r>
+    </w:p>
+    <w:p>
+      <w:r>
+        <w:t>Перенести сесію.</w:t>
+      </w:r>
+    </w:p>
+    <w:p>
+      <w:r>
+        <w:t>Вона записала це в таблицю.</w:t>
+      </w:r>
+    </w:p>
+    <w:p>
+      <w:r>
+        <w:t>Потім стерла примітку.</w:t>
+      </w:r>
+    </w:p>
+    <w:p>
+      <w:r>
+        <w:lastRenderedPageBreak/>
+        <w:t>Це вже було схоже на обвинувальний акт, а вона ще нічого не довела.</w:t>
+      </w:r>
+    </w:p>
+    <w:p>
+      <w:r>
+        <w:t>Ближче до п’ятої їй подзвонила та сама начальниця служби, яка вчора просила «щось для діючих сімей».</w:t>
+      </w:r>
+    </w:p>
+    <w:p>
+      <w:r>
+        <w:t>— Я тих двох кандидатів дотиснула.</w:t>
+      </w:r>
+    </w:p>
+    <w:p>
+      <w:r>
+        <w:t>— Документи є?</w:t>
+      </w:r>
+    </w:p>
+    <w:p>
+      <w:r>
+        <w:t>— Є. Я сама перевірила.</w:t>
+      </w:r>
+    </w:p>
+    <w:p>
+      <w:r>
+        <w:t>— Надсилай.</w:t>
+      </w:r>
+    </w:p>
+    <w:p>
+      <w:r>
+        <w:t>— Уже. І ти подумала про осінь?</w:t>
+      </w:r>
+    </w:p>
+    <w:p>
+      <w:r>
+        <w:t>— Ще ні.</w:t>
+      </w:r>
+    </w:p>
+    <w:p>
+      <w:r>
+        <w:t>— Ну подумай. Може, наших кудись вивезете.</w:t>
+      </w:r>
+    </w:p>
+    <w:p>
+      <w:r>
+        <w:t>— Навчання?</w:t>
+      </w:r>
+    </w:p>
+    <w:p>
+      <w:r>
+        <w:t>— Та хоч навчання. Їм треба видихнути.</w:t>
+      </w:r>
+    </w:p>
+    <w:p>
+      <w:r>
+        <w:t>Вона згадала чоловіка з відео.</w:t>
+      </w:r>
+    </w:p>
+    <w:p>
+      <w:r>
+        <w:t>«Якщо це відпочинок — я перший руками й ногами за».</w:t>
+      </w:r>
+    </w:p>
+    <w:p>
+      <w:r>
+        <w:t>— А якщо просто відпочинок?</w:t>
+      </w:r>
+    </w:p>
+    <w:p>
+      <w:r>
+        <w:t>На тому кінці засміялися.</w:t>
+      </w:r>
+    </w:p>
+    <w:p>
+      <w:r>
+        <w:t>— Ти мені донора на «просто відпочинок» знайди.</w:t>
+      </w:r>
+    </w:p>
+    <w:p>
+      <w:r>
+        <w:t>— Не знайду.</w:t>
+      </w:r>
+    </w:p>
+    <w:p>
+      <w:r>
+        <w:t>— Ну от. Значить, зробіть навчання.</w:t>
+      </w:r>
+    </w:p>
+    <w:p>
+      <w:r>
+        <w:t>Сказано було жартома.</w:t>
+      </w:r>
+    </w:p>
+    <w:p>
+      <w:r>
+        <w:t>Нормальним голосом.</w:t>
+      </w:r>
+    </w:p>
+    <w:p>
+      <w:r>
+        <w:t>Без жодної змови.</w:t>
+      </w:r>
+    </w:p>
+    <w:p>
+      <w:r>
+        <w:t>Вона теж мала засміятися.</w:t>
+      </w:r>
+    </w:p>
+    <w:p>
+      <w:r>
+        <w:t>Не засміялася.</w:t>
+      </w:r>
+    </w:p>
+    <w:p>
+      <w:r>
+        <w:t>— Я подумаю.</w:t>
+      </w:r>
+    </w:p>
+    <w:p>
+      <w:r>
+        <w:t>— Добре. Тільки не дуже довго, бо восени всі вже графіки забивають.</w:t>
+      </w:r>
+    </w:p>
+    <w:p>
+      <w:r>
+        <w:t>— Хто всі?</w:t>
+      </w:r>
+    </w:p>
+    <w:p>
+      <w:r>
+        <w:t>— Ну ваші тренери, готелі. Ти ж знаєш.</w:t>
+      </w:r>
+    </w:p>
+    <w:p>
+      <w:r>
+        <w:t>— Знаю.</w:t>
+      </w:r>
+    </w:p>
+    <w:p>
+      <w:r>
+        <w:t>Після дзвінка вона сиділа кілька хвилин.</w:t>
+      </w:r>
+    </w:p>
+    <w:p>
+      <w:r>
+        <w:t>Потім відкрила файл «Потрібне».</w:t>
+      </w:r>
+    </w:p>
+    <w:p>
+      <w:r>
+        <w:t>Там досі були три рядки:</w:t>
+      </w:r>
+    </w:p>
+    <w:p>
+      <w:r>
+        <w:t>«Для дитини».</w:t>
+      </w:r>
+    </w:p>
+    <w:p>
+      <w:r>
+        <w:t>«Для сім’ї».</w:t>
+      </w:r>
+    </w:p>
+    <w:p>
+      <w:r>
+        <w:t>«Для проєкту».</w:t>
+      </w:r>
+    </w:p>
+    <w:p>
+      <w:r>
+        <w:t>Вона додала четвертий:</w:t>
+      </w:r>
+    </w:p>
+    <w:p>
+      <w:r>
+        <w:lastRenderedPageBreak/>
+        <w:t>«Для тих, хто на цьому працює».</w:t>
+      </w:r>
+    </w:p>
+    <w:p>
+      <w:r>
+        <w:t>Не стерла.</w:t>
+      </w:r>
+    </w:p>
+    <w:p>
+      <w:r>
+        <w:t>Нижче написала:</w:t>
+      </w:r>
+    </w:p>
+    <w:p>
+      <w:r>
+        <w:t>«Відпочинок для батьків — потрібний».</w:t>
+      </w:r>
+    </w:p>
+    <w:p>
+      <w:r>
+        <w:t>Поруч:</w:t>
+      </w:r>
+    </w:p>
+    <w:p>
+      <w:r>
+        <w:t>«Тренінг, щоб оплатити відпочинок — ?»</w:t>
+      </w:r>
+    </w:p>
+    <w:p>
+      <w:r>
+        <w:t>Подивилася.</w:t>
+      </w:r>
+    </w:p>
+    <w:p>
+      <w:r>
+        <w:t>Поставила ще один рядок:</w:t>
+      </w:r>
+    </w:p>
+    <w:p>
+      <w:r>
+        <w:t>«Тренер — потрібний програмі».</w:t>
+      </w:r>
+    </w:p>
+    <w:p>
+      <w:r>
+        <w:t>«Потрібний батькам — залежить».</w:t>
+      </w:r>
+    </w:p>
+    <w:p>
+      <w:r>
+        <w:t>«Необхідний дитині — ?»</w:t>
+      </w:r>
+    </w:p>
+    <w:p>
+      <w:r>
+        <w:t>Зупинилася.</w:t>
+      </w:r>
+    </w:p>
+    <w:p>
+      <w:r>
+        <w:t>Закрила файл.</w:t>
+      </w:r>
+    </w:p>
+    <w:p>
+      <w:r>
+        <w:t>Це знову ставало занадто простим.</w:t>
+      </w:r>
+    </w:p>
+    <w:p>
+      <w:r>
+        <w:t>У фонді були навчання для кандидатів, без яких людей не можна було просто кинути в сім’ю й сказати «розберетесь».</w:t>
+      </w:r>
+    </w:p>
+    <w:p>
+      <w:r>
+        <w:t>Були психологи, які реально допомагали.</w:t>
+      </w:r>
+    </w:p>
+    <w:p>
+      <w:r>
+        <w:t>Були консультації, після яких сім’ї не розпадалися.</w:t>
+      </w:r>
+    </w:p>
+    <w:p>
+      <w:r>
+        <w:t>Були діти, які завдяки цій системі виходили із закладів у родини.</w:t>
+      </w:r>
+    </w:p>
+    <w:p>
+      <w:r>
+        <w:t>Вона це бачила сама.</w:t>
+      </w:r>
+    </w:p>
+    <w:p>
+      <w:r>
+        <w:t>Але поруч росло інше.</w:t>
+      </w:r>
+    </w:p>
+    <w:p>
+      <w:r>
+        <w:t>Люди, які роками тренували.</w:t>
+      </w:r>
+    </w:p>
+    <w:p>
+      <w:r>
+        <w:t>Люди, які роками оцінювали.</w:t>
+      </w:r>
+    </w:p>
+    <w:p>
+      <w:r>
+        <w:t>Люди, які писали методики для наступних тренінгів.</w:t>
+      </w:r>
+    </w:p>
+    <w:p>
+      <w:r>
+        <w:t>Ті самі готелі.</w:t>
+      </w:r>
+    </w:p>
+    <w:p>
+      <w:r>
+        <w:t>Ті самі друкарні.</w:t>
+      </w:r>
+    </w:p>
+    <w:p>
+      <w:r>
+        <w:t>Ті самі чиновники в листах підтримки.</w:t>
+      </w:r>
+    </w:p>
+    <w:p>
+      <w:r>
+        <w:t>І вхід до цього кола ставав простішим для того, хто вже був усередині, й майже неможливим для того, хто приходив ззовні.</w:t>
+      </w:r>
+    </w:p>
+    <w:p>
+      <w:r>
+        <w:t>Не тому, що на дверях висіла табличка «чужим не можна».</w:t>
+      </w:r>
+    </w:p>
+    <w:p>
+      <w:r>
+        <w:t>На дверях висіло:</w:t>
+      </w:r>
+    </w:p>
+    <w:p>
+      <w:r>
+        <w:t>«потрібен досвід».</w:t>
+      </w:r>
+    </w:p>
+    <w:p>
+      <w:r>
+        <w:t>«потрібен сертифікат».</w:t>
+      </w:r>
+    </w:p>
+    <w:p>
+      <w:r>
+        <w:t>«потрібна рекомендація».</w:t>
+      </w:r>
+    </w:p>
+    <w:p>
+      <w:r>
+        <w:t>«потрібно знати донорські процедури».</w:t>
+      </w:r>
+    </w:p>
+    <w:p>
+      <w:r>
+        <w:t>«потрібно вже працювати з цією методикою».</w:t>
+      </w:r>
+    </w:p>
+    <w:p>
+      <w:r>
+        <w:lastRenderedPageBreak/>
+        <w:t>Кожен пункт був розумним.</w:t>
+      </w:r>
+    </w:p>
+    <w:p>
+      <w:r>
+        <w:t>Разом вони замикали двері.</w:t>
+      </w:r>
+    </w:p>
+    <w:p>
+      <w:r>
+        <w:t>О шостій вона відкрила ще одну папку.</w:t>
+      </w:r>
+    </w:p>
+    <w:p>
+      <w:r>
+        <w:t>Цього разу — закупівля послуг тренерів для великої програми.</w:t>
+      </w:r>
+    </w:p>
+    <w:p>
+      <w:r>
+        <w:t>Було сім заявок.</w:t>
+      </w:r>
+    </w:p>
+    <w:p>
+      <w:r>
+        <w:t>П’ять прізвищ знайомих.</w:t>
+      </w:r>
+    </w:p>
+    <w:p>
+      <w:r>
+        <w:t>Два нових.</w:t>
+      </w:r>
+    </w:p>
+    <w:p>
+      <w:r>
+        <w:t>Вона відкрила першого нового.</w:t>
+      </w:r>
+    </w:p>
+    <w:p>
+      <w:r>
+        <w:t>Жінка з університету. Кандидат психологічних наук. Працювала з травмою, мала практику, читала курс для соціальних працівників.</w:t>
+      </w:r>
+    </w:p>
+    <w:p>
+      <w:r>
+        <w:t>Не пройшла.</w:t>
+      </w:r>
+    </w:p>
+    <w:p>
+      <w:r>
+        <w:t>Причина:</w:t>
+      </w:r>
+    </w:p>
+    <w:p>
+      <w:r>
+        <w:t>«Недостатній досвід роботи саме з сімейними формами виховання».</w:t>
+      </w:r>
+    </w:p>
+    <w:p>
+      <w:r>
+        <w:t>Другий новий кандидат мав багато роботи з прийомними сім’ями, але мало публічних тренінгів.</w:t>
+      </w:r>
+    </w:p>
+    <w:p>
+      <w:r>
+        <w:t>Не пройшов.</w:t>
+      </w:r>
+    </w:p>
+    <w:p>
+      <w:r>
+        <w:t>П’ятеро знайомих — пройшли всі.</w:t>
+      </w:r>
+    </w:p>
+    <w:p>
+      <w:r>
+        <w:t>Вона відкрила протокол оцінювання.</w:t>
+      </w:r>
+    </w:p>
+    <w:p>
+      <w:r>
+        <w:t>Членів комісії було троє.</w:t>
+      </w:r>
+    </w:p>
+    <w:p>
+      <w:r>
+        <w:t>Одне прізвище — фонд.</w:t>
+      </w:r>
+    </w:p>
+    <w:p>
+      <w:r>
+        <w:t>Друге — чиновниця, яку вона вже бачила на фотографіях із тренерами.</w:t>
+      </w:r>
+    </w:p>
+    <w:p>
+      <w:r>
+        <w:t>Третє — представник партнера.</w:t>
+      </w:r>
+    </w:p>
+    <w:p>
+      <w:r>
+        <w:t>Нічого незаконного.</w:t>
+      </w:r>
+    </w:p>
+    <w:p>
+      <w:r>
+        <w:t>Але на старому фото після іншого заходу ця чиновниця обіймала одну з тренерок за плечі.</w:t>
+      </w:r>
+    </w:p>
+    <w:p>
+      <w:r>
+        <w:t>Вона закрила фото.</w:t>
+      </w:r>
+    </w:p>
+    <w:p>
+      <w:r>
+        <w:t>Відкрила протокол.</w:t>
+      </w:r>
+    </w:p>
+    <w:p>
+      <w:r>
+        <w:t>Бал тренерки — дев’яносто чотири.</w:t>
+      </w:r>
+    </w:p>
+    <w:p>
+      <w:r>
+        <w:t>Нової кандидатки — сімдесят один.</w:t>
+      </w:r>
+    </w:p>
+    <w:p>
+      <w:r>
+        <w:t>У графі «знання специфіки цільової групи» стара тренерка мала десять із десяти.</w:t>
+      </w:r>
+    </w:p>
+    <w:p>
+      <w:r>
+        <w:t>Вона згадала відео.</w:t>
+      </w:r>
+    </w:p>
+    <w:p>
+      <w:r>
+        <w:t>«Ой, це не моя презентація».</w:t>
+      </w:r>
+    </w:p>
+    <w:p>
+      <w:r>
+        <w:t>Це не доводило, що вона не знала цільової групи.</w:t>
+      </w:r>
+    </w:p>
+    <w:p>
+      <w:r>
+        <w:t>Але тепер усе разом виглядало погано.</w:t>
+      </w:r>
+    </w:p>
+    <w:p>
+      <w:r>
+        <w:t>Дуже погано.</w:t>
+      </w:r>
+    </w:p>
+    <w:p>
+      <w:r>
+        <w:t>Вона не стала робити ще одну таблицю.</w:t>
+      </w:r>
+    </w:p>
+    <w:p>
+      <w:r>
+        <w:lastRenderedPageBreak/>
+        <w:t>Відкрила папку «Перевірити» й поклала туди:</w:t>
+      </w:r>
+    </w:p>
+    <w:p>
+      <w:r>
+        <w:t>оголошення про набір тренерів;</w:t>
+      </w:r>
+    </w:p>
+    <w:p>
+      <w:r>
+        <w:t>дві відмови новим кандидатам;</w:t>
+      </w:r>
+    </w:p>
+    <w:p>
+      <w:r>
+        <w:t>лист «нових багато не берімо»;</w:t>
+      </w:r>
+    </w:p>
+    <w:p>
+      <w:r>
+        <w:t>лист «кого ставимо»;</w:t>
+      </w:r>
+    </w:p>
+    <w:p>
+      <w:r>
+        <w:t>технічне завдання, затверджене через три дні;</w:t>
+      </w:r>
+    </w:p>
+    <w:p>
+      <w:r>
+        <w:t>протокол останнього відбору;</w:t>
+      </w:r>
+    </w:p>
+    <w:p>
+      <w:r>
+        <w:t>ланцюжок по консультанту;</w:t>
+      </w:r>
+    </w:p>
+    <w:p>
+      <w:r>
+        <w:t>кілька договорів постійних підрядників.</w:t>
+      </w:r>
+    </w:p>
+    <w:p>
+      <w:r>
+        <w:t>Подивилася на список.</w:t>
+      </w:r>
+    </w:p>
+    <w:p>
+      <w:r>
+        <w:t>Усе це вже було схоже на щось.</w:t>
+      </w:r>
+    </w:p>
+    <w:p>
+      <w:r>
+        <w:t>Що саме — вона не знала.</w:t>
+      </w:r>
+    </w:p>
+    <w:p>
+      <w:r>
+        <w:t>Вона відкрила новий документ і написала зверху: «Що перевірити».</w:t>
+      </w:r>
+    </w:p>
+    <w:p>
+      <w:r>
+        <w:t>Власники компаній.</w:t>
+      </w:r>
+    </w:p>
+    <w:p>
+      <w:r>
+        <w:t>Пов’язані особи.</w:t>
+      </w:r>
+    </w:p>
+    <w:p>
+      <w:r>
+        <w:t>Хто готував технічні завдання.</w:t>
+      </w:r>
+    </w:p>
+    <w:p>
+      <w:r>
+        <w:t>Хто оцінював заявки.</w:t>
+      </w:r>
+    </w:p>
+    <w:p>
+      <w:r>
+        <w:t>Які були альтернативи.</w:t>
+      </w:r>
+    </w:p>
+    <w:p>
+      <w:r>
+        <w:t>Ціни.</w:t>
+      </w:r>
+    </w:p>
+    <w:p>
+      <w:r>
+        <w:t>Потім додала ще один рядок:</w:t>
+      </w:r>
+    </w:p>
+    <w:p>
+      <w:r>
+        <w:t>«Хто з нових проходив».</w:t>
+      </w:r>
+    </w:p>
+    <w:p>
+      <w:r>
+        <w:t>Подивилася на нього й не стерла.</w:t>
+      </w:r>
+    </w:p>
+    <w:p>
+      <w:r>
+        <w:t>Телефон засвітився повідомленням від асистентки:</w:t>
+      </w:r>
+    </w:p>
+    <w:p>
+      <w:r>
+        <w:t>«Ти ще там?»</w:t>
+      </w:r>
+    </w:p>
+    <w:p>
+      <w:r>
+        <w:t>Вона відповіла:</w:t>
+      </w:r>
+    </w:p>
+    <w:p>
+      <w:r>
+        <w:t>«Ще трохи».</w:t>
+      </w:r>
+    </w:p>
+    <w:p>
+      <w:r>
+        <w:t>«Ти завжди так пишеш».</w:t>
+      </w:r>
+    </w:p>
+    <w:p>
+      <w:r>
+        <w:t>«Знаю».</w:t>
+      </w:r>
+    </w:p>
+    <w:p>
+      <w:r>
+        <w:t>Вона зберегла документ у папку «Перевірити». Потім закрила таблицю, вимкнула ноутбук і забрала зі столу чашку, яка стояла там із ранку.</w:t>
+      </w:r>
+    </w:p>
+    <w:p/>
     <w:p>
       <w:pPr>
-        <w:spacing w:after="200" w:line="276" w:lineRule="auto"/>
-        <w:ind w:firstLine="0"/>
+        <w:pStyle w:val="31"/>
       </w:pPr>
       <w:r>
-        <w:br w:type="page"/>
+        <w:t>ГЛАВА 19</w:t>
+      </w:r>
+    </w:p>
+    <w:p>
+      <w:r>
+        <w:t>Наступного ранку вона почала з власників.</w:t>
+      </w:r>
+    </w:p>
+    <w:p>
+      <w:r>
+        <w:t>Не тому, що знала, що шукає. Просто це був перший рядок у вчорашньому списку.</w:t>
+      </w:r>
+    </w:p>
+    <w:p>
+      <w:r>
+        <w:t>Готель належав товариству з трьома засновниками. Прізвища їй нічого не сказали.</w:t>
+      </w:r>
+    </w:p>
+    <w:p>
+      <w:r>
+        <w:lastRenderedPageBreak/>
+        <w:t>Вона перевірила директора.</w:t>
+      </w:r>
+    </w:p>
+    <w:p>
+      <w:r>
+        <w:t>Теж нічого.</w:t>
+      </w:r>
+    </w:p>
+    <w:p>
+      <w:r>
+        <w:t>Друкарня — подружжя. Один із них колись був фізичною особою-підприємцем, потім відкрили товариство. У відкритих документах не було нікого з фонду, нікого зі служб, нікого з тренерів.</w:t>
+      </w:r>
+    </w:p>
+    <w:p>
+      <w:r>
+        <w:t>Перевізник — двоє братів.</w:t>
+      </w:r>
+    </w:p>
+    <w:p>
+      <w:r>
+        <w:t>Фотограф працював сам на себе.</w:t>
+      </w:r>
+    </w:p>
+    <w:p>
+      <w:r>
+        <w:t>Вона навіть відчула розчарування й одразу розсердилася на себе за це.</w:t>
+      </w:r>
+    </w:p>
+    <w:p>
+      <w:r>
+        <w:t>Пішла далі.</w:t>
+      </w:r>
+    </w:p>
+    <w:p>
+      <w:r>
+        <w:t>Пов’язані особи.</w:t>
+      </w:r>
+    </w:p>
+    <w:p>
+      <w:r>
+        <w:t>Тут було складніше, бо «знають одне одного» і «пов’язані» — не те саме.</w:t>
+      </w:r>
+    </w:p>
+    <w:p>
+      <w:r>
+        <w:t>Вона шукала однакові адреси, телефони, прізвища, старі місця роботи. Знайшла, що бухгалтерка готелю колись працювала в туристичній фірмі, яка возила групи іншого фонду. Не допомогло.</w:t>
+      </w:r>
+    </w:p>
+    <w:p>
+      <w:r>
+        <w:t>Знайшла фотографію, де директор друкарні стояв на відкритті якогось міського фестивалю поруч із чиновницею зі служби.</w:t>
+      </w:r>
+    </w:p>
+    <w:p>
+      <w:r>
+        <w:t>Можливо, вони знайомі.</w:t>
+      </w:r>
+    </w:p>
+    <w:p>
+      <w:r>
+        <w:t>На фотографії було ще людей сорок.</w:t>
+      </w:r>
+    </w:p>
+    <w:p>
+      <w:r>
+        <w:t>Вона закрила.</w:t>
+      </w:r>
+    </w:p>
+    <w:p>
+      <w:r>
+        <w:t>О десятій прийшла фінансистка.</w:t>
+      </w:r>
+    </w:p>
+    <w:p>
+      <w:r>
+        <w:t>— Ти вчора про друкарню питала.</w:t>
+      </w:r>
+    </w:p>
+    <w:p>
+      <w:r>
+        <w:t>— Так.</w:t>
+      </w:r>
+    </w:p>
+    <w:p>
+      <w:r>
+        <w:t>— Я згадала. У нас один раз були дешевші.</w:t>
+      </w:r>
+    </w:p>
+    <w:p>
+      <w:r>
+        <w:t>— Де?</w:t>
+      </w:r>
+    </w:p>
+    <w:p>
+      <w:r>
+        <w:t>— Старий проєкт. Роки два тому. Але не взяли.</w:t>
+      </w:r>
+    </w:p>
+    <w:p>
+      <w:r>
+        <w:t>Вона відсунула чашку.</w:t>
+      </w:r>
+    </w:p>
+    <w:p>
+      <w:r>
+        <w:t>— Чому?</w:t>
+      </w:r>
+    </w:p>
+    <w:p>
+      <w:r>
+        <w:t>— Не пам’ятаю. Подивись закупівлю.</w:t>
+      </w:r>
+    </w:p>
+    <w:p>
+      <w:r>
+        <w:t>— Уже.</w:t>
+      </w:r>
+    </w:p>
+    <w:p>
+      <w:r>
+        <w:t>— Ну то знайдеш.</w:t>
+      </w:r>
+    </w:p>
+    <w:p>
+      <w:r>
+        <w:t>Фінансистка не пішла.</w:t>
+      </w:r>
+    </w:p>
+    <w:p>
+      <w:r>
+        <w:t>— Ти щось конкретне шукаєш?</w:t>
+      </w:r>
+    </w:p>
+    <w:p>
+      <w:r>
+        <w:t>Вона подумала.</w:t>
+      </w:r>
+    </w:p>
+    <w:p>
+      <w:r>
+        <w:t>— Хочу зрозуміти, чому в нас постійно одні й ті самі.</w:t>
+      </w:r>
+    </w:p>
+    <w:p>
+      <w:r>
+        <w:t>— Бо інші часто дурні.</w:t>
+      </w:r>
+    </w:p>
+    <w:p>
+      <w:r>
+        <w:t>— Це офіційна відповідь?</w:t>
+      </w:r>
+    </w:p>
+    <w:p>
+      <w:r>
+        <w:lastRenderedPageBreak/>
+        <w:t>— Можеш у протокол вставити.</w:t>
+      </w:r>
+    </w:p>
+    <w:p>
+      <w:r>
+        <w:t>— Дякую.</w:t>
+      </w:r>
+    </w:p>
+    <w:p>
+      <w:r>
+        <w:t>— Будь ласка.</w:t>
+      </w:r>
+    </w:p>
+    <w:p>
+      <w:r>
+        <w:t>Фінансистка пішла.</w:t>
+      </w:r>
+    </w:p>
+    <w:p>
+      <w:r>
+        <w:t>Закупівлю вона знайшла через кілька хвилин.</w:t>
+      </w:r>
+    </w:p>
+    <w:p>
+      <w:r>
+        <w:t>Три пропозиції.</w:t>
+      </w:r>
+    </w:p>
+    <w:p>
+      <w:r>
+        <w:t>Їхня друкарня справді була дорожча за одну з них.</w:t>
+      </w:r>
+    </w:p>
+    <w:p>
+      <w:r>
+        <w:t>Не на багато. Але дорожча.</w:t>
+      </w:r>
+    </w:p>
+    <w:p>
+      <w:r>
+        <w:t>Вона відкрила протокол.</w:t>
+      </w:r>
+    </w:p>
+    <w:p>
+      <w:r>
+        <w:t>«Пропозиція №1 має нижчу вартість, однак не підтверджено можливість виготовлення повного тиражу в необхідний строк».</w:t>
+      </w:r>
+    </w:p>
+    <w:p>
+      <w:r>
+        <w:t>Нижче — лист.</w:t>
+      </w:r>
+    </w:p>
+    <w:p>
+      <w:r>
+        <w:t>«Стандартний термін виконання 7–10 робочих днів».</w:t>
+      </w:r>
+    </w:p>
+    <w:p>
+      <w:r>
+        <w:t>Фонду потрібно було чотири.</w:t>
+      </w:r>
+    </w:p>
+    <w:p>
+      <w:r>
+        <w:t>Їхня друкарня погодилася на три.</w:t>
+      </w:r>
+    </w:p>
+    <w:p>
+      <w:r>
+        <w:t>Вона ще хвилину дивилася на цифри.</w:t>
+      </w:r>
+    </w:p>
+    <w:p>
+      <w:r>
+        <w:t>Ще дві закупівлі дали те саме. В одній їхня друкарня була найдешевша. В іншій — друга, але дешевший постачальник рахував доставку окремо; після неї різниця зникала.</w:t>
+      </w:r>
+    </w:p>
+    <w:p>
+      <w:r>
+        <w:t>З готелем було так само. Дешевший варіант не мав окремої кімнати для дитячої програми, інший не гарантував ранній заїзд. Десь їхній комплекс був трохи дорожчим, зате дозволяв без штрафу міняти кількість учасників за сорок вісім годин.</w:t>
+      </w:r>
+    </w:p>
+    <w:p>
+      <w:r>
+        <w:t>Вона знала, скільки разів це рятувало виїзд.</w:t>
+      </w:r>
+    </w:p>
+    <w:p>
+      <w:r>
+        <w:t>Готель залишився їхнім. Підозра — теж. Тепер у неї просто були аргументи за обидва боки.</w:t>
+      </w:r>
+    </w:p>
+    <w:p>
+      <w:r>
+        <w:t>Вона перейшла до тренерів.</w:t>
+      </w:r>
+    </w:p>
+    <w:p>
+      <w:r>
+        <w:t>Тут усе виглядало гірше.</w:t>
+      </w:r>
+    </w:p>
+    <w:p>
+      <w:r>
+        <w:t>У відборах постійно повторювався досвід роботи в аналогічних програмах, участь у тренінгах для тренерів, знання конкретних методик, рекомендації партнерських організацій, досвід роботи з цільовою групою.</w:t>
+      </w:r>
+    </w:p>
+    <w:p>
+      <w:r>
+        <w:t>Кожен пункт окремо був нормальним.</w:t>
+      </w:r>
+    </w:p>
+    <w:p>
+      <w:r>
+        <w:t>Проблема починалася в балах.</w:t>
+      </w:r>
+    </w:p>
+    <w:p>
+      <w:r>
+        <w:t>Вона відкрила таблицю одного відбору.</w:t>
+      </w:r>
+    </w:p>
+    <w:p>
+      <w:r>
+        <w:t>За «досвід проведення тренінгів у межах міжнародних програм» можна було отримати п’ятнадцять балів.</w:t>
+      </w:r>
+    </w:p>
+    <w:p>
+      <w:r>
+        <w:t>За практичну роботу з сім’ями — десять.</w:t>
+      </w:r>
+    </w:p>
+    <w:p>
+      <w:r>
+        <w:t>За профільну освіту — десять.</w:t>
+      </w:r>
+    </w:p>
+    <w:p>
+      <w:r>
+        <w:lastRenderedPageBreak/>
+        <w:t>За проходження спеціалізованого тренінгу для тренерів — ще п’ятнадцять.</w:t>
+      </w:r>
+    </w:p>
+    <w:p>
+      <w:r>
+        <w:t>Вона відкрила анкету нового кандидата, якого вчора вже дивилася.</w:t>
+      </w:r>
+    </w:p>
+    <w:p>
+      <w:r>
+        <w:t>Чоловік працював із прийомними сім’ями багато років. Проводив групи підтримки. Консультував батьків. Був психологом у центрі.</w:t>
+      </w:r>
+    </w:p>
+    <w:p>
+      <w:r>
+        <w:t>За міжнародні програми — три бали.</w:t>
+      </w:r>
+    </w:p>
+    <w:p>
+      <w:r>
+        <w:t>За тренінг для тренерів — нуль.</w:t>
+      </w:r>
+    </w:p>
+    <w:p>
+      <w:r>
+        <w:t>За рекомендації партнерів — чотири з десяти.</w:t>
+      </w:r>
+    </w:p>
+    <w:p>
+      <w:r>
+        <w:t>За практичну роботу із сім’ями — десять.</w:t>
+      </w:r>
+    </w:p>
+    <w:p>
+      <w:r>
+        <w:t>Стара тренерка:</w:t>
+      </w:r>
+    </w:p>
+    <w:p>
+      <w:r>
+        <w:t>п’ятнадцять.</w:t>
+      </w:r>
+    </w:p>
+    <w:p>
+      <w:r>
+        <w:t>п’ятнадцять.</w:t>
+      </w:r>
+    </w:p>
+    <w:p>
+      <w:r>
+        <w:t>десять.</w:t>
+      </w:r>
+    </w:p>
+    <w:p>
+      <w:r>
+        <w:t>вісім.</w:t>
+      </w:r>
+    </w:p>
+    <w:p>
+      <w:r>
+        <w:t>І далі майже всюди високі бали.</w:t>
+      </w:r>
+    </w:p>
+    <w:p>
+      <w:r>
+        <w:t>Вона відкрила сертифікат тренінгу для тренерів.</w:t>
+      </w:r>
+    </w:p>
+    <w:p>
+      <w:r>
+        <w:t>Організатор — одна з партнерських організацій.</w:t>
+      </w:r>
+    </w:p>
+    <w:p>
+      <w:r>
+        <w:t>У програмі серед тренерів стояло знайоме прізвище.</w:t>
+      </w:r>
+    </w:p>
+    <w:p>
+      <w:r>
+        <w:t>Інший багаторічний тренер.</w:t>
+      </w:r>
+    </w:p>
+    <w:p>
+      <w:r>
+        <w:t>Вона відкрила наступний сертифікат.</w:t>
+      </w:r>
+    </w:p>
+    <w:p>
+      <w:r>
+        <w:t>Інша програма.</w:t>
+      </w:r>
+    </w:p>
+    <w:p>
+      <w:r>
+        <w:t>Знайомі прізвища знову.</w:t>
+      </w:r>
+    </w:p>
+    <w:p>
+      <w:r>
+        <w:t>На якомусь етапі вони вже не просто проходили відбори.</w:t>
+      </w:r>
+    </w:p>
+    <w:p>
+      <w:r>
+        <w:t>Вони навчали тих, хто потім мав проходити відбори.</w:t>
+      </w:r>
+    </w:p>
+    <w:p>
+      <w:r>
+        <w:t>Вона встала й пішла по воду.</w:t>
+      </w:r>
+    </w:p>
+    <w:p>
+      <w:r>
+        <w:t>У кухні двоє колег сперечалися, чи можна їсти йогурт, у якого сьогодні останній день.</w:t>
+      </w:r>
+    </w:p>
+    <w:p>
+      <w:r>
+        <w:t>— Сьогодні можна, — сказала одна.</w:t>
+      </w:r>
+    </w:p>
+    <w:p>
+      <w:r>
+        <w:t>— А після шостої?</w:t>
+      </w:r>
+    </w:p>
+    <w:p>
+      <w:r>
+        <w:t>— Після шостої він не перетворюється на отруту.</w:t>
+      </w:r>
+    </w:p>
+    <w:p>
+      <w:r>
+        <w:t>— Ти не знаєш.</w:t>
+      </w:r>
+    </w:p>
+    <w:p>
+      <w:r>
+        <w:t>Вона налила воду.</w:t>
+      </w:r>
+    </w:p>
+    <w:p>
+      <w:r>
+        <w:t>— Ти б їла? — спитали її.</w:t>
+      </w:r>
+    </w:p>
+    <w:p>
+      <w:r>
+        <w:t>— Я б їла.</w:t>
+      </w:r>
+    </w:p>
+    <w:p>
+      <w:r>
+        <w:t>— Все. Є експертний висновок.</w:t>
+      </w:r>
+    </w:p>
+    <w:p>
+      <w:r>
+        <w:t>Вона повернулася до кабінету.</w:t>
+      </w:r>
+    </w:p>
+    <w:p>
+      <w:r>
+        <w:t>На екрані залишалася таблиця балів.</w:t>
+      </w:r>
+    </w:p>
+    <w:p>
+      <w:r>
+        <w:t>Поставила поруч два резюме.</w:t>
+      </w:r>
+    </w:p>
+    <w:p>
+      <w:r>
+        <w:lastRenderedPageBreak/>
+        <w:t>Новий кандидат працював із сім’ями.</w:t>
+      </w:r>
+    </w:p>
+    <w:p>
+      <w:r>
+        <w:t>Стара тренерка працювала з програмами для сімей.</w:t>
+      </w:r>
+    </w:p>
+    <w:p>
+      <w:r>
+        <w:t>Різниця була невелика, поки не дивитися довго.</w:t>
+      </w:r>
+    </w:p>
+    <w:p>
+      <w:r>
+        <w:t>Вона відкрила її договори.</w:t>
+      </w:r>
+    </w:p>
+    <w:p>
+      <w:r>
+        <w:t>За останні кілька років — багато.</w:t>
+      </w:r>
+    </w:p>
+    <w:p>
+      <w:r>
+        <w:t>Тренінги.</w:t>
+      </w:r>
+    </w:p>
+    <w:p>
+      <w:r>
+        <w:t>Супервізії.</w:t>
+      </w:r>
+    </w:p>
+    <w:p>
+      <w:r>
+        <w:t>Розробка модуля.</w:t>
+      </w:r>
+    </w:p>
+    <w:p>
+      <w:r>
+        <w:t>Адаптація методики.</w:t>
+      </w:r>
+    </w:p>
+    <w:p>
+      <w:r>
+        <w:t>Участь в експертній групі.</w:t>
+      </w:r>
+    </w:p>
+    <w:p>
+      <w:r>
+        <w:t>Навчання тренерів.</w:t>
+      </w:r>
+    </w:p>
+    <w:p>
+      <w:r>
+        <w:t>Проведення навчань уже для тих, кого навчили.</w:t>
+      </w:r>
+    </w:p>
+    <w:p>
+      <w:r>
+        <w:t>В одному проєкті вона була консультанткою при підготовці матеріалів.</w:t>
+      </w:r>
+    </w:p>
+    <w:p>
+      <w:r>
+        <w:t>У наступному — тренеркою за цими матеріалами.</w:t>
+      </w:r>
+    </w:p>
+    <w:p>
+      <w:r>
+        <w:t>В іншому — експерткою, яка давала рекомендації після завершення циклу.</w:t>
+      </w:r>
+    </w:p>
+    <w:p>
+      <w:r>
+        <w:t>Вона виписала все в один рядок, потім подивилася і стерла.</w:t>
+      </w:r>
+    </w:p>
+    <w:p>
+      <w:r>
+        <w:t>Виглядало так, ніби вона складає обвинувальний акт із переліку робіт, які справді були виконані.</w:t>
+      </w:r>
+    </w:p>
+    <w:p>
+      <w:r>
+        <w:t>Телефон задзвонив.</w:t>
+      </w:r>
+    </w:p>
+    <w:p>
+      <w:r>
+        <w:t>Та сама начальниця служби, з якою вона говорила вчора.</w:t>
+      </w:r>
+    </w:p>
+    <w:p>
+      <w:r>
+        <w:t>— Привіт. Двоє дозріли.</w:t>
+      </w:r>
+    </w:p>
+    <w:p>
+      <w:r>
+        <w:t>— Документи?</w:t>
+      </w:r>
+    </w:p>
+    <w:p>
+      <w:r>
+        <w:t>— Всі.</w:t>
+      </w:r>
+    </w:p>
+    <w:p>
+      <w:r>
+        <w:t>— Скидай.</w:t>
+      </w:r>
+    </w:p>
+    <w:p>
+      <w:r>
+        <w:t>— Уже скинула. І не кажи, що я молодець.</w:t>
+      </w:r>
+    </w:p>
+    <w:p>
+      <w:r>
+        <w:t>— Не скажу.</w:t>
+      </w:r>
+    </w:p>
+    <w:p>
+      <w:r>
+        <w:t>— Я знала.</w:t>
+      </w:r>
+    </w:p>
+    <w:p>
+      <w:r>
+        <w:t>— Слухай.</w:t>
+      </w:r>
+    </w:p>
+    <w:p>
+      <w:r>
+        <w:t>— Що?</w:t>
+      </w:r>
+    </w:p>
+    <w:p>
+      <w:r>
+        <w:t>Вона подивилася на резюме тренерів.</w:t>
+      </w:r>
+    </w:p>
+    <w:p>
+      <w:r>
+        <w:t>— Коли ви просите навчання для сімей, вам важливо, хто тренує?</w:t>
+      </w:r>
+    </w:p>
+    <w:p>
+      <w:r>
+        <w:t>На тому кінці трохи помовчали.</w:t>
+      </w:r>
+    </w:p>
+    <w:p>
+      <w:r>
+        <w:t>— В сенсі?</w:t>
+      </w:r>
+    </w:p>
+    <w:p>
+      <w:r>
+        <w:t>— Ну от конкретно. Є різниця, хто?</w:t>
+      </w:r>
+    </w:p>
+    <w:p>
+      <w:r>
+        <w:t>— Якщо нормальний — то є.</w:t>
+      </w:r>
+    </w:p>
+    <w:p>
+      <w:r>
+        <w:t>— А хто нормальний?</w:t>
+      </w:r>
+    </w:p>
+    <w:p>
+      <w:r>
+        <w:lastRenderedPageBreak/>
+        <w:t>— Господи. Ти сьогодні дивна.</w:t>
+      </w:r>
+    </w:p>
+    <w:p>
+      <w:r>
+        <w:t>— Хто?</w:t>
+      </w:r>
+    </w:p>
+    <w:p>
+      <w:r>
+        <w:t>Начальниця назвала два прізвища.</w:t>
+      </w:r>
+    </w:p>
+    <w:p>
+      <w:r>
+        <w:t>Обидва були в її таблиці.</w:t>
+      </w:r>
+    </w:p>
+    <w:p>
+      <w:r>
+        <w:t>— Чому вони?</w:t>
+      </w:r>
+    </w:p>
+    <w:p>
+      <w:r>
+        <w:t>— Бо я їх знаю.</w:t>
+      </w:r>
+    </w:p>
+    <w:p>
+      <w:r>
+        <w:t>— А новий?</w:t>
+      </w:r>
+    </w:p>
+    <w:p>
+      <w:r>
+        <w:t>— Який новий?</w:t>
+      </w:r>
+    </w:p>
+    <w:p>
+      <w:r>
+        <w:t>— Будь-який.</w:t>
+      </w:r>
+    </w:p>
+    <w:p>
+      <w:r>
+        <w:t>— А я звідки знаю, який він?</w:t>
+      </w:r>
+    </w:p>
+    <w:p>
+      <w:r>
+        <w:t>— Тобто треба спочатку десь попрацювати.</w:t>
+      </w:r>
+    </w:p>
+    <w:p>
+      <w:r>
+        <w:t>— Ну так.</w:t>
+      </w:r>
+    </w:p>
+    <w:p>
+      <w:r>
+        <w:t>— А щоб попрацювати, треба, щоб його хтось узяв.</w:t>
+      </w:r>
+    </w:p>
+    <w:p>
+      <w:r>
+        <w:t>— Ну так.</w:t>
+      </w:r>
+    </w:p>
+    <w:p>
+      <w:r>
+        <w:t>Пауза.</w:t>
+      </w:r>
+    </w:p>
+    <w:p>
+      <w:r>
+        <w:t>— Ти до чого ведеш?</w:t>
+      </w:r>
+    </w:p>
+    <w:p>
+      <w:r>
+        <w:t>— Ні до чого.</w:t>
+      </w:r>
+    </w:p>
+    <w:p>
+      <w:r>
+        <w:t>— Неправда.</w:t>
+      </w:r>
+    </w:p>
+    <w:p>
+      <w:r>
+        <w:t>Вона покрутила ручку.</w:t>
+      </w:r>
+    </w:p>
+    <w:p>
+      <w:r>
+        <w:t>— Просто дивлюся старі відбори.</w:t>
+      </w:r>
+    </w:p>
+    <w:p>
+      <w:r>
+        <w:t>— А-а.</w:t>
+      </w:r>
+    </w:p>
+    <w:p>
+      <w:r>
+        <w:t>Інтонація стала іншою. Не наляканою. Швидше втомленою.</w:t>
+      </w:r>
+    </w:p>
+    <w:p>
+      <w:r>
+        <w:t>— І що там?</w:t>
+      </w:r>
+    </w:p>
+    <w:p>
+      <w:r>
+        <w:t>— Багато тих самих людей.</w:t>
+      </w:r>
+    </w:p>
+    <w:p>
+      <w:r>
+        <w:t>— А ти хотіла, щоб ми кожен раз брали невідомо кого?</w:t>
+      </w:r>
+    </w:p>
+    <w:p>
+      <w:r>
+        <w:t>— Не знаю.</w:t>
+      </w:r>
+    </w:p>
+    <w:p>
+      <w:r>
+        <w:t>— От і я не знаю. Мені якщо людина два дні розповідає дурниці, потім батьки дзвонять мені, не тобі.</w:t>
+      </w:r>
+    </w:p>
+    <w:p>
+      <w:r>
+        <w:t>— Мені теж дзвонять.</w:t>
+      </w:r>
+    </w:p>
+    <w:p>
+      <w:r>
+        <w:t>— Тепер тобі теж.</w:t>
+      </w:r>
+    </w:p>
+    <w:p>
+      <w:r>
+        <w:t>Вона усміхнулася.</w:t>
+      </w:r>
+    </w:p>
+    <w:p>
+      <w:r>
+        <w:t>— Добре.</w:t>
+      </w:r>
+    </w:p>
+    <w:p>
+      <w:r>
+        <w:t>— Якщо хочеш нових, робіть їм стажування. Нехай ходять другим тренером.</w:t>
+      </w:r>
+    </w:p>
+    <w:p>
+      <w:r>
+        <w:t>— У нас за другого теж треба платити.</w:t>
+      </w:r>
+    </w:p>
+    <w:p>
+      <w:r>
+        <w:t>— Ну то не платіть.</w:t>
+      </w:r>
+    </w:p>
+    <w:p>
+      <w:r>
+        <w:t>— Так не можна.</w:t>
+      </w:r>
+    </w:p>
+    <w:p>
+      <w:r>
+        <w:lastRenderedPageBreak/>
+        <w:t>— Ну бачиш.</w:t>
+      </w:r>
+    </w:p>
+    <w:p>
+      <w:r>
+        <w:t>Начальниця засміялася.</w:t>
+      </w:r>
+    </w:p>
+    <w:p>
+      <w:r>
+        <w:t>— Все, я побігла. Там у мене кандидатка вже третю довідку принесла не ту.</w:t>
+      </w:r>
+    </w:p>
+    <w:p>
+      <w:r>
+        <w:t>— Давай.</w:t>
+      </w:r>
+    </w:p>
+    <w:p>
+      <w:r>
+        <w:t>Вона поклала телефон.</w:t>
+      </w:r>
+    </w:p>
+    <w:p>
+      <w:r>
+        <w:t>Стажування.</w:t>
+      </w:r>
+    </w:p>
+    <w:p>
+      <w:r>
+        <w:t>Відкрила пошук.</w:t>
+      </w:r>
+    </w:p>
+    <w:p>
+      <w:r>
+        <w:t>Знайшла стару програму підготовки нових тренерів.</w:t>
+      </w:r>
+    </w:p>
+    <w:p>
+      <w:r>
+        <w:t>Двадцять місць.</w:t>
+      </w:r>
+    </w:p>
+    <w:p>
+      <w:r>
+        <w:t>Вимоги: профільна освіта, досвід роботи з дітьми та сім’ями, рекомендація організації-партнера.</w:t>
+      </w:r>
+    </w:p>
+    <w:p>
+      <w:r>
+        <w:t>Останній пункт.</w:t>
+      </w:r>
+    </w:p>
+    <w:p>
+      <w:r>
+        <w:t>Рекомендація організації-партнера.</w:t>
+      </w:r>
+    </w:p>
+    <w:p>
+      <w:r>
+        <w:t>Вона перечитала.</w:t>
+      </w:r>
+    </w:p>
+    <w:p>
+      <w:r>
+        <w:t>Щоб потрапити в коло, треба було, щоб хтось із кола тебе рекомендував.</w:t>
+      </w:r>
+    </w:p>
+    <w:p>
+      <w:r>
+        <w:t>Це могло бути нормально.</w:t>
+      </w:r>
+    </w:p>
+    <w:p>
+      <w:r>
+        <w:t>Організація мала підтвердити, що знає людину.</w:t>
+      </w:r>
+    </w:p>
+    <w:p>
+      <w:r>
+        <w:t>Але якщо не знає?</w:t>
+      </w:r>
+    </w:p>
+    <w:p>
+      <w:r>
+        <w:t>Вона відкрила список учасників того тренінгу для тренерів.</w:t>
+      </w:r>
+    </w:p>
+    <w:p>
+      <w:r>
+        <w:t>Почала перевіряти прізвища.</w:t>
+      </w:r>
+    </w:p>
+    <w:p>
+      <w:r>
+        <w:t>Кількох знала особисто.</w:t>
+      </w:r>
+    </w:p>
+    <w:p>
+      <w:r>
+        <w:t>Кількох — по листуванню.</w:t>
+      </w:r>
+    </w:p>
+    <w:p>
+      <w:r>
+        <w:t>Двоє працювали у службах.</w:t>
+      </w:r>
+    </w:p>
+    <w:p>
+      <w:r>
+        <w:t>Одна — у партнерській організації.</w:t>
+      </w:r>
+    </w:p>
+    <w:p>
+      <w:r>
+        <w:t>Троє вже були залучені до попередніх проєктів як психологи або координатори.</w:t>
+      </w:r>
+    </w:p>
+    <w:p>
+      <w:r>
+        <w:t>Справді зовнішніх вона знайшла двох.</w:t>
+      </w:r>
+    </w:p>
+    <w:p>
+      <w:r>
+        <w:t>Одна потім провела один тренінг і зникла з програм.</w:t>
+      </w:r>
+    </w:p>
+    <w:p>
+      <w:r>
+        <w:t>Другий через рік уже був у п’яти заходах.</w:t>
+      </w:r>
+    </w:p>
+    <w:p>
+      <w:r>
+        <w:t>Вона відкрила його резюме.</w:t>
+      </w:r>
+    </w:p>
+    <w:p>
+      <w:r>
+        <w:t>У графі досвіду з’явилося те, чого раніше не було:</w:t>
+      </w:r>
+    </w:p>
+    <w:p>
+      <w:r>
+        <w:t>«участь у міжнародних програмах».</w:t>
+      </w:r>
+    </w:p>
+    <w:p>
+      <w:r>
+        <w:t>Двері відчинилися.</w:t>
+      </w:r>
+    </w:p>
+    <w:p>
+      <w:r>
+        <w:t>Колега поклав на її стіл пачку сертифікатів.</w:t>
+      </w:r>
+    </w:p>
+    <w:p>
+      <w:r>
+        <w:t>— Підпиши, будь ласка.</w:t>
+      </w:r>
+    </w:p>
+    <w:p>
+      <w:r>
+        <w:t>— За що?</w:t>
+      </w:r>
+    </w:p>
+    <w:p>
+      <w:r>
+        <w:t>— За минулий четвер.</w:t>
+      </w:r>
+    </w:p>
+    <w:p>
+      <w:r>
+        <w:lastRenderedPageBreak/>
+        <w:t>— Я там не була.</w:t>
+      </w:r>
+    </w:p>
+    <w:p>
+      <w:r>
+        <w:t>— Ти керівниця напряму.</w:t>
+      </w:r>
+    </w:p>
+    <w:p>
+      <w:r>
+        <w:t>Вона переглянула перший.</w:t>
+      </w:r>
+    </w:p>
+    <w:p>
+      <w:r>
+        <w:t>«Успішно пройшла навчання…»</w:t>
+      </w:r>
+    </w:p>
+    <w:p>
+      <w:r>
+        <w:t>— Вони вже пройшли?</w:t>
+      </w:r>
+    </w:p>
+    <w:p>
+      <w:r>
+        <w:t>— Так.</w:t>
+      </w:r>
+    </w:p>
+    <w:p>
+      <w:r>
+        <w:t>— А чого сертифікати зараз?</w:t>
+      </w:r>
+    </w:p>
+    <w:p>
+      <w:r>
+        <w:t>— Дизайнер прізвище одне неправильно написав. Переробили.</w:t>
+      </w:r>
+    </w:p>
+    <w:p>
+      <w:r>
+        <w:t>— Хто тренував?</w:t>
+      </w:r>
+    </w:p>
+    <w:p>
+      <w:r>
+        <w:t>Колега назвав прізвище.</w:t>
+      </w:r>
+    </w:p>
+    <w:p>
+      <w:r>
+        <w:t>Знайоме.</w:t>
+      </w:r>
+    </w:p>
+    <w:p>
+      <w:r>
+        <w:t>Вона не відреагувала.</w:t>
+      </w:r>
+    </w:p>
+    <w:p>
+      <w:r>
+        <w:t>— Щось не так?</w:t>
+      </w:r>
+    </w:p>
+    <w:p>
+      <w:r>
+        <w:t>— Ні.</w:t>
+      </w:r>
+    </w:p>
+    <w:p>
+      <w:r>
+        <w:t>Підписала.</w:t>
+      </w:r>
+    </w:p>
+    <w:p>
+      <w:r>
+        <w:t>На восьмому сертифікаті ручка перестала писати.</w:t>
+      </w:r>
+    </w:p>
+    <w:p>
+      <w:r>
+        <w:t>Колега дав свою.</w:t>
+      </w:r>
+    </w:p>
+    <w:p>
+      <w:r>
+        <w:t>— Дякую.</w:t>
+      </w:r>
+    </w:p>
+    <w:p>
+      <w:r>
+        <w:t>— Це ти дякуй, вона дорога.</w:t>
+      </w:r>
+    </w:p>
+    <w:p>
+      <w:r>
+        <w:t>— Поверну.</w:t>
+      </w:r>
+    </w:p>
+    <w:p>
+      <w:r>
+        <w:t>— Дивись мені.</w:t>
+      </w:r>
+    </w:p>
+    <w:p>
+      <w:r>
+        <w:t>Коли він пішов, вона відкрила кошторис цього навчання.</w:t>
+      </w:r>
+    </w:p>
+    <w:p>
+      <w:r>
+        <w:t>Тренер.</w:t>
+      </w:r>
+    </w:p>
+    <w:p>
+      <w:r>
+        <w:t>Оренда.</w:t>
+      </w:r>
+    </w:p>
+    <w:p>
+      <w:r>
+        <w:t>Харчування.</w:t>
+      </w:r>
+    </w:p>
+    <w:p>
+      <w:r>
+        <w:t>Матеріали.</w:t>
+      </w:r>
+    </w:p>
+    <w:p>
+      <w:r>
+        <w:t>Поліграфія.</w:t>
+      </w:r>
+    </w:p>
+    <w:p>
+      <w:r>
+        <w:t>Все невелике.</w:t>
+      </w:r>
+    </w:p>
+    <w:p>
+      <w:r>
+        <w:t>Все нормальне.</w:t>
+      </w:r>
+    </w:p>
+    <w:p>
+      <w:r>
+        <w:t>Навчання відбулося.</w:t>
+      </w:r>
+    </w:p>
+    <w:p>
+      <w:r>
+        <w:t>Люди сиділи в залі.</w:t>
+      </w:r>
+    </w:p>
+    <w:p>
+      <w:r>
+        <w:t>Тренер говорив.</w:t>
+      </w:r>
+    </w:p>
+    <w:p>
+      <w:r>
+        <w:t>Сертифікати зараз лежали перед нею.</w:t>
+      </w:r>
+    </w:p>
+    <w:p>
+      <w:r>
+        <w:t>Вона взяла один.</w:t>
+      </w:r>
+    </w:p>
+    <w:p>
+      <w:r>
+        <w:t>«Успішно пройшла».</w:t>
+      </w:r>
+    </w:p>
+    <w:p>
+      <w:r>
+        <w:t>Поставила назад.</w:t>
+      </w:r>
+    </w:p>
+    <w:p>
+      <w:r>
+        <w:lastRenderedPageBreak/>
+        <w:t>До вечора вона перейшла до консультанта.</w:t>
+      </w:r>
+    </w:p>
+    <w:p>
+      <w:r>
+        <w:t>Того самого, який спочатку оцінював потреби, потім допомагав писати план, а в наступному проєкті отримав контракт на супровід частини рекомендацій.</w:t>
+      </w:r>
+    </w:p>
+    <w:p>
+      <w:r>
+        <w:t>Це виглядало майже готовим.</w:t>
+      </w:r>
+    </w:p>
+    <w:p>
+      <w:r>
+        <w:t>Вона відкрила закупівлю.</w:t>
+      </w:r>
+    </w:p>
+    <w:p>
+      <w:r>
+        <w:t>Було три кандидати.</w:t>
+      </w:r>
+    </w:p>
+    <w:p>
+      <w:r>
+        <w:t>Один дешевший.</w:t>
+      </w:r>
+    </w:p>
+    <w:p>
+      <w:r>
+        <w:t>Другий дорожчий.</w:t>
+      </w:r>
+    </w:p>
+    <w:p>
+      <w:r>
+        <w:t>Їхній — посередині.</w:t>
+      </w:r>
+    </w:p>
+    <w:p>
+      <w:r>
+        <w:t>У критеріях оцінювання великий бал давався за досвід роботи саме з громадами, які проходили оцінку.</w:t>
+      </w:r>
+    </w:p>
+    <w:p>
+      <w:r>
+        <w:t>Вона завмерла.</w:t>
+      </w:r>
+    </w:p>
+    <w:p>
+      <w:r>
+        <w:t>Оце вже було під нього.</w:t>
+      </w:r>
+    </w:p>
+    <w:p>
+      <w:r>
+        <w:t>Він і проводив оцінку.</w:t>
+      </w:r>
+    </w:p>
+    <w:p>
+      <w:r>
+        <w:t>Звичайно, він мав найкращий досвід із цими громадами.</w:t>
+      </w:r>
+    </w:p>
+    <w:p>
+      <w:r>
+        <w:t>Вона відкрила технічне завдання.</w:t>
+      </w:r>
+    </w:p>
+    <w:p>
+      <w:r>
+        <w:t>Хто готував?</w:t>
+      </w:r>
+    </w:p>
+    <w:p>
+      <w:r>
+        <w:t>Координатор фонду.</w:t>
+      </w:r>
+    </w:p>
+    <w:p>
+      <w:r>
+        <w:t>Хто погоджував?</w:t>
+      </w:r>
+    </w:p>
+    <w:p>
+      <w:r>
+        <w:t>Керівниця програми.</w:t>
+      </w:r>
+    </w:p>
+    <w:p>
+      <w:r>
+        <w:t>Партнер.</w:t>
+      </w:r>
+    </w:p>
+    <w:p>
+      <w:r>
+        <w:t>І лист перед оголошенням.</w:t>
+      </w:r>
+    </w:p>
+    <w:p>
+      <w:r>
+        <w:t>Координатор писала:</w:t>
+      </w:r>
+    </w:p>
+    <w:p>
+      <w:r>
+        <w:t>«Чи не буде це виглядати як вимога під конкретного експерта?»</w:t>
+      </w:r>
+    </w:p>
+    <w:p>
+      <w:r>
+        <w:t>Відповідь керівниці:</w:t>
+      </w:r>
+    </w:p>
+    <w:p>
+      <w:r>
+        <w:t>«Тоді переформулюй на досвід роботи з громадами аналогічного типу. Нам потрібна людина, яка не витратить перший місяць на входження».</w:t>
+      </w:r>
+    </w:p>
+    <w:p>
+      <w:r>
+        <w:t>Вона перечитала двічі.</w:t>
+      </w:r>
+    </w:p>
+    <w:p>
+      <w:r>
+        <w:t>В остаточному технічному завданні саме так і стояло.</w:t>
+      </w:r>
+    </w:p>
+    <w:p>
+      <w:r>
+        <w:t>Не «з цими громадами».</w:t>
+      </w:r>
+    </w:p>
+    <w:p>
+      <w:r>
+        <w:t>«З громадами аналогічного типу».</w:t>
+      </w:r>
+    </w:p>
+    <w:p>
+      <w:r>
+        <w:t>Їхній консультант усе одно переміг.</w:t>
+      </w:r>
+    </w:p>
+    <w:p>
+      <w:r>
+        <w:t>Але вимогу, яка могла дати йому очевидну перевагу, хтось помітив до оголошення й прибрав.</w:t>
+      </w:r>
+    </w:p>
+    <w:p>
+      <w:r>
+        <w:t>Вона відсунула ноутбук.</w:t>
+      </w:r>
+    </w:p>
+    <w:p>
+      <w:r>
+        <w:t>На столі лежав блокнот.</w:t>
+      </w:r>
+    </w:p>
+    <w:p>
+      <w:r>
+        <w:lastRenderedPageBreak/>
+        <w:t>Відкрила чисту сторінку.</w:t>
+      </w:r>
+    </w:p>
+    <w:p>
+      <w:r>
+        <w:t>Написала:</w:t>
+      </w:r>
+    </w:p>
+    <w:p>
+      <w:r>
+        <w:t>«Що тут порушено?»</w:t>
+      </w:r>
+    </w:p>
+    <w:p>
+      <w:r>
+        <w:t>Під ним:</w:t>
+      </w:r>
+    </w:p>
+    <w:p>
+      <w:r>
+        <w:t>«1. Готелі — ?»</w:t>
+      </w:r>
+    </w:p>
+    <w:p>
+      <w:r>
+        <w:t>«2. Друкарня — ?»</w:t>
+      </w:r>
+    </w:p>
+    <w:p>
+      <w:r>
+        <w:t>«3. Тренери — ?»</w:t>
+      </w:r>
+    </w:p>
+    <w:p>
+      <w:r>
+        <w:t>«4. Консультанти — ?»</w:t>
+      </w:r>
+    </w:p>
+    <w:p>
+      <w:r>
+        <w:t>Поставила ручку.</w:t>
+      </w:r>
+    </w:p>
+    <w:p>
+      <w:r>
+        <w:t>У кожному пункті вона могла написати багато.</w:t>
+      </w:r>
+    </w:p>
+    <w:p>
+      <w:r>
+        <w:t>Закрите коло.</w:t>
+      </w:r>
+    </w:p>
+    <w:p>
+      <w:r>
+        <w:t>Нерівний вхід.</w:t>
+      </w:r>
+    </w:p>
+    <w:p>
+      <w:r>
+        <w:t>Перевага досвіду всередині програм.</w:t>
+      </w:r>
+    </w:p>
+    <w:p>
+      <w:r>
+        <w:t>Ті самі люди.</w:t>
+      </w:r>
+    </w:p>
+    <w:p>
+      <w:r>
+        <w:t>Взаємні рекомендації.</w:t>
+      </w:r>
+    </w:p>
+    <w:p>
+      <w:r>
+        <w:t>Зручні підрядники.</w:t>
+      </w:r>
+    </w:p>
+    <w:p>
+      <w:r>
+        <w:t>Робота, яка породжує наступну роботу.</w:t>
+      </w:r>
+    </w:p>
+    <w:p>
+      <w:r>
+        <w:t>Але питання було не про це.</w:t>
+      </w:r>
+    </w:p>
+    <w:p>
+      <w:r>
+        <w:t>«Що тут порушено?»</w:t>
+      </w:r>
+    </w:p>
+    <w:p>
+      <w:r>
+        <w:t>Вона відкрила внутрішню політику щодо конфлікту інтересів.</w:t>
+      </w:r>
+    </w:p>
+    <w:p>
+      <w:r>
+        <w:t>Прочитала визначення.</w:t>
+      </w:r>
+    </w:p>
+    <w:p>
+      <w:r>
+        <w:t>Потім ще раз.</w:t>
+      </w:r>
+    </w:p>
+    <w:p>
+      <w:r>
+        <w:t>Там ішлося про особисту зацікавленість, родинні, фінансові чи інші зв’язки, здатні вплинути на рішення.</w:t>
+      </w:r>
+    </w:p>
+    <w:p>
+      <w:r>
+        <w:t>У відборах були декларації.</w:t>
+      </w:r>
+    </w:p>
+    <w:p>
+      <w:r>
+        <w:t>Кілька людей вказували знайомство з кандидатами.</w:t>
+      </w:r>
+    </w:p>
+    <w:p>
+      <w:r>
+        <w:t>В одному випадку член комісії не оцінював знайомого консультанта.</w:t>
+      </w:r>
+    </w:p>
+    <w:p>
+      <w:r>
+        <w:t>У другому написали, що попередня професійна співпраця не створює особистої зацікавленості.</w:t>
+      </w:r>
+    </w:p>
+    <w:p>
+      <w:r>
+        <w:t>Вона не знала, правильно це чи ні.</w:t>
+      </w:r>
+    </w:p>
+    <w:p>
+      <w:r>
+        <w:t>І саме це було першим чесним результатом за весь день.</w:t>
+      </w:r>
+    </w:p>
+    <w:p>
+      <w:r>
+        <w:t>Вона не знала.</w:t>
+      </w:r>
+    </w:p>
+    <w:p>
+      <w:r>
+        <w:t>Не чи подобається їй.</w:t>
+      </w:r>
+    </w:p>
+    <w:p>
+      <w:r>
+        <w:t>Не чи виглядає погано.</w:t>
+      </w:r>
+    </w:p>
+    <w:p>
+      <w:r>
+        <w:t>А що з цього має юридичне значення.</w:t>
+      </w:r>
+    </w:p>
+    <w:p>
+      <w:r>
+        <w:t>Вона повернулася до старого десятимільйонного виїзду.</w:t>
+      </w:r>
+    </w:p>
+    <w:p>
+      <w:r>
+        <w:lastRenderedPageBreak/>
+        <w:t>Готель — послугу надав.</w:t>
+      </w:r>
+    </w:p>
+    <w:p>
+      <w:r>
+        <w:t>Тренери — провели навчання.</w:t>
+      </w:r>
+    </w:p>
+    <w:p>
+      <w:r>
+        <w:t>Друкарня — надрукувала.</w:t>
+      </w:r>
+    </w:p>
+    <w:p>
+      <w:r>
+        <w:t>Транспорт — привіз.</w:t>
+      </w:r>
+    </w:p>
+    <w:p>
+      <w:r>
+        <w:t>Фотограф — сфотографував.</w:t>
+      </w:r>
+    </w:p>
+    <w:p>
+      <w:r>
+        <w:t>Дитяча команда — працювала.</w:t>
+      </w:r>
+    </w:p>
+    <w:p>
+      <w:r>
+        <w:t>Тридцять сімей прожили там п’ять днів.</w:t>
+      </w:r>
+    </w:p>
+    <w:p>
+      <w:r>
+        <w:t>Звіт не вигаданий.</w:t>
+      </w:r>
+    </w:p>
+    <w:p>
+      <w:r>
+        <w:t>Витрати не намальовані.</w:t>
+      </w:r>
+    </w:p>
+    <w:p>
+      <w:r>
+        <w:t>І десь поруч у ті самі дні був список із десяти дітей, для яких теж просили десять мільйонів.</w:t>
+      </w:r>
+    </w:p>
+    <w:p>
+      <w:r>
+        <w:t>Вона закрила документ.</w:t>
+      </w:r>
+    </w:p>
+    <w:p>
+      <w:r>
+        <w:t>Потім відкрила знову.</w:t>
+      </w:r>
+    </w:p>
+    <w:p>
+      <w:r>
+        <w:t>Нічого нового там не з’явилося.</w:t>
+      </w:r>
+    </w:p>
+    <w:p>
+      <w:r>
+        <w:t>На кухні хтось вимкнув світло.</w:t>
+      </w:r>
+    </w:p>
+    <w:p>
+      <w:r>
+        <w:t>— Тут є люди, — сказала вона.</w:t>
+      </w:r>
+    </w:p>
+    <w:p>
+      <w:r>
+        <w:t>Світло ввімкнули.</w:t>
+      </w:r>
+    </w:p>
+    <w:p>
+      <w:r>
+        <w:t>— Вибач.</w:t>
+      </w:r>
+    </w:p>
+    <w:p>
+      <w:r>
+        <w:t>Було вже пізно.</w:t>
+      </w:r>
+    </w:p>
+    <w:p>
+      <w:r>
+        <w:t>Вона взяла блокнот і під питанням «Що тут порушено?» написала одне речення:</w:t>
+      </w:r>
+    </w:p>
+    <w:p>
+      <w:r>
+        <w:t>«Я не знаю, що з цього незаконно».</w:t>
+      </w:r>
+    </w:p>
+    <w:p>
+      <w:r>
+        <w:t>Посиділа.</w:t>
+      </w:r>
+    </w:p>
+    <w:p>
+      <w:r>
+        <w:t>Нижче:</w:t>
+      </w:r>
+    </w:p>
+    <w:p>
+      <w:r>
+        <w:t>«Потрібен той, хто знає».</w:t>
+      </w:r>
+    </w:p>
+    <w:p>
+      <w:r>
+        <w:t>Потім закреслила «той».</w:t>
+      </w:r>
+    </w:p>
+    <w:p>
+      <w:r>
+        <w:t>Написала:</w:t>
+      </w:r>
+    </w:p>
+    <w:p>
+      <w:r>
+        <w:t>«юрист».</w:t>
+      </w:r>
+    </w:p>
+    <w:p>
+      <w:r>
+        <w:t>Подумала ще трохи.</w:t>
+      </w:r>
+    </w:p>
+    <w:p>
+      <w:r>
+        <w:t>Закреслила і це.</w:t>
+      </w:r>
+    </w:p>
+    <w:p>
+      <w:r>
+        <w:t>Поруч написала:</w:t>
+      </w:r>
+    </w:p>
+    <w:p>
+      <w:r>
+        <w:t>«прокуратура?»</w:t>
+      </w:r>
+    </w:p>
+    <w:p>
+      <w:r>
+        <w:t>Знак питання залишила.</w:t>
+      </w:r>
+    </w:p>
+    <w:p>
+      <w:r>
+        <w:t>Закрила блокнот, вимкнула світло й цього разу перевірила двері двічі.</w:t>
       </w:r>
     </w:p>
     <w:p/>
-    <w:p/>
-    <w:p/>
+    <w:p>
+      <w:pPr>
+        <w:pStyle w:val="31"/>
+      </w:pPr>
+      <w:r>
+        <w:lastRenderedPageBreak/>
+        <w:t>ГЛАВА 20</w:t>
+      </w:r>
+    </w:p>
+    <w:p>
+      <w:r>
+        <w:t>До прокуратури вона пішла не наступного ранку.</w:t>
+      </w:r>
+    </w:p>
+    <w:p>
+      <w:r>
+        <w:t>Наступного ранку в неї був тренінг.</w:t>
+      </w:r>
+    </w:p>
+    <w:p>
+      <w:r>
+        <w:t>Точніше, відкриття тренінгу, дві розмови з партнерами, одна мама, яка приїхала без довідки, і автобус, водій якого вирішив, що адреса в повідомленні — це рекомендація.</w:t>
+      </w:r>
+    </w:p>
+    <w:p>
+      <w:r>
+        <w:t>До обіду вона вже двічі сказала:</w:t>
+      </w:r>
+    </w:p>
+    <w:p>
+      <w:r>
+        <w:t>— Так не можна.</w:t>
+      </w:r>
+    </w:p>
+    <w:p>
+      <w:r>
+        <w:t>Один раз мамі.</w:t>
+      </w:r>
+    </w:p>
+    <w:p>
+      <w:r>
+        <w:t>Другий — водієві.</w:t>
+      </w:r>
+    </w:p>
+    <w:p>
+      <w:r>
+        <w:t>Мамі знайшли, де роздрукувати довідку.</w:t>
+      </w:r>
+    </w:p>
+    <w:p>
+      <w:r>
+        <w:t>Водій приїхав.</w:t>
+      </w:r>
+    </w:p>
+    <w:p>
+      <w:r>
+        <w:t>Після обіду тренер попросив замінити маркери, бо ці «не пишуть на фліпчарті». Асистентка перевірила. Писали.</w:t>
+      </w:r>
+    </w:p>
+    <w:p>
+      <w:r>
+        <w:t>— Він хоче чорні, — сказала вона.</w:t>
+      </w:r>
+    </w:p>
+    <w:p>
+      <w:r>
+        <w:t>— У нас є чорні.</w:t>
+      </w:r>
+    </w:p>
+    <w:p>
+      <w:r>
+        <w:t>— Він хоче інші чорні.</w:t>
+      </w:r>
+    </w:p>
+    <w:p>
+      <w:r>
+        <w:t>— Замов.</w:t>
+      </w:r>
+    </w:p>
+    <w:p>
+      <w:r>
+        <w:t>— Уже.</w:t>
+      </w:r>
+    </w:p>
+    <w:p>
+      <w:r>
+        <w:t>До кінця дня вона про прокуратуру не думала.</w:t>
+      </w:r>
+    </w:p>
+    <w:p>
+      <w:r>
+        <w:t>Згадала вдома, коли витягувала з сумки блокнот і побачила написане внизу сторінки:</w:t>
+      </w:r>
+    </w:p>
+    <w:p>
+      <w:r>
+        <w:t>«прокуратура?»</w:t>
+      </w:r>
+    </w:p>
+    <w:p>
+      <w:r>
+        <w:t>Наступного дня подзвонила.</w:t>
+      </w:r>
+    </w:p>
+    <w:p>
+      <w:r>
+        <w:t>Її двічі переключили, один раз дали інший номер, потім жінка з рівним голосом пояснила порядок особистого прийому і запитала, з якого питання.</w:t>
+      </w:r>
+    </w:p>
+    <w:p>
+      <w:r>
+        <w:t>— Можливе нецільове використання благодійних коштів.</w:t>
+      </w:r>
+    </w:p>
+    <w:p>
+      <w:r>
+        <w:t>Вона сама почула, як це прозвучало.</w:t>
+      </w:r>
+    </w:p>
+    <w:p>
+      <w:r>
+        <w:t>— Ви хочете подати заяву?</w:t>
+      </w:r>
+    </w:p>
+    <w:p>
+      <w:r>
+        <w:t>— Я хочу спочатку поговорити.</w:t>
+      </w:r>
+    </w:p>
+    <w:p>
+      <w:r>
+        <w:t>— Заяву можна подати письмово або через…</w:t>
+      </w:r>
+    </w:p>
+    <w:p>
+      <w:r>
+        <w:t>— Я знаю. Мені треба зрозуміти, чи є про що заявляти.</w:t>
+      </w:r>
+    </w:p>
+    <w:p>
+      <w:r>
+        <w:t>Жінка помовчала.</w:t>
+      </w:r>
+    </w:p>
+    <w:p>
+      <w:r>
+        <w:t>— Це не юридична консультація.</w:t>
+      </w:r>
+    </w:p>
+    <w:p>
+      <w:r>
+        <w:t>— Розумію.</w:t>
+      </w:r>
+    </w:p>
+    <w:p>
+      <w:r>
+        <w:t>Ще одна пауза.</w:t>
+      </w:r>
+    </w:p>
+    <w:p>
+      <w:r>
+        <w:lastRenderedPageBreak/>
+        <w:t>— Запишу на прийом. Але якщо у вас є конкретні відомості про кримінальне правопорушення, візьміть документи.</w:t>
+      </w:r>
+    </w:p>
+    <w:p>
+      <w:r>
+        <w:t>— Добре.</w:t>
+      </w:r>
+    </w:p>
+    <w:p>
+      <w:r>
+        <w:t>— Копії.</w:t>
+      </w:r>
+    </w:p>
+    <w:p>
+      <w:r>
+        <w:t>— Добре.</w:t>
+      </w:r>
+    </w:p>
+    <w:p>
+      <w:r>
+        <w:t>Вона записала час.</w:t>
+      </w:r>
+    </w:p>
+    <w:p>
+      <w:r>
+        <w:t>Потім майже годину вирішувала, що саме брати.</w:t>
+      </w:r>
+    </w:p>
+    <w:p>
+      <w:r>
+        <w:t>Не медичну папку.</w:t>
+      </w:r>
+    </w:p>
+    <w:p>
+      <w:r>
+        <w:t>Не одразу.</w:t>
+      </w:r>
+    </w:p>
+    <w:p>
+      <w:r>
+        <w:t>Почала з того, що можна було пояснити без доньки.</w:t>
+      </w:r>
+    </w:p>
+    <w:p>
+      <w:r>
+        <w:t>Три закупівлі проживання.</w:t>
+      </w:r>
+    </w:p>
+    <w:p>
+      <w:r>
+        <w:t>Чотири друкарні.</w:t>
+      </w:r>
+    </w:p>
+    <w:p>
+      <w:r>
+        <w:t>Відбори тренерів.</w:t>
+      </w:r>
+    </w:p>
+    <w:p>
+      <w:r>
+        <w:t>Тренінг для тренерів.</w:t>
+      </w:r>
+    </w:p>
+    <w:p>
+      <w:r>
+        <w:t>Консультант, який оцінював потреби, а потім працював у наступному проєкті.</w:t>
+      </w:r>
+    </w:p>
+    <w:p>
+      <w:r>
+        <w:t>Вирізки з таблиці повторюваних підрядників.</w:t>
+      </w:r>
+    </w:p>
+    <w:p>
+      <w:r>
+        <w:t>Листи зі службами.</w:t>
+      </w:r>
+    </w:p>
+    <w:p>
+      <w:r>
+        <w:t>Потім додала десятимільйонний виїзд.</w:t>
+      </w:r>
+    </w:p>
+    <w:p>
+      <w:r>
+        <w:t>Медичний запит поклала зверху.</w:t>
+      </w:r>
+    </w:p>
+    <w:p>
+      <w:r>
+        <w:t>Подивилася.</w:t>
+      </w:r>
+    </w:p>
+    <w:p>
+      <w:r>
+        <w:t>Переклала вниз.</w:t>
+      </w:r>
+    </w:p>
+    <w:p>
+      <w:r>
+        <w:t>У прокуратурі було жарко.</w:t>
+      </w:r>
+    </w:p>
+    <w:p>
+      <w:r>
+        <w:t>Не так, як у лікарні. Просто старі батареї, вікно на провітрюванні й запах паперу, курток та кави.</w:t>
+      </w:r>
+    </w:p>
+    <w:p>
+      <w:r>
+        <w:t>Її попросили почекати.</w:t>
+      </w:r>
+    </w:p>
+    <w:p>
+      <w:r>
+        <w:t>На стіні висів інформаційний стенд, де половина тексту була надрукована таким дрібним шрифтом, що читати можна було тільки впритул.</w:t>
+      </w:r>
+    </w:p>
+    <w:p>
+      <w:r>
+        <w:t>Чоловік навпроти тримав прозорий файл із якимись квитанціями й час від часу перевіряв, чи всі на місці.</w:t>
+      </w:r>
+    </w:p>
+    <w:p>
+      <w:r>
+        <w:t>Жінка біля дверей говорила телефоном пошепки:</w:t>
+      </w:r>
+    </w:p>
+    <w:p>
+      <w:r>
+        <w:t>— Я сказала, що я тут. Ні. Ще не заходила. Ну а що я зроблю?</w:t>
+      </w:r>
+    </w:p>
+    <w:p>
+      <w:r>
+        <w:t>Її прізвища не назвали. Просто вийшов молодий чоловік у сорочці без піджака й спитав:</w:t>
+      </w:r>
+    </w:p>
+    <w:p>
+      <w:r>
+        <w:t>— Ви з фонду?</w:t>
+      </w:r>
+    </w:p>
+    <w:p>
+      <w:r>
+        <w:t>Вона встала.</w:t>
+      </w:r>
+    </w:p>
+    <w:p>
+      <w:r>
+        <w:t>— Так.</w:t>
+      </w:r>
+    </w:p>
+    <w:p>
+      <w:r>
+        <w:lastRenderedPageBreak/>
+        <w:t>— Заходьте.</w:t>
+      </w:r>
+    </w:p>
+    <w:p>
+      <w:r>
+        <w:t>Йому було трохи за тридцять. Можливо, менше. На столі лежало стільки паперів, що ноутбук стояв майже боком.</w:t>
+      </w:r>
+    </w:p>
+    <w:p>
+      <w:r>
+        <w:t>Він показав на стілець.</w:t>
+      </w:r>
+    </w:p>
+    <w:p>
+      <w:r>
+        <w:t>— Ви заяву принесли?</w:t>
+      </w:r>
+    </w:p>
+    <w:p>
+      <w:r>
+        <w:t>— Ні.</w:t>
+      </w:r>
+    </w:p>
+    <w:p>
+      <w:r>
+        <w:t>Він сів.</w:t>
+      </w:r>
+    </w:p>
+    <w:p>
+      <w:r>
+        <w:t>— Тоді що принесли?</w:t>
+      </w:r>
+    </w:p>
+    <w:p>
+      <w:r>
+        <w:t>Вона поклала папку на стіл.</w:t>
+      </w:r>
+    </w:p>
+    <w:p>
+      <w:r>
+        <w:t>— Документи.</w:t>
+      </w:r>
+    </w:p>
+    <w:p>
+      <w:r>
+        <w:t>— Це я бачу.</w:t>
+      </w:r>
+    </w:p>
+    <w:p>
+      <w:r>
+        <w:t>Вона не відповіла.</w:t>
+      </w:r>
+    </w:p>
+    <w:p>
+      <w:r>
+        <w:t>Він подивився на неї, потім на папку.</w:t>
+      </w:r>
+    </w:p>
+    <w:p>
+      <w:r>
+        <w:t>— Добре. Розказуйте.</w:t>
+      </w:r>
+    </w:p>
+    <w:p>
+      <w:r>
+        <w:t>Вона почала з фонду.</w:t>
+      </w:r>
+    </w:p>
+    <w:p>
+      <w:r>
+        <w:t>Великий. Міжнародні партнери. Соціальні програми. Робота з дітьми, сім’ями, службами.</w:t>
+      </w:r>
+    </w:p>
+    <w:p>
+      <w:r>
+        <w:t>Він кивнув.</w:t>
+      </w:r>
+    </w:p>
+    <w:p>
+      <w:r>
+        <w:t>— Далі.</w:t>
+      </w:r>
+    </w:p>
+    <w:p>
+      <w:r>
+        <w:t>Вона розповіла про повторюваних тренерів.</w:t>
+      </w:r>
+    </w:p>
+    <w:p>
+      <w:r>
+        <w:t>Про ті самі готелі.</w:t>
+      </w:r>
+    </w:p>
+    <w:p>
+      <w:r>
+        <w:t>Друкарню.</w:t>
+      </w:r>
+    </w:p>
+    <w:p>
+      <w:r>
+        <w:t>Перевізників.</w:t>
+      </w:r>
+    </w:p>
+    <w:p>
+      <w:r>
+        <w:t>Про консультантів, які переходять із ролі в роль.</w:t>
+      </w:r>
+    </w:p>
+    <w:p>
+      <w:r>
+        <w:t>Про критерії відбору, через які новій людині важко зайти.</w:t>
+      </w:r>
+    </w:p>
+    <w:p>
+      <w:r>
+        <w:t>Він слухав хвилини три, потім перервав.</w:t>
+      </w:r>
+    </w:p>
+    <w:p>
+      <w:r>
+        <w:t>— Хтось із керівництва фонду має частку в цих компаніях?</w:t>
+      </w:r>
+    </w:p>
+    <w:p>
+      <w:r>
+        <w:t>— Я не знайшла.</w:t>
+      </w:r>
+    </w:p>
+    <w:p>
+      <w:r>
+        <w:t>— Родичі?</w:t>
+      </w:r>
+    </w:p>
+    <w:p>
+      <w:r>
+        <w:t>— Не знайшла.</w:t>
+      </w:r>
+    </w:p>
+    <w:p>
+      <w:r>
+        <w:t>— Хтось отримує відкат?</w:t>
+      </w:r>
+    </w:p>
+    <w:p>
+      <w:r>
+        <w:t>— Не знаю.</w:t>
+      </w:r>
+    </w:p>
+    <w:p>
+      <w:r>
+        <w:t>— У вас є підстави думати, що отримує?</w:t>
+      </w:r>
+    </w:p>
+    <w:p>
+      <w:r>
+        <w:t>Вона затрималася.</w:t>
+      </w:r>
+    </w:p>
+    <w:p>
+      <w:r>
+        <w:t>— Є коло людей, які роками отримують ці контракти.</w:t>
+      </w:r>
+    </w:p>
+    <w:p>
+      <w:r>
+        <w:t>— Це не те саме.</w:t>
+      </w:r>
+    </w:p>
+    <w:p>
+      <w:r>
+        <w:lastRenderedPageBreak/>
+        <w:t>— Я знаю.</w:t>
+      </w:r>
+    </w:p>
+    <w:p>
+      <w:r>
+        <w:t>Він узяв ручку.</w:t>
+      </w:r>
+    </w:p>
+    <w:p>
+      <w:r>
+        <w:t>— Завищення?</w:t>
+      </w:r>
+    </w:p>
+    <w:p>
+      <w:r>
+        <w:t>— Я перевіряла те, що могла. Не бачу системного.</w:t>
+      </w:r>
+    </w:p>
+    <w:p>
+      <w:r>
+        <w:t>— Фіктивні послуги?</w:t>
+      </w:r>
+    </w:p>
+    <w:p>
+      <w:r>
+        <w:t>— Ні. Все проводиться.</w:t>
+      </w:r>
+    </w:p>
+    <w:p>
+      <w:r>
+        <w:t>— Акти підписані за те, чого не було?</w:t>
+      </w:r>
+    </w:p>
+    <w:p>
+      <w:r>
+        <w:t>— Не бачила.</w:t>
+      </w:r>
+    </w:p>
+    <w:p>
+      <w:r>
+        <w:t>— Людей у звітах домальовують?</w:t>
+      </w:r>
+    </w:p>
+    <w:p>
+      <w:r>
+        <w:t>— Ні.</w:t>
+      </w:r>
+    </w:p>
+    <w:p>
+      <w:r>
+        <w:t>— Тренінг на сто осіб, а було двадцять?</w:t>
+      </w:r>
+    </w:p>
+    <w:p>
+      <w:r>
+        <w:t>— Ні.</w:t>
+      </w:r>
+    </w:p>
+    <w:p>
+      <w:r>
+        <w:t>— Готель виставляє сорок номерів, а заселяє двадцять?</w:t>
+      </w:r>
+    </w:p>
+    <w:p>
+      <w:r>
+        <w:t>— Не бачила.</w:t>
+      </w:r>
+    </w:p>
+    <w:p>
+      <w:r>
+        <w:t>— Добре.</w:t>
+      </w:r>
+    </w:p>
+    <w:p>
+      <w:r>
+        <w:t>Він поклав ручку.</w:t>
+      </w:r>
+    </w:p>
+    <w:p>
+      <w:r>
+        <w:t>— Тоді поки ви мені описали клуб знайомих.</w:t>
+      </w:r>
+    </w:p>
+    <w:p>
+      <w:r>
+        <w:t>— Закритий клуб.</w:t>
+      </w:r>
+    </w:p>
+    <w:p>
+      <w:r>
+        <w:t>— Можливо.</w:t>
+      </w:r>
+    </w:p>
+    <w:p>
+      <w:r>
+        <w:t>— Новій людині туди майже неможливо потрапити.</w:t>
+      </w:r>
+    </w:p>
+    <w:p>
+      <w:r>
+        <w:t>— Це може бути погано.</w:t>
+      </w:r>
+    </w:p>
+    <w:p>
+      <w:r>
+        <w:t>— І все?</w:t>
+      </w:r>
+    </w:p>
+    <w:p>
+      <w:r>
+        <w:t>— А ви хочете, щоб я сказав, що це злочин, бо вам не подобається принцип відбору?</w:t>
+      </w:r>
+    </w:p>
+    <w:p>
+      <w:r>
+        <w:t>Вона мовчала.</w:t>
+      </w:r>
+    </w:p>
+    <w:p>
+      <w:r>
+        <w:t>Він одразу додав:</w:t>
+      </w:r>
+    </w:p>
+    <w:p>
+      <w:r>
+        <w:t>— Я не кажу, що там немає нічого. Я кажу, що мені треба інше.</w:t>
+      </w:r>
+    </w:p>
+    <w:p>
+      <w:r>
+        <w:t>Він підтягнув папку до себе.</w:t>
+      </w:r>
+    </w:p>
+    <w:p>
+      <w:r>
+        <w:t>— От готель. Що тут?</w:t>
+      </w:r>
+    </w:p>
+    <w:p>
+      <w:r>
+        <w:t>Вона показала закупівлю.</w:t>
+      </w:r>
+    </w:p>
+    <w:p>
+      <w:r>
+        <w:t>— Його беруть постійно.</w:t>
+      </w:r>
+    </w:p>
+    <w:p>
+      <w:r>
+        <w:t>— Ціна?</w:t>
+      </w:r>
+    </w:p>
+    <w:p>
+      <w:r>
+        <w:t>— Нормальна.</w:t>
+      </w:r>
+    </w:p>
+    <w:p>
+      <w:r>
+        <w:t>— Чому беруть?</w:t>
+      </w:r>
+    </w:p>
+    <w:p>
+      <w:r>
+        <w:t>— Дитяча кімната. Можна змінювати кількість учасників. Знають фонд. Не штрафують за деякі зміни.</w:t>
+      </w:r>
+    </w:p>
+    <w:p>
+      <w:r>
+        <w:t>— Тобто є пояснення.</w:t>
+      </w:r>
+    </w:p>
+    <w:p>
+      <w:r>
+        <w:lastRenderedPageBreak/>
+        <w:t>— Є.</w:t>
+      </w:r>
+    </w:p>
+    <w:p>
+      <w:r>
+        <w:t>— Воно неправдиве?</w:t>
+      </w:r>
+    </w:p>
+    <w:p>
+      <w:r>
+        <w:t>— Ні.</w:t>
+      </w:r>
+    </w:p>
+    <w:p>
+      <w:r>
+        <w:t>— Тоді далі.</w:t>
+      </w:r>
+    </w:p>
+    <w:p>
+      <w:r>
+        <w:t>Друкарня.</w:t>
+      </w:r>
+    </w:p>
+    <w:p>
+      <w:r>
+        <w:t>— Постійна.</w:t>
+      </w:r>
+    </w:p>
+    <w:p>
+      <w:r>
+        <w:t>— Ціна?</w:t>
+      </w:r>
+    </w:p>
+    <w:p>
+      <w:r>
+        <w:t>— Переважно нормальна.</w:t>
+      </w:r>
+    </w:p>
+    <w:p>
+      <w:r>
+        <w:t>— Роботу виконує?</w:t>
+      </w:r>
+    </w:p>
+    <w:p>
+      <w:r>
+        <w:t>— Так.</w:t>
+      </w:r>
+    </w:p>
+    <w:p>
+      <w:r>
+        <w:t>— Що саме вас тут турбує?</w:t>
+      </w:r>
+    </w:p>
+    <w:p>
+      <w:r>
+        <w:t>— Те, що вони завжди там.</w:t>
+      </w:r>
+    </w:p>
+    <w:p>
+      <w:r>
+        <w:t>Він подивився на неї.</w:t>
+      </w:r>
+    </w:p>
+    <w:p>
+      <w:r>
+        <w:t>— Ви ж розумієте, що «вони завжди там» — це не стаття Кримінального кодексу?</w:t>
+      </w:r>
+    </w:p>
+    <w:p>
+      <w:r>
+        <w:t>— Розумію.</w:t>
+      </w:r>
+    </w:p>
+    <w:p>
+      <w:r>
+        <w:t>— Добре.</w:t>
+      </w:r>
+    </w:p>
+    <w:p>
+      <w:r>
+        <w:t>Він відкрив відбір тренерів.</w:t>
+      </w:r>
+    </w:p>
+    <w:p>
+      <w:r>
+        <w:t>Читав довше.</w:t>
+      </w:r>
+    </w:p>
+    <w:p>
+      <w:r>
+        <w:t>— Оце вже цікавіше.</w:t>
+      </w:r>
+    </w:p>
+    <w:p>
+      <w:r>
+        <w:t>Вона нічого не сказала.</w:t>
+      </w:r>
+    </w:p>
+    <w:p>
+      <w:r>
+        <w:t>— Досвід у міжнародних програмах. Тренінг для тренерів. Рекомендації партнерів. Попередній досвід проведення аналогічних заходів.</w:t>
+      </w:r>
+    </w:p>
+    <w:p>
+      <w:r>
+        <w:t>— Саме так.</w:t>
+      </w:r>
+    </w:p>
+    <w:p>
+      <w:r>
+        <w:t>— Хто формує критерії?</w:t>
+      </w:r>
+    </w:p>
+    <w:p>
+      <w:r>
+        <w:t>— Команда проєкту. Погоджує керівництво, іноді донор.</w:t>
+      </w:r>
+    </w:p>
+    <w:p>
+      <w:r>
+        <w:t>— А хто проводить тренінги для тренерів?</w:t>
+      </w:r>
+    </w:p>
+    <w:p>
+      <w:r>
+        <w:t>— Часто ті самі люди, які давно в системі.</w:t>
+      </w:r>
+    </w:p>
+    <w:p>
+      <w:r>
+        <w:t>Він підняв очі.</w:t>
+      </w:r>
+    </w:p>
+    <w:p>
+      <w:r>
+        <w:t>— Часто — це скільки?</w:t>
+      </w:r>
+    </w:p>
+    <w:p>
+      <w:r>
+        <w:t>— Я взяла кілька програм. Прізвища повторюються.</w:t>
+      </w:r>
+    </w:p>
+    <w:p>
+      <w:r>
+        <w:t>— Покажіть.</w:t>
+      </w:r>
+    </w:p>
+    <w:p>
+      <w:r>
+        <w:t>Вона дала таблицю.</w:t>
+      </w:r>
+    </w:p>
+    <w:p>
+      <w:r>
+        <w:t>Він провів пальцем по рядках.</w:t>
+      </w:r>
+    </w:p>
+    <w:p>
+      <w:r>
+        <w:t>— А тут нові є.</w:t>
+      </w:r>
+    </w:p>
+    <w:p>
+      <w:r>
+        <w:t>— Є.</w:t>
+      </w:r>
+    </w:p>
+    <w:p>
+      <w:r>
+        <w:t>— Значить, зайти можна.</w:t>
+      </w:r>
+    </w:p>
+    <w:p>
+      <w:r>
+        <w:lastRenderedPageBreak/>
+        <w:t>— Можна. Але подивіться, як.</w:t>
+      </w:r>
+    </w:p>
+    <w:p>
+      <w:r>
+        <w:t>Вона показала дві анкети.</w:t>
+      </w:r>
+    </w:p>
+    <w:p>
+      <w:r>
+        <w:t>Практик із багаторічною роботою з сім’ями.</w:t>
+      </w:r>
+    </w:p>
+    <w:p>
+      <w:r>
+        <w:t>Тренерка з правильними сертифікатами й десятками програм.</w:t>
+      </w:r>
+    </w:p>
+    <w:p>
+      <w:r>
+        <w:t>Він порівняв бали.</w:t>
+      </w:r>
+    </w:p>
+    <w:p>
+      <w:r>
+        <w:t>— І що?</w:t>
+      </w:r>
+    </w:p>
+    <w:p>
+      <w:r>
+        <w:t>— У людини, яка щодня працює з сім’ями, нижчий бал за компетентність у темі, ніж у людини, яка роками читає тренінги.</w:t>
+      </w:r>
+    </w:p>
+    <w:p>
+      <w:r>
+        <w:t>— Тут не написано «компетентність у темі».</w:t>
+      </w:r>
+    </w:p>
+    <w:p>
+      <w:r>
+        <w:t>— Я знаю.</w:t>
+      </w:r>
+    </w:p>
+    <w:p>
+      <w:r>
+        <w:t>— Тут критерії відбору тренера.</w:t>
+      </w:r>
+    </w:p>
+    <w:p>
+      <w:r>
+        <w:t>— А тренер для чого?</w:t>
+      </w:r>
+    </w:p>
+    <w:p>
+      <w:r>
+        <w:t>Він усміхнувся.</w:t>
+      </w:r>
+    </w:p>
+    <w:p>
+      <w:r>
+        <w:t>Не насмішкувато. Швидше так, ніби нарешті зрозумів, про що вона.</w:t>
+      </w:r>
+    </w:p>
+    <w:p>
+      <w:r>
+        <w:t>— Оце вже інше питання.</w:t>
+      </w:r>
+    </w:p>
+    <w:p>
+      <w:r>
+        <w:t>— Яке?</w:t>
+      </w:r>
+    </w:p>
+    <w:p>
+      <w:r>
+        <w:t>— Не кримінальне.</w:t>
+      </w:r>
+    </w:p>
+    <w:p>
+      <w:r>
+        <w:t>Вона відкинулася на спинку стільця.</w:t>
+      </w:r>
+    </w:p>
+    <w:p>
+      <w:r>
+        <w:t>Він ще раз подивився на анкети.</w:t>
+      </w:r>
+    </w:p>
+    <w:p>
+      <w:r>
+        <w:t>— Погана методика відбору — не злочин. Навіть дуже погана.</w:t>
+      </w:r>
+    </w:p>
+    <w:p>
+      <w:r>
+        <w:t>— А якщо її роблять так, щоб свої завжди вигравали?</w:t>
+      </w:r>
+    </w:p>
+    <w:p>
+      <w:r>
+        <w:t>— Тоді треба довести «щоб».</w:t>
+      </w:r>
+    </w:p>
+    <w:p>
+      <w:r>
+        <w:t>— Як?</w:t>
+      </w:r>
+    </w:p>
+    <w:p>
+      <w:r>
+        <w:t>— Залежить від того, що там було. Домовленість. Вказівка. Конфлікт інтересів. Підроблені пропозиції. Злив конкурентів. Щось, де є не просто результат, а механізм.</w:t>
+      </w:r>
+    </w:p>
+    <w:p>
+      <w:r>
+        <w:t>Він постукав ручкою по паперу.</w:t>
+      </w:r>
+    </w:p>
+    <w:p>
+      <w:r>
+        <w:t>— Ви весь час показуєте мені результат: ті самі люди. Мені треба зрозуміти, чому вони ті самі.</w:t>
+      </w:r>
+    </w:p>
+    <w:p>
+      <w:r>
+        <w:t>— Бо вони вже свої.</w:t>
+      </w:r>
+    </w:p>
+    <w:p>
+      <w:r>
+        <w:t>— Це ваша відповідь.</w:t>
+      </w:r>
+    </w:p>
+    <w:p>
+      <w:r>
+        <w:t>— А ваша?</w:t>
+      </w:r>
+    </w:p>
+    <w:p>
+      <w:r>
+        <w:t>— У мене поки немає.</w:t>
+      </w:r>
+    </w:p>
+    <w:p>
+      <w:r>
+        <w:t>Їй ця відповідь сподобалася більше, ніж вона очікувала.</w:t>
+      </w:r>
+    </w:p>
+    <w:p>
+      <w:r>
+        <w:t>Він перейшов до консультанта.</w:t>
+      </w:r>
+    </w:p>
+    <w:p>
+      <w:r>
+        <w:t>Прочитав технічне завдання.</w:t>
+      </w:r>
+    </w:p>
+    <w:p>
+      <w:r>
+        <w:lastRenderedPageBreak/>
+        <w:t>Потім старий лист, де координаторка запитувала, чи не виглядає критерій під конкретного експерта.</w:t>
+      </w:r>
+    </w:p>
+    <w:p>
+      <w:r>
+        <w:t>— Оце добре, — сказав він.</w:t>
+      </w:r>
+    </w:p>
+    <w:p>
+      <w:r>
+        <w:t>— Добре?</w:t>
+      </w:r>
+    </w:p>
+    <w:p>
+      <w:r>
+        <w:t>— Для них.</w:t>
+      </w:r>
+    </w:p>
+    <w:p>
+      <w:r>
+        <w:t>Він показав на відповідь керівниці.</w:t>
+      </w:r>
+    </w:p>
+    <w:p>
+      <w:r>
+        <w:t>«Переформулюй на досвід роботи з громадами аналогічного типу».</w:t>
+      </w:r>
+    </w:p>
+    <w:p>
+      <w:r>
+        <w:t>— Людина побачила ризик і прибрала конкретизацію.</w:t>
+      </w:r>
+    </w:p>
+    <w:p>
+      <w:r>
+        <w:t>— А виграв усе одно той самий.</w:t>
+      </w:r>
+    </w:p>
+    <w:p>
+      <w:r>
+        <w:t>— Так.</w:t>
+      </w:r>
+    </w:p>
+    <w:p>
+      <w:r>
+        <w:t>— І вас це не насторожує?</w:t>
+      </w:r>
+    </w:p>
+    <w:p>
+      <w:r>
+        <w:t>— Насторожує.</w:t>
+      </w:r>
+    </w:p>
+    <w:p>
+      <w:r>
+        <w:t>— Але?</w:t>
+      </w:r>
+    </w:p>
+    <w:p>
+      <w:r>
+        <w:t>— Але якщо він справді найсильніший кандидат, це нічого не доводить.</w:t>
+      </w:r>
+    </w:p>
+    <w:p>
+      <w:r>
+        <w:t>Вона подивилася на нього.</w:t>
+      </w:r>
+    </w:p>
+    <w:p>
+      <w:r>
+        <w:t>— Ви дуже зручна людина.</w:t>
+      </w:r>
+    </w:p>
+    <w:p>
+      <w:r>
+        <w:t>— Для кого?</w:t>
+      </w:r>
+    </w:p>
+    <w:p>
+      <w:r>
+        <w:t>— Для них.</w:t>
+      </w:r>
+    </w:p>
+    <w:p>
+      <w:r>
+        <w:t>Він засміявся.</w:t>
+      </w:r>
+    </w:p>
+    <w:p>
+      <w:r>
+        <w:t>— Я ще нічого не зробив.</w:t>
+      </w:r>
+    </w:p>
+    <w:p>
+      <w:r>
+        <w:t>— Саме тому.</w:t>
+      </w:r>
+    </w:p>
+    <w:p>
+      <w:r>
+        <w:t>Він перестав сміятися, але не образився.</w:t>
+      </w:r>
+    </w:p>
+    <w:p>
+      <w:r>
+        <w:t>— Давайте так. Якщо ви прийшли, щоб я підтвердив, що все це огидно, я вам не потрібен.</w:t>
+      </w:r>
+    </w:p>
+    <w:p>
+      <w:r>
+        <w:t>— А якщо я прийшла дізнатися, чи тут крадуть?</w:t>
+      </w:r>
+    </w:p>
+    <w:p>
+      <w:r>
+        <w:t>— Тоді потрібні гроші.</w:t>
+      </w:r>
+    </w:p>
+    <w:p>
+      <w:r>
+        <w:t>— Вони є.</w:t>
+      </w:r>
+    </w:p>
+    <w:p>
+      <w:r>
+        <w:t>— Ні. Не сума проєкту. Рух грошей.</w:t>
+      </w:r>
+    </w:p>
+    <w:p>
+      <w:r>
+        <w:t>Він загнув палець.</w:t>
+      </w:r>
+    </w:p>
+    <w:p>
+      <w:r>
+        <w:t>— Хто отримав.</w:t>
+      </w:r>
+    </w:p>
+    <w:p>
+      <w:r>
+        <w:t>Другий.</w:t>
+      </w:r>
+    </w:p>
+    <w:p>
+      <w:r>
+        <w:t>— За що.</w:t>
+      </w:r>
+    </w:p>
+    <w:p>
+      <w:r>
+        <w:t>Третій.</w:t>
+      </w:r>
+    </w:p>
+    <w:p>
+      <w:r>
+        <w:t>— Чи відповідає це ринку.</w:t>
+      </w:r>
+    </w:p>
+    <w:p>
+      <w:r>
+        <w:t>Четвертий.</w:t>
+      </w:r>
+    </w:p>
+    <w:p>
+      <w:r>
+        <w:t>— Чи була реальна конкуренція.</w:t>
+      </w:r>
+    </w:p>
+    <w:p>
+      <w:r>
+        <w:lastRenderedPageBreak/>
+        <w:t>П’ятий.</w:t>
+      </w:r>
+    </w:p>
+    <w:p>
+      <w:r>
+        <w:t>— Чи є зв’язок між тим, хто приймав рішення, і тим, хто отримав контракт.</w:t>
+      </w:r>
+    </w:p>
+    <w:p>
+      <w:r>
+        <w:t>— А якщо все відповідає?</w:t>
+      </w:r>
+    </w:p>
+    <w:p>
+      <w:r>
+        <w:t>— Тоді по цьому епізоду може не бути злочину.</w:t>
+      </w:r>
+    </w:p>
+    <w:p>
+      <w:r>
+        <w:t>— Навіть якщо все було непотрібне?</w:t>
+      </w:r>
+    </w:p>
+    <w:p>
+      <w:r>
+        <w:t>— Непотрібне кому?</w:t>
+      </w:r>
+    </w:p>
+    <w:p>
+      <w:r>
+        <w:t>Вона не відповіла.</w:t>
+      </w:r>
+    </w:p>
+    <w:p>
+      <w:r>
+        <w:t>Він відклав ручку.</w:t>
+      </w:r>
+    </w:p>
+    <w:p>
+      <w:r>
+        <w:t>— От бачите.</w:t>
+      </w:r>
+    </w:p>
+    <w:p>
+      <w:r>
+        <w:t>Її це роздратувало.</w:t>
+      </w:r>
+    </w:p>
+    <w:p>
+      <w:r>
+        <w:t>— Я саме це питаю вже кілька днів.</w:t>
+      </w:r>
+    </w:p>
+    <w:p>
+      <w:r>
+        <w:t>— А я питаю для іншого.</w:t>
+      </w:r>
+    </w:p>
+    <w:p>
+      <w:r>
+        <w:t>— Для чого?</w:t>
+      </w:r>
+    </w:p>
+    <w:p>
+      <w:r>
+        <w:t>— Щоб зрозуміти, що саме порушено.</w:t>
+      </w:r>
+    </w:p>
+    <w:p>
+      <w:r>
+        <w:t>Вона витягла блокнот.</w:t>
+      </w:r>
+    </w:p>
+    <w:p>
+      <w:r>
+        <w:t>На сторінці було:</w:t>
+      </w:r>
+    </w:p>
+    <w:p>
+      <w:r>
+        <w:t>«Для дитини».</w:t>
+      </w:r>
+    </w:p>
+    <w:p>
+      <w:r>
+        <w:t>«Для сім’ї».</w:t>
+      </w:r>
+    </w:p>
+    <w:p>
+      <w:r>
+        <w:t>«Для проєкту».</w:t>
+      </w:r>
+    </w:p>
+    <w:p>
+      <w:r>
+        <w:t>Вона показала.</w:t>
+      </w:r>
+    </w:p>
+    <w:p>
+      <w:r>
+        <w:t>Він прочитав.</w:t>
+      </w:r>
+    </w:p>
+    <w:p>
+      <w:r>
+        <w:t>— І?</w:t>
+      </w:r>
+    </w:p>
+    <w:p>
+      <w:r>
+        <w:t>— Я ще не знаю.</w:t>
+      </w:r>
+    </w:p>
+    <w:p>
+      <w:r>
+        <w:t>— Це видно.</w:t>
+      </w:r>
+    </w:p>
+    <w:p>
+      <w:r>
+        <w:t>Вона забрала блокнот.</w:t>
+      </w:r>
+    </w:p>
+    <w:p>
+      <w:r>
+        <w:t>— Ви завжди такий приємний?</w:t>
+      </w:r>
+    </w:p>
+    <w:p>
+      <w:r>
+        <w:t>— На прийомі — так.</w:t>
+      </w:r>
+    </w:p>
+    <w:p>
+      <w:r>
+        <w:t>Він знову взяв документи.</w:t>
+      </w:r>
+    </w:p>
+    <w:p>
+      <w:r>
+        <w:t>— А це що?</w:t>
+      </w:r>
+    </w:p>
+    <w:p>
+      <w:r>
+        <w:t>Медичний запит.</w:t>
+      </w:r>
+    </w:p>
+    <w:p>
+      <w:r>
+        <w:t>Вона не встигла нічого сказати.</w:t>
+      </w:r>
+    </w:p>
+    <w:p>
+      <w:r>
+        <w:t>Він прочитав першу сторінку.</w:t>
+      </w:r>
+    </w:p>
+    <w:p>
+      <w:r>
+        <w:t>Потім таблицю.</w:t>
+      </w:r>
+    </w:p>
+    <w:p>
+      <w:r>
+        <w:t>— Десять мільйонів.</w:t>
+      </w:r>
+    </w:p>
+    <w:p>
+      <w:r>
+        <w:t>— Так.</w:t>
+      </w:r>
+    </w:p>
+    <w:p>
+      <w:r>
+        <w:t>— Десять дітей.</w:t>
+      </w:r>
+    </w:p>
+    <w:p>
+      <w:r>
+        <w:lastRenderedPageBreak/>
+        <w:t>— Так.</w:t>
+      </w:r>
+    </w:p>
+    <w:p>
+      <w:r>
+        <w:t>— І що сталося?</w:t>
+      </w:r>
+    </w:p>
+    <w:p>
+      <w:r>
+        <w:t>Вона поклала долоні на коліна.</w:t>
+      </w:r>
+    </w:p>
+    <w:p>
+      <w:r>
+        <w:t>— Фонд не мав вільного медичного бюджету.</w:t>
+      </w:r>
+    </w:p>
+    <w:p>
+      <w:r>
+        <w:t>— Це я бачу.</w:t>
+      </w:r>
+    </w:p>
+    <w:p>
+      <w:r>
+        <w:t>— Був інший проєкт на десять мільйонів.</w:t>
+      </w:r>
+    </w:p>
+    <w:p>
+      <w:r>
+        <w:t>Він перегорнув кілька аркушів.</w:t>
+      </w:r>
+    </w:p>
+    <w:p>
+      <w:r>
+        <w:t>— Який?</w:t>
+      </w:r>
+    </w:p>
+    <w:p>
+      <w:r>
+        <w:t>Вона дала йому виїзд.</w:t>
+      </w:r>
+    </w:p>
+    <w:p>
+      <w:r>
+        <w:t>Він спочатку не зрозумів.</w:t>
+      </w:r>
+    </w:p>
+    <w:p>
+      <w:r>
+        <w:t>— Навчання сімей?</w:t>
+      </w:r>
+    </w:p>
+    <w:p>
+      <w:r>
+        <w:t>— П’ять днів.</w:t>
+      </w:r>
+    </w:p>
+    <w:p>
+      <w:r>
+        <w:t>— Це ті самі тренери?</w:t>
+      </w:r>
+    </w:p>
+    <w:p>
+      <w:r>
+        <w:t>— Частково.</w:t>
+      </w:r>
+    </w:p>
+    <w:p>
+      <w:r>
+        <w:t>Він порівняв дати.</w:t>
+      </w:r>
+    </w:p>
+    <w:p>
+      <w:r>
+        <w:t>— Бюджет уже був затверджений.</w:t>
+      </w:r>
+    </w:p>
+    <w:p>
+      <w:r>
+        <w:t>— Так.</w:t>
+      </w:r>
+    </w:p>
+    <w:p>
+      <w:r>
+        <w:t>— Чи можна було перекинути гроші?</w:t>
+      </w:r>
+    </w:p>
+    <w:p>
+      <w:r>
+        <w:t>— Технічно так. Із погодженням донора, змінами до бюджету, скасуванням частини вже запущених договорів.</w:t>
+      </w:r>
+    </w:p>
+    <w:p>
+      <w:r>
+        <w:t>Він знайшов листування.</w:t>
+      </w:r>
+    </w:p>
+    <w:p>
+      <w:r>
+        <w:t>Прочитав.</w:t>
+      </w:r>
+    </w:p>
+    <w:p>
+      <w:r>
+        <w:t>— Вони це обговорювали.</w:t>
+      </w:r>
+    </w:p>
+    <w:p>
+      <w:r>
+        <w:t>— Так.</w:t>
+      </w:r>
+    </w:p>
+    <w:p>
+      <w:r>
+        <w:t>— І вирішили не зупиняти проєкт.</w:t>
+      </w:r>
+    </w:p>
+    <w:p>
+      <w:r>
+        <w:t>— Так.</w:t>
+      </w:r>
+    </w:p>
+    <w:p>
+      <w:r>
+        <w:t>— Шукали гроші в інших?</w:t>
+      </w:r>
+    </w:p>
+    <w:p>
+      <w:r>
+        <w:t>— Так.</w:t>
+      </w:r>
+    </w:p>
+    <w:p>
+      <w:r>
+        <w:t>Він переглянув відповіді партнерів.</w:t>
+      </w:r>
+    </w:p>
+    <w:p>
+      <w:r>
+        <w:t>— Не знайшли?</w:t>
+      </w:r>
+    </w:p>
+    <w:p>
+      <w:r>
+        <w:t>— Не всі.</w:t>
+      </w:r>
+    </w:p>
+    <w:p>
+      <w:r>
+        <w:t>Він повернувся до таблиці дітей.</w:t>
+      </w:r>
+    </w:p>
+    <w:p>
+      <w:r>
+        <w:t>— Вони померли?</w:t>
+      </w:r>
+    </w:p>
+    <w:p>
+      <w:r>
+        <w:t>Вона кивнула.</w:t>
+      </w:r>
+    </w:p>
+    <w:p>
+      <w:r>
+        <w:t>Він порахував рядки очима.</w:t>
+      </w:r>
+    </w:p>
+    <w:p>
+      <w:r>
+        <w:t>— Всі?</w:t>
+      </w:r>
+    </w:p>
+    <w:p>
+      <w:r>
+        <w:lastRenderedPageBreak/>
+        <w:t>— Всі.</w:t>
+      </w:r>
+    </w:p>
+    <w:p>
+      <w:r>
+        <w:t>Він більше не гортав.</w:t>
+      </w:r>
+    </w:p>
+    <w:p>
+      <w:r>
+        <w:t>У кабінеті було чути, як хтось у коридорі двічі сказав «я вас почув» і після третього разу перестав звучати так, ніби справді почув.</w:t>
+      </w:r>
+    </w:p>
+    <w:p>
+      <w:r>
+        <w:t>Прокурор подивився на неї.</w:t>
+      </w:r>
+    </w:p>
+    <w:p>
+      <w:r>
+        <w:t>— Ви одну з них знали?</w:t>
+      </w:r>
+    </w:p>
+    <w:p>
+      <w:r>
+        <w:t>Вона не відповіла одразу.</w:t>
+      </w:r>
+    </w:p>
+    <w:p>
+      <w:r>
+        <w:t>— Четверта.</w:t>
+      </w:r>
+    </w:p>
+    <w:p>
+      <w:r>
+        <w:t>Він глянув у таблицю.</w:t>
+      </w:r>
+    </w:p>
+    <w:p>
+      <w:r>
+        <w:t>Потім на неї.</w:t>
+      </w:r>
+    </w:p>
+    <w:p>
+      <w:r>
+        <w:t>— Ваша?</w:t>
+      </w:r>
+    </w:p>
+    <w:p>
+      <w:r>
+        <w:t>— Донька.</w:t>
+      </w:r>
+    </w:p>
+    <w:p>
+      <w:r>
+        <w:t>Він поклав папір рівно.</w:t>
+      </w:r>
+    </w:p>
+    <w:p>
+      <w:r>
+        <w:t>Не сказав «співчуваю».</w:t>
+      </w:r>
+    </w:p>
+    <w:p>
+      <w:r>
+        <w:t>Вона була йому за це вдячна.</w:t>
+      </w:r>
+    </w:p>
+    <w:p>
+      <w:r>
+        <w:t>Через кілька секунд він спитав:</w:t>
+      </w:r>
+    </w:p>
+    <w:p>
+      <w:r>
+        <w:t>— Фонд знав, що це ваша донька?</w:t>
+      </w:r>
+    </w:p>
+    <w:p>
+      <w:r>
+        <w:t>— Тоді я там не працювала.</w:t>
+      </w:r>
+    </w:p>
+    <w:p>
+      <w:r>
+        <w:t>— А зараз?</w:t>
+      </w:r>
+    </w:p>
+    <w:p>
+      <w:r>
+        <w:t>— Ні.</w:t>
+      </w:r>
+    </w:p>
+    <w:p>
+      <w:r>
+        <w:t>Він кивнув.</w:t>
+      </w:r>
+    </w:p>
+    <w:p>
+      <w:r>
+        <w:t>— Добре.</w:t>
+      </w:r>
+    </w:p>
+    <w:p>
+      <w:r>
+        <w:t>— Що тут добре?</w:t>
+      </w:r>
+    </w:p>
+    <w:p>
+      <w:r>
+        <w:t>— Те, що я розумію контекст.</w:t>
+      </w:r>
+    </w:p>
+    <w:p>
+      <w:r>
+        <w:t>— І?</w:t>
+      </w:r>
+    </w:p>
+    <w:p>
+      <w:r>
+        <w:t>Він знову взяв лист із рішенням не перерозподіляти кошти.</w:t>
+      </w:r>
+    </w:p>
+    <w:p>
+      <w:r>
+        <w:t>— І тут поки я не бачу злочину.</w:t>
+      </w:r>
+    </w:p>
+    <w:p>
+      <w:r>
+        <w:t>Вона чекала, що ця фраза вдарить.</w:t>
+      </w:r>
+    </w:p>
+    <w:p>
+      <w:r>
+        <w:t>Не вдарила.</w:t>
+      </w:r>
+    </w:p>
+    <w:p>
+      <w:r>
+        <w:t>Мабуть, тому що вона вже сама кілька днів приходила до неї з різних боків.</w:t>
+      </w:r>
+    </w:p>
+    <w:p>
+      <w:r>
+        <w:t>— Десять дітей померли.</w:t>
+      </w:r>
+    </w:p>
+    <w:p>
+      <w:r>
+        <w:t>— Я бачу.</w:t>
+      </w:r>
+    </w:p>
+    <w:p>
+      <w:r>
+        <w:t>— А десять мільйонів пішли на готель, тренерів, харчування, басейн, папки, фотографа.</w:t>
+      </w:r>
+    </w:p>
+    <w:p>
+      <w:r>
+        <w:t>— Я бачу.</w:t>
+      </w:r>
+    </w:p>
+    <w:p>
+      <w:r>
+        <w:t>— І це нічого?</w:t>
+      </w:r>
+    </w:p>
+    <w:p>
+      <w:r>
+        <w:lastRenderedPageBreak/>
+        <w:t>— Я не сказав «нічого».</w:t>
+      </w:r>
+    </w:p>
+    <w:p>
+      <w:r>
+        <w:t>— А що ви сказали?</w:t>
+      </w:r>
+    </w:p>
+    <w:p>
+      <w:r>
+        <w:t>Він відсунув обидва документи один від одного.</w:t>
+      </w:r>
+    </w:p>
+    <w:p>
+      <w:r>
+        <w:t>— Ви хочете, щоб між цими двома папками був склад злочину.</w:t>
+      </w:r>
+    </w:p>
+    <w:p>
+      <w:r>
+        <w:t>Вона мовчала.</w:t>
+      </w:r>
+    </w:p>
+    <w:p>
+      <w:r>
+        <w:t>— А його не можна покласти між папками тільки тому, що одна з них страшніша.</w:t>
+      </w:r>
+    </w:p>
+    <w:p>
+      <w:r>
+        <w:t>Вона дивилася на нього.</w:t>
+      </w:r>
+    </w:p>
+    <w:p>
+      <w:r>
+        <w:t>— Якщо гроші були цільові, якщо рішення про бюджет прийняте законно, якщо послуги реальні, якщо ніхто не привласнив різницю, якщо документи правдиві — те, що існував інший, набагато важливіший спосіб витратити ці гроші, саме по собі не робить перший спосіб кримінальним.</w:t>
+      </w:r>
+    </w:p>
+    <w:p>
+      <w:r>
+        <w:t>— Тоді що робить?</w:t>
+      </w:r>
+    </w:p>
+    <w:p>
+      <w:r>
+        <w:t>— Умисел. Обман. Заволодіння. Зловживання. Конкретна дія конкретної людини. Не загальне відчуття, що гроші пішли не туди.</w:t>
+      </w:r>
+    </w:p>
+    <w:p>
+      <w:r>
+        <w:t>— А якщо правила саме так і працюють?</w:t>
+      </w:r>
+    </w:p>
+    <w:p>
+      <w:r>
+        <w:t>— Тоді це не до мене.</w:t>
+      </w:r>
+    </w:p>
+    <w:p>
+      <w:r>
+        <w:t>Вона одразу сказала:</w:t>
+      </w:r>
+    </w:p>
+    <w:p>
+      <w:r>
+        <w:t>— А до кого?</w:t>
+      </w:r>
+    </w:p>
+    <w:p>
+      <w:r>
+        <w:t>Він відкрив рот.</w:t>
+      </w:r>
+    </w:p>
+    <w:p>
+      <w:r>
+        <w:t>І закрив.</w:t>
+      </w:r>
+    </w:p>
+    <w:p>
+      <w:r>
+        <w:t>Потім усміхнувся одним краєм губ.</w:t>
+      </w:r>
+    </w:p>
+    <w:p>
+      <w:r>
+        <w:t>— От це вже хороше питання.</w:t>
+      </w:r>
+    </w:p>
+    <w:p>
+      <w:r>
+        <w:t>Вона не усміхнулася.</w:t>
+      </w:r>
+    </w:p>
+    <w:p>
+      <w:r>
+        <w:t>Він повернувся до таблиці тренерів.</w:t>
+      </w:r>
+    </w:p>
+    <w:p>
+      <w:r>
+        <w:t>— Але я б не поспішав.</w:t>
+      </w:r>
+    </w:p>
+    <w:p>
+      <w:r>
+        <w:t>— З чим?</w:t>
+      </w:r>
+    </w:p>
+    <w:p>
+      <w:r>
+        <w:t>— Із тим, що тут усе чисто.</w:t>
+      </w:r>
+    </w:p>
+    <w:p>
+      <w:r>
+        <w:t>Він постукав пальцем по повторюваних прізвищах.</w:t>
+      </w:r>
+    </w:p>
+    <w:p>
+      <w:r>
+        <w:t>— Такі системи іноді дуже люблять слово «довіра». А потім виявляється, що довіра коштує відсоток.</w:t>
+      </w:r>
+    </w:p>
+    <w:p>
+      <w:r>
+        <w:t>— Я не знайшла.</w:t>
+      </w:r>
+    </w:p>
+    <w:p>
+      <w:r>
+        <w:t>— Ви не слідчий.</w:t>
+      </w:r>
+    </w:p>
+    <w:p>
+      <w:r>
+        <w:t>— І ви поки теж нічого не знайшли.</w:t>
+      </w:r>
+    </w:p>
+    <w:p>
+      <w:r>
+        <w:t>— Я десять хвилин дивлюся.</w:t>
+      </w:r>
+    </w:p>
+    <w:p>
+      <w:r>
+        <w:t>— Сорок.</w:t>
+      </w:r>
+    </w:p>
+    <w:p>
+      <w:r>
+        <w:t>Він глянув на годинник.</w:t>
+      </w:r>
+    </w:p>
+    <w:p>
+      <w:r>
+        <w:lastRenderedPageBreak/>
+        <w:t>— Добре. Сорок.</w:t>
+      </w:r>
+    </w:p>
+    <w:p>
+      <w:r>
+        <w:t>Підсунув до себе її таблицю.</w:t>
+      </w:r>
+    </w:p>
+    <w:p>
+      <w:r>
+        <w:t>— Оце залиште.</w:t>
+      </w:r>
+    </w:p>
+    <w:p>
+      <w:r>
+        <w:t>— Це внутрішня інформація.</w:t>
+      </w:r>
+    </w:p>
+    <w:p>
+      <w:r>
+        <w:t>— Тоді не залишайте.</w:t>
+      </w:r>
+    </w:p>
+    <w:p>
+      <w:r>
+        <w:t>Вона вагалася.</w:t>
+      </w:r>
+    </w:p>
+    <w:p>
+      <w:r>
+        <w:t>— Що ви з нею зробите?</w:t>
+      </w:r>
+    </w:p>
+    <w:p>
+      <w:r>
+        <w:t>— Подивлюся на зв’язки. Якщо ви хочете офіційний рух — це інша розмова.</w:t>
+      </w:r>
+    </w:p>
+    <w:p>
+      <w:r>
+        <w:t>— Який рух?</w:t>
+      </w:r>
+    </w:p>
+    <w:p>
+      <w:r>
+        <w:t>— Заява. Реєстрація. Перевірка вже не на рівні «покажіть мені папку».</w:t>
+      </w:r>
+    </w:p>
+    <w:p>
+      <w:r>
+        <w:t>— А якщо там нічого немає?</w:t>
+      </w:r>
+    </w:p>
+    <w:p>
+      <w:r>
+        <w:t>— Тоді нічого немає.</w:t>
+      </w:r>
+    </w:p>
+    <w:p>
+      <w:r>
+        <w:t>— Так просто?</w:t>
+      </w:r>
+    </w:p>
+    <w:p>
+      <w:r>
+        <w:t>— Ні.</w:t>
+      </w:r>
+    </w:p>
+    <w:p>
+      <w:r>
+        <w:t>Він відкинувся назад.</w:t>
+      </w:r>
+    </w:p>
+    <w:p>
+      <w:r>
+        <w:t>— Але мені цікаво інше.</w:t>
+      </w:r>
+    </w:p>
+    <w:p>
+      <w:r>
+        <w:t>— Що?</w:t>
+      </w:r>
+    </w:p>
+    <w:p>
+      <w:r>
+        <w:t>— Ви почали з готелів і тренерів. А принесли десять мертвих дітей.</w:t>
+      </w:r>
+    </w:p>
+    <w:p>
+      <w:r>
+        <w:t>Вона дивилася на нього.</w:t>
+      </w:r>
+    </w:p>
+    <w:p>
+      <w:r>
+        <w:t>— Я принесла документи.</w:t>
+      </w:r>
+    </w:p>
+    <w:p>
+      <w:r>
+        <w:t>— Саме так.</w:t>
+      </w:r>
+    </w:p>
+    <w:p>
+      <w:r>
+        <w:t>Він знову взяв медичну таблицю.</w:t>
+      </w:r>
+    </w:p>
+    <w:p>
+      <w:r>
+        <w:t>— Тут є рішення, яке мені не подобається. Це не юридичний термін. Можете записати.</w:t>
+      </w:r>
+    </w:p>
+    <w:p>
+      <w:r>
+        <w:t>Вона нічого не записувала.</w:t>
+      </w:r>
+    </w:p>
+    <w:p>
+      <w:r>
+        <w:t>— Але якщо ви хочете знайти кримінал, не треба доводити, що тренінг був дурний. Треба знайти, кому було вигідно, щоб він був саме таким, саме там, саме з цими людьми і за ці гроші.</w:t>
+      </w:r>
+    </w:p>
+    <w:p>
+      <w:r>
+        <w:t>— А якщо вигідно було всім?</w:t>
+      </w:r>
+    </w:p>
+    <w:p>
+      <w:r>
+        <w:t>— Усім — це нікому.</w:t>
+      </w:r>
+    </w:p>
+    <w:p>
+      <w:r>
+        <w:t>— Чому?</w:t>
+      </w:r>
+    </w:p>
+    <w:p>
+      <w:r>
+        <w:t>— Бо в кримінальній справі мені потрібні прізвища.</w:t>
+      </w:r>
+    </w:p>
+    <w:p>
+      <w:r>
+        <w:t>Він сказав це спокійно.</w:t>
+      </w:r>
+    </w:p>
+    <w:p>
+      <w:r>
+        <w:t>Потім глянув на свій стіл, ніби згадав, що за дверима ще хтось чекає.</w:t>
+      </w:r>
+    </w:p>
+    <w:p>
+      <w:r>
+        <w:t>— Ви можете принести мені копії договорів із тренерами за кілька років?</w:t>
+      </w:r>
+    </w:p>
+    <w:p>
+      <w:r>
+        <w:t>— Можу дістати.</w:t>
+      </w:r>
+    </w:p>
+    <w:p>
+      <w:r>
+        <w:t>— І відбори. Не тільки переможців. Усіх кандидатів, якщо маєте доступ.</w:t>
+      </w:r>
+    </w:p>
+    <w:p>
+      <w:r>
+        <w:lastRenderedPageBreak/>
+        <w:t>— Не до всіх. Частину доведеться просити в закупівельників.</w:t>
+      </w:r>
+    </w:p>
+    <w:p>
+      <w:r>
+        <w:t>— Закупівлі по готелях і друкарні.</w:t>
+      </w:r>
+    </w:p>
+    <w:p>
+      <w:r>
+        <w:t>— Добре.</w:t>
+      </w:r>
+    </w:p>
+    <w:p>
+      <w:r>
+        <w:t>— І не відбирайте те, що вам здається підозрілим.</w:t>
+      </w:r>
+    </w:p>
+    <w:p>
+      <w:r>
+        <w:t>— Чому?</w:t>
+      </w:r>
+    </w:p>
+    <w:p>
+      <w:r>
+        <w:t>— Бо ви вже вирішили, що підозріле.</w:t>
+      </w:r>
+    </w:p>
+    <w:p>
+      <w:r>
+        <w:t>Вона хотіла заперечити.</w:t>
+      </w:r>
+    </w:p>
+    <w:p>
+      <w:r>
+        <w:t>Не стала.</w:t>
+      </w:r>
+    </w:p>
+    <w:p>
+      <w:r>
+        <w:t>— Давайте все за однаковим критерієм. Наприклад, усі договори з цими трьома тренерами за три роки. Всі закупівлі по цьому готелю. Тоді можна дивитися, а не складати історію з кращих шматків.</w:t>
+      </w:r>
+    </w:p>
+    <w:p>
+      <w:r>
+        <w:t>Вона кивнула.</w:t>
+      </w:r>
+    </w:p>
+    <w:p>
+      <w:r>
+        <w:t>— Це вже розслідування?</w:t>
+      </w:r>
+    </w:p>
+    <w:p>
+      <w:r>
+        <w:t>— Ні.</w:t>
+      </w:r>
+    </w:p>
+    <w:p>
+      <w:r>
+        <w:t>— Тоді що?</w:t>
+      </w:r>
+    </w:p>
+    <w:p>
+      <w:r>
+        <w:t>Він трохи подумав.</w:t>
+      </w:r>
+    </w:p>
+    <w:p>
+      <w:r>
+        <w:t>— Поки мені стало цікаво.</w:t>
+      </w:r>
+    </w:p>
+    <w:p>
+      <w:r>
+        <w:t>Їй не сподобалося слово.</w:t>
+      </w:r>
+    </w:p>
+    <w:p>
+      <w:r>
+        <w:t>Можливо, тому що вона вже бачила, скільки всього починається з того, що комусь стає цікаво.</w:t>
+      </w:r>
+    </w:p>
+    <w:p>
+      <w:r>
+        <w:t>Він підвівся.</w:t>
+      </w:r>
+    </w:p>
+    <w:p>
+      <w:r>
+        <w:t>— І ще.</w:t>
+      </w:r>
+    </w:p>
+    <w:p>
+      <w:r>
+        <w:t>Вона теж встала.</w:t>
+      </w:r>
+    </w:p>
+    <w:p>
+      <w:r>
+        <w:t>— Не пишіть нічого на робочому комп’ютері, чого не хотіли б потім пояснювати.</w:t>
+      </w:r>
+    </w:p>
+    <w:p>
+      <w:r>
+        <w:t>— Це порада прокурора?</w:t>
+      </w:r>
+    </w:p>
+    <w:p>
+      <w:r>
+        <w:t>— Це порада людини, яка бачила, як люди називають файл «схема_остаточно».</w:t>
+      </w:r>
+    </w:p>
+    <w:p>
+      <w:r>
+        <w:t>Вона вперше засміялася.</w:t>
+      </w:r>
+    </w:p>
+    <w:p>
+      <w:r>
+        <w:t>— У мене «Перевірити».</w:t>
+      </w:r>
+    </w:p>
+    <w:p>
+      <w:r>
+        <w:t>— Уже краще.</w:t>
+      </w:r>
+    </w:p>
+    <w:p>
+      <w:r>
+        <w:t>Він відкрив двері.</w:t>
+      </w:r>
+    </w:p>
+    <w:p>
+      <w:r>
+        <w:t>У коридорі чоловік із прозорим файлом одразу підвівся.</w:t>
+      </w:r>
+    </w:p>
+    <w:p>
+      <w:r>
+        <w:t>Вона вийшла.</w:t>
+      </w:r>
+    </w:p>
+    <w:p>
+      <w:r>
+        <w:t>На вулиці було прохолодніше.</w:t>
+      </w:r>
+    </w:p>
+    <w:p>
+      <w:r>
+        <w:t>Папка стала легшою тільки на кілька копій.</w:t>
+      </w:r>
+    </w:p>
+    <w:p>
+      <w:r>
+        <w:t>Блокнот лежав там само.</w:t>
+      </w:r>
+    </w:p>
+    <w:p>
+      <w:r>
+        <w:t>В автобусі вона відкрила його на сторінці, де було:</w:t>
+      </w:r>
+    </w:p>
+    <w:p>
+      <w:r>
+        <w:lastRenderedPageBreak/>
+        <w:t>«Що тут порушено?»</w:t>
+      </w:r>
+    </w:p>
+    <w:p>
+      <w:r>
+        <w:t>Нижче — чотири знаки питання.</w:t>
+      </w:r>
+    </w:p>
+    <w:p>
+      <w:r>
+        <w:t>Вона не дописала п’ятий.</w:t>
+      </w:r>
+    </w:p>
+    <w:p>
+      <w:r>
+        <w:t>Закрила блокнот, бо треба було виходити.</w:t>
+      </w:r>
+    </w:p>
     <w:sectPr>
       <w:pgSz w:w="12240" w:h="15840"/>
       <w:pgMar w:top="1134" w:right="1134" w:bottom="1134" w:left="1417" w:header="720" w:footer="720" w:gutter="0"/>
@@ -37908,7 +47611,7 @@
 </file>
 
 <file path=customXml/itemProps1.xml><?xml version="1.0" encoding="utf-8"?>
-<ds:datastoreItem xmlns:ds="http://schemas.openxmlformats.org/officeDocument/2006/customXml" ds:itemID="{9B16B940-77B9-414D-B879-0A2CC4D1EE7D}">
+<ds:datastoreItem xmlns:ds="http://schemas.openxmlformats.org/officeDocument/2006/customXml" ds:itemID="{D7663897-4DBC-4760-8C14-5FE520F0F9EF}">
   <ds:schemaRefs>
     <ds:schemaRef ds:uri="http://schemas.openxmlformats.org/officeDocument/2006/bibliography"/>
   </ds:schemaRefs>
